--- a/Acadex_SRS.docx
+++ b/Acadex_SRS.docx
@@ -37,7 +37,7 @@
                     <pic:cNvPicPr preferRelativeResize="0"/>
                   </pic:nvPicPr>
                   <pic:blipFill>
-                    <a:blip r:embed="rId6"/>
+                    <a:blip r:embed="rId8"/>
                     <a:srcRect/>
                     <a:stretch>
                       <a:fillRect/>
@@ -92,6 +92,7 @@
         </w:rPr>
         <w:t xml:space="preserve">CAPSTONEPROJECTREPORT </w:t>
       </w:r>
+      <w:proofErr w:type="spellStart"/>
       <w:r>
         <w:rPr>
           <w:rFonts w:ascii="Times New Roman" w:eastAsia="Times New Roman" w:hAnsi="Times New Roman" w:cs="Times New Roman"/>
@@ -102,6 +103,7 @@
         </w:rPr>
         <w:t>Acadex</w:t>
       </w:r>
+      <w:proofErr w:type="spellEnd"/>
       <w:r>
         <w:rPr>
           <w:rFonts w:ascii="Times New Roman" w:eastAsia="Times New Roman" w:hAnsi="Times New Roman" w:cs="Times New Roman"/>
@@ -143,35 +145,14 @@
           <w:sz w:val="24"/>
           <w:szCs w:val="24"/>
         </w:rPr>
-        <w:t xml:space="preserve">– Da Nang, May </w:t>
-      </w:r>
-      <w:r>
-        <w:rPr>
-          <w:rFonts w:ascii="Times New Roman" w:eastAsia="Times New Roman" w:hAnsi="Times New Roman" w:cs="Times New Roman"/>
-          <w:b/>
-          <w:color w:val="000000"/>
-          <w:sz w:val="24"/>
-          <w:szCs w:val="24"/>
-        </w:rPr>
-        <w:t>2026</w:t>
-      </w:r>
-      <w:r>
-        <w:rPr>
-          <w:rFonts w:ascii="Times New Roman" w:eastAsia="Times New Roman" w:hAnsi="Times New Roman" w:cs="Times New Roman"/>
-          <w:b/>
-          <w:color w:val="000000"/>
-          <w:sz w:val="24"/>
-          <w:szCs w:val="24"/>
-        </w:rPr>
-        <w:t xml:space="preserve"> –</w:t>
+        <w:t>– Da Nang, May 2026 –</w:t>
       </w:r>
     </w:p>
     <w:sdt>
       <w:sdtPr>
         <w:rPr>
-          <w:rFonts w:asciiTheme="minorHAnsi" w:hAnsiTheme="minorHAnsi" w:cstheme="minorHAnsi"/>
-          <w:sz w:val="36"/>
-          <w:szCs w:val="36"/>
+          <w:b/>
+          <w:bCs/>
         </w:rPr>
         <w:id w:val="1535076324"/>
         <w:docPartObj>
@@ -182,18 +163,16 @@
       <w:sdtContent>
         <w:p>
           <w:pPr>
-            <w:pStyle w:val="TOCHeading"/>
+            <w:pStyle w:val="Heading2"/>
             <w:rPr>
-              <w:rFonts w:asciiTheme="minorHAnsi" w:hAnsiTheme="minorHAnsi" w:cstheme="minorHAnsi"/>
-              <w:sz w:val="36"/>
-              <w:szCs w:val="36"/>
+              <w:b/>
+              <w:bCs/>
             </w:rPr>
           </w:pPr>
           <w:r>
             <w:rPr>
-              <w:rFonts w:asciiTheme="minorHAnsi" w:hAnsiTheme="minorHAnsi" w:cstheme="minorHAnsi"/>
-              <w:sz w:val="36"/>
-              <w:szCs w:val="36"/>
+              <w:b/>
+              <w:bCs/>
             </w:rPr>
             <w:t>Table of Contents</w:t>
           </w:r>
@@ -2447,8 +2426,8 @@
           <w:rFonts w:ascii="Times New Roman" w:eastAsia="Times New Roman" w:hAnsi="Times New Roman" w:cs="Times New Roman"/>
           <w:b/>
           <w:color w:val="C00000"/>
-          <w:sz w:val="25"/>
-          <w:szCs w:val="25"/>
+          <w:sz w:val="32"/>
+          <w:szCs w:val="32"/>
         </w:rPr>
       </w:pPr>
       <w:r>
@@ -2456,8 +2435,8 @@
           <w:rFonts w:ascii="Times New Roman" w:eastAsia="Times New Roman" w:hAnsi="Times New Roman" w:cs="Times New Roman"/>
           <w:b/>
           <w:color w:val="C00000"/>
-          <w:sz w:val="25"/>
-          <w:szCs w:val="25"/>
+          <w:sz w:val="32"/>
+          <w:szCs w:val="32"/>
         </w:rPr>
         <w:t xml:space="preserve">I. Record of Changes </w:t>
       </w:r>
@@ -3896,8 +3875,8 @@
           <w:rFonts w:ascii="Times New Roman" w:eastAsia="Times New Roman" w:hAnsi="Times New Roman" w:cs="Times New Roman"/>
           <w:b/>
           <w:color w:val="C00000"/>
-          <w:sz w:val="25"/>
-          <w:szCs w:val="25"/>
+          <w:sz w:val="32"/>
+          <w:szCs w:val="32"/>
         </w:rPr>
       </w:pPr>
       <w:r>
@@ -3905,11 +3884,28 @@
           <w:rFonts w:ascii="Times New Roman" w:eastAsia="Times New Roman" w:hAnsi="Times New Roman" w:cs="Times New Roman"/>
           <w:b/>
           <w:color w:val="C00000"/>
-          <w:sz w:val="25"/>
-          <w:szCs w:val="25"/>
+          <w:sz w:val="32"/>
+          <w:szCs w:val="32"/>
         </w:rPr>
         <w:lastRenderedPageBreak/>
         <w:t xml:space="preserve">II. Software Requirement Specification </w:t>
+      </w:r>
+    </w:p>
+    <w:p>
+      <w:pPr>
+        <w:pStyle w:val="Heading2"/>
+        <w:rPr>
+          <w:b/>
+          <w:bCs/>
+          <w:lang w:val="vi-VN"/>
+        </w:rPr>
+      </w:pPr>
+      <w:r>
+        <w:rPr>
+          <w:b/>
+          <w:bCs/>
+        </w:rPr>
+        <w:t>1. Introduction</w:t>
       </w:r>
     </w:p>
     <w:p>
@@ -3930,72 +3926,1400 @@
           <w:color w:val="000000"/>
           <w:sz w:val="25"/>
           <w:szCs w:val="25"/>
+        </w:rPr>
+      </w:pPr>
+      <w:r>
+        <w:rPr>
+          <w:rFonts w:ascii="Times New Roman" w:eastAsia="Times New Roman" w:hAnsi="Times New Roman" w:cs="Times New Roman"/>
+          <w:b/>
+          <w:color w:val="000000"/>
+          <w:sz w:val="24"/>
+          <w:szCs w:val="24"/>
+        </w:rPr>
+        <w:t>1.1 Purpose</w:t>
+      </w:r>
+    </w:p>
+    <w:p>
+      <w:pPr>
+        <w:rPr>
+          <w:rFonts w:ascii="Times New Roman" w:hAnsi="Times New Roman" w:cs="Times New Roman"/>
+          <w:sz w:val="24"/>
+          <w:szCs w:val="24"/>
           <w:lang w:val="vi-VN"/>
         </w:rPr>
       </w:pPr>
       <w:r>
         <w:rPr>
-          <w:rFonts w:ascii="Times New Roman" w:eastAsia="Times New Roman" w:hAnsi="Times New Roman" w:cs="Times New Roman"/>
+          <w:rFonts w:ascii="Times New Roman" w:hAnsi="Times New Roman" w:cs="Times New Roman"/>
+          <w:sz w:val="24"/>
+          <w:szCs w:val="24"/>
+        </w:rPr>
+        <w:t xml:space="preserve">The purpose of this Software Requirements Specification (SRS) document is to define the functional and non-functional requirements of the </w:t>
+      </w:r>
+      <w:proofErr w:type="spellStart"/>
+      <w:r>
+        <w:rPr>
+          <w:rFonts w:ascii="Times New Roman" w:hAnsi="Times New Roman" w:cs="Times New Roman"/>
+          <w:sz w:val="24"/>
+          <w:szCs w:val="24"/>
+        </w:rPr>
+        <w:t>Acadex</w:t>
+      </w:r>
+      <w:proofErr w:type="spellEnd"/>
+      <w:r>
+        <w:rPr>
+          <w:rFonts w:ascii="Times New Roman" w:hAnsi="Times New Roman" w:cs="Times New Roman"/>
+          <w:sz w:val="24"/>
+          <w:szCs w:val="24"/>
+        </w:rPr>
+        <w:t xml:space="preserve"> Student Management System. This document serves as a clear, shared agreement between the development team, testers, project managers, and stakeholders. It acts as the primary blueprint for the implementation phase, system testing, and future maintenance of the software.</w:t>
+      </w:r>
+    </w:p>
+    <w:p>
+      <w:pPr>
+        <w:rPr>
+          <w:rFonts w:ascii="Times New Roman" w:hAnsi="Times New Roman" w:cs="Times New Roman"/>
+          <w:sz w:val="24"/>
+          <w:szCs w:val="24"/>
+          <w:lang w:val="vi-VN"/>
+        </w:rPr>
+      </w:pPr>
+    </w:p>
+    <w:p>
+      <w:pPr>
+        <w:rPr>
+          <w:rFonts w:ascii="Times New Roman" w:hAnsi="Times New Roman" w:cs="Times New Roman"/>
           <w:b/>
-          <w:color w:val="000000"/>
-          <w:sz w:val="25"/>
-          <w:szCs w:val="25"/>
-        </w:rPr>
-        <w:t xml:space="preserve">1. </w:t>
-      </w:r>
-      <w:r>
-        <w:rPr>
-          <w:rFonts w:ascii="Times New Roman" w:eastAsia="Times New Roman" w:hAnsi="Times New Roman" w:cs="Times New Roman"/>
+          <w:bCs/>
+          <w:sz w:val="24"/>
+          <w:szCs w:val="24"/>
+          <w:lang w:val="vi-VN"/>
+        </w:rPr>
+      </w:pPr>
+      <w:r>
+        <w:rPr>
+          <w:rFonts w:ascii="Times New Roman" w:hAnsi="Times New Roman" w:cs="Times New Roman"/>
           <w:b/>
-          <w:color w:val="000000"/>
-          <w:sz w:val="25"/>
-          <w:szCs w:val="25"/>
-        </w:rPr>
-        <w:t>Introduction</w:t>
-      </w:r>
-    </w:p>
-    <w:p>
-      <w:pPr>
-        <w:widowControl w:val="0"/>
-        <w:pBdr>
-          <w:top w:val="nil"/>
-          <w:left w:val="nil"/>
-          <w:bottom w:val="nil"/>
-          <w:right w:val="nil"/>
-          <w:between w:val="nil"/>
-        </w:pBdr>
-        <w:spacing w:before="343" w:line="240" w:lineRule="auto"/>
-        <w:ind w:left="13"/>
-        <w:rPr>
-          <w:rFonts w:ascii="Times New Roman" w:eastAsia="Times New Roman" w:hAnsi="Times New Roman" w:cs="Times New Roman"/>
+          <w:bCs/>
+          <w:sz w:val="24"/>
+          <w:szCs w:val="24"/>
+          <w:lang w:val="vi-VN"/>
+        </w:rPr>
+        <w:t>1.2 Scope</w:t>
+      </w:r>
+    </w:p>
+    <w:p>
+      <w:pPr>
+        <w:rPr>
+          <w:rFonts w:ascii="Times New Roman" w:hAnsi="Times New Roman" w:cs="Times New Roman"/>
+          <w:sz w:val="24"/>
+          <w:szCs w:val="24"/>
+          <w:lang w:val="vi-VN"/>
+        </w:rPr>
+      </w:pPr>
+      <w:proofErr w:type="spellStart"/>
+      <w:r>
+        <w:rPr>
+          <w:rFonts w:ascii="Times New Roman" w:hAnsi="Times New Roman" w:cs="Times New Roman"/>
+          <w:sz w:val="24"/>
+          <w:szCs w:val="24"/>
+        </w:rPr>
+        <w:t>Acadex</w:t>
+      </w:r>
+      <w:proofErr w:type="spellEnd"/>
+      <w:r>
+        <w:rPr>
+          <w:rFonts w:ascii="Times New Roman" w:hAnsi="Times New Roman" w:cs="Times New Roman"/>
+          <w:sz w:val="24"/>
+          <w:szCs w:val="24"/>
+        </w:rPr>
+        <w:t xml:space="preserve"> is a web-only student management system designed to digitalize and centralize academic workflows within the school. The system replaces manual, paper-and-spreadsheet-based administrative tasks with a single, unified platform. </w:t>
+      </w:r>
+    </w:p>
+    <w:p>
+      <w:pPr>
+        <w:rPr>
+          <w:rFonts w:ascii="Times New Roman" w:hAnsi="Times New Roman" w:cs="Times New Roman"/>
+          <w:sz w:val="24"/>
+          <w:szCs w:val="24"/>
+          <w:lang w:val="vi-VN"/>
+        </w:rPr>
+      </w:pPr>
+    </w:p>
+    <w:p>
+      <w:pPr>
+        <w:rPr>
+          <w:rFonts w:ascii="Times New Roman" w:hAnsi="Times New Roman" w:cs="Times New Roman"/>
+          <w:sz w:val="24"/>
+          <w:szCs w:val="24"/>
+        </w:rPr>
+      </w:pPr>
+      <w:r>
+        <w:rPr>
+          <w:rFonts w:ascii="Times New Roman" w:hAnsi="Times New Roman" w:cs="Times New Roman"/>
+          <w:sz w:val="24"/>
+          <w:szCs w:val="24"/>
+        </w:rPr>
+        <w:t>In-Scope Core Features:</w:t>
+      </w:r>
+    </w:p>
+    <w:p>
+      <w:pPr>
+        <w:numPr>
+          <w:ilvl w:val="0"/>
+          <w:numId w:val="22"/>
+        </w:numPr>
+        <w:rPr>
+          <w:rFonts w:ascii="Times New Roman" w:hAnsi="Times New Roman" w:cs="Times New Roman"/>
+          <w:sz w:val="24"/>
+          <w:szCs w:val="24"/>
+        </w:rPr>
+      </w:pPr>
+      <w:r>
+        <w:rPr>
+          <w:rFonts w:ascii="Times New Roman" w:hAnsi="Times New Roman" w:cs="Times New Roman"/>
+          <w:sz w:val="24"/>
+          <w:szCs w:val="24"/>
+        </w:rPr>
+        <w:t xml:space="preserve">Authentication &amp; Role-Based Access Control (RBAC): Secure login and session management for three specific roles: Admin, Teacher, and Student. </w:t>
+      </w:r>
+    </w:p>
+    <w:p>
+      <w:pPr>
+        <w:numPr>
+          <w:ilvl w:val="0"/>
+          <w:numId w:val="22"/>
+        </w:numPr>
+        <w:rPr>
+          <w:rFonts w:ascii="Times New Roman" w:hAnsi="Times New Roman" w:cs="Times New Roman"/>
+          <w:sz w:val="24"/>
+          <w:szCs w:val="24"/>
+        </w:rPr>
+      </w:pPr>
+      <w:r>
+        <w:rPr>
+          <w:rFonts w:ascii="Times New Roman" w:hAnsi="Times New Roman" w:cs="Times New Roman"/>
+          <w:sz w:val="24"/>
+          <w:szCs w:val="24"/>
+        </w:rPr>
+        <w:t xml:space="preserve">Student &amp; Academic Management: CRUD operations (Create, Read, Update, Delete) on core data including Student Profiles, Classes, and Subjects. </w:t>
+      </w:r>
+    </w:p>
+    <w:p>
+      <w:pPr>
+        <w:numPr>
+          <w:ilvl w:val="0"/>
+          <w:numId w:val="22"/>
+        </w:numPr>
+        <w:rPr>
+          <w:rFonts w:ascii="Times New Roman" w:hAnsi="Times New Roman" w:cs="Times New Roman"/>
+          <w:sz w:val="24"/>
+          <w:szCs w:val="24"/>
+        </w:rPr>
+      </w:pPr>
+      <w:r>
+        <w:rPr>
+          <w:rFonts w:ascii="Times New Roman" w:hAnsi="Times New Roman" w:cs="Times New Roman"/>
+          <w:sz w:val="24"/>
+          <w:szCs w:val="24"/>
+        </w:rPr>
+        <w:t xml:space="preserve">Performance Tracking: Modules for online attendance tracking, grade entry, and automated Cumulative Grade Point Average (GPA) calculations. </w:t>
+      </w:r>
+    </w:p>
+    <w:p>
+      <w:pPr>
+        <w:numPr>
+          <w:ilvl w:val="0"/>
+          <w:numId w:val="22"/>
+        </w:numPr>
+        <w:rPr>
+          <w:rFonts w:ascii="Times New Roman" w:hAnsi="Times New Roman" w:cs="Times New Roman"/>
+          <w:sz w:val="24"/>
+          <w:szCs w:val="24"/>
+        </w:rPr>
+      </w:pPr>
+      <w:r>
+        <w:rPr>
+          <w:rFonts w:ascii="Times New Roman" w:hAnsi="Times New Roman" w:cs="Times New Roman"/>
+          <w:sz w:val="24"/>
+          <w:szCs w:val="24"/>
+        </w:rPr>
+        <w:t xml:space="preserve">Reporting &amp; Notifications: System notifications and generation of academic reports (transcripts, attendance summaries) exportable to Excel and PDF formats. </w:t>
+      </w:r>
+    </w:p>
+    <w:p>
+      <w:pPr>
+        <w:ind w:left="720"/>
+        <w:rPr>
+          <w:rFonts w:ascii="Times New Roman" w:hAnsi="Times New Roman" w:cs="Times New Roman"/>
+          <w:sz w:val="24"/>
+          <w:szCs w:val="24"/>
+        </w:rPr>
+      </w:pPr>
+    </w:p>
+    <w:p>
+      <w:pPr>
+        <w:rPr>
+          <w:rFonts w:ascii="Times New Roman" w:hAnsi="Times New Roman" w:cs="Times New Roman"/>
+          <w:sz w:val="24"/>
+          <w:szCs w:val="24"/>
+        </w:rPr>
+      </w:pPr>
+      <w:r>
+        <w:rPr>
+          <w:rFonts w:ascii="Times New Roman" w:hAnsi="Times New Roman" w:cs="Times New Roman"/>
+          <w:sz w:val="24"/>
+          <w:szCs w:val="24"/>
+        </w:rPr>
+        <w:t>Out-of-Scope (Explicit Exclusions):</w:t>
+      </w:r>
+    </w:p>
+    <w:p>
+      <w:pPr>
+        <w:rPr>
+          <w:rFonts w:ascii="Times New Roman" w:hAnsi="Times New Roman" w:cs="Times New Roman"/>
+          <w:sz w:val="24"/>
+          <w:szCs w:val="24"/>
+        </w:rPr>
+      </w:pPr>
+      <w:r>
+        <w:rPr>
+          <w:rFonts w:ascii="Times New Roman" w:hAnsi="Times New Roman" w:cs="Times New Roman"/>
+          <w:sz w:val="24"/>
+          <w:szCs w:val="24"/>
+        </w:rPr>
+        <w:t xml:space="preserve">To maintain focus on core academic management, the current version of </w:t>
+      </w:r>
+      <w:proofErr w:type="spellStart"/>
+      <w:r>
+        <w:rPr>
+          <w:rFonts w:ascii="Times New Roman" w:hAnsi="Times New Roman" w:cs="Times New Roman"/>
+          <w:sz w:val="24"/>
+          <w:szCs w:val="24"/>
+        </w:rPr>
+        <w:t>Acadex</w:t>
+      </w:r>
+      <w:proofErr w:type="spellEnd"/>
+      <w:r>
+        <w:rPr>
+          <w:rFonts w:ascii="Times New Roman" w:hAnsi="Times New Roman" w:cs="Times New Roman"/>
+          <w:sz w:val="24"/>
+          <w:szCs w:val="24"/>
+        </w:rPr>
+        <w:t xml:space="preserve"> strictly excludes:</w:t>
+      </w:r>
+    </w:p>
+    <w:p>
+      <w:pPr>
+        <w:numPr>
+          <w:ilvl w:val="0"/>
+          <w:numId w:val="23"/>
+        </w:numPr>
+        <w:rPr>
+          <w:rFonts w:ascii="Times New Roman" w:hAnsi="Times New Roman" w:cs="Times New Roman"/>
+          <w:sz w:val="24"/>
+          <w:szCs w:val="24"/>
+        </w:rPr>
+      </w:pPr>
+      <w:r>
+        <w:rPr>
+          <w:rFonts w:ascii="Times New Roman" w:hAnsi="Times New Roman" w:cs="Times New Roman"/>
+          <w:sz w:val="24"/>
+          <w:szCs w:val="24"/>
+        </w:rPr>
+        <w:t>Desktop applications or Mobile Apps (Web-only platform).</w:t>
+      </w:r>
+    </w:p>
+    <w:p>
+      <w:pPr>
+        <w:numPr>
+          <w:ilvl w:val="0"/>
+          <w:numId w:val="23"/>
+        </w:numPr>
+        <w:rPr>
+          <w:rFonts w:ascii="Times New Roman" w:hAnsi="Times New Roman" w:cs="Times New Roman"/>
+          <w:sz w:val="24"/>
+          <w:szCs w:val="24"/>
+        </w:rPr>
+      </w:pPr>
+      <w:r>
+        <w:rPr>
+          <w:rFonts w:ascii="Times New Roman" w:hAnsi="Times New Roman" w:cs="Times New Roman"/>
+          <w:sz w:val="24"/>
+          <w:szCs w:val="24"/>
+        </w:rPr>
+        <w:t>AI-based features (such as facial recognition for attendance check-in).</w:t>
+      </w:r>
+    </w:p>
+    <w:p>
+      <w:pPr>
+        <w:numPr>
+          <w:ilvl w:val="0"/>
+          <w:numId w:val="23"/>
+        </w:numPr>
+        <w:rPr>
+          <w:rFonts w:ascii="Times New Roman" w:hAnsi="Times New Roman" w:cs="Times New Roman"/>
+          <w:sz w:val="24"/>
+          <w:szCs w:val="24"/>
+        </w:rPr>
+      </w:pPr>
+      <w:r>
+        <w:rPr>
+          <w:rFonts w:ascii="Times New Roman" w:hAnsi="Times New Roman" w:cs="Times New Roman"/>
+          <w:sz w:val="24"/>
+          <w:szCs w:val="24"/>
+        </w:rPr>
+        <w:t>Online tuition fee payment gateways or financial systems.</w:t>
+      </w:r>
+    </w:p>
+    <w:p>
+      <w:pPr>
+        <w:numPr>
+          <w:ilvl w:val="0"/>
+          <w:numId w:val="23"/>
+        </w:numPr>
+        <w:rPr>
+          <w:rFonts w:ascii="Times New Roman" w:hAnsi="Times New Roman" w:cs="Times New Roman"/>
+          <w:sz w:val="24"/>
+          <w:szCs w:val="24"/>
+        </w:rPr>
+      </w:pPr>
+      <w:r>
+        <w:rPr>
+          <w:rFonts w:ascii="Times New Roman" w:hAnsi="Times New Roman" w:cs="Times New Roman"/>
+          <w:sz w:val="24"/>
+          <w:szCs w:val="24"/>
+        </w:rPr>
+        <w:t>Real-time chat apps or video call platforms.</w:t>
+      </w:r>
+    </w:p>
+    <w:p>
+      <w:pPr>
+        <w:rPr>
+          <w:rFonts w:ascii="Times New Roman" w:hAnsi="Times New Roman" w:cs="Times New Roman"/>
+          <w:sz w:val="24"/>
+          <w:szCs w:val="24"/>
+          <w:lang w:val="vi-VN"/>
+        </w:rPr>
+      </w:pPr>
+    </w:p>
+    <w:p>
+      <w:pPr>
+        <w:rPr>
+          <w:rFonts w:ascii="Times New Roman" w:hAnsi="Times New Roman" w:cs="Times New Roman"/>
           <w:b/>
-          <w:color w:val="000000"/>
-          <w:sz w:val="25"/>
-          <w:szCs w:val="25"/>
-        </w:rPr>
-      </w:pPr>
-      <w:r>
-        <w:rPr>
-          <w:rFonts w:ascii="Times New Roman" w:eastAsia="Times New Roman" w:hAnsi="Times New Roman" w:cs="Times New Roman"/>
+          <w:bCs/>
+          <w:sz w:val="24"/>
+          <w:szCs w:val="24"/>
+          <w:lang w:val="vi-VN"/>
+        </w:rPr>
+      </w:pPr>
+      <w:r>
+        <w:rPr>
+          <w:rFonts w:ascii="Times New Roman" w:hAnsi="Times New Roman" w:cs="Times New Roman"/>
           <w:b/>
-          <w:color w:val="000000"/>
-          <w:sz w:val="24"/>
-          <w:szCs w:val="24"/>
-        </w:rPr>
-        <w:t xml:space="preserve">1.1 </w:t>
-      </w:r>
-      <w:r>
-        <w:rPr>
-          <w:rFonts w:ascii="Times New Roman" w:eastAsia="Times New Roman" w:hAnsi="Times New Roman" w:cs="Times New Roman"/>
+          <w:bCs/>
+          <w:sz w:val="24"/>
+          <w:szCs w:val="24"/>
+        </w:rPr>
+        <w:t>1.3 Intended Audience</w:t>
+      </w:r>
+    </w:p>
+    <w:p>
+      <w:pPr>
+        <w:rPr>
+          <w:rFonts w:ascii="Times New Roman" w:hAnsi="Times New Roman" w:cs="Times New Roman"/>
+          <w:sz w:val="24"/>
+          <w:szCs w:val="24"/>
+        </w:rPr>
+      </w:pPr>
+      <w:r>
+        <w:rPr>
+          <w:rFonts w:ascii="Times New Roman" w:hAnsi="Times New Roman" w:cs="Times New Roman"/>
+          <w:sz w:val="24"/>
+          <w:szCs w:val="24"/>
+        </w:rPr>
+        <w:t>This document is designed for use by the following stakeholders:</w:t>
+      </w:r>
+    </w:p>
+    <w:p>
+      <w:pPr>
+        <w:numPr>
+          <w:ilvl w:val="0"/>
+          <w:numId w:val="24"/>
+        </w:numPr>
+        <w:rPr>
+          <w:rFonts w:ascii="Times New Roman" w:hAnsi="Times New Roman" w:cs="Times New Roman"/>
+          <w:sz w:val="24"/>
+          <w:szCs w:val="24"/>
+        </w:rPr>
+      </w:pPr>
+      <w:r>
+        <w:rPr>
+          <w:rFonts w:ascii="Times New Roman" w:hAnsi="Times New Roman" w:cs="Times New Roman"/>
+          <w:sz w:val="24"/>
+          <w:szCs w:val="24"/>
+        </w:rPr>
+        <w:t>Project Managers: To monitor project progress, milestones, and resource allocation.</w:t>
+      </w:r>
+    </w:p>
+    <w:p>
+      <w:pPr>
+        <w:numPr>
+          <w:ilvl w:val="0"/>
+          <w:numId w:val="24"/>
+        </w:numPr>
+        <w:rPr>
+          <w:rFonts w:ascii="Times New Roman" w:hAnsi="Times New Roman" w:cs="Times New Roman"/>
+          <w:sz w:val="24"/>
+          <w:szCs w:val="24"/>
+        </w:rPr>
+      </w:pPr>
+      <w:r>
+        <w:rPr>
+          <w:rFonts w:ascii="Times New Roman" w:hAnsi="Times New Roman" w:cs="Times New Roman"/>
+          <w:sz w:val="24"/>
+          <w:szCs w:val="24"/>
+        </w:rPr>
+        <w:t>System Architects &amp; Business Analysts: To validate requirements and guide technical design.</w:t>
+      </w:r>
+    </w:p>
+    <w:p>
+      <w:pPr>
+        <w:numPr>
+          <w:ilvl w:val="0"/>
+          <w:numId w:val="24"/>
+        </w:numPr>
+        <w:rPr>
+          <w:rFonts w:ascii="Times New Roman" w:hAnsi="Times New Roman" w:cs="Times New Roman"/>
+          <w:sz w:val="24"/>
+          <w:szCs w:val="24"/>
+        </w:rPr>
+      </w:pPr>
+      <w:r>
+        <w:rPr>
+          <w:rFonts w:ascii="Times New Roman" w:hAnsi="Times New Roman" w:cs="Times New Roman"/>
+          <w:sz w:val="24"/>
+          <w:szCs w:val="24"/>
+        </w:rPr>
+        <w:lastRenderedPageBreak/>
+        <w:t>Developers: To use as a direct coding blueprint for user interfaces, APIs, and database scripts.</w:t>
+      </w:r>
+    </w:p>
+    <w:p>
+      <w:pPr>
+        <w:numPr>
+          <w:ilvl w:val="0"/>
+          <w:numId w:val="24"/>
+        </w:numPr>
+        <w:rPr>
+          <w:rFonts w:ascii="Times New Roman" w:hAnsi="Times New Roman" w:cs="Times New Roman"/>
+          <w:sz w:val="24"/>
+          <w:szCs w:val="24"/>
+        </w:rPr>
+      </w:pPr>
+      <w:r>
+        <w:rPr>
+          <w:rFonts w:ascii="Times New Roman" w:hAnsi="Times New Roman" w:cs="Times New Roman"/>
+          <w:sz w:val="24"/>
+          <w:szCs w:val="24"/>
+        </w:rPr>
+        <w:t>Testers (QA): To write accurate functional, validation, and security test cases.</w:t>
+      </w:r>
+    </w:p>
+    <w:p>
+      <w:pPr>
+        <w:numPr>
+          <w:ilvl w:val="0"/>
+          <w:numId w:val="24"/>
+        </w:numPr>
+        <w:rPr>
+          <w:rFonts w:ascii="Times New Roman" w:hAnsi="Times New Roman" w:cs="Times New Roman"/>
+          <w:sz w:val="24"/>
+          <w:szCs w:val="24"/>
+        </w:rPr>
+      </w:pPr>
+      <w:r>
+        <w:rPr>
+          <w:rFonts w:ascii="Times New Roman" w:hAnsi="Times New Roman" w:cs="Times New Roman"/>
+          <w:sz w:val="24"/>
+          <w:szCs w:val="24"/>
+        </w:rPr>
+        <w:t>School Administrators &amp; Faculty: To verify that the system satisfies institutional requirements and workflows.</w:t>
+      </w:r>
+    </w:p>
+    <w:p>
+      <w:pPr>
+        <w:rPr>
+          <w:rFonts w:ascii="Times New Roman" w:hAnsi="Times New Roman" w:cs="Times New Roman"/>
           <w:b/>
-          <w:color w:val="000000"/>
-          <w:sz w:val="24"/>
-          <w:szCs w:val="24"/>
-        </w:rPr>
-        <w:t>Purpose</w:t>
-      </w:r>
-    </w:p>
-    <w:p/>
+          <w:bCs/>
+          <w:sz w:val="24"/>
+          <w:szCs w:val="24"/>
+          <w:lang w:val="vi-VN"/>
+        </w:rPr>
+      </w:pPr>
+    </w:p>
+    <w:p>
+      <w:pPr>
+        <w:rPr>
+          <w:rFonts w:ascii="Times New Roman" w:hAnsi="Times New Roman" w:cs="Times New Roman"/>
+          <w:b/>
+          <w:bCs/>
+          <w:sz w:val="24"/>
+          <w:szCs w:val="24"/>
+          <w:lang w:val="vi-VN"/>
+        </w:rPr>
+      </w:pPr>
+      <w:r>
+        <w:rPr>
+          <w:rFonts w:ascii="Times New Roman" w:hAnsi="Times New Roman" w:cs="Times New Roman"/>
+          <w:b/>
+          <w:bCs/>
+          <w:sz w:val="24"/>
+          <w:szCs w:val="24"/>
+        </w:rPr>
+        <w:t>1.4 Definitions, Acronyms, and Abbreviations</w:t>
+      </w:r>
+    </w:p>
+    <w:p>
+      <w:pPr>
+        <w:rPr>
+          <w:rFonts w:ascii="Times New Roman" w:hAnsi="Times New Roman" w:cs="Times New Roman"/>
+          <w:sz w:val="24"/>
+          <w:szCs w:val="24"/>
+          <w:lang w:val="vi-VN"/>
+        </w:rPr>
+      </w:pPr>
+      <w:r>
+        <w:rPr>
+          <w:rFonts w:ascii="Times New Roman" w:hAnsi="Times New Roman" w:cs="Times New Roman"/>
+          <w:sz w:val="24"/>
+          <w:szCs w:val="24"/>
+        </w:rPr>
+        <w:t>The following technical terms and acronyms are used throughout this document:</w:t>
+      </w:r>
+    </w:p>
+    <w:tbl>
+      <w:tblPr>
+        <w:tblStyle w:val="TableGrid"/>
+        <w:tblW w:w="0" w:type="auto"/>
+        <w:tblLook w:val="04A0" w:firstRow="1" w:lastRow="0" w:firstColumn="1" w:lastColumn="0" w:noHBand="0" w:noVBand="1"/>
+      </w:tblPr>
+      <w:tblGrid>
+        <w:gridCol w:w="3116"/>
+        <w:gridCol w:w="3117"/>
+        <w:gridCol w:w="3117"/>
+      </w:tblGrid>
+      <w:tr>
+        <w:tc>
+          <w:tcPr>
+            <w:tcW w:w="3116" w:type="dxa"/>
+            <w:vAlign w:val="center"/>
+          </w:tcPr>
+          <w:p>
+            <w:pPr>
+              <w:rPr>
+                <w:rFonts w:ascii="Times New Roman" w:hAnsi="Times New Roman" w:cs="Times New Roman"/>
+                <w:sz w:val="24"/>
+                <w:szCs w:val="24"/>
+                <w:lang w:val="vi-VN"/>
+              </w:rPr>
+            </w:pPr>
+            <w:r>
+              <w:rPr>
+                <w:rStyle w:val="Strong"/>
+              </w:rPr>
+              <w:t>Term / Acronym</w:t>
+            </w:r>
+          </w:p>
+        </w:tc>
+        <w:tc>
+          <w:tcPr>
+            <w:tcW w:w="3117" w:type="dxa"/>
+            <w:vAlign w:val="center"/>
+          </w:tcPr>
+          <w:p>
+            <w:pPr>
+              <w:rPr>
+                <w:rFonts w:ascii="Times New Roman" w:hAnsi="Times New Roman" w:cs="Times New Roman"/>
+                <w:sz w:val="24"/>
+                <w:szCs w:val="24"/>
+                <w:lang w:val="vi-VN"/>
+              </w:rPr>
+            </w:pPr>
+            <w:r>
+              <w:rPr>
+                <w:rStyle w:val="Strong"/>
+              </w:rPr>
+              <w:t>Full Definition</w:t>
+            </w:r>
+          </w:p>
+        </w:tc>
+        <w:tc>
+          <w:tcPr>
+            <w:tcW w:w="3117" w:type="dxa"/>
+            <w:vAlign w:val="center"/>
+          </w:tcPr>
+          <w:p>
+            <w:pPr>
+              <w:rPr>
+                <w:rFonts w:ascii="Times New Roman" w:hAnsi="Times New Roman" w:cs="Times New Roman"/>
+                <w:sz w:val="24"/>
+                <w:szCs w:val="24"/>
+                <w:lang w:val="vi-VN"/>
+              </w:rPr>
+            </w:pPr>
+            <w:r>
+              <w:rPr>
+                <w:rStyle w:val="Strong"/>
+              </w:rPr>
+              <w:t>Description in Context</w:t>
+            </w:r>
+          </w:p>
+        </w:tc>
+      </w:tr>
+      <w:tr>
+        <w:tc>
+          <w:tcPr>
+            <w:tcW w:w="3116" w:type="dxa"/>
+            <w:vAlign w:val="center"/>
+          </w:tcPr>
+          <w:p>
+            <w:pPr>
+              <w:rPr>
+                <w:rFonts w:ascii="Times New Roman" w:hAnsi="Times New Roman" w:cs="Times New Roman"/>
+                <w:sz w:val="24"/>
+                <w:szCs w:val="24"/>
+                <w:lang w:val="vi-VN"/>
+              </w:rPr>
+            </w:pPr>
+            <w:r>
+              <w:rPr>
+                <w:b/>
+                <w:bCs/>
+              </w:rPr>
+              <w:t>SRS</w:t>
+            </w:r>
+          </w:p>
+        </w:tc>
+        <w:tc>
+          <w:tcPr>
+            <w:tcW w:w="3117" w:type="dxa"/>
+            <w:vAlign w:val="center"/>
+          </w:tcPr>
+          <w:p>
+            <w:pPr>
+              <w:rPr>
+                <w:rFonts w:ascii="Times New Roman" w:hAnsi="Times New Roman" w:cs="Times New Roman"/>
+                <w:sz w:val="24"/>
+                <w:szCs w:val="24"/>
+                <w:lang w:val="vi-VN"/>
+              </w:rPr>
+            </w:pPr>
+            <w:r>
+              <w:t>Software Requirements Specification</w:t>
+            </w:r>
+          </w:p>
+        </w:tc>
+        <w:tc>
+          <w:tcPr>
+            <w:tcW w:w="3117" w:type="dxa"/>
+            <w:vAlign w:val="center"/>
+          </w:tcPr>
+          <w:p>
+            <w:pPr>
+              <w:rPr>
+                <w:rFonts w:ascii="Times New Roman" w:hAnsi="Times New Roman" w:cs="Times New Roman"/>
+                <w:sz w:val="24"/>
+                <w:szCs w:val="24"/>
+                <w:lang w:val="vi-VN"/>
+              </w:rPr>
+            </w:pPr>
+            <w:r>
+              <w:rPr>
+                <w:rStyle w:val="citation-67"/>
+              </w:rPr>
+              <w:t xml:space="preserve">This technical document defining the requirements of </w:t>
+            </w:r>
+            <w:proofErr w:type="spellStart"/>
+            <w:r>
+              <w:rPr>
+                <w:rStyle w:val="citation-67"/>
+              </w:rPr>
+              <w:t>Acadex</w:t>
+            </w:r>
+            <w:proofErr w:type="spellEnd"/>
+            <w:r>
+              <w:t>.</w:t>
+            </w:r>
+          </w:p>
+        </w:tc>
+      </w:tr>
+      <w:tr>
+        <w:tc>
+          <w:tcPr>
+            <w:tcW w:w="3116" w:type="dxa"/>
+            <w:vAlign w:val="center"/>
+          </w:tcPr>
+          <w:p>
+            <w:pPr>
+              <w:rPr>
+                <w:rFonts w:ascii="Times New Roman" w:hAnsi="Times New Roman" w:cs="Times New Roman"/>
+                <w:sz w:val="24"/>
+                <w:szCs w:val="24"/>
+                <w:lang w:val="vi-VN"/>
+              </w:rPr>
+            </w:pPr>
+            <w:r>
+              <w:rPr>
+                <w:b/>
+                <w:bCs/>
+              </w:rPr>
+              <w:t>RBAC</w:t>
+            </w:r>
+          </w:p>
+        </w:tc>
+        <w:tc>
+          <w:tcPr>
+            <w:tcW w:w="3117" w:type="dxa"/>
+            <w:vAlign w:val="center"/>
+          </w:tcPr>
+          <w:p>
+            <w:pPr>
+              <w:rPr>
+                <w:rFonts w:ascii="Times New Roman" w:hAnsi="Times New Roman" w:cs="Times New Roman"/>
+                <w:sz w:val="24"/>
+                <w:szCs w:val="24"/>
+                <w:lang w:val="vi-VN"/>
+              </w:rPr>
+            </w:pPr>
+            <w:r>
+              <w:t>Role-Based Access Control</w:t>
+            </w:r>
+          </w:p>
+        </w:tc>
+        <w:tc>
+          <w:tcPr>
+            <w:tcW w:w="3117" w:type="dxa"/>
+            <w:vAlign w:val="center"/>
+          </w:tcPr>
+          <w:p>
+            <w:pPr>
+              <w:rPr>
+                <w:rFonts w:ascii="Times New Roman" w:hAnsi="Times New Roman" w:cs="Times New Roman"/>
+                <w:sz w:val="24"/>
+                <w:szCs w:val="24"/>
+                <w:lang w:val="vi-VN"/>
+              </w:rPr>
+            </w:pPr>
+            <w:r>
+              <w:rPr>
+                <w:rStyle w:val="citation-66"/>
+              </w:rPr>
+              <w:t>Enforcing system permissions based on user roles (Admin, Teacher, Student)</w:t>
+            </w:r>
+            <w:r>
+              <w:t>.</w:t>
+            </w:r>
+          </w:p>
+        </w:tc>
+      </w:tr>
+      <w:tr>
+        <w:tc>
+          <w:tcPr>
+            <w:tcW w:w="3116" w:type="dxa"/>
+            <w:vAlign w:val="center"/>
+          </w:tcPr>
+          <w:p>
+            <w:pPr>
+              <w:rPr>
+                <w:rFonts w:ascii="Times New Roman" w:hAnsi="Times New Roman" w:cs="Times New Roman"/>
+                <w:sz w:val="24"/>
+                <w:szCs w:val="24"/>
+                <w:lang w:val="vi-VN"/>
+              </w:rPr>
+            </w:pPr>
+            <w:r>
+              <w:rPr>
+                <w:b/>
+                <w:bCs/>
+              </w:rPr>
+              <w:t>CRUD</w:t>
+            </w:r>
+          </w:p>
+        </w:tc>
+        <w:tc>
+          <w:tcPr>
+            <w:tcW w:w="3117" w:type="dxa"/>
+            <w:vAlign w:val="center"/>
+          </w:tcPr>
+          <w:p>
+            <w:pPr>
+              <w:rPr>
+                <w:rFonts w:ascii="Times New Roman" w:hAnsi="Times New Roman" w:cs="Times New Roman"/>
+                <w:sz w:val="24"/>
+                <w:szCs w:val="24"/>
+                <w:lang w:val="vi-VN"/>
+              </w:rPr>
+            </w:pPr>
+            <w:r>
+              <w:t>Create, Read, Update, Delete</w:t>
+            </w:r>
+          </w:p>
+        </w:tc>
+        <w:tc>
+          <w:tcPr>
+            <w:tcW w:w="3117" w:type="dxa"/>
+            <w:vAlign w:val="center"/>
+          </w:tcPr>
+          <w:p>
+            <w:pPr>
+              <w:rPr>
+                <w:rFonts w:ascii="Times New Roman" w:hAnsi="Times New Roman" w:cs="Times New Roman"/>
+                <w:sz w:val="24"/>
+                <w:szCs w:val="24"/>
+                <w:lang w:val="vi-VN"/>
+              </w:rPr>
+            </w:pPr>
+            <w:r>
+              <w:rPr>
+                <w:rStyle w:val="citation-65"/>
+              </w:rPr>
+              <w:t>The four basic operations for database management</w:t>
+            </w:r>
+            <w:r>
+              <w:t>.</w:t>
+            </w:r>
+          </w:p>
+        </w:tc>
+      </w:tr>
+      <w:tr>
+        <w:tc>
+          <w:tcPr>
+            <w:tcW w:w="3116" w:type="dxa"/>
+            <w:vAlign w:val="center"/>
+          </w:tcPr>
+          <w:p>
+            <w:pPr>
+              <w:rPr>
+                <w:rFonts w:ascii="Times New Roman" w:hAnsi="Times New Roman" w:cs="Times New Roman"/>
+                <w:sz w:val="24"/>
+                <w:szCs w:val="24"/>
+                <w:lang w:val="vi-VN"/>
+              </w:rPr>
+            </w:pPr>
+            <w:r>
+              <w:rPr>
+                <w:b/>
+                <w:bCs/>
+              </w:rPr>
+              <w:t>GPA</w:t>
+            </w:r>
+          </w:p>
+        </w:tc>
+        <w:tc>
+          <w:tcPr>
+            <w:tcW w:w="3117" w:type="dxa"/>
+            <w:vAlign w:val="center"/>
+          </w:tcPr>
+          <w:p>
+            <w:pPr>
+              <w:rPr>
+                <w:rFonts w:ascii="Times New Roman" w:hAnsi="Times New Roman" w:cs="Times New Roman"/>
+                <w:sz w:val="24"/>
+                <w:szCs w:val="24"/>
+                <w:lang w:val="vi-VN"/>
+              </w:rPr>
+            </w:pPr>
+            <w:r>
+              <w:t>Grade Point Average</w:t>
+            </w:r>
+          </w:p>
+        </w:tc>
+        <w:tc>
+          <w:tcPr>
+            <w:tcW w:w="3117" w:type="dxa"/>
+            <w:vAlign w:val="center"/>
+          </w:tcPr>
+          <w:p>
+            <w:pPr>
+              <w:rPr>
+                <w:rFonts w:ascii="Times New Roman" w:hAnsi="Times New Roman" w:cs="Times New Roman"/>
+                <w:sz w:val="24"/>
+                <w:szCs w:val="24"/>
+                <w:lang w:val="vi-VN"/>
+              </w:rPr>
+            </w:pPr>
+            <w:r>
+              <w:rPr>
+                <w:rStyle w:val="citation-64"/>
+              </w:rPr>
+              <w:t>Automated calculation of a student's average academic score</w:t>
+            </w:r>
+            <w:r>
+              <w:t>.</w:t>
+            </w:r>
+          </w:p>
+        </w:tc>
+      </w:tr>
+      <w:tr>
+        <w:tc>
+          <w:tcPr>
+            <w:tcW w:w="3116" w:type="dxa"/>
+            <w:vAlign w:val="center"/>
+          </w:tcPr>
+          <w:p>
+            <w:pPr>
+              <w:rPr>
+                <w:rFonts w:ascii="Times New Roman" w:hAnsi="Times New Roman" w:cs="Times New Roman"/>
+                <w:sz w:val="24"/>
+                <w:szCs w:val="24"/>
+                <w:lang w:val="vi-VN"/>
+              </w:rPr>
+            </w:pPr>
+            <w:r>
+              <w:rPr>
+                <w:b/>
+                <w:bCs/>
+              </w:rPr>
+              <w:t>DB</w:t>
+            </w:r>
+          </w:p>
+        </w:tc>
+        <w:tc>
+          <w:tcPr>
+            <w:tcW w:w="3117" w:type="dxa"/>
+            <w:vAlign w:val="center"/>
+          </w:tcPr>
+          <w:p>
+            <w:pPr>
+              <w:rPr>
+                <w:rFonts w:ascii="Times New Roman" w:hAnsi="Times New Roman" w:cs="Times New Roman"/>
+                <w:sz w:val="24"/>
+                <w:szCs w:val="24"/>
+                <w:lang w:val="vi-VN"/>
+              </w:rPr>
+            </w:pPr>
+            <w:r>
+              <w:t>Database</w:t>
+            </w:r>
+          </w:p>
+        </w:tc>
+        <w:tc>
+          <w:tcPr>
+            <w:tcW w:w="3117" w:type="dxa"/>
+            <w:vAlign w:val="center"/>
+          </w:tcPr>
+          <w:p>
+            <w:pPr>
+              <w:rPr>
+                <w:rFonts w:ascii="Times New Roman" w:hAnsi="Times New Roman" w:cs="Times New Roman"/>
+                <w:sz w:val="24"/>
+                <w:szCs w:val="24"/>
+                <w:lang w:val="vi-VN"/>
+              </w:rPr>
+            </w:pPr>
+            <w:r>
+              <w:rPr>
+                <w:rStyle w:val="citation-63"/>
+              </w:rPr>
+              <w:t>The relational database used to store system data</w:t>
+            </w:r>
+            <w:r>
+              <w:t>.</w:t>
+            </w:r>
+          </w:p>
+        </w:tc>
+      </w:tr>
+      <w:tr>
+        <w:tc>
+          <w:tcPr>
+            <w:tcW w:w="3116" w:type="dxa"/>
+            <w:vAlign w:val="center"/>
+          </w:tcPr>
+          <w:p>
+            <w:pPr>
+              <w:rPr>
+                <w:rFonts w:ascii="Times New Roman" w:hAnsi="Times New Roman" w:cs="Times New Roman"/>
+                <w:sz w:val="24"/>
+                <w:szCs w:val="24"/>
+                <w:lang w:val="vi-VN"/>
+              </w:rPr>
+            </w:pPr>
+            <w:r>
+              <w:rPr>
+                <w:b/>
+                <w:bCs/>
+              </w:rPr>
+              <w:t>PK / FK</w:t>
+            </w:r>
+          </w:p>
+        </w:tc>
+        <w:tc>
+          <w:tcPr>
+            <w:tcW w:w="3117" w:type="dxa"/>
+            <w:vAlign w:val="center"/>
+          </w:tcPr>
+          <w:p>
+            <w:pPr>
+              <w:rPr>
+                <w:rFonts w:ascii="Times New Roman" w:hAnsi="Times New Roman" w:cs="Times New Roman"/>
+                <w:sz w:val="24"/>
+                <w:szCs w:val="24"/>
+                <w:lang w:val="vi-VN"/>
+              </w:rPr>
+            </w:pPr>
+            <w:r>
+              <w:t>Primary Key / Foreign Key</w:t>
+            </w:r>
+          </w:p>
+        </w:tc>
+        <w:tc>
+          <w:tcPr>
+            <w:tcW w:w="3117" w:type="dxa"/>
+            <w:vAlign w:val="center"/>
+          </w:tcPr>
+          <w:p>
+            <w:pPr>
+              <w:rPr>
+                <w:rFonts w:ascii="Times New Roman" w:hAnsi="Times New Roman" w:cs="Times New Roman"/>
+                <w:sz w:val="24"/>
+                <w:szCs w:val="24"/>
+                <w:lang w:val="vi-VN"/>
+              </w:rPr>
+            </w:pPr>
+            <w:r>
+              <w:rPr>
+                <w:rStyle w:val="citation-62"/>
+              </w:rPr>
+              <w:t>Database constraints used to uniquely identify and link data tables</w:t>
+            </w:r>
+            <w:r>
+              <w:t>.</w:t>
+            </w:r>
+          </w:p>
+        </w:tc>
+      </w:tr>
+      <w:tr>
+        <w:tc>
+          <w:tcPr>
+            <w:tcW w:w="3116" w:type="dxa"/>
+            <w:vAlign w:val="center"/>
+          </w:tcPr>
+          <w:p>
+            <w:pPr>
+              <w:rPr>
+                <w:rFonts w:ascii="Times New Roman" w:hAnsi="Times New Roman" w:cs="Times New Roman"/>
+                <w:sz w:val="24"/>
+                <w:szCs w:val="24"/>
+                <w:lang w:val="vi-VN"/>
+              </w:rPr>
+            </w:pPr>
+            <w:r>
+              <w:rPr>
+                <w:b/>
+                <w:bCs/>
+              </w:rPr>
+              <w:t>NFR</w:t>
+            </w:r>
+          </w:p>
+        </w:tc>
+        <w:tc>
+          <w:tcPr>
+            <w:tcW w:w="3117" w:type="dxa"/>
+            <w:vAlign w:val="center"/>
+          </w:tcPr>
+          <w:p>
+            <w:pPr>
+              <w:rPr>
+                <w:rFonts w:ascii="Times New Roman" w:hAnsi="Times New Roman" w:cs="Times New Roman"/>
+                <w:sz w:val="24"/>
+                <w:szCs w:val="24"/>
+                <w:lang w:val="vi-VN"/>
+              </w:rPr>
+            </w:pPr>
+            <w:r>
+              <w:t>Non-Functional Requirement</w:t>
+            </w:r>
+          </w:p>
+        </w:tc>
+        <w:tc>
+          <w:tcPr>
+            <w:tcW w:w="3117" w:type="dxa"/>
+            <w:vAlign w:val="center"/>
+          </w:tcPr>
+          <w:p>
+            <w:pPr>
+              <w:rPr>
+                <w:rFonts w:ascii="Times New Roman" w:hAnsi="Times New Roman" w:cs="Times New Roman"/>
+                <w:sz w:val="24"/>
+                <w:szCs w:val="24"/>
+                <w:lang w:val="vi-VN"/>
+              </w:rPr>
+            </w:pPr>
+            <w:r>
+              <w:rPr>
+                <w:rStyle w:val="citation-61"/>
+              </w:rPr>
+              <w:t>System operational criteria such as security, speed, and reliability</w:t>
+            </w:r>
+            <w:r>
+              <w:t>.</w:t>
+            </w:r>
+          </w:p>
+        </w:tc>
+      </w:tr>
+    </w:tbl>
+    <w:p>
+      <w:pPr>
+        <w:rPr>
+          <w:rFonts w:ascii="Times New Roman" w:hAnsi="Times New Roman" w:cs="Times New Roman"/>
+          <w:sz w:val="24"/>
+          <w:szCs w:val="24"/>
+          <w:lang w:val="vi-VN"/>
+        </w:rPr>
+      </w:pPr>
+    </w:p>
+    <w:p>
+      <w:pPr>
+        <w:rPr>
+          <w:rFonts w:ascii="Times New Roman" w:hAnsi="Times New Roman" w:cs="Times New Roman"/>
+          <w:b/>
+          <w:bCs/>
+          <w:sz w:val="24"/>
+          <w:szCs w:val="24"/>
+        </w:rPr>
+      </w:pPr>
+      <w:r>
+        <w:rPr>
+          <w:rFonts w:ascii="Times New Roman" w:hAnsi="Times New Roman" w:cs="Times New Roman"/>
+          <w:b/>
+          <w:bCs/>
+          <w:sz w:val="24"/>
+          <w:szCs w:val="24"/>
+        </w:rPr>
+        <w:t>1.5 References</w:t>
+      </w:r>
+    </w:p>
+    <w:p>
+      <w:pPr>
+        <w:rPr>
+          <w:rFonts w:ascii="Times New Roman" w:hAnsi="Times New Roman" w:cs="Times New Roman"/>
+          <w:sz w:val="24"/>
+          <w:szCs w:val="24"/>
+        </w:rPr>
+      </w:pPr>
+      <w:r>
+        <w:rPr>
+          <w:rFonts w:ascii="Times New Roman" w:hAnsi="Times New Roman" w:cs="Times New Roman"/>
+          <w:sz w:val="24"/>
+          <w:szCs w:val="24"/>
+        </w:rPr>
+        <w:t>The formulation of this document is based on the following standard guidelines and academic references:</w:t>
+      </w:r>
+    </w:p>
+    <w:p>
+      <w:pPr>
+        <w:numPr>
+          <w:ilvl w:val="0"/>
+          <w:numId w:val="25"/>
+        </w:numPr>
+        <w:rPr>
+          <w:rFonts w:ascii="Times New Roman" w:hAnsi="Times New Roman" w:cs="Times New Roman"/>
+          <w:sz w:val="24"/>
+          <w:szCs w:val="24"/>
+        </w:rPr>
+      </w:pPr>
+      <w:r>
+        <w:rPr>
+          <w:rFonts w:ascii="Times New Roman" w:hAnsi="Times New Roman" w:cs="Times New Roman"/>
+          <w:sz w:val="24"/>
+          <w:szCs w:val="24"/>
+        </w:rPr>
+        <w:t xml:space="preserve">Institute of Electrical and Electronics Engineers. (1998). </w:t>
+      </w:r>
+      <w:r>
+        <w:rPr>
+          <w:rFonts w:ascii="Times New Roman" w:hAnsi="Times New Roman" w:cs="Times New Roman"/>
+          <w:i/>
+          <w:iCs/>
+          <w:sz w:val="24"/>
+          <w:szCs w:val="24"/>
+        </w:rPr>
+        <w:t>IEEE Std 830-1998: IEEE Recommended Practice for Software Requirements Specifications</w:t>
+      </w:r>
+      <w:r>
+        <w:rPr>
+          <w:rFonts w:ascii="Times New Roman" w:hAnsi="Times New Roman" w:cs="Times New Roman"/>
+          <w:sz w:val="24"/>
+          <w:szCs w:val="24"/>
+        </w:rPr>
+        <w:t>. IEEE Computer Society.</w:t>
+      </w:r>
+    </w:p>
+    <w:p>
+      <w:pPr>
+        <w:numPr>
+          <w:ilvl w:val="0"/>
+          <w:numId w:val="25"/>
+        </w:numPr>
+        <w:rPr>
+          <w:rFonts w:ascii="Times New Roman" w:hAnsi="Times New Roman" w:cs="Times New Roman"/>
+          <w:sz w:val="24"/>
+          <w:szCs w:val="24"/>
+        </w:rPr>
+      </w:pPr>
+      <w:r>
+        <w:rPr>
+          <w:rFonts w:ascii="Times New Roman" w:hAnsi="Times New Roman" w:cs="Times New Roman"/>
+          <w:sz w:val="24"/>
+          <w:szCs w:val="24"/>
+        </w:rPr>
+        <w:t xml:space="preserve">FPT University. (2026). </w:t>
+      </w:r>
+      <w:r>
+        <w:rPr>
+          <w:rFonts w:ascii="Times New Roman" w:hAnsi="Times New Roman" w:cs="Times New Roman"/>
+          <w:i/>
+          <w:iCs/>
+          <w:sz w:val="24"/>
+          <w:szCs w:val="24"/>
+        </w:rPr>
+        <w:t>SWR302: Software Requirements Engineering Course Materials</w:t>
+      </w:r>
+      <w:r>
+        <w:rPr>
+          <w:rFonts w:ascii="Times New Roman" w:hAnsi="Times New Roman" w:cs="Times New Roman"/>
+          <w:sz w:val="24"/>
+          <w:szCs w:val="24"/>
+        </w:rPr>
+        <w:t xml:space="preserve">. Da Nang Campus. </w:t>
+      </w:r>
+    </w:p>
+    <w:p>
+      <w:pPr>
+        <w:numPr>
+          <w:ilvl w:val="0"/>
+          <w:numId w:val="25"/>
+        </w:numPr>
+        <w:rPr>
+          <w:rFonts w:ascii="Times New Roman" w:hAnsi="Times New Roman" w:cs="Times New Roman"/>
+          <w:sz w:val="24"/>
+          <w:szCs w:val="24"/>
+        </w:rPr>
+      </w:pPr>
+      <w:r>
+        <w:rPr>
+          <w:rFonts w:ascii="Times New Roman" w:hAnsi="Times New Roman" w:cs="Times New Roman"/>
+          <w:sz w:val="24"/>
+          <w:szCs w:val="24"/>
+        </w:rPr>
+        <w:t xml:space="preserve">Oracle Corporation. (2026). </w:t>
+      </w:r>
+      <w:r>
+        <w:rPr>
+          <w:rFonts w:ascii="Times New Roman" w:hAnsi="Times New Roman" w:cs="Times New Roman"/>
+          <w:i/>
+          <w:iCs/>
+          <w:sz w:val="24"/>
+          <w:szCs w:val="24"/>
+        </w:rPr>
+        <w:t>MySQL 8.0 Reference Manual</w:t>
+      </w:r>
+      <w:r>
+        <w:rPr>
+          <w:rFonts w:ascii="Times New Roman" w:hAnsi="Times New Roman" w:cs="Times New Roman"/>
+          <w:sz w:val="24"/>
+          <w:szCs w:val="24"/>
+        </w:rPr>
+        <w:t>. Available from Oracle technical documentation website.</w:t>
+      </w:r>
+    </w:p>
+    <w:p>
+      <w:pPr>
+        <w:numPr>
+          <w:ilvl w:val="0"/>
+          <w:numId w:val="25"/>
+        </w:numPr>
+        <w:rPr>
+          <w:rFonts w:ascii="Times New Roman" w:hAnsi="Times New Roman" w:cs="Times New Roman"/>
+          <w:sz w:val="24"/>
+          <w:szCs w:val="24"/>
+        </w:rPr>
+      </w:pPr>
+      <w:r>
+        <w:rPr>
+          <w:rFonts w:ascii="Times New Roman" w:hAnsi="Times New Roman" w:cs="Times New Roman"/>
+          <w:sz w:val="24"/>
+          <w:szCs w:val="24"/>
+        </w:rPr>
+        <w:t xml:space="preserve">Express/Node.js Documentation. (2026). </w:t>
+      </w:r>
+      <w:r>
+        <w:rPr>
+          <w:rFonts w:ascii="Times New Roman" w:hAnsi="Times New Roman" w:cs="Times New Roman"/>
+          <w:i/>
+          <w:iCs/>
+          <w:sz w:val="24"/>
+          <w:szCs w:val="24"/>
+        </w:rPr>
+        <w:t>Production Best Practices: Performance and Reliability</w:t>
+      </w:r>
+      <w:r>
+        <w:rPr>
+          <w:rFonts w:ascii="Times New Roman" w:hAnsi="Times New Roman" w:cs="Times New Roman"/>
+          <w:sz w:val="24"/>
+          <w:szCs w:val="24"/>
+        </w:rPr>
+        <w:t xml:space="preserve">. Available from </w:t>
+      </w:r>
+      <w:proofErr w:type="spellStart"/>
+      <w:r>
+        <w:rPr>
+          <w:rFonts w:ascii="Times New Roman" w:hAnsi="Times New Roman" w:cs="Times New Roman"/>
+          <w:sz w:val="24"/>
+          <w:szCs w:val="24"/>
+        </w:rPr>
+        <w:t>Expressjs</w:t>
+      </w:r>
+      <w:proofErr w:type="spellEnd"/>
+      <w:r>
+        <w:rPr>
+          <w:rFonts w:ascii="Times New Roman" w:hAnsi="Times New Roman" w:cs="Times New Roman"/>
+          <w:sz w:val="24"/>
+          <w:szCs w:val="24"/>
+        </w:rPr>
+        <w:t xml:space="preserve"> official guide website.</w:t>
+      </w:r>
+    </w:p>
+    <w:p>
+      <w:pPr>
+        <w:pStyle w:val="Heading2"/>
+        <w:rPr>
+          <w:b/>
+          <w:bCs/>
+        </w:rPr>
+      </w:pPr>
+      <w:r>
+        <w:rPr>
+          <w:b/>
+          <w:bCs/>
+        </w:rPr>
+        <w:lastRenderedPageBreak/>
+        <w:t>2. Overall Description</w:t>
+      </w:r>
+    </w:p>
+    <w:p>
+      <w:pPr>
+        <w:rPr>
+          <w:rFonts w:ascii="Times New Roman" w:hAnsi="Times New Roman" w:cs="Times New Roman"/>
+          <w:sz w:val="24"/>
+          <w:szCs w:val="24"/>
+          <w:lang w:val="vi-VN"/>
+        </w:rPr>
+      </w:pPr>
+    </w:p>
     <w:sectPr>
       <w:pgSz w:w="12240" w:h="15840"/>
       <w:pgMar w:top="1440" w:right="1440" w:bottom="1440" w:left="1440" w:header="720" w:footer="720" w:gutter="0"/>
@@ -4006,6 +5330,56 @@
 </w:document>
 </file>
 
+<file path=word/endnotes.xml><?xml version="1.0" encoding="utf-8"?>
+<w:endnotes xmlns:wpc="http://schemas.microsoft.com/office/word/2010/wordprocessingCanvas" xmlns:cx="http://schemas.microsoft.com/office/drawing/2014/chartex" xmlns:cx1="http://schemas.microsoft.com/office/drawing/2015/9/8/chartex" xmlns:cx2="http://schemas.microsoft.com/office/drawing/2015/10/21/chartex" xmlns:cx3="http://schemas.microsoft.com/office/drawing/2016/5/9/chartex" xmlns:cx4="http://schemas.microsoft.com/office/drawing/2016/5/10/chartex" xmlns:cx5="http://schemas.microsoft.com/office/drawing/2016/5/11/chartex" xmlns:cx6="http://schemas.microsoft.com/office/drawing/2016/5/12/chartex" xmlns:cx7="http://schemas.microsoft.com/office/drawing/2016/5/13/chartex" xmlns:cx8="http://schemas.microsoft.com/office/drawing/2016/5/14/chartex" xmlns:mc="http://schemas.openxmlformats.org/markup-compatibility/2006" xmlns:aink="http://schemas.microsoft.com/office/drawing/2016/ink" xmlns:am3d="http://schemas.microsoft.com/office/drawing/2017/model3d" xmlns:o="urn:schemas-microsoft-com:office:office" xmlns:oel="http://schemas.microsoft.com/office/2019/extlst" xmlns:r="http://schemas.openxmlformats.org/officeDocument/2006/relationships" xmlns:m="http://schemas.openxmlformats.org/officeDocument/2006/math" xmlns:v="urn:schemas-microsoft-com:vml" xmlns:wp14="http://schemas.microsoft.com/office/word/2010/wordprocessingDrawing" xmlns:wp="http://schemas.openxmlformats.org/drawingml/2006/wordprocessingDrawing" xmlns:w10="urn:schemas-microsoft-com:office:word" xmlns:w="http://schemas.openxmlformats.org/wordprocessingml/2006/main" xmlns:w14="http://schemas.microsoft.com/office/word/2010/wordml" xmlns:w15="http://schemas.microsoft.com/office/word/2012/wordml" xmlns:w16cex="http://schemas.microsoft.com/office/word/2018/wordml/cex" xmlns:w16cid="http://schemas.microsoft.com/office/word/2016/wordml/cid" xmlns:w16="http://schemas.microsoft.com/office/word/2018/wordml" xmlns:w16du="http://schemas.microsoft.com/office/word/2023/wordml/word16du" xmlns:w16sdtdh="http://schemas.microsoft.com/office/word/2020/wordml/sdtdatahash" xmlns:w16sdtfl="http://schemas.microsoft.com/office/word/2024/wordml/sdtformatlock" xmlns:w16se="http://schemas.microsoft.com/office/word/2015/wordml/symex" xmlns:wpg="http://schemas.microsoft.com/office/word/2010/wordprocessingGroup" xmlns:wpi="http://schemas.microsoft.com/office/word/2010/wordprocessingInk" xmlns:wne="http://schemas.microsoft.com/office/word/2006/wordml" xmlns:wps="http://schemas.microsoft.com/office/word/2010/wordprocessingShape" mc:Ignorable="w14 w15 w16se w16cid w16 w16cex w16sdtdh w16sdtfl w16du wp14">
+  <w:endnote w:type="separator" w:id="-1">
+    <w:p>
+      <w:pPr>
+        <w:spacing w:line="240" w:lineRule="auto"/>
+      </w:pPr>
+      <w:r>
+        <w:separator/>
+      </w:r>
+    </w:p>
+  </w:endnote>
+  <w:endnote w:type="continuationSeparator" w:id="0">
+    <w:p>
+      <w:pPr>
+        <w:spacing w:line="240" w:lineRule="auto"/>
+      </w:pPr>
+      <w:r>
+        <w:continuationSeparator/>
+      </w:r>
+    </w:p>
+  </w:endnote>
+</w:endnotes>
+</file>
+
+<file path=word/footnotes.xml><?xml version="1.0" encoding="utf-8"?>
+<w:footnotes xmlns:wpc="http://schemas.microsoft.com/office/word/2010/wordprocessingCanvas" xmlns:cx="http://schemas.microsoft.com/office/drawing/2014/chartex" xmlns:cx1="http://schemas.microsoft.com/office/drawing/2015/9/8/chartex" xmlns:cx2="http://schemas.microsoft.com/office/drawing/2015/10/21/chartex" xmlns:cx3="http://schemas.microsoft.com/office/drawing/2016/5/9/chartex" xmlns:cx4="http://schemas.microsoft.com/office/drawing/2016/5/10/chartex" xmlns:cx5="http://schemas.microsoft.com/office/drawing/2016/5/11/chartex" xmlns:cx6="http://schemas.microsoft.com/office/drawing/2016/5/12/chartex" xmlns:cx7="http://schemas.microsoft.com/office/drawing/2016/5/13/chartex" xmlns:cx8="http://schemas.microsoft.com/office/drawing/2016/5/14/chartex" xmlns:mc="http://schemas.openxmlformats.org/markup-compatibility/2006" xmlns:aink="http://schemas.microsoft.com/office/drawing/2016/ink" xmlns:am3d="http://schemas.microsoft.com/office/drawing/2017/model3d" xmlns:o="urn:schemas-microsoft-com:office:office" xmlns:oel="http://schemas.microsoft.com/office/2019/extlst" xmlns:r="http://schemas.openxmlformats.org/officeDocument/2006/relationships" xmlns:m="http://schemas.openxmlformats.org/officeDocument/2006/math" xmlns:v="urn:schemas-microsoft-com:vml" xmlns:wp14="http://schemas.microsoft.com/office/word/2010/wordprocessingDrawing" xmlns:wp="http://schemas.openxmlformats.org/drawingml/2006/wordprocessingDrawing" xmlns:w10="urn:schemas-microsoft-com:office:word" xmlns:w="http://schemas.openxmlformats.org/wordprocessingml/2006/main" xmlns:w14="http://schemas.microsoft.com/office/word/2010/wordml" xmlns:w15="http://schemas.microsoft.com/office/word/2012/wordml" xmlns:w16cex="http://schemas.microsoft.com/office/word/2018/wordml/cex" xmlns:w16cid="http://schemas.microsoft.com/office/word/2016/wordml/cid" xmlns:w16="http://schemas.microsoft.com/office/word/2018/wordml" xmlns:w16du="http://schemas.microsoft.com/office/word/2023/wordml/word16du" xmlns:w16sdtdh="http://schemas.microsoft.com/office/word/2020/wordml/sdtdatahash" xmlns:w16sdtfl="http://schemas.microsoft.com/office/word/2024/wordml/sdtformatlock" xmlns:w16se="http://schemas.microsoft.com/office/word/2015/wordml/symex" xmlns:wpg="http://schemas.microsoft.com/office/word/2010/wordprocessingGroup" xmlns:wpi="http://schemas.microsoft.com/office/word/2010/wordprocessingInk" xmlns:wne="http://schemas.microsoft.com/office/word/2006/wordml" xmlns:wps="http://schemas.microsoft.com/office/word/2010/wordprocessingShape" mc:Ignorable="w14 w15 w16se w16cid w16 w16cex w16sdtdh w16sdtfl w16du wp14">
+  <w:footnote w:type="separator" w:id="-1">
+    <w:p>
+      <w:pPr>
+        <w:spacing w:line="240" w:lineRule="auto"/>
+      </w:pPr>
+      <w:r>
+        <w:separator/>
+      </w:r>
+    </w:p>
+  </w:footnote>
+  <w:footnote w:type="continuationSeparator" w:id="0">
+    <w:p>
+      <w:pPr>
+        <w:spacing w:line="240" w:lineRule="auto"/>
+      </w:pPr>
+      <w:r>
+        <w:continuationSeparator/>
+      </w:r>
+    </w:p>
+  </w:footnote>
+</w:footnotes>
+</file>
+
 <file path=word/numbering.xml><?xml version="1.0" encoding="utf-8"?>
 <w:numbering xmlns:wpc="http://schemas.microsoft.com/office/word/2010/wordprocessingCanvas" xmlns:cx="http://schemas.microsoft.com/office/drawing/2014/chartex" xmlns:cx1="http://schemas.microsoft.com/office/drawing/2015/9/8/chartex" xmlns:cx2="http://schemas.microsoft.com/office/drawing/2015/10/21/chartex" xmlns:cx3="http://schemas.microsoft.com/office/drawing/2016/5/9/chartex" xmlns:cx4="http://schemas.microsoft.com/office/drawing/2016/5/10/chartex" xmlns:cx5="http://schemas.microsoft.com/office/drawing/2016/5/11/chartex" xmlns:cx6="http://schemas.microsoft.com/office/drawing/2016/5/12/chartex" xmlns:cx7="http://schemas.microsoft.com/office/drawing/2016/5/13/chartex" xmlns:cx8="http://schemas.microsoft.com/office/drawing/2016/5/14/chartex" xmlns:mc="http://schemas.openxmlformats.org/markup-compatibility/2006" xmlns:aink="http://schemas.microsoft.com/office/drawing/2016/ink" xmlns:am3d="http://schemas.microsoft.com/office/drawing/2017/model3d" xmlns:o="urn:schemas-microsoft-com:office:office" xmlns:oel="http://schemas.microsoft.com/office/2019/extlst" xmlns:r="http://schemas.openxmlformats.org/officeDocument/2006/relationships" xmlns:m="http://schemas.openxmlformats.org/officeDocument/2006/math" xmlns:v="urn:schemas-microsoft-com:vml" xmlns:wp14="http://schemas.microsoft.com/office/word/2010/wordprocessingDrawing" xmlns:wp="http://schemas.openxmlformats.org/drawingml/2006/wordprocessingDrawing" xmlns:w10="urn:schemas-microsoft-com:office:word" xmlns:w="http://schemas.openxmlformats.org/wordprocessingml/2006/main" xmlns:w14="http://schemas.microsoft.com/office/word/2010/wordml" xmlns:w15="http://schemas.microsoft.com/office/word/2012/wordml" xmlns:w16cex="http://schemas.microsoft.com/office/word/2018/wordml/cex" xmlns:w16cid="http://schemas.microsoft.com/office/word/2016/wordml/cid" xmlns:w16="http://schemas.microsoft.com/office/word/2018/wordml" xmlns:w16du="http://schemas.microsoft.com/office/word/2023/wordml/word16du" xmlns:w16sdtdh="http://schemas.microsoft.com/office/word/2020/wordml/sdtdatahash" xmlns:w16sdtfl="http://schemas.microsoft.com/office/word/2024/wordml/sdtformatlock" xmlns:w16se="http://schemas.microsoft.com/office/word/2015/wordml/symex" xmlns:wpg="http://schemas.microsoft.com/office/word/2010/wordprocessingGroup" xmlns:wpi="http://schemas.microsoft.com/office/word/2010/wordprocessingInk" xmlns:wne="http://schemas.microsoft.com/office/word/2006/wordml" xmlns:wps="http://schemas.microsoft.com/office/word/2010/wordprocessingShape" mc:Ignorable="w14 w15 w16se w16cid w16 w16cex w16sdtdh w16sdtfl w16du wp14">
   <w:abstractNum w:abstractNumId="0" w15:restartNumberingAfterBreak="0">
@@ -4158,6 +5532,155 @@
     </w:lvl>
   </w:abstractNum>
   <w:abstractNum w:abstractNumId="1" w15:restartNumberingAfterBreak="0">
+    <w:nsid w:val="02470536"/>
+    <w:multiLevelType w:val="multilevel"/>
+    <w:tmpl w:val="1BF85748"/>
+    <w:lvl w:ilvl="0">
+      <w:start w:val="1"/>
+      <w:numFmt w:val="bullet"/>
+      <w:lvlText w:val=""/>
+      <w:lvlJc w:val="left"/>
+      <w:pPr>
+        <w:tabs>
+          <w:tab w:val="num" w:pos="720"/>
+        </w:tabs>
+        <w:ind w:left="720" w:hanging="360"/>
+      </w:pPr>
+      <w:rPr>
+        <w:rFonts w:ascii="Symbol" w:hAnsi="Symbol" w:hint="default"/>
+        <w:sz w:val="20"/>
+      </w:rPr>
+    </w:lvl>
+    <w:lvl w:ilvl="1" w:tentative="1">
+      <w:start w:val="1"/>
+      <w:numFmt w:val="bullet"/>
+      <w:lvlText w:val="o"/>
+      <w:lvlJc w:val="left"/>
+      <w:pPr>
+        <w:tabs>
+          <w:tab w:val="num" w:pos="1440"/>
+        </w:tabs>
+        <w:ind w:left="1440" w:hanging="360"/>
+      </w:pPr>
+      <w:rPr>
+        <w:rFonts w:ascii="Courier New" w:hAnsi="Courier New" w:hint="default"/>
+        <w:sz w:val="20"/>
+      </w:rPr>
+    </w:lvl>
+    <w:lvl w:ilvl="2" w:tentative="1">
+      <w:start w:val="1"/>
+      <w:numFmt w:val="bullet"/>
+      <w:lvlText w:val=""/>
+      <w:lvlJc w:val="left"/>
+      <w:pPr>
+        <w:tabs>
+          <w:tab w:val="num" w:pos="2160"/>
+        </w:tabs>
+        <w:ind w:left="2160" w:hanging="360"/>
+      </w:pPr>
+      <w:rPr>
+        <w:rFonts w:ascii="Wingdings" w:hAnsi="Wingdings" w:hint="default"/>
+        <w:sz w:val="20"/>
+      </w:rPr>
+    </w:lvl>
+    <w:lvl w:ilvl="3" w:tentative="1">
+      <w:start w:val="1"/>
+      <w:numFmt w:val="bullet"/>
+      <w:lvlText w:val=""/>
+      <w:lvlJc w:val="left"/>
+      <w:pPr>
+        <w:tabs>
+          <w:tab w:val="num" w:pos="2880"/>
+        </w:tabs>
+        <w:ind w:left="2880" w:hanging="360"/>
+      </w:pPr>
+      <w:rPr>
+        <w:rFonts w:ascii="Wingdings" w:hAnsi="Wingdings" w:hint="default"/>
+        <w:sz w:val="20"/>
+      </w:rPr>
+    </w:lvl>
+    <w:lvl w:ilvl="4" w:tentative="1">
+      <w:start w:val="1"/>
+      <w:numFmt w:val="bullet"/>
+      <w:lvlText w:val=""/>
+      <w:lvlJc w:val="left"/>
+      <w:pPr>
+        <w:tabs>
+          <w:tab w:val="num" w:pos="3600"/>
+        </w:tabs>
+        <w:ind w:left="3600" w:hanging="360"/>
+      </w:pPr>
+      <w:rPr>
+        <w:rFonts w:ascii="Wingdings" w:hAnsi="Wingdings" w:hint="default"/>
+        <w:sz w:val="20"/>
+      </w:rPr>
+    </w:lvl>
+    <w:lvl w:ilvl="5" w:tentative="1">
+      <w:start w:val="1"/>
+      <w:numFmt w:val="bullet"/>
+      <w:lvlText w:val=""/>
+      <w:lvlJc w:val="left"/>
+      <w:pPr>
+        <w:tabs>
+          <w:tab w:val="num" w:pos="4320"/>
+        </w:tabs>
+        <w:ind w:left="4320" w:hanging="360"/>
+      </w:pPr>
+      <w:rPr>
+        <w:rFonts w:ascii="Wingdings" w:hAnsi="Wingdings" w:hint="default"/>
+        <w:sz w:val="20"/>
+      </w:rPr>
+    </w:lvl>
+    <w:lvl w:ilvl="6" w:tentative="1">
+      <w:start w:val="1"/>
+      <w:numFmt w:val="bullet"/>
+      <w:lvlText w:val=""/>
+      <w:lvlJc w:val="left"/>
+      <w:pPr>
+        <w:tabs>
+          <w:tab w:val="num" w:pos="5040"/>
+        </w:tabs>
+        <w:ind w:left="5040" w:hanging="360"/>
+      </w:pPr>
+      <w:rPr>
+        <w:rFonts w:ascii="Wingdings" w:hAnsi="Wingdings" w:hint="default"/>
+        <w:sz w:val="20"/>
+      </w:rPr>
+    </w:lvl>
+    <w:lvl w:ilvl="7" w:tentative="1">
+      <w:start w:val="1"/>
+      <w:numFmt w:val="bullet"/>
+      <w:lvlText w:val=""/>
+      <w:lvlJc w:val="left"/>
+      <w:pPr>
+        <w:tabs>
+          <w:tab w:val="num" w:pos="5760"/>
+        </w:tabs>
+        <w:ind w:left="5760" w:hanging="360"/>
+      </w:pPr>
+      <w:rPr>
+        <w:rFonts w:ascii="Wingdings" w:hAnsi="Wingdings" w:hint="default"/>
+        <w:sz w:val="20"/>
+      </w:rPr>
+    </w:lvl>
+    <w:lvl w:ilvl="8" w:tentative="1">
+      <w:start w:val="1"/>
+      <w:numFmt w:val="bullet"/>
+      <w:lvlText w:val=""/>
+      <w:lvlJc w:val="left"/>
+      <w:pPr>
+        <w:tabs>
+          <w:tab w:val="num" w:pos="6480"/>
+        </w:tabs>
+        <w:ind w:left="6480" w:hanging="360"/>
+      </w:pPr>
+      <w:rPr>
+        <w:rFonts w:ascii="Wingdings" w:hAnsi="Wingdings" w:hint="default"/>
+        <w:sz w:val="20"/>
+      </w:rPr>
+    </w:lvl>
+  </w:abstractNum>
+  <w:abstractNum w:abstractNumId="2" w15:restartNumberingAfterBreak="0">
     <w:nsid w:val="13F311D9"/>
     <w:multiLevelType w:val="multilevel"/>
     <w:tmpl w:val="F072F056"/>
@@ -4306,7 +5829,7 @@
       </w:rPr>
     </w:lvl>
   </w:abstractNum>
-  <w:abstractNum w:abstractNumId="2" w15:restartNumberingAfterBreak="0">
+  <w:abstractNum w:abstractNumId="3" w15:restartNumberingAfterBreak="0">
     <w:nsid w:val="152D13FA"/>
     <w:multiLevelType w:val="multilevel"/>
     <w:tmpl w:val="44BA10EC"/>
@@ -4455,7 +5978,7 @@
       </w:rPr>
     </w:lvl>
   </w:abstractNum>
-  <w:abstractNum w:abstractNumId="3" w15:restartNumberingAfterBreak="0">
+  <w:abstractNum w:abstractNumId="4" w15:restartNumberingAfterBreak="0">
     <w:nsid w:val="15A170CB"/>
     <w:multiLevelType w:val="multilevel"/>
     <w:tmpl w:val="B1EA13DA"/>
@@ -4604,7 +6127,7 @@
       </w:rPr>
     </w:lvl>
   </w:abstractNum>
-  <w:abstractNum w:abstractNumId="4" w15:restartNumberingAfterBreak="0">
+  <w:abstractNum w:abstractNumId="5" w15:restartNumberingAfterBreak="0">
     <w:nsid w:val="18424F22"/>
     <w:multiLevelType w:val="multilevel"/>
     <w:tmpl w:val="0EEA70F2"/>
@@ -4753,7 +6276,7 @@
       </w:rPr>
     </w:lvl>
   </w:abstractNum>
-  <w:abstractNum w:abstractNumId="5" w15:restartNumberingAfterBreak="0">
+  <w:abstractNum w:abstractNumId="6" w15:restartNumberingAfterBreak="0">
     <w:nsid w:val="187F6C36"/>
     <w:multiLevelType w:val="multilevel"/>
     <w:tmpl w:val="5C26B39A"/>
@@ -4902,7 +6425,7 @@
       </w:rPr>
     </w:lvl>
   </w:abstractNum>
-  <w:abstractNum w:abstractNumId="6" w15:restartNumberingAfterBreak="0">
+  <w:abstractNum w:abstractNumId="7" w15:restartNumberingAfterBreak="0">
     <w:nsid w:val="1C7741B3"/>
     <w:multiLevelType w:val="multilevel"/>
     <w:tmpl w:val="756E95AC"/>
@@ -5051,7 +6574,7 @@
       </w:rPr>
     </w:lvl>
   </w:abstractNum>
-  <w:abstractNum w:abstractNumId="7" w15:restartNumberingAfterBreak="0">
+  <w:abstractNum w:abstractNumId="8" w15:restartNumberingAfterBreak="0">
     <w:nsid w:val="31D14E79"/>
     <w:multiLevelType w:val="multilevel"/>
     <w:tmpl w:val="71982FEE"/>
@@ -5200,7 +6723,7 @@
       </w:rPr>
     </w:lvl>
   </w:abstractNum>
-  <w:abstractNum w:abstractNumId="8" w15:restartNumberingAfterBreak="0">
+  <w:abstractNum w:abstractNumId="9" w15:restartNumberingAfterBreak="0">
     <w:nsid w:val="33B60651"/>
     <w:multiLevelType w:val="multilevel"/>
     <w:tmpl w:val="04C43AD0"/>
@@ -5349,7 +6872,7 @@
       </w:rPr>
     </w:lvl>
   </w:abstractNum>
-  <w:abstractNum w:abstractNumId="9" w15:restartNumberingAfterBreak="0">
+  <w:abstractNum w:abstractNumId="10" w15:restartNumberingAfterBreak="0">
     <w:nsid w:val="3DB91CD8"/>
     <w:multiLevelType w:val="multilevel"/>
     <w:tmpl w:val="8B9A0D1E"/>
@@ -5498,7 +7021,7 @@
       </w:rPr>
     </w:lvl>
   </w:abstractNum>
-  <w:abstractNum w:abstractNumId="10" w15:restartNumberingAfterBreak="0">
+  <w:abstractNum w:abstractNumId="11" w15:restartNumberingAfterBreak="0">
     <w:nsid w:val="40134991"/>
     <w:multiLevelType w:val="multilevel"/>
     <w:tmpl w:val="EA32028A"/>
@@ -5647,7 +7170,156 @@
       </w:rPr>
     </w:lvl>
   </w:abstractNum>
-  <w:abstractNum w:abstractNumId="11" w15:restartNumberingAfterBreak="0">
+  <w:abstractNum w:abstractNumId="12" w15:restartNumberingAfterBreak="0">
+    <w:nsid w:val="4126023F"/>
+    <w:multiLevelType w:val="multilevel"/>
+    <w:tmpl w:val="98826338"/>
+    <w:lvl w:ilvl="0">
+      <w:start w:val="1"/>
+      <w:numFmt w:val="bullet"/>
+      <w:lvlText w:val=""/>
+      <w:lvlJc w:val="left"/>
+      <w:pPr>
+        <w:tabs>
+          <w:tab w:val="num" w:pos="720"/>
+        </w:tabs>
+        <w:ind w:left="720" w:hanging="360"/>
+      </w:pPr>
+      <w:rPr>
+        <w:rFonts w:ascii="Symbol" w:hAnsi="Symbol" w:hint="default"/>
+        <w:sz w:val="20"/>
+      </w:rPr>
+    </w:lvl>
+    <w:lvl w:ilvl="1" w:tentative="1">
+      <w:start w:val="1"/>
+      <w:numFmt w:val="bullet"/>
+      <w:lvlText w:val="o"/>
+      <w:lvlJc w:val="left"/>
+      <w:pPr>
+        <w:tabs>
+          <w:tab w:val="num" w:pos="1440"/>
+        </w:tabs>
+        <w:ind w:left="1440" w:hanging="360"/>
+      </w:pPr>
+      <w:rPr>
+        <w:rFonts w:ascii="Courier New" w:hAnsi="Courier New" w:hint="default"/>
+        <w:sz w:val="20"/>
+      </w:rPr>
+    </w:lvl>
+    <w:lvl w:ilvl="2" w:tentative="1">
+      <w:start w:val="1"/>
+      <w:numFmt w:val="bullet"/>
+      <w:lvlText w:val=""/>
+      <w:lvlJc w:val="left"/>
+      <w:pPr>
+        <w:tabs>
+          <w:tab w:val="num" w:pos="2160"/>
+        </w:tabs>
+        <w:ind w:left="2160" w:hanging="360"/>
+      </w:pPr>
+      <w:rPr>
+        <w:rFonts w:ascii="Wingdings" w:hAnsi="Wingdings" w:hint="default"/>
+        <w:sz w:val="20"/>
+      </w:rPr>
+    </w:lvl>
+    <w:lvl w:ilvl="3" w:tentative="1">
+      <w:start w:val="1"/>
+      <w:numFmt w:val="bullet"/>
+      <w:lvlText w:val=""/>
+      <w:lvlJc w:val="left"/>
+      <w:pPr>
+        <w:tabs>
+          <w:tab w:val="num" w:pos="2880"/>
+        </w:tabs>
+        <w:ind w:left="2880" w:hanging="360"/>
+      </w:pPr>
+      <w:rPr>
+        <w:rFonts w:ascii="Wingdings" w:hAnsi="Wingdings" w:hint="default"/>
+        <w:sz w:val="20"/>
+      </w:rPr>
+    </w:lvl>
+    <w:lvl w:ilvl="4" w:tentative="1">
+      <w:start w:val="1"/>
+      <w:numFmt w:val="bullet"/>
+      <w:lvlText w:val=""/>
+      <w:lvlJc w:val="left"/>
+      <w:pPr>
+        <w:tabs>
+          <w:tab w:val="num" w:pos="3600"/>
+        </w:tabs>
+        <w:ind w:left="3600" w:hanging="360"/>
+      </w:pPr>
+      <w:rPr>
+        <w:rFonts w:ascii="Wingdings" w:hAnsi="Wingdings" w:hint="default"/>
+        <w:sz w:val="20"/>
+      </w:rPr>
+    </w:lvl>
+    <w:lvl w:ilvl="5" w:tentative="1">
+      <w:start w:val="1"/>
+      <w:numFmt w:val="bullet"/>
+      <w:lvlText w:val=""/>
+      <w:lvlJc w:val="left"/>
+      <w:pPr>
+        <w:tabs>
+          <w:tab w:val="num" w:pos="4320"/>
+        </w:tabs>
+        <w:ind w:left="4320" w:hanging="360"/>
+      </w:pPr>
+      <w:rPr>
+        <w:rFonts w:ascii="Wingdings" w:hAnsi="Wingdings" w:hint="default"/>
+        <w:sz w:val="20"/>
+      </w:rPr>
+    </w:lvl>
+    <w:lvl w:ilvl="6" w:tentative="1">
+      <w:start w:val="1"/>
+      <w:numFmt w:val="bullet"/>
+      <w:lvlText w:val=""/>
+      <w:lvlJc w:val="left"/>
+      <w:pPr>
+        <w:tabs>
+          <w:tab w:val="num" w:pos="5040"/>
+        </w:tabs>
+        <w:ind w:left="5040" w:hanging="360"/>
+      </w:pPr>
+      <w:rPr>
+        <w:rFonts w:ascii="Wingdings" w:hAnsi="Wingdings" w:hint="default"/>
+        <w:sz w:val="20"/>
+      </w:rPr>
+    </w:lvl>
+    <w:lvl w:ilvl="7" w:tentative="1">
+      <w:start w:val="1"/>
+      <w:numFmt w:val="bullet"/>
+      <w:lvlText w:val=""/>
+      <w:lvlJc w:val="left"/>
+      <w:pPr>
+        <w:tabs>
+          <w:tab w:val="num" w:pos="5760"/>
+        </w:tabs>
+        <w:ind w:left="5760" w:hanging="360"/>
+      </w:pPr>
+      <w:rPr>
+        <w:rFonts w:ascii="Wingdings" w:hAnsi="Wingdings" w:hint="default"/>
+        <w:sz w:val="20"/>
+      </w:rPr>
+    </w:lvl>
+    <w:lvl w:ilvl="8" w:tentative="1">
+      <w:start w:val="1"/>
+      <w:numFmt w:val="bullet"/>
+      <w:lvlText w:val=""/>
+      <w:lvlJc w:val="left"/>
+      <w:pPr>
+        <w:tabs>
+          <w:tab w:val="num" w:pos="6480"/>
+        </w:tabs>
+        <w:ind w:left="6480" w:hanging="360"/>
+      </w:pPr>
+      <w:rPr>
+        <w:rFonts w:ascii="Wingdings" w:hAnsi="Wingdings" w:hint="default"/>
+        <w:sz w:val="20"/>
+      </w:rPr>
+    </w:lvl>
+  </w:abstractNum>
+  <w:abstractNum w:abstractNumId="13" w15:restartNumberingAfterBreak="0">
     <w:nsid w:val="424D4A74"/>
     <w:multiLevelType w:val="multilevel"/>
     <w:tmpl w:val="1E7284D2"/>
@@ -5796,7 +7468,7 @@
       </w:rPr>
     </w:lvl>
   </w:abstractNum>
-  <w:abstractNum w:abstractNumId="12" w15:restartNumberingAfterBreak="0">
+  <w:abstractNum w:abstractNumId="14" w15:restartNumberingAfterBreak="0">
     <w:nsid w:val="495D2EBB"/>
     <w:multiLevelType w:val="multilevel"/>
     <w:tmpl w:val="05FCF982"/>
@@ -5945,7 +7617,7 @@
       </w:rPr>
     </w:lvl>
   </w:abstractNum>
-  <w:abstractNum w:abstractNumId="13" w15:restartNumberingAfterBreak="0">
+  <w:abstractNum w:abstractNumId="15" w15:restartNumberingAfterBreak="0">
     <w:nsid w:val="4B8E41E4"/>
     <w:multiLevelType w:val="multilevel"/>
     <w:tmpl w:val="F77AC580"/>
@@ -6094,7 +7766,7 @@
       </w:rPr>
     </w:lvl>
   </w:abstractNum>
-  <w:abstractNum w:abstractNumId="14" w15:restartNumberingAfterBreak="0">
+  <w:abstractNum w:abstractNumId="16" w15:restartNumberingAfterBreak="0">
     <w:nsid w:val="4BEC6166"/>
     <w:multiLevelType w:val="multilevel"/>
     <w:tmpl w:val="8C286A7C"/>
@@ -6243,7 +7915,7 @@
       </w:rPr>
     </w:lvl>
   </w:abstractNum>
-  <w:abstractNum w:abstractNumId="15" w15:restartNumberingAfterBreak="0">
+  <w:abstractNum w:abstractNumId="17" w15:restartNumberingAfterBreak="0">
     <w:nsid w:val="4C035554"/>
     <w:multiLevelType w:val="multilevel"/>
     <w:tmpl w:val="88EE8CBA"/>
@@ -6392,7 +8064,7 @@
       </w:rPr>
     </w:lvl>
   </w:abstractNum>
-  <w:abstractNum w:abstractNumId="16" w15:restartNumberingAfterBreak="0">
+  <w:abstractNum w:abstractNumId="18" w15:restartNumberingAfterBreak="0">
     <w:nsid w:val="4D196BC0"/>
     <w:multiLevelType w:val="multilevel"/>
     <w:tmpl w:val="CEAC1B94"/>
@@ -6541,7 +8213,7 @@
       </w:rPr>
     </w:lvl>
   </w:abstractNum>
-  <w:abstractNum w:abstractNumId="17" w15:restartNumberingAfterBreak="0">
+  <w:abstractNum w:abstractNumId="19" w15:restartNumberingAfterBreak="0">
     <w:nsid w:val="566A658B"/>
     <w:multiLevelType w:val="multilevel"/>
     <w:tmpl w:val="B1381E84"/>
@@ -6690,7 +8362,269 @@
       </w:rPr>
     </w:lvl>
   </w:abstractNum>
-  <w:abstractNum w:abstractNumId="18" w15:restartNumberingAfterBreak="0">
+  <w:abstractNum w:abstractNumId="20" w15:restartNumberingAfterBreak="0">
+    <w:nsid w:val="5B884984"/>
+    <w:multiLevelType w:val="multilevel"/>
+    <w:tmpl w:val="054C6CBE"/>
+    <w:lvl w:ilvl="0">
+      <w:start w:val="1"/>
+      <w:numFmt w:val="bullet"/>
+      <w:lvlText w:val=""/>
+      <w:lvlJc w:val="left"/>
+      <w:pPr>
+        <w:tabs>
+          <w:tab w:val="num" w:pos="720"/>
+        </w:tabs>
+        <w:ind w:left="720" w:hanging="360"/>
+      </w:pPr>
+      <w:rPr>
+        <w:rFonts w:ascii="Symbol" w:hAnsi="Symbol" w:hint="default"/>
+        <w:sz w:val="20"/>
+      </w:rPr>
+    </w:lvl>
+    <w:lvl w:ilvl="1" w:tentative="1">
+      <w:start w:val="1"/>
+      <w:numFmt w:val="bullet"/>
+      <w:lvlText w:val="o"/>
+      <w:lvlJc w:val="left"/>
+      <w:pPr>
+        <w:tabs>
+          <w:tab w:val="num" w:pos="1440"/>
+        </w:tabs>
+        <w:ind w:left="1440" w:hanging="360"/>
+      </w:pPr>
+      <w:rPr>
+        <w:rFonts w:ascii="Courier New" w:hAnsi="Courier New" w:hint="default"/>
+        <w:sz w:val="20"/>
+      </w:rPr>
+    </w:lvl>
+    <w:lvl w:ilvl="2" w:tentative="1">
+      <w:start w:val="1"/>
+      <w:numFmt w:val="bullet"/>
+      <w:lvlText w:val=""/>
+      <w:lvlJc w:val="left"/>
+      <w:pPr>
+        <w:tabs>
+          <w:tab w:val="num" w:pos="2160"/>
+        </w:tabs>
+        <w:ind w:left="2160" w:hanging="360"/>
+      </w:pPr>
+      <w:rPr>
+        <w:rFonts w:ascii="Wingdings" w:hAnsi="Wingdings" w:hint="default"/>
+        <w:sz w:val="20"/>
+      </w:rPr>
+    </w:lvl>
+    <w:lvl w:ilvl="3" w:tentative="1">
+      <w:start w:val="1"/>
+      <w:numFmt w:val="bullet"/>
+      <w:lvlText w:val=""/>
+      <w:lvlJc w:val="left"/>
+      <w:pPr>
+        <w:tabs>
+          <w:tab w:val="num" w:pos="2880"/>
+        </w:tabs>
+        <w:ind w:left="2880" w:hanging="360"/>
+      </w:pPr>
+      <w:rPr>
+        <w:rFonts w:ascii="Wingdings" w:hAnsi="Wingdings" w:hint="default"/>
+        <w:sz w:val="20"/>
+      </w:rPr>
+    </w:lvl>
+    <w:lvl w:ilvl="4" w:tentative="1">
+      <w:start w:val="1"/>
+      <w:numFmt w:val="bullet"/>
+      <w:lvlText w:val=""/>
+      <w:lvlJc w:val="left"/>
+      <w:pPr>
+        <w:tabs>
+          <w:tab w:val="num" w:pos="3600"/>
+        </w:tabs>
+        <w:ind w:left="3600" w:hanging="360"/>
+      </w:pPr>
+      <w:rPr>
+        <w:rFonts w:ascii="Wingdings" w:hAnsi="Wingdings" w:hint="default"/>
+        <w:sz w:val="20"/>
+      </w:rPr>
+    </w:lvl>
+    <w:lvl w:ilvl="5" w:tentative="1">
+      <w:start w:val="1"/>
+      <w:numFmt w:val="bullet"/>
+      <w:lvlText w:val=""/>
+      <w:lvlJc w:val="left"/>
+      <w:pPr>
+        <w:tabs>
+          <w:tab w:val="num" w:pos="4320"/>
+        </w:tabs>
+        <w:ind w:left="4320" w:hanging="360"/>
+      </w:pPr>
+      <w:rPr>
+        <w:rFonts w:ascii="Wingdings" w:hAnsi="Wingdings" w:hint="default"/>
+        <w:sz w:val="20"/>
+      </w:rPr>
+    </w:lvl>
+    <w:lvl w:ilvl="6" w:tentative="1">
+      <w:start w:val="1"/>
+      <w:numFmt w:val="bullet"/>
+      <w:lvlText w:val=""/>
+      <w:lvlJc w:val="left"/>
+      <w:pPr>
+        <w:tabs>
+          <w:tab w:val="num" w:pos="5040"/>
+        </w:tabs>
+        <w:ind w:left="5040" w:hanging="360"/>
+      </w:pPr>
+      <w:rPr>
+        <w:rFonts w:ascii="Wingdings" w:hAnsi="Wingdings" w:hint="default"/>
+        <w:sz w:val="20"/>
+      </w:rPr>
+    </w:lvl>
+    <w:lvl w:ilvl="7" w:tentative="1">
+      <w:start w:val="1"/>
+      <w:numFmt w:val="bullet"/>
+      <w:lvlText w:val=""/>
+      <w:lvlJc w:val="left"/>
+      <w:pPr>
+        <w:tabs>
+          <w:tab w:val="num" w:pos="5760"/>
+        </w:tabs>
+        <w:ind w:left="5760" w:hanging="360"/>
+      </w:pPr>
+      <w:rPr>
+        <w:rFonts w:ascii="Wingdings" w:hAnsi="Wingdings" w:hint="default"/>
+        <w:sz w:val="20"/>
+      </w:rPr>
+    </w:lvl>
+    <w:lvl w:ilvl="8" w:tentative="1">
+      <w:start w:val="1"/>
+      <w:numFmt w:val="bullet"/>
+      <w:lvlText w:val=""/>
+      <w:lvlJc w:val="left"/>
+      <w:pPr>
+        <w:tabs>
+          <w:tab w:val="num" w:pos="6480"/>
+        </w:tabs>
+        <w:ind w:left="6480" w:hanging="360"/>
+      </w:pPr>
+      <w:rPr>
+        <w:rFonts w:ascii="Wingdings" w:hAnsi="Wingdings" w:hint="default"/>
+        <w:sz w:val="20"/>
+      </w:rPr>
+    </w:lvl>
+  </w:abstractNum>
+  <w:abstractNum w:abstractNumId="21" w15:restartNumberingAfterBreak="0">
+    <w:nsid w:val="66CD17E3"/>
+    <w:multiLevelType w:val="multilevel"/>
+    <w:tmpl w:val="30F4809E"/>
+    <w:lvl w:ilvl="0">
+      <w:start w:val="1"/>
+      <w:numFmt w:val="decimal"/>
+      <w:lvlText w:val="%1."/>
+      <w:lvlJc w:val="left"/>
+      <w:pPr>
+        <w:tabs>
+          <w:tab w:val="num" w:pos="720"/>
+        </w:tabs>
+        <w:ind w:left="720" w:hanging="360"/>
+      </w:pPr>
+    </w:lvl>
+    <w:lvl w:ilvl="1" w:tentative="1">
+      <w:start w:val="1"/>
+      <w:numFmt w:val="decimal"/>
+      <w:lvlText w:val="%2."/>
+      <w:lvlJc w:val="left"/>
+      <w:pPr>
+        <w:tabs>
+          <w:tab w:val="num" w:pos="1440"/>
+        </w:tabs>
+        <w:ind w:left="1440" w:hanging="360"/>
+      </w:pPr>
+    </w:lvl>
+    <w:lvl w:ilvl="2" w:tentative="1">
+      <w:start w:val="1"/>
+      <w:numFmt w:val="decimal"/>
+      <w:lvlText w:val="%3."/>
+      <w:lvlJc w:val="left"/>
+      <w:pPr>
+        <w:tabs>
+          <w:tab w:val="num" w:pos="2160"/>
+        </w:tabs>
+        <w:ind w:left="2160" w:hanging="360"/>
+      </w:pPr>
+    </w:lvl>
+    <w:lvl w:ilvl="3" w:tentative="1">
+      <w:start w:val="1"/>
+      <w:numFmt w:val="decimal"/>
+      <w:lvlText w:val="%4."/>
+      <w:lvlJc w:val="left"/>
+      <w:pPr>
+        <w:tabs>
+          <w:tab w:val="num" w:pos="2880"/>
+        </w:tabs>
+        <w:ind w:left="2880" w:hanging="360"/>
+      </w:pPr>
+    </w:lvl>
+    <w:lvl w:ilvl="4" w:tentative="1">
+      <w:start w:val="1"/>
+      <w:numFmt w:val="decimal"/>
+      <w:lvlText w:val="%5."/>
+      <w:lvlJc w:val="left"/>
+      <w:pPr>
+        <w:tabs>
+          <w:tab w:val="num" w:pos="3600"/>
+        </w:tabs>
+        <w:ind w:left="3600" w:hanging="360"/>
+      </w:pPr>
+    </w:lvl>
+    <w:lvl w:ilvl="5" w:tentative="1">
+      <w:start w:val="1"/>
+      <w:numFmt w:val="decimal"/>
+      <w:lvlText w:val="%6."/>
+      <w:lvlJc w:val="left"/>
+      <w:pPr>
+        <w:tabs>
+          <w:tab w:val="num" w:pos="4320"/>
+        </w:tabs>
+        <w:ind w:left="4320" w:hanging="360"/>
+      </w:pPr>
+    </w:lvl>
+    <w:lvl w:ilvl="6" w:tentative="1">
+      <w:start w:val="1"/>
+      <w:numFmt w:val="decimal"/>
+      <w:lvlText w:val="%7."/>
+      <w:lvlJc w:val="left"/>
+      <w:pPr>
+        <w:tabs>
+          <w:tab w:val="num" w:pos="5040"/>
+        </w:tabs>
+        <w:ind w:left="5040" w:hanging="360"/>
+      </w:pPr>
+    </w:lvl>
+    <w:lvl w:ilvl="7" w:tentative="1">
+      <w:start w:val="1"/>
+      <w:numFmt w:val="decimal"/>
+      <w:lvlText w:val="%8."/>
+      <w:lvlJc w:val="left"/>
+      <w:pPr>
+        <w:tabs>
+          <w:tab w:val="num" w:pos="5760"/>
+        </w:tabs>
+        <w:ind w:left="5760" w:hanging="360"/>
+      </w:pPr>
+    </w:lvl>
+    <w:lvl w:ilvl="8" w:tentative="1">
+      <w:start w:val="1"/>
+      <w:numFmt w:val="decimal"/>
+      <w:lvlText w:val="%9."/>
+      <w:lvlJc w:val="left"/>
+      <w:pPr>
+        <w:tabs>
+          <w:tab w:val="num" w:pos="6480"/>
+        </w:tabs>
+        <w:ind w:left="6480" w:hanging="360"/>
+      </w:pPr>
+    </w:lvl>
+  </w:abstractNum>
+  <w:abstractNum w:abstractNumId="22" w15:restartNumberingAfterBreak="0">
     <w:nsid w:val="71B17258"/>
     <w:multiLevelType w:val="multilevel"/>
     <w:tmpl w:val="E1E2308A"/>
@@ -6839,7 +8773,7 @@
       </w:rPr>
     </w:lvl>
   </w:abstractNum>
-  <w:abstractNum w:abstractNumId="19" w15:restartNumberingAfterBreak="0">
+  <w:abstractNum w:abstractNumId="23" w15:restartNumberingAfterBreak="0">
     <w:nsid w:val="74176665"/>
     <w:multiLevelType w:val="hybridMultilevel"/>
     <w:tmpl w:val="A6082046"/>
@@ -6928,7 +8862,7 @@
       </w:pPr>
     </w:lvl>
   </w:abstractNum>
-  <w:abstractNum w:abstractNumId="20" w15:restartNumberingAfterBreak="0">
+  <w:abstractNum w:abstractNumId="24" w15:restartNumberingAfterBreak="0">
     <w:nsid w:val="7D3D62AD"/>
     <w:multiLevelType w:val="multilevel"/>
     <w:tmpl w:val="B1BCF104"/>
@@ -7078,67 +9012,79 @@
     </w:lvl>
   </w:abstractNum>
   <w:num w:numId="1" w16cid:durableId="835536084">
-    <w:abstractNumId w:val="18"/>
+    <w:abstractNumId w:val="22"/>
   </w:num>
   <w:num w:numId="2" w16cid:durableId="702678383">
+    <w:abstractNumId w:val="15"/>
+  </w:num>
+  <w:num w:numId="3" w16cid:durableId="209804628">
+    <w:abstractNumId w:val="8"/>
+  </w:num>
+  <w:num w:numId="4" w16cid:durableId="976451783">
+    <w:abstractNumId w:val="7"/>
+  </w:num>
+  <w:num w:numId="5" w16cid:durableId="1861234197">
     <w:abstractNumId w:val="13"/>
   </w:num>
-  <w:num w:numId="3" w16cid:durableId="209804628">
-    <w:abstractNumId w:val="7"/>
+  <w:num w:numId="6" w16cid:durableId="118650618">
+    <w:abstractNumId w:val="4"/>
   </w:num>
-  <w:num w:numId="4" w16cid:durableId="976451783">
-    <w:abstractNumId w:val="6"/>
-  </w:num>
-  <w:num w:numId="5" w16cid:durableId="1861234197">
-    <w:abstractNumId w:val="11"/>
-  </w:num>
-  <w:num w:numId="6" w16cid:durableId="118650618">
+  <w:num w:numId="7" w16cid:durableId="910044524">
     <w:abstractNumId w:val="3"/>
   </w:num>
-  <w:num w:numId="7" w16cid:durableId="910044524">
-    <w:abstractNumId w:val="2"/>
-  </w:num>
   <w:num w:numId="8" w16cid:durableId="1608851425">
-    <w:abstractNumId w:val="8"/>
+    <w:abstractNumId w:val="9"/>
   </w:num>
   <w:num w:numId="9" w16cid:durableId="1377268012">
-    <w:abstractNumId w:val="9"/>
+    <w:abstractNumId w:val="10"/>
   </w:num>
   <w:num w:numId="10" w16cid:durableId="1961185691">
     <w:abstractNumId w:val="0"/>
   </w:num>
   <w:num w:numId="11" w16cid:durableId="1859929125">
-    <w:abstractNumId w:val="10"/>
+    <w:abstractNumId w:val="11"/>
   </w:num>
   <w:num w:numId="12" w16cid:durableId="1712339484">
+    <w:abstractNumId w:val="6"/>
+  </w:num>
+  <w:num w:numId="13" w16cid:durableId="2018802262">
+    <w:abstractNumId w:val="24"/>
+  </w:num>
+  <w:num w:numId="14" w16cid:durableId="176964887">
+    <w:abstractNumId w:val="19"/>
+  </w:num>
+  <w:num w:numId="15" w16cid:durableId="859507665">
+    <w:abstractNumId w:val="18"/>
+  </w:num>
+  <w:num w:numId="16" w16cid:durableId="783116859">
     <w:abstractNumId w:val="5"/>
   </w:num>
-  <w:num w:numId="13" w16cid:durableId="2018802262">
+  <w:num w:numId="17" w16cid:durableId="822739102">
+    <w:abstractNumId w:val="17"/>
+  </w:num>
+  <w:num w:numId="18" w16cid:durableId="1261599268">
+    <w:abstractNumId w:val="2"/>
+  </w:num>
+  <w:num w:numId="19" w16cid:durableId="1239754006">
+    <w:abstractNumId w:val="16"/>
+  </w:num>
+  <w:num w:numId="20" w16cid:durableId="1283880794">
+    <w:abstractNumId w:val="14"/>
+  </w:num>
+  <w:num w:numId="21" w16cid:durableId="179241702">
+    <w:abstractNumId w:val="23"/>
+  </w:num>
+  <w:num w:numId="22" w16cid:durableId="261231338">
     <w:abstractNumId w:val="20"/>
   </w:num>
-  <w:num w:numId="14" w16cid:durableId="176964887">
-    <w:abstractNumId w:val="17"/>
+  <w:num w:numId="23" w16cid:durableId="1500924146">
+    <w:abstractNumId w:val="12"/>
   </w:num>
-  <w:num w:numId="15" w16cid:durableId="859507665">
-    <w:abstractNumId w:val="16"/>
-  </w:num>
-  <w:num w:numId="16" w16cid:durableId="783116859">
-    <w:abstractNumId w:val="4"/>
-  </w:num>
-  <w:num w:numId="17" w16cid:durableId="822739102">
-    <w:abstractNumId w:val="15"/>
-  </w:num>
-  <w:num w:numId="18" w16cid:durableId="1261599268">
+  <w:num w:numId="24" w16cid:durableId="1590196476">
     <w:abstractNumId w:val="1"/>
   </w:num>
-  <w:num w:numId="19" w16cid:durableId="1239754006">
-    <w:abstractNumId w:val="14"/>
-  </w:num>
-  <w:num w:numId="20" w16cid:durableId="1283880794">
-    <w:abstractNumId w:val="12"/>
-  </w:num>
-  <w:num w:numId="21" w16cid:durableId="179241702">
-    <w:abstractNumId w:val="19"/>
+  <w:num w:numId="25" w16cid:durableId="1521235323">
+    <w:abstractNumId w:val="21"/>
   </w:num>
 </w:numbering>
 </file>
@@ -7543,7 +9489,7 @@
   <w:style w:type="paragraph" w:default="1" w:styleId="Normal">
     <w:name w:val="Normal"/>
     <w:qFormat/>
-    <w:rsid w:val="00083017"/>
+    <w:rsid w:val="00D540D2"/>
     <w:pPr>
       <w:spacing w:after="0" w:line="276" w:lineRule="auto"/>
     </w:pPr>
@@ -7582,7 +9528,6 @@
     <w:next w:val="Normal"/>
     <w:link w:val="Heading2Char"/>
     <w:uiPriority w:val="9"/>
-    <w:semiHidden/>
     <w:unhideWhenUsed/>
     <w:qFormat/>
     <w:rsid w:val="00267B22"/>
@@ -7796,7 +9741,6 @@
     <w:basedOn w:val="DefaultParagraphFont"/>
     <w:link w:val="Heading2"/>
     <w:uiPriority w:val="9"/>
-    <w:semiHidden/>
     <w:rsid w:val="00267B22"/>
     <w:rPr>
       <w:rFonts w:asciiTheme="majorHAnsi" w:eastAsiaTheme="majorEastAsia" w:hAnsiTheme="majorHAnsi" w:cstheme="majorBidi"/>
@@ -8085,6 +10029,129 @@
       <w:szCs w:val="32"/>
       <w:lang w:eastAsia="en-US"/>
     </w:rPr>
+  </w:style>
+  <w:style w:type="paragraph" w:styleId="Header">
+    <w:name w:val="header"/>
+    <w:basedOn w:val="Normal"/>
+    <w:link w:val="HeaderChar"/>
+    <w:uiPriority w:val="99"/>
+    <w:unhideWhenUsed/>
+    <w:rsid w:val="008C55C9"/>
+    <w:pPr>
+      <w:tabs>
+        <w:tab w:val="center" w:pos="4680"/>
+        <w:tab w:val="right" w:pos="9360"/>
+      </w:tabs>
+      <w:spacing w:line="240" w:lineRule="auto"/>
+    </w:pPr>
+  </w:style>
+  <w:style w:type="character" w:customStyle="1" w:styleId="HeaderChar">
+    <w:name w:val="Header Char"/>
+    <w:basedOn w:val="DefaultParagraphFont"/>
+    <w:link w:val="Header"/>
+    <w:uiPriority w:val="99"/>
+    <w:rsid w:val="008C55C9"/>
+    <w:rPr>
+      <w:rFonts w:ascii="Arial" w:eastAsia="Arial" w:hAnsi="Arial" w:cs="Arial"/>
+      <w:kern w:val="0"/>
+      <w:sz w:val="22"/>
+      <w:szCs w:val="22"/>
+      <w14:ligatures w14:val="none"/>
+    </w:rPr>
+  </w:style>
+  <w:style w:type="paragraph" w:styleId="Footer">
+    <w:name w:val="footer"/>
+    <w:basedOn w:val="Normal"/>
+    <w:link w:val="FooterChar"/>
+    <w:uiPriority w:val="99"/>
+    <w:unhideWhenUsed/>
+    <w:rsid w:val="008C55C9"/>
+    <w:pPr>
+      <w:tabs>
+        <w:tab w:val="center" w:pos="4680"/>
+        <w:tab w:val="right" w:pos="9360"/>
+      </w:tabs>
+      <w:spacing w:line="240" w:lineRule="auto"/>
+    </w:pPr>
+  </w:style>
+  <w:style w:type="character" w:customStyle="1" w:styleId="FooterChar">
+    <w:name w:val="Footer Char"/>
+    <w:basedOn w:val="DefaultParagraphFont"/>
+    <w:link w:val="Footer"/>
+    <w:uiPriority w:val="99"/>
+    <w:rsid w:val="008C55C9"/>
+    <w:rPr>
+      <w:rFonts w:ascii="Arial" w:eastAsia="Arial" w:hAnsi="Arial" w:cs="Arial"/>
+      <w:kern w:val="0"/>
+      <w:sz w:val="22"/>
+      <w:szCs w:val="22"/>
+      <w14:ligatures w14:val="none"/>
+    </w:rPr>
+  </w:style>
+  <w:style w:type="table" w:styleId="TableGrid">
+    <w:name w:val="Table Grid"/>
+    <w:basedOn w:val="TableNormal"/>
+    <w:uiPriority w:val="39"/>
+    <w:rsid w:val="008C55C9"/>
+    <w:pPr>
+      <w:spacing w:after="0" w:line="240" w:lineRule="auto"/>
+    </w:pPr>
+    <w:tblPr>
+      <w:tblBorders>
+        <w:top w:val="single" w:sz="4" w:space="0" w:color="auto"/>
+        <w:left w:val="single" w:sz="4" w:space="0" w:color="auto"/>
+        <w:bottom w:val="single" w:sz="4" w:space="0" w:color="auto"/>
+        <w:right w:val="single" w:sz="4" w:space="0" w:color="auto"/>
+        <w:insideH w:val="single" w:sz="4" w:space="0" w:color="auto"/>
+        <w:insideV w:val="single" w:sz="4" w:space="0" w:color="auto"/>
+      </w:tblBorders>
+    </w:tblPr>
+  </w:style>
+  <w:style w:type="character" w:styleId="Strong">
+    <w:name w:val="Strong"/>
+    <w:basedOn w:val="DefaultParagraphFont"/>
+    <w:uiPriority w:val="22"/>
+    <w:qFormat/>
+    <w:rsid w:val="008C55C9"/>
+    <w:rPr>
+      <w:b/>
+      <w:bCs/>
+    </w:rPr>
+  </w:style>
+  <w:style w:type="character" w:customStyle="1" w:styleId="citation-67">
+    <w:name w:val="citation-67"/>
+    <w:basedOn w:val="DefaultParagraphFont"/>
+    <w:rsid w:val="008C55C9"/>
+  </w:style>
+  <w:style w:type="character" w:customStyle="1" w:styleId="citation-66">
+    <w:name w:val="citation-66"/>
+    <w:basedOn w:val="DefaultParagraphFont"/>
+    <w:rsid w:val="008C55C9"/>
+  </w:style>
+  <w:style w:type="character" w:customStyle="1" w:styleId="citation-65">
+    <w:name w:val="citation-65"/>
+    <w:basedOn w:val="DefaultParagraphFont"/>
+    <w:rsid w:val="008C55C9"/>
+  </w:style>
+  <w:style w:type="character" w:customStyle="1" w:styleId="citation-64">
+    <w:name w:val="citation-64"/>
+    <w:basedOn w:val="DefaultParagraphFont"/>
+    <w:rsid w:val="008C55C9"/>
+  </w:style>
+  <w:style w:type="character" w:customStyle="1" w:styleId="citation-63">
+    <w:name w:val="citation-63"/>
+    <w:basedOn w:val="DefaultParagraphFont"/>
+    <w:rsid w:val="008C55C9"/>
+  </w:style>
+  <w:style w:type="character" w:customStyle="1" w:styleId="citation-62">
+    <w:name w:val="citation-62"/>
+    <w:basedOn w:val="DefaultParagraphFont"/>
+    <w:rsid w:val="008C55C9"/>
+  </w:style>
+  <w:style w:type="character" w:customStyle="1" w:styleId="citation-61">
+    <w:name w:val="citation-61"/>
+    <w:basedOn w:val="DefaultParagraphFont"/>
+    <w:rsid w:val="008C55C9"/>
   </w:style>
 </w:styles>
 </file>

--- a/Acadex_SRS.docx
+++ b/Acadex_SRS.docx
@@ -1424,6 +1424,7 @@
           <w:color w:val="000000"/>
           <w:sz w:val="24"/>
           <w:szCs w:val="24"/>
+          <w:lang w:val="vi-VN"/>
         </w:rPr>
       </w:pPr>
     </w:p>
@@ -1438,6 +1439,69 @@
           <w:between w:val="nil"/>
         </w:pBdr>
         <w:spacing w:line="240" w:lineRule="auto"/>
+        <w:ind w:left="720"/>
+        <w:rPr>
+          <w:rFonts w:ascii="Times New Roman" w:eastAsia="Times New Roman" w:hAnsi="Times New Roman" w:cs="Times New Roman"/>
+          <w:color w:val="000000"/>
+          <w:sz w:val="24"/>
+          <w:szCs w:val="24"/>
+          <w:lang w:val="vi-VN"/>
+        </w:rPr>
+      </w:pPr>
+    </w:p>
+    <w:p>
+      <w:pPr>
+        <w:widowControl w:val="0"/>
+        <w:pBdr>
+          <w:top w:val="nil"/>
+          <w:left w:val="nil"/>
+          <w:bottom w:val="nil"/>
+          <w:right w:val="nil"/>
+          <w:between w:val="nil"/>
+        </w:pBdr>
+        <w:spacing w:line="240" w:lineRule="auto"/>
+        <w:ind w:left="720"/>
+        <w:rPr>
+          <w:rFonts w:ascii="Times New Roman" w:eastAsia="Times New Roman" w:hAnsi="Times New Roman" w:cs="Times New Roman"/>
+          <w:color w:val="000000"/>
+          <w:sz w:val="24"/>
+          <w:szCs w:val="24"/>
+          <w:lang w:val="vi-VN"/>
+        </w:rPr>
+      </w:pPr>
+    </w:p>
+    <w:p>
+      <w:pPr>
+        <w:widowControl w:val="0"/>
+        <w:pBdr>
+          <w:top w:val="nil"/>
+          <w:left w:val="nil"/>
+          <w:bottom w:val="nil"/>
+          <w:right w:val="nil"/>
+          <w:between w:val="nil"/>
+        </w:pBdr>
+        <w:spacing w:line="240" w:lineRule="auto"/>
+        <w:ind w:left="720"/>
+        <w:rPr>
+          <w:rFonts w:ascii="Times New Roman" w:eastAsia="Times New Roman" w:hAnsi="Times New Roman" w:cs="Times New Roman"/>
+          <w:color w:val="000000"/>
+          <w:sz w:val="24"/>
+          <w:szCs w:val="24"/>
+          <w:lang w:val="vi-VN"/>
+        </w:rPr>
+      </w:pPr>
+    </w:p>
+    <w:p>
+      <w:pPr>
+        <w:widowControl w:val="0"/>
+        <w:pBdr>
+          <w:top w:val="nil"/>
+          <w:left w:val="nil"/>
+          <w:bottom w:val="nil"/>
+          <w:right w:val="nil"/>
+          <w:between w:val="nil"/>
+        </w:pBdr>
+        <w:spacing w:line="240" w:lineRule="auto"/>
         <w:rPr>
           <w:rFonts w:ascii="Times New Roman" w:eastAsia="Times New Roman" w:hAnsi="Times New Roman" w:cs="Times New Roman"/>
           <w:b/>
@@ -1456,6 +1520,7 @@
           <w:sz w:val="26"/>
           <w:szCs w:val="26"/>
         </w:rPr>
+        <w:lastRenderedPageBreak/>
         <w:t>6. Use Case Specification</w:t>
       </w:r>
     </w:p>
@@ -1552,7 +1617,6 @@
           <w:sz w:val="24"/>
           <w:szCs w:val="24"/>
         </w:rPr>
-        <w:lastRenderedPageBreak/>
         <w:t>6.3. Detailed Use Case Descriptions</w:t>
       </w:r>
     </w:p>
@@ -2412,6 +2476,20 @@
     </w:p>
     <w:p>
       <w:pPr>
+        <w:rPr>
+          <w:lang w:val="vi-VN"/>
+        </w:rPr>
+      </w:pPr>
+    </w:p>
+    <w:p>
+      <w:pPr>
+        <w:rPr>
+          <w:lang w:val="vi-VN"/>
+        </w:rPr>
+      </w:pPr>
+    </w:p>
+    <w:p>
+      <w:pPr>
         <w:widowControl w:val="0"/>
         <w:pBdr>
           <w:top w:val="nil"/>
@@ -2428,6 +2506,7 @@
           <w:color w:val="C00000"/>
           <w:sz w:val="32"/>
           <w:szCs w:val="32"/>
+          <w:lang w:val="vi-VN"/>
         </w:rPr>
       </w:pPr>
       <w:r>
@@ -2440,6 +2519,28 @@
         </w:rPr>
         <w:t xml:space="preserve">I. Record of Changes </w:t>
       </w:r>
+    </w:p>
+    <w:p>
+      <w:pPr>
+        <w:widowControl w:val="0"/>
+        <w:pBdr>
+          <w:top w:val="nil"/>
+          <w:left w:val="nil"/>
+          <w:bottom w:val="nil"/>
+          <w:right w:val="nil"/>
+          <w:between w:val="nil"/>
+        </w:pBdr>
+        <w:spacing w:line="240" w:lineRule="auto"/>
+        <w:ind w:left="15"/>
+        <w:rPr>
+          <w:rFonts w:ascii="Times New Roman" w:eastAsia="Times New Roman" w:hAnsi="Times New Roman" w:cs="Times New Roman"/>
+          <w:b/>
+          <w:color w:val="C00000"/>
+          <w:sz w:val="32"/>
+          <w:szCs w:val="32"/>
+          <w:lang w:val="vi-VN"/>
+        </w:rPr>
+      </w:pPr>
     </w:p>
     <w:tbl>
       <w:tblPr>
@@ -2504,7 +2605,6 @@
                 <w:sz w:val="24"/>
                 <w:szCs w:val="24"/>
               </w:rPr>
-              <w:lastRenderedPageBreak/>
               <w:t>Date</w:t>
             </w:r>
           </w:p>
@@ -3887,7 +3987,6 @@
           <w:sz w:val="32"/>
           <w:szCs w:val="32"/>
         </w:rPr>
-        <w:lastRenderedPageBreak/>
         <w:t xml:space="preserve">II. Software Requirement Specification </w:t>
       </w:r>
     </w:p>
@@ -3924,8 +4023,9 @@
           <w:rFonts w:ascii="Times New Roman" w:eastAsia="Times New Roman" w:hAnsi="Times New Roman" w:cs="Times New Roman"/>
           <w:b/>
           <w:color w:val="000000"/>
-          <w:sz w:val="25"/>
-          <w:szCs w:val="25"/>
+          <w:sz w:val="28"/>
+          <w:szCs w:val="28"/>
+          <w:lang w:val="vi-VN"/>
         </w:rPr>
       </w:pPr>
       <w:r>
@@ -3933,8 +4033,8 @@
           <w:rFonts w:ascii="Times New Roman" w:eastAsia="Times New Roman" w:hAnsi="Times New Roman" w:cs="Times New Roman"/>
           <w:b/>
           <w:color w:val="000000"/>
-          <w:sz w:val="24"/>
-          <w:szCs w:val="24"/>
+          <w:sz w:val="28"/>
+          <w:szCs w:val="28"/>
         </w:rPr>
         <w:t>1.1 Purpose</w:t>
       </w:r>
@@ -3991,8 +4091,8 @@
           <w:rFonts w:ascii="Times New Roman" w:hAnsi="Times New Roman" w:cs="Times New Roman"/>
           <w:b/>
           <w:bCs/>
-          <w:sz w:val="24"/>
-          <w:szCs w:val="24"/>
+          <w:sz w:val="28"/>
+          <w:szCs w:val="28"/>
           <w:lang w:val="vi-VN"/>
         </w:rPr>
       </w:pPr>
@@ -4001,8 +4101,8 @@
           <w:rFonts w:ascii="Times New Roman" w:hAnsi="Times New Roman" w:cs="Times New Roman"/>
           <w:b/>
           <w:bCs/>
-          <w:sz w:val="24"/>
-          <w:szCs w:val="24"/>
+          <w:sz w:val="28"/>
+          <w:szCs w:val="28"/>
           <w:lang w:val="vi-VN"/>
         </w:rPr>
         <w:t>1.2 Scope</w:t>
@@ -4309,8 +4409,8 @@
           <w:rFonts w:ascii="Times New Roman" w:hAnsi="Times New Roman" w:cs="Times New Roman"/>
           <w:b/>
           <w:bCs/>
-          <w:sz w:val="24"/>
-          <w:szCs w:val="24"/>
+          <w:sz w:val="28"/>
+          <w:szCs w:val="28"/>
           <w:lang w:val="vi-VN"/>
         </w:rPr>
       </w:pPr>
@@ -4319,9 +4419,10 @@
           <w:rFonts w:ascii="Times New Roman" w:hAnsi="Times New Roman" w:cs="Times New Roman"/>
           <w:b/>
           <w:bCs/>
-          <w:sz w:val="24"/>
-          <w:szCs w:val="24"/>
-        </w:rPr>
+          <w:sz w:val="28"/>
+          <w:szCs w:val="28"/>
+        </w:rPr>
+        <w:lastRenderedPageBreak/>
         <w:t>1.3 Intended Audience</w:t>
       </w:r>
     </w:p>
@@ -4402,7 +4503,6 @@
           <w:sz w:val="24"/>
           <w:szCs w:val="24"/>
         </w:rPr>
-        <w:lastRenderedPageBreak/>
         <w:t>Developers: To use as a direct coding blueprint for user interfaces, APIs, and database scripts.</w:t>
       </w:r>
     </w:p>
@@ -4466,8 +4566,8 @@
           <w:rFonts w:ascii="Times New Roman" w:hAnsi="Times New Roman" w:cs="Times New Roman"/>
           <w:b/>
           <w:bCs/>
-          <w:sz w:val="24"/>
-          <w:szCs w:val="24"/>
+          <w:sz w:val="28"/>
+          <w:szCs w:val="28"/>
           <w:lang w:val="vi-VN"/>
         </w:rPr>
       </w:pPr>
@@ -4476,8 +4576,8 @@
           <w:rFonts w:ascii="Times New Roman" w:hAnsi="Times New Roman" w:cs="Times New Roman"/>
           <w:b/>
           <w:bCs/>
-          <w:sz w:val="24"/>
-          <w:szCs w:val="24"/>
+          <w:sz w:val="28"/>
+          <w:szCs w:val="28"/>
         </w:rPr>
         <w:t>1.4 Definitions, Acronyms, and Abbreviations</w:t>
       </w:r>
@@ -4499,6 +4599,16 @@
         </w:rPr>
         <w:t>The following technical terms and acronyms are used throughout this document:</w:t>
       </w:r>
+    </w:p>
+    <w:p>
+      <w:pPr>
+        <w:rPr>
+          <w:rFonts w:ascii="Times New Roman" w:hAnsi="Times New Roman" w:cs="Times New Roman"/>
+          <w:sz w:val="24"/>
+          <w:szCs w:val="24"/>
+          <w:lang w:val="vi-VN"/>
+        </w:rPr>
+      </w:pPr>
     </w:p>
     <w:tbl>
       <w:tblPr>
@@ -5087,17 +5197,90 @@
           <w:rFonts w:ascii="Times New Roman" w:hAnsi="Times New Roman" w:cs="Times New Roman"/>
           <w:b/>
           <w:bCs/>
-          <w:sz w:val="24"/>
-          <w:szCs w:val="24"/>
-        </w:rPr>
-      </w:pPr>
-      <w:r>
+          <w:sz w:val="28"/>
+          <w:szCs w:val="28"/>
+          <w:lang w:val="vi-VN"/>
+        </w:rPr>
+      </w:pPr>
+    </w:p>
+    <w:p>
+      <w:pPr>
         <w:rPr>
           <w:rFonts w:ascii="Times New Roman" w:hAnsi="Times New Roman" w:cs="Times New Roman"/>
           <w:b/>
           <w:bCs/>
-          <w:sz w:val="24"/>
-          <w:szCs w:val="24"/>
+          <w:sz w:val="28"/>
+          <w:szCs w:val="28"/>
+          <w:lang w:val="vi-VN"/>
+        </w:rPr>
+      </w:pPr>
+    </w:p>
+    <w:p>
+      <w:pPr>
+        <w:rPr>
+          <w:rFonts w:ascii="Times New Roman" w:hAnsi="Times New Roman" w:cs="Times New Roman"/>
+          <w:b/>
+          <w:bCs/>
+          <w:sz w:val="28"/>
+          <w:szCs w:val="28"/>
+          <w:lang w:val="vi-VN"/>
+        </w:rPr>
+      </w:pPr>
+    </w:p>
+    <w:p>
+      <w:pPr>
+        <w:rPr>
+          <w:rFonts w:ascii="Times New Roman" w:hAnsi="Times New Roman" w:cs="Times New Roman"/>
+          <w:b/>
+          <w:bCs/>
+          <w:sz w:val="28"/>
+          <w:szCs w:val="28"/>
+          <w:lang w:val="vi-VN"/>
+        </w:rPr>
+      </w:pPr>
+    </w:p>
+    <w:p>
+      <w:pPr>
+        <w:rPr>
+          <w:rFonts w:ascii="Times New Roman" w:hAnsi="Times New Roman" w:cs="Times New Roman"/>
+          <w:b/>
+          <w:bCs/>
+          <w:sz w:val="28"/>
+          <w:szCs w:val="28"/>
+          <w:lang w:val="vi-VN"/>
+        </w:rPr>
+      </w:pPr>
+    </w:p>
+    <w:p>
+      <w:pPr>
+        <w:rPr>
+          <w:rFonts w:ascii="Times New Roman" w:hAnsi="Times New Roman" w:cs="Times New Roman"/>
+          <w:b/>
+          <w:bCs/>
+          <w:sz w:val="28"/>
+          <w:szCs w:val="28"/>
+          <w:lang w:val="vi-VN"/>
+        </w:rPr>
+      </w:pPr>
+    </w:p>
+    <w:p>
+      <w:pPr>
+        <w:rPr>
+          <w:rFonts w:ascii="Times New Roman" w:hAnsi="Times New Roman" w:cs="Times New Roman"/>
+          <w:b/>
+          <w:bCs/>
+          <w:sz w:val="28"/>
+          <w:szCs w:val="28"/>
+          <w:lang w:val="vi-VN"/>
+        </w:rPr>
+      </w:pPr>
+      <w:r>
+        <w:rPr>
+          <w:rFonts w:ascii="Times New Roman" w:hAnsi="Times New Roman" w:cs="Times New Roman"/>
+          <w:b/>
+          <w:bCs/>
+          <w:sz w:val="28"/>
+          <w:szCs w:val="28"/>
         </w:rPr>
         <w:t>1.5 References</w:t>
       </w:r>
@@ -5137,25 +5320,7 @@
           <w:sz w:val="24"/>
           <w:szCs w:val="24"/>
         </w:rPr>
-        <w:t xml:space="preserve">Institute of Electrical and Electronics Engineers. (1998). </w:t>
-      </w:r>
-      <w:r>
-        <w:rPr>
-          <w:rFonts w:ascii="Times New Roman" w:hAnsi="Times New Roman" w:cs="Times New Roman"/>
-          <w:i/>
-          <w:iCs/>
-          <w:sz w:val="24"/>
-          <w:szCs w:val="24"/>
-        </w:rPr>
-        <w:t>IEEE Std 830-1998: IEEE Recommended Practice for Software Requirements Specifications</w:t>
-      </w:r>
-      <w:r>
-        <w:rPr>
-          <w:rFonts w:ascii="Times New Roman" w:hAnsi="Times New Roman" w:cs="Times New Roman"/>
-          <w:sz w:val="24"/>
-          <w:szCs w:val="24"/>
-        </w:rPr>
-        <w:t>. IEEE Computer Society.</w:t>
+        <w:t>Institute of Electrical and Electronics Engineers. (1998). IEEE Std 830-1998: IEEE Recommended Practice for Software Requirements Specifications. IEEE Computer Society.</w:t>
       </w:r>
     </w:p>
     <w:p>
@@ -5176,25 +5341,7 @@
           <w:sz w:val="24"/>
           <w:szCs w:val="24"/>
         </w:rPr>
-        <w:t xml:space="preserve">FPT University. (2026). </w:t>
-      </w:r>
-      <w:r>
-        <w:rPr>
-          <w:rFonts w:ascii="Times New Roman" w:hAnsi="Times New Roman" w:cs="Times New Roman"/>
-          <w:i/>
-          <w:iCs/>
-          <w:sz w:val="24"/>
-          <w:szCs w:val="24"/>
-        </w:rPr>
-        <w:t>SWR302: Software Requirements Engineering Course Materials</w:t>
-      </w:r>
-      <w:r>
-        <w:rPr>
-          <w:rFonts w:ascii="Times New Roman" w:hAnsi="Times New Roman" w:cs="Times New Roman"/>
-          <w:sz w:val="24"/>
-          <w:szCs w:val="24"/>
-        </w:rPr>
-        <w:t xml:space="preserve">. Da Nang Campus. </w:t>
+        <w:t xml:space="preserve">FPT University. (2026). SWR302: Software Requirements Engineering Course Materials. Da Nang Campus. </w:t>
       </w:r>
     </w:p>
     <w:p>
@@ -5215,25 +5362,7 @@
           <w:sz w:val="24"/>
           <w:szCs w:val="24"/>
         </w:rPr>
-        <w:t xml:space="preserve">Oracle Corporation. (2026). </w:t>
-      </w:r>
-      <w:r>
-        <w:rPr>
-          <w:rFonts w:ascii="Times New Roman" w:hAnsi="Times New Roman" w:cs="Times New Roman"/>
-          <w:i/>
-          <w:iCs/>
-          <w:sz w:val="24"/>
-          <w:szCs w:val="24"/>
-        </w:rPr>
-        <w:t>MySQL 8.0 Reference Manual</w:t>
-      </w:r>
-      <w:r>
-        <w:rPr>
-          <w:rFonts w:ascii="Times New Roman" w:hAnsi="Times New Roman" w:cs="Times New Roman"/>
-          <w:sz w:val="24"/>
-          <w:szCs w:val="24"/>
-        </w:rPr>
-        <w:t>. Available from Oracle technical documentation website.</w:t>
+        <w:t>Oracle Corporation. (2026). MySQL 8.0 Reference Manual. Available from Oracle technical documentation website.</w:t>
       </w:r>
     </w:p>
     <w:p>
@@ -5254,25 +5383,7 @@
           <w:sz w:val="24"/>
           <w:szCs w:val="24"/>
         </w:rPr>
-        <w:t xml:space="preserve">Express/Node.js Documentation. (2026). </w:t>
-      </w:r>
-      <w:r>
-        <w:rPr>
-          <w:rFonts w:ascii="Times New Roman" w:hAnsi="Times New Roman" w:cs="Times New Roman"/>
-          <w:i/>
-          <w:iCs/>
-          <w:sz w:val="24"/>
-          <w:szCs w:val="24"/>
-        </w:rPr>
-        <w:t>Production Best Practices: Performance and Reliability</w:t>
-      </w:r>
-      <w:r>
-        <w:rPr>
-          <w:rFonts w:ascii="Times New Roman" w:hAnsi="Times New Roman" w:cs="Times New Roman"/>
-          <w:sz w:val="24"/>
-          <w:szCs w:val="24"/>
-        </w:rPr>
-        <w:t xml:space="preserve">. Available from </w:t>
+        <w:t xml:space="preserve">Express/Node.js Documentation. (2026). Production Best Practices: Performance and Reliability. Available from </w:t>
       </w:r>
       <w:proofErr w:type="spellStart"/>
       <w:r>
@@ -5292,6 +5403,16 @@
         </w:rPr>
         <w:t xml:space="preserve"> official guide website.</w:t>
       </w:r>
+    </w:p>
+    <w:p>
+      <w:pPr>
+        <w:ind w:left="720"/>
+        <w:rPr>
+          <w:rFonts w:ascii="Times New Roman" w:hAnsi="Times New Roman" w:cs="Times New Roman"/>
+          <w:sz w:val="24"/>
+          <w:szCs w:val="24"/>
+        </w:rPr>
+      </w:pPr>
     </w:p>
     <w:p>
       <w:pPr>
@@ -5306,8 +5427,2779 @@
           <w:b/>
           <w:bCs/>
         </w:rPr>
+        <w:t>2. Overall Description</w:t>
+      </w:r>
+    </w:p>
+    <w:p>
+      <w:pPr>
+        <w:widowControl w:val="0"/>
+        <w:pBdr>
+          <w:top w:val="nil"/>
+          <w:left w:val="nil"/>
+          <w:bottom w:val="nil"/>
+          <w:right w:val="nil"/>
+          <w:between w:val="nil"/>
+        </w:pBdr>
+        <w:spacing w:line="240" w:lineRule="auto"/>
+        <w:rPr>
+          <w:rFonts w:ascii="Times New Roman" w:eastAsia="Times New Roman" w:hAnsi="Times New Roman" w:cs="Times New Roman"/>
+          <w:b/>
+          <w:bCs/>
+          <w:color w:val="000000"/>
+          <w:sz w:val="28"/>
+          <w:szCs w:val="28"/>
+          <w:lang w:val="vi-VN"/>
+        </w:rPr>
+      </w:pPr>
+      <w:r>
+        <w:rPr>
+          <w:rFonts w:ascii="Times New Roman" w:eastAsia="Times New Roman" w:hAnsi="Times New Roman" w:cs="Times New Roman"/>
+          <w:b/>
+          <w:bCs/>
+          <w:color w:val="000000"/>
+          <w:sz w:val="28"/>
+          <w:szCs w:val="28"/>
+        </w:rPr>
+        <w:t>2.1. Product Perspective</w:t>
+      </w:r>
+    </w:p>
+    <w:p>
+      <w:pPr>
+        <w:rPr>
+          <w:rFonts w:ascii="Times New Roman" w:hAnsi="Times New Roman" w:cs="Times New Roman"/>
+          <w:sz w:val="24"/>
+          <w:szCs w:val="24"/>
+          <w:lang w:val="vi-VN"/>
+        </w:rPr>
+      </w:pPr>
+      <w:proofErr w:type="spellStart"/>
+      <w:r>
+        <w:rPr>
+          <w:rFonts w:ascii="Times New Roman" w:hAnsi="Times New Roman" w:cs="Times New Roman"/>
+          <w:sz w:val="24"/>
+          <w:szCs w:val="24"/>
+        </w:rPr>
+        <w:t>Acadex</w:t>
+      </w:r>
+      <w:proofErr w:type="spellEnd"/>
+      <w:r>
+        <w:rPr>
+          <w:rFonts w:ascii="Times New Roman" w:hAnsi="Times New Roman" w:cs="Times New Roman"/>
+          <w:sz w:val="24"/>
+          <w:szCs w:val="24"/>
+        </w:rPr>
+        <w:t xml:space="preserve"> is a web-based Student Management System designed to streamline and centralize academic administration activities within educational institutions. The system provides a unified platform for managing student information, classes, subjects, attendance records, academic performance, notifications, and reports. </w:t>
+      </w:r>
+    </w:p>
+    <w:p>
+      <w:pPr>
+        <w:rPr>
+          <w:rFonts w:ascii="Times New Roman" w:hAnsi="Times New Roman" w:cs="Times New Roman"/>
+          <w:sz w:val="24"/>
+          <w:szCs w:val="24"/>
+          <w:lang w:val="vi-VN"/>
+        </w:rPr>
+      </w:pPr>
+    </w:p>
+    <w:p>
+      <w:pPr>
+        <w:rPr>
+          <w:rFonts w:ascii="Times New Roman" w:hAnsi="Times New Roman" w:cs="Times New Roman"/>
+          <w:sz w:val="24"/>
+          <w:szCs w:val="24"/>
+          <w:lang w:val="vi-VN"/>
+        </w:rPr>
+      </w:pPr>
+      <w:r>
+        <w:rPr>
+          <w:rFonts w:ascii="Times New Roman" w:hAnsi="Times New Roman" w:cs="Times New Roman"/>
+          <w:sz w:val="24"/>
+          <w:szCs w:val="24"/>
+        </w:rPr>
+        <w:t xml:space="preserve">The system follows a client-server architecture where users access the application through a web browser while all business logic and data processing are handled by the backend server. </w:t>
+      </w:r>
+      <w:proofErr w:type="spellStart"/>
+      <w:r>
+        <w:rPr>
+          <w:rFonts w:ascii="Times New Roman" w:hAnsi="Times New Roman" w:cs="Times New Roman"/>
+          <w:sz w:val="24"/>
+          <w:szCs w:val="24"/>
+        </w:rPr>
+        <w:t>Acadex</w:t>
+      </w:r>
+      <w:proofErr w:type="spellEnd"/>
+      <w:r>
+        <w:rPr>
+          <w:rFonts w:ascii="Times New Roman" w:hAnsi="Times New Roman" w:cs="Times New Roman"/>
+          <w:sz w:val="24"/>
+          <w:szCs w:val="24"/>
+        </w:rPr>
+        <w:t xml:space="preserve"> aims to replace traditional manual processes that rely on paper documents and spreadsheets, thereby improving data accuracy, operational efficiency, and accessibility. </w:t>
+      </w:r>
+    </w:p>
+    <w:p>
+      <w:pPr>
+        <w:rPr>
+          <w:rFonts w:ascii="Times New Roman" w:hAnsi="Times New Roman" w:cs="Times New Roman"/>
+          <w:sz w:val="24"/>
+          <w:szCs w:val="24"/>
+          <w:lang w:val="vi-VN"/>
+        </w:rPr>
+      </w:pPr>
+    </w:p>
+    <w:p>
+      <w:pPr>
+        <w:rPr>
+          <w:rFonts w:ascii="Times New Roman" w:hAnsi="Times New Roman" w:cs="Times New Roman"/>
+          <w:sz w:val="24"/>
+          <w:szCs w:val="24"/>
+        </w:rPr>
+      </w:pPr>
+      <w:r>
+        <w:rPr>
+          <w:rFonts w:ascii="Times New Roman" w:hAnsi="Times New Roman" w:cs="Times New Roman"/>
+          <w:sz w:val="24"/>
+          <w:szCs w:val="24"/>
+        </w:rPr>
+        <w:t>The system supports three primary user roles:</w:t>
+      </w:r>
+    </w:p>
+    <w:p>
+      <w:pPr>
+        <w:numPr>
+          <w:ilvl w:val="0"/>
+          <w:numId w:val="26"/>
+        </w:numPr>
+        <w:rPr>
+          <w:rFonts w:ascii="Times New Roman" w:hAnsi="Times New Roman" w:cs="Times New Roman"/>
+          <w:sz w:val="24"/>
+          <w:szCs w:val="24"/>
+        </w:rPr>
+      </w:pPr>
+      <w:r>
+        <w:rPr>
+          <w:rFonts w:ascii="Times New Roman" w:hAnsi="Times New Roman" w:cs="Times New Roman"/>
+          <w:b/>
+          <w:bCs/>
+          <w:sz w:val="24"/>
+          <w:szCs w:val="24"/>
+        </w:rPr>
+        <w:t>Administrator</w:t>
+      </w:r>
+      <w:r>
+        <w:rPr>
+          <w:rFonts w:ascii="Times New Roman" w:hAnsi="Times New Roman" w:cs="Times New Roman"/>
+          <w:sz w:val="24"/>
+          <w:szCs w:val="24"/>
+        </w:rPr>
+        <w:t xml:space="preserve"> – manages user accounts, students, classes, subjects, and reports.</w:t>
+      </w:r>
+    </w:p>
+    <w:p>
+      <w:pPr>
+        <w:numPr>
+          <w:ilvl w:val="0"/>
+          <w:numId w:val="26"/>
+        </w:numPr>
+        <w:rPr>
+          <w:rFonts w:ascii="Times New Roman" w:hAnsi="Times New Roman" w:cs="Times New Roman"/>
+          <w:sz w:val="24"/>
+          <w:szCs w:val="24"/>
+        </w:rPr>
+      </w:pPr>
+      <w:r>
+        <w:rPr>
+          <w:rFonts w:ascii="Times New Roman" w:hAnsi="Times New Roman" w:cs="Times New Roman"/>
+          <w:b/>
+          <w:bCs/>
+          <w:sz w:val="24"/>
+          <w:szCs w:val="24"/>
+        </w:rPr>
+        <w:t>Teacher</w:t>
+      </w:r>
+      <w:r>
+        <w:rPr>
+          <w:rFonts w:ascii="Times New Roman" w:hAnsi="Times New Roman" w:cs="Times New Roman"/>
+          <w:sz w:val="24"/>
+          <w:szCs w:val="24"/>
+        </w:rPr>
+        <w:t xml:space="preserve"> – manages attendance, student scores, and academic records.</w:t>
+      </w:r>
+    </w:p>
+    <w:p>
+      <w:pPr>
+        <w:numPr>
+          <w:ilvl w:val="0"/>
+          <w:numId w:val="26"/>
+        </w:numPr>
+        <w:rPr>
+          <w:rFonts w:ascii="Times New Roman" w:hAnsi="Times New Roman" w:cs="Times New Roman"/>
+          <w:sz w:val="24"/>
+          <w:szCs w:val="24"/>
+        </w:rPr>
+      </w:pPr>
+      <w:r>
+        <w:rPr>
+          <w:rFonts w:ascii="Times New Roman" w:hAnsi="Times New Roman" w:cs="Times New Roman"/>
+          <w:b/>
+          <w:bCs/>
+          <w:sz w:val="24"/>
+          <w:szCs w:val="24"/>
+        </w:rPr>
+        <w:t>Student</w:t>
+      </w:r>
+      <w:r>
+        <w:rPr>
+          <w:rFonts w:ascii="Times New Roman" w:hAnsi="Times New Roman" w:cs="Times New Roman"/>
+          <w:sz w:val="24"/>
+          <w:szCs w:val="24"/>
+        </w:rPr>
+        <w:t xml:space="preserve"> – views personal profiles, attendance records, grades, and transcripts.</w:t>
+      </w:r>
+    </w:p>
+    <w:p>
+      <w:pPr>
+        <w:ind w:left="720"/>
+        <w:rPr>
+          <w:rFonts w:ascii="Times New Roman" w:hAnsi="Times New Roman" w:cs="Times New Roman"/>
+          <w:sz w:val="24"/>
+          <w:szCs w:val="24"/>
+        </w:rPr>
+      </w:pPr>
+    </w:p>
+    <w:p>
+      <w:pPr>
+        <w:rPr>
+          <w:rFonts w:ascii="Times New Roman" w:hAnsi="Times New Roman" w:cs="Times New Roman"/>
+          <w:sz w:val="24"/>
+          <w:szCs w:val="24"/>
+        </w:rPr>
+      </w:pPr>
+      <w:proofErr w:type="spellStart"/>
+      <w:r>
+        <w:rPr>
+          <w:rFonts w:ascii="Times New Roman" w:hAnsi="Times New Roman" w:cs="Times New Roman"/>
+          <w:sz w:val="24"/>
+          <w:szCs w:val="24"/>
+        </w:rPr>
+        <w:t>Acadex</w:t>
+      </w:r>
+      <w:proofErr w:type="spellEnd"/>
+      <w:r>
+        <w:rPr>
+          <w:rFonts w:ascii="Times New Roman" w:hAnsi="Times New Roman" w:cs="Times New Roman"/>
+          <w:sz w:val="24"/>
+          <w:szCs w:val="24"/>
+        </w:rPr>
+        <w:t xml:space="preserve"> operates as a standalone academic management platform and can be integrated with future educational services if required. </w:t>
+      </w:r>
+    </w:p>
+    <w:p>
+      <w:pPr>
+        <w:rPr>
+          <w:rFonts w:ascii="Times New Roman" w:hAnsi="Times New Roman" w:cs="Times New Roman"/>
+          <w:sz w:val="24"/>
+          <w:szCs w:val="24"/>
+          <w:lang w:val="vi-VN"/>
+        </w:rPr>
+      </w:pPr>
+    </w:p>
+    <w:p>
+      <w:pPr>
+        <w:rPr>
+          <w:rFonts w:ascii="Times New Roman" w:hAnsi="Times New Roman" w:cs="Times New Roman"/>
+          <w:sz w:val="24"/>
+          <w:szCs w:val="24"/>
+          <w:lang w:val="vi-VN"/>
+        </w:rPr>
+      </w:pPr>
+    </w:p>
+    <w:p>
+      <w:pPr>
+        <w:rPr>
+          <w:rFonts w:ascii="Times New Roman" w:hAnsi="Times New Roman" w:cs="Times New Roman"/>
+          <w:sz w:val="24"/>
+          <w:szCs w:val="24"/>
+          <w:lang w:val="vi-VN"/>
+        </w:rPr>
+      </w:pPr>
+    </w:p>
+    <w:p>
+      <w:pPr>
+        <w:rPr>
+          <w:rFonts w:ascii="Times New Roman" w:hAnsi="Times New Roman" w:cs="Times New Roman"/>
+          <w:sz w:val="24"/>
+          <w:szCs w:val="24"/>
+          <w:lang w:val="vi-VN"/>
+        </w:rPr>
+      </w:pPr>
+    </w:p>
+    <w:p>
+      <w:pPr>
+        <w:rPr>
+          <w:rFonts w:ascii="Times New Roman" w:hAnsi="Times New Roman" w:cs="Times New Roman"/>
+          <w:sz w:val="24"/>
+          <w:szCs w:val="24"/>
+          <w:lang w:val="vi-VN"/>
+        </w:rPr>
+      </w:pPr>
+    </w:p>
+    <w:p>
+      <w:pPr>
+        <w:rPr>
+          <w:rFonts w:ascii="Times New Roman" w:hAnsi="Times New Roman" w:cs="Times New Roman"/>
+          <w:sz w:val="24"/>
+          <w:szCs w:val="24"/>
+          <w:lang w:val="vi-VN"/>
+        </w:rPr>
+      </w:pPr>
+    </w:p>
+    <w:p>
+      <w:pPr>
+        <w:rPr>
+          <w:rFonts w:ascii="Times New Roman" w:hAnsi="Times New Roman" w:cs="Times New Roman"/>
+          <w:sz w:val="24"/>
+          <w:szCs w:val="24"/>
+          <w:lang w:val="vi-VN"/>
+        </w:rPr>
+      </w:pPr>
+    </w:p>
+    <w:p>
+      <w:pPr>
+        <w:rPr>
+          <w:rFonts w:ascii="Times New Roman" w:hAnsi="Times New Roman" w:cs="Times New Roman"/>
+          <w:b/>
+          <w:bCs/>
+          <w:sz w:val="28"/>
+          <w:szCs w:val="28"/>
+          <w:lang w:val="vi-VN"/>
+        </w:rPr>
+      </w:pPr>
+      <w:r>
+        <w:rPr>
+          <w:rFonts w:ascii="Times New Roman" w:hAnsi="Times New Roman" w:cs="Times New Roman"/>
+          <w:b/>
+          <w:bCs/>
+          <w:sz w:val="28"/>
+          <w:szCs w:val="28"/>
+        </w:rPr>
+        <w:t>2.2 Product Functions</w:t>
+      </w:r>
+    </w:p>
+    <w:p>
+      <w:pPr>
+        <w:rPr>
+          <w:rFonts w:ascii="Times New Roman" w:hAnsi="Times New Roman" w:cs="Times New Roman"/>
+          <w:sz w:val="24"/>
+          <w:szCs w:val="24"/>
+          <w:lang w:val="vi-VN"/>
+        </w:rPr>
+      </w:pPr>
+      <w:r>
+        <w:rPr>
+          <w:rFonts w:ascii="Times New Roman" w:hAnsi="Times New Roman" w:cs="Times New Roman"/>
+          <w:sz w:val="24"/>
+          <w:szCs w:val="24"/>
+        </w:rPr>
+        <w:t xml:space="preserve">The major functions provided by </w:t>
+      </w:r>
+      <w:proofErr w:type="spellStart"/>
+      <w:r>
+        <w:rPr>
+          <w:rFonts w:ascii="Times New Roman" w:hAnsi="Times New Roman" w:cs="Times New Roman"/>
+          <w:sz w:val="24"/>
+          <w:szCs w:val="24"/>
+        </w:rPr>
+        <w:t>Acadex</w:t>
+      </w:r>
+      <w:proofErr w:type="spellEnd"/>
+      <w:r>
+        <w:rPr>
+          <w:rFonts w:ascii="Times New Roman" w:hAnsi="Times New Roman" w:cs="Times New Roman"/>
+          <w:sz w:val="24"/>
+          <w:szCs w:val="24"/>
+        </w:rPr>
+        <w:t xml:space="preserve"> include:</w:t>
+      </w:r>
+    </w:p>
+    <w:p>
+      <w:pPr>
+        <w:rPr>
+          <w:rFonts w:ascii="Times New Roman" w:hAnsi="Times New Roman" w:cs="Times New Roman"/>
+          <w:sz w:val="24"/>
+          <w:szCs w:val="24"/>
+          <w:lang w:val="vi-VN"/>
+        </w:rPr>
+      </w:pPr>
+    </w:p>
+    <w:p>
+      <w:pPr>
+        <w:rPr>
+          <w:rFonts w:ascii="Times New Roman" w:hAnsi="Times New Roman" w:cs="Times New Roman"/>
+          <w:b/>
+          <w:bCs/>
+          <w:sz w:val="24"/>
+          <w:szCs w:val="24"/>
+        </w:rPr>
+      </w:pPr>
+      <w:r>
+        <w:rPr>
+          <w:rFonts w:ascii="Times New Roman" w:hAnsi="Times New Roman" w:cs="Times New Roman"/>
+          <w:b/>
+          <w:bCs/>
+          <w:sz w:val="24"/>
+          <w:szCs w:val="24"/>
+        </w:rPr>
+        <w:t>Authentication Module</w:t>
+      </w:r>
+    </w:p>
+    <w:p>
+      <w:pPr>
+        <w:numPr>
+          <w:ilvl w:val="0"/>
+          <w:numId w:val="27"/>
+        </w:numPr>
+        <w:rPr>
+          <w:rFonts w:ascii="Times New Roman" w:hAnsi="Times New Roman" w:cs="Times New Roman"/>
+          <w:sz w:val="24"/>
+          <w:szCs w:val="24"/>
+        </w:rPr>
+      </w:pPr>
+      <w:r>
+        <w:rPr>
+          <w:rFonts w:ascii="Times New Roman" w:hAnsi="Times New Roman" w:cs="Times New Roman"/>
+          <w:sz w:val="24"/>
+          <w:szCs w:val="24"/>
+        </w:rPr>
+        <w:t>User login and logout</w:t>
+      </w:r>
+    </w:p>
+    <w:p>
+      <w:pPr>
+        <w:numPr>
+          <w:ilvl w:val="0"/>
+          <w:numId w:val="27"/>
+        </w:numPr>
+        <w:rPr>
+          <w:rFonts w:ascii="Times New Roman" w:hAnsi="Times New Roman" w:cs="Times New Roman"/>
+          <w:sz w:val="24"/>
+          <w:szCs w:val="24"/>
+        </w:rPr>
+      </w:pPr>
+      <w:r>
+        <w:rPr>
+          <w:rFonts w:ascii="Times New Roman" w:hAnsi="Times New Roman" w:cs="Times New Roman"/>
+          <w:sz w:val="24"/>
+          <w:szCs w:val="24"/>
+        </w:rPr>
+        <w:t>Password management (Change Password, Forgot Password, Reset Password)</w:t>
+      </w:r>
+    </w:p>
+    <w:p>
+      <w:pPr>
+        <w:numPr>
+          <w:ilvl w:val="0"/>
+          <w:numId w:val="27"/>
+        </w:numPr>
+        <w:rPr>
+          <w:rFonts w:ascii="Times New Roman" w:hAnsi="Times New Roman" w:cs="Times New Roman"/>
+          <w:sz w:val="24"/>
+          <w:szCs w:val="24"/>
+        </w:rPr>
+      </w:pPr>
+      <w:r>
+        <w:rPr>
+          <w:rFonts w:ascii="Times New Roman" w:hAnsi="Times New Roman" w:cs="Times New Roman"/>
+          <w:sz w:val="24"/>
+          <w:szCs w:val="24"/>
+        </w:rPr>
+        <w:t>Role-Based Access Control (RBAC) enforcement</w:t>
+      </w:r>
+    </w:p>
+    <w:p>
+      <w:pPr>
+        <w:ind w:left="720"/>
+        <w:rPr>
+          <w:rFonts w:ascii="Times New Roman" w:hAnsi="Times New Roman" w:cs="Times New Roman"/>
+          <w:sz w:val="24"/>
+          <w:szCs w:val="24"/>
+        </w:rPr>
+      </w:pPr>
+    </w:p>
+    <w:p>
+      <w:pPr>
+        <w:rPr>
+          <w:rFonts w:ascii="Times New Roman" w:hAnsi="Times New Roman" w:cs="Times New Roman"/>
+          <w:b/>
+          <w:bCs/>
+          <w:sz w:val="24"/>
+          <w:szCs w:val="24"/>
+        </w:rPr>
+      </w:pPr>
+      <w:r>
+        <w:rPr>
+          <w:rFonts w:ascii="Times New Roman" w:hAnsi="Times New Roman" w:cs="Times New Roman"/>
+          <w:b/>
+          <w:bCs/>
+          <w:sz w:val="24"/>
+          <w:szCs w:val="24"/>
+        </w:rPr>
+        <w:t>User &amp; Account Management Module</w:t>
+      </w:r>
+    </w:p>
+    <w:p>
+      <w:pPr>
+        <w:numPr>
+          <w:ilvl w:val="0"/>
+          <w:numId w:val="28"/>
+        </w:numPr>
+        <w:rPr>
+          <w:rFonts w:ascii="Times New Roman" w:hAnsi="Times New Roman" w:cs="Times New Roman"/>
+          <w:sz w:val="24"/>
+          <w:szCs w:val="24"/>
+        </w:rPr>
+      </w:pPr>
+      <w:r>
+        <w:rPr>
+          <w:rFonts w:ascii="Times New Roman" w:hAnsi="Times New Roman" w:cs="Times New Roman"/>
+          <w:sz w:val="24"/>
+          <w:szCs w:val="24"/>
+        </w:rPr>
+        <w:t>Manage user accounts (Create, disable, and update accounts)</w:t>
+      </w:r>
+    </w:p>
+    <w:p>
+      <w:pPr>
+        <w:numPr>
+          <w:ilvl w:val="0"/>
+          <w:numId w:val="28"/>
+        </w:numPr>
+        <w:rPr>
+          <w:rFonts w:ascii="Times New Roman" w:hAnsi="Times New Roman" w:cs="Times New Roman"/>
+          <w:sz w:val="24"/>
+          <w:szCs w:val="24"/>
+        </w:rPr>
+      </w:pPr>
+      <w:r>
+        <w:rPr>
+          <w:rFonts w:ascii="Times New Roman" w:hAnsi="Times New Roman" w:cs="Times New Roman"/>
+          <w:sz w:val="24"/>
+          <w:szCs w:val="24"/>
+        </w:rPr>
+        <w:t>View admin/teacher dashboard metrics</w:t>
+      </w:r>
+    </w:p>
+    <w:p>
+      <w:pPr>
+        <w:rPr>
+          <w:rFonts w:ascii="Times New Roman" w:hAnsi="Times New Roman" w:cs="Times New Roman"/>
+          <w:b/>
+          <w:bCs/>
+          <w:sz w:val="24"/>
+          <w:szCs w:val="24"/>
+        </w:rPr>
+      </w:pPr>
+      <w:r>
+        <w:rPr>
+          <w:rFonts w:ascii="Times New Roman" w:hAnsi="Times New Roman" w:cs="Times New Roman"/>
+          <w:b/>
+          <w:bCs/>
+          <w:sz w:val="24"/>
+          <w:szCs w:val="24"/>
+        </w:rPr>
+        <w:t>Student Management Module</w:t>
+      </w:r>
+    </w:p>
+    <w:p>
+      <w:pPr>
+        <w:numPr>
+          <w:ilvl w:val="0"/>
+          <w:numId w:val="29"/>
+        </w:numPr>
+        <w:rPr>
+          <w:rFonts w:ascii="Times New Roman" w:hAnsi="Times New Roman" w:cs="Times New Roman"/>
+          <w:sz w:val="24"/>
+          <w:szCs w:val="24"/>
+        </w:rPr>
+      </w:pPr>
+      <w:r>
+        <w:rPr>
+          <w:rFonts w:ascii="Times New Roman" w:hAnsi="Times New Roman" w:cs="Times New Roman"/>
+          <w:sz w:val="24"/>
+          <w:szCs w:val="24"/>
+        </w:rPr>
+        <w:t>Create, update, and delete student profiles</w:t>
+      </w:r>
+    </w:p>
+    <w:p>
+      <w:pPr>
+        <w:numPr>
+          <w:ilvl w:val="0"/>
+          <w:numId w:val="29"/>
+        </w:numPr>
+        <w:rPr>
+          <w:rFonts w:ascii="Times New Roman" w:hAnsi="Times New Roman" w:cs="Times New Roman"/>
+          <w:sz w:val="24"/>
+          <w:szCs w:val="24"/>
+        </w:rPr>
+      </w:pPr>
+      <w:r>
+        <w:rPr>
+          <w:rFonts w:ascii="Times New Roman" w:hAnsi="Times New Roman" w:cs="Times New Roman"/>
+          <w:sz w:val="24"/>
+          <w:szCs w:val="24"/>
+        </w:rPr>
+        <w:t>Search and filter students based on multiple criteria</w:t>
+      </w:r>
+    </w:p>
+    <w:p>
+      <w:pPr>
+        <w:numPr>
+          <w:ilvl w:val="0"/>
+          <w:numId w:val="29"/>
+        </w:numPr>
+        <w:rPr>
+          <w:rFonts w:ascii="Times New Roman" w:hAnsi="Times New Roman" w:cs="Times New Roman"/>
+          <w:sz w:val="24"/>
+          <w:szCs w:val="24"/>
+        </w:rPr>
+      </w:pPr>
+      <w:r>
+        <w:rPr>
+          <w:rFonts w:ascii="Times New Roman" w:hAnsi="Times New Roman" w:cs="Times New Roman"/>
+          <w:sz w:val="24"/>
+          <w:szCs w:val="24"/>
+        </w:rPr>
+        <w:t>Import and export student data via Excel</w:t>
+      </w:r>
+    </w:p>
+    <w:p>
+      <w:pPr>
+        <w:numPr>
+          <w:ilvl w:val="0"/>
+          <w:numId w:val="29"/>
+        </w:numPr>
+        <w:rPr>
+          <w:rFonts w:ascii="Times New Roman" w:hAnsi="Times New Roman" w:cs="Times New Roman"/>
+          <w:sz w:val="24"/>
+          <w:szCs w:val="24"/>
+        </w:rPr>
+      </w:pPr>
+      <w:r>
+        <w:rPr>
+          <w:rFonts w:ascii="Times New Roman" w:hAnsi="Times New Roman" w:cs="Times New Roman"/>
+          <w:sz w:val="24"/>
+          <w:szCs w:val="24"/>
+        </w:rPr>
+        <w:t>Assign or remove students from classes</w:t>
+      </w:r>
+    </w:p>
+    <w:p>
+      <w:pPr>
+        <w:ind w:left="720"/>
+        <w:rPr>
+          <w:rFonts w:ascii="Times New Roman" w:hAnsi="Times New Roman" w:cs="Times New Roman"/>
+          <w:sz w:val="24"/>
+          <w:szCs w:val="24"/>
+        </w:rPr>
+      </w:pPr>
+    </w:p>
+    <w:p>
+      <w:pPr>
+        <w:rPr>
+          <w:rFonts w:ascii="Times New Roman" w:hAnsi="Times New Roman" w:cs="Times New Roman"/>
+          <w:b/>
+          <w:bCs/>
+          <w:sz w:val="24"/>
+          <w:szCs w:val="24"/>
+        </w:rPr>
+      </w:pPr>
+      <w:r>
+        <w:rPr>
+          <w:rFonts w:ascii="Times New Roman" w:hAnsi="Times New Roman" w:cs="Times New Roman"/>
+          <w:b/>
+          <w:bCs/>
+          <w:sz w:val="24"/>
+          <w:szCs w:val="24"/>
+        </w:rPr>
+        <w:t>Class Management Module</w:t>
+      </w:r>
+    </w:p>
+    <w:p>
+      <w:pPr>
+        <w:numPr>
+          <w:ilvl w:val="0"/>
+          <w:numId w:val="30"/>
+        </w:numPr>
+        <w:rPr>
+          <w:rFonts w:ascii="Times New Roman" w:hAnsi="Times New Roman" w:cs="Times New Roman"/>
+          <w:sz w:val="24"/>
+          <w:szCs w:val="24"/>
+        </w:rPr>
+      </w:pPr>
+      <w:r>
+        <w:rPr>
+          <w:rFonts w:ascii="Times New Roman" w:hAnsi="Times New Roman" w:cs="Times New Roman"/>
+          <w:sz w:val="24"/>
+          <w:szCs w:val="24"/>
+        </w:rPr>
+        <w:t>Create and edit class information</w:t>
+      </w:r>
+    </w:p>
+    <w:p>
+      <w:pPr>
+        <w:numPr>
+          <w:ilvl w:val="0"/>
+          <w:numId w:val="30"/>
+        </w:numPr>
+        <w:rPr>
+          <w:rFonts w:ascii="Times New Roman" w:hAnsi="Times New Roman" w:cs="Times New Roman"/>
+          <w:sz w:val="24"/>
+          <w:szCs w:val="24"/>
+        </w:rPr>
+      </w:pPr>
+      <w:r>
+        <w:rPr>
+          <w:rFonts w:ascii="Times New Roman" w:hAnsi="Times New Roman" w:cs="Times New Roman"/>
+          <w:sz w:val="24"/>
+          <w:szCs w:val="24"/>
+        </w:rPr>
+        <w:t>Assign homeroom teachers to specific classes</w:t>
+      </w:r>
+    </w:p>
+    <w:p>
+      <w:pPr>
+        <w:numPr>
+          <w:ilvl w:val="0"/>
+          <w:numId w:val="30"/>
+        </w:numPr>
+        <w:rPr>
+          <w:rFonts w:ascii="Times New Roman" w:hAnsi="Times New Roman" w:cs="Times New Roman"/>
+          <w:sz w:val="24"/>
+          <w:szCs w:val="24"/>
+        </w:rPr>
+      </w:pPr>
+      <w:r>
+        <w:rPr>
+          <w:rFonts w:ascii="Times New Roman" w:hAnsi="Times New Roman" w:cs="Times New Roman"/>
+          <w:sz w:val="24"/>
+          <w:szCs w:val="24"/>
+        </w:rPr>
+        <w:t>View class lists and student assignments</w:t>
+      </w:r>
+    </w:p>
+    <w:p>
+      <w:pPr>
+        <w:ind w:left="720"/>
+        <w:rPr>
+          <w:rFonts w:ascii="Times New Roman" w:hAnsi="Times New Roman" w:cs="Times New Roman"/>
+          <w:sz w:val="24"/>
+          <w:szCs w:val="24"/>
+        </w:rPr>
+      </w:pPr>
+    </w:p>
+    <w:p>
+      <w:pPr>
+        <w:rPr>
+          <w:rFonts w:ascii="Times New Roman" w:hAnsi="Times New Roman" w:cs="Times New Roman"/>
+          <w:b/>
+          <w:bCs/>
+          <w:sz w:val="24"/>
+          <w:szCs w:val="24"/>
+        </w:rPr>
+      </w:pPr>
+      <w:r>
+        <w:rPr>
+          <w:rFonts w:ascii="Times New Roman" w:hAnsi="Times New Roman" w:cs="Times New Roman"/>
+          <w:b/>
+          <w:bCs/>
+          <w:sz w:val="24"/>
+          <w:szCs w:val="24"/>
+        </w:rPr>
+        <w:t>Subject Management Module</w:t>
+      </w:r>
+    </w:p>
+    <w:p>
+      <w:pPr>
+        <w:numPr>
+          <w:ilvl w:val="0"/>
+          <w:numId w:val="31"/>
+        </w:numPr>
+        <w:rPr>
+          <w:rFonts w:ascii="Times New Roman" w:hAnsi="Times New Roman" w:cs="Times New Roman"/>
+          <w:sz w:val="24"/>
+          <w:szCs w:val="24"/>
+        </w:rPr>
+      </w:pPr>
+      <w:r>
+        <w:rPr>
+          <w:rFonts w:ascii="Times New Roman" w:hAnsi="Times New Roman" w:cs="Times New Roman"/>
+          <w:sz w:val="24"/>
+          <w:szCs w:val="24"/>
+        </w:rPr>
+        <w:t>Create, update, and delete academic subjects</w:t>
+      </w:r>
+    </w:p>
+    <w:p>
+      <w:pPr>
+        <w:numPr>
+          <w:ilvl w:val="0"/>
+          <w:numId w:val="31"/>
+        </w:numPr>
+        <w:rPr>
+          <w:rFonts w:ascii="Times New Roman" w:hAnsi="Times New Roman" w:cs="Times New Roman"/>
+          <w:sz w:val="24"/>
+          <w:szCs w:val="24"/>
+        </w:rPr>
+      </w:pPr>
+      <w:r>
+        <w:rPr>
+          <w:rFonts w:ascii="Times New Roman" w:hAnsi="Times New Roman" w:cs="Times New Roman"/>
+          <w:sz w:val="24"/>
+          <w:szCs w:val="24"/>
+        </w:rPr>
+        <w:t xml:space="preserve">Assign subjects to specific </w:t>
+      </w:r>
+      <w:r>
+        <w:rPr>
+          <w:rFonts w:ascii="Times New Roman" w:hAnsi="Times New Roman" w:cs="Times New Roman"/>
+          <w:sz w:val="24"/>
+          <w:szCs w:val="24"/>
+        </w:rPr>
+        <w:t>classes</w:t>
+      </w:r>
+    </w:p>
+    <w:p>
+      <w:pPr>
+        <w:ind w:left="720"/>
+        <w:rPr>
+          <w:rFonts w:ascii="Times New Roman" w:hAnsi="Times New Roman" w:cs="Times New Roman"/>
+          <w:sz w:val="24"/>
+          <w:szCs w:val="24"/>
+        </w:rPr>
+      </w:pPr>
+    </w:p>
+    <w:p>
+      <w:pPr>
+        <w:rPr>
+          <w:rFonts w:ascii="Times New Roman" w:hAnsi="Times New Roman" w:cs="Times New Roman"/>
+          <w:b/>
+          <w:bCs/>
+          <w:sz w:val="24"/>
+          <w:szCs w:val="24"/>
+        </w:rPr>
+      </w:pPr>
+      <w:r>
+        <w:rPr>
+          <w:rFonts w:ascii="Times New Roman" w:hAnsi="Times New Roman" w:cs="Times New Roman"/>
+          <w:b/>
+          <w:bCs/>
+          <w:sz w:val="24"/>
+          <w:szCs w:val="24"/>
+        </w:rPr>
+        <w:t>Score Management Module</w:t>
+      </w:r>
+    </w:p>
+    <w:p>
+      <w:pPr>
+        <w:numPr>
+          <w:ilvl w:val="0"/>
+          <w:numId w:val="32"/>
+        </w:numPr>
+        <w:rPr>
+          <w:rFonts w:ascii="Times New Roman" w:hAnsi="Times New Roman" w:cs="Times New Roman"/>
+          <w:sz w:val="24"/>
+          <w:szCs w:val="24"/>
+        </w:rPr>
+      </w:pPr>
+      <w:r>
+        <w:rPr>
+          <w:rFonts w:ascii="Times New Roman" w:hAnsi="Times New Roman" w:cs="Times New Roman"/>
+          <w:sz w:val="24"/>
+          <w:szCs w:val="24"/>
+        </w:rPr>
+        <w:t>Record, update, and delete student scores</w:t>
+      </w:r>
+    </w:p>
+    <w:p>
+      <w:pPr>
+        <w:numPr>
+          <w:ilvl w:val="0"/>
+          <w:numId w:val="32"/>
+        </w:numPr>
+        <w:rPr>
+          <w:rFonts w:ascii="Times New Roman" w:hAnsi="Times New Roman" w:cs="Times New Roman"/>
+          <w:sz w:val="24"/>
+          <w:szCs w:val="24"/>
+        </w:rPr>
+      </w:pPr>
+      <w:r>
+        <w:rPr>
+          <w:rFonts w:ascii="Times New Roman" w:hAnsi="Times New Roman" w:cs="Times New Roman"/>
+          <w:sz w:val="24"/>
+          <w:szCs w:val="24"/>
+        </w:rPr>
+        <w:t>View student scores and transcripts</w:t>
+      </w:r>
+    </w:p>
+    <w:p>
+      <w:pPr>
+        <w:numPr>
+          <w:ilvl w:val="0"/>
+          <w:numId w:val="32"/>
+        </w:numPr>
+        <w:rPr>
+          <w:rFonts w:ascii="Times New Roman" w:hAnsi="Times New Roman" w:cs="Times New Roman"/>
+          <w:sz w:val="24"/>
+          <w:szCs w:val="24"/>
+        </w:rPr>
+      </w:pPr>
+      <w:r>
+        <w:rPr>
+          <w:rFonts w:ascii="Times New Roman" w:hAnsi="Times New Roman" w:cs="Times New Roman"/>
+          <w:sz w:val="24"/>
+          <w:szCs w:val="24"/>
+        </w:rPr>
+        <w:t>Calculate Cumulative Grade Point Average (GPA) automatically</w:t>
+      </w:r>
+    </w:p>
+    <w:p>
+      <w:pPr>
+        <w:ind w:left="720"/>
+        <w:rPr>
+          <w:rFonts w:ascii="Times New Roman" w:hAnsi="Times New Roman" w:cs="Times New Roman"/>
+          <w:sz w:val="24"/>
+          <w:szCs w:val="24"/>
+        </w:rPr>
+      </w:pPr>
+    </w:p>
+    <w:p>
+      <w:pPr>
+        <w:rPr>
+          <w:rFonts w:ascii="Times New Roman" w:hAnsi="Times New Roman" w:cs="Times New Roman"/>
+          <w:b/>
+          <w:bCs/>
+          <w:sz w:val="24"/>
+          <w:szCs w:val="24"/>
+        </w:rPr>
+      </w:pPr>
+      <w:r>
+        <w:rPr>
+          <w:rFonts w:ascii="Times New Roman" w:hAnsi="Times New Roman" w:cs="Times New Roman"/>
+          <w:b/>
+          <w:bCs/>
+          <w:sz w:val="24"/>
+          <w:szCs w:val="24"/>
+        </w:rPr>
+        <w:t>Attendance Module</w:t>
+      </w:r>
+    </w:p>
+    <w:p>
+      <w:pPr>
+        <w:numPr>
+          <w:ilvl w:val="0"/>
+          <w:numId w:val="33"/>
+        </w:numPr>
+        <w:rPr>
+          <w:rFonts w:ascii="Times New Roman" w:hAnsi="Times New Roman" w:cs="Times New Roman"/>
+          <w:sz w:val="24"/>
+          <w:szCs w:val="24"/>
+        </w:rPr>
+      </w:pPr>
+      <w:r>
+        <w:rPr>
+          <w:rFonts w:ascii="Times New Roman" w:hAnsi="Times New Roman" w:cs="Times New Roman"/>
+          <w:sz w:val="24"/>
+          <w:szCs w:val="24"/>
+        </w:rPr>
+        <w:t>Record daily student attendance online</w:t>
+      </w:r>
+    </w:p>
+    <w:p>
+      <w:pPr>
+        <w:numPr>
+          <w:ilvl w:val="0"/>
+          <w:numId w:val="33"/>
+        </w:numPr>
+        <w:rPr>
+          <w:rFonts w:ascii="Times New Roman" w:hAnsi="Times New Roman" w:cs="Times New Roman"/>
+          <w:sz w:val="24"/>
+          <w:szCs w:val="24"/>
+        </w:rPr>
+      </w:pPr>
+      <w:r>
+        <w:rPr>
+          <w:rFonts w:ascii="Times New Roman" w:hAnsi="Times New Roman" w:cs="Times New Roman"/>
+          <w:sz w:val="24"/>
+          <w:szCs w:val="24"/>
+        </w:rPr>
+        <w:t>View attendance history and details</w:t>
+      </w:r>
+    </w:p>
+    <w:p>
+      <w:pPr>
+        <w:numPr>
+          <w:ilvl w:val="0"/>
+          <w:numId w:val="33"/>
+        </w:numPr>
+        <w:rPr>
+          <w:rFonts w:ascii="Times New Roman" w:hAnsi="Times New Roman" w:cs="Times New Roman"/>
+          <w:sz w:val="24"/>
+          <w:szCs w:val="24"/>
+        </w:rPr>
+      </w:pPr>
+      <w:r>
+        <w:rPr>
+          <w:rFonts w:ascii="Times New Roman" w:hAnsi="Times New Roman" w:cs="Times New Roman"/>
+          <w:sz w:val="24"/>
+          <w:szCs w:val="24"/>
+        </w:rPr>
+        <w:t>Generate attendance reports</w:t>
+      </w:r>
+    </w:p>
+    <w:p>
+      <w:pPr>
+        <w:ind w:left="720"/>
+        <w:rPr>
+          <w:rFonts w:ascii="Times New Roman" w:hAnsi="Times New Roman" w:cs="Times New Roman"/>
+          <w:sz w:val="24"/>
+          <w:szCs w:val="24"/>
+        </w:rPr>
+      </w:pPr>
+    </w:p>
+    <w:p>
+      <w:pPr>
+        <w:rPr>
+          <w:rFonts w:ascii="Times New Roman" w:hAnsi="Times New Roman" w:cs="Times New Roman"/>
+          <w:b/>
+          <w:bCs/>
+          <w:sz w:val="24"/>
+          <w:szCs w:val="24"/>
+        </w:rPr>
+      </w:pPr>
+      <w:r>
+        <w:rPr>
+          <w:rFonts w:ascii="Times New Roman" w:hAnsi="Times New Roman" w:cs="Times New Roman"/>
+          <w:b/>
+          <w:bCs/>
+          <w:sz w:val="24"/>
+          <w:szCs w:val="24"/>
+        </w:rPr>
+        <w:t>Notification Module</w:t>
+      </w:r>
+    </w:p>
+    <w:p>
+      <w:pPr>
+        <w:numPr>
+          <w:ilvl w:val="0"/>
+          <w:numId w:val="34"/>
+        </w:numPr>
+        <w:rPr>
+          <w:rFonts w:ascii="Times New Roman" w:hAnsi="Times New Roman" w:cs="Times New Roman"/>
+          <w:sz w:val="24"/>
+          <w:szCs w:val="24"/>
+        </w:rPr>
+      </w:pPr>
+      <w:r>
+        <w:rPr>
+          <w:rFonts w:ascii="Times New Roman" w:hAnsi="Times New Roman" w:cs="Times New Roman"/>
+          <w:sz w:val="24"/>
+          <w:szCs w:val="24"/>
+        </w:rPr>
+        <w:t>Create and send system announcements to students and teachers</w:t>
+      </w:r>
+    </w:p>
+    <w:p>
+      <w:pPr>
+        <w:ind w:left="720"/>
+        <w:rPr>
+          <w:rFonts w:ascii="Times New Roman" w:hAnsi="Times New Roman" w:cs="Times New Roman"/>
+          <w:sz w:val="24"/>
+          <w:szCs w:val="24"/>
+        </w:rPr>
+      </w:pPr>
+    </w:p>
+    <w:p>
+      <w:pPr>
+        <w:rPr>
+          <w:rFonts w:ascii="Times New Roman" w:hAnsi="Times New Roman" w:cs="Times New Roman"/>
+          <w:b/>
+          <w:bCs/>
+          <w:sz w:val="24"/>
+          <w:szCs w:val="24"/>
+        </w:rPr>
+      </w:pPr>
+      <w:r>
+        <w:rPr>
+          <w:rFonts w:ascii="Times New Roman" w:hAnsi="Times New Roman" w:cs="Times New Roman"/>
+          <w:b/>
+          <w:bCs/>
+          <w:sz w:val="24"/>
+          <w:szCs w:val="24"/>
+        </w:rPr>
         <w:lastRenderedPageBreak/>
-        <w:t>2. Overall Description</w:t>
+        <w:t>Reporting Module</w:t>
+      </w:r>
+    </w:p>
+    <w:p>
+      <w:pPr>
+        <w:numPr>
+          <w:ilvl w:val="0"/>
+          <w:numId w:val="35"/>
+        </w:numPr>
+        <w:rPr>
+          <w:rFonts w:ascii="Times New Roman" w:hAnsi="Times New Roman" w:cs="Times New Roman"/>
+          <w:sz w:val="24"/>
+          <w:szCs w:val="24"/>
+        </w:rPr>
+      </w:pPr>
+      <w:r>
+        <w:rPr>
+          <w:rFonts w:ascii="Times New Roman" w:hAnsi="Times New Roman" w:cs="Times New Roman"/>
+          <w:sz w:val="24"/>
+          <w:szCs w:val="24"/>
+        </w:rPr>
+        <w:t>Generate comprehensive academic and attendance reports</w:t>
+      </w:r>
+    </w:p>
+    <w:p>
+      <w:pPr>
+        <w:numPr>
+          <w:ilvl w:val="0"/>
+          <w:numId w:val="35"/>
+        </w:numPr>
+        <w:rPr>
+          <w:rFonts w:ascii="Times New Roman" w:hAnsi="Times New Roman" w:cs="Times New Roman"/>
+          <w:sz w:val="24"/>
+          <w:szCs w:val="24"/>
+        </w:rPr>
+      </w:pPr>
+      <w:r>
+        <w:rPr>
+          <w:rFonts w:ascii="Times New Roman" w:hAnsi="Times New Roman" w:cs="Times New Roman"/>
+          <w:sz w:val="24"/>
+          <w:szCs w:val="24"/>
+        </w:rPr>
+        <w:t>Export official transcripts and reports to PDF or Excel formats</w:t>
+      </w:r>
+    </w:p>
+    <w:p>
+      <w:pPr>
+        <w:ind w:left="720"/>
+        <w:rPr>
+          <w:rFonts w:ascii="Times New Roman" w:hAnsi="Times New Roman" w:cs="Times New Roman"/>
+          <w:sz w:val="24"/>
+          <w:szCs w:val="24"/>
+        </w:rPr>
+      </w:pPr>
+    </w:p>
+    <w:p>
+      <w:pPr>
+        <w:rPr>
+          <w:rFonts w:ascii="Times New Roman" w:hAnsi="Times New Roman" w:cs="Times New Roman"/>
+          <w:b/>
+          <w:bCs/>
+          <w:sz w:val="24"/>
+          <w:szCs w:val="24"/>
+        </w:rPr>
+      </w:pPr>
+      <w:r>
+        <w:rPr>
+          <w:rFonts w:ascii="Times New Roman" w:hAnsi="Times New Roman" w:cs="Times New Roman"/>
+          <w:b/>
+          <w:bCs/>
+          <w:sz w:val="24"/>
+          <w:szCs w:val="24"/>
+        </w:rPr>
+        <w:t>System Management Module</w:t>
+      </w:r>
+    </w:p>
+    <w:p>
+      <w:pPr>
+        <w:numPr>
+          <w:ilvl w:val="0"/>
+          <w:numId w:val="36"/>
+        </w:numPr>
+        <w:rPr>
+          <w:rFonts w:ascii="Times New Roman" w:hAnsi="Times New Roman" w:cs="Times New Roman"/>
+          <w:sz w:val="24"/>
+          <w:szCs w:val="24"/>
+        </w:rPr>
+      </w:pPr>
+      <w:r>
+        <w:rPr>
+          <w:rFonts w:ascii="Times New Roman" w:hAnsi="Times New Roman" w:cs="Times New Roman"/>
+          <w:sz w:val="24"/>
+          <w:szCs w:val="24"/>
+        </w:rPr>
+        <w:t>View system operation logs</w:t>
+      </w:r>
+    </w:p>
+    <w:p>
+      <w:pPr>
+        <w:numPr>
+          <w:ilvl w:val="0"/>
+          <w:numId w:val="36"/>
+        </w:numPr>
+        <w:rPr>
+          <w:rFonts w:ascii="Times New Roman" w:hAnsi="Times New Roman" w:cs="Times New Roman"/>
+          <w:sz w:val="24"/>
+          <w:szCs w:val="24"/>
+        </w:rPr>
+      </w:pPr>
+      <w:r>
+        <w:rPr>
+          <w:rFonts w:ascii="Times New Roman" w:hAnsi="Times New Roman" w:cs="Times New Roman"/>
+          <w:sz w:val="24"/>
+          <w:szCs w:val="24"/>
+        </w:rPr>
+        <w:t>Archive and restore student academic records</w:t>
+      </w:r>
+    </w:p>
+    <w:p>
+      <w:pPr>
+        <w:numPr>
+          <w:ilvl w:val="0"/>
+          <w:numId w:val="36"/>
+        </w:numPr>
+        <w:rPr>
+          <w:rFonts w:ascii="Times New Roman" w:hAnsi="Times New Roman" w:cs="Times New Roman"/>
+          <w:sz w:val="24"/>
+          <w:szCs w:val="24"/>
+        </w:rPr>
+      </w:pPr>
+      <w:r>
+        <w:rPr>
+          <w:rFonts w:ascii="Times New Roman" w:hAnsi="Times New Roman" w:cs="Times New Roman"/>
+          <w:sz w:val="24"/>
+          <w:szCs w:val="24"/>
+        </w:rPr>
+        <w:t>Perform database backup and recovery operations</w:t>
+      </w:r>
+    </w:p>
+    <w:p>
+      <w:pPr>
+        <w:rPr>
+          <w:rFonts w:ascii="Times New Roman" w:hAnsi="Times New Roman" w:cs="Times New Roman"/>
+          <w:sz w:val="24"/>
+          <w:szCs w:val="24"/>
+          <w:lang w:val="vi-VN"/>
+        </w:rPr>
+      </w:pPr>
+    </w:p>
+    <w:p>
+      <w:pPr>
+        <w:rPr>
+          <w:rFonts w:ascii="Times New Roman" w:hAnsi="Times New Roman" w:cs="Times New Roman"/>
+          <w:sz w:val="24"/>
+          <w:szCs w:val="24"/>
+          <w:lang w:val="vi-VN"/>
+        </w:rPr>
+      </w:pPr>
+    </w:p>
+    <w:p>
+      <w:pPr>
+        <w:rPr>
+          <w:rFonts w:ascii="Times New Roman" w:hAnsi="Times New Roman" w:cs="Times New Roman"/>
+          <w:sz w:val="24"/>
+          <w:szCs w:val="24"/>
+          <w:lang w:val="vi-VN"/>
+        </w:rPr>
+      </w:pPr>
+    </w:p>
+    <w:p>
+      <w:pPr>
+        <w:rPr>
+          <w:rFonts w:ascii="Times New Roman" w:hAnsi="Times New Roman" w:cs="Times New Roman"/>
+          <w:sz w:val="24"/>
+          <w:szCs w:val="24"/>
+          <w:lang w:val="vi-VN"/>
+        </w:rPr>
+      </w:pPr>
+    </w:p>
+    <w:p>
+      <w:pPr>
+        <w:rPr>
+          <w:rFonts w:ascii="Times New Roman" w:hAnsi="Times New Roman" w:cs="Times New Roman"/>
+          <w:b/>
+          <w:bCs/>
+          <w:sz w:val="28"/>
+          <w:szCs w:val="28"/>
+          <w:lang w:val="vi-VN"/>
+        </w:rPr>
+      </w:pPr>
+      <w:r>
+        <w:rPr>
+          <w:rFonts w:ascii="Times New Roman" w:hAnsi="Times New Roman" w:cs="Times New Roman"/>
+          <w:b/>
+          <w:bCs/>
+          <w:sz w:val="28"/>
+          <w:szCs w:val="28"/>
+        </w:rPr>
+        <w:t>2.3 User Classes and Characteristics</w:t>
+      </w:r>
+    </w:p>
+    <w:p>
+      <w:pPr>
+        <w:rPr>
+          <w:rFonts w:ascii="Times New Roman" w:hAnsi="Times New Roman" w:cs="Times New Roman"/>
+          <w:b/>
+          <w:bCs/>
+          <w:sz w:val="24"/>
+          <w:szCs w:val="24"/>
+        </w:rPr>
+      </w:pPr>
+      <w:r>
+        <w:rPr>
+          <w:rFonts w:ascii="Times New Roman" w:hAnsi="Times New Roman" w:cs="Times New Roman"/>
+          <w:b/>
+          <w:bCs/>
+          <w:sz w:val="24"/>
+          <w:szCs w:val="24"/>
+        </w:rPr>
+        <w:t>Administrator</w:t>
+      </w:r>
+    </w:p>
+    <w:p>
+      <w:pPr>
+        <w:rPr>
+          <w:rFonts w:ascii="Times New Roman" w:hAnsi="Times New Roman" w:cs="Times New Roman"/>
+          <w:sz w:val="24"/>
+          <w:szCs w:val="24"/>
+        </w:rPr>
+      </w:pPr>
+      <w:r>
+        <w:rPr>
+          <w:rFonts w:ascii="Times New Roman" w:hAnsi="Times New Roman" w:cs="Times New Roman"/>
+          <w:sz w:val="24"/>
+          <w:szCs w:val="24"/>
+        </w:rPr>
+        <w:t xml:space="preserve">Administrators have full access to all system functions and are responsible for managing academic and administrative data. </w:t>
+      </w:r>
+    </w:p>
+    <w:p>
+      <w:pPr>
+        <w:numPr>
+          <w:ilvl w:val="0"/>
+          <w:numId w:val="37"/>
+        </w:numPr>
+        <w:rPr>
+          <w:rFonts w:ascii="Times New Roman" w:hAnsi="Times New Roman" w:cs="Times New Roman"/>
+          <w:sz w:val="24"/>
+          <w:szCs w:val="24"/>
+        </w:rPr>
+      </w:pPr>
+      <w:r>
+        <w:rPr>
+          <w:rFonts w:ascii="Times New Roman" w:hAnsi="Times New Roman" w:cs="Times New Roman"/>
+          <w:b/>
+          <w:bCs/>
+          <w:sz w:val="24"/>
+          <w:szCs w:val="24"/>
+        </w:rPr>
+        <w:t>Characteristics:</w:t>
+      </w:r>
+      <w:r>
+        <w:rPr>
+          <w:rFonts w:ascii="Times New Roman" w:hAnsi="Times New Roman" w:cs="Times New Roman"/>
+          <w:sz w:val="24"/>
+          <w:szCs w:val="24"/>
+        </w:rPr>
+        <w:t xml:space="preserve"> Experienced computer users authorized to manage system configuration, data integrity, and security. </w:t>
+      </w:r>
+    </w:p>
+    <w:p>
+      <w:pPr>
+        <w:numPr>
+          <w:ilvl w:val="0"/>
+          <w:numId w:val="37"/>
+        </w:numPr>
+        <w:rPr>
+          <w:rFonts w:ascii="Times New Roman" w:hAnsi="Times New Roman" w:cs="Times New Roman"/>
+          <w:sz w:val="24"/>
+          <w:szCs w:val="24"/>
+        </w:rPr>
+      </w:pPr>
+      <w:r>
+        <w:rPr>
+          <w:rFonts w:ascii="Times New Roman" w:hAnsi="Times New Roman" w:cs="Times New Roman"/>
+          <w:b/>
+          <w:bCs/>
+          <w:sz w:val="24"/>
+          <w:szCs w:val="24"/>
+        </w:rPr>
+        <w:t>Main Activities:</w:t>
+      </w:r>
+      <w:r>
+        <w:rPr>
+          <w:rFonts w:ascii="Times New Roman" w:hAnsi="Times New Roman" w:cs="Times New Roman"/>
+          <w:sz w:val="24"/>
+          <w:szCs w:val="24"/>
+        </w:rPr>
+        <w:t xml:space="preserve"> Manage accounts, manage students, manage classes, manage subjects, generate reports, and manage system operations. </w:t>
+      </w:r>
+    </w:p>
+    <w:p>
+      <w:pPr>
+        <w:ind w:left="720"/>
+        <w:rPr>
+          <w:rFonts w:ascii="Times New Roman" w:hAnsi="Times New Roman" w:cs="Times New Roman"/>
+          <w:sz w:val="24"/>
+          <w:szCs w:val="24"/>
+        </w:rPr>
+      </w:pPr>
+    </w:p>
+    <w:p>
+      <w:pPr>
+        <w:rPr>
+          <w:rFonts w:ascii="Times New Roman" w:hAnsi="Times New Roman" w:cs="Times New Roman"/>
+          <w:b/>
+          <w:bCs/>
+          <w:sz w:val="24"/>
+          <w:szCs w:val="24"/>
+        </w:rPr>
+      </w:pPr>
+      <w:r>
+        <w:rPr>
+          <w:rFonts w:ascii="Times New Roman" w:hAnsi="Times New Roman" w:cs="Times New Roman"/>
+          <w:b/>
+          <w:bCs/>
+          <w:sz w:val="24"/>
+          <w:szCs w:val="24"/>
+        </w:rPr>
+        <w:t>Teacher</w:t>
+      </w:r>
+    </w:p>
+    <w:p>
+      <w:pPr>
+        <w:rPr>
+          <w:rFonts w:ascii="Times New Roman" w:hAnsi="Times New Roman" w:cs="Times New Roman"/>
+          <w:sz w:val="24"/>
+          <w:szCs w:val="24"/>
+        </w:rPr>
+      </w:pPr>
+      <w:r>
+        <w:rPr>
+          <w:rFonts w:ascii="Times New Roman" w:hAnsi="Times New Roman" w:cs="Times New Roman"/>
+          <w:sz w:val="24"/>
+          <w:szCs w:val="24"/>
+        </w:rPr>
+        <w:t xml:space="preserve">Teachers are responsible for academic-related activities and student performance tracking. </w:t>
+      </w:r>
+    </w:p>
+    <w:p>
+      <w:pPr>
+        <w:numPr>
+          <w:ilvl w:val="0"/>
+          <w:numId w:val="38"/>
+        </w:numPr>
+        <w:rPr>
+          <w:rFonts w:ascii="Times New Roman" w:hAnsi="Times New Roman" w:cs="Times New Roman"/>
+          <w:sz w:val="24"/>
+          <w:szCs w:val="24"/>
+        </w:rPr>
+      </w:pPr>
+      <w:r>
+        <w:rPr>
+          <w:rFonts w:ascii="Times New Roman" w:hAnsi="Times New Roman" w:cs="Times New Roman"/>
+          <w:b/>
+          <w:bCs/>
+          <w:sz w:val="24"/>
+          <w:szCs w:val="24"/>
+        </w:rPr>
+        <w:t>Characteristics:</w:t>
+      </w:r>
+      <w:r>
+        <w:rPr>
+          <w:rFonts w:ascii="Times New Roman" w:hAnsi="Times New Roman" w:cs="Times New Roman"/>
+          <w:sz w:val="24"/>
+          <w:szCs w:val="24"/>
+        </w:rPr>
+        <w:t xml:space="preserve"> Basic to intermediate computer skills with system access limited only to assigned classes and subjects. </w:t>
+      </w:r>
+    </w:p>
+    <w:p>
+      <w:pPr>
+        <w:numPr>
+          <w:ilvl w:val="0"/>
+          <w:numId w:val="38"/>
+        </w:numPr>
+        <w:rPr>
+          <w:rFonts w:ascii="Times New Roman" w:hAnsi="Times New Roman" w:cs="Times New Roman"/>
+          <w:sz w:val="24"/>
+          <w:szCs w:val="24"/>
+        </w:rPr>
+      </w:pPr>
+      <w:r>
+        <w:rPr>
+          <w:rFonts w:ascii="Times New Roman" w:hAnsi="Times New Roman" w:cs="Times New Roman"/>
+          <w:b/>
+          <w:bCs/>
+          <w:sz w:val="24"/>
+          <w:szCs w:val="24"/>
+        </w:rPr>
+        <w:t>Main Activities:</w:t>
+      </w:r>
+      <w:r>
+        <w:rPr>
+          <w:rFonts w:ascii="Times New Roman" w:hAnsi="Times New Roman" w:cs="Times New Roman"/>
+          <w:sz w:val="24"/>
+          <w:szCs w:val="24"/>
+        </w:rPr>
+        <w:t xml:space="preserve"> Record attendance, manage student scores, view assigned class information, and generate academic reports. </w:t>
+      </w:r>
+    </w:p>
+    <w:p>
+      <w:pPr>
+        <w:ind w:left="720"/>
+        <w:rPr>
+          <w:rFonts w:ascii="Times New Roman" w:hAnsi="Times New Roman" w:cs="Times New Roman"/>
+          <w:sz w:val="24"/>
+          <w:szCs w:val="24"/>
+        </w:rPr>
+      </w:pPr>
+    </w:p>
+    <w:p>
+      <w:pPr>
+        <w:rPr>
+          <w:rFonts w:ascii="Times New Roman" w:hAnsi="Times New Roman" w:cs="Times New Roman"/>
+          <w:b/>
+          <w:bCs/>
+          <w:sz w:val="24"/>
+          <w:szCs w:val="24"/>
+        </w:rPr>
+      </w:pPr>
+      <w:r>
+        <w:rPr>
+          <w:rFonts w:ascii="Times New Roman" w:hAnsi="Times New Roman" w:cs="Times New Roman"/>
+          <w:b/>
+          <w:bCs/>
+          <w:sz w:val="24"/>
+          <w:szCs w:val="24"/>
+        </w:rPr>
+        <w:t>Student</w:t>
+      </w:r>
+    </w:p>
+    <w:p>
+      <w:pPr>
+        <w:rPr>
+          <w:rFonts w:ascii="Times New Roman" w:hAnsi="Times New Roman" w:cs="Times New Roman"/>
+          <w:sz w:val="24"/>
+          <w:szCs w:val="24"/>
+        </w:rPr>
+      </w:pPr>
+      <w:r>
+        <w:rPr>
+          <w:rFonts w:ascii="Times New Roman" w:hAnsi="Times New Roman" w:cs="Times New Roman"/>
+          <w:sz w:val="24"/>
+          <w:szCs w:val="24"/>
+        </w:rPr>
+        <w:t xml:space="preserve">Students use the system to access their personal academic information and records. </w:t>
+      </w:r>
+    </w:p>
+    <w:p>
+      <w:pPr>
+        <w:numPr>
+          <w:ilvl w:val="0"/>
+          <w:numId w:val="39"/>
+        </w:numPr>
+        <w:rPr>
+          <w:rFonts w:ascii="Times New Roman" w:hAnsi="Times New Roman" w:cs="Times New Roman"/>
+          <w:sz w:val="24"/>
+          <w:szCs w:val="24"/>
+        </w:rPr>
+      </w:pPr>
+      <w:r>
+        <w:rPr>
+          <w:rFonts w:ascii="Times New Roman" w:hAnsi="Times New Roman" w:cs="Times New Roman"/>
+          <w:b/>
+          <w:bCs/>
+          <w:sz w:val="24"/>
+          <w:szCs w:val="24"/>
+        </w:rPr>
+        <w:t>Characteristics:</w:t>
+      </w:r>
+      <w:r>
+        <w:rPr>
+          <w:rFonts w:ascii="Times New Roman" w:hAnsi="Times New Roman" w:cs="Times New Roman"/>
+          <w:sz w:val="24"/>
+          <w:szCs w:val="24"/>
+        </w:rPr>
+        <w:t xml:space="preserve"> Basic computer and internet skills with limited read-only permissions. </w:t>
+      </w:r>
+    </w:p>
+    <w:p>
+      <w:pPr>
+        <w:numPr>
+          <w:ilvl w:val="0"/>
+          <w:numId w:val="39"/>
+        </w:numPr>
+        <w:rPr>
+          <w:rFonts w:ascii="Times New Roman" w:hAnsi="Times New Roman" w:cs="Times New Roman"/>
+          <w:sz w:val="24"/>
+          <w:szCs w:val="24"/>
+        </w:rPr>
+      </w:pPr>
+      <w:r>
+        <w:rPr>
+          <w:rFonts w:ascii="Times New Roman" w:hAnsi="Times New Roman" w:cs="Times New Roman"/>
+          <w:b/>
+          <w:bCs/>
+          <w:sz w:val="24"/>
+          <w:szCs w:val="24"/>
+        </w:rPr>
+        <w:t>Main Activities:</w:t>
+      </w:r>
+      <w:r>
+        <w:rPr>
+          <w:rFonts w:ascii="Times New Roman" w:hAnsi="Times New Roman" w:cs="Times New Roman"/>
+          <w:sz w:val="24"/>
+          <w:szCs w:val="24"/>
+        </w:rPr>
+        <w:t xml:space="preserve"> View personal profile, view attendance records, view grades, download transcripts, and receive notifications. </w:t>
+      </w:r>
+    </w:p>
+    <w:p>
+      <w:pPr>
+        <w:rPr>
+          <w:rFonts w:ascii="Times New Roman" w:hAnsi="Times New Roman" w:cs="Times New Roman"/>
+          <w:sz w:val="24"/>
+          <w:szCs w:val="24"/>
+          <w:lang w:val="vi-VN"/>
+        </w:rPr>
+      </w:pPr>
+    </w:p>
+    <w:p>
+      <w:pPr>
+        <w:rPr>
+          <w:rFonts w:ascii="Times New Roman" w:hAnsi="Times New Roman" w:cs="Times New Roman"/>
+          <w:sz w:val="24"/>
+          <w:szCs w:val="24"/>
+          <w:lang w:val="vi-VN"/>
+        </w:rPr>
+      </w:pPr>
+    </w:p>
+    <w:p>
+      <w:pPr>
+        <w:rPr>
+          <w:rFonts w:ascii="Times New Roman" w:hAnsi="Times New Roman" w:cs="Times New Roman"/>
+          <w:sz w:val="24"/>
+          <w:szCs w:val="24"/>
+          <w:lang w:val="vi-VN"/>
+        </w:rPr>
+      </w:pPr>
+    </w:p>
+    <w:p>
+      <w:pPr>
+        <w:rPr>
+          <w:rFonts w:ascii="Times New Roman" w:hAnsi="Times New Roman" w:cs="Times New Roman"/>
+          <w:sz w:val="24"/>
+          <w:szCs w:val="24"/>
+          <w:lang w:val="vi-VN"/>
+        </w:rPr>
+      </w:pPr>
+    </w:p>
+    <w:p>
+      <w:pPr>
+        <w:rPr>
+          <w:rFonts w:ascii="Times New Roman" w:hAnsi="Times New Roman" w:cs="Times New Roman"/>
+          <w:sz w:val="24"/>
+          <w:szCs w:val="24"/>
+          <w:lang w:val="vi-VN"/>
+        </w:rPr>
+      </w:pPr>
+    </w:p>
+    <w:p>
+      <w:pPr>
+        <w:rPr>
+          <w:rFonts w:ascii="Times New Roman" w:hAnsi="Times New Roman" w:cs="Times New Roman"/>
+          <w:sz w:val="24"/>
+          <w:szCs w:val="24"/>
+          <w:lang w:val="vi-VN"/>
+        </w:rPr>
+      </w:pPr>
+    </w:p>
+    <w:p>
+      <w:pPr>
+        <w:rPr>
+          <w:rFonts w:ascii="Times New Roman" w:hAnsi="Times New Roman" w:cs="Times New Roman"/>
+          <w:sz w:val="24"/>
+          <w:szCs w:val="24"/>
+          <w:lang w:val="vi-VN"/>
+        </w:rPr>
+      </w:pPr>
+    </w:p>
+    <w:p>
+      <w:pPr>
+        <w:rPr>
+          <w:rFonts w:ascii="Times New Roman" w:hAnsi="Times New Roman" w:cs="Times New Roman"/>
+          <w:b/>
+          <w:bCs/>
+          <w:sz w:val="28"/>
+          <w:szCs w:val="28"/>
+          <w:lang w:val="vi-VN"/>
+        </w:rPr>
+      </w:pPr>
+      <w:r>
+        <w:rPr>
+          <w:rFonts w:ascii="Times New Roman" w:hAnsi="Times New Roman" w:cs="Times New Roman"/>
+          <w:b/>
+          <w:bCs/>
+          <w:sz w:val="28"/>
+          <w:szCs w:val="28"/>
+        </w:rPr>
+        <w:lastRenderedPageBreak/>
+        <w:t>2.4 Operating Environment</w:t>
+      </w:r>
+    </w:p>
+    <w:p>
+      <w:pPr>
+        <w:rPr>
+          <w:rFonts w:ascii="Times New Roman" w:hAnsi="Times New Roman" w:cs="Times New Roman"/>
+          <w:b/>
+          <w:bCs/>
+          <w:sz w:val="24"/>
+          <w:szCs w:val="24"/>
+        </w:rPr>
+      </w:pPr>
+      <w:r>
+        <w:rPr>
+          <w:rFonts w:ascii="Times New Roman" w:hAnsi="Times New Roman" w:cs="Times New Roman"/>
+          <w:b/>
+          <w:bCs/>
+          <w:sz w:val="24"/>
+          <w:szCs w:val="24"/>
+        </w:rPr>
+        <w:t>Client Environment</w:t>
+      </w:r>
+    </w:p>
+    <w:p>
+      <w:pPr>
+        <w:rPr>
+          <w:rFonts w:ascii="Times New Roman" w:hAnsi="Times New Roman" w:cs="Times New Roman"/>
+          <w:sz w:val="24"/>
+          <w:szCs w:val="24"/>
+        </w:rPr>
+      </w:pPr>
+      <w:r>
+        <w:rPr>
+          <w:rFonts w:ascii="Times New Roman" w:hAnsi="Times New Roman" w:cs="Times New Roman"/>
+          <w:sz w:val="24"/>
+          <w:szCs w:val="24"/>
+        </w:rPr>
+        <w:t xml:space="preserve">Users access the system through modern web browsers over an internet connection: </w:t>
+      </w:r>
+    </w:p>
+    <w:p>
+      <w:pPr>
+        <w:numPr>
+          <w:ilvl w:val="0"/>
+          <w:numId w:val="40"/>
+        </w:numPr>
+        <w:rPr>
+          <w:rFonts w:ascii="Times New Roman" w:hAnsi="Times New Roman" w:cs="Times New Roman"/>
+          <w:sz w:val="24"/>
+          <w:szCs w:val="24"/>
+        </w:rPr>
+      </w:pPr>
+      <w:r>
+        <w:rPr>
+          <w:rFonts w:ascii="Times New Roman" w:hAnsi="Times New Roman" w:cs="Times New Roman"/>
+          <w:b/>
+          <w:bCs/>
+          <w:sz w:val="24"/>
+          <w:szCs w:val="24"/>
+        </w:rPr>
+        <w:t>Web Browsers:</w:t>
+      </w:r>
+      <w:r>
+        <w:rPr>
+          <w:rFonts w:ascii="Times New Roman" w:hAnsi="Times New Roman" w:cs="Times New Roman"/>
+          <w:sz w:val="24"/>
+          <w:szCs w:val="24"/>
+        </w:rPr>
+        <w:t xml:space="preserve"> Google Chrome. </w:t>
+      </w:r>
+    </w:p>
+    <w:p>
+      <w:pPr>
+        <w:numPr>
+          <w:ilvl w:val="0"/>
+          <w:numId w:val="40"/>
+        </w:numPr>
+        <w:rPr>
+          <w:rFonts w:ascii="Times New Roman" w:hAnsi="Times New Roman" w:cs="Times New Roman"/>
+          <w:sz w:val="24"/>
+          <w:szCs w:val="24"/>
+        </w:rPr>
+      </w:pPr>
+      <w:r>
+        <w:rPr>
+          <w:rFonts w:ascii="Times New Roman" w:hAnsi="Times New Roman" w:cs="Times New Roman"/>
+          <w:b/>
+          <w:bCs/>
+          <w:sz w:val="24"/>
+          <w:szCs w:val="24"/>
+        </w:rPr>
+        <w:t>Frontend Technologies:</w:t>
+      </w:r>
+      <w:r>
+        <w:rPr>
+          <w:rFonts w:ascii="Times New Roman" w:hAnsi="Times New Roman" w:cs="Times New Roman"/>
+          <w:sz w:val="24"/>
+          <w:szCs w:val="24"/>
+        </w:rPr>
+        <w:t xml:space="preserve"> HTML5, CSS3, JavaScript.</w:t>
+      </w:r>
+    </w:p>
+    <w:p>
+      <w:pPr>
+        <w:ind w:left="720"/>
+        <w:rPr>
+          <w:rFonts w:ascii="Times New Roman" w:hAnsi="Times New Roman" w:cs="Times New Roman"/>
+          <w:sz w:val="24"/>
+          <w:szCs w:val="24"/>
+        </w:rPr>
+      </w:pPr>
+    </w:p>
+    <w:p>
+      <w:pPr>
+        <w:rPr>
+          <w:rFonts w:ascii="Times New Roman" w:hAnsi="Times New Roman" w:cs="Times New Roman"/>
+          <w:b/>
+          <w:bCs/>
+          <w:sz w:val="24"/>
+          <w:szCs w:val="24"/>
+        </w:rPr>
+      </w:pPr>
+      <w:r>
+        <w:rPr>
+          <w:rFonts w:ascii="Times New Roman" w:hAnsi="Times New Roman" w:cs="Times New Roman"/>
+          <w:b/>
+          <w:bCs/>
+          <w:sz w:val="24"/>
+          <w:szCs w:val="24"/>
+        </w:rPr>
+        <w:t>Server Environment</w:t>
+      </w:r>
+    </w:p>
+    <w:p>
+      <w:pPr>
+        <w:numPr>
+          <w:ilvl w:val="0"/>
+          <w:numId w:val="41"/>
+        </w:numPr>
+        <w:rPr>
+          <w:rFonts w:ascii="Times New Roman" w:hAnsi="Times New Roman" w:cs="Times New Roman"/>
+          <w:sz w:val="24"/>
+          <w:szCs w:val="24"/>
+        </w:rPr>
+      </w:pPr>
+      <w:r>
+        <w:rPr>
+          <w:rFonts w:ascii="Times New Roman" w:hAnsi="Times New Roman" w:cs="Times New Roman"/>
+          <w:b/>
+          <w:bCs/>
+          <w:sz w:val="24"/>
+          <w:szCs w:val="24"/>
+        </w:rPr>
+        <w:t>Backend Framework:</w:t>
+      </w:r>
+      <w:r>
+        <w:rPr>
+          <w:rFonts w:ascii="Times New Roman" w:hAnsi="Times New Roman" w:cs="Times New Roman"/>
+          <w:sz w:val="24"/>
+          <w:szCs w:val="24"/>
+        </w:rPr>
+        <w:t xml:space="preserve"> Java 17, Spring Boot 3.x</w:t>
+      </w:r>
+    </w:p>
+    <w:p>
+      <w:pPr>
+        <w:numPr>
+          <w:ilvl w:val="0"/>
+          <w:numId w:val="41"/>
+        </w:numPr>
+        <w:rPr>
+          <w:rFonts w:ascii="Times New Roman" w:hAnsi="Times New Roman" w:cs="Times New Roman"/>
+          <w:sz w:val="24"/>
+          <w:szCs w:val="24"/>
+        </w:rPr>
+      </w:pPr>
+      <w:r>
+        <w:rPr>
+          <w:rFonts w:ascii="Times New Roman" w:hAnsi="Times New Roman" w:cs="Times New Roman"/>
+          <w:b/>
+          <w:bCs/>
+          <w:sz w:val="24"/>
+          <w:szCs w:val="24"/>
+        </w:rPr>
+        <w:t>Database Management System:</w:t>
+      </w:r>
+      <w:r>
+        <w:rPr>
+          <w:rFonts w:ascii="Times New Roman" w:hAnsi="Times New Roman" w:cs="Times New Roman"/>
+          <w:sz w:val="24"/>
+          <w:szCs w:val="24"/>
+        </w:rPr>
+        <w:t xml:space="preserve"> Microsoft SQL Server</w:t>
+      </w:r>
+    </w:p>
+    <w:p>
+      <w:pPr>
+        <w:numPr>
+          <w:ilvl w:val="0"/>
+          <w:numId w:val="41"/>
+        </w:numPr>
+        <w:rPr>
+          <w:rFonts w:ascii="Times New Roman" w:hAnsi="Times New Roman" w:cs="Times New Roman"/>
+          <w:sz w:val="24"/>
+          <w:szCs w:val="24"/>
+        </w:rPr>
+      </w:pPr>
+      <w:r>
+        <w:rPr>
+          <w:rFonts w:ascii="Times New Roman" w:hAnsi="Times New Roman" w:cs="Times New Roman"/>
+          <w:b/>
+          <w:bCs/>
+          <w:sz w:val="24"/>
+          <w:szCs w:val="24"/>
+        </w:rPr>
+        <w:t>Web Server:</w:t>
+      </w:r>
+      <w:r>
+        <w:rPr>
+          <w:rFonts w:ascii="Times New Roman" w:hAnsi="Times New Roman" w:cs="Times New Roman"/>
+          <w:sz w:val="24"/>
+          <w:szCs w:val="24"/>
+        </w:rPr>
+        <w:t xml:space="preserve"> Apache Tomcat (embedded within Spring Boot). </w:t>
+      </w:r>
+    </w:p>
+    <w:p>
+      <w:pPr>
+        <w:ind w:left="720"/>
+        <w:rPr>
+          <w:rFonts w:ascii="Times New Roman" w:hAnsi="Times New Roman" w:cs="Times New Roman"/>
+          <w:sz w:val="24"/>
+          <w:szCs w:val="24"/>
+        </w:rPr>
+      </w:pPr>
+    </w:p>
+    <w:p>
+      <w:pPr>
+        <w:rPr>
+          <w:rFonts w:ascii="Times New Roman" w:hAnsi="Times New Roman" w:cs="Times New Roman"/>
+          <w:b/>
+          <w:bCs/>
+          <w:sz w:val="24"/>
+          <w:szCs w:val="24"/>
+        </w:rPr>
+      </w:pPr>
+      <w:r>
+        <w:rPr>
+          <w:rFonts w:ascii="Times New Roman" w:hAnsi="Times New Roman" w:cs="Times New Roman"/>
+          <w:b/>
+          <w:bCs/>
+          <w:sz w:val="24"/>
+          <w:szCs w:val="24"/>
+        </w:rPr>
+        <w:t>Hardware Requirements</w:t>
+      </w:r>
+    </w:p>
+    <w:p>
+      <w:pPr>
+        <w:numPr>
+          <w:ilvl w:val="0"/>
+          <w:numId w:val="42"/>
+        </w:numPr>
+        <w:rPr>
+          <w:rFonts w:ascii="Times New Roman" w:hAnsi="Times New Roman" w:cs="Times New Roman"/>
+          <w:sz w:val="24"/>
+          <w:szCs w:val="24"/>
+        </w:rPr>
+      </w:pPr>
+      <w:r>
+        <w:rPr>
+          <w:rFonts w:ascii="Times New Roman" w:hAnsi="Times New Roman" w:cs="Times New Roman"/>
+          <w:b/>
+          <w:bCs/>
+          <w:sz w:val="24"/>
+          <w:szCs w:val="24"/>
+        </w:rPr>
+        <w:t>Server Host:</w:t>
+      </w:r>
+      <w:r>
+        <w:rPr>
+          <w:rFonts w:ascii="Times New Roman" w:hAnsi="Times New Roman" w:cs="Times New Roman"/>
+          <w:sz w:val="24"/>
+          <w:szCs w:val="24"/>
+        </w:rPr>
+        <w:t xml:space="preserve"> Minimum 4 GB RAM, Dual-Core Processor, 20 GB available storage. </w:t>
+      </w:r>
+    </w:p>
+    <w:p>
+      <w:pPr>
+        <w:numPr>
+          <w:ilvl w:val="0"/>
+          <w:numId w:val="42"/>
+        </w:numPr>
+        <w:rPr>
+          <w:rFonts w:ascii="Times New Roman" w:hAnsi="Times New Roman" w:cs="Times New Roman"/>
+          <w:sz w:val="24"/>
+          <w:szCs w:val="24"/>
+        </w:rPr>
+      </w:pPr>
+      <w:r>
+        <w:rPr>
+          <w:rFonts w:ascii="Times New Roman" w:hAnsi="Times New Roman" w:cs="Times New Roman"/>
+          <w:b/>
+          <w:bCs/>
+          <w:sz w:val="24"/>
+          <w:szCs w:val="24"/>
+        </w:rPr>
+        <w:t>Client Device:</w:t>
+      </w:r>
+      <w:r>
+        <w:rPr>
+          <w:rFonts w:ascii="Times New Roman" w:hAnsi="Times New Roman" w:cs="Times New Roman"/>
+          <w:sz w:val="24"/>
+          <w:szCs w:val="24"/>
+        </w:rPr>
+        <w:t xml:space="preserve"> Internet-enabled computer, Minimum 2 GB RAM. </w:t>
+      </w:r>
+    </w:p>
+    <w:p>
+      <w:pPr>
+        <w:ind w:left="720"/>
+        <w:rPr>
+          <w:rFonts w:ascii="Times New Roman" w:hAnsi="Times New Roman" w:cs="Times New Roman"/>
+          <w:sz w:val="24"/>
+          <w:szCs w:val="24"/>
+        </w:rPr>
+      </w:pPr>
+    </w:p>
+    <w:p>
+      <w:pPr>
+        <w:rPr>
+          <w:rFonts w:ascii="Times New Roman" w:hAnsi="Times New Roman" w:cs="Times New Roman"/>
+          <w:b/>
+          <w:bCs/>
+          <w:sz w:val="24"/>
+          <w:szCs w:val="24"/>
+        </w:rPr>
+      </w:pPr>
+      <w:r>
+        <w:rPr>
+          <w:rFonts w:ascii="Times New Roman" w:hAnsi="Times New Roman" w:cs="Times New Roman"/>
+          <w:b/>
+          <w:bCs/>
+          <w:sz w:val="24"/>
+          <w:szCs w:val="24"/>
+        </w:rPr>
+        <w:t>Network Requirements</w:t>
+      </w:r>
+    </w:p>
+    <w:p>
+      <w:pPr>
+        <w:numPr>
+          <w:ilvl w:val="0"/>
+          <w:numId w:val="43"/>
+        </w:numPr>
+        <w:rPr>
+          <w:rFonts w:ascii="Times New Roman" w:hAnsi="Times New Roman" w:cs="Times New Roman"/>
+          <w:sz w:val="24"/>
+          <w:szCs w:val="24"/>
+        </w:rPr>
+      </w:pPr>
+      <w:r>
+        <w:rPr>
+          <w:rFonts w:ascii="Times New Roman" w:hAnsi="Times New Roman" w:cs="Times New Roman"/>
+          <w:sz w:val="24"/>
+          <w:szCs w:val="24"/>
+        </w:rPr>
+        <w:t xml:space="preserve">Stable Internet connection. </w:t>
+      </w:r>
+    </w:p>
+    <w:p>
+      <w:pPr>
+        <w:numPr>
+          <w:ilvl w:val="0"/>
+          <w:numId w:val="43"/>
+        </w:numPr>
+        <w:rPr>
+          <w:rFonts w:ascii="Times New Roman" w:hAnsi="Times New Roman" w:cs="Times New Roman"/>
+          <w:sz w:val="24"/>
+          <w:szCs w:val="24"/>
+        </w:rPr>
+      </w:pPr>
+      <w:r>
+        <w:rPr>
+          <w:rFonts w:ascii="Times New Roman" w:hAnsi="Times New Roman" w:cs="Times New Roman"/>
+          <w:sz w:val="24"/>
+          <w:szCs w:val="24"/>
+        </w:rPr>
+        <w:t xml:space="preserve">Communication Protocol: HTTP/HTTPS. </w:t>
+      </w:r>
+    </w:p>
+    <w:p>
+      <w:pPr>
+        <w:rPr>
+          <w:rFonts w:ascii="Times New Roman" w:hAnsi="Times New Roman" w:cs="Times New Roman"/>
+          <w:sz w:val="24"/>
+          <w:szCs w:val="24"/>
+          <w:lang w:val="vi-VN"/>
+        </w:rPr>
+      </w:pPr>
+    </w:p>
+    <w:p>
+      <w:pPr>
+        <w:rPr>
+          <w:rFonts w:ascii="Times New Roman" w:hAnsi="Times New Roman" w:cs="Times New Roman"/>
+          <w:b/>
+          <w:bCs/>
+          <w:sz w:val="28"/>
+          <w:szCs w:val="28"/>
+          <w:lang w:val="vi-VN"/>
+        </w:rPr>
+      </w:pPr>
+      <w:r>
+        <w:rPr>
+          <w:rFonts w:ascii="Times New Roman" w:hAnsi="Times New Roman" w:cs="Times New Roman"/>
+          <w:b/>
+          <w:bCs/>
+          <w:sz w:val="28"/>
+          <w:szCs w:val="28"/>
+        </w:rPr>
+        <w:t>2.5 Design Constraints</w:t>
+      </w:r>
+    </w:p>
+    <w:p>
+      <w:pPr>
+        <w:rPr>
+          <w:rFonts w:ascii="Times New Roman" w:hAnsi="Times New Roman" w:cs="Times New Roman"/>
+          <w:b/>
+          <w:bCs/>
+          <w:sz w:val="24"/>
+          <w:szCs w:val="24"/>
+        </w:rPr>
+      </w:pPr>
+      <w:r>
+        <w:rPr>
+          <w:rFonts w:ascii="Times New Roman" w:hAnsi="Times New Roman" w:cs="Times New Roman"/>
+          <w:b/>
+          <w:bCs/>
+          <w:sz w:val="24"/>
+          <w:szCs w:val="24"/>
+        </w:rPr>
+        <w:t>Technology Constraints</w:t>
+      </w:r>
+    </w:p>
+    <w:p>
+      <w:pPr>
+        <w:numPr>
+          <w:ilvl w:val="0"/>
+          <w:numId w:val="44"/>
+        </w:numPr>
+        <w:rPr>
+          <w:rFonts w:ascii="Times New Roman" w:hAnsi="Times New Roman" w:cs="Times New Roman"/>
+          <w:sz w:val="24"/>
+          <w:szCs w:val="24"/>
+        </w:rPr>
+      </w:pPr>
+      <w:r>
+        <w:rPr>
+          <w:rFonts w:ascii="Times New Roman" w:hAnsi="Times New Roman" w:cs="Times New Roman"/>
+          <w:sz w:val="24"/>
+          <w:szCs w:val="24"/>
+        </w:rPr>
+        <w:t>The backend application must be developed using Java Spring Boot.</w:t>
+      </w:r>
+    </w:p>
+    <w:p>
+      <w:pPr>
+        <w:numPr>
+          <w:ilvl w:val="0"/>
+          <w:numId w:val="44"/>
+        </w:numPr>
+        <w:rPr>
+          <w:rFonts w:ascii="Times New Roman" w:hAnsi="Times New Roman" w:cs="Times New Roman"/>
+          <w:sz w:val="24"/>
+          <w:szCs w:val="24"/>
+        </w:rPr>
+      </w:pPr>
+      <w:r>
+        <w:rPr>
+          <w:rFonts w:ascii="Times New Roman" w:hAnsi="Times New Roman" w:cs="Times New Roman"/>
+          <w:sz w:val="24"/>
+          <w:szCs w:val="24"/>
+        </w:rPr>
+        <w:t>The database management system must use Microsoft SQL Server.</w:t>
+      </w:r>
+    </w:p>
+    <w:p>
+      <w:pPr>
+        <w:numPr>
+          <w:ilvl w:val="0"/>
+          <w:numId w:val="44"/>
+        </w:numPr>
+        <w:rPr>
+          <w:rFonts w:ascii="Times New Roman" w:hAnsi="Times New Roman" w:cs="Times New Roman"/>
+          <w:sz w:val="24"/>
+          <w:szCs w:val="24"/>
+        </w:rPr>
+      </w:pPr>
+      <w:r>
+        <w:rPr>
+          <w:rFonts w:ascii="Times New Roman" w:hAnsi="Times New Roman" w:cs="Times New Roman"/>
+          <w:sz w:val="24"/>
+          <w:szCs w:val="24"/>
+        </w:rPr>
+        <w:t xml:space="preserve">The system must be a web-based application supporting modern web browsers. </w:t>
+      </w:r>
+    </w:p>
+    <w:p>
+      <w:pPr>
+        <w:ind w:left="720"/>
+        <w:rPr>
+          <w:rFonts w:ascii="Times New Roman" w:hAnsi="Times New Roman" w:cs="Times New Roman"/>
+          <w:sz w:val="24"/>
+          <w:szCs w:val="24"/>
+        </w:rPr>
+      </w:pPr>
+    </w:p>
+    <w:p>
+      <w:pPr>
+        <w:rPr>
+          <w:rFonts w:ascii="Times New Roman" w:hAnsi="Times New Roman" w:cs="Times New Roman"/>
+          <w:b/>
+          <w:bCs/>
+          <w:sz w:val="24"/>
+          <w:szCs w:val="24"/>
+        </w:rPr>
+      </w:pPr>
+      <w:r>
+        <w:rPr>
+          <w:rFonts w:ascii="Times New Roman" w:hAnsi="Times New Roman" w:cs="Times New Roman"/>
+          <w:b/>
+          <w:bCs/>
+          <w:sz w:val="24"/>
+          <w:szCs w:val="24"/>
+        </w:rPr>
+        <w:t>Functional Constraints</w:t>
+      </w:r>
+    </w:p>
+    <w:p>
+      <w:pPr>
+        <w:numPr>
+          <w:ilvl w:val="0"/>
+          <w:numId w:val="45"/>
+        </w:numPr>
+        <w:rPr>
+          <w:rFonts w:ascii="Times New Roman" w:hAnsi="Times New Roman" w:cs="Times New Roman"/>
+          <w:sz w:val="24"/>
+          <w:szCs w:val="24"/>
+        </w:rPr>
+      </w:pPr>
+      <w:r>
+        <w:rPr>
+          <w:rFonts w:ascii="Times New Roman" w:hAnsi="Times New Roman" w:cs="Times New Roman"/>
+          <w:sz w:val="24"/>
+          <w:szCs w:val="24"/>
+        </w:rPr>
+        <w:t xml:space="preserve">Only authenticated and authorized users can access protected system resources. </w:t>
+      </w:r>
+    </w:p>
+    <w:p>
+      <w:pPr>
+        <w:numPr>
+          <w:ilvl w:val="0"/>
+          <w:numId w:val="45"/>
+        </w:numPr>
+        <w:rPr>
+          <w:rFonts w:ascii="Times New Roman" w:hAnsi="Times New Roman" w:cs="Times New Roman"/>
+          <w:sz w:val="24"/>
+          <w:szCs w:val="24"/>
+        </w:rPr>
+      </w:pPr>
+      <w:r>
+        <w:rPr>
+          <w:rFonts w:ascii="Times New Roman" w:hAnsi="Times New Roman" w:cs="Times New Roman"/>
+          <w:sz w:val="24"/>
+          <w:szCs w:val="24"/>
+        </w:rPr>
+        <w:t xml:space="preserve">Students can strictly access only their own academic profiles and grades. </w:t>
+      </w:r>
+    </w:p>
+    <w:p>
+      <w:pPr>
+        <w:numPr>
+          <w:ilvl w:val="0"/>
+          <w:numId w:val="45"/>
+        </w:numPr>
+        <w:rPr>
+          <w:rFonts w:ascii="Times New Roman" w:hAnsi="Times New Roman" w:cs="Times New Roman"/>
+          <w:sz w:val="24"/>
+          <w:szCs w:val="24"/>
+        </w:rPr>
+      </w:pPr>
+      <w:r>
+        <w:rPr>
+          <w:rFonts w:ascii="Times New Roman" w:hAnsi="Times New Roman" w:cs="Times New Roman"/>
+          <w:sz w:val="24"/>
+          <w:szCs w:val="24"/>
+        </w:rPr>
+        <w:t xml:space="preserve">Teachers can only manage data for their assigned classes and subjects. </w:t>
+      </w:r>
+    </w:p>
+    <w:p>
+      <w:pPr>
+        <w:ind w:left="720"/>
+        <w:rPr>
+          <w:rFonts w:ascii="Times New Roman" w:hAnsi="Times New Roman" w:cs="Times New Roman"/>
+          <w:sz w:val="24"/>
+          <w:szCs w:val="24"/>
+        </w:rPr>
+      </w:pPr>
+    </w:p>
+    <w:p>
+      <w:pPr>
+        <w:rPr>
+          <w:rFonts w:ascii="Times New Roman" w:hAnsi="Times New Roman" w:cs="Times New Roman"/>
+          <w:b/>
+          <w:bCs/>
+          <w:sz w:val="24"/>
+          <w:szCs w:val="24"/>
+        </w:rPr>
+      </w:pPr>
+      <w:r>
+        <w:rPr>
+          <w:rFonts w:ascii="Times New Roman" w:hAnsi="Times New Roman" w:cs="Times New Roman"/>
+          <w:b/>
+          <w:bCs/>
+          <w:sz w:val="24"/>
+          <w:szCs w:val="24"/>
+        </w:rPr>
+        <w:t>Project Constraints</w:t>
+      </w:r>
+    </w:p>
+    <w:p>
+      <w:pPr>
+        <w:numPr>
+          <w:ilvl w:val="0"/>
+          <w:numId w:val="46"/>
+        </w:numPr>
+        <w:rPr>
+          <w:rFonts w:ascii="Times New Roman" w:hAnsi="Times New Roman" w:cs="Times New Roman"/>
+          <w:sz w:val="24"/>
+          <w:szCs w:val="24"/>
+        </w:rPr>
+      </w:pPr>
+      <w:r>
+        <w:rPr>
+          <w:rFonts w:ascii="Times New Roman" w:hAnsi="Times New Roman" w:cs="Times New Roman"/>
+          <w:sz w:val="24"/>
+          <w:szCs w:val="24"/>
+        </w:rPr>
+        <w:t xml:space="preserve">The project is developed strictly for academic purposes. </w:t>
+      </w:r>
+    </w:p>
+    <w:p>
+      <w:pPr>
+        <w:numPr>
+          <w:ilvl w:val="0"/>
+          <w:numId w:val="46"/>
+        </w:numPr>
+        <w:rPr>
+          <w:rFonts w:ascii="Times New Roman" w:hAnsi="Times New Roman" w:cs="Times New Roman"/>
+          <w:sz w:val="24"/>
+          <w:szCs w:val="24"/>
+        </w:rPr>
+      </w:pPr>
+      <w:r>
+        <w:rPr>
+          <w:rFonts w:ascii="Times New Roman" w:hAnsi="Times New Roman" w:cs="Times New Roman"/>
+          <w:sz w:val="24"/>
+          <w:szCs w:val="24"/>
+        </w:rPr>
+        <w:t xml:space="preserve">The initial release supports only a single educational institution. </w:t>
+      </w:r>
+    </w:p>
+    <w:p>
+      <w:pPr>
+        <w:numPr>
+          <w:ilvl w:val="0"/>
+          <w:numId w:val="46"/>
+        </w:numPr>
+        <w:rPr>
+          <w:rFonts w:ascii="Times New Roman" w:hAnsi="Times New Roman" w:cs="Times New Roman"/>
+          <w:sz w:val="24"/>
+          <w:szCs w:val="24"/>
+        </w:rPr>
+      </w:pPr>
+      <w:r>
+        <w:rPr>
+          <w:rFonts w:ascii="Times New Roman" w:hAnsi="Times New Roman" w:cs="Times New Roman"/>
+          <w:sz w:val="24"/>
+          <w:szCs w:val="24"/>
+        </w:rPr>
+        <w:t>Mobile applications and AI-based features (such as facial recognition for attendance check-in) are completely excluded from the current scope.</w:t>
+      </w:r>
+    </w:p>
+    <w:p>
+      <w:pPr>
+        <w:ind w:left="720"/>
+        <w:rPr>
+          <w:rFonts w:ascii="Times New Roman" w:hAnsi="Times New Roman" w:cs="Times New Roman"/>
+          <w:sz w:val="24"/>
+          <w:szCs w:val="24"/>
+          <w:lang w:val="vi-VN"/>
+        </w:rPr>
+      </w:pPr>
+    </w:p>
+    <w:p>
+      <w:pPr>
+        <w:ind w:left="720"/>
+        <w:rPr>
+          <w:rFonts w:ascii="Times New Roman" w:hAnsi="Times New Roman" w:cs="Times New Roman"/>
+          <w:sz w:val="24"/>
+          <w:szCs w:val="24"/>
+          <w:lang w:val="vi-VN"/>
+        </w:rPr>
+      </w:pPr>
+    </w:p>
+    <w:p>
+      <w:pPr>
+        <w:ind w:left="720"/>
+        <w:rPr>
+          <w:rFonts w:ascii="Times New Roman" w:hAnsi="Times New Roman" w:cs="Times New Roman"/>
+          <w:sz w:val="24"/>
+          <w:szCs w:val="24"/>
+          <w:lang w:val="vi-VN"/>
+        </w:rPr>
+      </w:pPr>
+    </w:p>
+    <w:p>
+      <w:pPr>
+        <w:ind w:left="720"/>
+        <w:rPr>
+          <w:rFonts w:ascii="Times New Roman" w:hAnsi="Times New Roman" w:cs="Times New Roman"/>
+          <w:sz w:val="24"/>
+          <w:szCs w:val="24"/>
+          <w:lang w:val="vi-VN"/>
+        </w:rPr>
+      </w:pPr>
+    </w:p>
+    <w:p>
+      <w:pPr>
+        <w:ind w:left="720"/>
+        <w:rPr>
+          <w:rFonts w:ascii="Times New Roman" w:hAnsi="Times New Roman" w:cs="Times New Roman"/>
+          <w:sz w:val="24"/>
+          <w:szCs w:val="24"/>
+        </w:rPr>
+      </w:pPr>
+    </w:p>
+    <w:p>
+      <w:pPr>
+        <w:rPr>
+          <w:rFonts w:ascii="Times New Roman" w:hAnsi="Times New Roman" w:cs="Times New Roman"/>
+          <w:b/>
+          <w:bCs/>
+          <w:sz w:val="28"/>
+          <w:szCs w:val="28"/>
+        </w:rPr>
+      </w:pPr>
+      <w:r>
+        <w:rPr>
+          <w:rFonts w:ascii="Times New Roman" w:hAnsi="Times New Roman" w:cs="Times New Roman"/>
+          <w:b/>
+          <w:bCs/>
+          <w:sz w:val="28"/>
+          <w:szCs w:val="28"/>
+        </w:rPr>
+        <w:lastRenderedPageBreak/>
+        <w:t>2.6 Assumptions and Dependencies</w:t>
+      </w:r>
+    </w:p>
+    <w:p>
+      <w:pPr>
+        <w:rPr>
+          <w:rFonts w:ascii="Times New Roman" w:hAnsi="Times New Roman" w:cs="Times New Roman"/>
+          <w:b/>
+          <w:bCs/>
+          <w:sz w:val="24"/>
+          <w:szCs w:val="24"/>
+        </w:rPr>
+      </w:pPr>
+      <w:r>
+        <w:rPr>
+          <w:rFonts w:ascii="Times New Roman" w:hAnsi="Times New Roman" w:cs="Times New Roman"/>
+          <w:b/>
+          <w:bCs/>
+          <w:sz w:val="24"/>
+          <w:szCs w:val="24"/>
+        </w:rPr>
+        <w:t>Assumptions</w:t>
+      </w:r>
+    </w:p>
+    <w:p>
+      <w:pPr>
+        <w:numPr>
+          <w:ilvl w:val="0"/>
+          <w:numId w:val="47"/>
+        </w:numPr>
+        <w:rPr>
+          <w:rFonts w:ascii="Times New Roman" w:hAnsi="Times New Roman" w:cs="Times New Roman"/>
+          <w:sz w:val="24"/>
+          <w:szCs w:val="24"/>
+        </w:rPr>
+      </w:pPr>
+      <w:r>
+        <w:rPr>
+          <w:rFonts w:ascii="Times New Roman" w:hAnsi="Times New Roman" w:cs="Times New Roman"/>
+          <w:sz w:val="24"/>
+          <w:szCs w:val="24"/>
+        </w:rPr>
+        <w:t xml:space="preserve">Users have access to a stable Internet connection and a compatible web browser. </w:t>
+      </w:r>
+    </w:p>
+    <w:p>
+      <w:pPr>
+        <w:numPr>
+          <w:ilvl w:val="0"/>
+          <w:numId w:val="47"/>
+        </w:numPr>
+        <w:rPr>
+          <w:rFonts w:ascii="Times New Roman" w:hAnsi="Times New Roman" w:cs="Times New Roman"/>
+          <w:sz w:val="24"/>
+          <w:szCs w:val="24"/>
+        </w:rPr>
+      </w:pPr>
+      <w:r>
+        <w:rPr>
+          <w:rFonts w:ascii="Times New Roman" w:hAnsi="Times New Roman" w:cs="Times New Roman"/>
+          <w:sz w:val="24"/>
+          <w:szCs w:val="24"/>
+        </w:rPr>
+        <w:t xml:space="preserve">Users possess valid system credentials and accounts. </w:t>
+      </w:r>
+    </w:p>
+    <w:p>
+      <w:pPr>
+        <w:numPr>
+          <w:ilvl w:val="0"/>
+          <w:numId w:val="47"/>
+        </w:numPr>
+        <w:rPr>
+          <w:rFonts w:ascii="Times New Roman" w:hAnsi="Times New Roman" w:cs="Times New Roman"/>
+          <w:sz w:val="24"/>
+          <w:szCs w:val="24"/>
+        </w:rPr>
+      </w:pPr>
+      <w:r>
+        <w:rPr>
+          <w:rFonts w:ascii="Times New Roman" w:hAnsi="Times New Roman" w:cs="Times New Roman"/>
+          <w:sz w:val="24"/>
+          <w:szCs w:val="24"/>
+        </w:rPr>
+        <w:t xml:space="preserve">All academic and personal data entered into the system is accurate and authorized. </w:t>
+      </w:r>
+    </w:p>
+    <w:p>
+      <w:pPr>
+        <w:numPr>
+          <w:ilvl w:val="0"/>
+          <w:numId w:val="47"/>
+        </w:numPr>
+        <w:rPr>
+          <w:rFonts w:ascii="Times New Roman" w:hAnsi="Times New Roman" w:cs="Times New Roman"/>
+          <w:sz w:val="24"/>
+          <w:szCs w:val="24"/>
+        </w:rPr>
+      </w:pPr>
+      <w:r>
+        <w:rPr>
+          <w:rFonts w:ascii="Times New Roman" w:hAnsi="Times New Roman" w:cs="Times New Roman"/>
+          <w:sz w:val="24"/>
+          <w:szCs w:val="24"/>
+        </w:rPr>
+        <w:t xml:space="preserve">School educational policies and grading systems remain consistent during system operation. </w:t>
+      </w:r>
+    </w:p>
+    <w:p>
+      <w:pPr>
+        <w:ind w:left="720"/>
+        <w:rPr>
+          <w:rFonts w:ascii="Times New Roman" w:hAnsi="Times New Roman" w:cs="Times New Roman"/>
+          <w:sz w:val="24"/>
+          <w:szCs w:val="24"/>
+        </w:rPr>
+      </w:pPr>
+    </w:p>
+    <w:p>
+      <w:pPr>
+        <w:rPr>
+          <w:rFonts w:ascii="Times New Roman" w:hAnsi="Times New Roman" w:cs="Times New Roman"/>
+          <w:b/>
+          <w:bCs/>
+          <w:sz w:val="24"/>
+          <w:szCs w:val="24"/>
+        </w:rPr>
+      </w:pPr>
+      <w:r>
+        <w:rPr>
+          <w:rFonts w:ascii="Times New Roman" w:hAnsi="Times New Roman" w:cs="Times New Roman"/>
+          <w:b/>
+          <w:bCs/>
+          <w:sz w:val="24"/>
+          <w:szCs w:val="24"/>
+        </w:rPr>
+        <w:t>Dependencies</w:t>
+      </w:r>
+    </w:p>
+    <w:p>
+      <w:pPr>
+        <w:rPr>
+          <w:rFonts w:ascii="Times New Roman" w:hAnsi="Times New Roman" w:cs="Times New Roman"/>
+          <w:sz w:val="24"/>
+          <w:szCs w:val="24"/>
+        </w:rPr>
+      </w:pPr>
+      <w:r>
+        <w:rPr>
+          <w:rFonts w:ascii="Times New Roman" w:hAnsi="Times New Roman" w:cs="Times New Roman"/>
+          <w:sz w:val="24"/>
+          <w:szCs w:val="24"/>
+        </w:rPr>
+        <w:t>The system operations depend directly on the availability and stability of the following components:</w:t>
+      </w:r>
+    </w:p>
+    <w:p>
+      <w:pPr>
+        <w:numPr>
+          <w:ilvl w:val="0"/>
+          <w:numId w:val="48"/>
+        </w:numPr>
+        <w:rPr>
+          <w:rFonts w:ascii="Times New Roman" w:hAnsi="Times New Roman" w:cs="Times New Roman"/>
+          <w:sz w:val="24"/>
+          <w:szCs w:val="24"/>
+        </w:rPr>
+      </w:pPr>
+      <w:r>
+        <w:rPr>
+          <w:rFonts w:ascii="Times New Roman" w:hAnsi="Times New Roman" w:cs="Times New Roman"/>
+          <w:sz w:val="24"/>
+          <w:szCs w:val="24"/>
+        </w:rPr>
+        <w:t xml:space="preserve">Java Runtime Environment (JRE). </w:t>
+      </w:r>
+    </w:p>
+    <w:p>
+      <w:pPr>
+        <w:numPr>
+          <w:ilvl w:val="0"/>
+          <w:numId w:val="48"/>
+        </w:numPr>
+        <w:rPr>
+          <w:rFonts w:ascii="Times New Roman" w:hAnsi="Times New Roman" w:cs="Times New Roman"/>
+          <w:sz w:val="24"/>
+          <w:szCs w:val="24"/>
+        </w:rPr>
+      </w:pPr>
+      <w:r>
+        <w:rPr>
+          <w:rFonts w:ascii="Times New Roman" w:hAnsi="Times New Roman" w:cs="Times New Roman"/>
+          <w:sz w:val="24"/>
+          <w:szCs w:val="24"/>
+        </w:rPr>
+        <w:t xml:space="preserve">Spring Boot Framework dependencies. </w:t>
+      </w:r>
+    </w:p>
+    <w:p>
+      <w:pPr>
+        <w:numPr>
+          <w:ilvl w:val="0"/>
+          <w:numId w:val="48"/>
+        </w:numPr>
+        <w:rPr>
+          <w:rFonts w:ascii="Times New Roman" w:hAnsi="Times New Roman" w:cs="Times New Roman"/>
+          <w:sz w:val="24"/>
+          <w:szCs w:val="24"/>
+        </w:rPr>
+      </w:pPr>
+      <w:r>
+        <w:rPr>
+          <w:rFonts w:ascii="Times New Roman" w:hAnsi="Times New Roman" w:cs="Times New Roman"/>
+          <w:sz w:val="24"/>
+          <w:szCs w:val="24"/>
+        </w:rPr>
+        <w:t>Microsoft SQL Server Database Instance.</w:t>
+      </w:r>
+    </w:p>
+    <w:p>
+      <w:pPr>
+        <w:numPr>
+          <w:ilvl w:val="0"/>
+          <w:numId w:val="48"/>
+        </w:numPr>
+        <w:rPr>
+          <w:rFonts w:ascii="Times New Roman" w:hAnsi="Times New Roman" w:cs="Times New Roman"/>
+          <w:sz w:val="24"/>
+          <w:szCs w:val="24"/>
+        </w:rPr>
+      </w:pPr>
+      <w:r>
+        <w:rPr>
+          <w:rFonts w:ascii="Times New Roman" w:hAnsi="Times New Roman" w:cs="Times New Roman"/>
+          <w:sz w:val="24"/>
+          <w:szCs w:val="24"/>
+        </w:rPr>
+        <w:t xml:space="preserve">Active Internet Connectivity and web browser stability. </w:t>
+      </w:r>
+    </w:p>
+    <w:p>
+      <w:pPr>
+        <w:rPr>
+          <w:rFonts w:ascii="Times New Roman" w:hAnsi="Times New Roman" w:cs="Times New Roman"/>
+          <w:sz w:val="24"/>
+          <w:szCs w:val="24"/>
+          <w:lang w:val="vi-VN"/>
+        </w:rPr>
+      </w:pPr>
+    </w:p>
+    <w:p>
+      <w:pPr>
+        <w:rPr>
+          <w:rFonts w:ascii="Times New Roman" w:hAnsi="Times New Roman" w:cs="Times New Roman"/>
+          <w:sz w:val="24"/>
+          <w:szCs w:val="24"/>
+          <w:lang w:val="vi-VN"/>
+        </w:rPr>
+      </w:pPr>
+    </w:p>
+    <w:p>
+      <w:pPr>
+        <w:pStyle w:val="Heading2"/>
+        <w:rPr>
+          <w:b/>
+          <w:bCs/>
+        </w:rPr>
+      </w:pPr>
+      <w:r>
+        <w:rPr>
+          <w:b/>
+          <w:bCs/>
+        </w:rPr>
+        <w:t>3</w:t>
+      </w:r>
+      <w:r>
+        <w:rPr>
+          <w:b/>
+          <w:bCs/>
+        </w:rPr>
+        <w:t>. System Features / Functional Requirements</w:t>
       </w:r>
     </w:p>
     <w:p>
@@ -5681,6 +8573,155 @@
     </w:lvl>
   </w:abstractNum>
   <w:abstractNum w:abstractNumId="2" w15:restartNumberingAfterBreak="0">
+    <w:nsid w:val="104F5651"/>
+    <w:multiLevelType w:val="multilevel"/>
+    <w:tmpl w:val="4BEC0CD6"/>
+    <w:lvl w:ilvl="0">
+      <w:start w:val="1"/>
+      <w:numFmt w:val="bullet"/>
+      <w:lvlText w:val=""/>
+      <w:lvlJc w:val="left"/>
+      <w:pPr>
+        <w:tabs>
+          <w:tab w:val="num" w:pos="720"/>
+        </w:tabs>
+        <w:ind w:left="720" w:hanging="360"/>
+      </w:pPr>
+      <w:rPr>
+        <w:rFonts w:ascii="Symbol" w:hAnsi="Symbol" w:hint="default"/>
+        <w:sz w:val="20"/>
+      </w:rPr>
+    </w:lvl>
+    <w:lvl w:ilvl="1" w:tentative="1">
+      <w:start w:val="1"/>
+      <w:numFmt w:val="bullet"/>
+      <w:lvlText w:val="o"/>
+      <w:lvlJc w:val="left"/>
+      <w:pPr>
+        <w:tabs>
+          <w:tab w:val="num" w:pos="1440"/>
+        </w:tabs>
+        <w:ind w:left="1440" w:hanging="360"/>
+      </w:pPr>
+      <w:rPr>
+        <w:rFonts w:ascii="Courier New" w:hAnsi="Courier New" w:hint="default"/>
+        <w:sz w:val="20"/>
+      </w:rPr>
+    </w:lvl>
+    <w:lvl w:ilvl="2" w:tentative="1">
+      <w:start w:val="1"/>
+      <w:numFmt w:val="bullet"/>
+      <w:lvlText w:val=""/>
+      <w:lvlJc w:val="left"/>
+      <w:pPr>
+        <w:tabs>
+          <w:tab w:val="num" w:pos="2160"/>
+        </w:tabs>
+        <w:ind w:left="2160" w:hanging="360"/>
+      </w:pPr>
+      <w:rPr>
+        <w:rFonts w:ascii="Wingdings" w:hAnsi="Wingdings" w:hint="default"/>
+        <w:sz w:val="20"/>
+      </w:rPr>
+    </w:lvl>
+    <w:lvl w:ilvl="3" w:tentative="1">
+      <w:start w:val="1"/>
+      <w:numFmt w:val="bullet"/>
+      <w:lvlText w:val=""/>
+      <w:lvlJc w:val="left"/>
+      <w:pPr>
+        <w:tabs>
+          <w:tab w:val="num" w:pos="2880"/>
+        </w:tabs>
+        <w:ind w:left="2880" w:hanging="360"/>
+      </w:pPr>
+      <w:rPr>
+        <w:rFonts w:ascii="Wingdings" w:hAnsi="Wingdings" w:hint="default"/>
+        <w:sz w:val="20"/>
+      </w:rPr>
+    </w:lvl>
+    <w:lvl w:ilvl="4" w:tentative="1">
+      <w:start w:val="1"/>
+      <w:numFmt w:val="bullet"/>
+      <w:lvlText w:val=""/>
+      <w:lvlJc w:val="left"/>
+      <w:pPr>
+        <w:tabs>
+          <w:tab w:val="num" w:pos="3600"/>
+        </w:tabs>
+        <w:ind w:left="3600" w:hanging="360"/>
+      </w:pPr>
+      <w:rPr>
+        <w:rFonts w:ascii="Wingdings" w:hAnsi="Wingdings" w:hint="default"/>
+        <w:sz w:val="20"/>
+      </w:rPr>
+    </w:lvl>
+    <w:lvl w:ilvl="5" w:tentative="1">
+      <w:start w:val="1"/>
+      <w:numFmt w:val="bullet"/>
+      <w:lvlText w:val=""/>
+      <w:lvlJc w:val="left"/>
+      <w:pPr>
+        <w:tabs>
+          <w:tab w:val="num" w:pos="4320"/>
+        </w:tabs>
+        <w:ind w:left="4320" w:hanging="360"/>
+      </w:pPr>
+      <w:rPr>
+        <w:rFonts w:ascii="Wingdings" w:hAnsi="Wingdings" w:hint="default"/>
+        <w:sz w:val="20"/>
+      </w:rPr>
+    </w:lvl>
+    <w:lvl w:ilvl="6" w:tentative="1">
+      <w:start w:val="1"/>
+      <w:numFmt w:val="bullet"/>
+      <w:lvlText w:val=""/>
+      <w:lvlJc w:val="left"/>
+      <w:pPr>
+        <w:tabs>
+          <w:tab w:val="num" w:pos="5040"/>
+        </w:tabs>
+        <w:ind w:left="5040" w:hanging="360"/>
+      </w:pPr>
+      <w:rPr>
+        <w:rFonts w:ascii="Wingdings" w:hAnsi="Wingdings" w:hint="default"/>
+        <w:sz w:val="20"/>
+      </w:rPr>
+    </w:lvl>
+    <w:lvl w:ilvl="7" w:tentative="1">
+      <w:start w:val="1"/>
+      <w:numFmt w:val="bullet"/>
+      <w:lvlText w:val=""/>
+      <w:lvlJc w:val="left"/>
+      <w:pPr>
+        <w:tabs>
+          <w:tab w:val="num" w:pos="5760"/>
+        </w:tabs>
+        <w:ind w:left="5760" w:hanging="360"/>
+      </w:pPr>
+      <w:rPr>
+        <w:rFonts w:ascii="Wingdings" w:hAnsi="Wingdings" w:hint="default"/>
+        <w:sz w:val="20"/>
+      </w:rPr>
+    </w:lvl>
+    <w:lvl w:ilvl="8" w:tentative="1">
+      <w:start w:val="1"/>
+      <w:numFmt w:val="bullet"/>
+      <w:lvlText w:val=""/>
+      <w:lvlJc w:val="left"/>
+      <w:pPr>
+        <w:tabs>
+          <w:tab w:val="num" w:pos="6480"/>
+        </w:tabs>
+        <w:ind w:left="6480" w:hanging="360"/>
+      </w:pPr>
+      <w:rPr>
+        <w:rFonts w:ascii="Wingdings" w:hAnsi="Wingdings" w:hint="default"/>
+        <w:sz w:val="20"/>
+      </w:rPr>
+    </w:lvl>
+  </w:abstractNum>
+  <w:abstractNum w:abstractNumId="3" w15:restartNumberingAfterBreak="0">
     <w:nsid w:val="13F311D9"/>
     <w:multiLevelType w:val="multilevel"/>
     <w:tmpl w:val="F072F056"/>
@@ -5829,7 +8870,156 @@
       </w:rPr>
     </w:lvl>
   </w:abstractNum>
-  <w:abstractNum w:abstractNumId="3" w15:restartNumberingAfterBreak="0">
+  <w:abstractNum w:abstractNumId="4" w15:restartNumberingAfterBreak="0">
+    <w:nsid w:val="13F42BE0"/>
+    <w:multiLevelType w:val="multilevel"/>
+    <w:tmpl w:val="CA001C14"/>
+    <w:lvl w:ilvl="0">
+      <w:start w:val="1"/>
+      <w:numFmt w:val="bullet"/>
+      <w:lvlText w:val=""/>
+      <w:lvlJc w:val="left"/>
+      <w:pPr>
+        <w:tabs>
+          <w:tab w:val="num" w:pos="720"/>
+        </w:tabs>
+        <w:ind w:left="720" w:hanging="360"/>
+      </w:pPr>
+      <w:rPr>
+        <w:rFonts w:ascii="Symbol" w:hAnsi="Symbol" w:hint="default"/>
+        <w:sz w:val="20"/>
+      </w:rPr>
+    </w:lvl>
+    <w:lvl w:ilvl="1" w:tentative="1">
+      <w:start w:val="1"/>
+      <w:numFmt w:val="bullet"/>
+      <w:lvlText w:val="o"/>
+      <w:lvlJc w:val="left"/>
+      <w:pPr>
+        <w:tabs>
+          <w:tab w:val="num" w:pos="1440"/>
+        </w:tabs>
+        <w:ind w:left="1440" w:hanging="360"/>
+      </w:pPr>
+      <w:rPr>
+        <w:rFonts w:ascii="Courier New" w:hAnsi="Courier New" w:hint="default"/>
+        <w:sz w:val="20"/>
+      </w:rPr>
+    </w:lvl>
+    <w:lvl w:ilvl="2" w:tentative="1">
+      <w:start w:val="1"/>
+      <w:numFmt w:val="bullet"/>
+      <w:lvlText w:val=""/>
+      <w:lvlJc w:val="left"/>
+      <w:pPr>
+        <w:tabs>
+          <w:tab w:val="num" w:pos="2160"/>
+        </w:tabs>
+        <w:ind w:left="2160" w:hanging="360"/>
+      </w:pPr>
+      <w:rPr>
+        <w:rFonts w:ascii="Wingdings" w:hAnsi="Wingdings" w:hint="default"/>
+        <w:sz w:val="20"/>
+      </w:rPr>
+    </w:lvl>
+    <w:lvl w:ilvl="3" w:tentative="1">
+      <w:start w:val="1"/>
+      <w:numFmt w:val="bullet"/>
+      <w:lvlText w:val=""/>
+      <w:lvlJc w:val="left"/>
+      <w:pPr>
+        <w:tabs>
+          <w:tab w:val="num" w:pos="2880"/>
+        </w:tabs>
+        <w:ind w:left="2880" w:hanging="360"/>
+      </w:pPr>
+      <w:rPr>
+        <w:rFonts w:ascii="Wingdings" w:hAnsi="Wingdings" w:hint="default"/>
+        <w:sz w:val="20"/>
+      </w:rPr>
+    </w:lvl>
+    <w:lvl w:ilvl="4" w:tentative="1">
+      <w:start w:val="1"/>
+      <w:numFmt w:val="bullet"/>
+      <w:lvlText w:val=""/>
+      <w:lvlJc w:val="left"/>
+      <w:pPr>
+        <w:tabs>
+          <w:tab w:val="num" w:pos="3600"/>
+        </w:tabs>
+        <w:ind w:left="3600" w:hanging="360"/>
+      </w:pPr>
+      <w:rPr>
+        <w:rFonts w:ascii="Wingdings" w:hAnsi="Wingdings" w:hint="default"/>
+        <w:sz w:val="20"/>
+      </w:rPr>
+    </w:lvl>
+    <w:lvl w:ilvl="5" w:tentative="1">
+      <w:start w:val="1"/>
+      <w:numFmt w:val="bullet"/>
+      <w:lvlText w:val=""/>
+      <w:lvlJc w:val="left"/>
+      <w:pPr>
+        <w:tabs>
+          <w:tab w:val="num" w:pos="4320"/>
+        </w:tabs>
+        <w:ind w:left="4320" w:hanging="360"/>
+      </w:pPr>
+      <w:rPr>
+        <w:rFonts w:ascii="Wingdings" w:hAnsi="Wingdings" w:hint="default"/>
+        <w:sz w:val="20"/>
+      </w:rPr>
+    </w:lvl>
+    <w:lvl w:ilvl="6" w:tentative="1">
+      <w:start w:val="1"/>
+      <w:numFmt w:val="bullet"/>
+      <w:lvlText w:val=""/>
+      <w:lvlJc w:val="left"/>
+      <w:pPr>
+        <w:tabs>
+          <w:tab w:val="num" w:pos="5040"/>
+        </w:tabs>
+        <w:ind w:left="5040" w:hanging="360"/>
+      </w:pPr>
+      <w:rPr>
+        <w:rFonts w:ascii="Wingdings" w:hAnsi="Wingdings" w:hint="default"/>
+        <w:sz w:val="20"/>
+      </w:rPr>
+    </w:lvl>
+    <w:lvl w:ilvl="7" w:tentative="1">
+      <w:start w:val="1"/>
+      <w:numFmt w:val="bullet"/>
+      <w:lvlText w:val=""/>
+      <w:lvlJc w:val="left"/>
+      <w:pPr>
+        <w:tabs>
+          <w:tab w:val="num" w:pos="5760"/>
+        </w:tabs>
+        <w:ind w:left="5760" w:hanging="360"/>
+      </w:pPr>
+      <w:rPr>
+        <w:rFonts w:ascii="Wingdings" w:hAnsi="Wingdings" w:hint="default"/>
+        <w:sz w:val="20"/>
+      </w:rPr>
+    </w:lvl>
+    <w:lvl w:ilvl="8" w:tentative="1">
+      <w:start w:val="1"/>
+      <w:numFmt w:val="bullet"/>
+      <w:lvlText w:val=""/>
+      <w:lvlJc w:val="left"/>
+      <w:pPr>
+        <w:tabs>
+          <w:tab w:val="num" w:pos="6480"/>
+        </w:tabs>
+        <w:ind w:left="6480" w:hanging="360"/>
+      </w:pPr>
+      <w:rPr>
+        <w:rFonts w:ascii="Wingdings" w:hAnsi="Wingdings" w:hint="default"/>
+        <w:sz w:val="20"/>
+      </w:rPr>
+    </w:lvl>
+  </w:abstractNum>
+  <w:abstractNum w:abstractNumId="5" w15:restartNumberingAfterBreak="0">
     <w:nsid w:val="152D13FA"/>
     <w:multiLevelType w:val="multilevel"/>
     <w:tmpl w:val="44BA10EC"/>
@@ -5978,7 +9168,7 @@
       </w:rPr>
     </w:lvl>
   </w:abstractNum>
-  <w:abstractNum w:abstractNumId="4" w15:restartNumberingAfterBreak="0">
+  <w:abstractNum w:abstractNumId="6" w15:restartNumberingAfterBreak="0">
     <w:nsid w:val="15A170CB"/>
     <w:multiLevelType w:val="multilevel"/>
     <w:tmpl w:val="B1EA13DA"/>
@@ -6127,7 +9317,156 @@
       </w:rPr>
     </w:lvl>
   </w:abstractNum>
-  <w:abstractNum w:abstractNumId="5" w15:restartNumberingAfterBreak="0">
+  <w:abstractNum w:abstractNumId="7" w15:restartNumberingAfterBreak="0">
+    <w:nsid w:val="16D77C68"/>
+    <w:multiLevelType w:val="multilevel"/>
+    <w:tmpl w:val="DFBCCCB2"/>
+    <w:lvl w:ilvl="0">
+      <w:start w:val="1"/>
+      <w:numFmt w:val="bullet"/>
+      <w:lvlText w:val=""/>
+      <w:lvlJc w:val="left"/>
+      <w:pPr>
+        <w:tabs>
+          <w:tab w:val="num" w:pos="720"/>
+        </w:tabs>
+        <w:ind w:left="720" w:hanging="360"/>
+      </w:pPr>
+      <w:rPr>
+        <w:rFonts w:ascii="Symbol" w:hAnsi="Symbol" w:hint="default"/>
+        <w:sz w:val="20"/>
+      </w:rPr>
+    </w:lvl>
+    <w:lvl w:ilvl="1" w:tentative="1">
+      <w:start w:val="1"/>
+      <w:numFmt w:val="bullet"/>
+      <w:lvlText w:val="o"/>
+      <w:lvlJc w:val="left"/>
+      <w:pPr>
+        <w:tabs>
+          <w:tab w:val="num" w:pos="1440"/>
+        </w:tabs>
+        <w:ind w:left="1440" w:hanging="360"/>
+      </w:pPr>
+      <w:rPr>
+        <w:rFonts w:ascii="Courier New" w:hAnsi="Courier New" w:hint="default"/>
+        <w:sz w:val="20"/>
+      </w:rPr>
+    </w:lvl>
+    <w:lvl w:ilvl="2" w:tentative="1">
+      <w:start w:val="1"/>
+      <w:numFmt w:val="bullet"/>
+      <w:lvlText w:val=""/>
+      <w:lvlJc w:val="left"/>
+      <w:pPr>
+        <w:tabs>
+          <w:tab w:val="num" w:pos="2160"/>
+        </w:tabs>
+        <w:ind w:left="2160" w:hanging="360"/>
+      </w:pPr>
+      <w:rPr>
+        <w:rFonts w:ascii="Wingdings" w:hAnsi="Wingdings" w:hint="default"/>
+        <w:sz w:val="20"/>
+      </w:rPr>
+    </w:lvl>
+    <w:lvl w:ilvl="3" w:tentative="1">
+      <w:start w:val="1"/>
+      <w:numFmt w:val="bullet"/>
+      <w:lvlText w:val=""/>
+      <w:lvlJc w:val="left"/>
+      <w:pPr>
+        <w:tabs>
+          <w:tab w:val="num" w:pos="2880"/>
+        </w:tabs>
+        <w:ind w:left="2880" w:hanging="360"/>
+      </w:pPr>
+      <w:rPr>
+        <w:rFonts w:ascii="Wingdings" w:hAnsi="Wingdings" w:hint="default"/>
+        <w:sz w:val="20"/>
+      </w:rPr>
+    </w:lvl>
+    <w:lvl w:ilvl="4" w:tentative="1">
+      <w:start w:val="1"/>
+      <w:numFmt w:val="bullet"/>
+      <w:lvlText w:val=""/>
+      <w:lvlJc w:val="left"/>
+      <w:pPr>
+        <w:tabs>
+          <w:tab w:val="num" w:pos="3600"/>
+        </w:tabs>
+        <w:ind w:left="3600" w:hanging="360"/>
+      </w:pPr>
+      <w:rPr>
+        <w:rFonts w:ascii="Wingdings" w:hAnsi="Wingdings" w:hint="default"/>
+        <w:sz w:val="20"/>
+      </w:rPr>
+    </w:lvl>
+    <w:lvl w:ilvl="5" w:tentative="1">
+      <w:start w:val="1"/>
+      <w:numFmt w:val="bullet"/>
+      <w:lvlText w:val=""/>
+      <w:lvlJc w:val="left"/>
+      <w:pPr>
+        <w:tabs>
+          <w:tab w:val="num" w:pos="4320"/>
+        </w:tabs>
+        <w:ind w:left="4320" w:hanging="360"/>
+      </w:pPr>
+      <w:rPr>
+        <w:rFonts w:ascii="Wingdings" w:hAnsi="Wingdings" w:hint="default"/>
+        <w:sz w:val="20"/>
+      </w:rPr>
+    </w:lvl>
+    <w:lvl w:ilvl="6" w:tentative="1">
+      <w:start w:val="1"/>
+      <w:numFmt w:val="bullet"/>
+      <w:lvlText w:val=""/>
+      <w:lvlJc w:val="left"/>
+      <w:pPr>
+        <w:tabs>
+          <w:tab w:val="num" w:pos="5040"/>
+        </w:tabs>
+        <w:ind w:left="5040" w:hanging="360"/>
+      </w:pPr>
+      <w:rPr>
+        <w:rFonts w:ascii="Wingdings" w:hAnsi="Wingdings" w:hint="default"/>
+        <w:sz w:val="20"/>
+      </w:rPr>
+    </w:lvl>
+    <w:lvl w:ilvl="7" w:tentative="1">
+      <w:start w:val="1"/>
+      <w:numFmt w:val="bullet"/>
+      <w:lvlText w:val=""/>
+      <w:lvlJc w:val="left"/>
+      <w:pPr>
+        <w:tabs>
+          <w:tab w:val="num" w:pos="5760"/>
+        </w:tabs>
+        <w:ind w:left="5760" w:hanging="360"/>
+      </w:pPr>
+      <w:rPr>
+        <w:rFonts w:ascii="Wingdings" w:hAnsi="Wingdings" w:hint="default"/>
+        <w:sz w:val="20"/>
+      </w:rPr>
+    </w:lvl>
+    <w:lvl w:ilvl="8" w:tentative="1">
+      <w:start w:val="1"/>
+      <w:numFmt w:val="bullet"/>
+      <w:lvlText w:val=""/>
+      <w:lvlJc w:val="left"/>
+      <w:pPr>
+        <w:tabs>
+          <w:tab w:val="num" w:pos="6480"/>
+        </w:tabs>
+        <w:ind w:left="6480" w:hanging="360"/>
+      </w:pPr>
+      <w:rPr>
+        <w:rFonts w:ascii="Wingdings" w:hAnsi="Wingdings" w:hint="default"/>
+        <w:sz w:val="20"/>
+      </w:rPr>
+    </w:lvl>
+  </w:abstractNum>
+  <w:abstractNum w:abstractNumId="8" w15:restartNumberingAfterBreak="0">
     <w:nsid w:val="18424F22"/>
     <w:multiLevelType w:val="multilevel"/>
     <w:tmpl w:val="0EEA70F2"/>
@@ -6276,7 +9615,7 @@
       </w:rPr>
     </w:lvl>
   </w:abstractNum>
-  <w:abstractNum w:abstractNumId="6" w15:restartNumberingAfterBreak="0">
+  <w:abstractNum w:abstractNumId="9" w15:restartNumberingAfterBreak="0">
     <w:nsid w:val="187F6C36"/>
     <w:multiLevelType w:val="multilevel"/>
     <w:tmpl w:val="5C26B39A"/>
@@ -6425,7 +9764,305 @@
       </w:rPr>
     </w:lvl>
   </w:abstractNum>
-  <w:abstractNum w:abstractNumId="7" w15:restartNumberingAfterBreak="0">
+  <w:abstractNum w:abstractNumId="10" w15:restartNumberingAfterBreak="0">
+    <w:nsid w:val="1B04123B"/>
+    <w:multiLevelType w:val="multilevel"/>
+    <w:tmpl w:val="329E4BEA"/>
+    <w:lvl w:ilvl="0">
+      <w:start w:val="1"/>
+      <w:numFmt w:val="bullet"/>
+      <w:lvlText w:val=""/>
+      <w:lvlJc w:val="left"/>
+      <w:pPr>
+        <w:tabs>
+          <w:tab w:val="num" w:pos="720"/>
+        </w:tabs>
+        <w:ind w:left="720" w:hanging="360"/>
+      </w:pPr>
+      <w:rPr>
+        <w:rFonts w:ascii="Symbol" w:hAnsi="Symbol" w:hint="default"/>
+        <w:sz w:val="20"/>
+      </w:rPr>
+    </w:lvl>
+    <w:lvl w:ilvl="1" w:tentative="1">
+      <w:start w:val="1"/>
+      <w:numFmt w:val="bullet"/>
+      <w:lvlText w:val="o"/>
+      <w:lvlJc w:val="left"/>
+      <w:pPr>
+        <w:tabs>
+          <w:tab w:val="num" w:pos="1440"/>
+        </w:tabs>
+        <w:ind w:left="1440" w:hanging="360"/>
+      </w:pPr>
+      <w:rPr>
+        <w:rFonts w:ascii="Courier New" w:hAnsi="Courier New" w:hint="default"/>
+        <w:sz w:val="20"/>
+      </w:rPr>
+    </w:lvl>
+    <w:lvl w:ilvl="2" w:tentative="1">
+      <w:start w:val="1"/>
+      <w:numFmt w:val="bullet"/>
+      <w:lvlText w:val=""/>
+      <w:lvlJc w:val="left"/>
+      <w:pPr>
+        <w:tabs>
+          <w:tab w:val="num" w:pos="2160"/>
+        </w:tabs>
+        <w:ind w:left="2160" w:hanging="360"/>
+      </w:pPr>
+      <w:rPr>
+        <w:rFonts w:ascii="Wingdings" w:hAnsi="Wingdings" w:hint="default"/>
+        <w:sz w:val="20"/>
+      </w:rPr>
+    </w:lvl>
+    <w:lvl w:ilvl="3" w:tentative="1">
+      <w:start w:val="1"/>
+      <w:numFmt w:val="bullet"/>
+      <w:lvlText w:val=""/>
+      <w:lvlJc w:val="left"/>
+      <w:pPr>
+        <w:tabs>
+          <w:tab w:val="num" w:pos="2880"/>
+        </w:tabs>
+        <w:ind w:left="2880" w:hanging="360"/>
+      </w:pPr>
+      <w:rPr>
+        <w:rFonts w:ascii="Wingdings" w:hAnsi="Wingdings" w:hint="default"/>
+        <w:sz w:val="20"/>
+      </w:rPr>
+    </w:lvl>
+    <w:lvl w:ilvl="4" w:tentative="1">
+      <w:start w:val="1"/>
+      <w:numFmt w:val="bullet"/>
+      <w:lvlText w:val=""/>
+      <w:lvlJc w:val="left"/>
+      <w:pPr>
+        <w:tabs>
+          <w:tab w:val="num" w:pos="3600"/>
+        </w:tabs>
+        <w:ind w:left="3600" w:hanging="360"/>
+      </w:pPr>
+      <w:rPr>
+        <w:rFonts w:ascii="Wingdings" w:hAnsi="Wingdings" w:hint="default"/>
+        <w:sz w:val="20"/>
+      </w:rPr>
+    </w:lvl>
+    <w:lvl w:ilvl="5" w:tentative="1">
+      <w:start w:val="1"/>
+      <w:numFmt w:val="bullet"/>
+      <w:lvlText w:val=""/>
+      <w:lvlJc w:val="left"/>
+      <w:pPr>
+        <w:tabs>
+          <w:tab w:val="num" w:pos="4320"/>
+        </w:tabs>
+        <w:ind w:left="4320" w:hanging="360"/>
+      </w:pPr>
+      <w:rPr>
+        <w:rFonts w:ascii="Wingdings" w:hAnsi="Wingdings" w:hint="default"/>
+        <w:sz w:val="20"/>
+      </w:rPr>
+    </w:lvl>
+    <w:lvl w:ilvl="6" w:tentative="1">
+      <w:start w:val="1"/>
+      <w:numFmt w:val="bullet"/>
+      <w:lvlText w:val=""/>
+      <w:lvlJc w:val="left"/>
+      <w:pPr>
+        <w:tabs>
+          <w:tab w:val="num" w:pos="5040"/>
+        </w:tabs>
+        <w:ind w:left="5040" w:hanging="360"/>
+      </w:pPr>
+      <w:rPr>
+        <w:rFonts w:ascii="Wingdings" w:hAnsi="Wingdings" w:hint="default"/>
+        <w:sz w:val="20"/>
+      </w:rPr>
+    </w:lvl>
+    <w:lvl w:ilvl="7" w:tentative="1">
+      <w:start w:val="1"/>
+      <w:numFmt w:val="bullet"/>
+      <w:lvlText w:val=""/>
+      <w:lvlJc w:val="left"/>
+      <w:pPr>
+        <w:tabs>
+          <w:tab w:val="num" w:pos="5760"/>
+        </w:tabs>
+        <w:ind w:left="5760" w:hanging="360"/>
+      </w:pPr>
+      <w:rPr>
+        <w:rFonts w:ascii="Wingdings" w:hAnsi="Wingdings" w:hint="default"/>
+        <w:sz w:val="20"/>
+      </w:rPr>
+    </w:lvl>
+    <w:lvl w:ilvl="8" w:tentative="1">
+      <w:start w:val="1"/>
+      <w:numFmt w:val="bullet"/>
+      <w:lvlText w:val=""/>
+      <w:lvlJc w:val="left"/>
+      <w:pPr>
+        <w:tabs>
+          <w:tab w:val="num" w:pos="6480"/>
+        </w:tabs>
+        <w:ind w:left="6480" w:hanging="360"/>
+      </w:pPr>
+      <w:rPr>
+        <w:rFonts w:ascii="Wingdings" w:hAnsi="Wingdings" w:hint="default"/>
+        <w:sz w:val="20"/>
+      </w:rPr>
+    </w:lvl>
+  </w:abstractNum>
+  <w:abstractNum w:abstractNumId="11" w15:restartNumberingAfterBreak="0">
+    <w:nsid w:val="1C1755AC"/>
+    <w:multiLevelType w:val="multilevel"/>
+    <w:tmpl w:val="F5789EA6"/>
+    <w:lvl w:ilvl="0">
+      <w:start w:val="1"/>
+      <w:numFmt w:val="bullet"/>
+      <w:lvlText w:val=""/>
+      <w:lvlJc w:val="left"/>
+      <w:pPr>
+        <w:tabs>
+          <w:tab w:val="num" w:pos="720"/>
+        </w:tabs>
+        <w:ind w:left="720" w:hanging="360"/>
+      </w:pPr>
+      <w:rPr>
+        <w:rFonts w:ascii="Symbol" w:hAnsi="Symbol" w:hint="default"/>
+        <w:sz w:val="20"/>
+      </w:rPr>
+    </w:lvl>
+    <w:lvl w:ilvl="1" w:tentative="1">
+      <w:start w:val="1"/>
+      <w:numFmt w:val="bullet"/>
+      <w:lvlText w:val="o"/>
+      <w:lvlJc w:val="left"/>
+      <w:pPr>
+        <w:tabs>
+          <w:tab w:val="num" w:pos="1440"/>
+        </w:tabs>
+        <w:ind w:left="1440" w:hanging="360"/>
+      </w:pPr>
+      <w:rPr>
+        <w:rFonts w:ascii="Courier New" w:hAnsi="Courier New" w:hint="default"/>
+        <w:sz w:val="20"/>
+      </w:rPr>
+    </w:lvl>
+    <w:lvl w:ilvl="2" w:tentative="1">
+      <w:start w:val="1"/>
+      <w:numFmt w:val="bullet"/>
+      <w:lvlText w:val=""/>
+      <w:lvlJc w:val="left"/>
+      <w:pPr>
+        <w:tabs>
+          <w:tab w:val="num" w:pos="2160"/>
+        </w:tabs>
+        <w:ind w:left="2160" w:hanging="360"/>
+      </w:pPr>
+      <w:rPr>
+        <w:rFonts w:ascii="Wingdings" w:hAnsi="Wingdings" w:hint="default"/>
+        <w:sz w:val="20"/>
+      </w:rPr>
+    </w:lvl>
+    <w:lvl w:ilvl="3" w:tentative="1">
+      <w:start w:val="1"/>
+      <w:numFmt w:val="bullet"/>
+      <w:lvlText w:val=""/>
+      <w:lvlJc w:val="left"/>
+      <w:pPr>
+        <w:tabs>
+          <w:tab w:val="num" w:pos="2880"/>
+        </w:tabs>
+        <w:ind w:left="2880" w:hanging="360"/>
+      </w:pPr>
+      <w:rPr>
+        <w:rFonts w:ascii="Wingdings" w:hAnsi="Wingdings" w:hint="default"/>
+        <w:sz w:val="20"/>
+      </w:rPr>
+    </w:lvl>
+    <w:lvl w:ilvl="4" w:tentative="1">
+      <w:start w:val="1"/>
+      <w:numFmt w:val="bullet"/>
+      <w:lvlText w:val=""/>
+      <w:lvlJc w:val="left"/>
+      <w:pPr>
+        <w:tabs>
+          <w:tab w:val="num" w:pos="3600"/>
+        </w:tabs>
+        <w:ind w:left="3600" w:hanging="360"/>
+      </w:pPr>
+      <w:rPr>
+        <w:rFonts w:ascii="Wingdings" w:hAnsi="Wingdings" w:hint="default"/>
+        <w:sz w:val="20"/>
+      </w:rPr>
+    </w:lvl>
+    <w:lvl w:ilvl="5" w:tentative="1">
+      <w:start w:val="1"/>
+      <w:numFmt w:val="bullet"/>
+      <w:lvlText w:val=""/>
+      <w:lvlJc w:val="left"/>
+      <w:pPr>
+        <w:tabs>
+          <w:tab w:val="num" w:pos="4320"/>
+        </w:tabs>
+        <w:ind w:left="4320" w:hanging="360"/>
+      </w:pPr>
+      <w:rPr>
+        <w:rFonts w:ascii="Wingdings" w:hAnsi="Wingdings" w:hint="default"/>
+        <w:sz w:val="20"/>
+      </w:rPr>
+    </w:lvl>
+    <w:lvl w:ilvl="6" w:tentative="1">
+      <w:start w:val="1"/>
+      <w:numFmt w:val="bullet"/>
+      <w:lvlText w:val=""/>
+      <w:lvlJc w:val="left"/>
+      <w:pPr>
+        <w:tabs>
+          <w:tab w:val="num" w:pos="5040"/>
+        </w:tabs>
+        <w:ind w:left="5040" w:hanging="360"/>
+      </w:pPr>
+      <w:rPr>
+        <w:rFonts w:ascii="Wingdings" w:hAnsi="Wingdings" w:hint="default"/>
+        <w:sz w:val="20"/>
+      </w:rPr>
+    </w:lvl>
+    <w:lvl w:ilvl="7" w:tentative="1">
+      <w:start w:val="1"/>
+      <w:numFmt w:val="bullet"/>
+      <w:lvlText w:val=""/>
+      <w:lvlJc w:val="left"/>
+      <w:pPr>
+        <w:tabs>
+          <w:tab w:val="num" w:pos="5760"/>
+        </w:tabs>
+        <w:ind w:left="5760" w:hanging="360"/>
+      </w:pPr>
+      <w:rPr>
+        <w:rFonts w:ascii="Wingdings" w:hAnsi="Wingdings" w:hint="default"/>
+        <w:sz w:val="20"/>
+      </w:rPr>
+    </w:lvl>
+    <w:lvl w:ilvl="8" w:tentative="1">
+      <w:start w:val="1"/>
+      <w:numFmt w:val="bullet"/>
+      <w:lvlText w:val=""/>
+      <w:lvlJc w:val="left"/>
+      <w:pPr>
+        <w:tabs>
+          <w:tab w:val="num" w:pos="6480"/>
+        </w:tabs>
+        <w:ind w:left="6480" w:hanging="360"/>
+      </w:pPr>
+      <w:rPr>
+        <w:rFonts w:ascii="Wingdings" w:hAnsi="Wingdings" w:hint="default"/>
+        <w:sz w:val="20"/>
+      </w:rPr>
+    </w:lvl>
+  </w:abstractNum>
+  <w:abstractNum w:abstractNumId="12" w15:restartNumberingAfterBreak="0">
     <w:nsid w:val="1C7741B3"/>
     <w:multiLevelType w:val="multilevel"/>
     <w:tmpl w:val="756E95AC"/>
@@ -6574,7 +10211,603 @@
       </w:rPr>
     </w:lvl>
   </w:abstractNum>
-  <w:abstractNum w:abstractNumId="8" w15:restartNumberingAfterBreak="0">
+  <w:abstractNum w:abstractNumId="13" w15:restartNumberingAfterBreak="0">
+    <w:nsid w:val="1D51655D"/>
+    <w:multiLevelType w:val="multilevel"/>
+    <w:tmpl w:val="D10C6D0C"/>
+    <w:lvl w:ilvl="0">
+      <w:start w:val="1"/>
+      <w:numFmt w:val="bullet"/>
+      <w:lvlText w:val=""/>
+      <w:lvlJc w:val="left"/>
+      <w:pPr>
+        <w:tabs>
+          <w:tab w:val="num" w:pos="720"/>
+        </w:tabs>
+        <w:ind w:left="720" w:hanging="360"/>
+      </w:pPr>
+      <w:rPr>
+        <w:rFonts w:ascii="Symbol" w:hAnsi="Symbol" w:hint="default"/>
+        <w:sz w:val="20"/>
+      </w:rPr>
+    </w:lvl>
+    <w:lvl w:ilvl="1" w:tentative="1">
+      <w:start w:val="1"/>
+      <w:numFmt w:val="bullet"/>
+      <w:lvlText w:val="o"/>
+      <w:lvlJc w:val="left"/>
+      <w:pPr>
+        <w:tabs>
+          <w:tab w:val="num" w:pos="1440"/>
+        </w:tabs>
+        <w:ind w:left="1440" w:hanging="360"/>
+      </w:pPr>
+      <w:rPr>
+        <w:rFonts w:ascii="Courier New" w:hAnsi="Courier New" w:hint="default"/>
+        <w:sz w:val="20"/>
+      </w:rPr>
+    </w:lvl>
+    <w:lvl w:ilvl="2" w:tentative="1">
+      <w:start w:val="1"/>
+      <w:numFmt w:val="bullet"/>
+      <w:lvlText w:val=""/>
+      <w:lvlJc w:val="left"/>
+      <w:pPr>
+        <w:tabs>
+          <w:tab w:val="num" w:pos="2160"/>
+        </w:tabs>
+        <w:ind w:left="2160" w:hanging="360"/>
+      </w:pPr>
+      <w:rPr>
+        <w:rFonts w:ascii="Wingdings" w:hAnsi="Wingdings" w:hint="default"/>
+        <w:sz w:val="20"/>
+      </w:rPr>
+    </w:lvl>
+    <w:lvl w:ilvl="3" w:tentative="1">
+      <w:start w:val="1"/>
+      <w:numFmt w:val="bullet"/>
+      <w:lvlText w:val=""/>
+      <w:lvlJc w:val="left"/>
+      <w:pPr>
+        <w:tabs>
+          <w:tab w:val="num" w:pos="2880"/>
+        </w:tabs>
+        <w:ind w:left="2880" w:hanging="360"/>
+      </w:pPr>
+      <w:rPr>
+        <w:rFonts w:ascii="Wingdings" w:hAnsi="Wingdings" w:hint="default"/>
+        <w:sz w:val="20"/>
+      </w:rPr>
+    </w:lvl>
+    <w:lvl w:ilvl="4" w:tentative="1">
+      <w:start w:val="1"/>
+      <w:numFmt w:val="bullet"/>
+      <w:lvlText w:val=""/>
+      <w:lvlJc w:val="left"/>
+      <w:pPr>
+        <w:tabs>
+          <w:tab w:val="num" w:pos="3600"/>
+        </w:tabs>
+        <w:ind w:left="3600" w:hanging="360"/>
+      </w:pPr>
+      <w:rPr>
+        <w:rFonts w:ascii="Wingdings" w:hAnsi="Wingdings" w:hint="default"/>
+        <w:sz w:val="20"/>
+      </w:rPr>
+    </w:lvl>
+    <w:lvl w:ilvl="5" w:tentative="1">
+      <w:start w:val="1"/>
+      <w:numFmt w:val="bullet"/>
+      <w:lvlText w:val=""/>
+      <w:lvlJc w:val="left"/>
+      <w:pPr>
+        <w:tabs>
+          <w:tab w:val="num" w:pos="4320"/>
+        </w:tabs>
+        <w:ind w:left="4320" w:hanging="360"/>
+      </w:pPr>
+      <w:rPr>
+        <w:rFonts w:ascii="Wingdings" w:hAnsi="Wingdings" w:hint="default"/>
+        <w:sz w:val="20"/>
+      </w:rPr>
+    </w:lvl>
+    <w:lvl w:ilvl="6" w:tentative="1">
+      <w:start w:val="1"/>
+      <w:numFmt w:val="bullet"/>
+      <w:lvlText w:val=""/>
+      <w:lvlJc w:val="left"/>
+      <w:pPr>
+        <w:tabs>
+          <w:tab w:val="num" w:pos="5040"/>
+        </w:tabs>
+        <w:ind w:left="5040" w:hanging="360"/>
+      </w:pPr>
+      <w:rPr>
+        <w:rFonts w:ascii="Wingdings" w:hAnsi="Wingdings" w:hint="default"/>
+        <w:sz w:val="20"/>
+      </w:rPr>
+    </w:lvl>
+    <w:lvl w:ilvl="7" w:tentative="1">
+      <w:start w:val="1"/>
+      <w:numFmt w:val="bullet"/>
+      <w:lvlText w:val=""/>
+      <w:lvlJc w:val="left"/>
+      <w:pPr>
+        <w:tabs>
+          <w:tab w:val="num" w:pos="5760"/>
+        </w:tabs>
+        <w:ind w:left="5760" w:hanging="360"/>
+      </w:pPr>
+      <w:rPr>
+        <w:rFonts w:ascii="Wingdings" w:hAnsi="Wingdings" w:hint="default"/>
+        <w:sz w:val="20"/>
+      </w:rPr>
+    </w:lvl>
+    <w:lvl w:ilvl="8" w:tentative="1">
+      <w:start w:val="1"/>
+      <w:numFmt w:val="bullet"/>
+      <w:lvlText w:val=""/>
+      <w:lvlJc w:val="left"/>
+      <w:pPr>
+        <w:tabs>
+          <w:tab w:val="num" w:pos="6480"/>
+        </w:tabs>
+        <w:ind w:left="6480" w:hanging="360"/>
+      </w:pPr>
+      <w:rPr>
+        <w:rFonts w:ascii="Wingdings" w:hAnsi="Wingdings" w:hint="default"/>
+        <w:sz w:val="20"/>
+      </w:rPr>
+    </w:lvl>
+  </w:abstractNum>
+  <w:abstractNum w:abstractNumId="14" w15:restartNumberingAfterBreak="0">
+    <w:nsid w:val="20466578"/>
+    <w:multiLevelType w:val="multilevel"/>
+    <w:tmpl w:val="EA2082CA"/>
+    <w:lvl w:ilvl="0">
+      <w:start w:val="1"/>
+      <w:numFmt w:val="bullet"/>
+      <w:lvlText w:val=""/>
+      <w:lvlJc w:val="left"/>
+      <w:pPr>
+        <w:tabs>
+          <w:tab w:val="num" w:pos="720"/>
+        </w:tabs>
+        <w:ind w:left="720" w:hanging="360"/>
+      </w:pPr>
+      <w:rPr>
+        <w:rFonts w:ascii="Symbol" w:hAnsi="Symbol" w:hint="default"/>
+        <w:sz w:val="20"/>
+      </w:rPr>
+    </w:lvl>
+    <w:lvl w:ilvl="1" w:tentative="1">
+      <w:start w:val="1"/>
+      <w:numFmt w:val="bullet"/>
+      <w:lvlText w:val="o"/>
+      <w:lvlJc w:val="left"/>
+      <w:pPr>
+        <w:tabs>
+          <w:tab w:val="num" w:pos="1440"/>
+        </w:tabs>
+        <w:ind w:left="1440" w:hanging="360"/>
+      </w:pPr>
+      <w:rPr>
+        <w:rFonts w:ascii="Courier New" w:hAnsi="Courier New" w:hint="default"/>
+        <w:sz w:val="20"/>
+      </w:rPr>
+    </w:lvl>
+    <w:lvl w:ilvl="2" w:tentative="1">
+      <w:start w:val="1"/>
+      <w:numFmt w:val="bullet"/>
+      <w:lvlText w:val=""/>
+      <w:lvlJc w:val="left"/>
+      <w:pPr>
+        <w:tabs>
+          <w:tab w:val="num" w:pos="2160"/>
+        </w:tabs>
+        <w:ind w:left="2160" w:hanging="360"/>
+      </w:pPr>
+      <w:rPr>
+        <w:rFonts w:ascii="Wingdings" w:hAnsi="Wingdings" w:hint="default"/>
+        <w:sz w:val="20"/>
+      </w:rPr>
+    </w:lvl>
+    <w:lvl w:ilvl="3" w:tentative="1">
+      <w:start w:val="1"/>
+      <w:numFmt w:val="bullet"/>
+      <w:lvlText w:val=""/>
+      <w:lvlJc w:val="left"/>
+      <w:pPr>
+        <w:tabs>
+          <w:tab w:val="num" w:pos="2880"/>
+        </w:tabs>
+        <w:ind w:left="2880" w:hanging="360"/>
+      </w:pPr>
+      <w:rPr>
+        <w:rFonts w:ascii="Wingdings" w:hAnsi="Wingdings" w:hint="default"/>
+        <w:sz w:val="20"/>
+      </w:rPr>
+    </w:lvl>
+    <w:lvl w:ilvl="4" w:tentative="1">
+      <w:start w:val="1"/>
+      <w:numFmt w:val="bullet"/>
+      <w:lvlText w:val=""/>
+      <w:lvlJc w:val="left"/>
+      <w:pPr>
+        <w:tabs>
+          <w:tab w:val="num" w:pos="3600"/>
+        </w:tabs>
+        <w:ind w:left="3600" w:hanging="360"/>
+      </w:pPr>
+      <w:rPr>
+        <w:rFonts w:ascii="Wingdings" w:hAnsi="Wingdings" w:hint="default"/>
+        <w:sz w:val="20"/>
+      </w:rPr>
+    </w:lvl>
+    <w:lvl w:ilvl="5" w:tentative="1">
+      <w:start w:val="1"/>
+      <w:numFmt w:val="bullet"/>
+      <w:lvlText w:val=""/>
+      <w:lvlJc w:val="left"/>
+      <w:pPr>
+        <w:tabs>
+          <w:tab w:val="num" w:pos="4320"/>
+        </w:tabs>
+        <w:ind w:left="4320" w:hanging="360"/>
+      </w:pPr>
+      <w:rPr>
+        <w:rFonts w:ascii="Wingdings" w:hAnsi="Wingdings" w:hint="default"/>
+        <w:sz w:val="20"/>
+      </w:rPr>
+    </w:lvl>
+    <w:lvl w:ilvl="6" w:tentative="1">
+      <w:start w:val="1"/>
+      <w:numFmt w:val="bullet"/>
+      <w:lvlText w:val=""/>
+      <w:lvlJc w:val="left"/>
+      <w:pPr>
+        <w:tabs>
+          <w:tab w:val="num" w:pos="5040"/>
+        </w:tabs>
+        <w:ind w:left="5040" w:hanging="360"/>
+      </w:pPr>
+      <w:rPr>
+        <w:rFonts w:ascii="Wingdings" w:hAnsi="Wingdings" w:hint="default"/>
+        <w:sz w:val="20"/>
+      </w:rPr>
+    </w:lvl>
+    <w:lvl w:ilvl="7" w:tentative="1">
+      <w:start w:val="1"/>
+      <w:numFmt w:val="bullet"/>
+      <w:lvlText w:val=""/>
+      <w:lvlJc w:val="left"/>
+      <w:pPr>
+        <w:tabs>
+          <w:tab w:val="num" w:pos="5760"/>
+        </w:tabs>
+        <w:ind w:left="5760" w:hanging="360"/>
+      </w:pPr>
+      <w:rPr>
+        <w:rFonts w:ascii="Wingdings" w:hAnsi="Wingdings" w:hint="default"/>
+        <w:sz w:val="20"/>
+      </w:rPr>
+    </w:lvl>
+    <w:lvl w:ilvl="8" w:tentative="1">
+      <w:start w:val="1"/>
+      <w:numFmt w:val="bullet"/>
+      <w:lvlText w:val=""/>
+      <w:lvlJc w:val="left"/>
+      <w:pPr>
+        <w:tabs>
+          <w:tab w:val="num" w:pos="6480"/>
+        </w:tabs>
+        <w:ind w:left="6480" w:hanging="360"/>
+      </w:pPr>
+      <w:rPr>
+        <w:rFonts w:ascii="Wingdings" w:hAnsi="Wingdings" w:hint="default"/>
+        <w:sz w:val="20"/>
+      </w:rPr>
+    </w:lvl>
+  </w:abstractNum>
+  <w:abstractNum w:abstractNumId="15" w15:restartNumberingAfterBreak="0">
+    <w:nsid w:val="27CE4CD8"/>
+    <w:multiLevelType w:val="multilevel"/>
+    <w:tmpl w:val="88E062F0"/>
+    <w:lvl w:ilvl="0">
+      <w:start w:val="1"/>
+      <w:numFmt w:val="bullet"/>
+      <w:lvlText w:val=""/>
+      <w:lvlJc w:val="left"/>
+      <w:pPr>
+        <w:tabs>
+          <w:tab w:val="num" w:pos="720"/>
+        </w:tabs>
+        <w:ind w:left="720" w:hanging="360"/>
+      </w:pPr>
+      <w:rPr>
+        <w:rFonts w:ascii="Symbol" w:hAnsi="Symbol" w:hint="default"/>
+        <w:sz w:val="20"/>
+      </w:rPr>
+    </w:lvl>
+    <w:lvl w:ilvl="1" w:tentative="1">
+      <w:start w:val="1"/>
+      <w:numFmt w:val="bullet"/>
+      <w:lvlText w:val="o"/>
+      <w:lvlJc w:val="left"/>
+      <w:pPr>
+        <w:tabs>
+          <w:tab w:val="num" w:pos="1440"/>
+        </w:tabs>
+        <w:ind w:left="1440" w:hanging="360"/>
+      </w:pPr>
+      <w:rPr>
+        <w:rFonts w:ascii="Courier New" w:hAnsi="Courier New" w:hint="default"/>
+        <w:sz w:val="20"/>
+      </w:rPr>
+    </w:lvl>
+    <w:lvl w:ilvl="2" w:tentative="1">
+      <w:start w:val="1"/>
+      <w:numFmt w:val="bullet"/>
+      <w:lvlText w:val=""/>
+      <w:lvlJc w:val="left"/>
+      <w:pPr>
+        <w:tabs>
+          <w:tab w:val="num" w:pos="2160"/>
+        </w:tabs>
+        <w:ind w:left="2160" w:hanging="360"/>
+      </w:pPr>
+      <w:rPr>
+        <w:rFonts w:ascii="Wingdings" w:hAnsi="Wingdings" w:hint="default"/>
+        <w:sz w:val="20"/>
+      </w:rPr>
+    </w:lvl>
+    <w:lvl w:ilvl="3" w:tentative="1">
+      <w:start w:val="1"/>
+      <w:numFmt w:val="bullet"/>
+      <w:lvlText w:val=""/>
+      <w:lvlJc w:val="left"/>
+      <w:pPr>
+        <w:tabs>
+          <w:tab w:val="num" w:pos="2880"/>
+        </w:tabs>
+        <w:ind w:left="2880" w:hanging="360"/>
+      </w:pPr>
+      <w:rPr>
+        <w:rFonts w:ascii="Wingdings" w:hAnsi="Wingdings" w:hint="default"/>
+        <w:sz w:val="20"/>
+      </w:rPr>
+    </w:lvl>
+    <w:lvl w:ilvl="4" w:tentative="1">
+      <w:start w:val="1"/>
+      <w:numFmt w:val="bullet"/>
+      <w:lvlText w:val=""/>
+      <w:lvlJc w:val="left"/>
+      <w:pPr>
+        <w:tabs>
+          <w:tab w:val="num" w:pos="3600"/>
+        </w:tabs>
+        <w:ind w:left="3600" w:hanging="360"/>
+      </w:pPr>
+      <w:rPr>
+        <w:rFonts w:ascii="Wingdings" w:hAnsi="Wingdings" w:hint="default"/>
+        <w:sz w:val="20"/>
+      </w:rPr>
+    </w:lvl>
+    <w:lvl w:ilvl="5" w:tentative="1">
+      <w:start w:val="1"/>
+      <w:numFmt w:val="bullet"/>
+      <w:lvlText w:val=""/>
+      <w:lvlJc w:val="left"/>
+      <w:pPr>
+        <w:tabs>
+          <w:tab w:val="num" w:pos="4320"/>
+        </w:tabs>
+        <w:ind w:left="4320" w:hanging="360"/>
+      </w:pPr>
+      <w:rPr>
+        <w:rFonts w:ascii="Wingdings" w:hAnsi="Wingdings" w:hint="default"/>
+        <w:sz w:val="20"/>
+      </w:rPr>
+    </w:lvl>
+    <w:lvl w:ilvl="6" w:tentative="1">
+      <w:start w:val="1"/>
+      <w:numFmt w:val="bullet"/>
+      <w:lvlText w:val=""/>
+      <w:lvlJc w:val="left"/>
+      <w:pPr>
+        <w:tabs>
+          <w:tab w:val="num" w:pos="5040"/>
+        </w:tabs>
+        <w:ind w:left="5040" w:hanging="360"/>
+      </w:pPr>
+      <w:rPr>
+        <w:rFonts w:ascii="Wingdings" w:hAnsi="Wingdings" w:hint="default"/>
+        <w:sz w:val="20"/>
+      </w:rPr>
+    </w:lvl>
+    <w:lvl w:ilvl="7" w:tentative="1">
+      <w:start w:val="1"/>
+      <w:numFmt w:val="bullet"/>
+      <w:lvlText w:val=""/>
+      <w:lvlJc w:val="left"/>
+      <w:pPr>
+        <w:tabs>
+          <w:tab w:val="num" w:pos="5760"/>
+        </w:tabs>
+        <w:ind w:left="5760" w:hanging="360"/>
+      </w:pPr>
+      <w:rPr>
+        <w:rFonts w:ascii="Wingdings" w:hAnsi="Wingdings" w:hint="default"/>
+        <w:sz w:val="20"/>
+      </w:rPr>
+    </w:lvl>
+    <w:lvl w:ilvl="8" w:tentative="1">
+      <w:start w:val="1"/>
+      <w:numFmt w:val="bullet"/>
+      <w:lvlText w:val=""/>
+      <w:lvlJc w:val="left"/>
+      <w:pPr>
+        <w:tabs>
+          <w:tab w:val="num" w:pos="6480"/>
+        </w:tabs>
+        <w:ind w:left="6480" w:hanging="360"/>
+      </w:pPr>
+      <w:rPr>
+        <w:rFonts w:ascii="Wingdings" w:hAnsi="Wingdings" w:hint="default"/>
+        <w:sz w:val="20"/>
+      </w:rPr>
+    </w:lvl>
+  </w:abstractNum>
+  <w:abstractNum w:abstractNumId="16" w15:restartNumberingAfterBreak="0">
+    <w:nsid w:val="2B3415DC"/>
+    <w:multiLevelType w:val="multilevel"/>
+    <w:tmpl w:val="B5C868AC"/>
+    <w:lvl w:ilvl="0">
+      <w:start w:val="1"/>
+      <w:numFmt w:val="bullet"/>
+      <w:lvlText w:val=""/>
+      <w:lvlJc w:val="left"/>
+      <w:pPr>
+        <w:tabs>
+          <w:tab w:val="num" w:pos="720"/>
+        </w:tabs>
+        <w:ind w:left="720" w:hanging="360"/>
+      </w:pPr>
+      <w:rPr>
+        <w:rFonts w:ascii="Symbol" w:hAnsi="Symbol" w:hint="default"/>
+        <w:sz w:val="20"/>
+      </w:rPr>
+    </w:lvl>
+    <w:lvl w:ilvl="1" w:tentative="1">
+      <w:start w:val="1"/>
+      <w:numFmt w:val="bullet"/>
+      <w:lvlText w:val="o"/>
+      <w:lvlJc w:val="left"/>
+      <w:pPr>
+        <w:tabs>
+          <w:tab w:val="num" w:pos="1440"/>
+        </w:tabs>
+        <w:ind w:left="1440" w:hanging="360"/>
+      </w:pPr>
+      <w:rPr>
+        <w:rFonts w:ascii="Courier New" w:hAnsi="Courier New" w:hint="default"/>
+        <w:sz w:val="20"/>
+      </w:rPr>
+    </w:lvl>
+    <w:lvl w:ilvl="2" w:tentative="1">
+      <w:start w:val="1"/>
+      <w:numFmt w:val="bullet"/>
+      <w:lvlText w:val=""/>
+      <w:lvlJc w:val="left"/>
+      <w:pPr>
+        <w:tabs>
+          <w:tab w:val="num" w:pos="2160"/>
+        </w:tabs>
+        <w:ind w:left="2160" w:hanging="360"/>
+      </w:pPr>
+      <w:rPr>
+        <w:rFonts w:ascii="Wingdings" w:hAnsi="Wingdings" w:hint="default"/>
+        <w:sz w:val="20"/>
+      </w:rPr>
+    </w:lvl>
+    <w:lvl w:ilvl="3" w:tentative="1">
+      <w:start w:val="1"/>
+      <w:numFmt w:val="bullet"/>
+      <w:lvlText w:val=""/>
+      <w:lvlJc w:val="left"/>
+      <w:pPr>
+        <w:tabs>
+          <w:tab w:val="num" w:pos="2880"/>
+        </w:tabs>
+        <w:ind w:left="2880" w:hanging="360"/>
+      </w:pPr>
+      <w:rPr>
+        <w:rFonts w:ascii="Wingdings" w:hAnsi="Wingdings" w:hint="default"/>
+        <w:sz w:val="20"/>
+      </w:rPr>
+    </w:lvl>
+    <w:lvl w:ilvl="4" w:tentative="1">
+      <w:start w:val="1"/>
+      <w:numFmt w:val="bullet"/>
+      <w:lvlText w:val=""/>
+      <w:lvlJc w:val="left"/>
+      <w:pPr>
+        <w:tabs>
+          <w:tab w:val="num" w:pos="3600"/>
+        </w:tabs>
+        <w:ind w:left="3600" w:hanging="360"/>
+      </w:pPr>
+      <w:rPr>
+        <w:rFonts w:ascii="Wingdings" w:hAnsi="Wingdings" w:hint="default"/>
+        <w:sz w:val="20"/>
+      </w:rPr>
+    </w:lvl>
+    <w:lvl w:ilvl="5" w:tentative="1">
+      <w:start w:val="1"/>
+      <w:numFmt w:val="bullet"/>
+      <w:lvlText w:val=""/>
+      <w:lvlJc w:val="left"/>
+      <w:pPr>
+        <w:tabs>
+          <w:tab w:val="num" w:pos="4320"/>
+        </w:tabs>
+        <w:ind w:left="4320" w:hanging="360"/>
+      </w:pPr>
+      <w:rPr>
+        <w:rFonts w:ascii="Wingdings" w:hAnsi="Wingdings" w:hint="default"/>
+        <w:sz w:val="20"/>
+      </w:rPr>
+    </w:lvl>
+    <w:lvl w:ilvl="6" w:tentative="1">
+      <w:start w:val="1"/>
+      <w:numFmt w:val="bullet"/>
+      <w:lvlText w:val=""/>
+      <w:lvlJc w:val="left"/>
+      <w:pPr>
+        <w:tabs>
+          <w:tab w:val="num" w:pos="5040"/>
+        </w:tabs>
+        <w:ind w:left="5040" w:hanging="360"/>
+      </w:pPr>
+      <w:rPr>
+        <w:rFonts w:ascii="Wingdings" w:hAnsi="Wingdings" w:hint="default"/>
+        <w:sz w:val="20"/>
+      </w:rPr>
+    </w:lvl>
+    <w:lvl w:ilvl="7" w:tentative="1">
+      <w:start w:val="1"/>
+      <w:numFmt w:val="bullet"/>
+      <w:lvlText w:val=""/>
+      <w:lvlJc w:val="left"/>
+      <w:pPr>
+        <w:tabs>
+          <w:tab w:val="num" w:pos="5760"/>
+        </w:tabs>
+        <w:ind w:left="5760" w:hanging="360"/>
+      </w:pPr>
+      <w:rPr>
+        <w:rFonts w:ascii="Wingdings" w:hAnsi="Wingdings" w:hint="default"/>
+        <w:sz w:val="20"/>
+      </w:rPr>
+    </w:lvl>
+    <w:lvl w:ilvl="8" w:tentative="1">
+      <w:start w:val="1"/>
+      <w:numFmt w:val="bullet"/>
+      <w:lvlText w:val=""/>
+      <w:lvlJc w:val="left"/>
+      <w:pPr>
+        <w:tabs>
+          <w:tab w:val="num" w:pos="6480"/>
+        </w:tabs>
+        <w:ind w:left="6480" w:hanging="360"/>
+      </w:pPr>
+      <w:rPr>
+        <w:rFonts w:ascii="Wingdings" w:hAnsi="Wingdings" w:hint="default"/>
+        <w:sz w:val="20"/>
+      </w:rPr>
+    </w:lvl>
+  </w:abstractNum>
+  <w:abstractNum w:abstractNumId="17" w15:restartNumberingAfterBreak="0">
     <w:nsid w:val="31D14E79"/>
     <w:multiLevelType w:val="multilevel"/>
     <w:tmpl w:val="71982FEE"/>
@@ -6723,7 +10956,156 @@
       </w:rPr>
     </w:lvl>
   </w:abstractNum>
-  <w:abstractNum w:abstractNumId="9" w15:restartNumberingAfterBreak="0">
+  <w:abstractNum w:abstractNumId="18" w15:restartNumberingAfterBreak="0">
+    <w:nsid w:val="32145ECA"/>
+    <w:multiLevelType w:val="multilevel"/>
+    <w:tmpl w:val="7B5254E4"/>
+    <w:lvl w:ilvl="0">
+      <w:start w:val="1"/>
+      <w:numFmt w:val="bullet"/>
+      <w:lvlText w:val=""/>
+      <w:lvlJc w:val="left"/>
+      <w:pPr>
+        <w:tabs>
+          <w:tab w:val="num" w:pos="720"/>
+        </w:tabs>
+        <w:ind w:left="720" w:hanging="360"/>
+      </w:pPr>
+      <w:rPr>
+        <w:rFonts w:ascii="Symbol" w:hAnsi="Symbol" w:hint="default"/>
+        <w:sz w:val="20"/>
+      </w:rPr>
+    </w:lvl>
+    <w:lvl w:ilvl="1" w:tentative="1">
+      <w:start w:val="1"/>
+      <w:numFmt w:val="bullet"/>
+      <w:lvlText w:val="o"/>
+      <w:lvlJc w:val="left"/>
+      <w:pPr>
+        <w:tabs>
+          <w:tab w:val="num" w:pos="1440"/>
+        </w:tabs>
+        <w:ind w:left="1440" w:hanging="360"/>
+      </w:pPr>
+      <w:rPr>
+        <w:rFonts w:ascii="Courier New" w:hAnsi="Courier New" w:hint="default"/>
+        <w:sz w:val="20"/>
+      </w:rPr>
+    </w:lvl>
+    <w:lvl w:ilvl="2" w:tentative="1">
+      <w:start w:val="1"/>
+      <w:numFmt w:val="bullet"/>
+      <w:lvlText w:val=""/>
+      <w:lvlJc w:val="left"/>
+      <w:pPr>
+        <w:tabs>
+          <w:tab w:val="num" w:pos="2160"/>
+        </w:tabs>
+        <w:ind w:left="2160" w:hanging="360"/>
+      </w:pPr>
+      <w:rPr>
+        <w:rFonts w:ascii="Wingdings" w:hAnsi="Wingdings" w:hint="default"/>
+        <w:sz w:val="20"/>
+      </w:rPr>
+    </w:lvl>
+    <w:lvl w:ilvl="3" w:tentative="1">
+      <w:start w:val="1"/>
+      <w:numFmt w:val="bullet"/>
+      <w:lvlText w:val=""/>
+      <w:lvlJc w:val="left"/>
+      <w:pPr>
+        <w:tabs>
+          <w:tab w:val="num" w:pos="2880"/>
+        </w:tabs>
+        <w:ind w:left="2880" w:hanging="360"/>
+      </w:pPr>
+      <w:rPr>
+        <w:rFonts w:ascii="Wingdings" w:hAnsi="Wingdings" w:hint="default"/>
+        <w:sz w:val="20"/>
+      </w:rPr>
+    </w:lvl>
+    <w:lvl w:ilvl="4" w:tentative="1">
+      <w:start w:val="1"/>
+      <w:numFmt w:val="bullet"/>
+      <w:lvlText w:val=""/>
+      <w:lvlJc w:val="left"/>
+      <w:pPr>
+        <w:tabs>
+          <w:tab w:val="num" w:pos="3600"/>
+        </w:tabs>
+        <w:ind w:left="3600" w:hanging="360"/>
+      </w:pPr>
+      <w:rPr>
+        <w:rFonts w:ascii="Wingdings" w:hAnsi="Wingdings" w:hint="default"/>
+        <w:sz w:val="20"/>
+      </w:rPr>
+    </w:lvl>
+    <w:lvl w:ilvl="5" w:tentative="1">
+      <w:start w:val="1"/>
+      <w:numFmt w:val="bullet"/>
+      <w:lvlText w:val=""/>
+      <w:lvlJc w:val="left"/>
+      <w:pPr>
+        <w:tabs>
+          <w:tab w:val="num" w:pos="4320"/>
+        </w:tabs>
+        <w:ind w:left="4320" w:hanging="360"/>
+      </w:pPr>
+      <w:rPr>
+        <w:rFonts w:ascii="Wingdings" w:hAnsi="Wingdings" w:hint="default"/>
+        <w:sz w:val="20"/>
+      </w:rPr>
+    </w:lvl>
+    <w:lvl w:ilvl="6" w:tentative="1">
+      <w:start w:val="1"/>
+      <w:numFmt w:val="bullet"/>
+      <w:lvlText w:val=""/>
+      <w:lvlJc w:val="left"/>
+      <w:pPr>
+        <w:tabs>
+          <w:tab w:val="num" w:pos="5040"/>
+        </w:tabs>
+        <w:ind w:left="5040" w:hanging="360"/>
+      </w:pPr>
+      <w:rPr>
+        <w:rFonts w:ascii="Wingdings" w:hAnsi="Wingdings" w:hint="default"/>
+        <w:sz w:val="20"/>
+      </w:rPr>
+    </w:lvl>
+    <w:lvl w:ilvl="7" w:tentative="1">
+      <w:start w:val="1"/>
+      <w:numFmt w:val="bullet"/>
+      <w:lvlText w:val=""/>
+      <w:lvlJc w:val="left"/>
+      <w:pPr>
+        <w:tabs>
+          <w:tab w:val="num" w:pos="5760"/>
+        </w:tabs>
+        <w:ind w:left="5760" w:hanging="360"/>
+      </w:pPr>
+      <w:rPr>
+        <w:rFonts w:ascii="Wingdings" w:hAnsi="Wingdings" w:hint="default"/>
+        <w:sz w:val="20"/>
+      </w:rPr>
+    </w:lvl>
+    <w:lvl w:ilvl="8" w:tentative="1">
+      <w:start w:val="1"/>
+      <w:numFmt w:val="bullet"/>
+      <w:lvlText w:val=""/>
+      <w:lvlJc w:val="left"/>
+      <w:pPr>
+        <w:tabs>
+          <w:tab w:val="num" w:pos="6480"/>
+        </w:tabs>
+        <w:ind w:left="6480" w:hanging="360"/>
+      </w:pPr>
+      <w:rPr>
+        <w:rFonts w:ascii="Wingdings" w:hAnsi="Wingdings" w:hint="default"/>
+        <w:sz w:val="20"/>
+      </w:rPr>
+    </w:lvl>
+  </w:abstractNum>
+  <w:abstractNum w:abstractNumId="19" w15:restartNumberingAfterBreak="0">
     <w:nsid w:val="33B60651"/>
     <w:multiLevelType w:val="multilevel"/>
     <w:tmpl w:val="04C43AD0"/>
@@ -6872,7 +11254,305 @@
       </w:rPr>
     </w:lvl>
   </w:abstractNum>
-  <w:abstractNum w:abstractNumId="10" w15:restartNumberingAfterBreak="0">
+  <w:abstractNum w:abstractNumId="20" w15:restartNumberingAfterBreak="0">
+    <w:nsid w:val="3A161A3E"/>
+    <w:multiLevelType w:val="multilevel"/>
+    <w:tmpl w:val="FEB042CA"/>
+    <w:lvl w:ilvl="0">
+      <w:start w:val="1"/>
+      <w:numFmt w:val="bullet"/>
+      <w:lvlText w:val=""/>
+      <w:lvlJc w:val="left"/>
+      <w:pPr>
+        <w:tabs>
+          <w:tab w:val="num" w:pos="720"/>
+        </w:tabs>
+        <w:ind w:left="720" w:hanging="360"/>
+      </w:pPr>
+      <w:rPr>
+        <w:rFonts w:ascii="Symbol" w:hAnsi="Symbol" w:hint="default"/>
+        <w:sz w:val="20"/>
+      </w:rPr>
+    </w:lvl>
+    <w:lvl w:ilvl="1" w:tentative="1">
+      <w:start w:val="1"/>
+      <w:numFmt w:val="bullet"/>
+      <w:lvlText w:val="o"/>
+      <w:lvlJc w:val="left"/>
+      <w:pPr>
+        <w:tabs>
+          <w:tab w:val="num" w:pos="1440"/>
+        </w:tabs>
+        <w:ind w:left="1440" w:hanging="360"/>
+      </w:pPr>
+      <w:rPr>
+        <w:rFonts w:ascii="Courier New" w:hAnsi="Courier New" w:hint="default"/>
+        <w:sz w:val="20"/>
+      </w:rPr>
+    </w:lvl>
+    <w:lvl w:ilvl="2" w:tentative="1">
+      <w:start w:val="1"/>
+      <w:numFmt w:val="bullet"/>
+      <w:lvlText w:val=""/>
+      <w:lvlJc w:val="left"/>
+      <w:pPr>
+        <w:tabs>
+          <w:tab w:val="num" w:pos="2160"/>
+        </w:tabs>
+        <w:ind w:left="2160" w:hanging="360"/>
+      </w:pPr>
+      <w:rPr>
+        <w:rFonts w:ascii="Wingdings" w:hAnsi="Wingdings" w:hint="default"/>
+        <w:sz w:val="20"/>
+      </w:rPr>
+    </w:lvl>
+    <w:lvl w:ilvl="3" w:tentative="1">
+      <w:start w:val="1"/>
+      <w:numFmt w:val="bullet"/>
+      <w:lvlText w:val=""/>
+      <w:lvlJc w:val="left"/>
+      <w:pPr>
+        <w:tabs>
+          <w:tab w:val="num" w:pos="2880"/>
+        </w:tabs>
+        <w:ind w:left="2880" w:hanging="360"/>
+      </w:pPr>
+      <w:rPr>
+        <w:rFonts w:ascii="Wingdings" w:hAnsi="Wingdings" w:hint="default"/>
+        <w:sz w:val="20"/>
+      </w:rPr>
+    </w:lvl>
+    <w:lvl w:ilvl="4" w:tentative="1">
+      <w:start w:val="1"/>
+      <w:numFmt w:val="bullet"/>
+      <w:lvlText w:val=""/>
+      <w:lvlJc w:val="left"/>
+      <w:pPr>
+        <w:tabs>
+          <w:tab w:val="num" w:pos="3600"/>
+        </w:tabs>
+        <w:ind w:left="3600" w:hanging="360"/>
+      </w:pPr>
+      <w:rPr>
+        <w:rFonts w:ascii="Wingdings" w:hAnsi="Wingdings" w:hint="default"/>
+        <w:sz w:val="20"/>
+      </w:rPr>
+    </w:lvl>
+    <w:lvl w:ilvl="5" w:tentative="1">
+      <w:start w:val="1"/>
+      <w:numFmt w:val="bullet"/>
+      <w:lvlText w:val=""/>
+      <w:lvlJc w:val="left"/>
+      <w:pPr>
+        <w:tabs>
+          <w:tab w:val="num" w:pos="4320"/>
+        </w:tabs>
+        <w:ind w:left="4320" w:hanging="360"/>
+      </w:pPr>
+      <w:rPr>
+        <w:rFonts w:ascii="Wingdings" w:hAnsi="Wingdings" w:hint="default"/>
+        <w:sz w:val="20"/>
+      </w:rPr>
+    </w:lvl>
+    <w:lvl w:ilvl="6" w:tentative="1">
+      <w:start w:val="1"/>
+      <w:numFmt w:val="bullet"/>
+      <w:lvlText w:val=""/>
+      <w:lvlJc w:val="left"/>
+      <w:pPr>
+        <w:tabs>
+          <w:tab w:val="num" w:pos="5040"/>
+        </w:tabs>
+        <w:ind w:left="5040" w:hanging="360"/>
+      </w:pPr>
+      <w:rPr>
+        <w:rFonts w:ascii="Wingdings" w:hAnsi="Wingdings" w:hint="default"/>
+        <w:sz w:val="20"/>
+      </w:rPr>
+    </w:lvl>
+    <w:lvl w:ilvl="7" w:tentative="1">
+      <w:start w:val="1"/>
+      <w:numFmt w:val="bullet"/>
+      <w:lvlText w:val=""/>
+      <w:lvlJc w:val="left"/>
+      <w:pPr>
+        <w:tabs>
+          <w:tab w:val="num" w:pos="5760"/>
+        </w:tabs>
+        <w:ind w:left="5760" w:hanging="360"/>
+      </w:pPr>
+      <w:rPr>
+        <w:rFonts w:ascii="Wingdings" w:hAnsi="Wingdings" w:hint="default"/>
+        <w:sz w:val="20"/>
+      </w:rPr>
+    </w:lvl>
+    <w:lvl w:ilvl="8" w:tentative="1">
+      <w:start w:val="1"/>
+      <w:numFmt w:val="bullet"/>
+      <w:lvlText w:val=""/>
+      <w:lvlJc w:val="left"/>
+      <w:pPr>
+        <w:tabs>
+          <w:tab w:val="num" w:pos="6480"/>
+        </w:tabs>
+        <w:ind w:left="6480" w:hanging="360"/>
+      </w:pPr>
+      <w:rPr>
+        <w:rFonts w:ascii="Wingdings" w:hAnsi="Wingdings" w:hint="default"/>
+        <w:sz w:val="20"/>
+      </w:rPr>
+    </w:lvl>
+  </w:abstractNum>
+  <w:abstractNum w:abstractNumId="21" w15:restartNumberingAfterBreak="0">
+    <w:nsid w:val="3B0B4B17"/>
+    <w:multiLevelType w:val="multilevel"/>
+    <w:tmpl w:val="022A65BA"/>
+    <w:lvl w:ilvl="0">
+      <w:start w:val="1"/>
+      <w:numFmt w:val="bullet"/>
+      <w:lvlText w:val=""/>
+      <w:lvlJc w:val="left"/>
+      <w:pPr>
+        <w:tabs>
+          <w:tab w:val="num" w:pos="720"/>
+        </w:tabs>
+        <w:ind w:left="720" w:hanging="360"/>
+      </w:pPr>
+      <w:rPr>
+        <w:rFonts w:ascii="Symbol" w:hAnsi="Symbol" w:hint="default"/>
+        <w:sz w:val="20"/>
+      </w:rPr>
+    </w:lvl>
+    <w:lvl w:ilvl="1" w:tentative="1">
+      <w:start w:val="1"/>
+      <w:numFmt w:val="bullet"/>
+      <w:lvlText w:val="o"/>
+      <w:lvlJc w:val="left"/>
+      <w:pPr>
+        <w:tabs>
+          <w:tab w:val="num" w:pos="1440"/>
+        </w:tabs>
+        <w:ind w:left="1440" w:hanging="360"/>
+      </w:pPr>
+      <w:rPr>
+        <w:rFonts w:ascii="Courier New" w:hAnsi="Courier New" w:hint="default"/>
+        <w:sz w:val="20"/>
+      </w:rPr>
+    </w:lvl>
+    <w:lvl w:ilvl="2" w:tentative="1">
+      <w:start w:val="1"/>
+      <w:numFmt w:val="bullet"/>
+      <w:lvlText w:val=""/>
+      <w:lvlJc w:val="left"/>
+      <w:pPr>
+        <w:tabs>
+          <w:tab w:val="num" w:pos="2160"/>
+        </w:tabs>
+        <w:ind w:left="2160" w:hanging="360"/>
+      </w:pPr>
+      <w:rPr>
+        <w:rFonts w:ascii="Wingdings" w:hAnsi="Wingdings" w:hint="default"/>
+        <w:sz w:val="20"/>
+      </w:rPr>
+    </w:lvl>
+    <w:lvl w:ilvl="3" w:tentative="1">
+      <w:start w:val="1"/>
+      <w:numFmt w:val="bullet"/>
+      <w:lvlText w:val=""/>
+      <w:lvlJc w:val="left"/>
+      <w:pPr>
+        <w:tabs>
+          <w:tab w:val="num" w:pos="2880"/>
+        </w:tabs>
+        <w:ind w:left="2880" w:hanging="360"/>
+      </w:pPr>
+      <w:rPr>
+        <w:rFonts w:ascii="Wingdings" w:hAnsi="Wingdings" w:hint="default"/>
+        <w:sz w:val="20"/>
+      </w:rPr>
+    </w:lvl>
+    <w:lvl w:ilvl="4" w:tentative="1">
+      <w:start w:val="1"/>
+      <w:numFmt w:val="bullet"/>
+      <w:lvlText w:val=""/>
+      <w:lvlJc w:val="left"/>
+      <w:pPr>
+        <w:tabs>
+          <w:tab w:val="num" w:pos="3600"/>
+        </w:tabs>
+        <w:ind w:left="3600" w:hanging="360"/>
+      </w:pPr>
+      <w:rPr>
+        <w:rFonts w:ascii="Wingdings" w:hAnsi="Wingdings" w:hint="default"/>
+        <w:sz w:val="20"/>
+      </w:rPr>
+    </w:lvl>
+    <w:lvl w:ilvl="5" w:tentative="1">
+      <w:start w:val="1"/>
+      <w:numFmt w:val="bullet"/>
+      <w:lvlText w:val=""/>
+      <w:lvlJc w:val="left"/>
+      <w:pPr>
+        <w:tabs>
+          <w:tab w:val="num" w:pos="4320"/>
+        </w:tabs>
+        <w:ind w:left="4320" w:hanging="360"/>
+      </w:pPr>
+      <w:rPr>
+        <w:rFonts w:ascii="Wingdings" w:hAnsi="Wingdings" w:hint="default"/>
+        <w:sz w:val="20"/>
+      </w:rPr>
+    </w:lvl>
+    <w:lvl w:ilvl="6" w:tentative="1">
+      <w:start w:val="1"/>
+      <w:numFmt w:val="bullet"/>
+      <w:lvlText w:val=""/>
+      <w:lvlJc w:val="left"/>
+      <w:pPr>
+        <w:tabs>
+          <w:tab w:val="num" w:pos="5040"/>
+        </w:tabs>
+        <w:ind w:left="5040" w:hanging="360"/>
+      </w:pPr>
+      <w:rPr>
+        <w:rFonts w:ascii="Wingdings" w:hAnsi="Wingdings" w:hint="default"/>
+        <w:sz w:val="20"/>
+      </w:rPr>
+    </w:lvl>
+    <w:lvl w:ilvl="7" w:tentative="1">
+      <w:start w:val="1"/>
+      <w:numFmt w:val="bullet"/>
+      <w:lvlText w:val=""/>
+      <w:lvlJc w:val="left"/>
+      <w:pPr>
+        <w:tabs>
+          <w:tab w:val="num" w:pos="5760"/>
+        </w:tabs>
+        <w:ind w:left="5760" w:hanging="360"/>
+      </w:pPr>
+      <w:rPr>
+        <w:rFonts w:ascii="Wingdings" w:hAnsi="Wingdings" w:hint="default"/>
+        <w:sz w:val="20"/>
+      </w:rPr>
+    </w:lvl>
+    <w:lvl w:ilvl="8" w:tentative="1">
+      <w:start w:val="1"/>
+      <w:numFmt w:val="bullet"/>
+      <w:lvlText w:val=""/>
+      <w:lvlJc w:val="left"/>
+      <w:pPr>
+        <w:tabs>
+          <w:tab w:val="num" w:pos="6480"/>
+        </w:tabs>
+        <w:ind w:left="6480" w:hanging="360"/>
+      </w:pPr>
+      <w:rPr>
+        <w:rFonts w:ascii="Wingdings" w:hAnsi="Wingdings" w:hint="default"/>
+        <w:sz w:val="20"/>
+      </w:rPr>
+    </w:lvl>
+  </w:abstractNum>
+  <w:abstractNum w:abstractNumId="22" w15:restartNumberingAfterBreak="0">
     <w:nsid w:val="3DB91CD8"/>
     <w:multiLevelType w:val="multilevel"/>
     <w:tmpl w:val="8B9A0D1E"/>
@@ -7021,7 +11701,7 @@
       </w:rPr>
     </w:lvl>
   </w:abstractNum>
-  <w:abstractNum w:abstractNumId="11" w15:restartNumberingAfterBreak="0">
+  <w:abstractNum w:abstractNumId="23" w15:restartNumberingAfterBreak="0">
     <w:nsid w:val="40134991"/>
     <w:multiLevelType w:val="multilevel"/>
     <w:tmpl w:val="EA32028A"/>
@@ -7170,7 +11850,156 @@
       </w:rPr>
     </w:lvl>
   </w:abstractNum>
-  <w:abstractNum w:abstractNumId="12" w15:restartNumberingAfterBreak="0">
+  <w:abstractNum w:abstractNumId="24" w15:restartNumberingAfterBreak="0">
+    <w:nsid w:val="40C046AB"/>
+    <w:multiLevelType w:val="multilevel"/>
+    <w:tmpl w:val="971EF4A2"/>
+    <w:lvl w:ilvl="0">
+      <w:start w:val="1"/>
+      <w:numFmt w:val="bullet"/>
+      <w:lvlText w:val=""/>
+      <w:lvlJc w:val="left"/>
+      <w:pPr>
+        <w:tabs>
+          <w:tab w:val="num" w:pos="720"/>
+        </w:tabs>
+        <w:ind w:left="720" w:hanging="360"/>
+      </w:pPr>
+      <w:rPr>
+        <w:rFonts w:ascii="Symbol" w:hAnsi="Symbol" w:hint="default"/>
+        <w:sz w:val="20"/>
+      </w:rPr>
+    </w:lvl>
+    <w:lvl w:ilvl="1" w:tentative="1">
+      <w:start w:val="1"/>
+      <w:numFmt w:val="bullet"/>
+      <w:lvlText w:val="o"/>
+      <w:lvlJc w:val="left"/>
+      <w:pPr>
+        <w:tabs>
+          <w:tab w:val="num" w:pos="1440"/>
+        </w:tabs>
+        <w:ind w:left="1440" w:hanging="360"/>
+      </w:pPr>
+      <w:rPr>
+        <w:rFonts w:ascii="Courier New" w:hAnsi="Courier New" w:hint="default"/>
+        <w:sz w:val="20"/>
+      </w:rPr>
+    </w:lvl>
+    <w:lvl w:ilvl="2" w:tentative="1">
+      <w:start w:val="1"/>
+      <w:numFmt w:val="bullet"/>
+      <w:lvlText w:val=""/>
+      <w:lvlJc w:val="left"/>
+      <w:pPr>
+        <w:tabs>
+          <w:tab w:val="num" w:pos="2160"/>
+        </w:tabs>
+        <w:ind w:left="2160" w:hanging="360"/>
+      </w:pPr>
+      <w:rPr>
+        <w:rFonts w:ascii="Wingdings" w:hAnsi="Wingdings" w:hint="default"/>
+        <w:sz w:val="20"/>
+      </w:rPr>
+    </w:lvl>
+    <w:lvl w:ilvl="3" w:tentative="1">
+      <w:start w:val="1"/>
+      <w:numFmt w:val="bullet"/>
+      <w:lvlText w:val=""/>
+      <w:lvlJc w:val="left"/>
+      <w:pPr>
+        <w:tabs>
+          <w:tab w:val="num" w:pos="2880"/>
+        </w:tabs>
+        <w:ind w:left="2880" w:hanging="360"/>
+      </w:pPr>
+      <w:rPr>
+        <w:rFonts w:ascii="Wingdings" w:hAnsi="Wingdings" w:hint="default"/>
+        <w:sz w:val="20"/>
+      </w:rPr>
+    </w:lvl>
+    <w:lvl w:ilvl="4" w:tentative="1">
+      <w:start w:val="1"/>
+      <w:numFmt w:val="bullet"/>
+      <w:lvlText w:val=""/>
+      <w:lvlJc w:val="left"/>
+      <w:pPr>
+        <w:tabs>
+          <w:tab w:val="num" w:pos="3600"/>
+        </w:tabs>
+        <w:ind w:left="3600" w:hanging="360"/>
+      </w:pPr>
+      <w:rPr>
+        <w:rFonts w:ascii="Wingdings" w:hAnsi="Wingdings" w:hint="default"/>
+        <w:sz w:val="20"/>
+      </w:rPr>
+    </w:lvl>
+    <w:lvl w:ilvl="5" w:tentative="1">
+      <w:start w:val="1"/>
+      <w:numFmt w:val="bullet"/>
+      <w:lvlText w:val=""/>
+      <w:lvlJc w:val="left"/>
+      <w:pPr>
+        <w:tabs>
+          <w:tab w:val="num" w:pos="4320"/>
+        </w:tabs>
+        <w:ind w:left="4320" w:hanging="360"/>
+      </w:pPr>
+      <w:rPr>
+        <w:rFonts w:ascii="Wingdings" w:hAnsi="Wingdings" w:hint="default"/>
+        <w:sz w:val="20"/>
+      </w:rPr>
+    </w:lvl>
+    <w:lvl w:ilvl="6" w:tentative="1">
+      <w:start w:val="1"/>
+      <w:numFmt w:val="bullet"/>
+      <w:lvlText w:val=""/>
+      <w:lvlJc w:val="left"/>
+      <w:pPr>
+        <w:tabs>
+          <w:tab w:val="num" w:pos="5040"/>
+        </w:tabs>
+        <w:ind w:left="5040" w:hanging="360"/>
+      </w:pPr>
+      <w:rPr>
+        <w:rFonts w:ascii="Wingdings" w:hAnsi="Wingdings" w:hint="default"/>
+        <w:sz w:val="20"/>
+      </w:rPr>
+    </w:lvl>
+    <w:lvl w:ilvl="7" w:tentative="1">
+      <w:start w:val="1"/>
+      <w:numFmt w:val="bullet"/>
+      <w:lvlText w:val=""/>
+      <w:lvlJc w:val="left"/>
+      <w:pPr>
+        <w:tabs>
+          <w:tab w:val="num" w:pos="5760"/>
+        </w:tabs>
+        <w:ind w:left="5760" w:hanging="360"/>
+      </w:pPr>
+      <w:rPr>
+        <w:rFonts w:ascii="Wingdings" w:hAnsi="Wingdings" w:hint="default"/>
+        <w:sz w:val="20"/>
+      </w:rPr>
+    </w:lvl>
+    <w:lvl w:ilvl="8" w:tentative="1">
+      <w:start w:val="1"/>
+      <w:numFmt w:val="bullet"/>
+      <w:lvlText w:val=""/>
+      <w:lvlJc w:val="left"/>
+      <w:pPr>
+        <w:tabs>
+          <w:tab w:val="num" w:pos="6480"/>
+        </w:tabs>
+        <w:ind w:left="6480" w:hanging="360"/>
+      </w:pPr>
+      <w:rPr>
+        <w:rFonts w:ascii="Wingdings" w:hAnsi="Wingdings" w:hint="default"/>
+        <w:sz w:val="20"/>
+      </w:rPr>
+    </w:lvl>
+  </w:abstractNum>
+  <w:abstractNum w:abstractNumId="25" w15:restartNumberingAfterBreak="0">
     <w:nsid w:val="4126023F"/>
     <w:multiLevelType w:val="multilevel"/>
     <w:tmpl w:val="98826338"/>
@@ -7319,7 +12148,7 @@
       </w:rPr>
     </w:lvl>
   </w:abstractNum>
-  <w:abstractNum w:abstractNumId="13" w15:restartNumberingAfterBreak="0">
+  <w:abstractNum w:abstractNumId="26" w15:restartNumberingAfterBreak="0">
     <w:nsid w:val="424D4A74"/>
     <w:multiLevelType w:val="multilevel"/>
     <w:tmpl w:val="1E7284D2"/>
@@ -7468,7 +12297,156 @@
       </w:rPr>
     </w:lvl>
   </w:abstractNum>
-  <w:abstractNum w:abstractNumId="14" w15:restartNumberingAfterBreak="0">
+  <w:abstractNum w:abstractNumId="27" w15:restartNumberingAfterBreak="0">
+    <w:nsid w:val="452D1565"/>
+    <w:multiLevelType w:val="multilevel"/>
+    <w:tmpl w:val="E2741916"/>
+    <w:lvl w:ilvl="0">
+      <w:start w:val="1"/>
+      <w:numFmt w:val="bullet"/>
+      <w:lvlText w:val=""/>
+      <w:lvlJc w:val="left"/>
+      <w:pPr>
+        <w:tabs>
+          <w:tab w:val="num" w:pos="720"/>
+        </w:tabs>
+        <w:ind w:left="720" w:hanging="360"/>
+      </w:pPr>
+      <w:rPr>
+        <w:rFonts w:ascii="Symbol" w:hAnsi="Symbol" w:hint="default"/>
+        <w:sz w:val="20"/>
+      </w:rPr>
+    </w:lvl>
+    <w:lvl w:ilvl="1" w:tentative="1">
+      <w:start w:val="1"/>
+      <w:numFmt w:val="bullet"/>
+      <w:lvlText w:val="o"/>
+      <w:lvlJc w:val="left"/>
+      <w:pPr>
+        <w:tabs>
+          <w:tab w:val="num" w:pos="1440"/>
+        </w:tabs>
+        <w:ind w:left="1440" w:hanging="360"/>
+      </w:pPr>
+      <w:rPr>
+        <w:rFonts w:ascii="Courier New" w:hAnsi="Courier New" w:hint="default"/>
+        <w:sz w:val="20"/>
+      </w:rPr>
+    </w:lvl>
+    <w:lvl w:ilvl="2" w:tentative="1">
+      <w:start w:val="1"/>
+      <w:numFmt w:val="bullet"/>
+      <w:lvlText w:val=""/>
+      <w:lvlJc w:val="left"/>
+      <w:pPr>
+        <w:tabs>
+          <w:tab w:val="num" w:pos="2160"/>
+        </w:tabs>
+        <w:ind w:left="2160" w:hanging="360"/>
+      </w:pPr>
+      <w:rPr>
+        <w:rFonts w:ascii="Wingdings" w:hAnsi="Wingdings" w:hint="default"/>
+        <w:sz w:val="20"/>
+      </w:rPr>
+    </w:lvl>
+    <w:lvl w:ilvl="3" w:tentative="1">
+      <w:start w:val="1"/>
+      <w:numFmt w:val="bullet"/>
+      <w:lvlText w:val=""/>
+      <w:lvlJc w:val="left"/>
+      <w:pPr>
+        <w:tabs>
+          <w:tab w:val="num" w:pos="2880"/>
+        </w:tabs>
+        <w:ind w:left="2880" w:hanging="360"/>
+      </w:pPr>
+      <w:rPr>
+        <w:rFonts w:ascii="Wingdings" w:hAnsi="Wingdings" w:hint="default"/>
+        <w:sz w:val="20"/>
+      </w:rPr>
+    </w:lvl>
+    <w:lvl w:ilvl="4" w:tentative="1">
+      <w:start w:val="1"/>
+      <w:numFmt w:val="bullet"/>
+      <w:lvlText w:val=""/>
+      <w:lvlJc w:val="left"/>
+      <w:pPr>
+        <w:tabs>
+          <w:tab w:val="num" w:pos="3600"/>
+        </w:tabs>
+        <w:ind w:left="3600" w:hanging="360"/>
+      </w:pPr>
+      <w:rPr>
+        <w:rFonts w:ascii="Wingdings" w:hAnsi="Wingdings" w:hint="default"/>
+        <w:sz w:val="20"/>
+      </w:rPr>
+    </w:lvl>
+    <w:lvl w:ilvl="5" w:tentative="1">
+      <w:start w:val="1"/>
+      <w:numFmt w:val="bullet"/>
+      <w:lvlText w:val=""/>
+      <w:lvlJc w:val="left"/>
+      <w:pPr>
+        <w:tabs>
+          <w:tab w:val="num" w:pos="4320"/>
+        </w:tabs>
+        <w:ind w:left="4320" w:hanging="360"/>
+      </w:pPr>
+      <w:rPr>
+        <w:rFonts w:ascii="Wingdings" w:hAnsi="Wingdings" w:hint="default"/>
+        <w:sz w:val="20"/>
+      </w:rPr>
+    </w:lvl>
+    <w:lvl w:ilvl="6" w:tentative="1">
+      <w:start w:val="1"/>
+      <w:numFmt w:val="bullet"/>
+      <w:lvlText w:val=""/>
+      <w:lvlJc w:val="left"/>
+      <w:pPr>
+        <w:tabs>
+          <w:tab w:val="num" w:pos="5040"/>
+        </w:tabs>
+        <w:ind w:left="5040" w:hanging="360"/>
+      </w:pPr>
+      <w:rPr>
+        <w:rFonts w:ascii="Wingdings" w:hAnsi="Wingdings" w:hint="default"/>
+        <w:sz w:val="20"/>
+      </w:rPr>
+    </w:lvl>
+    <w:lvl w:ilvl="7" w:tentative="1">
+      <w:start w:val="1"/>
+      <w:numFmt w:val="bullet"/>
+      <w:lvlText w:val=""/>
+      <w:lvlJc w:val="left"/>
+      <w:pPr>
+        <w:tabs>
+          <w:tab w:val="num" w:pos="5760"/>
+        </w:tabs>
+        <w:ind w:left="5760" w:hanging="360"/>
+      </w:pPr>
+      <w:rPr>
+        <w:rFonts w:ascii="Wingdings" w:hAnsi="Wingdings" w:hint="default"/>
+        <w:sz w:val="20"/>
+      </w:rPr>
+    </w:lvl>
+    <w:lvl w:ilvl="8" w:tentative="1">
+      <w:start w:val="1"/>
+      <w:numFmt w:val="bullet"/>
+      <w:lvlText w:val=""/>
+      <w:lvlJc w:val="left"/>
+      <w:pPr>
+        <w:tabs>
+          <w:tab w:val="num" w:pos="6480"/>
+        </w:tabs>
+        <w:ind w:left="6480" w:hanging="360"/>
+      </w:pPr>
+      <w:rPr>
+        <w:rFonts w:ascii="Wingdings" w:hAnsi="Wingdings" w:hint="default"/>
+        <w:sz w:val="20"/>
+      </w:rPr>
+    </w:lvl>
+  </w:abstractNum>
+  <w:abstractNum w:abstractNumId="28" w15:restartNumberingAfterBreak="0">
     <w:nsid w:val="495D2EBB"/>
     <w:multiLevelType w:val="multilevel"/>
     <w:tmpl w:val="05FCF982"/>
@@ -7617,7 +12595,7 @@
       </w:rPr>
     </w:lvl>
   </w:abstractNum>
-  <w:abstractNum w:abstractNumId="15" w15:restartNumberingAfterBreak="0">
+  <w:abstractNum w:abstractNumId="29" w15:restartNumberingAfterBreak="0">
     <w:nsid w:val="4B8E41E4"/>
     <w:multiLevelType w:val="multilevel"/>
     <w:tmpl w:val="F77AC580"/>
@@ -7766,7 +12744,7 @@
       </w:rPr>
     </w:lvl>
   </w:abstractNum>
-  <w:abstractNum w:abstractNumId="16" w15:restartNumberingAfterBreak="0">
+  <w:abstractNum w:abstractNumId="30" w15:restartNumberingAfterBreak="0">
     <w:nsid w:val="4BEC6166"/>
     <w:multiLevelType w:val="multilevel"/>
     <w:tmpl w:val="8C286A7C"/>
@@ -7915,7 +12893,7 @@
       </w:rPr>
     </w:lvl>
   </w:abstractNum>
-  <w:abstractNum w:abstractNumId="17" w15:restartNumberingAfterBreak="0">
+  <w:abstractNum w:abstractNumId="31" w15:restartNumberingAfterBreak="0">
     <w:nsid w:val="4C035554"/>
     <w:multiLevelType w:val="multilevel"/>
     <w:tmpl w:val="88EE8CBA"/>
@@ -8064,7 +13042,7 @@
       </w:rPr>
     </w:lvl>
   </w:abstractNum>
-  <w:abstractNum w:abstractNumId="18" w15:restartNumberingAfterBreak="0">
+  <w:abstractNum w:abstractNumId="32" w15:restartNumberingAfterBreak="0">
     <w:nsid w:val="4D196BC0"/>
     <w:multiLevelType w:val="multilevel"/>
     <w:tmpl w:val="CEAC1B94"/>
@@ -8213,7 +13191,7 @@
       </w:rPr>
     </w:lvl>
   </w:abstractNum>
-  <w:abstractNum w:abstractNumId="19" w15:restartNumberingAfterBreak="0">
+  <w:abstractNum w:abstractNumId="33" w15:restartNumberingAfterBreak="0">
     <w:nsid w:val="566A658B"/>
     <w:multiLevelType w:val="multilevel"/>
     <w:tmpl w:val="B1381E84"/>
@@ -8362,7 +13340,156 @@
       </w:rPr>
     </w:lvl>
   </w:abstractNum>
-  <w:abstractNum w:abstractNumId="20" w15:restartNumberingAfterBreak="0">
+  <w:abstractNum w:abstractNumId="34" w15:restartNumberingAfterBreak="0">
+    <w:nsid w:val="598167D8"/>
+    <w:multiLevelType w:val="multilevel"/>
+    <w:tmpl w:val="30BAB042"/>
+    <w:lvl w:ilvl="0">
+      <w:start w:val="1"/>
+      <w:numFmt w:val="bullet"/>
+      <w:lvlText w:val=""/>
+      <w:lvlJc w:val="left"/>
+      <w:pPr>
+        <w:tabs>
+          <w:tab w:val="num" w:pos="720"/>
+        </w:tabs>
+        <w:ind w:left="720" w:hanging="360"/>
+      </w:pPr>
+      <w:rPr>
+        <w:rFonts w:ascii="Symbol" w:hAnsi="Symbol" w:hint="default"/>
+        <w:sz w:val="20"/>
+      </w:rPr>
+    </w:lvl>
+    <w:lvl w:ilvl="1" w:tentative="1">
+      <w:start w:val="1"/>
+      <w:numFmt w:val="bullet"/>
+      <w:lvlText w:val="o"/>
+      <w:lvlJc w:val="left"/>
+      <w:pPr>
+        <w:tabs>
+          <w:tab w:val="num" w:pos="1440"/>
+        </w:tabs>
+        <w:ind w:left="1440" w:hanging="360"/>
+      </w:pPr>
+      <w:rPr>
+        <w:rFonts w:ascii="Courier New" w:hAnsi="Courier New" w:hint="default"/>
+        <w:sz w:val="20"/>
+      </w:rPr>
+    </w:lvl>
+    <w:lvl w:ilvl="2" w:tentative="1">
+      <w:start w:val="1"/>
+      <w:numFmt w:val="bullet"/>
+      <w:lvlText w:val=""/>
+      <w:lvlJc w:val="left"/>
+      <w:pPr>
+        <w:tabs>
+          <w:tab w:val="num" w:pos="2160"/>
+        </w:tabs>
+        <w:ind w:left="2160" w:hanging="360"/>
+      </w:pPr>
+      <w:rPr>
+        <w:rFonts w:ascii="Wingdings" w:hAnsi="Wingdings" w:hint="default"/>
+        <w:sz w:val="20"/>
+      </w:rPr>
+    </w:lvl>
+    <w:lvl w:ilvl="3" w:tentative="1">
+      <w:start w:val="1"/>
+      <w:numFmt w:val="bullet"/>
+      <w:lvlText w:val=""/>
+      <w:lvlJc w:val="left"/>
+      <w:pPr>
+        <w:tabs>
+          <w:tab w:val="num" w:pos="2880"/>
+        </w:tabs>
+        <w:ind w:left="2880" w:hanging="360"/>
+      </w:pPr>
+      <w:rPr>
+        <w:rFonts w:ascii="Wingdings" w:hAnsi="Wingdings" w:hint="default"/>
+        <w:sz w:val="20"/>
+      </w:rPr>
+    </w:lvl>
+    <w:lvl w:ilvl="4" w:tentative="1">
+      <w:start w:val="1"/>
+      <w:numFmt w:val="bullet"/>
+      <w:lvlText w:val=""/>
+      <w:lvlJc w:val="left"/>
+      <w:pPr>
+        <w:tabs>
+          <w:tab w:val="num" w:pos="3600"/>
+        </w:tabs>
+        <w:ind w:left="3600" w:hanging="360"/>
+      </w:pPr>
+      <w:rPr>
+        <w:rFonts w:ascii="Wingdings" w:hAnsi="Wingdings" w:hint="default"/>
+        <w:sz w:val="20"/>
+      </w:rPr>
+    </w:lvl>
+    <w:lvl w:ilvl="5" w:tentative="1">
+      <w:start w:val="1"/>
+      <w:numFmt w:val="bullet"/>
+      <w:lvlText w:val=""/>
+      <w:lvlJc w:val="left"/>
+      <w:pPr>
+        <w:tabs>
+          <w:tab w:val="num" w:pos="4320"/>
+        </w:tabs>
+        <w:ind w:left="4320" w:hanging="360"/>
+      </w:pPr>
+      <w:rPr>
+        <w:rFonts w:ascii="Wingdings" w:hAnsi="Wingdings" w:hint="default"/>
+        <w:sz w:val="20"/>
+      </w:rPr>
+    </w:lvl>
+    <w:lvl w:ilvl="6" w:tentative="1">
+      <w:start w:val="1"/>
+      <w:numFmt w:val="bullet"/>
+      <w:lvlText w:val=""/>
+      <w:lvlJc w:val="left"/>
+      <w:pPr>
+        <w:tabs>
+          <w:tab w:val="num" w:pos="5040"/>
+        </w:tabs>
+        <w:ind w:left="5040" w:hanging="360"/>
+      </w:pPr>
+      <w:rPr>
+        <w:rFonts w:ascii="Wingdings" w:hAnsi="Wingdings" w:hint="default"/>
+        <w:sz w:val="20"/>
+      </w:rPr>
+    </w:lvl>
+    <w:lvl w:ilvl="7" w:tentative="1">
+      <w:start w:val="1"/>
+      <w:numFmt w:val="bullet"/>
+      <w:lvlText w:val=""/>
+      <w:lvlJc w:val="left"/>
+      <w:pPr>
+        <w:tabs>
+          <w:tab w:val="num" w:pos="5760"/>
+        </w:tabs>
+        <w:ind w:left="5760" w:hanging="360"/>
+      </w:pPr>
+      <w:rPr>
+        <w:rFonts w:ascii="Wingdings" w:hAnsi="Wingdings" w:hint="default"/>
+        <w:sz w:val="20"/>
+      </w:rPr>
+    </w:lvl>
+    <w:lvl w:ilvl="8" w:tentative="1">
+      <w:start w:val="1"/>
+      <w:numFmt w:val="bullet"/>
+      <w:lvlText w:val=""/>
+      <w:lvlJc w:val="left"/>
+      <w:pPr>
+        <w:tabs>
+          <w:tab w:val="num" w:pos="6480"/>
+        </w:tabs>
+        <w:ind w:left="6480" w:hanging="360"/>
+      </w:pPr>
+      <w:rPr>
+        <w:rFonts w:ascii="Wingdings" w:hAnsi="Wingdings" w:hint="default"/>
+        <w:sz w:val="20"/>
+      </w:rPr>
+    </w:lvl>
+  </w:abstractNum>
+  <w:abstractNum w:abstractNumId="35" w15:restartNumberingAfterBreak="0">
     <w:nsid w:val="5B884984"/>
     <w:multiLevelType w:val="multilevel"/>
     <w:tmpl w:val="054C6CBE"/>
@@ -8511,7 +13638,156 @@
       </w:rPr>
     </w:lvl>
   </w:abstractNum>
-  <w:abstractNum w:abstractNumId="21" w15:restartNumberingAfterBreak="0">
+  <w:abstractNum w:abstractNumId="36" w15:restartNumberingAfterBreak="0">
+    <w:nsid w:val="619B3036"/>
+    <w:multiLevelType w:val="multilevel"/>
+    <w:tmpl w:val="ACCEE5A0"/>
+    <w:lvl w:ilvl="0">
+      <w:start w:val="1"/>
+      <w:numFmt w:val="bullet"/>
+      <w:lvlText w:val=""/>
+      <w:lvlJc w:val="left"/>
+      <w:pPr>
+        <w:tabs>
+          <w:tab w:val="num" w:pos="720"/>
+        </w:tabs>
+        <w:ind w:left="720" w:hanging="360"/>
+      </w:pPr>
+      <w:rPr>
+        <w:rFonts w:ascii="Symbol" w:hAnsi="Symbol" w:hint="default"/>
+        <w:sz w:val="20"/>
+      </w:rPr>
+    </w:lvl>
+    <w:lvl w:ilvl="1" w:tentative="1">
+      <w:start w:val="1"/>
+      <w:numFmt w:val="bullet"/>
+      <w:lvlText w:val="o"/>
+      <w:lvlJc w:val="left"/>
+      <w:pPr>
+        <w:tabs>
+          <w:tab w:val="num" w:pos="1440"/>
+        </w:tabs>
+        <w:ind w:left="1440" w:hanging="360"/>
+      </w:pPr>
+      <w:rPr>
+        <w:rFonts w:ascii="Courier New" w:hAnsi="Courier New" w:hint="default"/>
+        <w:sz w:val="20"/>
+      </w:rPr>
+    </w:lvl>
+    <w:lvl w:ilvl="2" w:tentative="1">
+      <w:start w:val="1"/>
+      <w:numFmt w:val="bullet"/>
+      <w:lvlText w:val=""/>
+      <w:lvlJc w:val="left"/>
+      <w:pPr>
+        <w:tabs>
+          <w:tab w:val="num" w:pos="2160"/>
+        </w:tabs>
+        <w:ind w:left="2160" w:hanging="360"/>
+      </w:pPr>
+      <w:rPr>
+        <w:rFonts w:ascii="Wingdings" w:hAnsi="Wingdings" w:hint="default"/>
+        <w:sz w:val="20"/>
+      </w:rPr>
+    </w:lvl>
+    <w:lvl w:ilvl="3" w:tentative="1">
+      <w:start w:val="1"/>
+      <w:numFmt w:val="bullet"/>
+      <w:lvlText w:val=""/>
+      <w:lvlJc w:val="left"/>
+      <w:pPr>
+        <w:tabs>
+          <w:tab w:val="num" w:pos="2880"/>
+        </w:tabs>
+        <w:ind w:left="2880" w:hanging="360"/>
+      </w:pPr>
+      <w:rPr>
+        <w:rFonts w:ascii="Wingdings" w:hAnsi="Wingdings" w:hint="default"/>
+        <w:sz w:val="20"/>
+      </w:rPr>
+    </w:lvl>
+    <w:lvl w:ilvl="4" w:tentative="1">
+      <w:start w:val="1"/>
+      <w:numFmt w:val="bullet"/>
+      <w:lvlText w:val=""/>
+      <w:lvlJc w:val="left"/>
+      <w:pPr>
+        <w:tabs>
+          <w:tab w:val="num" w:pos="3600"/>
+        </w:tabs>
+        <w:ind w:left="3600" w:hanging="360"/>
+      </w:pPr>
+      <w:rPr>
+        <w:rFonts w:ascii="Wingdings" w:hAnsi="Wingdings" w:hint="default"/>
+        <w:sz w:val="20"/>
+      </w:rPr>
+    </w:lvl>
+    <w:lvl w:ilvl="5" w:tentative="1">
+      <w:start w:val="1"/>
+      <w:numFmt w:val="bullet"/>
+      <w:lvlText w:val=""/>
+      <w:lvlJc w:val="left"/>
+      <w:pPr>
+        <w:tabs>
+          <w:tab w:val="num" w:pos="4320"/>
+        </w:tabs>
+        <w:ind w:left="4320" w:hanging="360"/>
+      </w:pPr>
+      <w:rPr>
+        <w:rFonts w:ascii="Wingdings" w:hAnsi="Wingdings" w:hint="default"/>
+        <w:sz w:val="20"/>
+      </w:rPr>
+    </w:lvl>
+    <w:lvl w:ilvl="6" w:tentative="1">
+      <w:start w:val="1"/>
+      <w:numFmt w:val="bullet"/>
+      <w:lvlText w:val=""/>
+      <w:lvlJc w:val="left"/>
+      <w:pPr>
+        <w:tabs>
+          <w:tab w:val="num" w:pos="5040"/>
+        </w:tabs>
+        <w:ind w:left="5040" w:hanging="360"/>
+      </w:pPr>
+      <w:rPr>
+        <w:rFonts w:ascii="Wingdings" w:hAnsi="Wingdings" w:hint="default"/>
+        <w:sz w:val="20"/>
+      </w:rPr>
+    </w:lvl>
+    <w:lvl w:ilvl="7" w:tentative="1">
+      <w:start w:val="1"/>
+      <w:numFmt w:val="bullet"/>
+      <w:lvlText w:val=""/>
+      <w:lvlJc w:val="left"/>
+      <w:pPr>
+        <w:tabs>
+          <w:tab w:val="num" w:pos="5760"/>
+        </w:tabs>
+        <w:ind w:left="5760" w:hanging="360"/>
+      </w:pPr>
+      <w:rPr>
+        <w:rFonts w:ascii="Wingdings" w:hAnsi="Wingdings" w:hint="default"/>
+        <w:sz w:val="20"/>
+      </w:rPr>
+    </w:lvl>
+    <w:lvl w:ilvl="8" w:tentative="1">
+      <w:start w:val="1"/>
+      <w:numFmt w:val="bullet"/>
+      <w:lvlText w:val=""/>
+      <w:lvlJc w:val="left"/>
+      <w:pPr>
+        <w:tabs>
+          <w:tab w:val="num" w:pos="6480"/>
+        </w:tabs>
+        <w:ind w:left="6480" w:hanging="360"/>
+      </w:pPr>
+      <w:rPr>
+        <w:rFonts w:ascii="Wingdings" w:hAnsi="Wingdings" w:hint="default"/>
+        <w:sz w:val="20"/>
+      </w:rPr>
+    </w:lvl>
+  </w:abstractNum>
+  <w:abstractNum w:abstractNumId="37" w15:restartNumberingAfterBreak="0">
     <w:nsid w:val="66CD17E3"/>
     <w:multiLevelType w:val="multilevel"/>
     <w:tmpl w:val="30F4809E"/>
@@ -8624,7 +13900,454 @@
       </w:pPr>
     </w:lvl>
   </w:abstractNum>
-  <w:abstractNum w:abstractNumId="22" w15:restartNumberingAfterBreak="0">
+  <w:abstractNum w:abstractNumId="38" w15:restartNumberingAfterBreak="0">
+    <w:nsid w:val="67C8383C"/>
+    <w:multiLevelType w:val="multilevel"/>
+    <w:tmpl w:val="1E8EAB12"/>
+    <w:lvl w:ilvl="0">
+      <w:start w:val="1"/>
+      <w:numFmt w:val="bullet"/>
+      <w:lvlText w:val=""/>
+      <w:lvlJc w:val="left"/>
+      <w:pPr>
+        <w:tabs>
+          <w:tab w:val="num" w:pos="720"/>
+        </w:tabs>
+        <w:ind w:left="720" w:hanging="360"/>
+      </w:pPr>
+      <w:rPr>
+        <w:rFonts w:ascii="Symbol" w:hAnsi="Symbol" w:hint="default"/>
+        <w:sz w:val="20"/>
+      </w:rPr>
+    </w:lvl>
+    <w:lvl w:ilvl="1" w:tentative="1">
+      <w:start w:val="1"/>
+      <w:numFmt w:val="bullet"/>
+      <w:lvlText w:val="o"/>
+      <w:lvlJc w:val="left"/>
+      <w:pPr>
+        <w:tabs>
+          <w:tab w:val="num" w:pos="1440"/>
+        </w:tabs>
+        <w:ind w:left="1440" w:hanging="360"/>
+      </w:pPr>
+      <w:rPr>
+        <w:rFonts w:ascii="Courier New" w:hAnsi="Courier New" w:hint="default"/>
+        <w:sz w:val="20"/>
+      </w:rPr>
+    </w:lvl>
+    <w:lvl w:ilvl="2" w:tentative="1">
+      <w:start w:val="1"/>
+      <w:numFmt w:val="bullet"/>
+      <w:lvlText w:val=""/>
+      <w:lvlJc w:val="left"/>
+      <w:pPr>
+        <w:tabs>
+          <w:tab w:val="num" w:pos="2160"/>
+        </w:tabs>
+        <w:ind w:left="2160" w:hanging="360"/>
+      </w:pPr>
+      <w:rPr>
+        <w:rFonts w:ascii="Wingdings" w:hAnsi="Wingdings" w:hint="default"/>
+        <w:sz w:val="20"/>
+      </w:rPr>
+    </w:lvl>
+    <w:lvl w:ilvl="3" w:tentative="1">
+      <w:start w:val="1"/>
+      <w:numFmt w:val="bullet"/>
+      <w:lvlText w:val=""/>
+      <w:lvlJc w:val="left"/>
+      <w:pPr>
+        <w:tabs>
+          <w:tab w:val="num" w:pos="2880"/>
+        </w:tabs>
+        <w:ind w:left="2880" w:hanging="360"/>
+      </w:pPr>
+      <w:rPr>
+        <w:rFonts w:ascii="Wingdings" w:hAnsi="Wingdings" w:hint="default"/>
+        <w:sz w:val="20"/>
+      </w:rPr>
+    </w:lvl>
+    <w:lvl w:ilvl="4" w:tentative="1">
+      <w:start w:val="1"/>
+      <w:numFmt w:val="bullet"/>
+      <w:lvlText w:val=""/>
+      <w:lvlJc w:val="left"/>
+      <w:pPr>
+        <w:tabs>
+          <w:tab w:val="num" w:pos="3600"/>
+        </w:tabs>
+        <w:ind w:left="3600" w:hanging="360"/>
+      </w:pPr>
+      <w:rPr>
+        <w:rFonts w:ascii="Wingdings" w:hAnsi="Wingdings" w:hint="default"/>
+        <w:sz w:val="20"/>
+      </w:rPr>
+    </w:lvl>
+    <w:lvl w:ilvl="5" w:tentative="1">
+      <w:start w:val="1"/>
+      <w:numFmt w:val="bullet"/>
+      <w:lvlText w:val=""/>
+      <w:lvlJc w:val="left"/>
+      <w:pPr>
+        <w:tabs>
+          <w:tab w:val="num" w:pos="4320"/>
+        </w:tabs>
+        <w:ind w:left="4320" w:hanging="360"/>
+      </w:pPr>
+      <w:rPr>
+        <w:rFonts w:ascii="Wingdings" w:hAnsi="Wingdings" w:hint="default"/>
+        <w:sz w:val="20"/>
+      </w:rPr>
+    </w:lvl>
+    <w:lvl w:ilvl="6" w:tentative="1">
+      <w:start w:val="1"/>
+      <w:numFmt w:val="bullet"/>
+      <w:lvlText w:val=""/>
+      <w:lvlJc w:val="left"/>
+      <w:pPr>
+        <w:tabs>
+          <w:tab w:val="num" w:pos="5040"/>
+        </w:tabs>
+        <w:ind w:left="5040" w:hanging="360"/>
+      </w:pPr>
+      <w:rPr>
+        <w:rFonts w:ascii="Wingdings" w:hAnsi="Wingdings" w:hint="default"/>
+        <w:sz w:val="20"/>
+      </w:rPr>
+    </w:lvl>
+    <w:lvl w:ilvl="7" w:tentative="1">
+      <w:start w:val="1"/>
+      <w:numFmt w:val="bullet"/>
+      <w:lvlText w:val=""/>
+      <w:lvlJc w:val="left"/>
+      <w:pPr>
+        <w:tabs>
+          <w:tab w:val="num" w:pos="5760"/>
+        </w:tabs>
+        <w:ind w:left="5760" w:hanging="360"/>
+      </w:pPr>
+      <w:rPr>
+        <w:rFonts w:ascii="Wingdings" w:hAnsi="Wingdings" w:hint="default"/>
+        <w:sz w:val="20"/>
+      </w:rPr>
+    </w:lvl>
+    <w:lvl w:ilvl="8" w:tentative="1">
+      <w:start w:val="1"/>
+      <w:numFmt w:val="bullet"/>
+      <w:lvlText w:val=""/>
+      <w:lvlJc w:val="left"/>
+      <w:pPr>
+        <w:tabs>
+          <w:tab w:val="num" w:pos="6480"/>
+        </w:tabs>
+        <w:ind w:left="6480" w:hanging="360"/>
+      </w:pPr>
+      <w:rPr>
+        <w:rFonts w:ascii="Wingdings" w:hAnsi="Wingdings" w:hint="default"/>
+        <w:sz w:val="20"/>
+      </w:rPr>
+    </w:lvl>
+  </w:abstractNum>
+  <w:abstractNum w:abstractNumId="39" w15:restartNumberingAfterBreak="0">
+    <w:nsid w:val="6864010C"/>
+    <w:multiLevelType w:val="multilevel"/>
+    <w:tmpl w:val="9600078C"/>
+    <w:lvl w:ilvl="0">
+      <w:start w:val="1"/>
+      <w:numFmt w:val="bullet"/>
+      <w:lvlText w:val=""/>
+      <w:lvlJc w:val="left"/>
+      <w:pPr>
+        <w:tabs>
+          <w:tab w:val="num" w:pos="720"/>
+        </w:tabs>
+        <w:ind w:left="720" w:hanging="360"/>
+      </w:pPr>
+      <w:rPr>
+        <w:rFonts w:ascii="Symbol" w:hAnsi="Symbol" w:hint="default"/>
+        <w:sz w:val="20"/>
+      </w:rPr>
+    </w:lvl>
+    <w:lvl w:ilvl="1" w:tentative="1">
+      <w:start w:val="1"/>
+      <w:numFmt w:val="bullet"/>
+      <w:lvlText w:val="o"/>
+      <w:lvlJc w:val="left"/>
+      <w:pPr>
+        <w:tabs>
+          <w:tab w:val="num" w:pos="1440"/>
+        </w:tabs>
+        <w:ind w:left="1440" w:hanging="360"/>
+      </w:pPr>
+      <w:rPr>
+        <w:rFonts w:ascii="Courier New" w:hAnsi="Courier New" w:hint="default"/>
+        <w:sz w:val="20"/>
+      </w:rPr>
+    </w:lvl>
+    <w:lvl w:ilvl="2" w:tentative="1">
+      <w:start w:val="1"/>
+      <w:numFmt w:val="bullet"/>
+      <w:lvlText w:val=""/>
+      <w:lvlJc w:val="left"/>
+      <w:pPr>
+        <w:tabs>
+          <w:tab w:val="num" w:pos="2160"/>
+        </w:tabs>
+        <w:ind w:left="2160" w:hanging="360"/>
+      </w:pPr>
+      <w:rPr>
+        <w:rFonts w:ascii="Wingdings" w:hAnsi="Wingdings" w:hint="default"/>
+        <w:sz w:val="20"/>
+      </w:rPr>
+    </w:lvl>
+    <w:lvl w:ilvl="3" w:tentative="1">
+      <w:start w:val="1"/>
+      <w:numFmt w:val="bullet"/>
+      <w:lvlText w:val=""/>
+      <w:lvlJc w:val="left"/>
+      <w:pPr>
+        <w:tabs>
+          <w:tab w:val="num" w:pos="2880"/>
+        </w:tabs>
+        <w:ind w:left="2880" w:hanging="360"/>
+      </w:pPr>
+      <w:rPr>
+        <w:rFonts w:ascii="Wingdings" w:hAnsi="Wingdings" w:hint="default"/>
+        <w:sz w:val="20"/>
+      </w:rPr>
+    </w:lvl>
+    <w:lvl w:ilvl="4" w:tentative="1">
+      <w:start w:val="1"/>
+      <w:numFmt w:val="bullet"/>
+      <w:lvlText w:val=""/>
+      <w:lvlJc w:val="left"/>
+      <w:pPr>
+        <w:tabs>
+          <w:tab w:val="num" w:pos="3600"/>
+        </w:tabs>
+        <w:ind w:left="3600" w:hanging="360"/>
+      </w:pPr>
+      <w:rPr>
+        <w:rFonts w:ascii="Wingdings" w:hAnsi="Wingdings" w:hint="default"/>
+        <w:sz w:val="20"/>
+      </w:rPr>
+    </w:lvl>
+    <w:lvl w:ilvl="5" w:tentative="1">
+      <w:start w:val="1"/>
+      <w:numFmt w:val="bullet"/>
+      <w:lvlText w:val=""/>
+      <w:lvlJc w:val="left"/>
+      <w:pPr>
+        <w:tabs>
+          <w:tab w:val="num" w:pos="4320"/>
+        </w:tabs>
+        <w:ind w:left="4320" w:hanging="360"/>
+      </w:pPr>
+      <w:rPr>
+        <w:rFonts w:ascii="Wingdings" w:hAnsi="Wingdings" w:hint="default"/>
+        <w:sz w:val="20"/>
+      </w:rPr>
+    </w:lvl>
+    <w:lvl w:ilvl="6" w:tentative="1">
+      <w:start w:val="1"/>
+      <w:numFmt w:val="bullet"/>
+      <w:lvlText w:val=""/>
+      <w:lvlJc w:val="left"/>
+      <w:pPr>
+        <w:tabs>
+          <w:tab w:val="num" w:pos="5040"/>
+        </w:tabs>
+        <w:ind w:left="5040" w:hanging="360"/>
+      </w:pPr>
+      <w:rPr>
+        <w:rFonts w:ascii="Wingdings" w:hAnsi="Wingdings" w:hint="default"/>
+        <w:sz w:val="20"/>
+      </w:rPr>
+    </w:lvl>
+    <w:lvl w:ilvl="7" w:tentative="1">
+      <w:start w:val="1"/>
+      <w:numFmt w:val="bullet"/>
+      <w:lvlText w:val=""/>
+      <w:lvlJc w:val="left"/>
+      <w:pPr>
+        <w:tabs>
+          <w:tab w:val="num" w:pos="5760"/>
+        </w:tabs>
+        <w:ind w:left="5760" w:hanging="360"/>
+      </w:pPr>
+      <w:rPr>
+        <w:rFonts w:ascii="Wingdings" w:hAnsi="Wingdings" w:hint="default"/>
+        <w:sz w:val="20"/>
+      </w:rPr>
+    </w:lvl>
+    <w:lvl w:ilvl="8" w:tentative="1">
+      <w:start w:val="1"/>
+      <w:numFmt w:val="bullet"/>
+      <w:lvlText w:val=""/>
+      <w:lvlJc w:val="left"/>
+      <w:pPr>
+        <w:tabs>
+          <w:tab w:val="num" w:pos="6480"/>
+        </w:tabs>
+        <w:ind w:left="6480" w:hanging="360"/>
+      </w:pPr>
+      <w:rPr>
+        <w:rFonts w:ascii="Wingdings" w:hAnsi="Wingdings" w:hint="default"/>
+        <w:sz w:val="20"/>
+      </w:rPr>
+    </w:lvl>
+  </w:abstractNum>
+  <w:abstractNum w:abstractNumId="40" w15:restartNumberingAfterBreak="0">
+    <w:nsid w:val="6D7A2914"/>
+    <w:multiLevelType w:val="multilevel"/>
+    <w:tmpl w:val="2E62F3C0"/>
+    <w:lvl w:ilvl="0">
+      <w:start w:val="1"/>
+      <w:numFmt w:val="bullet"/>
+      <w:lvlText w:val=""/>
+      <w:lvlJc w:val="left"/>
+      <w:pPr>
+        <w:tabs>
+          <w:tab w:val="num" w:pos="720"/>
+        </w:tabs>
+        <w:ind w:left="720" w:hanging="360"/>
+      </w:pPr>
+      <w:rPr>
+        <w:rFonts w:ascii="Symbol" w:hAnsi="Symbol" w:hint="default"/>
+        <w:sz w:val="20"/>
+      </w:rPr>
+    </w:lvl>
+    <w:lvl w:ilvl="1" w:tentative="1">
+      <w:start w:val="1"/>
+      <w:numFmt w:val="bullet"/>
+      <w:lvlText w:val="o"/>
+      <w:lvlJc w:val="left"/>
+      <w:pPr>
+        <w:tabs>
+          <w:tab w:val="num" w:pos="1440"/>
+        </w:tabs>
+        <w:ind w:left="1440" w:hanging="360"/>
+      </w:pPr>
+      <w:rPr>
+        <w:rFonts w:ascii="Courier New" w:hAnsi="Courier New" w:hint="default"/>
+        <w:sz w:val="20"/>
+      </w:rPr>
+    </w:lvl>
+    <w:lvl w:ilvl="2" w:tentative="1">
+      <w:start w:val="1"/>
+      <w:numFmt w:val="bullet"/>
+      <w:lvlText w:val=""/>
+      <w:lvlJc w:val="left"/>
+      <w:pPr>
+        <w:tabs>
+          <w:tab w:val="num" w:pos="2160"/>
+        </w:tabs>
+        <w:ind w:left="2160" w:hanging="360"/>
+      </w:pPr>
+      <w:rPr>
+        <w:rFonts w:ascii="Wingdings" w:hAnsi="Wingdings" w:hint="default"/>
+        <w:sz w:val="20"/>
+      </w:rPr>
+    </w:lvl>
+    <w:lvl w:ilvl="3" w:tentative="1">
+      <w:start w:val="1"/>
+      <w:numFmt w:val="bullet"/>
+      <w:lvlText w:val=""/>
+      <w:lvlJc w:val="left"/>
+      <w:pPr>
+        <w:tabs>
+          <w:tab w:val="num" w:pos="2880"/>
+        </w:tabs>
+        <w:ind w:left="2880" w:hanging="360"/>
+      </w:pPr>
+      <w:rPr>
+        <w:rFonts w:ascii="Wingdings" w:hAnsi="Wingdings" w:hint="default"/>
+        <w:sz w:val="20"/>
+      </w:rPr>
+    </w:lvl>
+    <w:lvl w:ilvl="4" w:tentative="1">
+      <w:start w:val="1"/>
+      <w:numFmt w:val="bullet"/>
+      <w:lvlText w:val=""/>
+      <w:lvlJc w:val="left"/>
+      <w:pPr>
+        <w:tabs>
+          <w:tab w:val="num" w:pos="3600"/>
+        </w:tabs>
+        <w:ind w:left="3600" w:hanging="360"/>
+      </w:pPr>
+      <w:rPr>
+        <w:rFonts w:ascii="Wingdings" w:hAnsi="Wingdings" w:hint="default"/>
+        <w:sz w:val="20"/>
+      </w:rPr>
+    </w:lvl>
+    <w:lvl w:ilvl="5" w:tentative="1">
+      <w:start w:val="1"/>
+      <w:numFmt w:val="bullet"/>
+      <w:lvlText w:val=""/>
+      <w:lvlJc w:val="left"/>
+      <w:pPr>
+        <w:tabs>
+          <w:tab w:val="num" w:pos="4320"/>
+        </w:tabs>
+        <w:ind w:left="4320" w:hanging="360"/>
+      </w:pPr>
+      <w:rPr>
+        <w:rFonts w:ascii="Wingdings" w:hAnsi="Wingdings" w:hint="default"/>
+        <w:sz w:val="20"/>
+      </w:rPr>
+    </w:lvl>
+    <w:lvl w:ilvl="6" w:tentative="1">
+      <w:start w:val="1"/>
+      <w:numFmt w:val="bullet"/>
+      <w:lvlText w:val=""/>
+      <w:lvlJc w:val="left"/>
+      <w:pPr>
+        <w:tabs>
+          <w:tab w:val="num" w:pos="5040"/>
+        </w:tabs>
+        <w:ind w:left="5040" w:hanging="360"/>
+      </w:pPr>
+      <w:rPr>
+        <w:rFonts w:ascii="Wingdings" w:hAnsi="Wingdings" w:hint="default"/>
+        <w:sz w:val="20"/>
+      </w:rPr>
+    </w:lvl>
+    <w:lvl w:ilvl="7" w:tentative="1">
+      <w:start w:val="1"/>
+      <w:numFmt w:val="bullet"/>
+      <w:lvlText w:val=""/>
+      <w:lvlJc w:val="left"/>
+      <w:pPr>
+        <w:tabs>
+          <w:tab w:val="num" w:pos="5760"/>
+        </w:tabs>
+        <w:ind w:left="5760" w:hanging="360"/>
+      </w:pPr>
+      <w:rPr>
+        <w:rFonts w:ascii="Wingdings" w:hAnsi="Wingdings" w:hint="default"/>
+        <w:sz w:val="20"/>
+      </w:rPr>
+    </w:lvl>
+    <w:lvl w:ilvl="8" w:tentative="1">
+      <w:start w:val="1"/>
+      <w:numFmt w:val="bullet"/>
+      <w:lvlText w:val=""/>
+      <w:lvlJc w:val="left"/>
+      <w:pPr>
+        <w:tabs>
+          <w:tab w:val="num" w:pos="6480"/>
+        </w:tabs>
+        <w:ind w:left="6480" w:hanging="360"/>
+      </w:pPr>
+      <w:rPr>
+        <w:rFonts w:ascii="Wingdings" w:hAnsi="Wingdings" w:hint="default"/>
+        <w:sz w:val="20"/>
+      </w:rPr>
+    </w:lvl>
+  </w:abstractNum>
+  <w:abstractNum w:abstractNumId="41" w15:restartNumberingAfterBreak="0">
     <w:nsid w:val="71B17258"/>
     <w:multiLevelType w:val="multilevel"/>
     <w:tmpl w:val="E1E2308A"/>
@@ -8773,7 +14496,156 @@
       </w:rPr>
     </w:lvl>
   </w:abstractNum>
-  <w:abstractNum w:abstractNumId="23" w15:restartNumberingAfterBreak="0">
+  <w:abstractNum w:abstractNumId="42" w15:restartNumberingAfterBreak="0">
+    <w:nsid w:val="71B628D3"/>
+    <w:multiLevelType w:val="multilevel"/>
+    <w:tmpl w:val="E35A8C48"/>
+    <w:lvl w:ilvl="0">
+      <w:start w:val="1"/>
+      <w:numFmt w:val="bullet"/>
+      <w:lvlText w:val=""/>
+      <w:lvlJc w:val="left"/>
+      <w:pPr>
+        <w:tabs>
+          <w:tab w:val="num" w:pos="720"/>
+        </w:tabs>
+        <w:ind w:left="720" w:hanging="360"/>
+      </w:pPr>
+      <w:rPr>
+        <w:rFonts w:ascii="Symbol" w:hAnsi="Symbol" w:hint="default"/>
+        <w:sz w:val="20"/>
+      </w:rPr>
+    </w:lvl>
+    <w:lvl w:ilvl="1" w:tentative="1">
+      <w:start w:val="1"/>
+      <w:numFmt w:val="bullet"/>
+      <w:lvlText w:val="o"/>
+      <w:lvlJc w:val="left"/>
+      <w:pPr>
+        <w:tabs>
+          <w:tab w:val="num" w:pos="1440"/>
+        </w:tabs>
+        <w:ind w:left="1440" w:hanging="360"/>
+      </w:pPr>
+      <w:rPr>
+        <w:rFonts w:ascii="Courier New" w:hAnsi="Courier New" w:hint="default"/>
+        <w:sz w:val="20"/>
+      </w:rPr>
+    </w:lvl>
+    <w:lvl w:ilvl="2" w:tentative="1">
+      <w:start w:val="1"/>
+      <w:numFmt w:val="bullet"/>
+      <w:lvlText w:val=""/>
+      <w:lvlJc w:val="left"/>
+      <w:pPr>
+        <w:tabs>
+          <w:tab w:val="num" w:pos="2160"/>
+        </w:tabs>
+        <w:ind w:left="2160" w:hanging="360"/>
+      </w:pPr>
+      <w:rPr>
+        <w:rFonts w:ascii="Wingdings" w:hAnsi="Wingdings" w:hint="default"/>
+        <w:sz w:val="20"/>
+      </w:rPr>
+    </w:lvl>
+    <w:lvl w:ilvl="3" w:tentative="1">
+      <w:start w:val="1"/>
+      <w:numFmt w:val="bullet"/>
+      <w:lvlText w:val=""/>
+      <w:lvlJc w:val="left"/>
+      <w:pPr>
+        <w:tabs>
+          <w:tab w:val="num" w:pos="2880"/>
+        </w:tabs>
+        <w:ind w:left="2880" w:hanging="360"/>
+      </w:pPr>
+      <w:rPr>
+        <w:rFonts w:ascii="Wingdings" w:hAnsi="Wingdings" w:hint="default"/>
+        <w:sz w:val="20"/>
+      </w:rPr>
+    </w:lvl>
+    <w:lvl w:ilvl="4" w:tentative="1">
+      <w:start w:val="1"/>
+      <w:numFmt w:val="bullet"/>
+      <w:lvlText w:val=""/>
+      <w:lvlJc w:val="left"/>
+      <w:pPr>
+        <w:tabs>
+          <w:tab w:val="num" w:pos="3600"/>
+        </w:tabs>
+        <w:ind w:left="3600" w:hanging="360"/>
+      </w:pPr>
+      <w:rPr>
+        <w:rFonts w:ascii="Wingdings" w:hAnsi="Wingdings" w:hint="default"/>
+        <w:sz w:val="20"/>
+      </w:rPr>
+    </w:lvl>
+    <w:lvl w:ilvl="5" w:tentative="1">
+      <w:start w:val="1"/>
+      <w:numFmt w:val="bullet"/>
+      <w:lvlText w:val=""/>
+      <w:lvlJc w:val="left"/>
+      <w:pPr>
+        <w:tabs>
+          <w:tab w:val="num" w:pos="4320"/>
+        </w:tabs>
+        <w:ind w:left="4320" w:hanging="360"/>
+      </w:pPr>
+      <w:rPr>
+        <w:rFonts w:ascii="Wingdings" w:hAnsi="Wingdings" w:hint="default"/>
+        <w:sz w:val="20"/>
+      </w:rPr>
+    </w:lvl>
+    <w:lvl w:ilvl="6" w:tentative="1">
+      <w:start w:val="1"/>
+      <w:numFmt w:val="bullet"/>
+      <w:lvlText w:val=""/>
+      <w:lvlJc w:val="left"/>
+      <w:pPr>
+        <w:tabs>
+          <w:tab w:val="num" w:pos="5040"/>
+        </w:tabs>
+        <w:ind w:left="5040" w:hanging="360"/>
+      </w:pPr>
+      <w:rPr>
+        <w:rFonts w:ascii="Wingdings" w:hAnsi="Wingdings" w:hint="default"/>
+        <w:sz w:val="20"/>
+      </w:rPr>
+    </w:lvl>
+    <w:lvl w:ilvl="7" w:tentative="1">
+      <w:start w:val="1"/>
+      <w:numFmt w:val="bullet"/>
+      <w:lvlText w:val=""/>
+      <w:lvlJc w:val="left"/>
+      <w:pPr>
+        <w:tabs>
+          <w:tab w:val="num" w:pos="5760"/>
+        </w:tabs>
+        <w:ind w:left="5760" w:hanging="360"/>
+      </w:pPr>
+      <w:rPr>
+        <w:rFonts w:ascii="Wingdings" w:hAnsi="Wingdings" w:hint="default"/>
+        <w:sz w:val="20"/>
+      </w:rPr>
+    </w:lvl>
+    <w:lvl w:ilvl="8" w:tentative="1">
+      <w:start w:val="1"/>
+      <w:numFmt w:val="bullet"/>
+      <w:lvlText w:val=""/>
+      <w:lvlJc w:val="left"/>
+      <w:pPr>
+        <w:tabs>
+          <w:tab w:val="num" w:pos="6480"/>
+        </w:tabs>
+        <w:ind w:left="6480" w:hanging="360"/>
+      </w:pPr>
+      <w:rPr>
+        <w:rFonts w:ascii="Wingdings" w:hAnsi="Wingdings" w:hint="default"/>
+        <w:sz w:val="20"/>
+      </w:rPr>
+    </w:lvl>
+  </w:abstractNum>
+  <w:abstractNum w:abstractNumId="43" w15:restartNumberingAfterBreak="0">
     <w:nsid w:val="74176665"/>
     <w:multiLevelType w:val="hybridMultilevel"/>
     <w:tmpl w:val="A6082046"/>
@@ -8862,7 +14734,305 @@
       </w:pPr>
     </w:lvl>
   </w:abstractNum>
-  <w:abstractNum w:abstractNumId="24" w15:restartNumberingAfterBreak="0">
+  <w:abstractNum w:abstractNumId="44" w15:restartNumberingAfterBreak="0">
+    <w:nsid w:val="774908DD"/>
+    <w:multiLevelType w:val="multilevel"/>
+    <w:tmpl w:val="5DA4CD60"/>
+    <w:lvl w:ilvl="0">
+      <w:start w:val="1"/>
+      <w:numFmt w:val="bullet"/>
+      <w:lvlText w:val=""/>
+      <w:lvlJc w:val="left"/>
+      <w:pPr>
+        <w:tabs>
+          <w:tab w:val="num" w:pos="720"/>
+        </w:tabs>
+        <w:ind w:left="720" w:hanging="360"/>
+      </w:pPr>
+      <w:rPr>
+        <w:rFonts w:ascii="Symbol" w:hAnsi="Symbol" w:hint="default"/>
+        <w:sz w:val="20"/>
+      </w:rPr>
+    </w:lvl>
+    <w:lvl w:ilvl="1" w:tentative="1">
+      <w:start w:val="1"/>
+      <w:numFmt w:val="bullet"/>
+      <w:lvlText w:val="o"/>
+      <w:lvlJc w:val="left"/>
+      <w:pPr>
+        <w:tabs>
+          <w:tab w:val="num" w:pos="1440"/>
+        </w:tabs>
+        <w:ind w:left="1440" w:hanging="360"/>
+      </w:pPr>
+      <w:rPr>
+        <w:rFonts w:ascii="Courier New" w:hAnsi="Courier New" w:hint="default"/>
+        <w:sz w:val="20"/>
+      </w:rPr>
+    </w:lvl>
+    <w:lvl w:ilvl="2" w:tentative="1">
+      <w:start w:val="1"/>
+      <w:numFmt w:val="bullet"/>
+      <w:lvlText w:val=""/>
+      <w:lvlJc w:val="left"/>
+      <w:pPr>
+        <w:tabs>
+          <w:tab w:val="num" w:pos="2160"/>
+        </w:tabs>
+        <w:ind w:left="2160" w:hanging="360"/>
+      </w:pPr>
+      <w:rPr>
+        <w:rFonts w:ascii="Wingdings" w:hAnsi="Wingdings" w:hint="default"/>
+        <w:sz w:val="20"/>
+      </w:rPr>
+    </w:lvl>
+    <w:lvl w:ilvl="3" w:tentative="1">
+      <w:start w:val="1"/>
+      <w:numFmt w:val="bullet"/>
+      <w:lvlText w:val=""/>
+      <w:lvlJc w:val="left"/>
+      <w:pPr>
+        <w:tabs>
+          <w:tab w:val="num" w:pos="2880"/>
+        </w:tabs>
+        <w:ind w:left="2880" w:hanging="360"/>
+      </w:pPr>
+      <w:rPr>
+        <w:rFonts w:ascii="Wingdings" w:hAnsi="Wingdings" w:hint="default"/>
+        <w:sz w:val="20"/>
+      </w:rPr>
+    </w:lvl>
+    <w:lvl w:ilvl="4" w:tentative="1">
+      <w:start w:val="1"/>
+      <w:numFmt w:val="bullet"/>
+      <w:lvlText w:val=""/>
+      <w:lvlJc w:val="left"/>
+      <w:pPr>
+        <w:tabs>
+          <w:tab w:val="num" w:pos="3600"/>
+        </w:tabs>
+        <w:ind w:left="3600" w:hanging="360"/>
+      </w:pPr>
+      <w:rPr>
+        <w:rFonts w:ascii="Wingdings" w:hAnsi="Wingdings" w:hint="default"/>
+        <w:sz w:val="20"/>
+      </w:rPr>
+    </w:lvl>
+    <w:lvl w:ilvl="5" w:tentative="1">
+      <w:start w:val="1"/>
+      <w:numFmt w:val="bullet"/>
+      <w:lvlText w:val=""/>
+      <w:lvlJc w:val="left"/>
+      <w:pPr>
+        <w:tabs>
+          <w:tab w:val="num" w:pos="4320"/>
+        </w:tabs>
+        <w:ind w:left="4320" w:hanging="360"/>
+      </w:pPr>
+      <w:rPr>
+        <w:rFonts w:ascii="Wingdings" w:hAnsi="Wingdings" w:hint="default"/>
+        <w:sz w:val="20"/>
+      </w:rPr>
+    </w:lvl>
+    <w:lvl w:ilvl="6" w:tentative="1">
+      <w:start w:val="1"/>
+      <w:numFmt w:val="bullet"/>
+      <w:lvlText w:val=""/>
+      <w:lvlJc w:val="left"/>
+      <w:pPr>
+        <w:tabs>
+          <w:tab w:val="num" w:pos="5040"/>
+        </w:tabs>
+        <w:ind w:left="5040" w:hanging="360"/>
+      </w:pPr>
+      <w:rPr>
+        <w:rFonts w:ascii="Wingdings" w:hAnsi="Wingdings" w:hint="default"/>
+        <w:sz w:val="20"/>
+      </w:rPr>
+    </w:lvl>
+    <w:lvl w:ilvl="7" w:tentative="1">
+      <w:start w:val="1"/>
+      <w:numFmt w:val="bullet"/>
+      <w:lvlText w:val=""/>
+      <w:lvlJc w:val="left"/>
+      <w:pPr>
+        <w:tabs>
+          <w:tab w:val="num" w:pos="5760"/>
+        </w:tabs>
+        <w:ind w:left="5760" w:hanging="360"/>
+      </w:pPr>
+      <w:rPr>
+        <w:rFonts w:ascii="Wingdings" w:hAnsi="Wingdings" w:hint="default"/>
+        <w:sz w:val="20"/>
+      </w:rPr>
+    </w:lvl>
+    <w:lvl w:ilvl="8" w:tentative="1">
+      <w:start w:val="1"/>
+      <w:numFmt w:val="bullet"/>
+      <w:lvlText w:val=""/>
+      <w:lvlJc w:val="left"/>
+      <w:pPr>
+        <w:tabs>
+          <w:tab w:val="num" w:pos="6480"/>
+        </w:tabs>
+        <w:ind w:left="6480" w:hanging="360"/>
+      </w:pPr>
+      <w:rPr>
+        <w:rFonts w:ascii="Wingdings" w:hAnsi="Wingdings" w:hint="default"/>
+        <w:sz w:val="20"/>
+      </w:rPr>
+    </w:lvl>
+  </w:abstractNum>
+  <w:abstractNum w:abstractNumId="45" w15:restartNumberingAfterBreak="0">
+    <w:nsid w:val="7CD002E6"/>
+    <w:multiLevelType w:val="multilevel"/>
+    <w:tmpl w:val="D6A8AD5E"/>
+    <w:lvl w:ilvl="0">
+      <w:start w:val="1"/>
+      <w:numFmt w:val="bullet"/>
+      <w:lvlText w:val=""/>
+      <w:lvlJc w:val="left"/>
+      <w:pPr>
+        <w:tabs>
+          <w:tab w:val="num" w:pos="720"/>
+        </w:tabs>
+        <w:ind w:left="720" w:hanging="360"/>
+      </w:pPr>
+      <w:rPr>
+        <w:rFonts w:ascii="Symbol" w:hAnsi="Symbol" w:hint="default"/>
+        <w:sz w:val="20"/>
+      </w:rPr>
+    </w:lvl>
+    <w:lvl w:ilvl="1" w:tentative="1">
+      <w:start w:val="1"/>
+      <w:numFmt w:val="bullet"/>
+      <w:lvlText w:val="o"/>
+      <w:lvlJc w:val="left"/>
+      <w:pPr>
+        <w:tabs>
+          <w:tab w:val="num" w:pos="1440"/>
+        </w:tabs>
+        <w:ind w:left="1440" w:hanging="360"/>
+      </w:pPr>
+      <w:rPr>
+        <w:rFonts w:ascii="Courier New" w:hAnsi="Courier New" w:hint="default"/>
+        <w:sz w:val="20"/>
+      </w:rPr>
+    </w:lvl>
+    <w:lvl w:ilvl="2" w:tentative="1">
+      <w:start w:val="1"/>
+      <w:numFmt w:val="bullet"/>
+      <w:lvlText w:val=""/>
+      <w:lvlJc w:val="left"/>
+      <w:pPr>
+        <w:tabs>
+          <w:tab w:val="num" w:pos="2160"/>
+        </w:tabs>
+        <w:ind w:left="2160" w:hanging="360"/>
+      </w:pPr>
+      <w:rPr>
+        <w:rFonts w:ascii="Wingdings" w:hAnsi="Wingdings" w:hint="default"/>
+        <w:sz w:val="20"/>
+      </w:rPr>
+    </w:lvl>
+    <w:lvl w:ilvl="3" w:tentative="1">
+      <w:start w:val="1"/>
+      <w:numFmt w:val="bullet"/>
+      <w:lvlText w:val=""/>
+      <w:lvlJc w:val="left"/>
+      <w:pPr>
+        <w:tabs>
+          <w:tab w:val="num" w:pos="2880"/>
+        </w:tabs>
+        <w:ind w:left="2880" w:hanging="360"/>
+      </w:pPr>
+      <w:rPr>
+        <w:rFonts w:ascii="Wingdings" w:hAnsi="Wingdings" w:hint="default"/>
+        <w:sz w:val="20"/>
+      </w:rPr>
+    </w:lvl>
+    <w:lvl w:ilvl="4" w:tentative="1">
+      <w:start w:val="1"/>
+      <w:numFmt w:val="bullet"/>
+      <w:lvlText w:val=""/>
+      <w:lvlJc w:val="left"/>
+      <w:pPr>
+        <w:tabs>
+          <w:tab w:val="num" w:pos="3600"/>
+        </w:tabs>
+        <w:ind w:left="3600" w:hanging="360"/>
+      </w:pPr>
+      <w:rPr>
+        <w:rFonts w:ascii="Wingdings" w:hAnsi="Wingdings" w:hint="default"/>
+        <w:sz w:val="20"/>
+      </w:rPr>
+    </w:lvl>
+    <w:lvl w:ilvl="5" w:tentative="1">
+      <w:start w:val="1"/>
+      <w:numFmt w:val="bullet"/>
+      <w:lvlText w:val=""/>
+      <w:lvlJc w:val="left"/>
+      <w:pPr>
+        <w:tabs>
+          <w:tab w:val="num" w:pos="4320"/>
+        </w:tabs>
+        <w:ind w:left="4320" w:hanging="360"/>
+      </w:pPr>
+      <w:rPr>
+        <w:rFonts w:ascii="Wingdings" w:hAnsi="Wingdings" w:hint="default"/>
+        <w:sz w:val="20"/>
+      </w:rPr>
+    </w:lvl>
+    <w:lvl w:ilvl="6" w:tentative="1">
+      <w:start w:val="1"/>
+      <w:numFmt w:val="bullet"/>
+      <w:lvlText w:val=""/>
+      <w:lvlJc w:val="left"/>
+      <w:pPr>
+        <w:tabs>
+          <w:tab w:val="num" w:pos="5040"/>
+        </w:tabs>
+        <w:ind w:left="5040" w:hanging="360"/>
+      </w:pPr>
+      <w:rPr>
+        <w:rFonts w:ascii="Wingdings" w:hAnsi="Wingdings" w:hint="default"/>
+        <w:sz w:val="20"/>
+      </w:rPr>
+    </w:lvl>
+    <w:lvl w:ilvl="7" w:tentative="1">
+      <w:start w:val="1"/>
+      <w:numFmt w:val="bullet"/>
+      <w:lvlText w:val=""/>
+      <w:lvlJc w:val="left"/>
+      <w:pPr>
+        <w:tabs>
+          <w:tab w:val="num" w:pos="5760"/>
+        </w:tabs>
+        <w:ind w:left="5760" w:hanging="360"/>
+      </w:pPr>
+      <w:rPr>
+        <w:rFonts w:ascii="Wingdings" w:hAnsi="Wingdings" w:hint="default"/>
+        <w:sz w:val="20"/>
+      </w:rPr>
+    </w:lvl>
+    <w:lvl w:ilvl="8" w:tentative="1">
+      <w:start w:val="1"/>
+      <w:numFmt w:val="bullet"/>
+      <w:lvlText w:val=""/>
+      <w:lvlJc w:val="left"/>
+      <w:pPr>
+        <w:tabs>
+          <w:tab w:val="num" w:pos="6480"/>
+        </w:tabs>
+        <w:ind w:left="6480" w:hanging="360"/>
+      </w:pPr>
+      <w:rPr>
+        <w:rFonts w:ascii="Wingdings" w:hAnsi="Wingdings" w:hint="default"/>
+        <w:sz w:val="20"/>
+      </w:rPr>
+    </w:lvl>
+  </w:abstractNum>
+  <w:abstractNum w:abstractNumId="46" w15:restartNumberingAfterBreak="0">
     <w:nsid w:val="7D3D62AD"/>
     <w:multiLevelType w:val="multilevel"/>
     <w:tmpl w:val="B1BCF104"/>
@@ -9011,80 +15181,298 @@
       </w:rPr>
     </w:lvl>
   </w:abstractNum>
+  <w:abstractNum w:abstractNumId="47" w15:restartNumberingAfterBreak="0">
+    <w:nsid w:val="7EA8573F"/>
+    <w:multiLevelType w:val="multilevel"/>
+    <w:tmpl w:val="C1EE3F8C"/>
+    <w:lvl w:ilvl="0">
+      <w:start w:val="1"/>
+      <w:numFmt w:val="bullet"/>
+      <w:lvlText w:val=""/>
+      <w:lvlJc w:val="left"/>
+      <w:pPr>
+        <w:tabs>
+          <w:tab w:val="num" w:pos="720"/>
+        </w:tabs>
+        <w:ind w:left="720" w:hanging="360"/>
+      </w:pPr>
+      <w:rPr>
+        <w:rFonts w:ascii="Symbol" w:hAnsi="Symbol" w:hint="default"/>
+        <w:sz w:val="20"/>
+      </w:rPr>
+    </w:lvl>
+    <w:lvl w:ilvl="1" w:tentative="1">
+      <w:start w:val="1"/>
+      <w:numFmt w:val="bullet"/>
+      <w:lvlText w:val="o"/>
+      <w:lvlJc w:val="left"/>
+      <w:pPr>
+        <w:tabs>
+          <w:tab w:val="num" w:pos="1440"/>
+        </w:tabs>
+        <w:ind w:left="1440" w:hanging="360"/>
+      </w:pPr>
+      <w:rPr>
+        <w:rFonts w:ascii="Courier New" w:hAnsi="Courier New" w:hint="default"/>
+        <w:sz w:val="20"/>
+      </w:rPr>
+    </w:lvl>
+    <w:lvl w:ilvl="2" w:tentative="1">
+      <w:start w:val="1"/>
+      <w:numFmt w:val="bullet"/>
+      <w:lvlText w:val=""/>
+      <w:lvlJc w:val="left"/>
+      <w:pPr>
+        <w:tabs>
+          <w:tab w:val="num" w:pos="2160"/>
+        </w:tabs>
+        <w:ind w:left="2160" w:hanging="360"/>
+      </w:pPr>
+      <w:rPr>
+        <w:rFonts w:ascii="Wingdings" w:hAnsi="Wingdings" w:hint="default"/>
+        <w:sz w:val="20"/>
+      </w:rPr>
+    </w:lvl>
+    <w:lvl w:ilvl="3" w:tentative="1">
+      <w:start w:val="1"/>
+      <w:numFmt w:val="bullet"/>
+      <w:lvlText w:val=""/>
+      <w:lvlJc w:val="left"/>
+      <w:pPr>
+        <w:tabs>
+          <w:tab w:val="num" w:pos="2880"/>
+        </w:tabs>
+        <w:ind w:left="2880" w:hanging="360"/>
+      </w:pPr>
+      <w:rPr>
+        <w:rFonts w:ascii="Wingdings" w:hAnsi="Wingdings" w:hint="default"/>
+        <w:sz w:val="20"/>
+      </w:rPr>
+    </w:lvl>
+    <w:lvl w:ilvl="4" w:tentative="1">
+      <w:start w:val="1"/>
+      <w:numFmt w:val="bullet"/>
+      <w:lvlText w:val=""/>
+      <w:lvlJc w:val="left"/>
+      <w:pPr>
+        <w:tabs>
+          <w:tab w:val="num" w:pos="3600"/>
+        </w:tabs>
+        <w:ind w:left="3600" w:hanging="360"/>
+      </w:pPr>
+      <w:rPr>
+        <w:rFonts w:ascii="Wingdings" w:hAnsi="Wingdings" w:hint="default"/>
+        <w:sz w:val="20"/>
+      </w:rPr>
+    </w:lvl>
+    <w:lvl w:ilvl="5" w:tentative="1">
+      <w:start w:val="1"/>
+      <w:numFmt w:val="bullet"/>
+      <w:lvlText w:val=""/>
+      <w:lvlJc w:val="left"/>
+      <w:pPr>
+        <w:tabs>
+          <w:tab w:val="num" w:pos="4320"/>
+        </w:tabs>
+        <w:ind w:left="4320" w:hanging="360"/>
+      </w:pPr>
+      <w:rPr>
+        <w:rFonts w:ascii="Wingdings" w:hAnsi="Wingdings" w:hint="default"/>
+        <w:sz w:val="20"/>
+      </w:rPr>
+    </w:lvl>
+    <w:lvl w:ilvl="6" w:tentative="1">
+      <w:start w:val="1"/>
+      <w:numFmt w:val="bullet"/>
+      <w:lvlText w:val=""/>
+      <w:lvlJc w:val="left"/>
+      <w:pPr>
+        <w:tabs>
+          <w:tab w:val="num" w:pos="5040"/>
+        </w:tabs>
+        <w:ind w:left="5040" w:hanging="360"/>
+      </w:pPr>
+      <w:rPr>
+        <w:rFonts w:ascii="Wingdings" w:hAnsi="Wingdings" w:hint="default"/>
+        <w:sz w:val="20"/>
+      </w:rPr>
+    </w:lvl>
+    <w:lvl w:ilvl="7" w:tentative="1">
+      <w:start w:val="1"/>
+      <w:numFmt w:val="bullet"/>
+      <w:lvlText w:val=""/>
+      <w:lvlJc w:val="left"/>
+      <w:pPr>
+        <w:tabs>
+          <w:tab w:val="num" w:pos="5760"/>
+        </w:tabs>
+        <w:ind w:left="5760" w:hanging="360"/>
+      </w:pPr>
+      <w:rPr>
+        <w:rFonts w:ascii="Wingdings" w:hAnsi="Wingdings" w:hint="default"/>
+        <w:sz w:val="20"/>
+      </w:rPr>
+    </w:lvl>
+    <w:lvl w:ilvl="8" w:tentative="1">
+      <w:start w:val="1"/>
+      <w:numFmt w:val="bullet"/>
+      <w:lvlText w:val=""/>
+      <w:lvlJc w:val="left"/>
+      <w:pPr>
+        <w:tabs>
+          <w:tab w:val="num" w:pos="6480"/>
+        </w:tabs>
+        <w:ind w:left="6480" w:hanging="360"/>
+      </w:pPr>
+      <w:rPr>
+        <w:rFonts w:ascii="Wingdings" w:hAnsi="Wingdings" w:hint="default"/>
+        <w:sz w:val="20"/>
+      </w:rPr>
+    </w:lvl>
+  </w:abstractNum>
   <w:num w:numId="1" w16cid:durableId="835536084">
-    <w:abstractNumId w:val="22"/>
+    <w:abstractNumId w:val="41"/>
   </w:num>
   <w:num w:numId="2" w16cid:durableId="702678383">
-    <w:abstractNumId w:val="15"/>
+    <w:abstractNumId w:val="29"/>
   </w:num>
   <w:num w:numId="3" w16cid:durableId="209804628">
-    <w:abstractNumId w:val="8"/>
+    <w:abstractNumId w:val="17"/>
   </w:num>
   <w:num w:numId="4" w16cid:durableId="976451783">
-    <w:abstractNumId w:val="7"/>
+    <w:abstractNumId w:val="12"/>
   </w:num>
   <w:num w:numId="5" w16cid:durableId="1861234197">
-    <w:abstractNumId w:val="13"/>
+    <w:abstractNumId w:val="26"/>
   </w:num>
   <w:num w:numId="6" w16cid:durableId="118650618">
-    <w:abstractNumId w:val="4"/>
+    <w:abstractNumId w:val="6"/>
   </w:num>
   <w:num w:numId="7" w16cid:durableId="910044524">
-    <w:abstractNumId w:val="3"/>
+    <w:abstractNumId w:val="5"/>
   </w:num>
   <w:num w:numId="8" w16cid:durableId="1608851425">
-    <w:abstractNumId w:val="9"/>
+    <w:abstractNumId w:val="19"/>
   </w:num>
   <w:num w:numId="9" w16cid:durableId="1377268012">
-    <w:abstractNumId w:val="10"/>
+    <w:abstractNumId w:val="22"/>
   </w:num>
   <w:num w:numId="10" w16cid:durableId="1961185691">
     <w:abstractNumId w:val="0"/>
   </w:num>
   <w:num w:numId="11" w16cid:durableId="1859929125">
-    <w:abstractNumId w:val="11"/>
+    <w:abstractNumId w:val="23"/>
   </w:num>
   <w:num w:numId="12" w16cid:durableId="1712339484">
-    <w:abstractNumId w:val="6"/>
+    <w:abstractNumId w:val="9"/>
   </w:num>
   <w:num w:numId="13" w16cid:durableId="2018802262">
-    <w:abstractNumId w:val="24"/>
+    <w:abstractNumId w:val="46"/>
   </w:num>
   <w:num w:numId="14" w16cid:durableId="176964887">
-    <w:abstractNumId w:val="19"/>
+    <w:abstractNumId w:val="33"/>
   </w:num>
   <w:num w:numId="15" w16cid:durableId="859507665">
-    <w:abstractNumId w:val="18"/>
+    <w:abstractNumId w:val="32"/>
   </w:num>
   <w:num w:numId="16" w16cid:durableId="783116859">
-    <w:abstractNumId w:val="5"/>
+    <w:abstractNumId w:val="8"/>
   </w:num>
   <w:num w:numId="17" w16cid:durableId="822739102">
-    <w:abstractNumId w:val="17"/>
+    <w:abstractNumId w:val="31"/>
   </w:num>
   <w:num w:numId="18" w16cid:durableId="1261599268">
-    <w:abstractNumId w:val="2"/>
+    <w:abstractNumId w:val="3"/>
   </w:num>
   <w:num w:numId="19" w16cid:durableId="1239754006">
-    <w:abstractNumId w:val="16"/>
+    <w:abstractNumId w:val="30"/>
   </w:num>
   <w:num w:numId="20" w16cid:durableId="1283880794">
-    <w:abstractNumId w:val="14"/>
+    <w:abstractNumId w:val="28"/>
   </w:num>
   <w:num w:numId="21" w16cid:durableId="179241702">
-    <w:abstractNumId w:val="23"/>
+    <w:abstractNumId w:val="43"/>
   </w:num>
   <w:num w:numId="22" w16cid:durableId="261231338">
-    <w:abstractNumId w:val="20"/>
+    <w:abstractNumId w:val="35"/>
   </w:num>
   <w:num w:numId="23" w16cid:durableId="1500924146">
-    <w:abstractNumId w:val="12"/>
+    <w:abstractNumId w:val="25"/>
   </w:num>
   <w:num w:numId="24" w16cid:durableId="1590196476">
     <w:abstractNumId w:val="1"/>
   </w:num>
   <w:num w:numId="25" w16cid:durableId="1521235323">
+    <w:abstractNumId w:val="37"/>
+  </w:num>
+  <w:num w:numId="26" w16cid:durableId="1046635549">
+    <w:abstractNumId w:val="34"/>
+  </w:num>
+  <w:num w:numId="27" w16cid:durableId="629552028">
+    <w:abstractNumId w:val="47"/>
+  </w:num>
+  <w:num w:numId="28" w16cid:durableId="87310376">
+    <w:abstractNumId w:val="14"/>
+  </w:num>
+  <w:num w:numId="29" w16cid:durableId="310863849">
+    <w:abstractNumId w:val="42"/>
+  </w:num>
+  <w:num w:numId="30" w16cid:durableId="184177658">
+    <w:abstractNumId w:val="15"/>
+  </w:num>
+  <w:num w:numId="31" w16cid:durableId="1750467305">
+    <w:abstractNumId w:val="40"/>
+  </w:num>
+  <w:num w:numId="32" w16cid:durableId="1678993864">
+    <w:abstractNumId w:val="27"/>
+  </w:num>
+  <w:num w:numId="33" w16cid:durableId="1861777963">
+    <w:abstractNumId w:val="36"/>
+  </w:num>
+  <w:num w:numId="34" w16cid:durableId="655915583">
+    <w:abstractNumId w:val="7"/>
+  </w:num>
+  <w:num w:numId="35" w16cid:durableId="1413700154">
+    <w:abstractNumId w:val="4"/>
+  </w:num>
+  <w:num w:numId="36" w16cid:durableId="1923488501">
+    <w:abstractNumId w:val="16"/>
+  </w:num>
+  <w:num w:numId="37" w16cid:durableId="629408045">
+    <w:abstractNumId w:val="38"/>
+  </w:num>
+  <w:num w:numId="38" w16cid:durableId="1507012844">
+    <w:abstractNumId w:val="24"/>
+  </w:num>
+  <w:num w:numId="39" w16cid:durableId="1906380091">
+    <w:abstractNumId w:val="10"/>
+  </w:num>
+  <w:num w:numId="40" w16cid:durableId="235287499">
     <w:abstractNumId w:val="21"/>
+  </w:num>
+  <w:num w:numId="41" w16cid:durableId="383529453">
+    <w:abstractNumId w:val="18"/>
+  </w:num>
+  <w:num w:numId="42" w16cid:durableId="2044941031">
+    <w:abstractNumId w:val="13"/>
+  </w:num>
+  <w:num w:numId="43" w16cid:durableId="1712653314">
+    <w:abstractNumId w:val="11"/>
+  </w:num>
+  <w:num w:numId="44" w16cid:durableId="1216820920">
+    <w:abstractNumId w:val="44"/>
+  </w:num>
+  <w:num w:numId="45" w16cid:durableId="959258808">
+    <w:abstractNumId w:val="45"/>
+  </w:num>
+  <w:num w:numId="46" w16cid:durableId="1725719843">
+    <w:abstractNumId w:val="39"/>
+  </w:num>
+  <w:num w:numId="47" w16cid:durableId="1190221686">
+    <w:abstractNumId w:val="20"/>
+  </w:num>
+  <w:num w:numId="48" w16cid:durableId="1849177513">
+    <w:abstractNumId w:val="2"/>
   </w:num>
 </w:numbering>
 </file>
@@ -9489,7 +15877,7 @@
   <w:style w:type="paragraph" w:default="1" w:styleId="Normal">
     <w:name w:val="Normal"/>
     <w:qFormat/>
-    <w:rsid w:val="00D540D2"/>
+    <w:rsid w:val="00B45334"/>
     <w:pPr>
       <w:spacing w:after="0" w:line="276" w:lineRule="auto"/>
     </w:pPr>

--- a/Acadex_SRS.docx
+++ b/Acadex_SRS.docx
@@ -2925,6 +2925,15 @@
                 <w:szCs w:val="24"/>
               </w:rPr>
             </w:pPr>
+            <w:r>
+              <w:rPr>
+                <w:rFonts w:ascii="Times New Roman" w:eastAsia="Times New Roman" w:hAnsi="Times New Roman" w:cs="Times New Roman"/>
+                <w:color w:val="000000"/>
+                <w:sz w:val="24"/>
+                <w:szCs w:val="24"/>
+              </w:rPr>
+              <w:t>Update database, Erd diagram</w:t>
+            </w:r>
           </w:p>
         </w:tc>
       </w:tr>
@@ -13874,6 +13883,7 @@
           <w:rFonts w:ascii="Times New Roman" w:hAnsi="Times New Roman" w:cs="Times New Roman"/>
           <w:b/>
           <w:bCs/>
+          <w:noProof/>
           <w:sz w:val="24"/>
           <w:szCs w:val="24"/>
           <w:lang w:val="vi-VN"/>
@@ -14195,6 +14205,7 @@
           <w:rFonts w:ascii="Times New Roman" w:hAnsi="Times New Roman" w:cs="Times New Roman"/>
           <w:b/>
           <w:bCs/>
+          <w:noProof/>
           <w:sz w:val="24"/>
           <w:szCs w:val="24"/>
           <w:lang w:val="vi-VN"/>
@@ -14741,6 +14752,7 @@
           <w:rFonts w:ascii="Times New Roman" w:hAnsi="Times New Roman" w:cs="Times New Roman"/>
           <w:b/>
           <w:bCs/>
+          <w:noProof/>
           <w:sz w:val="24"/>
           <w:szCs w:val="24"/>
           <w:lang w:val="vi-VN"/>
@@ -15181,6 +15193,7 @@
           <w:rFonts w:ascii="Times New Roman" w:hAnsi="Times New Roman" w:cs="Times New Roman"/>
           <w:b/>
           <w:bCs/>
+          <w:noProof/>
           <w:sz w:val="24"/>
           <w:szCs w:val="24"/>
           <w:lang w:val="vi-VN"/>
@@ -15624,6 +15637,7 @@
           <w:rFonts w:ascii="Times New Roman" w:hAnsi="Times New Roman" w:cs="Times New Roman"/>
           <w:b/>
           <w:bCs/>
+          <w:noProof/>
           <w:sz w:val="24"/>
           <w:szCs w:val="24"/>
           <w:lang w:val="vi-VN"/>
@@ -16122,6 +16136,7 @@
           <w:rFonts w:ascii="Times New Roman" w:hAnsi="Times New Roman" w:cs="Times New Roman"/>
           <w:b/>
           <w:bCs/>
+          <w:noProof/>
           <w:sz w:val="24"/>
           <w:szCs w:val="24"/>
           <w:lang w:val="vi-VN"/>
@@ -16576,6 +16591,7 @@
           <w:rFonts w:ascii="Times New Roman" w:hAnsi="Times New Roman" w:cs="Times New Roman"/>
           <w:b/>
           <w:bCs/>
+          <w:noProof/>
           <w:sz w:val="24"/>
           <w:szCs w:val="24"/>
           <w:lang w:val="vi-VN"/>
@@ -16998,6 +17014,7 @@
           <w:rFonts w:ascii="Times New Roman" w:hAnsi="Times New Roman" w:cs="Times New Roman"/>
           <w:b/>
           <w:bCs/>
+          <w:noProof/>
           <w:sz w:val="24"/>
           <w:szCs w:val="24"/>
           <w:lang w:val="vi-VN"/>
@@ -17444,6 +17461,7 @@
           <w:rFonts w:ascii="Times New Roman" w:hAnsi="Times New Roman" w:cs="Times New Roman"/>
           <w:b/>
           <w:bCs/>
+          <w:noProof/>
           <w:sz w:val="24"/>
           <w:szCs w:val="24"/>
           <w:lang w:val="vi-VN"/>
@@ -19612,17 +19630,7 @@
                 <w:sz w:val="24"/>
                 <w:szCs w:val="24"/>
               </w:rPr>
-              <w:t>NFR-PER-</w:t>
-            </w:r>
-            <w:r>
-              <w:rPr>
-                <w:rFonts w:ascii="Times New Roman" w:hAnsi="Times New Roman" w:cs="Times New Roman"/>
-                <w:b/>
-                <w:bCs/>
-                <w:sz w:val="24"/>
-                <w:szCs w:val="24"/>
-              </w:rPr>
-              <w:t>02</w:t>
+              <w:t>NFR-PER-02</w:t>
             </w:r>
           </w:p>
         </w:tc>
@@ -19684,17 +19692,7 @@
                 <w:sz w:val="24"/>
                 <w:szCs w:val="24"/>
               </w:rPr>
-              <w:t>NFR-PER-</w:t>
-            </w:r>
-            <w:r>
-              <w:rPr>
-                <w:rFonts w:ascii="Times New Roman" w:hAnsi="Times New Roman" w:cs="Times New Roman"/>
-                <w:b/>
-                <w:bCs/>
-                <w:sz w:val="24"/>
-                <w:szCs w:val="24"/>
-              </w:rPr>
-              <w:t>03</w:t>
+              <w:t>NFR-PER-03</w:t>
             </w:r>
           </w:p>
         </w:tc>
@@ -19756,17 +19754,7 @@
                 <w:sz w:val="24"/>
                 <w:szCs w:val="24"/>
               </w:rPr>
-              <w:t>NFR-PER-</w:t>
-            </w:r>
-            <w:r>
-              <w:rPr>
-                <w:rFonts w:ascii="Times New Roman" w:hAnsi="Times New Roman" w:cs="Times New Roman"/>
-                <w:b/>
-                <w:bCs/>
-                <w:sz w:val="24"/>
-                <w:szCs w:val="24"/>
-              </w:rPr>
-              <w:t>04</w:t>
+              <w:t>NFR-PER-04</w:t>
             </w:r>
           </w:p>
         </w:tc>
@@ -19829,18 +19817,7 @@
                 <w:szCs w:val="24"/>
                 <w:lang w:val="vi-VN"/>
               </w:rPr>
-              <w:t>NFR-PER-</w:t>
-            </w:r>
-            <w:r>
-              <w:rPr>
-                <w:rFonts w:ascii="Times New Roman" w:hAnsi="Times New Roman" w:cs="Times New Roman"/>
-                <w:b/>
-                <w:bCs/>
-                <w:sz w:val="24"/>
-                <w:szCs w:val="24"/>
-                <w:lang w:val="vi-VN"/>
-              </w:rPr>
-              <w:t>05</w:t>
+              <w:t>NFR-PER-05</w:t>
             </w:r>
           </w:p>
         </w:tc>
@@ -20246,17 +20223,7 @@
                 <w:sz w:val="24"/>
                 <w:szCs w:val="24"/>
               </w:rPr>
-              <w:t>NFR-SEC-</w:t>
-            </w:r>
-            <w:r>
-              <w:rPr>
-                <w:rFonts w:ascii="Times New Roman" w:hAnsi="Times New Roman" w:cs="Times New Roman"/>
-                <w:b/>
-                <w:bCs/>
-                <w:sz w:val="24"/>
-                <w:szCs w:val="24"/>
-              </w:rPr>
-              <w:t>02</w:t>
+              <w:t>NFR-SEC-02</w:t>
             </w:r>
           </w:p>
         </w:tc>
@@ -20336,17 +20303,7 @@
                 <w:sz w:val="24"/>
                 <w:szCs w:val="24"/>
               </w:rPr>
-              <w:t>NFR-SEC-</w:t>
-            </w:r>
-            <w:r>
-              <w:rPr>
-                <w:rFonts w:ascii="Times New Roman" w:hAnsi="Times New Roman" w:cs="Times New Roman"/>
-                <w:b/>
-                <w:bCs/>
-                <w:sz w:val="24"/>
-                <w:szCs w:val="24"/>
-              </w:rPr>
-              <w:t>03</w:t>
+              <w:t>NFR-SEC-03</w:t>
             </w:r>
           </w:p>
         </w:tc>
@@ -20426,17 +20383,7 @@
                 <w:sz w:val="24"/>
                 <w:szCs w:val="24"/>
               </w:rPr>
-              <w:t>NFR-SEC-</w:t>
-            </w:r>
-            <w:r>
-              <w:rPr>
-                <w:rFonts w:ascii="Times New Roman" w:hAnsi="Times New Roman" w:cs="Times New Roman"/>
-                <w:b/>
-                <w:bCs/>
-                <w:sz w:val="24"/>
-                <w:szCs w:val="24"/>
-              </w:rPr>
-              <w:t>04</w:t>
+              <w:t>NFR-SEC-04</w:t>
             </w:r>
           </w:p>
         </w:tc>
@@ -20498,17 +20445,7 @@
                 <w:sz w:val="24"/>
                 <w:szCs w:val="24"/>
               </w:rPr>
-              <w:t>NFR-SEC-</w:t>
-            </w:r>
-            <w:r>
-              <w:rPr>
-                <w:rFonts w:ascii="Times New Roman" w:hAnsi="Times New Roman" w:cs="Times New Roman"/>
-                <w:b/>
-                <w:bCs/>
-                <w:sz w:val="24"/>
-                <w:szCs w:val="24"/>
-              </w:rPr>
-              <w:t>05</w:t>
+              <w:t>NFR-SEC-05</w:t>
             </w:r>
           </w:p>
         </w:tc>
@@ -20570,17 +20507,7 @@
                 <w:sz w:val="24"/>
                 <w:szCs w:val="24"/>
               </w:rPr>
-              <w:t>NFR-SEC-</w:t>
-            </w:r>
-            <w:r>
-              <w:rPr>
-                <w:rFonts w:ascii="Times New Roman" w:hAnsi="Times New Roman" w:cs="Times New Roman"/>
-                <w:b/>
-                <w:bCs/>
-                <w:sz w:val="24"/>
-                <w:szCs w:val="24"/>
-              </w:rPr>
-              <w:t>06</w:t>
+              <w:t>NFR-SEC-06</w:t>
             </w:r>
           </w:p>
         </w:tc>
@@ -20642,17 +20569,7 @@
                 <w:sz w:val="24"/>
                 <w:szCs w:val="24"/>
               </w:rPr>
-              <w:t>NFR-SEC-</w:t>
-            </w:r>
-            <w:r>
-              <w:rPr>
-                <w:rFonts w:ascii="Times New Roman" w:hAnsi="Times New Roman" w:cs="Times New Roman"/>
-                <w:b/>
-                <w:bCs/>
-                <w:sz w:val="24"/>
-                <w:szCs w:val="24"/>
-              </w:rPr>
-              <w:t>07</w:t>
+              <w:t>NFR-SEC-07</w:t>
             </w:r>
           </w:p>
         </w:tc>
@@ -20907,17 +20824,7 @@
                 <w:sz w:val="24"/>
                 <w:szCs w:val="24"/>
               </w:rPr>
-              <w:t>NFR-REL-</w:t>
-            </w:r>
-            <w:r>
-              <w:rPr>
-                <w:rFonts w:ascii="Times New Roman" w:hAnsi="Times New Roman" w:cs="Times New Roman"/>
-                <w:b/>
-                <w:bCs/>
-                <w:sz w:val="24"/>
-                <w:szCs w:val="24"/>
-              </w:rPr>
-              <w:t>02</w:t>
+              <w:t>NFR-REL-02</w:t>
             </w:r>
           </w:p>
         </w:tc>
@@ -20978,17 +20885,7 @@
                 <w:sz w:val="24"/>
                 <w:szCs w:val="24"/>
               </w:rPr>
-              <w:t>NFR-REL-</w:t>
-            </w:r>
-            <w:r>
-              <w:rPr>
-                <w:rFonts w:ascii="Times New Roman" w:hAnsi="Times New Roman" w:cs="Times New Roman"/>
-                <w:b/>
-                <w:bCs/>
-                <w:sz w:val="24"/>
-                <w:szCs w:val="24"/>
-              </w:rPr>
-              <w:t>03</w:t>
+              <w:t>NFR-REL-03</w:t>
             </w:r>
           </w:p>
         </w:tc>
@@ -23316,6 +23213,7 @@
       <w:r>
         <w:rPr>
           <w:rFonts w:ascii="Times New Roman" w:hAnsi="Times New Roman" w:cs="Times New Roman"/>
+          <w:noProof/>
           <w:sz w:val="24"/>
           <w:szCs w:val="24"/>
         </w:rPr>
@@ -23433,7 +23331,6 @@
           <w:bCs/>
           <w:sz w:val="24"/>
           <w:szCs w:val="24"/>
-          <w:lang w:val="vi-VN"/>
         </w:rPr>
       </w:pPr>
       <w:r>
@@ -23455,17 +23352,73 @@
           <w:bCs/>
           <w:sz w:val="24"/>
           <w:szCs w:val="24"/>
-          <w:lang w:val="vi-VN"/>
-        </w:rPr>
-      </w:pPr>
-      <w:r>
-        <w:rPr>
-          <w:rFonts w:ascii="Times New Roman" w:hAnsi="Times New Roman" w:cs="Times New Roman"/>
-          <w:b/>
-          <w:bCs/>
-          <w:sz w:val="24"/>
-          <w:szCs w:val="24"/>
-        </w:rPr>
+        </w:rPr>
+      </w:pPr>
+    </w:p>
+    <w:p>
+      <w:pPr>
+        <w:rPr>
+          <w:rFonts w:ascii="Times New Roman" w:hAnsi="Times New Roman" w:cs="Times New Roman"/>
+          <w:b/>
+          <w:bCs/>
+          <w:sz w:val="24"/>
+          <w:szCs w:val="24"/>
+        </w:rPr>
+      </w:pPr>
+    </w:p>
+    <w:p>
+      <w:pPr>
+        <w:rPr>
+          <w:rFonts w:ascii="Times New Roman" w:hAnsi="Times New Roman" w:cs="Times New Roman"/>
+          <w:b/>
+          <w:bCs/>
+          <w:sz w:val="24"/>
+          <w:szCs w:val="24"/>
+        </w:rPr>
+      </w:pPr>
+    </w:p>
+    <w:p>
+      <w:pPr>
+        <w:rPr>
+          <w:rFonts w:ascii="Times New Roman" w:hAnsi="Times New Roman" w:cs="Times New Roman"/>
+          <w:b/>
+          <w:bCs/>
+          <w:sz w:val="24"/>
+          <w:szCs w:val="24"/>
+        </w:rPr>
+      </w:pPr>
+    </w:p>
+    <w:p>
+      <w:pPr>
+        <w:rPr>
+          <w:rFonts w:ascii="Times New Roman" w:hAnsi="Times New Roman" w:cs="Times New Roman"/>
+          <w:b/>
+          <w:bCs/>
+          <w:sz w:val="24"/>
+          <w:szCs w:val="24"/>
+          <w:lang w:val="vi-VN"/>
+        </w:rPr>
+      </w:pPr>
+    </w:p>
+    <w:p>
+      <w:pPr>
+        <w:rPr>
+          <w:rFonts w:ascii="Times New Roman" w:hAnsi="Times New Roman" w:cs="Times New Roman"/>
+          <w:b/>
+          <w:bCs/>
+          <w:sz w:val="24"/>
+          <w:szCs w:val="24"/>
+        </w:rPr>
+      </w:pPr>
+      <w:r>
+        <w:rPr>
+          <w:rFonts w:ascii="Times New Roman" w:hAnsi="Times New Roman" w:cs="Times New Roman"/>
+          <w:b/>
+          <w:bCs/>
+          <w:sz w:val="24"/>
+          <w:szCs w:val="24"/>
+        </w:rPr>
+        <w:lastRenderedPageBreak/>
         <w:t>6.2.5 Academic Management Use Case Diagram</w:t>
       </w:r>
     </w:p>
@@ -23488,88 +23441,11 @@
           <w:sz w:val="24"/>
           <w:szCs w:val="24"/>
         </w:rPr>
-        <w:t>6.2.6 Reporting &amp; System Management Use Case Diagram</w:t>
-      </w:r>
-    </w:p>
-    <w:p>
-      <w:pPr>
-        <w:rPr>
-          <w:rFonts w:ascii="Times New Roman" w:hAnsi="Times New Roman" w:cs="Times New Roman"/>
-          <w:b/>
-          <w:bCs/>
-          <w:sz w:val="24"/>
-          <w:szCs w:val="24"/>
-          <w:lang w:val="vi-VN"/>
-        </w:rPr>
-      </w:pPr>
-    </w:p>
-    <w:p>
-      <w:pPr>
-        <w:rPr>
-          <w:rFonts w:ascii="Times New Roman" w:hAnsi="Times New Roman" w:cs="Times New Roman"/>
-          <w:b/>
-          <w:bCs/>
-          <w:sz w:val="24"/>
-          <w:szCs w:val="24"/>
-          <w:lang w:val="vi-VN"/>
-        </w:rPr>
-      </w:pPr>
-    </w:p>
-    <w:p>
-      <w:pPr>
-        <w:rPr>
-          <w:rFonts w:ascii="Times New Roman" w:hAnsi="Times New Roman" w:cs="Times New Roman"/>
-          <w:b/>
-          <w:bCs/>
-          <w:sz w:val="24"/>
-          <w:szCs w:val="24"/>
-          <w:lang w:val="vi-VN"/>
-        </w:rPr>
-      </w:pPr>
-    </w:p>
-    <w:p>
-      <w:pPr>
-        <w:pStyle w:val="Heading2"/>
-        <w:rPr>
-          <w:b/>
-          <w:bCs/>
-        </w:rPr>
-      </w:pPr>
-      <w:r>
-        <w:rPr>
-          <w:b/>
-          <w:bCs/>
-        </w:rPr>
-        <w:lastRenderedPageBreak/>
-        <w:t>7. Database Design</w:t>
-      </w:r>
-    </w:p>
-    <w:p>
-      <w:pPr>
-        <w:rPr>
-          <w:rFonts w:ascii="Times New Roman" w:hAnsi="Times New Roman" w:cs="Times New Roman"/>
-          <w:b/>
-          <w:bCs/>
-          <w:sz w:val="24"/>
-          <w:szCs w:val="24"/>
-          <w:lang w:val="vi-VN"/>
-        </w:rPr>
-      </w:pPr>
-      <w:r>
-        <w:rPr>
-          <w:rFonts w:ascii="Times New Roman" w:hAnsi="Times New Roman" w:cs="Times New Roman"/>
-          <w:b/>
-          <w:bCs/>
-          <w:noProof/>
-          <w:sz w:val="24"/>
-          <w:szCs w:val="24"/>
-          <w:lang w:val="vi-VN"/>
-        </w:rPr>
         <w:drawing>
-          <wp:inline distT="0" distB="0" distL="0" distR="0" wp14:anchorId="13579DB4" wp14:editId="0EE22BFF">
-            <wp:extent cx="5930900" cy="4476750"/>
+          <wp:inline distT="0" distB="0" distL="0" distR="0" wp14:anchorId="46486C84" wp14:editId="1FB7261F">
+            <wp:extent cx="5350933" cy="5158105"/>
             <wp:effectExtent l="0" t="0" r="0" b="0"/>
-            <wp:docPr id="180872001" name="Picture 5"/>
+            <wp:docPr id="1601862074" name="Picture 8"/>
             <wp:cNvGraphicFramePr>
               <a:graphicFrameLocks xmlns:a="http://schemas.openxmlformats.org/drawingml/2006/main" noChangeAspect="1"/>
             </wp:cNvGraphicFramePr>
@@ -23577,13 +23453,13 @@
               <a:graphicData uri="http://schemas.openxmlformats.org/drawingml/2006/picture">
                 <pic:pic xmlns:pic="http://schemas.openxmlformats.org/drawingml/2006/picture">
                   <pic:nvPicPr>
-                    <pic:cNvPr id="0" name="Picture 18"/>
+                    <pic:cNvPr id="0" name="Picture 30"/>
                     <pic:cNvPicPr>
                       <a:picLocks noChangeAspect="1" noChangeArrowheads="1"/>
                     </pic:cNvPicPr>
                   </pic:nvPicPr>
                   <pic:blipFill>
-                    <a:blip r:embed="rId19">
+                    <a:blip r:embed="rId19" cstate="print">
                       <a:extLst>
                         <a:ext uri="{28A0092B-C50C-407E-A947-70E740481C1C}">
                           <a14:useLocalDpi xmlns:a14="http://schemas.microsoft.com/office/drawing/2010/main" val="0"/>
@@ -23598,7 +23474,383 @@
                   <pic:spPr bwMode="auto">
                     <a:xfrm>
                       <a:off x="0" y="0"/>
-                      <a:ext cx="5930900" cy="4476750"/>
+                      <a:ext cx="5381078" cy="5187164"/>
+                    </a:xfrm>
+                    <a:prstGeom prst="rect">
+                      <a:avLst/>
+                    </a:prstGeom>
+                    <a:noFill/>
+                    <a:ln>
+                      <a:noFill/>
+                    </a:ln>
+                  </pic:spPr>
+                </pic:pic>
+              </a:graphicData>
+            </a:graphic>
+          </wp:inline>
+        </w:drawing>
+      </w:r>
+    </w:p>
+    <w:p>
+      <w:pPr>
+        <w:rPr>
+          <w:rFonts w:ascii="Times New Roman" w:hAnsi="Times New Roman" w:cs="Times New Roman"/>
+          <w:b/>
+          <w:bCs/>
+          <w:sz w:val="24"/>
+          <w:szCs w:val="24"/>
+        </w:rPr>
+      </w:pPr>
+    </w:p>
+    <w:p>
+      <w:pPr>
+        <w:rPr>
+          <w:rFonts w:ascii="Times New Roman" w:hAnsi="Times New Roman" w:cs="Times New Roman"/>
+          <w:b/>
+          <w:bCs/>
+          <w:sz w:val="24"/>
+          <w:szCs w:val="24"/>
+          <w:lang w:val="vi-VN"/>
+        </w:rPr>
+      </w:pPr>
+    </w:p>
+    <w:p>
+      <w:pPr>
+        <w:rPr>
+          <w:rFonts w:ascii="Times New Roman" w:hAnsi="Times New Roman" w:cs="Times New Roman"/>
+          <w:b/>
+          <w:bCs/>
+          <w:sz w:val="24"/>
+          <w:szCs w:val="24"/>
+          <w:lang w:val="vi-VN"/>
+        </w:rPr>
+      </w:pPr>
+    </w:p>
+    <w:p>
+      <w:pPr>
+        <w:rPr>
+          <w:rFonts w:ascii="Times New Roman" w:hAnsi="Times New Roman" w:cs="Times New Roman"/>
+          <w:b/>
+          <w:bCs/>
+          <w:sz w:val="24"/>
+          <w:szCs w:val="24"/>
+          <w:lang w:val="vi-VN"/>
+        </w:rPr>
+      </w:pPr>
+    </w:p>
+    <w:p>
+      <w:pPr>
+        <w:rPr>
+          <w:rFonts w:ascii="Times New Roman" w:hAnsi="Times New Roman" w:cs="Times New Roman"/>
+          <w:b/>
+          <w:bCs/>
+          <w:sz w:val="24"/>
+          <w:szCs w:val="24"/>
+          <w:lang w:val="vi-VN"/>
+        </w:rPr>
+      </w:pPr>
+    </w:p>
+    <w:p>
+      <w:pPr>
+        <w:rPr>
+          <w:rFonts w:ascii="Times New Roman" w:hAnsi="Times New Roman" w:cs="Times New Roman"/>
+          <w:b/>
+          <w:bCs/>
+          <w:sz w:val="24"/>
+          <w:szCs w:val="24"/>
+          <w:lang w:val="vi-VN"/>
+        </w:rPr>
+      </w:pPr>
+    </w:p>
+    <w:p>
+      <w:pPr>
+        <w:rPr>
+          <w:rFonts w:ascii="Times New Roman" w:hAnsi="Times New Roman" w:cs="Times New Roman"/>
+          <w:b/>
+          <w:bCs/>
+          <w:sz w:val="24"/>
+          <w:szCs w:val="24"/>
+          <w:lang w:val="vi-VN"/>
+        </w:rPr>
+      </w:pPr>
+    </w:p>
+    <w:p>
+      <w:pPr>
+        <w:rPr>
+          <w:rFonts w:ascii="Times New Roman" w:hAnsi="Times New Roman" w:cs="Times New Roman"/>
+          <w:b/>
+          <w:bCs/>
+          <w:sz w:val="24"/>
+          <w:szCs w:val="24"/>
+          <w:lang w:val="vi-VN"/>
+        </w:rPr>
+      </w:pPr>
+    </w:p>
+    <w:p>
+      <w:pPr>
+        <w:rPr>
+          <w:rFonts w:ascii="Times New Roman" w:hAnsi="Times New Roman" w:cs="Times New Roman"/>
+          <w:b/>
+          <w:bCs/>
+          <w:sz w:val="24"/>
+          <w:szCs w:val="24"/>
+          <w:lang w:val="vi-VN"/>
+        </w:rPr>
+      </w:pPr>
+    </w:p>
+    <w:p>
+      <w:pPr>
+        <w:rPr>
+          <w:rFonts w:ascii="Times New Roman" w:hAnsi="Times New Roman" w:cs="Times New Roman"/>
+          <w:b/>
+          <w:bCs/>
+          <w:sz w:val="24"/>
+          <w:szCs w:val="24"/>
+          <w:lang w:val="vi-VN"/>
+        </w:rPr>
+      </w:pPr>
+    </w:p>
+    <w:p>
+      <w:pPr>
+        <w:rPr>
+          <w:rFonts w:ascii="Times New Roman" w:hAnsi="Times New Roman" w:cs="Times New Roman"/>
+          <w:b/>
+          <w:bCs/>
+          <w:sz w:val="24"/>
+          <w:szCs w:val="24"/>
+          <w:lang w:val="vi-VN"/>
+        </w:rPr>
+      </w:pPr>
+    </w:p>
+    <w:p>
+      <w:pPr>
+        <w:rPr>
+          <w:rFonts w:ascii="Times New Roman" w:hAnsi="Times New Roman" w:cs="Times New Roman"/>
+          <w:b/>
+          <w:bCs/>
+          <w:sz w:val="24"/>
+          <w:szCs w:val="24"/>
+          <w:lang w:val="vi-VN"/>
+        </w:rPr>
+      </w:pPr>
+    </w:p>
+    <w:p>
+      <w:pPr>
+        <w:rPr>
+          <w:rFonts w:ascii="Times New Roman" w:hAnsi="Times New Roman" w:cs="Times New Roman"/>
+          <w:b/>
+          <w:bCs/>
+          <w:sz w:val="24"/>
+          <w:szCs w:val="24"/>
+          <w:lang w:val="vi-VN"/>
+        </w:rPr>
+      </w:pPr>
+    </w:p>
+    <w:p>
+      <w:pPr>
+        <w:rPr>
+          <w:rFonts w:ascii="Times New Roman" w:hAnsi="Times New Roman" w:cs="Times New Roman"/>
+          <w:b/>
+          <w:bCs/>
+          <w:sz w:val="24"/>
+          <w:szCs w:val="24"/>
+          <w:lang w:val="vi-VN"/>
+        </w:rPr>
+      </w:pPr>
+    </w:p>
+    <w:p>
+      <w:pPr>
+        <w:rPr>
+          <w:rFonts w:ascii="Times New Roman" w:hAnsi="Times New Roman" w:cs="Times New Roman"/>
+          <w:b/>
+          <w:bCs/>
+          <w:sz w:val="24"/>
+          <w:szCs w:val="24"/>
+          <w:lang w:val="vi-VN"/>
+        </w:rPr>
+      </w:pPr>
+      <w:r>
+        <w:rPr>
+          <w:rFonts w:ascii="Times New Roman" w:hAnsi="Times New Roman" w:cs="Times New Roman"/>
+          <w:b/>
+          <w:bCs/>
+          <w:sz w:val="24"/>
+          <w:szCs w:val="24"/>
+        </w:rPr>
+        <w:lastRenderedPageBreak/>
+        <w:t>6.2.6 Reporting &amp; System Management Use Case Diagram</w:t>
+      </w:r>
+    </w:p>
+    <w:p>
+      <w:pPr>
+        <w:rPr>
+          <w:rFonts w:ascii="Times New Roman" w:hAnsi="Times New Roman" w:cs="Times New Roman"/>
+          <w:b/>
+          <w:bCs/>
+          <w:sz w:val="24"/>
+          <w:szCs w:val="24"/>
+          <w:lang w:val="vi-VN"/>
+        </w:rPr>
+      </w:pPr>
+    </w:p>
+    <w:p>
+      <w:pPr>
+        <w:rPr>
+          <w:rFonts w:ascii="Times New Roman" w:hAnsi="Times New Roman" w:cs="Times New Roman"/>
+          <w:b/>
+          <w:bCs/>
+          <w:sz w:val="24"/>
+          <w:szCs w:val="24"/>
+          <w:lang w:val="vi-VN"/>
+        </w:rPr>
+      </w:pPr>
+    </w:p>
+    <w:p>
+      <w:pPr>
+        <w:rPr>
+          <w:rFonts w:ascii="Times New Roman" w:hAnsi="Times New Roman" w:cs="Times New Roman"/>
+          <w:b/>
+          <w:bCs/>
+          <w:sz w:val="24"/>
+          <w:szCs w:val="24"/>
+        </w:rPr>
+      </w:pPr>
+      <w:r>
+        <w:rPr>
+          <w:rFonts w:ascii="Times New Roman" w:hAnsi="Times New Roman" w:cs="Times New Roman"/>
+          <w:b/>
+          <w:bCs/>
+          <w:sz w:val="24"/>
+          <w:szCs w:val="24"/>
+        </w:rPr>
+        <w:drawing>
+          <wp:inline distT="0" distB="0" distL="0" distR="0" wp14:anchorId="47137854" wp14:editId="503B6D39">
+            <wp:extent cx="5080000" cy="4809067"/>
+            <wp:effectExtent l="0" t="0" r="0" b="0"/>
+            <wp:docPr id="1992577573" name="Picture 10"/>
+            <wp:cNvGraphicFramePr>
+              <a:graphicFrameLocks xmlns:a="http://schemas.openxmlformats.org/drawingml/2006/main" noChangeAspect="1"/>
+            </wp:cNvGraphicFramePr>
+            <a:graphic xmlns:a="http://schemas.openxmlformats.org/drawingml/2006/main">
+              <a:graphicData uri="http://schemas.openxmlformats.org/drawingml/2006/picture">
+                <pic:pic xmlns:pic="http://schemas.openxmlformats.org/drawingml/2006/picture">
+                  <pic:nvPicPr>
+                    <pic:cNvPr id="0" name="Picture 37"/>
+                    <pic:cNvPicPr>
+                      <a:picLocks noChangeAspect="1" noChangeArrowheads="1"/>
+                    </pic:cNvPicPr>
+                  </pic:nvPicPr>
+                  <pic:blipFill>
+                    <a:blip r:embed="rId20" cstate="print">
+                      <a:extLst>
+                        <a:ext uri="{28A0092B-C50C-407E-A947-70E740481C1C}">
+                          <a14:useLocalDpi xmlns:a14="http://schemas.microsoft.com/office/drawing/2010/main" val="0"/>
+                        </a:ext>
+                      </a:extLst>
+                    </a:blip>
+                    <a:srcRect/>
+                    <a:stretch>
+                      <a:fillRect/>
+                    </a:stretch>
+                  </pic:blipFill>
+                  <pic:spPr bwMode="auto">
+                    <a:xfrm>
+                      <a:off x="0" y="0"/>
+                      <a:ext cx="5093430" cy="4821781"/>
+                    </a:xfrm>
+                    <a:prstGeom prst="rect">
+                      <a:avLst/>
+                    </a:prstGeom>
+                    <a:noFill/>
+                    <a:ln>
+                      <a:noFill/>
+                    </a:ln>
+                  </pic:spPr>
+                </pic:pic>
+              </a:graphicData>
+            </a:graphic>
+          </wp:inline>
+        </w:drawing>
+      </w:r>
+    </w:p>
+    <w:p>
+      <w:pPr>
+        <w:rPr>
+          <w:rFonts w:ascii="Times New Roman" w:hAnsi="Times New Roman" w:cs="Times New Roman"/>
+          <w:b/>
+          <w:bCs/>
+          <w:sz w:val="24"/>
+          <w:szCs w:val="24"/>
+          <w:lang w:val="vi-VN"/>
+        </w:rPr>
+      </w:pPr>
+    </w:p>
+    <w:p>
+      <w:pPr>
+        <w:pStyle w:val="Heading2"/>
+        <w:rPr>
+          <w:b/>
+          <w:bCs/>
+        </w:rPr>
+      </w:pPr>
+      <w:r>
+        <w:rPr>
+          <w:b/>
+          <w:bCs/>
+        </w:rPr>
+        <w:lastRenderedPageBreak/>
+        <w:t>7. Database Design</w:t>
+      </w:r>
+    </w:p>
+    <w:p>
+      <w:pPr>
+        <w:rPr>
+          <w:rFonts w:ascii="Times New Roman" w:hAnsi="Times New Roman" w:cs="Times New Roman"/>
+          <w:b/>
+          <w:bCs/>
+          <w:sz w:val="24"/>
+          <w:szCs w:val="24"/>
+          <w:lang w:val="vi-VN"/>
+        </w:rPr>
+      </w:pPr>
+      <w:r>
+        <w:rPr>
+          <w:noProof/>
+        </w:rPr>
+        <w:drawing>
+          <wp:inline distT="0" distB="0" distL="0" distR="0" wp14:anchorId="7322FB40" wp14:editId="4F05771B">
+            <wp:extent cx="5943600" cy="2492375"/>
+            <wp:effectExtent l="0" t="0" r="0" b="3175"/>
+            <wp:docPr id="1241955829" name="Picture 3"/>
+            <wp:cNvGraphicFramePr>
+              <a:graphicFrameLocks xmlns:a="http://schemas.openxmlformats.org/drawingml/2006/main" noChangeAspect="1"/>
+            </wp:cNvGraphicFramePr>
+            <a:graphic xmlns:a="http://schemas.openxmlformats.org/drawingml/2006/main">
+              <a:graphicData uri="http://schemas.openxmlformats.org/drawingml/2006/picture">
+                <pic:pic xmlns:pic="http://schemas.openxmlformats.org/drawingml/2006/picture">
+                  <pic:nvPicPr>
+                    <pic:cNvPr id="0" name="Picture 8"/>
+                    <pic:cNvPicPr>
+                      <a:picLocks noChangeAspect="1" noChangeArrowheads="1"/>
+                    </pic:cNvPicPr>
+                  </pic:nvPicPr>
+                  <pic:blipFill>
+                    <a:blip r:embed="rId21" cstate="print">
+                      <a:extLst>
+                        <a:ext uri="{28A0092B-C50C-407E-A947-70E740481C1C}">
+                          <a14:useLocalDpi xmlns:a14="http://schemas.microsoft.com/office/drawing/2010/main" val="0"/>
+                        </a:ext>
+                      </a:extLst>
+                    </a:blip>
+                    <a:srcRect/>
+                    <a:stretch>
+                      <a:fillRect/>
+                    </a:stretch>
+                  </pic:blipFill>
+                  <pic:spPr bwMode="auto">
+                    <a:xfrm>
+                      <a:off x="0" y="0"/>
+                      <a:ext cx="5943600" cy="2492375"/>
                     </a:xfrm>
                     <a:prstGeom prst="rect">
                       <a:avLst/>

--- a/Acadex_SRS.docx
+++ b/Acadex_SRS.docx
@@ -1779,607 +1779,145 @@
           <w:between w:val="nil"/>
         </w:pBdr>
         <w:spacing w:line="240" w:lineRule="auto"/>
-        <w:ind w:left="720"/>
         <w:rPr>
           <w:rFonts w:ascii="Times New Roman" w:eastAsia="Times New Roman" w:hAnsi="Times New Roman" w:cs="Times New Roman"/>
           <w:color w:val="000000"/>
           <w:sz w:val="24"/>
           <w:szCs w:val="24"/>
-        </w:rPr>
-      </w:pPr>
-    </w:p>
-    <w:p>
-      <w:pPr>
-        <w:widowControl w:val="0"/>
-        <w:pBdr>
-          <w:top w:val="nil"/>
-          <w:left w:val="nil"/>
-          <w:bottom w:val="nil"/>
-          <w:right w:val="nil"/>
-          <w:between w:val="nil"/>
-        </w:pBdr>
-        <w:spacing w:line="240" w:lineRule="auto"/>
-        <w:rPr>
-          <w:rFonts w:ascii="Times New Roman" w:eastAsia="Times New Roman" w:hAnsi="Times New Roman" w:cs="Times New Roman"/>
-          <w:b/>
-          <w:bCs/>
-          <w:color w:val="000000"/>
-          <w:sz w:val="26"/>
-          <w:szCs w:val="26"/>
-        </w:rPr>
-      </w:pPr>
-      <w:r>
-        <w:rPr>
-          <w:rFonts w:ascii="Times New Roman" w:eastAsia="Times New Roman" w:hAnsi="Times New Roman" w:cs="Times New Roman"/>
-          <w:b/>
-          <w:bCs/>
-          <w:color w:val="000000"/>
-          <w:sz w:val="26"/>
-          <w:szCs w:val="26"/>
-        </w:rPr>
-        <w:t>8. System Design</w:t>
-      </w:r>
-    </w:p>
-    <w:p>
-      <w:pPr>
-        <w:widowControl w:val="0"/>
-        <w:numPr>
-          <w:ilvl w:val="0"/>
-          <w:numId w:val="8"/>
-        </w:numPr>
-        <w:pBdr>
-          <w:top w:val="nil"/>
-          <w:left w:val="nil"/>
-          <w:bottom w:val="nil"/>
-          <w:right w:val="nil"/>
-          <w:between w:val="nil"/>
-        </w:pBdr>
-        <w:spacing w:line="240" w:lineRule="auto"/>
-        <w:rPr>
-          <w:rFonts w:ascii="Times New Roman" w:eastAsia="Times New Roman" w:hAnsi="Times New Roman" w:cs="Times New Roman"/>
-          <w:color w:val="000000"/>
-          <w:sz w:val="24"/>
-          <w:szCs w:val="24"/>
-        </w:rPr>
-      </w:pPr>
-      <w:r>
-        <w:rPr>
-          <w:rFonts w:ascii="Times New Roman" w:eastAsia="Times New Roman" w:hAnsi="Times New Roman" w:cs="Times New Roman"/>
-          <w:color w:val="000000"/>
-          <w:sz w:val="24"/>
-          <w:szCs w:val="24"/>
-        </w:rPr>
-        <w:t>8.1. Activity Diagrams</w:t>
-      </w:r>
-    </w:p>
-    <w:p>
-      <w:pPr>
-        <w:widowControl w:val="0"/>
-        <w:numPr>
-          <w:ilvl w:val="0"/>
-          <w:numId w:val="8"/>
-        </w:numPr>
-        <w:pBdr>
-          <w:top w:val="nil"/>
-          <w:left w:val="nil"/>
-          <w:bottom w:val="nil"/>
-          <w:right w:val="nil"/>
-          <w:between w:val="nil"/>
-        </w:pBdr>
-        <w:spacing w:line="240" w:lineRule="auto"/>
-        <w:rPr>
-          <w:rFonts w:ascii="Times New Roman" w:eastAsia="Times New Roman" w:hAnsi="Times New Roman" w:cs="Times New Roman"/>
-          <w:color w:val="000000"/>
-          <w:sz w:val="24"/>
-          <w:szCs w:val="24"/>
-        </w:rPr>
-      </w:pPr>
-      <w:r>
-        <w:rPr>
-          <w:rFonts w:ascii="Times New Roman" w:eastAsia="Times New Roman" w:hAnsi="Times New Roman" w:cs="Times New Roman"/>
-          <w:color w:val="000000"/>
-          <w:sz w:val="24"/>
-          <w:szCs w:val="24"/>
-        </w:rPr>
-        <w:t>8.2. Sequence Diagrams</w:t>
-      </w:r>
-    </w:p>
-    <w:p>
-      <w:pPr>
-        <w:widowControl w:val="0"/>
-        <w:numPr>
-          <w:ilvl w:val="0"/>
-          <w:numId w:val="8"/>
-        </w:numPr>
-        <w:pBdr>
-          <w:top w:val="nil"/>
-          <w:left w:val="nil"/>
-          <w:bottom w:val="nil"/>
-          <w:right w:val="nil"/>
-          <w:between w:val="nil"/>
-        </w:pBdr>
-        <w:spacing w:line="240" w:lineRule="auto"/>
-        <w:rPr>
-          <w:rFonts w:ascii="Times New Roman" w:eastAsia="Times New Roman" w:hAnsi="Times New Roman" w:cs="Times New Roman"/>
-          <w:color w:val="000000"/>
-          <w:sz w:val="24"/>
-          <w:szCs w:val="24"/>
-        </w:rPr>
-      </w:pPr>
-      <w:r>
-        <w:rPr>
-          <w:rFonts w:ascii="Times New Roman" w:eastAsia="Times New Roman" w:hAnsi="Times New Roman" w:cs="Times New Roman"/>
-          <w:color w:val="000000"/>
-          <w:sz w:val="24"/>
-          <w:szCs w:val="24"/>
-        </w:rPr>
-        <w:t>8.3. Class Diagram</w:t>
-      </w:r>
-    </w:p>
-    <w:p>
-      <w:pPr>
-        <w:widowControl w:val="0"/>
-        <w:numPr>
-          <w:ilvl w:val="0"/>
-          <w:numId w:val="8"/>
-        </w:numPr>
-        <w:pBdr>
-          <w:top w:val="nil"/>
-          <w:left w:val="nil"/>
-          <w:bottom w:val="nil"/>
-          <w:right w:val="nil"/>
-          <w:between w:val="nil"/>
-        </w:pBdr>
-        <w:spacing w:line="240" w:lineRule="auto"/>
-        <w:rPr>
-          <w:rFonts w:ascii="Times New Roman" w:eastAsia="Times New Roman" w:hAnsi="Times New Roman" w:cs="Times New Roman"/>
-          <w:color w:val="000000"/>
-          <w:sz w:val="24"/>
-          <w:szCs w:val="24"/>
-        </w:rPr>
-      </w:pPr>
-      <w:r>
-        <w:rPr>
-          <w:rFonts w:ascii="Times New Roman" w:eastAsia="Times New Roman" w:hAnsi="Times New Roman" w:cs="Times New Roman"/>
-          <w:color w:val="000000"/>
-          <w:sz w:val="24"/>
-          <w:szCs w:val="24"/>
-        </w:rPr>
-        <w:t>8.4. Architecture Design</w:t>
-      </w:r>
-    </w:p>
-    <w:p>
-      <w:pPr>
-        <w:widowControl w:val="0"/>
-        <w:pBdr>
-          <w:top w:val="nil"/>
-          <w:left w:val="nil"/>
-          <w:bottom w:val="nil"/>
-          <w:right w:val="nil"/>
-          <w:between w:val="nil"/>
-        </w:pBdr>
-        <w:spacing w:line="240" w:lineRule="auto"/>
-        <w:ind w:left="720"/>
-        <w:rPr>
-          <w:rFonts w:ascii="Times New Roman" w:eastAsia="Times New Roman" w:hAnsi="Times New Roman" w:cs="Times New Roman"/>
-          <w:color w:val="000000"/>
-          <w:sz w:val="24"/>
-          <w:szCs w:val="24"/>
-        </w:rPr>
-      </w:pPr>
-    </w:p>
-    <w:p>
-      <w:pPr>
-        <w:widowControl w:val="0"/>
-        <w:pBdr>
-          <w:top w:val="nil"/>
-          <w:left w:val="nil"/>
-          <w:bottom w:val="nil"/>
-          <w:right w:val="nil"/>
-          <w:between w:val="nil"/>
-        </w:pBdr>
-        <w:spacing w:line="240" w:lineRule="auto"/>
-        <w:rPr>
-          <w:rFonts w:ascii="Times New Roman" w:eastAsia="Times New Roman" w:hAnsi="Times New Roman" w:cs="Times New Roman"/>
-          <w:b/>
-          <w:bCs/>
-          <w:color w:val="000000"/>
-          <w:sz w:val="26"/>
-          <w:szCs w:val="26"/>
-        </w:rPr>
-      </w:pPr>
-      <w:r>
-        <w:rPr>
-          <w:rFonts w:ascii="Times New Roman" w:eastAsia="Times New Roman" w:hAnsi="Times New Roman" w:cs="Times New Roman"/>
-          <w:b/>
-          <w:bCs/>
-          <w:color w:val="000000"/>
-          <w:sz w:val="26"/>
-          <w:szCs w:val="26"/>
-        </w:rPr>
-        <w:t>9. Test Cases</w:t>
-      </w:r>
-    </w:p>
-    <w:p>
-      <w:pPr>
-        <w:widowControl w:val="0"/>
-        <w:numPr>
-          <w:ilvl w:val="0"/>
-          <w:numId w:val="9"/>
-        </w:numPr>
-        <w:pBdr>
-          <w:top w:val="nil"/>
-          <w:left w:val="nil"/>
-          <w:bottom w:val="nil"/>
-          <w:right w:val="nil"/>
-          <w:between w:val="nil"/>
-        </w:pBdr>
-        <w:spacing w:line="240" w:lineRule="auto"/>
-        <w:rPr>
-          <w:rFonts w:ascii="Times New Roman" w:eastAsia="Times New Roman" w:hAnsi="Times New Roman" w:cs="Times New Roman"/>
-          <w:color w:val="000000"/>
-          <w:sz w:val="24"/>
-          <w:szCs w:val="24"/>
-        </w:rPr>
-      </w:pPr>
-      <w:r>
-        <w:rPr>
-          <w:rFonts w:ascii="Times New Roman" w:eastAsia="Times New Roman" w:hAnsi="Times New Roman" w:cs="Times New Roman"/>
-          <w:color w:val="000000"/>
-          <w:sz w:val="24"/>
-          <w:szCs w:val="24"/>
-        </w:rPr>
-        <w:t>9.1. Functional Test Cases</w:t>
-      </w:r>
-    </w:p>
-    <w:p>
-      <w:pPr>
-        <w:widowControl w:val="0"/>
-        <w:numPr>
-          <w:ilvl w:val="0"/>
-          <w:numId w:val="9"/>
-        </w:numPr>
-        <w:pBdr>
-          <w:top w:val="nil"/>
-          <w:left w:val="nil"/>
-          <w:bottom w:val="nil"/>
-          <w:right w:val="nil"/>
-          <w:between w:val="nil"/>
-        </w:pBdr>
-        <w:spacing w:line="240" w:lineRule="auto"/>
-        <w:rPr>
-          <w:rFonts w:ascii="Times New Roman" w:eastAsia="Times New Roman" w:hAnsi="Times New Roman" w:cs="Times New Roman"/>
-          <w:color w:val="000000"/>
-          <w:sz w:val="24"/>
-          <w:szCs w:val="24"/>
-        </w:rPr>
-      </w:pPr>
-      <w:r>
-        <w:rPr>
-          <w:rFonts w:ascii="Times New Roman" w:eastAsia="Times New Roman" w:hAnsi="Times New Roman" w:cs="Times New Roman"/>
-          <w:color w:val="000000"/>
-          <w:sz w:val="24"/>
-          <w:szCs w:val="24"/>
-        </w:rPr>
-        <w:t>9.2. Validation Test Cases</w:t>
-      </w:r>
-    </w:p>
-    <w:p>
-      <w:pPr>
-        <w:widowControl w:val="0"/>
-        <w:numPr>
-          <w:ilvl w:val="0"/>
-          <w:numId w:val="9"/>
-        </w:numPr>
-        <w:pBdr>
-          <w:top w:val="nil"/>
-          <w:left w:val="nil"/>
-          <w:bottom w:val="nil"/>
-          <w:right w:val="nil"/>
-          <w:between w:val="nil"/>
-        </w:pBdr>
-        <w:spacing w:line="240" w:lineRule="auto"/>
-        <w:rPr>
-          <w:rFonts w:ascii="Times New Roman" w:eastAsia="Times New Roman" w:hAnsi="Times New Roman" w:cs="Times New Roman"/>
-          <w:color w:val="000000"/>
-          <w:sz w:val="24"/>
-          <w:szCs w:val="24"/>
-        </w:rPr>
-      </w:pPr>
-      <w:r>
-        <w:rPr>
-          <w:rFonts w:ascii="Times New Roman" w:eastAsia="Times New Roman" w:hAnsi="Times New Roman" w:cs="Times New Roman"/>
-          <w:color w:val="000000"/>
-          <w:sz w:val="24"/>
-          <w:szCs w:val="24"/>
-        </w:rPr>
-        <w:t>9.3. Security Test Cases</w:t>
-      </w:r>
-    </w:p>
-    <w:p>
-      <w:pPr>
-        <w:widowControl w:val="0"/>
-        <w:pBdr>
-          <w:top w:val="nil"/>
-          <w:left w:val="nil"/>
-          <w:bottom w:val="nil"/>
-          <w:right w:val="nil"/>
-          <w:between w:val="nil"/>
-        </w:pBdr>
-        <w:spacing w:line="240" w:lineRule="auto"/>
-        <w:ind w:left="720"/>
-        <w:rPr>
-          <w:rFonts w:ascii="Times New Roman" w:eastAsia="Times New Roman" w:hAnsi="Times New Roman" w:cs="Times New Roman"/>
-          <w:color w:val="000000"/>
-          <w:sz w:val="24"/>
-          <w:szCs w:val="24"/>
-        </w:rPr>
-      </w:pPr>
-    </w:p>
-    <w:p>
-      <w:pPr>
-        <w:widowControl w:val="0"/>
-        <w:pBdr>
-          <w:top w:val="nil"/>
-          <w:left w:val="nil"/>
-          <w:bottom w:val="nil"/>
-          <w:right w:val="nil"/>
-          <w:between w:val="nil"/>
-        </w:pBdr>
-        <w:spacing w:line="240" w:lineRule="auto"/>
-        <w:rPr>
-          <w:rFonts w:ascii="Times New Roman" w:eastAsia="Times New Roman" w:hAnsi="Times New Roman" w:cs="Times New Roman"/>
-          <w:b/>
-          <w:bCs/>
-          <w:color w:val="000000"/>
-          <w:sz w:val="26"/>
-          <w:szCs w:val="26"/>
-        </w:rPr>
-      </w:pPr>
-      <w:r>
-        <w:rPr>
-          <w:rFonts w:ascii="Times New Roman" w:eastAsia="Times New Roman" w:hAnsi="Times New Roman" w:cs="Times New Roman"/>
-          <w:b/>
-          <w:bCs/>
-          <w:color w:val="000000"/>
-          <w:sz w:val="26"/>
-          <w:szCs w:val="26"/>
-        </w:rPr>
-        <w:t>10. Future Enhancements</w:t>
-      </w:r>
-    </w:p>
-    <w:p>
-      <w:pPr>
-        <w:widowControl w:val="0"/>
-        <w:pBdr>
-          <w:top w:val="nil"/>
-          <w:left w:val="nil"/>
-          <w:bottom w:val="nil"/>
-          <w:right w:val="nil"/>
-          <w:between w:val="nil"/>
-        </w:pBdr>
-        <w:spacing w:line="240" w:lineRule="auto"/>
-        <w:rPr>
-          <w:rFonts w:ascii="Times New Roman" w:eastAsia="Times New Roman" w:hAnsi="Times New Roman" w:cs="Times New Roman"/>
-          <w:color w:val="000000"/>
-          <w:sz w:val="24"/>
-          <w:szCs w:val="24"/>
-          <w:lang w:val="vi-VN"/>
-        </w:rPr>
-      </w:pPr>
-    </w:p>
-    <w:p>
-      <w:pPr>
-        <w:widowControl w:val="0"/>
-        <w:pBdr>
-          <w:top w:val="nil"/>
-          <w:left w:val="nil"/>
-          <w:bottom w:val="nil"/>
-          <w:right w:val="nil"/>
-          <w:between w:val="nil"/>
-        </w:pBdr>
-        <w:spacing w:line="240" w:lineRule="auto"/>
-        <w:rPr>
-          <w:rFonts w:ascii="Times New Roman" w:eastAsia="Times New Roman" w:hAnsi="Times New Roman" w:cs="Times New Roman"/>
-          <w:b/>
-          <w:bCs/>
-          <w:color w:val="000000"/>
-          <w:sz w:val="26"/>
-          <w:szCs w:val="26"/>
-        </w:rPr>
-      </w:pPr>
-      <w:r>
-        <w:rPr>
-          <w:rFonts w:ascii="Times New Roman" w:eastAsia="Times New Roman" w:hAnsi="Times New Roman" w:cs="Times New Roman"/>
-          <w:b/>
-          <w:bCs/>
-          <w:color w:val="000000"/>
-          <w:sz w:val="26"/>
-          <w:szCs w:val="26"/>
-        </w:rPr>
-        <w:t>11. Conclusion</w:t>
-      </w:r>
-    </w:p>
-    <w:p>
-      <w:pPr>
-        <w:widowControl w:val="0"/>
-        <w:pBdr>
-          <w:top w:val="nil"/>
-          <w:left w:val="nil"/>
-          <w:bottom w:val="nil"/>
-          <w:right w:val="nil"/>
-          <w:between w:val="nil"/>
-        </w:pBdr>
-        <w:spacing w:line="240" w:lineRule="auto"/>
-        <w:rPr>
-          <w:rFonts w:ascii="Times New Roman" w:eastAsia="Times New Roman" w:hAnsi="Times New Roman" w:cs="Times New Roman"/>
-          <w:color w:val="000000"/>
-          <w:sz w:val="24"/>
-          <w:szCs w:val="24"/>
-          <w:lang w:val="vi-VN"/>
-        </w:rPr>
-      </w:pPr>
-    </w:p>
-    <w:p>
-      <w:pPr>
-        <w:widowControl w:val="0"/>
-        <w:pBdr>
-          <w:top w:val="nil"/>
-          <w:left w:val="nil"/>
-          <w:bottom w:val="nil"/>
-          <w:right w:val="nil"/>
-          <w:between w:val="nil"/>
-        </w:pBdr>
-        <w:spacing w:line="240" w:lineRule="auto"/>
-        <w:rPr>
-          <w:rFonts w:ascii="Times New Roman" w:eastAsia="Times New Roman" w:hAnsi="Times New Roman" w:cs="Times New Roman"/>
-          <w:b/>
-          <w:bCs/>
-          <w:color w:val="000000"/>
-          <w:sz w:val="26"/>
-          <w:szCs w:val="26"/>
-        </w:rPr>
-      </w:pPr>
-      <w:r>
-        <w:rPr>
-          <w:rFonts w:ascii="Times New Roman" w:eastAsia="Times New Roman" w:hAnsi="Times New Roman" w:cs="Times New Roman"/>
-          <w:b/>
-          <w:bCs/>
-          <w:color w:val="000000"/>
-          <w:sz w:val="26"/>
-          <w:szCs w:val="26"/>
-        </w:rPr>
-        <w:t>12. Appendix</w:t>
-      </w:r>
-    </w:p>
-    <w:p>
-      <w:pPr>
-        <w:widowControl w:val="0"/>
-        <w:numPr>
-          <w:ilvl w:val="0"/>
-          <w:numId w:val="10"/>
-        </w:numPr>
-        <w:pBdr>
-          <w:top w:val="nil"/>
-          <w:left w:val="nil"/>
-          <w:bottom w:val="nil"/>
-          <w:right w:val="nil"/>
-          <w:between w:val="nil"/>
-        </w:pBdr>
-        <w:spacing w:line="240" w:lineRule="auto"/>
-        <w:rPr>
-          <w:rFonts w:ascii="Times New Roman" w:eastAsia="Times New Roman" w:hAnsi="Times New Roman" w:cs="Times New Roman"/>
-          <w:color w:val="000000"/>
-          <w:sz w:val="24"/>
-          <w:szCs w:val="24"/>
-        </w:rPr>
-      </w:pPr>
-      <w:r>
-        <w:rPr>
-          <w:rFonts w:ascii="Times New Roman" w:eastAsia="Times New Roman" w:hAnsi="Times New Roman" w:cs="Times New Roman"/>
-          <w:color w:val="000000"/>
-          <w:sz w:val="24"/>
-          <w:szCs w:val="24"/>
-        </w:rPr>
-        <w:t>12.1. References</w:t>
-      </w:r>
-    </w:p>
-    <w:p>
-      <w:pPr>
-        <w:widowControl w:val="0"/>
-        <w:numPr>
-          <w:ilvl w:val="0"/>
-          <w:numId w:val="10"/>
-        </w:numPr>
-        <w:pBdr>
-          <w:top w:val="nil"/>
-          <w:left w:val="nil"/>
-          <w:bottom w:val="nil"/>
-          <w:right w:val="nil"/>
-          <w:between w:val="nil"/>
-        </w:pBdr>
-        <w:spacing w:line="240" w:lineRule="auto"/>
-        <w:rPr>
-          <w:rFonts w:ascii="Times New Roman" w:eastAsia="Times New Roman" w:hAnsi="Times New Roman" w:cs="Times New Roman"/>
-          <w:color w:val="000000"/>
-          <w:sz w:val="24"/>
-          <w:szCs w:val="24"/>
-        </w:rPr>
-      </w:pPr>
-      <w:r>
-        <w:rPr>
-          <w:rFonts w:ascii="Times New Roman" w:eastAsia="Times New Roman" w:hAnsi="Times New Roman" w:cs="Times New Roman"/>
-          <w:color w:val="000000"/>
-          <w:sz w:val="24"/>
-          <w:szCs w:val="24"/>
-        </w:rPr>
-        <w:t>12.2. Screenshots</w:t>
-      </w:r>
-    </w:p>
-    <w:p>
-      <w:pPr>
-        <w:widowControl w:val="0"/>
-        <w:numPr>
-          <w:ilvl w:val="0"/>
-          <w:numId w:val="10"/>
-        </w:numPr>
-        <w:pBdr>
-          <w:top w:val="nil"/>
-          <w:left w:val="nil"/>
-          <w:bottom w:val="nil"/>
-          <w:right w:val="nil"/>
-          <w:between w:val="nil"/>
-        </w:pBdr>
-        <w:spacing w:line="240" w:lineRule="auto"/>
-        <w:rPr>
-          <w:rFonts w:ascii="Times New Roman" w:eastAsia="Times New Roman" w:hAnsi="Times New Roman" w:cs="Times New Roman"/>
-          <w:color w:val="000000"/>
-          <w:sz w:val="24"/>
-          <w:szCs w:val="24"/>
-        </w:rPr>
-      </w:pPr>
-      <w:r>
-        <w:rPr>
-          <w:rFonts w:ascii="Times New Roman" w:eastAsia="Times New Roman" w:hAnsi="Times New Roman" w:cs="Times New Roman"/>
-          <w:color w:val="000000"/>
-          <w:sz w:val="24"/>
-          <w:szCs w:val="24"/>
-        </w:rPr>
-        <w:t>12.3. Glossary</w:t>
-      </w:r>
-    </w:p>
-    <w:p>
-      <w:pPr>
-        <w:rPr>
-          <w:lang w:val="vi-VN"/>
-        </w:rPr>
-      </w:pPr>
-    </w:p>
-    <w:p>
-      <w:pPr>
-        <w:rPr>
-          <w:lang w:val="vi-VN"/>
-        </w:rPr>
-      </w:pPr>
-    </w:p>
-    <w:p>
-      <w:pPr>
-        <w:rPr>
-          <w:lang w:val="vi-VN"/>
-        </w:rPr>
-      </w:pPr>
-    </w:p>
-    <w:p>
-      <w:pPr>
-        <w:rPr>
-          <w:lang w:val="vi-VN"/>
-        </w:rPr>
-      </w:pPr>
-    </w:p>
-    <w:p>
-      <w:pPr>
-        <w:rPr>
-          <w:lang w:val="vi-VN"/>
+          <w:lang w:val="vi-VN"/>
+        </w:rPr>
+      </w:pPr>
+    </w:p>
+    <w:p>
+      <w:pPr>
+        <w:rPr>
+          <w:lang w:val="vi-VN"/>
+        </w:rPr>
+      </w:pPr>
+    </w:p>
+    <w:p>
+      <w:pPr>
+        <w:rPr>
+          <w:lang w:val="vi-VN"/>
+        </w:rPr>
+      </w:pPr>
+    </w:p>
+    <w:p>
+      <w:pPr>
+        <w:rPr>
+          <w:lang w:val="vi-VN"/>
+        </w:rPr>
+      </w:pPr>
+    </w:p>
+    <w:p>
+      <w:pPr>
+        <w:rPr>
+          <w:lang w:val="vi-VN"/>
+        </w:rPr>
+      </w:pPr>
+    </w:p>
+    <w:p>
+      <w:pPr>
+        <w:rPr>
+          <w:lang w:val="vi-VN"/>
+        </w:rPr>
+      </w:pPr>
+    </w:p>
+    <w:p>
+      <w:pPr>
+        <w:rPr>
+          <w:lang w:val="vi-VN"/>
+        </w:rPr>
+      </w:pPr>
+    </w:p>
+    <w:p>
+      <w:pPr>
+        <w:rPr>
+          <w:lang w:val="vi-VN"/>
+        </w:rPr>
+      </w:pPr>
+    </w:p>
+    <w:p>
+      <w:pPr>
+        <w:rPr>
+          <w:lang w:val="vi-VN"/>
+        </w:rPr>
+      </w:pPr>
+    </w:p>
+    <w:p>
+      <w:pPr>
+        <w:rPr>
+          <w:lang w:val="vi-VN"/>
+        </w:rPr>
+      </w:pPr>
+    </w:p>
+    <w:p>
+      <w:pPr>
+        <w:rPr>
+          <w:lang w:val="vi-VN"/>
+        </w:rPr>
+      </w:pPr>
+    </w:p>
+    <w:p>
+      <w:pPr>
+        <w:rPr>
+          <w:lang w:val="en-GB"/>
+        </w:rPr>
+      </w:pPr>
+    </w:p>
+    <w:p>
+      <w:pPr>
+        <w:rPr>
+          <w:lang w:val="en-GB"/>
+        </w:rPr>
+      </w:pPr>
+    </w:p>
+    <w:p>
+      <w:pPr>
+        <w:rPr>
+          <w:lang w:val="en-GB"/>
+        </w:rPr>
+      </w:pPr>
+    </w:p>
+    <w:p>
+      <w:pPr>
+        <w:rPr>
+          <w:lang w:val="en-GB"/>
+        </w:rPr>
+      </w:pPr>
+    </w:p>
+    <w:p>
+      <w:pPr>
+        <w:rPr>
+          <w:lang w:val="en-GB"/>
+        </w:rPr>
+      </w:pPr>
+    </w:p>
+    <w:p>
+      <w:pPr>
+        <w:rPr>
+          <w:lang w:val="en-GB"/>
+        </w:rPr>
+      </w:pPr>
+    </w:p>
+    <w:p>
+      <w:pPr>
+        <w:rPr>
+          <w:lang w:val="en-GB"/>
+        </w:rPr>
+      </w:pPr>
+    </w:p>
+    <w:p>
+      <w:pPr>
+        <w:rPr>
+          <w:lang w:val="en-GB"/>
+        </w:rPr>
+      </w:pPr>
+    </w:p>
+    <w:p>
+      <w:pPr>
+        <w:rPr>
+          <w:lang w:val="en-GB"/>
         </w:rPr>
       </w:pPr>
     </w:p>
@@ -2517,6 +2055,7 @@
           <w:sz w:val="32"/>
           <w:szCs w:val="32"/>
         </w:rPr>
+        <w:lastRenderedPageBreak/>
         <w:t xml:space="preserve">I. Record of Changes </w:t>
       </w:r>
     </w:p>
@@ -3064,6 +2603,15 @@
                 <w:szCs w:val="24"/>
               </w:rPr>
             </w:pPr>
+            <w:r>
+              <w:rPr>
+                <w:rFonts w:ascii="Times New Roman" w:eastAsia="Times New Roman" w:hAnsi="Times New Roman" w:cs="Times New Roman"/>
+                <w:color w:val="000000"/>
+                <w:sz w:val="24"/>
+                <w:szCs w:val="24"/>
+              </w:rPr>
+              <w:t>Update UCD</w:t>
+            </w:r>
           </w:p>
         </w:tc>
       </w:tr>
@@ -4401,6 +3949,36 @@
         </w:rPr>
         <w:t>Real-time chat apps or video call platforms.</w:t>
       </w:r>
+    </w:p>
+    <w:p>
+      <w:pPr>
+        <w:rPr>
+          <w:rFonts w:ascii="Times New Roman" w:hAnsi="Times New Roman" w:cs="Times New Roman"/>
+          <w:sz w:val="24"/>
+          <w:szCs w:val="24"/>
+          <w:lang w:val="vi-VN"/>
+        </w:rPr>
+      </w:pPr>
+    </w:p>
+    <w:p>
+      <w:pPr>
+        <w:rPr>
+          <w:rFonts w:ascii="Times New Roman" w:hAnsi="Times New Roman" w:cs="Times New Roman"/>
+          <w:sz w:val="24"/>
+          <w:szCs w:val="24"/>
+          <w:lang w:val="vi-VN"/>
+        </w:rPr>
+      </w:pPr>
+    </w:p>
+    <w:p>
+      <w:pPr>
+        <w:rPr>
+          <w:rFonts w:ascii="Times New Roman" w:hAnsi="Times New Roman" w:cs="Times New Roman"/>
+          <w:sz w:val="24"/>
+          <w:szCs w:val="24"/>
+          <w:lang w:val="vi-VN"/>
+        </w:rPr>
+      </w:pPr>
     </w:p>
     <w:p>
       <w:pPr>
@@ -5256,7 +4834,19 @@
           <w:bCs/>
           <w:sz w:val="28"/>
           <w:szCs w:val="28"/>
-          <w:lang w:val="vi-VN"/>
+          <w:lang w:val="en-GB"/>
+        </w:rPr>
+      </w:pPr>
+    </w:p>
+    <w:p>
+      <w:pPr>
+        <w:rPr>
+          <w:rFonts w:ascii="Times New Roman" w:hAnsi="Times New Roman" w:cs="Times New Roman"/>
+          <w:b/>
+          <w:bCs/>
+          <w:sz w:val="28"/>
+          <w:szCs w:val="28"/>
+          <w:lang w:val="en-GB"/>
         </w:rPr>
       </w:pPr>
     </w:p>
@@ -6530,23 +6120,32 @@
     </w:p>
     <w:p>
       <w:pPr>
-        <w:rPr>
-          <w:rFonts w:ascii="Times New Roman" w:hAnsi="Times New Roman" w:cs="Times New Roman"/>
-          <w:b/>
-          <w:bCs/>
-          <w:sz w:val="24"/>
-          <w:szCs w:val="24"/>
-        </w:rPr>
-      </w:pPr>
-      <w:r>
-        <w:rPr>
-          <w:rFonts w:ascii="Times New Roman" w:hAnsi="Times New Roman" w:cs="Times New Roman"/>
-          <w:b/>
-          <w:bCs/>
-          <w:sz w:val="24"/>
-          <w:szCs w:val="24"/>
-        </w:rPr>
-        <w:lastRenderedPageBreak/>
+        <w:ind w:left="720"/>
+        <w:rPr>
+          <w:rFonts w:ascii="Times New Roman" w:hAnsi="Times New Roman" w:cs="Times New Roman"/>
+          <w:sz w:val="24"/>
+          <w:szCs w:val="24"/>
+        </w:rPr>
+      </w:pPr>
+    </w:p>
+    <w:p>
+      <w:pPr>
+        <w:rPr>
+          <w:rFonts w:ascii="Times New Roman" w:hAnsi="Times New Roman" w:cs="Times New Roman"/>
+          <w:b/>
+          <w:bCs/>
+          <w:sz w:val="24"/>
+          <w:szCs w:val="24"/>
+        </w:rPr>
+      </w:pPr>
+      <w:r>
+        <w:rPr>
+          <w:rFonts w:ascii="Times New Roman" w:hAnsi="Times New Roman" w:cs="Times New Roman"/>
+          <w:b/>
+          <w:bCs/>
+          <w:sz w:val="24"/>
+          <w:szCs w:val="24"/>
+        </w:rPr>
         <w:t>Reporting Module</w:t>
       </w:r>
     </w:p>
@@ -7157,7 +6756,6 @@
           <w:sz w:val="28"/>
           <w:szCs w:val="28"/>
         </w:rPr>
-        <w:lastRenderedPageBreak/>
         <w:t>2.4 Operating Environment</w:t>
       </w:r>
     </w:p>
@@ -7927,7 +7525,6 @@
           <w:sz w:val="28"/>
           <w:szCs w:val="28"/>
         </w:rPr>
-        <w:lastRenderedPageBreak/>
         <w:t>2.6 Assumptions and Dependencies</w:t>
       </w:r>
     </w:p>
@@ -8167,26 +7764,6 @@
         </w:rPr>
         <w:t xml:space="preserve">Active Internet Connectivity and web browser stability. </w:t>
       </w:r>
-    </w:p>
-    <w:p>
-      <w:pPr>
-        <w:rPr>
-          <w:rFonts w:ascii="Times New Roman" w:hAnsi="Times New Roman" w:cs="Times New Roman"/>
-          <w:sz w:val="24"/>
-          <w:szCs w:val="24"/>
-          <w:lang w:val="vi-VN"/>
-        </w:rPr>
-      </w:pPr>
-    </w:p>
-    <w:p>
-      <w:pPr>
-        <w:rPr>
-          <w:rFonts w:ascii="Times New Roman" w:hAnsi="Times New Roman" w:cs="Times New Roman"/>
-          <w:sz w:val="24"/>
-          <w:szCs w:val="24"/>
-          <w:lang w:val="vi-VN"/>
-        </w:rPr>
-      </w:pPr>
     </w:p>
     <w:p>
       <w:pPr>
@@ -23287,17 +22864,106 @@
           <w:bCs/>
           <w:sz w:val="24"/>
           <w:szCs w:val="24"/>
-          <w:lang w:val="vi-VN"/>
-        </w:rPr>
-      </w:pPr>
-      <w:r>
-        <w:rPr>
-          <w:rFonts w:ascii="Times New Roman" w:hAnsi="Times New Roman" w:cs="Times New Roman"/>
-          <w:b/>
-          <w:bCs/>
-          <w:sz w:val="24"/>
-          <w:szCs w:val="24"/>
-        </w:rPr>
+        </w:rPr>
+      </w:pPr>
+    </w:p>
+    <w:p>
+      <w:pPr>
+        <w:rPr>
+          <w:rFonts w:ascii="Times New Roman" w:hAnsi="Times New Roman" w:cs="Times New Roman"/>
+          <w:b/>
+          <w:bCs/>
+          <w:sz w:val="24"/>
+          <w:szCs w:val="24"/>
+        </w:rPr>
+      </w:pPr>
+    </w:p>
+    <w:p>
+      <w:pPr>
+        <w:rPr>
+          <w:rFonts w:ascii="Times New Roman" w:hAnsi="Times New Roman" w:cs="Times New Roman"/>
+          <w:b/>
+          <w:bCs/>
+          <w:sz w:val="24"/>
+          <w:szCs w:val="24"/>
+        </w:rPr>
+      </w:pPr>
+    </w:p>
+    <w:p>
+      <w:pPr>
+        <w:rPr>
+          <w:rFonts w:ascii="Times New Roman" w:hAnsi="Times New Roman" w:cs="Times New Roman"/>
+          <w:b/>
+          <w:bCs/>
+          <w:sz w:val="24"/>
+          <w:szCs w:val="24"/>
+        </w:rPr>
+      </w:pPr>
+    </w:p>
+    <w:p>
+      <w:pPr>
+        <w:rPr>
+          <w:rFonts w:ascii="Times New Roman" w:hAnsi="Times New Roman" w:cs="Times New Roman"/>
+          <w:b/>
+          <w:bCs/>
+          <w:sz w:val="24"/>
+          <w:szCs w:val="24"/>
+        </w:rPr>
+      </w:pPr>
+    </w:p>
+    <w:p>
+      <w:pPr>
+        <w:rPr>
+          <w:rFonts w:ascii="Times New Roman" w:hAnsi="Times New Roman" w:cs="Times New Roman"/>
+          <w:b/>
+          <w:bCs/>
+          <w:sz w:val="24"/>
+          <w:szCs w:val="24"/>
+        </w:rPr>
+      </w:pPr>
+    </w:p>
+    <w:p>
+      <w:pPr>
+        <w:rPr>
+          <w:rFonts w:ascii="Times New Roman" w:hAnsi="Times New Roman" w:cs="Times New Roman"/>
+          <w:b/>
+          <w:bCs/>
+          <w:sz w:val="24"/>
+          <w:szCs w:val="24"/>
+        </w:rPr>
+      </w:pPr>
+    </w:p>
+    <w:p>
+      <w:pPr>
+        <w:rPr>
+          <w:rFonts w:ascii="Times New Roman" w:hAnsi="Times New Roman" w:cs="Times New Roman"/>
+          <w:b/>
+          <w:bCs/>
+          <w:sz w:val="24"/>
+          <w:szCs w:val="24"/>
+        </w:rPr>
+      </w:pPr>
+    </w:p>
+    <w:p>
+      <w:pPr>
+        <w:rPr>
+          <w:rFonts w:ascii="Times New Roman" w:hAnsi="Times New Roman" w:cs="Times New Roman"/>
+          <w:b/>
+          <w:bCs/>
+          <w:sz w:val="24"/>
+          <w:szCs w:val="24"/>
+          <w:lang w:val="vi-VN"/>
+        </w:rPr>
+      </w:pPr>
+      <w:r>
+        <w:rPr>
+          <w:rFonts w:ascii="Times New Roman" w:hAnsi="Times New Roman" w:cs="Times New Roman"/>
+          <w:b/>
+          <w:bCs/>
+          <w:sz w:val="24"/>
+          <w:szCs w:val="24"/>
+        </w:rPr>
+        <w:lastRenderedPageBreak/>
         <w:t>6.2.2 Authentication Use Case Diagram</w:t>
       </w:r>
     </w:p>
@@ -23309,17 +22975,273 @@
           <w:bCs/>
           <w:sz w:val="24"/>
           <w:szCs w:val="24"/>
-          <w:lang w:val="vi-VN"/>
-        </w:rPr>
-      </w:pPr>
-      <w:r>
-        <w:rPr>
-          <w:rFonts w:ascii="Times New Roman" w:hAnsi="Times New Roman" w:cs="Times New Roman"/>
-          <w:b/>
-          <w:bCs/>
-          <w:sz w:val="24"/>
-          <w:szCs w:val="24"/>
-        </w:rPr>
+        </w:rPr>
+      </w:pPr>
+      <w:r>
+        <w:rPr>
+          <w:rFonts w:ascii="Times New Roman" w:hAnsi="Times New Roman" w:cs="Times New Roman"/>
+          <w:b/>
+          <w:bCs/>
+          <w:sz w:val="24"/>
+          <w:szCs w:val="24"/>
+        </w:rPr>
+        <w:drawing>
+          <wp:inline distT="0" distB="0" distL="0" distR="0" wp14:anchorId="67B07CCF" wp14:editId="73DBF9D8">
+            <wp:extent cx="5074920" cy="4574106"/>
+            <wp:effectExtent l="0" t="0" r="0" b="0"/>
+            <wp:docPr id="1139978146" name="Picture 2"/>
+            <wp:cNvGraphicFramePr>
+              <a:graphicFrameLocks xmlns:a="http://schemas.openxmlformats.org/drawingml/2006/main" noChangeAspect="1"/>
+            </wp:cNvGraphicFramePr>
+            <a:graphic xmlns:a="http://schemas.openxmlformats.org/drawingml/2006/main">
+              <a:graphicData uri="http://schemas.openxmlformats.org/drawingml/2006/picture">
+                <pic:pic xmlns:pic="http://schemas.openxmlformats.org/drawingml/2006/picture">
+                  <pic:nvPicPr>
+                    <pic:cNvPr id="0" name="Picture 6"/>
+                    <pic:cNvPicPr>
+                      <a:picLocks noChangeAspect="1" noChangeArrowheads="1"/>
+                    </pic:cNvPicPr>
+                  </pic:nvPicPr>
+                  <pic:blipFill>
+                    <a:blip r:embed="rId19" cstate="print">
+                      <a:extLst>
+                        <a:ext uri="{28A0092B-C50C-407E-A947-70E740481C1C}">
+                          <a14:useLocalDpi xmlns:a14="http://schemas.microsoft.com/office/drawing/2010/main" val="0"/>
+                        </a:ext>
+                      </a:extLst>
+                    </a:blip>
+                    <a:srcRect/>
+                    <a:stretch>
+                      <a:fillRect/>
+                    </a:stretch>
+                  </pic:blipFill>
+                  <pic:spPr bwMode="auto">
+                    <a:xfrm>
+                      <a:off x="0" y="0"/>
+                      <a:ext cx="5105328" cy="4601513"/>
+                    </a:xfrm>
+                    <a:prstGeom prst="rect">
+                      <a:avLst/>
+                    </a:prstGeom>
+                    <a:noFill/>
+                    <a:ln>
+                      <a:noFill/>
+                    </a:ln>
+                  </pic:spPr>
+                </pic:pic>
+              </a:graphicData>
+            </a:graphic>
+          </wp:inline>
+        </w:drawing>
+      </w:r>
+    </w:p>
+    <w:p>
+      <w:pPr>
+        <w:rPr>
+          <w:rFonts w:ascii="Times New Roman" w:hAnsi="Times New Roman" w:cs="Times New Roman"/>
+          <w:b/>
+          <w:bCs/>
+          <w:sz w:val="24"/>
+          <w:szCs w:val="24"/>
+          <w:lang w:val="vi-VN"/>
+        </w:rPr>
+      </w:pPr>
+    </w:p>
+    <w:p>
+      <w:pPr>
+        <w:rPr>
+          <w:rFonts w:ascii="Times New Roman" w:hAnsi="Times New Roman" w:cs="Times New Roman"/>
+          <w:b/>
+          <w:bCs/>
+          <w:sz w:val="24"/>
+          <w:szCs w:val="24"/>
+        </w:rPr>
+      </w:pPr>
+    </w:p>
+    <w:p>
+      <w:pPr>
+        <w:rPr>
+          <w:rFonts w:ascii="Times New Roman" w:hAnsi="Times New Roman" w:cs="Times New Roman"/>
+          <w:b/>
+          <w:bCs/>
+          <w:sz w:val="24"/>
+          <w:szCs w:val="24"/>
+        </w:rPr>
+      </w:pPr>
+    </w:p>
+    <w:p>
+      <w:pPr>
+        <w:rPr>
+          <w:rFonts w:ascii="Times New Roman" w:hAnsi="Times New Roman" w:cs="Times New Roman"/>
+          <w:b/>
+          <w:bCs/>
+          <w:sz w:val="24"/>
+          <w:szCs w:val="24"/>
+        </w:rPr>
+      </w:pPr>
+    </w:p>
+    <w:p>
+      <w:pPr>
+        <w:rPr>
+          <w:rFonts w:ascii="Times New Roman" w:hAnsi="Times New Roman" w:cs="Times New Roman"/>
+          <w:b/>
+          <w:bCs/>
+          <w:sz w:val="24"/>
+          <w:szCs w:val="24"/>
+        </w:rPr>
+      </w:pPr>
+    </w:p>
+    <w:p>
+      <w:pPr>
+        <w:rPr>
+          <w:rFonts w:ascii="Times New Roman" w:hAnsi="Times New Roman" w:cs="Times New Roman"/>
+          <w:b/>
+          <w:bCs/>
+          <w:sz w:val="24"/>
+          <w:szCs w:val="24"/>
+        </w:rPr>
+      </w:pPr>
+    </w:p>
+    <w:p>
+      <w:pPr>
+        <w:rPr>
+          <w:rFonts w:ascii="Times New Roman" w:hAnsi="Times New Roman" w:cs="Times New Roman"/>
+          <w:b/>
+          <w:bCs/>
+          <w:sz w:val="24"/>
+          <w:szCs w:val="24"/>
+        </w:rPr>
+      </w:pPr>
+    </w:p>
+    <w:p>
+      <w:pPr>
+        <w:rPr>
+          <w:rFonts w:ascii="Times New Roman" w:hAnsi="Times New Roman" w:cs="Times New Roman"/>
+          <w:b/>
+          <w:bCs/>
+          <w:sz w:val="24"/>
+          <w:szCs w:val="24"/>
+        </w:rPr>
+      </w:pPr>
+    </w:p>
+    <w:p>
+      <w:pPr>
+        <w:rPr>
+          <w:rFonts w:ascii="Times New Roman" w:hAnsi="Times New Roman" w:cs="Times New Roman"/>
+          <w:b/>
+          <w:bCs/>
+          <w:sz w:val="24"/>
+          <w:szCs w:val="24"/>
+        </w:rPr>
+      </w:pPr>
+    </w:p>
+    <w:p>
+      <w:pPr>
+        <w:rPr>
+          <w:rFonts w:ascii="Times New Roman" w:hAnsi="Times New Roman" w:cs="Times New Roman"/>
+          <w:b/>
+          <w:bCs/>
+          <w:sz w:val="24"/>
+          <w:szCs w:val="24"/>
+        </w:rPr>
+      </w:pPr>
+    </w:p>
+    <w:p>
+      <w:pPr>
+        <w:rPr>
+          <w:rFonts w:ascii="Times New Roman" w:hAnsi="Times New Roman" w:cs="Times New Roman"/>
+          <w:b/>
+          <w:bCs/>
+          <w:sz w:val="24"/>
+          <w:szCs w:val="24"/>
+        </w:rPr>
+      </w:pPr>
+    </w:p>
+    <w:p>
+      <w:pPr>
+        <w:rPr>
+          <w:rFonts w:ascii="Times New Roman" w:hAnsi="Times New Roman" w:cs="Times New Roman"/>
+          <w:b/>
+          <w:bCs/>
+          <w:sz w:val="24"/>
+          <w:szCs w:val="24"/>
+        </w:rPr>
+      </w:pPr>
+    </w:p>
+    <w:p>
+      <w:pPr>
+        <w:rPr>
+          <w:rFonts w:ascii="Times New Roman" w:hAnsi="Times New Roman" w:cs="Times New Roman"/>
+          <w:b/>
+          <w:bCs/>
+          <w:sz w:val="24"/>
+          <w:szCs w:val="24"/>
+        </w:rPr>
+      </w:pPr>
+    </w:p>
+    <w:p>
+      <w:pPr>
+        <w:rPr>
+          <w:rFonts w:ascii="Times New Roman" w:hAnsi="Times New Roman" w:cs="Times New Roman"/>
+          <w:b/>
+          <w:bCs/>
+          <w:sz w:val="24"/>
+          <w:szCs w:val="24"/>
+        </w:rPr>
+      </w:pPr>
+    </w:p>
+    <w:p>
+      <w:pPr>
+        <w:rPr>
+          <w:rFonts w:ascii="Times New Roman" w:hAnsi="Times New Roman" w:cs="Times New Roman"/>
+          <w:b/>
+          <w:bCs/>
+          <w:sz w:val="24"/>
+          <w:szCs w:val="24"/>
+        </w:rPr>
+      </w:pPr>
+    </w:p>
+    <w:p>
+      <w:pPr>
+        <w:rPr>
+          <w:rFonts w:ascii="Times New Roman" w:hAnsi="Times New Roman" w:cs="Times New Roman"/>
+          <w:b/>
+          <w:bCs/>
+          <w:sz w:val="24"/>
+          <w:szCs w:val="24"/>
+        </w:rPr>
+      </w:pPr>
+    </w:p>
+    <w:p>
+      <w:pPr>
+        <w:rPr>
+          <w:rFonts w:ascii="Times New Roman" w:hAnsi="Times New Roman" w:cs="Times New Roman"/>
+          <w:b/>
+          <w:bCs/>
+          <w:sz w:val="24"/>
+          <w:szCs w:val="24"/>
+        </w:rPr>
+      </w:pPr>
+    </w:p>
+    <w:p>
+      <w:pPr>
+        <w:rPr>
+          <w:rFonts w:ascii="Times New Roman" w:hAnsi="Times New Roman" w:cs="Times New Roman"/>
+          <w:b/>
+          <w:bCs/>
+          <w:sz w:val="24"/>
+          <w:szCs w:val="24"/>
+        </w:rPr>
+      </w:pPr>
+      <w:r>
+        <w:rPr>
+          <w:rFonts w:ascii="Times New Roman" w:hAnsi="Times New Roman" w:cs="Times New Roman"/>
+          <w:b/>
+          <w:bCs/>
+          <w:sz w:val="24"/>
+          <w:szCs w:val="24"/>
+        </w:rPr>
+        <w:lastRenderedPageBreak/>
         <w:t>6.2.3 Student Management Use Case Diagram</w:t>
       </w:r>
     </w:p>
@@ -23341,6 +23263,142 @@
           <w:sz w:val="24"/>
           <w:szCs w:val="24"/>
         </w:rPr>
+        <w:drawing>
+          <wp:inline distT="0" distB="0" distL="0" distR="0" wp14:anchorId="15396EA2" wp14:editId="7E67AE29">
+            <wp:extent cx="4480560" cy="6742590"/>
+            <wp:effectExtent l="0" t="0" r="0" b="0"/>
+            <wp:docPr id="1470483563" name="Picture 6"/>
+            <wp:cNvGraphicFramePr>
+              <a:graphicFrameLocks xmlns:a="http://schemas.openxmlformats.org/drawingml/2006/main" noChangeAspect="1"/>
+            </wp:cNvGraphicFramePr>
+            <a:graphic xmlns:a="http://schemas.openxmlformats.org/drawingml/2006/main">
+              <a:graphicData uri="http://schemas.openxmlformats.org/drawingml/2006/picture">
+                <pic:pic xmlns:pic="http://schemas.openxmlformats.org/drawingml/2006/picture">
+                  <pic:nvPicPr>
+                    <pic:cNvPr id="0" name="Picture 20"/>
+                    <pic:cNvPicPr>
+                      <a:picLocks noChangeAspect="1" noChangeArrowheads="1"/>
+                    </pic:cNvPicPr>
+                  </pic:nvPicPr>
+                  <pic:blipFill>
+                    <a:blip r:embed="rId20" cstate="print">
+                      <a:extLst>
+                        <a:ext uri="{28A0092B-C50C-407E-A947-70E740481C1C}">
+                          <a14:useLocalDpi xmlns:a14="http://schemas.microsoft.com/office/drawing/2010/main" val="0"/>
+                        </a:ext>
+                      </a:extLst>
+                    </a:blip>
+                    <a:srcRect/>
+                    <a:stretch>
+                      <a:fillRect/>
+                    </a:stretch>
+                  </pic:blipFill>
+                  <pic:spPr bwMode="auto">
+                    <a:xfrm>
+                      <a:off x="0" y="0"/>
+                      <a:ext cx="4491852" cy="6759582"/>
+                    </a:xfrm>
+                    <a:prstGeom prst="rect">
+                      <a:avLst/>
+                    </a:prstGeom>
+                    <a:noFill/>
+                    <a:ln>
+                      <a:noFill/>
+                    </a:ln>
+                  </pic:spPr>
+                </pic:pic>
+              </a:graphicData>
+            </a:graphic>
+          </wp:inline>
+        </w:drawing>
+      </w:r>
+    </w:p>
+    <w:p>
+      <w:pPr>
+        <w:rPr>
+          <w:rFonts w:ascii="Times New Roman" w:hAnsi="Times New Roman" w:cs="Times New Roman"/>
+          <w:b/>
+          <w:bCs/>
+          <w:sz w:val="24"/>
+          <w:szCs w:val="24"/>
+        </w:rPr>
+      </w:pPr>
+    </w:p>
+    <w:p>
+      <w:pPr>
+        <w:rPr>
+          <w:rFonts w:ascii="Times New Roman" w:hAnsi="Times New Roman" w:cs="Times New Roman"/>
+          <w:b/>
+          <w:bCs/>
+          <w:sz w:val="24"/>
+          <w:szCs w:val="24"/>
+          <w:lang w:val="vi-VN"/>
+        </w:rPr>
+      </w:pPr>
+    </w:p>
+    <w:p>
+      <w:pPr>
+        <w:rPr>
+          <w:rFonts w:ascii="Times New Roman" w:hAnsi="Times New Roman" w:cs="Times New Roman"/>
+          <w:b/>
+          <w:bCs/>
+          <w:sz w:val="24"/>
+          <w:szCs w:val="24"/>
+        </w:rPr>
+      </w:pPr>
+    </w:p>
+    <w:p>
+      <w:pPr>
+        <w:rPr>
+          <w:rFonts w:ascii="Times New Roman" w:hAnsi="Times New Roman" w:cs="Times New Roman"/>
+          <w:b/>
+          <w:bCs/>
+          <w:sz w:val="24"/>
+          <w:szCs w:val="24"/>
+        </w:rPr>
+      </w:pPr>
+    </w:p>
+    <w:p>
+      <w:pPr>
+        <w:rPr>
+          <w:rFonts w:ascii="Times New Roman" w:hAnsi="Times New Roman" w:cs="Times New Roman"/>
+          <w:b/>
+          <w:bCs/>
+          <w:sz w:val="24"/>
+          <w:szCs w:val="24"/>
+        </w:rPr>
+      </w:pPr>
+    </w:p>
+    <w:p>
+      <w:pPr>
+        <w:rPr>
+          <w:rFonts w:ascii="Times New Roman" w:hAnsi="Times New Roman" w:cs="Times New Roman"/>
+          <w:b/>
+          <w:bCs/>
+          <w:sz w:val="24"/>
+          <w:szCs w:val="24"/>
+        </w:rPr>
+      </w:pPr>
+    </w:p>
+    <w:p>
+      <w:pPr>
+        <w:rPr>
+          <w:rFonts w:ascii="Times New Roman" w:hAnsi="Times New Roman" w:cs="Times New Roman"/>
+          <w:b/>
+          <w:bCs/>
+          <w:sz w:val="24"/>
+          <w:szCs w:val="24"/>
+        </w:rPr>
+      </w:pPr>
+      <w:r>
+        <w:rPr>
+          <w:rFonts w:ascii="Times New Roman" w:hAnsi="Times New Roman" w:cs="Times New Roman"/>
+          <w:b/>
+          <w:bCs/>
+          <w:sz w:val="24"/>
+          <w:szCs w:val="24"/>
+        </w:rPr>
+        <w:lastRenderedPageBreak/>
         <w:t>6.2.4 Class Management Use Case Diagram</w:t>
       </w:r>
     </w:p>
@@ -23354,49 +23412,249 @@
           <w:szCs w:val="24"/>
         </w:rPr>
       </w:pPr>
-    </w:p>
-    <w:p>
-      <w:pPr>
-        <w:rPr>
-          <w:rFonts w:ascii="Times New Roman" w:hAnsi="Times New Roman" w:cs="Times New Roman"/>
-          <w:b/>
-          <w:bCs/>
-          <w:sz w:val="24"/>
-          <w:szCs w:val="24"/>
-        </w:rPr>
-      </w:pPr>
-    </w:p>
-    <w:p>
-      <w:pPr>
-        <w:rPr>
-          <w:rFonts w:ascii="Times New Roman" w:hAnsi="Times New Roman" w:cs="Times New Roman"/>
-          <w:b/>
-          <w:bCs/>
-          <w:sz w:val="24"/>
-          <w:szCs w:val="24"/>
-        </w:rPr>
-      </w:pPr>
-    </w:p>
-    <w:p>
-      <w:pPr>
-        <w:rPr>
-          <w:rFonts w:ascii="Times New Roman" w:hAnsi="Times New Roman" w:cs="Times New Roman"/>
-          <w:b/>
-          <w:bCs/>
-          <w:sz w:val="24"/>
-          <w:szCs w:val="24"/>
-        </w:rPr>
-      </w:pPr>
-    </w:p>
-    <w:p>
-      <w:pPr>
-        <w:rPr>
-          <w:rFonts w:ascii="Times New Roman" w:hAnsi="Times New Roman" w:cs="Times New Roman"/>
-          <w:b/>
-          <w:bCs/>
-          <w:sz w:val="24"/>
-          <w:szCs w:val="24"/>
-          <w:lang w:val="vi-VN"/>
+      <w:r>
+        <w:rPr>
+          <w:rFonts w:ascii="Times New Roman" w:hAnsi="Times New Roman" w:cs="Times New Roman"/>
+          <w:b/>
+          <w:bCs/>
+          <w:sz w:val="24"/>
+          <w:szCs w:val="24"/>
+        </w:rPr>
+        <w:drawing>
+          <wp:inline distT="0" distB="0" distL="0" distR="0" wp14:anchorId="075AAEA3" wp14:editId="31A753B6">
+            <wp:extent cx="5603886" cy="4442460"/>
+            <wp:effectExtent l="0" t="0" r="0" b="0"/>
+            <wp:docPr id="301677726" name="Picture 8"/>
+            <wp:cNvGraphicFramePr>
+              <a:graphicFrameLocks xmlns:a="http://schemas.openxmlformats.org/drawingml/2006/main" noChangeAspect="1"/>
+            </wp:cNvGraphicFramePr>
+            <a:graphic xmlns:a="http://schemas.openxmlformats.org/drawingml/2006/main">
+              <a:graphicData uri="http://schemas.openxmlformats.org/drawingml/2006/picture">
+                <pic:pic xmlns:pic="http://schemas.openxmlformats.org/drawingml/2006/picture">
+                  <pic:nvPicPr>
+                    <pic:cNvPr id="0" name="Picture 27"/>
+                    <pic:cNvPicPr>
+                      <a:picLocks noChangeAspect="1" noChangeArrowheads="1"/>
+                    </pic:cNvPicPr>
+                  </pic:nvPicPr>
+                  <pic:blipFill>
+                    <a:blip r:embed="rId21" cstate="print">
+                      <a:extLst>
+                        <a:ext uri="{28A0092B-C50C-407E-A947-70E740481C1C}">
+                          <a14:useLocalDpi xmlns:a14="http://schemas.microsoft.com/office/drawing/2010/main" val="0"/>
+                        </a:ext>
+                      </a:extLst>
+                    </a:blip>
+                    <a:srcRect/>
+                    <a:stretch>
+                      <a:fillRect/>
+                    </a:stretch>
+                  </pic:blipFill>
+                  <pic:spPr bwMode="auto">
+                    <a:xfrm>
+                      <a:off x="0" y="0"/>
+                      <a:ext cx="5631703" cy="4464512"/>
+                    </a:xfrm>
+                    <a:prstGeom prst="rect">
+                      <a:avLst/>
+                    </a:prstGeom>
+                    <a:noFill/>
+                    <a:ln>
+                      <a:noFill/>
+                    </a:ln>
+                  </pic:spPr>
+                </pic:pic>
+              </a:graphicData>
+            </a:graphic>
+          </wp:inline>
+        </w:drawing>
+      </w:r>
+    </w:p>
+    <w:p>
+      <w:pPr>
+        <w:rPr>
+          <w:rFonts w:ascii="Times New Roman" w:hAnsi="Times New Roman" w:cs="Times New Roman"/>
+          <w:b/>
+          <w:bCs/>
+          <w:sz w:val="24"/>
+          <w:szCs w:val="24"/>
+        </w:rPr>
+      </w:pPr>
+    </w:p>
+    <w:p>
+      <w:pPr>
+        <w:rPr>
+          <w:rFonts w:ascii="Times New Roman" w:hAnsi="Times New Roman" w:cs="Times New Roman"/>
+          <w:b/>
+          <w:bCs/>
+          <w:sz w:val="24"/>
+          <w:szCs w:val="24"/>
+        </w:rPr>
+      </w:pPr>
+    </w:p>
+    <w:p>
+      <w:pPr>
+        <w:rPr>
+          <w:rFonts w:ascii="Times New Roman" w:hAnsi="Times New Roman" w:cs="Times New Roman"/>
+          <w:b/>
+          <w:bCs/>
+          <w:sz w:val="24"/>
+          <w:szCs w:val="24"/>
+        </w:rPr>
+      </w:pPr>
+    </w:p>
+    <w:p>
+      <w:pPr>
+        <w:rPr>
+          <w:rFonts w:ascii="Times New Roman" w:hAnsi="Times New Roman" w:cs="Times New Roman"/>
+          <w:b/>
+          <w:bCs/>
+          <w:sz w:val="24"/>
+          <w:szCs w:val="24"/>
+        </w:rPr>
+      </w:pPr>
+    </w:p>
+    <w:p>
+      <w:pPr>
+        <w:rPr>
+          <w:rFonts w:ascii="Times New Roman" w:hAnsi="Times New Roman" w:cs="Times New Roman"/>
+          <w:b/>
+          <w:bCs/>
+          <w:sz w:val="24"/>
+          <w:szCs w:val="24"/>
+          <w:lang w:val="en-GB"/>
+        </w:rPr>
+      </w:pPr>
+    </w:p>
+    <w:p>
+      <w:pPr>
+        <w:rPr>
+          <w:rFonts w:ascii="Times New Roman" w:hAnsi="Times New Roman" w:cs="Times New Roman"/>
+          <w:b/>
+          <w:bCs/>
+          <w:sz w:val="24"/>
+          <w:szCs w:val="24"/>
+        </w:rPr>
+      </w:pPr>
+    </w:p>
+    <w:p>
+      <w:pPr>
+        <w:rPr>
+          <w:rFonts w:ascii="Times New Roman" w:hAnsi="Times New Roman" w:cs="Times New Roman"/>
+          <w:b/>
+          <w:bCs/>
+          <w:sz w:val="24"/>
+          <w:szCs w:val="24"/>
+        </w:rPr>
+      </w:pPr>
+    </w:p>
+    <w:p>
+      <w:pPr>
+        <w:rPr>
+          <w:rFonts w:ascii="Times New Roman" w:hAnsi="Times New Roman" w:cs="Times New Roman"/>
+          <w:b/>
+          <w:bCs/>
+          <w:sz w:val="24"/>
+          <w:szCs w:val="24"/>
+        </w:rPr>
+      </w:pPr>
+    </w:p>
+    <w:p>
+      <w:pPr>
+        <w:rPr>
+          <w:rFonts w:ascii="Times New Roman" w:hAnsi="Times New Roman" w:cs="Times New Roman"/>
+          <w:b/>
+          <w:bCs/>
+          <w:sz w:val="24"/>
+          <w:szCs w:val="24"/>
+        </w:rPr>
+      </w:pPr>
+    </w:p>
+    <w:p>
+      <w:pPr>
+        <w:rPr>
+          <w:rFonts w:ascii="Times New Roman" w:hAnsi="Times New Roman" w:cs="Times New Roman"/>
+          <w:b/>
+          <w:bCs/>
+          <w:sz w:val="24"/>
+          <w:szCs w:val="24"/>
+        </w:rPr>
+      </w:pPr>
+    </w:p>
+    <w:p>
+      <w:pPr>
+        <w:rPr>
+          <w:rFonts w:ascii="Times New Roman" w:hAnsi="Times New Roman" w:cs="Times New Roman"/>
+          <w:b/>
+          <w:bCs/>
+          <w:sz w:val="24"/>
+          <w:szCs w:val="24"/>
+        </w:rPr>
+      </w:pPr>
+    </w:p>
+    <w:p>
+      <w:pPr>
+        <w:rPr>
+          <w:rFonts w:ascii="Times New Roman" w:hAnsi="Times New Roman" w:cs="Times New Roman"/>
+          <w:b/>
+          <w:bCs/>
+          <w:sz w:val="24"/>
+          <w:szCs w:val="24"/>
+        </w:rPr>
+      </w:pPr>
+    </w:p>
+    <w:p>
+      <w:pPr>
+        <w:rPr>
+          <w:rFonts w:ascii="Times New Roman" w:hAnsi="Times New Roman" w:cs="Times New Roman"/>
+          <w:b/>
+          <w:bCs/>
+          <w:sz w:val="24"/>
+          <w:szCs w:val="24"/>
+        </w:rPr>
+      </w:pPr>
+    </w:p>
+    <w:p>
+      <w:pPr>
+        <w:rPr>
+          <w:rFonts w:ascii="Times New Roman" w:hAnsi="Times New Roman" w:cs="Times New Roman"/>
+          <w:b/>
+          <w:bCs/>
+          <w:sz w:val="24"/>
+          <w:szCs w:val="24"/>
+        </w:rPr>
+      </w:pPr>
+    </w:p>
+    <w:p>
+      <w:pPr>
+        <w:rPr>
+          <w:rFonts w:ascii="Times New Roman" w:hAnsi="Times New Roman" w:cs="Times New Roman"/>
+          <w:b/>
+          <w:bCs/>
+          <w:sz w:val="24"/>
+          <w:szCs w:val="24"/>
+        </w:rPr>
+      </w:pPr>
+    </w:p>
+    <w:p>
+      <w:pPr>
+        <w:rPr>
+          <w:rFonts w:ascii="Times New Roman" w:hAnsi="Times New Roman" w:cs="Times New Roman"/>
+          <w:b/>
+          <w:bCs/>
+          <w:sz w:val="24"/>
+          <w:szCs w:val="24"/>
+        </w:rPr>
+      </w:pPr>
+    </w:p>
+    <w:p>
+      <w:pPr>
+        <w:rPr>
+          <w:rFonts w:ascii="Times New Roman" w:hAnsi="Times New Roman" w:cs="Times New Roman"/>
+          <w:b/>
+          <w:bCs/>
+          <w:sz w:val="24"/>
+          <w:szCs w:val="24"/>
         </w:rPr>
       </w:pPr>
     </w:p>
@@ -23460,7 +23718,7 @@
                     </pic:cNvPicPr>
                   </pic:nvPicPr>
                   <pic:blipFill>
-                    <a:blip r:embed="rId19" cstate="print">
+                    <a:blip r:embed="rId22" cstate="print">
                       <a:extLst>
                         <a:ext uri="{28A0092B-C50C-407E-A947-70E740481C1C}">
                           <a14:useLocalDpi xmlns:a14="http://schemas.microsoft.com/office/drawing/2010/main" val="0"/>
@@ -23743,7 +24001,7 @@
                     </pic:cNvPicPr>
                   </pic:nvPicPr>
                   <pic:blipFill>
-                    <a:blip r:embed="rId20" cstate="print">
+                    <a:blip r:embed="rId23" cstate="print">
                       <a:extLst>
                         <a:ext uri="{28A0092B-C50C-407E-A947-70E740481C1C}">
                           <a14:useLocalDpi xmlns:a14="http://schemas.microsoft.com/office/drawing/2010/main" val="0"/>
@@ -24101,7 +24359,7 @@
                     </pic:cNvPicPr>
                   </pic:nvPicPr>
                   <pic:blipFill>
-                    <a:blip r:embed="rId21" cstate="print">
+                    <a:blip r:embed="rId24" cstate="print">
                       <a:extLst>
                         <a:ext uri="{28A0092B-C50C-407E-A947-70E740481C1C}">
                           <a14:useLocalDpi xmlns:a14="http://schemas.microsoft.com/office/drawing/2010/main" val="0"/>

--- a/Acadex_SRS.docx
+++ b/Acadex_SRS.docx
@@ -22437,55 +22437,6 @@
           </w:p>
         </w:tc>
       </w:tr>
-      <w:tr>
-        <w:tc>
-          <w:tcPr>
-            <w:tcW w:w="4675" w:type="dxa"/>
-            <w:vAlign w:val="center"/>
-          </w:tcPr>
-          <w:p>
-            <w:pPr>
-              <w:rPr>
-                <w:rFonts w:ascii="Times New Roman" w:hAnsi="Times New Roman" w:cs="Times New Roman"/>
-                <w:sz w:val="24"/>
-                <w:szCs w:val="24"/>
-              </w:rPr>
-            </w:pPr>
-            <w:r>
-              <w:rPr>
-                <w:rStyle w:val="Strong"/>
-                <w:rFonts w:ascii="Times New Roman" w:hAnsi="Times New Roman" w:cs="Times New Roman"/>
-                <w:sz w:val="24"/>
-                <w:szCs w:val="24"/>
-              </w:rPr>
-              <w:t>System</w:t>
-            </w:r>
-          </w:p>
-        </w:tc>
-        <w:tc>
-          <w:tcPr>
-            <w:tcW w:w="4675" w:type="dxa"/>
-            <w:vAlign w:val="center"/>
-          </w:tcPr>
-          <w:p>
-            <w:pPr>
-              <w:rPr>
-                <w:rFonts w:ascii="Times New Roman" w:hAnsi="Times New Roman" w:cs="Times New Roman"/>
-                <w:sz w:val="24"/>
-                <w:szCs w:val="24"/>
-              </w:rPr>
-            </w:pPr>
-            <w:r>
-              <w:rPr>
-                <w:rFonts w:ascii="Times New Roman" w:hAnsi="Times New Roman" w:cs="Times New Roman"/>
-                <w:sz w:val="24"/>
-                <w:szCs w:val="24"/>
-              </w:rPr>
-              <w:t>Performs automated functions such as GPA calculation, database backup, and background processing.</w:t>
-            </w:r>
-          </w:p>
-        </w:tc>
-      </w:tr>
     </w:tbl>
     <w:p>
       <w:pPr>
@@ -22493,6 +22444,42 @@
           <w:rFonts w:ascii="Times New Roman" w:hAnsi="Times New Roman" w:cs="Times New Roman"/>
           <w:sz w:val="24"/>
           <w:szCs w:val="24"/>
+          <w:lang w:val="vi-VN"/>
+        </w:rPr>
+      </w:pPr>
+    </w:p>
+    <w:p>
+      <w:pPr>
+        <w:rPr>
+          <w:rFonts w:ascii="Times New Roman" w:hAnsi="Times New Roman" w:cs="Times New Roman"/>
+          <w:b/>
+          <w:bCs/>
+          <w:sz w:val="28"/>
+          <w:szCs w:val="28"/>
+          <w:lang w:val="vi-VN"/>
+        </w:rPr>
+      </w:pPr>
+    </w:p>
+    <w:p>
+      <w:pPr>
+        <w:rPr>
+          <w:rFonts w:ascii="Times New Roman" w:hAnsi="Times New Roman" w:cs="Times New Roman"/>
+          <w:b/>
+          <w:bCs/>
+          <w:sz w:val="28"/>
+          <w:szCs w:val="28"/>
+          <w:lang w:val="vi-VN"/>
+        </w:rPr>
+      </w:pPr>
+    </w:p>
+    <w:p>
+      <w:pPr>
+        <w:rPr>
+          <w:rFonts w:ascii="Times New Roman" w:hAnsi="Times New Roman" w:cs="Times New Roman"/>
+          <w:b/>
+          <w:bCs/>
+          <w:sz w:val="28"/>
+          <w:szCs w:val="28"/>
           <w:lang w:val="vi-VN"/>
         </w:rPr>
       </w:pPr>
@@ -22982,6 +22969,7 @@
           <w:rFonts w:ascii="Times New Roman" w:hAnsi="Times New Roman" w:cs="Times New Roman"/>
           <w:b/>
           <w:bCs/>
+          <w:noProof/>
           <w:sz w:val="24"/>
           <w:szCs w:val="24"/>
         </w:rPr>
@@ -23260,6 +23248,7 @@
           <w:rFonts w:ascii="Times New Roman" w:hAnsi="Times New Roman" w:cs="Times New Roman"/>
           <w:b/>
           <w:bCs/>
+          <w:noProof/>
           <w:sz w:val="24"/>
           <w:szCs w:val="24"/>
         </w:rPr>
@@ -23417,6 +23406,7 @@
           <w:rFonts w:ascii="Times New Roman" w:hAnsi="Times New Roman" w:cs="Times New Roman"/>
           <w:b/>
           <w:bCs/>
+          <w:noProof/>
           <w:sz w:val="24"/>
           <w:szCs w:val="24"/>
         </w:rPr>
@@ -24342,9 +24332,9 @@
           <w:noProof/>
         </w:rPr>
         <w:drawing>
-          <wp:inline distT="0" distB="0" distL="0" distR="0" wp14:anchorId="7322FB40" wp14:editId="4F05771B">
-            <wp:extent cx="5943600" cy="2492375"/>
-            <wp:effectExtent l="0" t="0" r="0" b="3175"/>
+          <wp:inline distT="0" distB="0" distL="0" distR="0" wp14:anchorId="7322FB40" wp14:editId="410CDAE7">
+            <wp:extent cx="6585585" cy="3926022"/>
+            <wp:effectExtent l="0" t="0" r="5715" b="0"/>
             <wp:docPr id="1241955829" name="Picture 3"/>
             <wp:cNvGraphicFramePr>
               <a:graphicFrameLocks xmlns:a="http://schemas.openxmlformats.org/drawingml/2006/main" noChangeAspect="1"/>
@@ -24374,7 +24364,7 @@
                   <pic:spPr bwMode="auto">
                     <a:xfrm>
                       <a:off x="0" y="0"/>
-                      <a:ext cx="5943600" cy="2492375"/>
+                      <a:ext cx="6621313" cy="3947321"/>
                     </a:xfrm>
                     <a:prstGeom prst="rect">
                       <a:avLst/>
@@ -24554,7 +24544,6 @@
           <w:sz w:val="28"/>
           <w:szCs w:val="28"/>
         </w:rPr>
-        <w:lastRenderedPageBreak/>
         <w:t>Main Entities</w:t>
       </w:r>
     </w:p>
@@ -25992,7 +25981,6 @@
           <w:sz w:val="24"/>
           <w:szCs w:val="24"/>
         </w:rPr>
-        <w:lastRenderedPageBreak/>
         <w:t>7.2.2 Student</w:t>
       </w:r>
     </w:p>
@@ -27618,6 +27606,7 @@
                 <w:b/>
                 <w:bCs/>
               </w:rPr>
+              <w:lastRenderedPageBreak/>
               <w:t>Field</w:t>
             </w:r>
           </w:p>
@@ -28025,7 +28014,6 @@
           <w:sz w:val="24"/>
           <w:szCs w:val="24"/>
         </w:rPr>
-        <w:lastRenderedPageBreak/>
         <w:t>7.2.6 Semester</w:t>
       </w:r>
     </w:p>
@@ -29734,7 +29722,6 @@
           <w:sz w:val="24"/>
           <w:szCs w:val="24"/>
         </w:rPr>
-        <w:lastRenderedPageBreak/>
         <w:t xml:space="preserve">7.2.10 </w:t>
       </w:r>
       <w:proofErr w:type="spellStart"/>
@@ -31053,6 +31040,7 @@
             </w:pPr>
             <w:proofErr w:type="spellStart"/>
             <w:r>
+              <w:lastRenderedPageBreak/>
               <w:t>request_type</w:t>
             </w:r>
             <w:proofErr w:type="spellEnd"/>
@@ -31384,7 +31372,6 @@
           <w:sz w:val="24"/>
           <w:szCs w:val="24"/>
         </w:rPr>
-        <w:lastRenderedPageBreak/>
         <w:t>7.2.13 Notification</w:t>
       </w:r>
     </w:p>
@@ -32847,6 +32834,7 @@
                 <w:b/>
                 <w:bCs/>
               </w:rPr>
+              <w:lastRenderedPageBreak/>
               <w:t>Parent Table</w:t>
             </w:r>
           </w:p>
@@ -33045,7 +33033,6 @@
           <w:sz w:val="28"/>
           <w:szCs w:val="28"/>
         </w:rPr>
-        <w:lastRenderedPageBreak/>
         <w:t>One-to-Many Relationships</w:t>
       </w:r>
     </w:p>
@@ -42710,6 +42697,7 @@
   <w:style w:type="character" w:default="1" w:styleId="DefaultParagraphFont">
     <w:name w:val="Default Paragraph Font"/>
     <w:uiPriority w:val="1"/>
+    <w:semiHidden/>
     <w:unhideWhenUsed/>
   </w:style>
   <w:style w:type="table" w:default="1" w:styleId="TableNormal">

--- a/Acadex_SRS.docx
+++ b/Acadex_SRS.docx
@@ -10780,29 +10780,7 @@
           <w:sz w:val="28"/>
           <w:szCs w:val="28"/>
         </w:rPr>
-        <w:t xml:space="preserve">3.6 </w:t>
-      </w:r>
-      <w:proofErr w:type="gramStart"/>
-      <w:r>
-        <w:rPr>
-          <w:rFonts w:ascii="Times New Roman" w:hAnsi="Times New Roman" w:cs="Times New Roman"/>
-          <w:b/>
-          <w:bCs/>
-          <w:sz w:val="28"/>
-          <w:szCs w:val="28"/>
-        </w:rPr>
-        <w:t>Score</w:t>
-      </w:r>
-      <w:proofErr w:type="gramEnd"/>
-      <w:r>
-        <w:rPr>
-          <w:rFonts w:ascii="Times New Roman" w:hAnsi="Times New Roman" w:cs="Times New Roman"/>
-          <w:b/>
-          <w:bCs/>
-          <w:sz w:val="28"/>
-          <w:szCs w:val="28"/>
-        </w:rPr>
-        <w:t xml:space="preserve"> Management Module</w:t>
+        <w:t>3.6 Score Management Module</w:t>
       </w:r>
     </w:p>
     <w:p>
@@ -13186,6 +13164,7 @@
           <w:bCs/>
           <w:sz w:val="28"/>
           <w:szCs w:val="28"/>
+          <w:lang w:val="vi-VN"/>
         </w:rPr>
       </w:pPr>
       <w:r>
@@ -15455,29 +15434,7 @@
           <w:szCs w:val="24"/>
         </w:rPr>
         <w:lastRenderedPageBreak/>
-        <w:t xml:space="preserve">4.1.6 </w:t>
-      </w:r>
-      <w:proofErr w:type="gramStart"/>
-      <w:r>
-        <w:rPr>
-          <w:rFonts w:ascii="Times New Roman" w:hAnsi="Times New Roman" w:cs="Times New Roman"/>
-          <w:b/>
-          <w:bCs/>
-          <w:sz w:val="24"/>
-          <w:szCs w:val="24"/>
-        </w:rPr>
-        <w:t>Score</w:t>
-      </w:r>
-      <w:proofErr w:type="gramEnd"/>
-      <w:r>
-        <w:rPr>
-          <w:rFonts w:ascii="Times New Roman" w:hAnsi="Times New Roman" w:cs="Times New Roman"/>
-          <w:b/>
-          <w:bCs/>
-          <w:sz w:val="24"/>
-          <w:szCs w:val="24"/>
-        </w:rPr>
-        <w:t xml:space="preserve"> Management Interface</w:t>
+        <w:t>4.1.6 Score Management Interface</w:t>
       </w:r>
     </w:p>
     <w:p>
@@ -16386,6 +16343,378 @@
           <w:bCs/>
           <w:sz w:val="24"/>
           <w:szCs w:val="24"/>
+          <w:lang w:val="vi-VN"/>
+        </w:rPr>
+      </w:pPr>
+      <w:r>
+        <w:rPr>
+          <w:rFonts w:ascii="Times New Roman" w:hAnsi="Times New Roman" w:cs="Times New Roman"/>
+          <w:b/>
+          <w:bCs/>
+          <w:sz w:val="24"/>
+          <w:szCs w:val="24"/>
+        </w:rPr>
+        <w:lastRenderedPageBreak/>
+        <w:t>4.1.</w:t>
+      </w:r>
+      <w:r>
+        <w:rPr>
+          <w:rFonts w:ascii="Times New Roman" w:hAnsi="Times New Roman" w:cs="Times New Roman"/>
+          <w:b/>
+          <w:bCs/>
+          <w:sz w:val="24"/>
+          <w:szCs w:val="24"/>
+        </w:rPr>
+        <w:t>8</w:t>
+      </w:r>
+      <w:r>
+        <w:rPr>
+          <w:rFonts w:ascii="Times New Roman" w:hAnsi="Times New Roman" w:cs="Times New Roman"/>
+          <w:b/>
+          <w:bCs/>
+          <w:sz w:val="24"/>
+          <w:szCs w:val="24"/>
+        </w:rPr>
+        <w:t xml:space="preserve"> </w:t>
+      </w:r>
+      <w:r>
+        <w:rPr>
+          <w:rFonts w:ascii="Times New Roman" w:hAnsi="Times New Roman" w:cs="Times New Roman"/>
+          <w:b/>
+          <w:bCs/>
+          <w:sz w:val="24"/>
+          <w:szCs w:val="24"/>
+        </w:rPr>
+        <w:t>Screen</w:t>
+      </w:r>
+      <w:r>
+        <w:rPr>
+          <w:rFonts w:ascii="Times New Roman" w:hAnsi="Times New Roman" w:cs="Times New Roman"/>
+          <w:b/>
+          <w:bCs/>
+          <w:sz w:val="24"/>
+          <w:szCs w:val="24"/>
+          <w:lang w:val="vi-VN"/>
+        </w:rPr>
+        <w:t xml:space="preserve"> Flow Diagram</w:t>
+      </w:r>
+    </w:p>
+    <w:p>
+      <w:pPr>
+        <w:rPr>
+          <w:rFonts w:ascii="Times New Roman" w:hAnsi="Times New Roman" w:cs="Times New Roman"/>
+          <w:b/>
+          <w:bCs/>
+          <w:sz w:val="24"/>
+          <w:szCs w:val="24"/>
+          <w:lang w:val="vi-VN"/>
+        </w:rPr>
+      </w:pPr>
+    </w:p>
+    <w:p>
+      <w:pPr>
+        <w:rPr>
+          <w:rFonts w:ascii="Times New Roman" w:hAnsi="Times New Roman" w:cs="Times New Roman"/>
+          <w:b/>
+          <w:bCs/>
+          <w:sz w:val="24"/>
+          <w:szCs w:val="24"/>
+        </w:rPr>
+      </w:pPr>
+      <w:r>
+        <w:rPr>
+          <w:rFonts w:ascii="Times New Roman" w:hAnsi="Times New Roman" w:cs="Times New Roman"/>
+          <w:b/>
+          <w:bCs/>
+          <w:sz w:val="24"/>
+          <w:szCs w:val="24"/>
+        </w:rPr>
+        <w:drawing>
+          <wp:inline distT="0" distB="0" distL="0" distR="0" wp14:anchorId="41411E4A" wp14:editId="41AD0461">
+            <wp:extent cx="5943600" cy="3961130"/>
+            <wp:effectExtent l="0" t="0" r="0" b="1270"/>
+            <wp:docPr id="282016620" name="Picture 4"/>
+            <wp:cNvGraphicFramePr>
+              <a:graphicFrameLocks xmlns:a="http://schemas.openxmlformats.org/drawingml/2006/main" noChangeAspect="1"/>
+            </wp:cNvGraphicFramePr>
+            <a:graphic xmlns:a="http://schemas.openxmlformats.org/drawingml/2006/main">
+              <a:graphicData uri="http://schemas.openxmlformats.org/drawingml/2006/picture">
+                <pic:pic xmlns:pic="http://schemas.openxmlformats.org/drawingml/2006/picture">
+                  <pic:nvPicPr>
+                    <pic:cNvPr id="0" name="Picture 16"/>
+                    <pic:cNvPicPr>
+                      <a:picLocks noChangeAspect="1" noChangeArrowheads="1"/>
+                    </pic:cNvPicPr>
+                  </pic:nvPicPr>
+                  <pic:blipFill>
+                    <a:blip r:embed="rId16">
+                      <a:extLst>
+                        <a:ext uri="{28A0092B-C50C-407E-A947-70E740481C1C}">
+                          <a14:useLocalDpi xmlns:a14="http://schemas.microsoft.com/office/drawing/2010/main" val="0"/>
+                        </a:ext>
+                      </a:extLst>
+                    </a:blip>
+                    <a:srcRect/>
+                    <a:stretch>
+                      <a:fillRect/>
+                    </a:stretch>
+                  </pic:blipFill>
+                  <pic:spPr bwMode="auto">
+                    <a:xfrm>
+                      <a:off x="0" y="0"/>
+                      <a:ext cx="5943600" cy="3961130"/>
+                    </a:xfrm>
+                    <a:prstGeom prst="rect">
+                      <a:avLst/>
+                    </a:prstGeom>
+                    <a:noFill/>
+                    <a:ln>
+                      <a:noFill/>
+                    </a:ln>
+                  </pic:spPr>
+                </pic:pic>
+              </a:graphicData>
+            </a:graphic>
+          </wp:inline>
+        </w:drawing>
+      </w:r>
+    </w:p>
+    <w:p>
+      <w:pPr>
+        <w:rPr>
+          <w:rFonts w:ascii="Times New Roman" w:hAnsi="Times New Roman" w:cs="Times New Roman"/>
+          <w:b/>
+          <w:bCs/>
+          <w:sz w:val="24"/>
+          <w:szCs w:val="24"/>
+          <w:lang w:val="vi-VN"/>
+        </w:rPr>
+      </w:pPr>
+    </w:p>
+    <w:p>
+      <w:pPr>
+        <w:rPr>
+          <w:rFonts w:ascii="Times New Roman" w:hAnsi="Times New Roman" w:cs="Times New Roman"/>
+          <w:b/>
+          <w:bCs/>
+          <w:sz w:val="24"/>
+          <w:szCs w:val="24"/>
+          <w:lang w:val="vi-VN"/>
+        </w:rPr>
+      </w:pPr>
+    </w:p>
+    <w:p>
+      <w:pPr>
+        <w:rPr>
+          <w:rFonts w:ascii="Times New Roman" w:hAnsi="Times New Roman" w:cs="Times New Roman"/>
+          <w:b/>
+          <w:bCs/>
+          <w:sz w:val="24"/>
+          <w:szCs w:val="24"/>
+          <w:lang w:val="vi-VN"/>
+        </w:rPr>
+      </w:pPr>
+    </w:p>
+    <w:p>
+      <w:pPr>
+        <w:rPr>
+          <w:rFonts w:ascii="Times New Roman" w:hAnsi="Times New Roman" w:cs="Times New Roman"/>
+          <w:b/>
+          <w:bCs/>
+          <w:sz w:val="24"/>
+          <w:szCs w:val="24"/>
+          <w:lang w:val="vi-VN"/>
+        </w:rPr>
+      </w:pPr>
+    </w:p>
+    <w:p>
+      <w:pPr>
+        <w:rPr>
+          <w:rFonts w:ascii="Times New Roman" w:hAnsi="Times New Roman" w:cs="Times New Roman"/>
+          <w:b/>
+          <w:bCs/>
+          <w:sz w:val="24"/>
+          <w:szCs w:val="24"/>
+          <w:lang w:val="vi-VN"/>
+        </w:rPr>
+      </w:pPr>
+    </w:p>
+    <w:p>
+      <w:pPr>
+        <w:rPr>
+          <w:rFonts w:ascii="Times New Roman" w:hAnsi="Times New Roman" w:cs="Times New Roman"/>
+          <w:b/>
+          <w:bCs/>
+          <w:sz w:val="24"/>
+          <w:szCs w:val="24"/>
+          <w:lang w:val="vi-VN"/>
+        </w:rPr>
+      </w:pPr>
+    </w:p>
+    <w:p>
+      <w:pPr>
+        <w:rPr>
+          <w:rFonts w:ascii="Times New Roman" w:hAnsi="Times New Roman" w:cs="Times New Roman"/>
+          <w:b/>
+          <w:bCs/>
+          <w:sz w:val="24"/>
+          <w:szCs w:val="24"/>
+          <w:lang w:val="vi-VN"/>
+        </w:rPr>
+      </w:pPr>
+    </w:p>
+    <w:p>
+      <w:pPr>
+        <w:rPr>
+          <w:rFonts w:ascii="Times New Roman" w:hAnsi="Times New Roman" w:cs="Times New Roman"/>
+          <w:b/>
+          <w:bCs/>
+          <w:sz w:val="24"/>
+          <w:szCs w:val="24"/>
+          <w:lang w:val="vi-VN"/>
+        </w:rPr>
+      </w:pPr>
+    </w:p>
+    <w:p>
+      <w:pPr>
+        <w:rPr>
+          <w:rFonts w:ascii="Times New Roman" w:hAnsi="Times New Roman" w:cs="Times New Roman"/>
+          <w:b/>
+          <w:bCs/>
+          <w:sz w:val="24"/>
+          <w:szCs w:val="24"/>
+          <w:lang w:val="vi-VN"/>
+        </w:rPr>
+      </w:pPr>
+    </w:p>
+    <w:p>
+      <w:pPr>
+        <w:rPr>
+          <w:rFonts w:ascii="Times New Roman" w:hAnsi="Times New Roman" w:cs="Times New Roman"/>
+          <w:b/>
+          <w:bCs/>
+          <w:sz w:val="24"/>
+          <w:szCs w:val="24"/>
+          <w:lang w:val="vi-VN"/>
+        </w:rPr>
+      </w:pPr>
+    </w:p>
+    <w:p>
+      <w:pPr>
+        <w:rPr>
+          <w:rFonts w:ascii="Times New Roman" w:hAnsi="Times New Roman" w:cs="Times New Roman"/>
+          <w:b/>
+          <w:bCs/>
+          <w:sz w:val="24"/>
+          <w:szCs w:val="24"/>
+          <w:lang w:val="vi-VN"/>
+        </w:rPr>
+      </w:pPr>
+    </w:p>
+    <w:p>
+      <w:pPr>
+        <w:rPr>
+          <w:rFonts w:ascii="Times New Roman" w:hAnsi="Times New Roman" w:cs="Times New Roman"/>
+          <w:b/>
+          <w:bCs/>
+          <w:sz w:val="24"/>
+          <w:szCs w:val="24"/>
+          <w:lang w:val="vi-VN"/>
+        </w:rPr>
+      </w:pPr>
+    </w:p>
+    <w:p>
+      <w:pPr>
+        <w:rPr>
+          <w:rFonts w:ascii="Times New Roman" w:hAnsi="Times New Roman" w:cs="Times New Roman"/>
+          <w:b/>
+          <w:bCs/>
+          <w:sz w:val="24"/>
+          <w:szCs w:val="24"/>
+          <w:lang w:val="vi-VN"/>
+        </w:rPr>
+      </w:pPr>
+    </w:p>
+    <w:p>
+      <w:pPr>
+        <w:rPr>
+          <w:rFonts w:ascii="Times New Roman" w:hAnsi="Times New Roman" w:cs="Times New Roman"/>
+          <w:b/>
+          <w:bCs/>
+          <w:sz w:val="24"/>
+          <w:szCs w:val="24"/>
+          <w:lang w:val="vi-VN"/>
+        </w:rPr>
+      </w:pPr>
+    </w:p>
+    <w:p>
+      <w:pPr>
+        <w:rPr>
+          <w:rFonts w:ascii="Times New Roman" w:hAnsi="Times New Roman" w:cs="Times New Roman"/>
+          <w:b/>
+          <w:bCs/>
+          <w:sz w:val="24"/>
+          <w:szCs w:val="24"/>
+          <w:lang w:val="vi-VN"/>
+        </w:rPr>
+      </w:pPr>
+    </w:p>
+    <w:p>
+      <w:pPr>
+        <w:rPr>
+          <w:rFonts w:ascii="Times New Roman" w:hAnsi="Times New Roman" w:cs="Times New Roman"/>
+          <w:b/>
+          <w:bCs/>
+          <w:sz w:val="24"/>
+          <w:szCs w:val="24"/>
+          <w:lang w:val="vi-VN"/>
+        </w:rPr>
+      </w:pPr>
+    </w:p>
+    <w:p>
+      <w:pPr>
+        <w:rPr>
+          <w:rFonts w:ascii="Times New Roman" w:hAnsi="Times New Roman" w:cs="Times New Roman"/>
+          <w:b/>
+          <w:bCs/>
+          <w:sz w:val="24"/>
+          <w:szCs w:val="24"/>
+          <w:lang w:val="vi-VN"/>
+        </w:rPr>
+      </w:pPr>
+    </w:p>
+    <w:p>
+      <w:pPr>
+        <w:rPr>
+          <w:rFonts w:ascii="Times New Roman" w:hAnsi="Times New Roman" w:cs="Times New Roman"/>
+          <w:b/>
+          <w:bCs/>
+          <w:sz w:val="24"/>
+          <w:szCs w:val="24"/>
+          <w:lang w:val="vi-VN"/>
+        </w:rPr>
+      </w:pPr>
+    </w:p>
+    <w:p>
+      <w:pPr>
+        <w:rPr>
+          <w:rFonts w:ascii="Times New Roman" w:hAnsi="Times New Roman" w:cs="Times New Roman"/>
+          <w:b/>
+          <w:bCs/>
+          <w:sz w:val="24"/>
+          <w:szCs w:val="24"/>
+          <w:lang w:val="vi-VN"/>
+        </w:rPr>
+      </w:pPr>
+    </w:p>
+    <w:p>
+      <w:pPr>
+        <w:rPr>
+          <w:rFonts w:ascii="Times New Roman" w:hAnsi="Times New Roman" w:cs="Times New Roman"/>
+          <w:b/>
+          <w:bCs/>
+          <w:sz w:val="24"/>
+          <w:szCs w:val="24"/>
         </w:rPr>
       </w:pPr>
       <w:r>
@@ -16612,7 +16941,7 @@
                     <pic:cNvPicPr/>
                   </pic:nvPicPr>
                   <pic:blipFill>
-                    <a:blip r:embed="rId16"/>
+                    <a:blip r:embed="rId17"/>
                     <a:stretch>
                       <a:fillRect/>
                     </a:stretch>
@@ -17059,7 +17388,7 @@
                     <pic:cNvPicPr/>
                   </pic:nvPicPr>
                   <pic:blipFill>
-                    <a:blip r:embed="rId17"/>
+                    <a:blip r:embed="rId18"/>
                     <a:stretch>
                       <a:fillRect/>
                     </a:stretch>
@@ -19913,25 +20242,7 @@
                 <w:sz w:val="24"/>
                 <w:szCs w:val="24"/>
               </w:rPr>
-              <w:t xml:space="preserve"> The system shall strictly enforce Role-Based Access Control. Users holding the </w:t>
-            </w:r>
-            <w:proofErr w:type="gramStart"/>
-            <w:r>
-              <w:rPr>
-                <w:rFonts w:ascii="Times New Roman" w:hAnsi="Times New Roman" w:cs="Times New Roman"/>
-                <w:sz w:val="24"/>
-                <w:szCs w:val="24"/>
-              </w:rPr>
-              <w:t>Student</w:t>
-            </w:r>
-            <w:proofErr w:type="gramEnd"/>
-            <w:r>
-              <w:rPr>
-                <w:rFonts w:ascii="Times New Roman" w:hAnsi="Times New Roman" w:cs="Times New Roman"/>
-                <w:sz w:val="24"/>
-                <w:szCs w:val="24"/>
-              </w:rPr>
-              <w:t xml:space="preserve"> role shall have read-only access limited exclusively to their own data profiles and transcripts.</w:t>
+              <w:t xml:space="preserve"> The system shall strictly enforce Role-Based Access Control. Users holding the Student role shall have read-only access limited exclusively to their own data profiles and transcripts.</w:t>
             </w:r>
           </w:p>
         </w:tc>
@@ -22799,7 +23110,7 @@
                     </pic:cNvPicPr>
                   </pic:nvPicPr>
                   <pic:blipFill>
-                    <a:blip r:embed="rId18" cstate="print">
+                    <a:blip r:embed="rId19" cstate="print">
                       <a:extLst>
                         <a:ext uri="{28A0092B-C50C-407E-A947-70E740481C1C}">
                           <a14:useLocalDpi xmlns:a14="http://schemas.microsoft.com/office/drawing/2010/main" val="0"/>
@@ -22991,7 +23302,7 @@
                     </pic:cNvPicPr>
                   </pic:nvPicPr>
                   <pic:blipFill>
-                    <a:blip r:embed="rId19" cstate="print">
+                    <a:blip r:embed="rId20" cstate="print">
                       <a:extLst>
                         <a:ext uri="{28A0092B-C50C-407E-A947-70E740481C1C}">
                           <a14:useLocalDpi xmlns:a14="http://schemas.microsoft.com/office/drawing/2010/main" val="0"/>
@@ -23270,7 +23581,7 @@
                     </pic:cNvPicPr>
                   </pic:nvPicPr>
                   <pic:blipFill>
-                    <a:blip r:embed="rId20" cstate="print">
+                    <a:blip r:embed="rId21" cstate="print">
                       <a:extLst>
                         <a:ext uri="{28A0092B-C50C-407E-A947-70E740481C1C}">
                           <a14:useLocalDpi xmlns:a14="http://schemas.microsoft.com/office/drawing/2010/main" val="0"/>
@@ -23428,7 +23739,7 @@
                     </pic:cNvPicPr>
                   </pic:nvPicPr>
                   <pic:blipFill>
-                    <a:blip r:embed="rId21" cstate="print">
+                    <a:blip r:embed="rId22" cstate="print">
                       <a:extLst>
                         <a:ext uri="{28A0092B-C50C-407E-A947-70E740481C1C}">
                           <a14:useLocalDpi xmlns:a14="http://schemas.microsoft.com/office/drawing/2010/main" val="0"/>
@@ -23708,7 +24019,7 @@
                     </pic:cNvPicPr>
                   </pic:nvPicPr>
                   <pic:blipFill>
-                    <a:blip r:embed="rId22" cstate="print">
+                    <a:blip r:embed="rId23" cstate="print">
                       <a:extLst>
                         <a:ext uri="{28A0092B-C50C-407E-A947-70E740481C1C}">
                           <a14:useLocalDpi xmlns:a14="http://schemas.microsoft.com/office/drawing/2010/main" val="0"/>
@@ -23991,7 +24302,7 @@
                     </pic:cNvPicPr>
                   </pic:nvPicPr>
                   <pic:blipFill>
-                    <a:blip r:embed="rId23" cstate="print">
+                    <a:blip r:embed="rId24" cstate="print">
                       <a:extLst>
                         <a:ext uri="{28A0092B-C50C-407E-A947-70E740481C1C}">
                           <a14:useLocalDpi xmlns:a14="http://schemas.microsoft.com/office/drawing/2010/main" val="0"/>
@@ -24349,7 +24660,7 @@
                     </pic:cNvPicPr>
                   </pic:nvPicPr>
                   <pic:blipFill>
-                    <a:blip r:embed="rId24" cstate="print">
+                    <a:blip r:embed="rId25" cstate="print">
                       <a:extLst>
                         <a:ext uri="{28A0092B-C50C-407E-A947-70E740481C1C}">
                           <a14:useLocalDpi xmlns:a14="http://schemas.microsoft.com/office/drawing/2010/main" val="0"/>
@@ -25460,13 +25771,8 @@
                 <w:lang w:val="vi-VN"/>
               </w:rPr>
             </w:pPr>
-            <w:proofErr w:type="gramStart"/>
-            <w:r>
-              <w:t>varchar(</w:t>
-            </w:r>
-            <w:proofErr w:type="gramEnd"/>
-            <w:r>
-              <w:t>20)</w:t>
+            <w:r>
+              <w:t>varchar(20)</w:t>
             </w:r>
           </w:p>
         </w:tc>
@@ -25543,13 +25849,8 @@
                 <w:lang w:val="vi-VN"/>
               </w:rPr>
             </w:pPr>
-            <w:proofErr w:type="gramStart"/>
-            <w:r>
-              <w:t>varchar(</w:t>
-            </w:r>
-            <w:proofErr w:type="gramEnd"/>
-            <w:r>
-              <w:t>50)</w:t>
+            <w:r>
+              <w:t>varchar(50)</w:t>
             </w:r>
           </w:p>
         </w:tc>
@@ -25626,13 +25927,8 @@
                 <w:lang w:val="vi-VN"/>
               </w:rPr>
             </w:pPr>
-            <w:proofErr w:type="gramStart"/>
-            <w:r>
-              <w:t>varchar(</w:t>
-            </w:r>
-            <w:proofErr w:type="gramEnd"/>
-            <w:r>
-              <w:t>255)</w:t>
+            <w:r>
+              <w:t>varchar(255)</w:t>
             </w:r>
           </w:p>
         </w:tc>
@@ -25706,13 +26002,8 @@
                 <w:lang w:val="vi-VN"/>
               </w:rPr>
             </w:pPr>
-            <w:proofErr w:type="gramStart"/>
-            <w:r>
-              <w:t>varchar(</w:t>
-            </w:r>
-            <w:proofErr w:type="gramEnd"/>
-            <w:r>
-              <w:t>20)</w:t>
+            <w:r>
+              <w:t>varchar(20)</w:t>
             </w:r>
           </w:p>
         </w:tc>
@@ -25786,13 +26077,8 @@
                 <w:lang w:val="vi-VN"/>
               </w:rPr>
             </w:pPr>
-            <w:proofErr w:type="gramStart"/>
-            <w:r>
-              <w:t>varchar(</w:t>
-            </w:r>
-            <w:proofErr w:type="gramEnd"/>
-            <w:r>
-              <w:t>20)</w:t>
+            <w:r>
+              <w:t>varchar(20)</w:t>
             </w:r>
           </w:p>
         </w:tc>
@@ -26114,13 +26400,8 @@
                 <w:szCs w:val="24"/>
               </w:rPr>
             </w:pPr>
-            <w:proofErr w:type="gramStart"/>
-            <w:r>
-              <w:t>varchar(</w:t>
-            </w:r>
-            <w:proofErr w:type="gramEnd"/>
-            <w:r>
-              <w:t>20)</w:t>
+            <w:r>
+              <w:t>varchar(20)</w:t>
             </w:r>
           </w:p>
         </w:tc>
@@ -26177,13 +26458,8 @@
                 <w:szCs w:val="24"/>
               </w:rPr>
             </w:pPr>
-            <w:proofErr w:type="gramStart"/>
-            <w:r>
-              <w:t>varchar(</w:t>
-            </w:r>
-            <w:proofErr w:type="gramEnd"/>
-            <w:r>
-              <w:t>20)</w:t>
+            <w:r>
+              <w:t>varchar(20)</w:t>
             </w:r>
           </w:p>
         </w:tc>
@@ -26241,17 +26517,12 @@
               </w:rPr>
             </w:pPr>
             <w:proofErr w:type="spellStart"/>
-            <w:proofErr w:type="gramStart"/>
             <w:r>
               <w:t>nvarchar</w:t>
             </w:r>
             <w:proofErr w:type="spellEnd"/>
             <w:r>
-              <w:t>(</w:t>
-            </w:r>
-            <w:proofErr w:type="gramEnd"/>
-            <w:r>
-              <w:t>100)</w:t>
+              <w:t>(100)</w:t>
             </w:r>
           </w:p>
         </w:tc>
@@ -26357,17 +26628,12 @@
               </w:rPr>
             </w:pPr>
             <w:proofErr w:type="spellStart"/>
-            <w:proofErr w:type="gramStart"/>
             <w:r>
               <w:t>nvarchar</w:t>
             </w:r>
             <w:proofErr w:type="spellEnd"/>
             <w:r>
-              <w:t>(</w:t>
-            </w:r>
-            <w:proofErr w:type="gramEnd"/>
-            <w:r>
-              <w:t>10)</w:t>
+              <w:t>(10)</w:t>
             </w:r>
           </w:p>
         </w:tc>
@@ -26419,13 +26685,8 @@
                 <w:szCs w:val="24"/>
               </w:rPr>
             </w:pPr>
-            <w:proofErr w:type="gramStart"/>
-            <w:r>
-              <w:t>varchar(</w:t>
-            </w:r>
-            <w:proofErr w:type="gramEnd"/>
-            <w:r>
-              <w:t>100)</w:t>
+            <w:r>
+              <w:t>varchar(100)</w:t>
             </w:r>
           </w:p>
         </w:tc>
@@ -26477,13 +26738,8 @@
                 <w:szCs w:val="24"/>
               </w:rPr>
             </w:pPr>
-            <w:proofErr w:type="gramStart"/>
-            <w:r>
-              <w:t>varchar(</w:t>
-            </w:r>
-            <w:proofErr w:type="gramEnd"/>
-            <w:r>
-              <w:t>20)</w:t>
+            <w:r>
+              <w:t>varchar(20)</w:t>
             </w:r>
           </w:p>
         </w:tc>
@@ -26536,17 +26792,12 @@
               </w:rPr>
             </w:pPr>
             <w:proofErr w:type="spellStart"/>
-            <w:proofErr w:type="gramStart"/>
             <w:r>
               <w:t>nvarchar</w:t>
             </w:r>
             <w:proofErr w:type="spellEnd"/>
             <w:r>
-              <w:t>(</w:t>
-            </w:r>
-            <w:proofErr w:type="gramEnd"/>
-            <w:r>
-              <w:t>255)</w:t>
+              <w:t>(255)</w:t>
             </w:r>
           </w:p>
         </w:tc>
@@ -26600,13 +26851,8 @@
                 <w:szCs w:val="24"/>
               </w:rPr>
             </w:pPr>
-            <w:proofErr w:type="gramStart"/>
-            <w:r>
-              <w:t>varchar(</w:t>
-            </w:r>
-            <w:proofErr w:type="gramEnd"/>
-            <w:r>
-              <w:t>20)</w:t>
+            <w:r>
+              <w:t>varchar(20)</w:t>
             </w:r>
           </w:p>
         </w:tc>
@@ -26716,13 +26962,8 @@
                 <w:szCs w:val="24"/>
               </w:rPr>
             </w:pPr>
-            <w:proofErr w:type="gramStart"/>
-            <w:r>
-              <w:t>varchar(</w:t>
-            </w:r>
-            <w:proofErr w:type="gramEnd"/>
-            <w:r>
-              <w:t>20)</w:t>
+            <w:r>
+              <w:t>varchar(20)</w:t>
             </w:r>
           </w:p>
         </w:tc>
@@ -26909,13 +27150,8 @@
                 <w:lang w:val="vi-VN"/>
               </w:rPr>
             </w:pPr>
-            <w:proofErr w:type="gramStart"/>
-            <w:r>
-              <w:t>varchar(</w:t>
-            </w:r>
-            <w:proofErr w:type="gramEnd"/>
-            <w:r>
-              <w:t>20)</w:t>
+            <w:r>
+              <w:t>varchar(20)</w:t>
             </w:r>
           </w:p>
         </w:tc>
@@ -26975,13 +27211,8 @@
                 <w:lang w:val="vi-VN"/>
               </w:rPr>
             </w:pPr>
-            <w:proofErr w:type="gramStart"/>
-            <w:r>
-              <w:t>varchar(</w:t>
-            </w:r>
-            <w:proofErr w:type="gramEnd"/>
-            <w:r>
-              <w:t>20)</w:t>
+            <w:r>
+              <w:t>varchar(20)</w:t>
             </w:r>
           </w:p>
         </w:tc>
@@ -27042,17 +27273,12 @@
               </w:rPr>
             </w:pPr>
             <w:proofErr w:type="spellStart"/>
-            <w:proofErr w:type="gramStart"/>
             <w:r>
               <w:t>nvarchar</w:t>
             </w:r>
             <w:proofErr w:type="spellEnd"/>
             <w:r>
-              <w:t>(</w:t>
-            </w:r>
-            <w:proofErr w:type="gramEnd"/>
-            <w:r>
-              <w:t>100)</w:t>
+              <w:t>(100)</w:t>
             </w:r>
           </w:p>
         </w:tc>
@@ -27107,13 +27333,8 @@
                 <w:lang w:val="vi-VN"/>
               </w:rPr>
             </w:pPr>
-            <w:proofErr w:type="gramStart"/>
-            <w:r>
-              <w:t>varchar(</w:t>
-            </w:r>
-            <w:proofErr w:type="gramEnd"/>
-            <w:r>
-              <w:t>100)</w:t>
+            <w:r>
+              <w:t>varchar(100)</w:t>
             </w:r>
           </w:p>
         </w:tc>
@@ -27168,13 +27389,8 @@
                 <w:lang w:val="vi-VN"/>
               </w:rPr>
             </w:pPr>
-            <w:proofErr w:type="gramStart"/>
-            <w:r>
-              <w:t>varchar(</w:t>
-            </w:r>
-            <w:proofErr w:type="gramEnd"/>
-            <w:r>
-              <w:t>20)</w:t>
+            <w:r>
+              <w:t>varchar(20)</w:t>
             </w:r>
           </w:p>
         </w:tc>
@@ -27362,13 +27578,8 @@
                 <w:lang w:val="vi-VN"/>
               </w:rPr>
             </w:pPr>
-            <w:proofErr w:type="gramStart"/>
-            <w:r>
-              <w:t>varchar(</w:t>
-            </w:r>
-            <w:proofErr w:type="gramEnd"/>
-            <w:r>
-              <w:t>20)</w:t>
+            <w:r>
+              <w:t>varchar(20)</w:t>
             </w:r>
           </w:p>
         </w:tc>
@@ -27429,17 +27640,12 @@
               </w:rPr>
             </w:pPr>
             <w:proofErr w:type="spellStart"/>
-            <w:proofErr w:type="gramStart"/>
             <w:r>
               <w:t>nvarchar</w:t>
             </w:r>
             <w:proofErr w:type="spellEnd"/>
             <w:r>
-              <w:t>(</w:t>
-            </w:r>
-            <w:proofErr w:type="gramEnd"/>
-            <w:r>
-              <w:t>100)</w:t>
+              <w:t>(100)</w:t>
             </w:r>
           </w:p>
         </w:tc>
@@ -27496,13 +27702,8 @@
                 <w:lang w:val="vi-VN"/>
               </w:rPr>
             </w:pPr>
-            <w:proofErr w:type="gramStart"/>
-            <w:r>
-              <w:t>varchar(</w:t>
-            </w:r>
-            <w:proofErr w:type="gramEnd"/>
-            <w:r>
-              <w:t>20)</w:t>
+            <w:r>
+              <w:t>varchar(20)</w:t>
             </w:r>
           </w:p>
         </w:tc>
@@ -27541,20 +27742,51 @@
       <w:pPr>
         <w:rPr>
           <w:rFonts w:ascii="Times New Roman" w:hAnsi="Times New Roman" w:cs="Times New Roman"/>
-          <w:b/>
-          <w:bCs/>
-          <w:sz w:val="24"/>
-          <w:szCs w:val="24"/>
-        </w:rPr>
-      </w:pPr>
-      <w:r>
-        <w:rPr>
-          <w:rFonts w:ascii="Times New Roman" w:hAnsi="Times New Roman" w:cs="Times New Roman"/>
-          <w:b/>
-          <w:bCs/>
-          <w:sz w:val="24"/>
-          <w:szCs w:val="24"/>
-        </w:rPr>
+          <w:sz w:val="24"/>
+          <w:szCs w:val="24"/>
+          <w:lang w:val="vi-VN"/>
+        </w:rPr>
+      </w:pPr>
+    </w:p>
+    <w:p>
+      <w:pPr>
+        <w:rPr>
+          <w:rFonts w:ascii="Times New Roman" w:hAnsi="Times New Roman" w:cs="Times New Roman"/>
+          <w:sz w:val="24"/>
+          <w:szCs w:val="24"/>
+          <w:lang w:val="vi-VN"/>
+        </w:rPr>
+      </w:pPr>
+    </w:p>
+    <w:p>
+      <w:pPr>
+        <w:rPr>
+          <w:rFonts w:ascii="Times New Roman" w:hAnsi="Times New Roman" w:cs="Times New Roman"/>
+          <w:sz w:val="24"/>
+          <w:szCs w:val="24"/>
+          <w:lang w:val="vi-VN"/>
+        </w:rPr>
+      </w:pPr>
+    </w:p>
+    <w:p>
+      <w:pPr>
+        <w:rPr>
+          <w:rFonts w:ascii="Times New Roman" w:hAnsi="Times New Roman" w:cs="Times New Roman"/>
+          <w:b/>
+          <w:bCs/>
+          <w:sz w:val="24"/>
+          <w:szCs w:val="24"/>
+        </w:rPr>
+      </w:pPr>
+      <w:r>
+        <w:rPr>
+          <w:rFonts w:ascii="Times New Roman" w:hAnsi="Times New Roman" w:cs="Times New Roman"/>
+          <w:b/>
+          <w:bCs/>
+          <w:sz w:val="24"/>
+          <w:szCs w:val="24"/>
+        </w:rPr>
+        <w:lastRenderedPageBreak/>
         <w:t>7.2.5 Subject</w:t>
       </w:r>
     </w:p>
@@ -27606,7 +27838,6 @@
                 <w:b/>
                 <w:bCs/>
               </w:rPr>
-              <w:lastRenderedPageBreak/>
               <w:t>Field</w:t>
             </w:r>
           </w:p>
@@ -27694,13 +27925,8 @@
                 <w:lang w:val="vi-VN"/>
               </w:rPr>
             </w:pPr>
-            <w:proofErr w:type="gramStart"/>
-            <w:r>
-              <w:t>varchar(</w:t>
-            </w:r>
-            <w:proofErr w:type="gramEnd"/>
-            <w:r>
-              <w:t>20)</w:t>
+            <w:r>
+              <w:t>varchar(20)</w:t>
             </w:r>
           </w:p>
         </w:tc>
@@ -27760,13 +27986,8 @@
                 <w:lang w:val="vi-VN"/>
               </w:rPr>
             </w:pPr>
-            <w:proofErr w:type="gramStart"/>
-            <w:r>
-              <w:t>varchar(</w:t>
-            </w:r>
-            <w:proofErr w:type="gramEnd"/>
-            <w:r>
-              <w:t>20)</w:t>
+            <w:r>
+              <w:t>varchar(20)</w:t>
             </w:r>
           </w:p>
         </w:tc>
@@ -27827,17 +28048,12 @@
               </w:rPr>
             </w:pPr>
             <w:proofErr w:type="spellStart"/>
-            <w:proofErr w:type="gramStart"/>
             <w:r>
               <w:t>nvarchar</w:t>
             </w:r>
             <w:proofErr w:type="spellEnd"/>
             <w:r>
-              <w:t>(</w:t>
-            </w:r>
-            <w:proofErr w:type="gramEnd"/>
-            <w:r>
-              <w:t>100)</w:t>
+              <w:t>(100)</w:t>
             </w:r>
           </w:p>
         </w:tc>
@@ -27948,13 +28164,8 @@
                 <w:lang w:val="vi-VN"/>
               </w:rPr>
             </w:pPr>
-            <w:proofErr w:type="gramStart"/>
-            <w:r>
-              <w:t>varchar(</w:t>
-            </w:r>
-            <w:proofErr w:type="gramEnd"/>
-            <w:r>
-              <w:t>20)</w:t>
+            <w:r>
+              <w:t>varchar(20)</w:t>
             </w:r>
           </w:p>
         </w:tc>
@@ -27976,16 +28187,6 @@
         </w:tc>
       </w:tr>
     </w:tbl>
-    <w:p>
-      <w:pPr>
-        <w:rPr>
-          <w:rFonts w:ascii="Times New Roman" w:hAnsi="Times New Roman" w:cs="Times New Roman"/>
-          <w:sz w:val="24"/>
-          <w:szCs w:val="24"/>
-          <w:lang w:val="vi-VN"/>
-        </w:rPr>
-      </w:pPr>
-    </w:p>
     <w:p>
       <w:pPr>
         <w:rPr>
@@ -28152,13 +28353,8 @@
                 <w:lang w:val="vi-VN"/>
               </w:rPr>
             </w:pPr>
-            <w:proofErr w:type="gramStart"/>
-            <w:r>
-              <w:t>varchar(</w:t>
-            </w:r>
-            <w:proofErr w:type="gramEnd"/>
-            <w:r>
-              <w:t>20)</w:t>
+            <w:r>
+              <w:t>varchar(20)</w:t>
             </w:r>
           </w:p>
         </w:tc>
@@ -28219,17 +28415,12 @@
               </w:rPr>
             </w:pPr>
             <w:proofErr w:type="spellStart"/>
-            <w:proofErr w:type="gramStart"/>
             <w:r>
               <w:t>nvarchar</w:t>
             </w:r>
             <w:proofErr w:type="spellEnd"/>
             <w:r>
-              <w:t>(</w:t>
-            </w:r>
-            <w:proofErr w:type="gramEnd"/>
-            <w:r>
-              <w:t>50)</w:t>
+              <w:t>(50)</w:t>
             </w:r>
           </w:p>
         </w:tc>
@@ -28540,13 +28731,8 @@
                 <w:szCs w:val="24"/>
               </w:rPr>
             </w:pPr>
-            <w:proofErr w:type="gramStart"/>
-            <w:r>
-              <w:t>varchar(</w:t>
-            </w:r>
-            <w:proofErr w:type="gramEnd"/>
-            <w:r>
-              <w:t>20)</w:t>
+            <w:r>
+              <w:t>varchar(20)</w:t>
             </w:r>
           </w:p>
         </w:tc>
@@ -28603,13 +28789,8 @@
                 <w:szCs w:val="24"/>
               </w:rPr>
             </w:pPr>
-            <w:proofErr w:type="gramStart"/>
-            <w:r>
-              <w:t>varchar(</w:t>
-            </w:r>
-            <w:proofErr w:type="gramEnd"/>
-            <w:r>
-              <w:t>20)</w:t>
+            <w:r>
+              <w:t>varchar(20)</w:t>
             </w:r>
           </w:p>
         </w:tc>
@@ -28666,13 +28847,8 @@
                 <w:szCs w:val="24"/>
               </w:rPr>
             </w:pPr>
-            <w:proofErr w:type="gramStart"/>
-            <w:r>
-              <w:t>varchar(</w:t>
-            </w:r>
-            <w:proofErr w:type="gramEnd"/>
-            <w:r>
-              <w:t>20)</w:t>
+            <w:r>
+              <w:t>varchar(20)</w:t>
             </w:r>
           </w:p>
         </w:tc>
@@ -28729,13 +28905,8 @@
                 <w:szCs w:val="24"/>
               </w:rPr>
             </w:pPr>
-            <w:proofErr w:type="gramStart"/>
-            <w:r>
-              <w:t>varchar(</w:t>
-            </w:r>
-            <w:proofErr w:type="gramEnd"/>
-            <w:r>
-              <w:t>20)</w:t>
+            <w:r>
+              <w:t>varchar(20)</w:t>
             </w:r>
           </w:p>
         </w:tc>
@@ -28792,13 +28963,8 @@
                 <w:szCs w:val="24"/>
               </w:rPr>
             </w:pPr>
-            <w:proofErr w:type="gramStart"/>
-            <w:r>
-              <w:t>varchar(</w:t>
-            </w:r>
-            <w:proofErr w:type="gramEnd"/>
-            <w:r>
-              <w:t>20)</w:t>
+            <w:r>
+              <w:t>varchar(20)</w:t>
             </w:r>
           </w:p>
         </w:tc>
@@ -28995,13 +29161,8 @@
                 <w:szCs w:val="24"/>
               </w:rPr>
             </w:pPr>
-            <w:proofErr w:type="gramStart"/>
-            <w:r>
-              <w:t>varchar(</w:t>
-            </w:r>
-            <w:proofErr w:type="gramEnd"/>
-            <w:r>
-              <w:t>20)</w:t>
+            <w:r>
+              <w:t>varchar(20)</w:t>
             </w:r>
           </w:p>
         </w:tc>
@@ -29058,13 +29219,8 @@
                 <w:szCs w:val="24"/>
               </w:rPr>
             </w:pPr>
-            <w:proofErr w:type="gramStart"/>
-            <w:r>
-              <w:t>varchar(</w:t>
-            </w:r>
-            <w:proofErr w:type="gramEnd"/>
-            <w:r>
-              <w:t>20)</w:t>
+            <w:r>
+              <w:t>varchar(20)</w:t>
             </w:r>
           </w:p>
         </w:tc>
@@ -29121,13 +29277,8 @@
                 <w:szCs w:val="24"/>
               </w:rPr>
             </w:pPr>
-            <w:proofErr w:type="gramStart"/>
-            <w:r>
-              <w:t>varchar(</w:t>
-            </w:r>
-            <w:proofErr w:type="gramEnd"/>
-            <w:r>
-              <w:t>20)</w:t>
+            <w:r>
+              <w:t>varchar(20)</w:t>
             </w:r>
           </w:p>
         </w:tc>
@@ -29179,20 +29330,8 @@
           <w:sz w:val="24"/>
           <w:szCs w:val="24"/>
         </w:rPr>
-        <w:t xml:space="preserve">7.2.9 </w:t>
-      </w:r>
-      <w:proofErr w:type="gramStart"/>
-      <w:r>
-        <w:rPr>
-          <w:rFonts w:ascii="Times New Roman" w:hAnsi="Times New Roman" w:cs="Times New Roman"/>
-          <w:b/>
-          <w:bCs/>
-          <w:sz w:val="24"/>
-          <w:szCs w:val="24"/>
-        </w:rPr>
-        <w:t>Score</w:t>
-      </w:r>
-      <w:proofErr w:type="gramEnd"/>
+        <w:t>7.2.9 Score</w:t>
+      </w:r>
     </w:p>
     <w:p>
       <w:pPr>
@@ -29324,13 +29463,8 @@
                 <w:szCs w:val="24"/>
               </w:rPr>
             </w:pPr>
-            <w:proofErr w:type="gramStart"/>
-            <w:r>
-              <w:t>varchar(</w:t>
-            </w:r>
-            <w:proofErr w:type="gramEnd"/>
-            <w:r>
-              <w:t>20)</w:t>
+            <w:r>
+              <w:t>varchar(20)</w:t>
             </w:r>
           </w:p>
         </w:tc>
@@ -29387,13 +29521,8 @@
                 <w:szCs w:val="24"/>
               </w:rPr>
             </w:pPr>
-            <w:proofErr w:type="gramStart"/>
-            <w:r>
-              <w:t>varchar(</w:t>
-            </w:r>
-            <w:proofErr w:type="gramEnd"/>
-            <w:r>
-              <w:t>20)</w:t>
+            <w:r>
+              <w:t>varchar(20)</w:t>
             </w:r>
           </w:p>
         </w:tc>
@@ -29450,13 +29579,8 @@
                 <w:szCs w:val="24"/>
               </w:rPr>
             </w:pPr>
-            <w:proofErr w:type="gramStart"/>
-            <w:r>
-              <w:t>varchar(</w:t>
-            </w:r>
-            <w:proofErr w:type="gramEnd"/>
-            <w:r>
-              <w:t>20)</w:t>
+            <w:r>
+              <w:t>varchar(20)</w:t>
             </w:r>
           </w:p>
         </w:tc>
@@ -29513,13 +29637,8 @@
                 <w:szCs w:val="24"/>
               </w:rPr>
             </w:pPr>
-            <w:proofErr w:type="gramStart"/>
-            <w:r>
-              <w:t>varchar(</w:t>
-            </w:r>
-            <w:proofErr w:type="gramEnd"/>
-            <w:r>
-              <w:t>20)</w:t>
+            <w:r>
+              <w:t>varchar(20)</w:t>
             </w:r>
           </w:p>
         </w:tc>
@@ -29867,13 +29986,8 @@
                 <w:szCs w:val="24"/>
               </w:rPr>
             </w:pPr>
-            <w:proofErr w:type="gramStart"/>
-            <w:r>
-              <w:t>varchar(</w:t>
-            </w:r>
-            <w:proofErr w:type="gramEnd"/>
-            <w:r>
-              <w:t>20)</w:t>
+            <w:r>
+              <w:t>varchar(20)</w:t>
             </w:r>
           </w:p>
         </w:tc>
@@ -29930,13 +30044,8 @@
                 <w:szCs w:val="24"/>
               </w:rPr>
             </w:pPr>
-            <w:proofErr w:type="gramStart"/>
-            <w:r>
-              <w:t>varchar(</w:t>
-            </w:r>
-            <w:proofErr w:type="gramEnd"/>
-            <w:r>
-              <w:t>20)</w:t>
+            <w:r>
+              <w:t>varchar(20)</w:t>
             </w:r>
           </w:p>
         </w:tc>
@@ -29994,17 +30103,12 @@
               </w:rPr>
             </w:pPr>
             <w:proofErr w:type="spellStart"/>
-            <w:proofErr w:type="gramStart"/>
             <w:r>
               <w:t>nvarchar</w:t>
             </w:r>
             <w:proofErr w:type="spellEnd"/>
             <w:r>
-              <w:t>(</w:t>
-            </w:r>
-            <w:proofErr w:type="gramEnd"/>
-            <w:r>
-              <w:t>50)</w:t>
+              <w:t>(50)</w:t>
             </w:r>
           </w:p>
         </w:tc>
@@ -30387,13 +30491,8 @@
                 <w:lang w:val="vi-VN"/>
               </w:rPr>
             </w:pPr>
-            <w:proofErr w:type="gramStart"/>
-            <w:r>
-              <w:t>varchar(</w:t>
-            </w:r>
-            <w:proofErr w:type="gramEnd"/>
-            <w:r>
-              <w:t>20)</w:t>
+            <w:r>
+              <w:t>varchar(20)</w:t>
             </w:r>
           </w:p>
         </w:tc>
@@ -30453,13 +30552,8 @@
                 <w:lang w:val="vi-VN"/>
               </w:rPr>
             </w:pPr>
-            <w:proofErr w:type="gramStart"/>
-            <w:r>
-              <w:t>varchar(</w:t>
-            </w:r>
-            <w:proofErr w:type="gramEnd"/>
-            <w:r>
-              <w:t>20)</w:t>
+            <w:r>
+              <w:t>varchar(20)</w:t>
             </w:r>
           </w:p>
         </w:tc>
@@ -30519,13 +30613,8 @@
                 <w:lang w:val="vi-VN"/>
               </w:rPr>
             </w:pPr>
-            <w:proofErr w:type="gramStart"/>
-            <w:r>
-              <w:t>varchar(</w:t>
-            </w:r>
-            <w:proofErr w:type="gramEnd"/>
-            <w:r>
-              <w:t>20)</w:t>
+            <w:r>
+              <w:t>varchar(20)</w:t>
             </w:r>
           </w:p>
         </w:tc>
@@ -30641,13 +30730,8 @@
                 <w:lang w:val="vi-VN"/>
               </w:rPr>
             </w:pPr>
-            <w:proofErr w:type="gramStart"/>
-            <w:r>
-              <w:t>varchar(</w:t>
-            </w:r>
-            <w:proofErr w:type="gramEnd"/>
-            <w:r>
-              <w:t>20)</w:t>
+            <w:r>
+              <w:t>varchar(20)</w:t>
             </w:r>
           </w:p>
         </w:tc>
@@ -30758,6 +30842,56 @@
         </w:rPr>
         <w:t>Late</w:t>
       </w:r>
+    </w:p>
+    <w:p>
+      <w:pPr>
+        <w:rPr>
+          <w:rFonts w:ascii="Times New Roman" w:hAnsi="Times New Roman" w:cs="Times New Roman"/>
+          <w:sz w:val="24"/>
+          <w:szCs w:val="24"/>
+          <w:lang w:val="vi-VN"/>
+        </w:rPr>
+      </w:pPr>
+    </w:p>
+    <w:p>
+      <w:pPr>
+        <w:rPr>
+          <w:rFonts w:ascii="Times New Roman" w:hAnsi="Times New Roman" w:cs="Times New Roman"/>
+          <w:sz w:val="24"/>
+          <w:szCs w:val="24"/>
+          <w:lang w:val="vi-VN"/>
+        </w:rPr>
+      </w:pPr>
+    </w:p>
+    <w:p>
+      <w:pPr>
+        <w:rPr>
+          <w:rFonts w:ascii="Times New Roman" w:hAnsi="Times New Roman" w:cs="Times New Roman"/>
+          <w:sz w:val="24"/>
+          <w:szCs w:val="24"/>
+          <w:lang w:val="vi-VN"/>
+        </w:rPr>
+      </w:pPr>
+    </w:p>
+    <w:p>
+      <w:pPr>
+        <w:rPr>
+          <w:rFonts w:ascii="Times New Roman" w:hAnsi="Times New Roman" w:cs="Times New Roman"/>
+          <w:sz w:val="24"/>
+          <w:szCs w:val="24"/>
+          <w:lang w:val="vi-VN"/>
+        </w:rPr>
+      </w:pPr>
+    </w:p>
+    <w:p>
+      <w:pPr>
+        <w:rPr>
+          <w:rFonts w:ascii="Times New Roman" w:hAnsi="Times New Roman" w:cs="Times New Roman"/>
+          <w:sz w:val="24"/>
+          <w:szCs w:val="24"/>
+          <w:lang w:val="vi-VN"/>
+        </w:rPr>
+      </w:pPr>
     </w:p>
     <w:p>
       <w:pPr>
@@ -30932,13 +31066,8 @@
                 <w:szCs w:val="24"/>
               </w:rPr>
             </w:pPr>
-            <w:proofErr w:type="gramStart"/>
-            <w:r>
-              <w:t>varchar(</w:t>
-            </w:r>
-            <w:proofErr w:type="gramEnd"/>
-            <w:r>
-              <w:t>20)</w:t>
+            <w:r>
+              <w:t>varchar(20)</w:t>
             </w:r>
           </w:p>
         </w:tc>
@@ -30995,13 +31124,8 @@
                 <w:szCs w:val="24"/>
               </w:rPr>
             </w:pPr>
-            <w:proofErr w:type="gramStart"/>
-            <w:r>
-              <w:t>varchar(</w:t>
-            </w:r>
-            <w:proofErr w:type="gramEnd"/>
-            <w:r>
-              <w:t>20)</w:t>
+            <w:r>
+              <w:t>varchar(20)</w:t>
             </w:r>
           </w:p>
         </w:tc>
@@ -31040,7 +31164,6 @@
             </w:pPr>
             <w:proofErr w:type="spellStart"/>
             <w:r>
-              <w:lastRenderedPageBreak/>
               <w:t>request_type</w:t>
             </w:r>
             <w:proofErr w:type="spellEnd"/>
@@ -31059,13 +31182,8 @@
                 <w:szCs w:val="24"/>
               </w:rPr>
             </w:pPr>
-            <w:proofErr w:type="gramStart"/>
-            <w:r>
-              <w:t>varchar(</w:t>
-            </w:r>
-            <w:proofErr w:type="gramEnd"/>
-            <w:r>
-              <w:t>50)</w:t>
+            <w:r>
+              <w:t>varchar(50)</w:t>
             </w:r>
           </w:p>
         </w:tc>
@@ -31175,13 +31293,8 @@
                 <w:szCs w:val="24"/>
               </w:rPr>
             </w:pPr>
-            <w:proofErr w:type="gramStart"/>
-            <w:r>
-              <w:t>varchar(</w:t>
-            </w:r>
-            <w:proofErr w:type="gramEnd"/>
-            <w:r>
-              <w:t>20)</w:t>
+            <w:r>
+              <w:t>varchar(20)</w:t>
             </w:r>
           </w:p>
         </w:tc>
@@ -31235,13 +31348,8 @@
                 <w:szCs w:val="24"/>
               </w:rPr>
             </w:pPr>
-            <w:proofErr w:type="gramStart"/>
-            <w:r>
-              <w:t>varchar(</w:t>
-            </w:r>
-            <w:proofErr w:type="gramEnd"/>
-            <w:r>
-              <w:t>20)</w:t>
+            <w:r>
+              <w:t>varchar(20)</w:t>
             </w:r>
           </w:p>
         </w:tc>
@@ -31510,13 +31618,8 @@
                 <w:lang w:val="vi-VN"/>
               </w:rPr>
             </w:pPr>
-            <w:proofErr w:type="gramStart"/>
-            <w:r>
-              <w:t>varchar(</w:t>
-            </w:r>
-            <w:proofErr w:type="gramEnd"/>
-            <w:r>
-              <w:t>20)</w:t>
+            <w:r>
+              <w:t>varchar(20)</w:t>
             </w:r>
           </w:p>
         </w:tc>
@@ -31575,17 +31678,12 @@
               </w:rPr>
             </w:pPr>
             <w:proofErr w:type="spellStart"/>
-            <w:proofErr w:type="gramStart"/>
             <w:r>
               <w:t>nvarchar</w:t>
             </w:r>
             <w:proofErr w:type="spellEnd"/>
             <w:r>
-              <w:t>(</w:t>
-            </w:r>
-            <w:proofErr w:type="gramEnd"/>
-            <w:r>
-              <w:t>200)</w:t>
+              <w:t>(200)</w:t>
             </w:r>
           </w:p>
         </w:tc>
@@ -31703,13 +31801,8 @@
                 <w:lang w:val="vi-VN"/>
               </w:rPr>
             </w:pPr>
-            <w:proofErr w:type="gramStart"/>
-            <w:r>
-              <w:t>varchar(</w:t>
-            </w:r>
-            <w:proofErr w:type="gramEnd"/>
-            <w:r>
-              <w:t>20)</w:t>
+            <w:r>
+              <w:t>varchar(20)</w:t>
             </w:r>
           </w:p>
         </w:tc>
@@ -31970,13 +32063,8 @@
                 <w:lang w:val="vi-VN"/>
               </w:rPr>
             </w:pPr>
-            <w:proofErr w:type="gramStart"/>
-            <w:r>
-              <w:t>varchar(</w:t>
-            </w:r>
-            <w:proofErr w:type="gramEnd"/>
-            <w:r>
-              <w:t>20)</w:t>
+            <w:r>
+              <w:t>varchar(20)</w:t>
             </w:r>
           </w:p>
         </w:tc>
@@ -32035,17 +32123,12 @@
               </w:rPr>
             </w:pPr>
             <w:proofErr w:type="spellStart"/>
-            <w:proofErr w:type="gramStart"/>
             <w:r>
               <w:t>nvarchar</w:t>
             </w:r>
             <w:proofErr w:type="spellEnd"/>
             <w:r>
-              <w:t>(</w:t>
-            </w:r>
-            <w:proofErr w:type="gramEnd"/>
-            <w:r>
-              <w:t>200)</w:t>
+              <w:t>(200)</w:t>
             </w:r>
           </w:p>
         </w:tc>
@@ -32102,13 +32185,8 @@
                 <w:lang w:val="vi-VN"/>
               </w:rPr>
             </w:pPr>
-            <w:proofErr w:type="gramStart"/>
-            <w:r>
-              <w:t>varchar(</w:t>
-            </w:r>
-            <w:proofErr w:type="gramEnd"/>
-            <w:r>
-              <w:t>500)</w:t>
+            <w:r>
+              <w:t>varchar(500)</w:t>
             </w:r>
           </w:p>
         </w:tc>
@@ -32165,13 +32243,8 @@
                 <w:lang w:val="vi-VN"/>
               </w:rPr>
             </w:pPr>
-            <w:proofErr w:type="gramStart"/>
-            <w:r>
-              <w:t>varchar(</w:t>
-            </w:r>
-            <w:proofErr w:type="gramEnd"/>
-            <w:r>
-              <w:t>20)</w:t>
+            <w:r>
+              <w:t>varchar(20)</w:t>
             </w:r>
           </w:p>
         </w:tc>
@@ -32231,13 +32304,8 @@
                 <w:lang w:val="vi-VN"/>
               </w:rPr>
             </w:pPr>
-            <w:proofErr w:type="gramStart"/>
-            <w:r>
-              <w:t>varchar(</w:t>
-            </w:r>
-            <w:proofErr w:type="gramEnd"/>
-            <w:r>
-              <w:t>20)</w:t>
+            <w:r>
+              <w:t>varchar(20)</w:t>
             </w:r>
           </w:p>
         </w:tc>
@@ -32493,13 +32561,8 @@
                 <w:szCs w:val="24"/>
               </w:rPr>
             </w:pPr>
-            <w:proofErr w:type="gramStart"/>
-            <w:r>
-              <w:t>varchar(</w:t>
-            </w:r>
-            <w:proofErr w:type="gramEnd"/>
-            <w:r>
-              <w:t>20)</w:t>
+            <w:r>
+              <w:t>varchar(20)</w:t>
             </w:r>
           </w:p>
         </w:tc>
@@ -32556,13 +32619,8 @@
                 <w:szCs w:val="24"/>
               </w:rPr>
             </w:pPr>
-            <w:proofErr w:type="gramStart"/>
-            <w:r>
-              <w:t>varchar(</w:t>
-            </w:r>
-            <w:proofErr w:type="gramEnd"/>
-            <w:r>
-              <w:t>20)</w:t>
+            <w:r>
+              <w:t>varchar(20)</w:t>
             </w:r>
           </w:p>
         </w:tc>
@@ -32618,17 +32676,12 @@
               </w:rPr>
             </w:pPr>
             <w:proofErr w:type="spellStart"/>
-            <w:proofErr w:type="gramStart"/>
             <w:r>
               <w:t>nvarchar</w:t>
             </w:r>
             <w:proofErr w:type="spellEnd"/>
             <w:r>
-              <w:t>(</w:t>
-            </w:r>
-            <w:proofErr w:type="gramEnd"/>
-            <w:r>
-              <w:t>255)</w:t>
+              <w:t>(255)</w:t>
             </w:r>
           </w:p>
         </w:tc>
@@ -32718,6 +32771,56 @@
       <w:pPr>
         <w:rPr>
           <w:rFonts w:ascii="Times New Roman" w:hAnsi="Times New Roman" w:cs="Times New Roman"/>
+          <w:sz w:val="24"/>
+          <w:szCs w:val="24"/>
+          <w:lang w:val="vi-VN"/>
+        </w:rPr>
+      </w:pPr>
+    </w:p>
+    <w:p>
+      <w:pPr>
+        <w:rPr>
+          <w:rFonts w:ascii="Times New Roman" w:hAnsi="Times New Roman" w:cs="Times New Roman"/>
+          <w:sz w:val="24"/>
+          <w:szCs w:val="24"/>
+          <w:lang w:val="vi-VN"/>
+        </w:rPr>
+      </w:pPr>
+    </w:p>
+    <w:p>
+      <w:pPr>
+        <w:rPr>
+          <w:rFonts w:ascii="Times New Roman" w:hAnsi="Times New Roman" w:cs="Times New Roman"/>
+          <w:sz w:val="24"/>
+          <w:szCs w:val="24"/>
+          <w:lang w:val="vi-VN"/>
+        </w:rPr>
+      </w:pPr>
+    </w:p>
+    <w:p>
+      <w:pPr>
+        <w:rPr>
+          <w:rFonts w:ascii="Times New Roman" w:hAnsi="Times New Roman" w:cs="Times New Roman"/>
+          <w:sz w:val="24"/>
+          <w:szCs w:val="24"/>
+          <w:lang w:val="vi-VN"/>
+        </w:rPr>
+      </w:pPr>
+    </w:p>
+    <w:p>
+      <w:pPr>
+        <w:rPr>
+          <w:rFonts w:ascii="Times New Roman" w:hAnsi="Times New Roman" w:cs="Times New Roman"/>
+          <w:sz w:val="24"/>
+          <w:szCs w:val="24"/>
+          <w:lang w:val="vi-VN"/>
+        </w:rPr>
+      </w:pPr>
+    </w:p>
+    <w:p>
+      <w:pPr>
+        <w:rPr>
+          <w:rFonts w:ascii="Times New Roman" w:hAnsi="Times New Roman" w:cs="Times New Roman"/>
           <w:b/>
           <w:bCs/>
           <w:sz w:val="28"/>
@@ -32769,6 +32872,16 @@
         </w:rPr>
         <w:t xml:space="preserve"> system.</w:t>
       </w:r>
+    </w:p>
+    <w:p>
+      <w:pPr>
+        <w:rPr>
+          <w:rFonts w:ascii="Times New Roman" w:hAnsi="Times New Roman" w:cs="Times New Roman"/>
+          <w:sz w:val="24"/>
+          <w:szCs w:val="24"/>
+          <w:lang w:val="vi-VN"/>
+        </w:rPr>
+      </w:pPr>
     </w:p>
     <w:p>
       <w:pPr>
@@ -32834,7 +32947,6 @@
                 <w:b/>
                 <w:bCs/>
               </w:rPr>
-              <w:lastRenderedPageBreak/>
               <w:t>Parent Table</w:t>
             </w:r>
           </w:p>
@@ -42486,7 +42598,7 @@
   <w:style w:type="paragraph" w:default="1" w:styleId="Normal">
     <w:name w:val="Normal"/>
     <w:qFormat/>
-    <w:rsid w:val="00374D80"/>
+    <w:rsid w:val="00BB0B24"/>
     <w:pPr>
       <w:spacing w:after="0" w:line="276" w:lineRule="auto"/>
     </w:pPr>
@@ -42697,7 +42809,6 @@
   <w:style w:type="character" w:default="1" w:styleId="DefaultParagraphFont">
     <w:name w:val="Default Paragraph Font"/>
     <w:uiPriority w:val="1"/>
-    <w:semiHidden/>
     <w:unhideWhenUsed/>
   </w:style>
   <w:style w:type="table" w:default="1" w:styleId="TableNormal">

--- a/Acadex_SRS.docx
+++ b/Acadex_SRS.docx
@@ -10780,7 +10780,29 @@
           <w:sz w:val="28"/>
           <w:szCs w:val="28"/>
         </w:rPr>
-        <w:t>3.6 Score Management Module</w:t>
+        <w:t xml:space="preserve">3.6 </w:t>
+      </w:r>
+      <w:proofErr w:type="gramStart"/>
+      <w:r>
+        <w:rPr>
+          <w:rFonts w:ascii="Times New Roman" w:hAnsi="Times New Roman" w:cs="Times New Roman"/>
+          <w:b/>
+          <w:bCs/>
+          <w:sz w:val="28"/>
+          <w:szCs w:val="28"/>
+        </w:rPr>
+        <w:t>Score</w:t>
+      </w:r>
+      <w:proofErr w:type="gramEnd"/>
+      <w:r>
+        <w:rPr>
+          <w:rFonts w:ascii="Times New Roman" w:hAnsi="Times New Roman" w:cs="Times New Roman"/>
+          <w:b/>
+          <w:bCs/>
+          <w:sz w:val="28"/>
+          <w:szCs w:val="28"/>
+        </w:rPr>
+        <w:t xml:space="preserve"> Management Module</w:t>
       </w:r>
     </w:p>
     <w:p>
@@ -15434,7 +15456,29 @@
           <w:szCs w:val="24"/>
         </w:rPr>
         <w:lastRenderedPageBreak/>
-        <w:t>4.1.6 Score Management Interface</w:t>
+        <w:t xml:space="preserve">4.1.6 </w:t>
+      </w:r>
+      <w:proofErr w:type="gramStart"/>
+      <w:r>
+        <w:rPr>
+          <w:rFonts w:ascii="Times New Roman" w:hAnsi="Times New Roman" w:cs="Times New Roman"/>
+          <w:b/>
+          <w:bCs/>
+          <w:sz w:val="24"/>
+          <w:szCs w:val="24"/>
+        </w:rPr>
+        <w:t>Score</w:t>
+      </w:r>
+      <w:proofErr w:type="gramEnd"/>
+      <w:r>
+        <w:rPr>
+          <w:rFonts w:ascii="Times New Roman" w:hAnsi="Times New Roman" w:cs="Times New Roman"/>
+          <w:b/>
+          <w:bCs/>
+          <w:sz w:val="24"/>
+          <w:szCs w:val="24"/>
+        </w:rPr>
+        <w:t xml:space="preserve"> Management Interface</w:t>
       </w:r>
     </w:p>
     <w:p>
@@ -16426,6 +16470,7 @@
           <w:rFonts w:ascii="Times New Roman" w:hAnsi="Times New Roman" w:cs="Times New Roman"/>
           <w:b/>
           <w:bCs/>
+          <w:noProof/>
           <w:sz w:val="24"/>
           <w:szCs w:val="24"/>
         </w:rPr>
@@ -16502,150 +16547,548 @@
           <w:lang w:val="vi-VN"/>
         </w:rPr>
       </w:pPr>
-    </w:p>
-    <w:p>
-      <w:pPr>
-        <w:rPr>
-          <w:rFonts w:ascii="Times New Roman" w:hAnsi="Times New Roman" w:cs="Times New Roman"/>
-          <w:b/>
-          <w:bCs/>
-          <w:sz w:val="24"/>
-          <w:szCs w:val="24"/>
-          <w:lang w:val="vi-VN"/>
-        </w:rPr>
-      </w:pPr>
-    </w:p>
-    <w:p>
-      <w:pPr>
-        <w:rPr>
-          <w:rFonts w:ascii="Times New Roman" w:hAnsi="Times New Roman" w:cs="Times New Roman"/>
-          <w:b/>
-          <w:bCs/>
-          <w:sz w:val="24"/>
-          <w:szCs w:val="24"/>
-          <w:lang w:val="vi-VN"/>
-        </w:rPr>
-      </w:pPr>
-    </w:p>
-    <w:p>
-      <w:pPr>
-        <w:rPr>
-          <w:rFonts w:ascii="Times New Roman" w:hAnsi="Times New Roman" w:cs="Times New Roman"/>
-          <w:b/>
-          <w:bCs/>
-          <w:sz w:val="24"/>
-          <w:szCs w:val="24"/>
-          <w:lang w:val="vi-VN"/>
-        </w:rPr>
-      </w:pPr>
-    </w:p>
-    <w:p>
-      <w:pPr>
-        <w:rPr>
-          <w:rFonts w:ascii="Times New Roman" w:hAnsi="Times New Roman" w:cs="Times New Roman"/>
-          <w:b/>
-          <w:bCs/>
-          <w:sz w:val="24"/>
-          <w:szCs w:val="24"/>
-          <w:lang w:val="vi-VN"/>
-        </w:rPr>
-      </w:pPr>
-    </w:p>
-    <w:p>
-      <w:pPr>
-        <w:rPr>
-          <w:rFonts w:ascii="Times New Roman" w:hAnsi="Times New Roman" w:cs="Times New Roman"/>
-          <w:b/>
-          <w:bCs/>
-          <w:sz w:val="24"/>
-          <w:szCs w:val="24"/>
-          <w:lang w:val="vi-VN"/>
-        </w:rPr>
-      </w:pPr>
-    </w:p>
-    <w:p>
-      <w:pPr>
-        <w:rPr>
-          <w:rFonts w:ascii="Times New Roman" w:hAnsi="Times New Roman" w:cs="Times New Roman"/>
-          <w:b/>
-          <w:bCs/>
-          <w:sz w:val="24"/>
-          <w:szCs w:val="24"/>
-          <w:lang w:val="vi-VN"/>
-        </w:rPr>
-      </w:pPr>
-    </w:p>
-    <w:p>
-      <w:pPr>
-        <w:rPr>
-          <w:rFonts w:ascii="Times New Roman" w:hAnsi="Times New Roman" w:cs="Times New Roman"/>
-          <w:b/>
-          <w:bCs/>
-          <w:sz w:val="24"/>
-          <w:szCs w:val="24"/>
-          <w:lang w:val="vi-VN"/>
-        </w:rPr>
-      </w:pPr>
-    </w:p>
-    <w:p>
-      <w:pPr>
-        <w:rPr>
-          <w:rFonts w:ascii="Times New Roman" w:hAnsi="Times New Roman" w:cs="Times New Roman"/>
-          <w:b/>
-          <w:bCs/>
-          <w:sz w:val="24"/>
-          <w:szCs w:val="24"/>
-          <w:lang w:val="vi-VN"/>
-        </w:rPr>
-      </w:pPr>
-    </w:p>
-    <w:p>
-      <w:pPr>
-        <w:rPr>
-          <w:rFonts w:ascii="Times New Roman" w:hAnsi="Times New Roman" w:cs="Times New Roman"/>
-          <w:b/>
-          <w:bCs/>
-          <w:sz w:val="24"/>
-          <w:szCs w:val="24"/>
-          <w:lang w:val="vi-VN"/>
-        </w:rPr>
-      </w:pPr>
-    </w:p>
-    <w:p>
-      <w:pPr>
-        <w:rPr>
-          <w:rFonts w:ascii="Times New Roman" w:hAnsi="Times New Roman" w:cs="Times New Roman"/>
-          <w:b/>
-          <w:bCs/>
-          <w:sz w:val="24"/>
-          <w:szCs w:val="24"/>
-          <w:lang w:val="vi-VN"/>
-        </w:rPr>
-      </w:pPr>
-    </w:p>
-    <w:p>
-      <w:pPr>
-        <w:rPr>
-          <w:rFonts w:ascii="Times New Roman" w:hAnsi="Times New Roman" w:cs="Times New Roman"/>
-          <w:b/>
-          <w:bCs/>
-          <w:sz w:val="24"/>
-          <w:szCs w:val="24"/>
-          <w:lang w:val="vi-VN"/>
-        </w:rPr>
-      </w:pPr>
-    </w:p>
-    <w:p>
-      <w:pPr>
-        <w:rPr>
-          <w:rFonts w:ascii="Times New Roman" w:hAnsi="Times New Roman" w:cs="Times New Roman"/>
-          <w:b/>
-          <w:bCs/>
-          <w:sz w:val="24"/>
-          <w:szCs w:val="24"/>
-          <w:lang w:val="vi-VN"/>
-        </w:rPr>
-      </w:pPr>
+      <w:r>
+        <w:rPr>
+          <w:rFonts w:ascii="Times New Roman" w:hAnsi="Times New Roman" w:cs="Times New Roman"/>
+          <w:b/>
+          <w:bCs/>
+          <w:sz w:val="24"/>
+          <w:szCs w:val="24"/>
+          <w:lang w:val="vi-VN"/>
+        </w:rPr>
+        <w:lastRenderedPageBreak/>
+        <w:drawing>
+          <wp:inline distT="0" distB="0" distL="0" distR="0" wp14:anchorId="0ED01E4B" wp14:editId="6126CFFA">
+            <wp:extent cx="3209925" cy="5495925"/>
+            <wp:effectExtent l="0" t="0" r="9525" b="9525"/>
+            <wp:docPr id="1565367260" name="Picture 1"/>
+            <wp:cNvGraphicFramePr>
+              <a:graphicFrameLocks xmlns:a="http://schemas.openxmlformats.org/drawingml/2006/main" noChangeAspect="1"/>
+            </wp:cNvGraphicFramePr>
+            <a:graphic xmlns:a="http://schemas.openxmlformats.org/drawingml/2006/main">
+              <a:graphicData uri="http://schemas.openxmlformats.org/drawingml/2006/picture">
+                <pic:pic xmlns:pic="http://schemas.openxmlformats.org/drawingml/2006/picture">
+                  <pic:nvPicPr>
+                    <pic:cNvPr id="1565367260" name=""/>
+                    <pic:cNvPicPr/>
+                  </pic:nvPicPr>
+                  <pic:blipFill>
+                    <a:blip r:embed="rId17"/>
+                    <a:stretch>
+                      <a:fillRect/>
+                    </a:stretch>
+                  </pic:blipFill>
+                  <pic:spPr>
+                    <a:xfrm>
+                      <a:off x="0" y="0"/>
+                      <a:ext cx="3209925" cy="5495925"/>
+                    </a:xfrm>
+                    <a:prstGeom prst="rect">
+                      <a:avLst/>
+                    </a:prstGeom>
+                  </pic:spPr>
+                </pic:pic>
+              </a:graphicData>
+            </a:graphic>
+          </wp:inline>
+        </w:drawing>
+      </w:r>
+    </w:p>
+    <w:p>
+      <w:pPr>
+        <w:rPr>
+          <w:rFonts w:ascii="Times New Roman" w:hAnsi="Times New Roman" w:cs="Times New Roman"/>
+          <w:b/>
+          <w:bCs/>
+          <w:sz w:val="24"/>
+          <w:szCs w:val="24"/>
+          <w:lang w:val="vi-VN"/>
+        </w:rPr>
+      </w:pPr>
+    </w:p>
+    <w:p>
+      <w:pPr>
+        <w:rPr>
+          <w:rFonts w:ascii="Times New Roman" w:hAnsi="Times New Roman" w:cs="Times New Roman"/>
+          <w:b/>
+          <w:bCs/>
+          <w:sz w:val="24"/>
+          <w:szCs w:val="24"/>
+          <w:lang w:val="vi-VN"/>
+        </w:rPr>
+      </w:pPr>
+    </w:p>
+    <w:p>
+      <w:pPr>
+        <w:rPr>
+          <w:rFonts w:ascii="Times New Roman" w:hAnsi="Times New Roman" w:cs="Times New Roman"/>
+          <w:b/>
+          <w:bCs/>
+          <w:sz w:val="24"/>
+          <w:szCs w:val="24"/>
+          <w:lang w:val="vi-VN"/>
+        </w:rPr>
+      </w:pPr>
+    </w:p>
+    <w:p>
+      <w:pPr>
+        <w:rPr>
+          <w:rFonts w:ascii="Times New Roman" w:hAnsi="Times New Roman" w:cs="Times New Roman"/>
+          <w:b/>
+          <w:bCs/>
+          <w:sz w:val="24"/>
+          <w:szCs w:val="24"/>
+          <w:lang w:val="vi-VN"/>
+        </w:rPr>
+      </w:pPr>
+    </w:p>
+    <w:p>
+      <w:pPr>
+        <w:rPr>
+          <w:rFonts w:ascii="Times New Roman" w:hAnsi="Times New Roman" w:cs="Times New Roman"/>
+          <w:b/>
+          <w:bCs/>
+          <w:sz w:val="24"/>
+          <w:szCs w:val="24"/>
+          <w:lang w:val="vi-VN"/>
+        </w:rPr>
+      </w:pPr>
+    </w:p>
+    <w:p>
+      <w:pPr>
+        <w:rPr>
+          <w:rFonts w:ascii="Times New Roman" w:hAnsi="Times New Roman" w:cs="Times New Roman"/>
+          <w:b/>
+          <w:bCs/>
+          <w:sz w:val="24"/>
+          <w:szCs w:val="24"/>
+          <w:lang w:val="vi-VN"/>
+        </w:rPr>
+      </w:pPr>
+    </w:p>
+    <w:p>
+      <w:pPr>
+        <w:rPr>
+          <w:rFonts w:ascii="Times New Roman" w:hAnsi="Times New Roman" w:cs="Times New Roman"/>
+          <w:b/>
+          <w:bCs/>
+          <w:sz w:val="24"/>
+          <w:szCs w:val="24"/>
+          <w:lang w:val="vi-VN"/>
+        </w:rPr>
+      </w:pPr>
+    </w:p>
+    <w:p>
+      <w:pPr>
+        <w:rPr>
+          <w:rFonts w:ascii="Times New Roman" w:hAnsi="Times New Roman" w:cs="Times New Roman"/>
+          <w:b/>
+          <w:bCs/>
+          <w:sz w:val="24"/>
+          <w:szCs w:val="24"/>
+          <w:lang w:val="vi-VN"/>
+        </w:rPr>
+      </w:pPr>
+    </w:p>
+    <w:p>
+      <w:pPr>
+        <w:rPr>
+          <w:rFonts w:ascii="Times New Roman" w:hAnsi="Times New Roman" w:cs="Times New Roman"/>
+          <w:b/>
+          <w:bCs/>
+          <w:sz w:val="24"/>
+          <w:szCs w:val="24"/>
+          <w:lang w:val="vi-VN"/>
+        </w:rPr>
+      </w:pPr>
+    </w:p>
+    <w:p>
+      <w:pPr>
+        <w:rPr>
+          <w:rFonts w:ascii="Times New Roman" w:hAnsi="Times New Roman" w:cs="Times New Roman"/>
+          <w:b/>
+          <w:bCs/>
+          <w:sz w:val="24"/>
+          <w:szCs w:val="24"/>
+          <w:lang w:val="vi-VN"/>
+        </w:rPr>
+      </w:pPr>
+    </w:p>
+    <w:p>
+      <w:pPr>
+        <w:rPr>
+          <w:rFonts w:ascii="Times New Roman" w:hAnsi="Times New Roman" w:cs="Times New Roman"/>
+          <w:b/>
+          <w:bCs/>
+          <w:sz w:val="24"/>
+          <w:szCs w:val="24"/>
+          <w:lang w:val="vi-VN"/>
+        </w:rPr>
+      </w:pPr>
+    </w:p>
+    <w:p>
+      <w:pPr>
+        <w:rPr>
+          <w:rFonts w:ascii="Times New Roman" w:hAnsi="Times New Roman" w:cs="Times New Roman"/>
+          <w:b/>
+          <w:bCs/>
+          <w:sz w:val="24"/>
+          <w:szCs w:val="24"/>
+          <w:lang w:val="vi-VN"/>
+        </w:rPr>
+      </w:pPr>
+    </w:p>
+    <w:p>
+      <w:pPr>
+        <w:rPr>
+          <w:rFonts w:ascii="Times New Roman" w:hAnsi="Times New Roman" w:cs="Times New Roman"/>
+          <w:b/>
+          <w:bCs/>
+          <w:sz w:val="24"/>
+          <w:szCs w:val="24"/>
+          <w:lang w:val="vi-VN"/>
+        </w:rPr>
+      </w:pPr>
+    </w:p>
+    <w:p>
+      <w:pPr>
+        <w:rPr>
+          <w:rFonts w:ascii="Times New Roman" w:hAnsi="Times New Roman" w:cs="Times New Roman"/>
+          <w:b/>
+          <w:bCs/>
+          <w:sz w:val="24"/>
+          <w:szCs w:val="24"/>
+          <w:lang w:val="vi-VN"/>
+        </w:rPr>
+      </w:pPr>
+      <w:r>
+        <w:rPr>
+          <w:rFonts w:ascii="Times New Roman" w:hAnsi="Times New Roman" w:cs="Times New Roman"/>
+          <w:b/>
+          <w:bCs/>
+          <w:sz w:val="24"/>
+          <w:szCs w:val="24"/>
+          <w:lang w:val="vi-VN"/>
+        </w:rPr>
+        <w:lastRenderedPageBreak/>
+        <w:drawing>
+          <wp:inline distT="0" distB="0" distL="0" distR="0" wp14:anchorId="0805E1F7" wp14:editId="6EF7D47E">
+            <wp:extent cx="4023360" cy="8430451"/>
+            <wp:effectExtent l="0" t="0" r="0" b="8890"/>
+            <wp:docPr id="1131744582" name="Picture 1"/>
+            <wp:cNvGraphicFramePr>
+              <a:graphicFrameLocks xmlns:a="http://schemas.openxmlformats.org/drawingml/2006/main" noChangeAspect="1"/>
+            </wp:cNvGraphicFramePr>
+            <a:graphic xmlns:a="http://schemas.openxmlformats.org/drawingml/2006/main">
+              <a:graphicData uri="http://schemas.openxmlformats.org/drawingml/2006/picture">
+                <pic:pic xmlns:pic="http://schemas.openxmlformats.org/drawingml/2006/picture">
+                  <pic:nvPicPr>
+                    <pic:cNvPr id="1131744582" name=""/>
+                    <pic:cNvPicPr/>
+                  </pic:nvPicPr>
+                  <pic:blipFill>
+                    <a:blip r:embed="rId18"/>
+                    <a:stretch>
+                      <a:fillRect/>
+                    </a:stretch>
+                  </pic:blipFill>
+                  <pic:spPr>
+                    <a:xfrm>
+                      <a:off x="0" y="0"/>
+                      <a:ext cx="4025190" cy="8434285"/>
+                    </a:xfrm>
+                    <a:prstGeom prst="rect">
+                      <a:avLst/>
+                    </a:prstGeom>
+                  </pic:spPr>
+                </pic:pic>
+              </a:graphicData>
+            </a:graphic>
+          </wp:inline>
+        </w:drawing>
+      </w:r>
+    </w:p>
+    <w:p>
+      <w:pPr>
+        <w:rPr>
+          <w:rFonts w:ascii="Times New Roman" w:hAnsi="Times New Roman" w:cs="Times New Roman"/>
+          <w:b/>
+          <w:bCs/>
+          <w:sz w:val="24"/>
+          <w:szCs w:val="24"/>
+          <w:lang w:val="vi-VN"/>
+        </w:rPr>
+      </w:pPr>
+    </w:p>
+    <w:p>
+      <w:pPr>
+        <w:rPr>
+          <w:rFonts w:ascii="Times New Roman" w:hAnsi="Times New Roman" w:cs="Times New Roman"/>
+          <w:b/>
+          <w:bCs/>
+          <w:sz w:val="24"/>
+          <w:szCs w:val="24"/>
+          <w:lang w:val="vi-VN"/>
+        </w:rPr>
+      </w:pPr>
+    </w:p>
+    <w:p>
+      <w:pPr>
+        <w:rPr>
+          <w:rFonts w:ascii="Times New Roman" w:hAnsi="Times New Roman" w:cs="Times New Roman"/>
+          <w:b/>
+          <w:bCs/>
+          <w:sz w:val="24"/>
+          <w:szCs w:val="24"/>
+          <w:lang w:val="vi-VN"/>
+        </w:rPr>
+      </w:pPr>
+    </w:p>
+    <w:p>
+      <w:pPr>
+        <w:rPr>
+          <w:rFonts w:ascii="Times New Roman" w:hAnsi="Times New Roman" w:cs="Times New Roman"/>
+          <w:b/>
+          <w:bCs/>
+          <w:sz w:val="24"/>
+          <w:szCs w:val="24"/>
+          <w:lang w:val="vi-VN"/>
+        </w:rPr>
+      </w:pPr>
+    </w:p>
+    <w:p>
+      <w:pPr>
+        <w:rPr>
+          <w:rFonts w:ascii="Times New Roman" w:hAnsi="Times New Roman" w:cs="Times New Roman"/>
+          <w:b/>
+          <w:bCs/>
+          <w:sz w:val="24"/>
+          <w:szCs w:val="24"/>
+          <w:lang w:val="vi-VN"/>
+        </w:rPr>
+      </w:pPr>
+      <w:r>
+        <w:rPr>
+          <w:rFonts w:ascii="Times New Roman" w:hAnsi="Times New Roman" w:cs="Times New Roman"/>
+          <w:b/>
+          <w:bCs/>
+          <w:sz w:val="24"/>
+          <w:szCs w:val="24"/>
+          <w:lang w:val="vi-VN"/>
+        </w:rPr>
+        <w:drawing>
+          <wp:inline distT="0" distB="0" distL="0" distR="0" wp14:anchorId="7DEAFBED" wp14:editId="3ACFBE8A">
+            <wp:extent cx="5029200" cy="5924550"/>
+            <wp:effectExtent l="0" t="0" r="0" b="0"/>
+            <wp:docPr id="771480771" name="Picture 1"/>
+            <wp:cNvGraphicFramePr>
+              <a:graphicFrameLocks xmlns:a="http://schemas.openxmlformats.org/drawingml/2006/main" noChangeAspect="1"/>
+            </wp:cNvGraphicFramePr>
+            <a:graphic xmlns:a="http://schemas.openxmlformats.org/drawingml/2006/main">
+              <a:graphicData uri="http://schemas.openxmlformats.org/drawingml/2006/picture">
+                <pic:pic xmlns:pic="http://schemas.openxmlformats.org/drawingml/2006/picture">
+                  <pic:nvPicPr>
+                    <pic:cNvPr id="771480771" name=""/>
+                    <pic:cNvPicPr/>
+                  </pic:nvPicPr>
+                  <pic:blipFill>
+                    <a:blip r:embed="rId19"/>
+                    <a:stretch>
+                      <a:fillRect/>
+                    </a:stretch>
+                  </pic:blipFill>
+                  <pic:spPr>
+                    <a:xfrm>
+                      <a:off x="0" y="0"/>
+                      <a:ext cx="5029200" cy="5924550"/>
+                    </a:xfrm>
+                    <a:prstGeom prst="rect">
+                      <a:avLst/>
+                    </a:prstGeom>
+                  </pic:spPr>
+                </pic:pic>
+              </a:graphicData>
+            </a:graphic>
+          </wp:inline>
+        </w:drawing>
+      </w:r>
+    </w:p>
+    <w:p>
+      <w:pPr>
+        <w:rPr>
+          <w:rFonts w:ascii="Times New Roman" w:hAnsi="Times New Roman" w:cs="Times New Roman"/>
+          <w:b/>
+          <w:bCs/>
+          <w:sz w:val="24"/>
+          <w:szCs w:val="24"/>
+          <w:lang w:val="vi-VN"/>
+        </w:rPr>
+      </w:pPr>
+    </w:p>
+    <w:p>
+      <w:pPr>
+        <w:rPr>
+          <w:rFonts w:ascii="Times New Roman" w:hAnsi="Times New Roman" w:cs="Times New Roman"/>
+          <w:b/>
+          <w:bCs/>
+          <w:sz w:val="24"/>
+          <w:szCs w:val="24"/>
+          <w:lang w:val="vi-VN"/>
+        </w:rPr>
+      </w:pPr>
+    </w:p>
+    <w:p>
+      <w:pPr>
+        <w:rPr>
+          <w:rFonts w:ascii="Times New Roman" w:hAnsi="Times New Roman" w:cs="Times New Roman"/>
+          <w:b/>
+          <w:bCs/>
+          <w:sz w:val="24"/>
+          <w:szCs w:val="24"/>
+          <w:lang w:val="vi-VN"/>
+        </w:rPr>
+      </w:pPr>
+    </w:p>
+    <w:p>
+      <w:pPr>
+        <w:rPr>
+          <w:rFonts w:ascii="Times New Roman" w:hAnsi="Times New Roman" w:cs="Times New Roman"/>
+          <w:b/>
+          <w:bCs/>
+          <w:sz w:val="24"/>
+          <w:szCs w:val="24"/>
+          <w:lang w:val="vi-VN"/>
+        </w:rPr>
+      </w:pPr>
+    </w:p>
+    <w:p>
+      <w:pPr>
+        <w:rPr>
+          <w:rFonts w:ascii="Times New Roman" w:hAnsi="Times New Roman" w:cs="Times New Roman"/>
+          <w:b/>
+          <w:bCs/>
+          <w:sz w:val="24"/>
+          <w:szCs w:val="24"/>
+          <w:lang w:val="vi-VN"/>
+        </w:rPr>
+      </w:pPr>
+    </w:p>
+    <w:p>
+      <w:pPr>
+        <w:rPr>
+          <w:rFonts w:ascii="Times New Roman" w:hAnsi="Times New Roman" w:cs="Times New Roman"/>
+          <w:b/>
+          <w:bCs/>
+          <w:sz w:val="24"/>
+          <w:szCs w:val="24"/>
+          <w:lang w:val="vi-VN"/>
+        </w:rPr>
+      </w:pPr>
+    </w:p>
+    <w:p>
+      <w:pPr>
+        <w:rPr>
+          <w:rFonts w:ascii="Times New Roman" w:hAnsi="Times New Roman" w:cs="Times New Roman"/>
+          <w:b/>
+          <w:bCs/>
+          <w:sz w:val="24"/>
+          <w:szCs w:val="24"/>
+          <w:lang w:val="vi-VN"/>
+        </w:rPr>
+      </w:pPr>
+    </w:p>
+    <w:p>
+      <w:pPr>
+        <w:rPr>
+          <w:rFonts w:ascii="Times New Roman" w:hAnsi="Times New Roman" w:cs="Times New Roman"/>
+          <w:b/>
+          <w:bCs/>
+          <w:sz w:val="24"/>
+          <w:szCs w:val="24"/>
+          <w:lang w:val="vi-VN"/>
+        </w:rPr>
+      </w:pPr>
+    </w:p>
+    <w:p>
+      <w:pPr>
+        <w:rPr>
+          <w:rFonts w:ascii="Times New Roman" w:hAnsi="Times New Roman" w:cs="Times New Roman"/>
+          <w:b/>
+          <w:bCs/>
+          <w:sz w:val="24"/>
+          <w:szCs w:val="24"/>
+          <w:lang w:val="vi-VN"/>
+        </w:rPr>
+      </w:pPr>
+    </w:p>
+    <w:p>
+      <w:pPr>
+        <w:rPr>
+          <w:rFonts w:ascii="Times New Roman" w:hAnsi="Times New Roman" w:cs="Times New Roman"/>
+          <w:b/>
+          <w:bCs/>
+          <w:sz w:val="24"/>
+          <w:szCs w:val="24"/>
+          <w:lang w:val="vi-VN"/>
+        </w:rPr>
+      </w:pPr>
+    </w:p>
+    <w:p>
+      <w:pPr>
+        <w:rPr>
+          <w:rFonts w:ascii="Times New Roman" w:hAnsi="Times New Roman" w:cs="Times New Roman"/>
+          <w:b/>
+          <w:bCs/>
+          <w:sz w:val="24"/>
+          <w:szCs w:val="24"/>
+          <w:lang w:val="vi-VN"/>
+        </w:rPr>
+      </w:pPr>
+      <w:r>
+        <w:rPr>
+          <w:rFonts w:ascii="Times New Roman" w:hAnsi="Times New Roman" w:cs="Times New Roman"/>
+          <w:b/>
+          <w:bCs/>
+          <w:sz w:val="24"/>
+          <w:szCs w:val="24"/>
+          <w:lang w:val="vi-VN"/>
+        </w:rPr>
+        <w:drawing>
+          <wp:inline distT="0" distB="0" distL="0" distR="0" wp14:anchorId="6764566C" wp14:editId="6862C523">
+            <wp:extent cx="5819611" cy="6446520"/>
+            <wp:effectExtent l="0" t="0" r="0" b="0"/>
+            <wp:docPr id="1916423047" name="Picture 1"/>
+            <wp:cNvGraphicFramePr>
+              <a:graphicFrameLocks xmlns:a="http://schemas.openxmlformats.org/drawingml/2006/main" noChangeAspect="1"/>
+            </wp:cNvGraphicFramePr>
+            <a:graphic xmlns:a="http://schemas.openxmlformats.org/drawingml/2006/main">
+              <a:graphicData uri="http://schemas.openxmlformats.org/drawingml/2006/picture">
+                <pic:pic xmlns:pic="http://schemas.openxmlformats.org/drawingml/2006/picture">
+                  <pic:nvPicPr>
+                    <pic:cNvPr id="1916423047" name=""/>
+                    <pic:cNvPicPr/>
+                  </pic:nvPicPr>
+                  <pic:blipFill>
+                    <a:blip r:embed="rId20"/>
+                    <a:stretch>
+                      <a:fillRect/>
+                    </a:stretch>
+                  </pic:blipFill>
+                  <pic:spPr>
+                    <a:xfrm>
+                      <a:off x="0" y="0"/>
+                      <a:ext cx="5826231" cy="6453853"/>
+                    </a:xfrm>
+                    <a:prstGeom prst="rect">
+                      <a:avLst/>
+                    </a:prstGeom>
+                  </pic:spPr>
+                </pic:pic>
+              </a:graphicData>
+            </a:graphic>
+          </wp:inline>
+        </w:drawing>
+      </w:r>
     </w:p>
     <w:p>
       <w:pPr>
@@ -16941,7 +17384,7 @@
                     <pic:cNvPicPr/>
                   </pic:nvPicPr>
                   <pic:blipFill>
-                    <a:blip r:embed="rId17"/>
+                    <a:blip r:embed="rId21"/>
                     <a:stretch>
                       <a:fillRect/>
                     </a:stretch>
@@ -17388,7 +17831,7 @@
                     <pic:cNvPicPr/>
                   </pic:nvPicPr>
                   <pic:blipFill>
-                    <a:blip r:embed="rId18"/>
+                    <a:blip r:embed="rId22"/>
                     <a:stretch>
                       <a:fillRect/>
                     </a:stretch>
@@ -20242,7 +20685,25 @@
                 <w:sz w:val="24"/>
                 <w:szCs w:val="24"/>
               </w:rPr>
-              <w:t xml:space="preserve"> The system shall strictly enforce Role-Based Access Control. Users holding the Student role shall have read-only access limited exclusively to their own data profiles and transcripts.</w:t>
+              <w:t xml:space="preserve"> The system shall strictly enforce Role-Based Access Control. Users holding the </w:t>
+            </w:r>
+            <w:proofErr w:type="gramStart"/>
+            <w:r>
+              <w:rPr>
+                <w:rFonts w:ascii="Times New Roman" w:hAnsi="Times New Roman" w:cs="Times New Roman"/>
+                <w:sz w:val="24"/>
+                <w:szCs w:val="24"/>
+              </w:rPr>
+              <w:t>Student</w:t>
+            </w:r>
+            <w:proofErr w:type="gramEnd"/>
+            <w:r>
+              <w:rPr>
+                <w:rFonts w:ascii="Times New Roman" w:hAnsi="Times New Roman" w:cs="Times New Roman"/>
+                <w:sz w:val="24"/>
+                <w:szCs w:val="24"/>
+              </w:rPr>
+              <w:t xml:space="preserve"> role shall have read-only access limited exclusively to their own data profiles and transcripts.</w:t>
             </w:r>
           </w:p>
         </w:tc>
@@ -23110,7 +23571,7 @@
                     </pic:cNvPicPr>
                   </pic:nvPicPr>
                   <pic:blipFill>
-                    <a:blip r:embed="rId19" cstate="print">
+                    <a:blip r:embed="rId23" cstate="print">
                       <a:extLst>
                         <a:ext uri="{28A0092B-C50C-407E-A947-70E740481C1C}">
                           <a14:useLocalDpi xmlns:a14="http://schemas.microsoft.com/office/drawing/2010/main" val="0"/>
@@ -23302,7 +23763,7 @@
                     </pic:cNvPicPr>
                   </pic:nvPicPr>
                   <pic:blipFill>
-                    <a:blip r:embed="rId20" cstate="print">
+                    <a:blip r:embed="rId24" cstate="print">
                       <a:extLst>
                         <a:ext uri="{28A0092B-C50C-407E-A947-70E740481C1C}">
                           <a14:useLocalDpi xmlns:a14="http://schemas.microsoft.com/office/drawing/2010/main" val="0"/>
@@ -23581,7 +24042,7 @@
                     </pic:cNvPicPr>
                   </pic:nvPicPr>
                   <pic:blipFill>
-                    <a:blip r:embed="rId21" cstate="print">
+                    <a:blip r:embed="rId25" cstate="print">
                       <a:extLst>
                         <a:ext uri="{28A0092B-C50C-407E-A947-70E740481C1C}">
                           <a14:useLocalDpi xmlns:a14="http://schemas.microsoft.com/office/drawing/2010/main" val="0"/>
@@ -23739,7 +24200,7 @@
                     </pic:cNvPicPr>
                   </pic:nvPicPr>
                   <pic:blipFill>
-                    <a:blip r:embed="rId22" cstate="print">
+                    <a:blip r:embed="rId26" cstate="print">
                       <a:extLst>
                         <a:ext uri="{28A0092B-C50C-407E-A947-70E740481C1C}">
                           <a14:useLocalDpi xmlns:a14="http://schemas.microsoft.com/office/drawing/2010/main" val="0"/>
@@ -24019,7 +24480,7 @@
                     </pic:cNvPicPr>
                   </pic:nvPicPr>
                   <pic:blipFill>
-                    <a:blip r:embed="rId23" cstate="print">
+                    <a:blip r:embed="rId27" cstate="print">
                       <a:extLst>
                         <a:ext uri="{28A0092B-C50C-407E-A947-70E740481C1C}">
                           <a14:useLocalDpi xmlns:a14="http://schemas.microsoft.com/office/drawing/2010/main" val="0"/>
@@ -24302,7 +24763,7 @@
                     </pic:cNvPicPr>
                   </pic:nvPicPr>
                   <pic:blipFill>
-                    <a:blip r:embed="rId24" cstate="print">
+                    <a:blip r:embed="rId28" cstate="print">
                       <a:extLst>
                         <a:ext uri="{28A0092B-C50C-407E-A947-70E740481C1C}">
                           <a14:useLocalDpi xmlns:a14="http://schemas.microsoft.com/office/drawing/2010/main" val="0"/>
@@ -24660,7 +25121,7 @@
                     </pic:cNvPicPr>
                   </pic:nvPicPr>
                   <pic:blipFill>
-                    <a:blip r:embed="rId25" cstate="print">
+                    <a:blip r:embed="rId29" cstate="print">
                       <a:extLst>
                         <a:ext uri="{28A0092B-C50C-407E-A947-70E740481C1C}">
                           <a14:useLocalDpi xmlns:a14="http://schemas.microsoft.com/office/drawing/2010/main" val="0"/>
@@ -25771,8 +26232,13 @@
                 <w:lang w:val="vi-VN"/>
               </w:rPr>
             </w:pPr>
-            <w:r>
-              <w:t>varchar(20)</w:t>
+            <w:proofErr w:type="gramStart"/>
+            <w:r>
+              <w:t>varchar(</w:t>
+            </w:r>
+            <w:proofErr w:type="gramEnd"/>
+            <w:r>
+              <w:t>20)</w:t>
             </w:r>
           </w:p>
         </w:tc>
@@ -25849,8 +26315,13 @@
                 <w:lang w:val="vi-VN"/>
               </w:rPr>
             </w:pPr>
-            <w:r>
-              <w:t>varchar(50)</w:t>
+            <w:proofErr w:type="gramStart"/>
+            <w:r>
+              <w:t>varchar(</w:t>
+            </w:r>
+            <w:proofErr w:type="gramEnd"/>
+            <w:r>
+              <w:t>50)</w:t>
             </w:r>
           </w:p>
         </w:tc>
@@ -25927,8 +26398,13 @@
                 <w:lang w:val="vi-VN"/>
               </w:rPr>
             </w:pPr>
-            <w:r>
-              <w:t>varchar(255)</w:t>
+            <w:proofErr w:type="gramStart"/>
+            <w:r>
+              <w:t>varchar(</w:t>
+            </w:r>
+            <w:proofErr w:type="gramEnd"/>
+            <w:r>
+              <w:t>255)</w:t>
             </w:r>
           </w:p>
         </w:tc>
@@ -26002,8 +26478,13 @@
                 <w:lang w:val="vi-VN"/>
               </w:rPr>
             </w:pPr>
-            <w:r>
-              <w:t>varchar(20)</w:t>
+            <w:proofErr w:type="gramStart"/>
+            <w:r>
+              <w:t>varchar(</w:t>
+            </w:r>
+            <w:proofErr w:type="gramEnd"/>
+            <w:r>
+              <w:t>20)</w:t>
             </w:r>
           </w:p>
         </w:tc>
@@ -26077,8 +26558,13 @@
                 <w:lang w:val="vi-VN"/>
               </w:rPr>
             </w:pPr>
-            <w:r>
-              <w:t>varchar(20)</w:t>
+            <w:proofErr w:type="gramStart"/>
+            <w:r>
+              <w:t>varchar(</w:t>
+            </w:r>
+            <w:proofErr w:type="gramEnd"/>
+            <w:r>
+              <w:t>20)</w:t>
             </w:r>
           </w:p>
         </w:tc>
@@ -26400,8 +26886,13 @@
                 <w:szCs w:val="24"/>
               </w:rPr>
             </w:pPr>
-            <w:r>
-              <w:t>varchar(20)</w:t>
+            <w:proofErr w:type="gramStart"/>
+            <w:r>
+              <w:t>varchar(</w:t>
+            </w:r>
+            <w:proofErr w:type="gramEnd"/>
+            <w:r>
+              <w:t>20)</w:t>
             </w:r>
           </w:p>
         </w:tc>
@@ -26458,8 +26949,13 @@
                 <w:szCs w:val="24"/>
               </w:rPr>
             </w:pPr>
-            <w:r>
-              <w:t>varchar(20)</w:t>
+            <w:proofErr w:type="gramStart"/>
+            <w:r>
+              <w:t>varchar(</w:t>
+            </w:r>
+            <w:proofErr w:type="gramEnd"/>
+            <w:r>
+              <w:t>20)</w:t>
             </w:r>
           </w:p>
         </w:tc>
@@ -26517,12 +27013,17 @@
               </w:rPr>
             </w:pPr>
             <w:proofErr w:type="spellStart"/>
+            <w:proofErr w:type="gramStart"/>
             <w:r>
               <w:t>nvarchar</w:t>
             </w:r>
             <w:proofErr w:type="spellEnd"/>
             <w:r>
-              <w:t>(100)</w:t>
+              <w:t>(</w:t>
+            </w:r>
+            <w:proofErr w:type="gramEnd"/>
+            <w:r>
+              <w:t>100)</w:t>
             </w:r>
           </w:p>
         </w:tc>
@@ -26628,12 +27129,17 @@
               </w:rPr>
             </w:pPr>
             <w:proofErr w:type="spellStart"/>
+            <w:proofErr w:type="gramStart"/>
             <w:r>
               <w:t>nvarchar</w:t>
             </w:r>
             <w:proofErr w:type="spellEnd"/>
             <w:r>
-              <w:t>(10)</w:t>
+              <w:t>(</w:t>
+            </w:r>
+            <w:proofErr w:type="gramEnd"/>
+            <w:r>
+              <w:t>10)</w:t>
             </w:r>
           </w:p>
         </w:tc>
@@ -26685,8 +27191,13 @@
                 <w:szCs w:val="24"/>
               </w:rPr>
             </w:pPr>
-            <w:r>
-              <w:t>varchar(100)</w:t>
+            <w:proofErr w:type="gramStart"/>
+            <w:r>
+              <w:t>varchar(</w:t>
+            </w:r>
+            <w:proofErr w:type="gramEnd"/>
+            <w:r>
+              <w:t>100)</w:t>
             </w:r>
           </w:p>
         </w:tc>
@@ -26738,8 +27249,13 @@
                 <w:szCs w:val="24"/>
               </w:rPr>
             </w:pPr>
-            <w:r>
-              <w:t>varchar(20)</w:t>
+            <w:proofErr w:type="gramStart"/>
+            <w:r>
+              <w:t>varchar(</w:t>
+            </w:r>
+            <w:proofErr w:type="gramEnd"/>
+            <w:r>
+              <w:t>20)</w:t>
             </w:r>
           </w:p>
         </w:tc>
@@ -26792,12 +27308,17 @@
               </w:rPr>
             </w:pPr>
             <w:proofErr w:type="spellStart"/>
+            <w:proofErr w:type="gramStart"/>
             <w:r>
               <w:t>nvarchar</w:t>
             </w:r>
             <w:proofErr w:type="spellEnd"/>
             <w:r>
-              <w:t>(255)</w:t>
+              <w:t>(</w:t>
+            </w:r>
+            <w:proofErr w:type="gramEnd"/>
+            <w:r>
+              <w:t>255)</w:t>
             </w:r>
           </w:p>
         </w:tc>
@@ -26851,8 +27372,13 @@
                 <w:szCs w:val="24"/>
               </w:rPr>
             </w:pPr>
-            <w:r>
-              <w:t>varchar(20)</w:t>
+            <w:proofErr w:type="gramStart"/>
+            <w:r>
+              <w:t>varchar(</w:t>
+            </w:r>
+            <w:proofErr w:type="gramEnd"/>
+            <w:r>
+              <w:t>20)</w:t>
             </w:r>
           </w:p>
         </w:tc>
@@ -26962,8 +27488,13 @@
                 <w:szCs w:val="24"/>
               </w:rPr>
             </w:pPr>
-            <w:r>
-              <w:t>varchar(20)</w:t>
+            <w:proofErr w:type="gramStart"/>
+            <w:r>
+              <w:t>varchar(</w:t>
+            </w:r>
+            <w:proofErr w:type="gramEnd"/>
+            <w:r>
+              <w:t>20)</w:t>
             </w:r>
           </w:p>
         </w:tc>
@@ -27150,8 +27681,13 @@
                 <w:lang w:val="vi-VN"/>
               </w:rPr>
             </w:pPr>
-            <w:r>
-              <w:t>varchar(20)</w:t>
+            <w:proofErr w:type="gramStart"/>
+            <w:r>
+              <w:t>varchar(</w:t>
+            </w:r>
+            <w:proofErr w:type="gramEnd"/>
+            <w:r>
+              <w:t>20)</w:t>
             </w:r>
           </w:p>
         </w:tc>
@@ -27211,8 +27747,13 @@
                 <w:lang w:val="vi-VN"/>
               </w:rPr>
             </w:pPr>
-            <w:r>
-              <w:t>varchar(20)</w:t>
+            <w:proofErr w:type="gramStart"/>
+            <w:r>
+              <w:t>varchar(</w:t>
+            </w:r>
+            <w:proofErr w:type="gramEnd"/>
+            <w:r>
+              <w:t>20)</w:t>
             </w:r>
           </w:p>
         </w:tc>
@@ -27273,12 +27814,17 @@
               </w:rPr>
             </w:pPr>
             <w:proofErr w:type="spellStart"/>
+            <w:proofErr w:type="gramStart"/>
             <w:r>
               <w:t>nvarchar</w:t>
             </w:r>
             <w:proofErr w:type="spellEnd"/>
             <w:r>
-              <w:t>(100)</w:t>
+              <w:t>(</w:t>
+            </w:r>
+            <w:proofErr w:type="gramEnd"/>
+            <w:r>
+              <w:t>100)</w:t>
             </w:r>
           </w:p>
         </w:tc>
@@ -27333,8 +27879,13 @@
                 <w:lang w:val="vi-VN"/>
               </w:rPr>
             </w:pPr>
-            <w:r>
-              <w:t>varchar(100)</w:t>
+            <w:proofErr w:type="gramStart"/>
+            <w:r>
+              <w:t>varchar(</w:t>
+            </w:r>
+            <w:proofErr w:type="gramEnd"/>
+            <w:r>
+              <w:t>100)</w:t>
             </w:r>
           </w:p>
         </w:tc>
@@ -27389,8 +27940,13 @@
                 <w:lang w:val="vi-VN"/>
               </w:rPr>
             </w:pPr>
-            <w:r>
-              <w:t>varchar(20)</w:t>
+            <w:proofErr w:type="gramStart"/>
+            <w:r>
+              <w:t>varchar(</w:t>
+            </w:r>
+            <w:proofErr w:type="gramEnd"/>
+            <w:r>
+              <w:t>20)</w:t>
             </w:r>
           </w:p>
         </w:tc>
@@ -27578,8 +28134,13 @@
                 <w:lang w:val="vi-VN"/>
               </w:rPr>
             </w:pPr>
-            <w:r>
-              <w:t>varchar(20)</w:t>
+            <w:proofErr w:type="gramStart"/>
+            <w:r>
+              <w:t>varchar(</w:t>
+            </w:r>
+            <w:proofErr w:type="gramEnd"/>
+            <w:r>
+              <w:t>20)</w:t>
             </w:r>
           </w:p>
         </w:tc>
@@ -27640,12 +28201,17 @@
               </w:rPr>
             </w:pPr>
             <w:proofErr w:type="spellStart"/>
+            <w:proofErr w:type="gramStart"/>
             <w:r>
               <w:t>nvarchar</w:t>
             </w:r>
             <w:proofErr w:type="spellEnd"/>
             <w:r>
-              <w:t>(100)</w:t>
+              <w:t>(</w:t>
+            </w:r>
+            <w:proofErr w:type="gramEnd"/>
+            <w:r>
+              <w:t>100)</w:t>
             </w:r>
           </w:p>
         </w:tc>
@@ -27702,8 +28268,13 @@
                 <w:lang w:val="vi-VN"/>
               </w:rPr>
             </w:pPr>
-            <w:r>
-              <w:t>varchar(20)</w:t>
+            <w:proofErr w:type="gramStart"/>
+            <w:r>
+              <w:t>varchar(</w:t>
+            </w:r>
+            <w:proofErr w:type="gramEnd"/>
+            <w:r>
+              <w:t>20)</w:t>
             </w:r>
           </w:p>
         </w:tc>
@@ -27925,8 +28496,13 @@
                 <w:lang w:val="vi-VN"/>
               </w:rPr>
             </w:pPr>
-            <w:r>
-              <w:t>varchar(20)</w:t>
+            <w:proofErr w:type="gramStart"/>
+            <w:r>
+              <w:t>varchar(</w:t>
+            </w:r>
+            <w:proofErr w:type="gramEnd"/>
+            <w:r>
+              <w:t>20)</w:t>
             </w:r>
           </w:p>
         </w:tc>
@@ -27986,8 +28562,13 @@
                 <w:lang w:val="vi-VN"/>
               </w:rPr>
             </w:pPr>
-            <w:r>
-              <w:t>varchar(20)</w:t>
+            <w:proofErr w:type="gramStart"/>
+            <w:r>
+              <w:t>varchar(</w:t>
+            </w:r>
+            <w:proofErr w:type="gramEnd"/>
+            <w:r>
+              <w:t>20)</w:t>
             </w:r>
           </w:p>
         </w:tc>
@@ -28048,12 +28629,17 @@
               </w:rPr>
             </w:pPr>
             <w:proofErr w:type="spellStart"/>
+            <w:proofErr w:type="gramStart"/>
             <w:r>
               <w:t>nvarchar</w:t>
             </w:r>
             <w:proofErr w:type="spellEnd"/>
             <w:r>
-              <w:t>(100)</w:t>
+              <w:t>(</w:t>
+            </w:r>
+            <w:proofErr w:type="gramEnd"/>
+            <w:r>
+              <w:t>100)</w:t>
             </w:r>
           </w:p>
         </w:tc>
@@ -28164,8 +28750,13 @@
                 <w:lang w:val="vi-VN"/>
               </w:rPr>
             </w:pPr>
-            <w:r>
-              <w:t>varchar(20)</w:t>
+            <w:proofErr w:type="gramStart"/>
+            <w:r>
+              <w:t>varchar(</w:t>
+            </w:r>
+            <w:proofErr w:type="gramEnd"/>
+            <w:r>
+              <w:t>20)</w:t>
             </w:r>
           </w:p>
         </w:tc>
@@ -28353,8 +28944,13 @@
                 <w:lang w:val="vi-VN"/>
               </w:rPr>
             </w:pPr>
-            <w:r>
-              <w:t>varchar(20)</w:t>
+            <w:proofErr w:type="gramStart"/>
+            <w:r>
+              <w:t>varchar(</w:t>
+            </w:r>
+            <w:proofErr w:type="gramEnd"/>
+            <w:r>
+              <w:t>20)</w:t>
             </w:r>
           </w:p>
         </w:tc>
@@ -28415,12 +29011,17 @@
               </w:rPr>
             </w:pPr>
             <w:proofErr w:type="spellStart"/>
+            <w:proofErr w:type="gramStart"/>
             <w:r>
               <w:t>nvarchar</w:t>
             </w:r>
             <w:proofErr w:type="spellEnd"/>
             <w:r>
-              <w:t>(50)</w:t>
+              <w:t>(</w:t>
+            </w:r>
+            <w:proofErr w:type="gramEnd"/>
+            <w:r>
+              <w:t>50)</w:t>
             </w:r>
           </w:p>
         </w:tc>
@@ -28731,8 +29332,13 @@
                 <w:szCs w:val="24"/>
               </w:rPr>
             </w:pPr>
-            <w:r>
-              <w:t>varchar(20)</w:t>
+            <w:proofErr w:type="gramStart"/>
+            <w:r>
+              <w:t>varchar(</w:t>
+            </w:r>
+            <w:proofErr w:type="gramEnd"/>
+            <w:r>
+              <w:t>20)</w:t>
             </w:r>
           </w:p>
         </w:tc>
@@ -28789,8 +29395,13 @@
                 <w:szCs w:val="24"/>
               </w:rPr>
             </w:pPr>
-            <w:r>
-              <w:t>varchar(20)</w:t>
+            <w:proofErr w:type="gramStart"/>
+            <w:r>
+              <w:t>varchar(</w:t>
+            </w:r>
+            <w:proofErr w:type="gramEnd"/>
+            <w:r>
+              <w:t>20)</w:t>
             </w:r>
           </w:p>
         </w:tc>
@@ -28847,8 +29458,13 @@
                 <w:szCs w:val="24"/>
               </w:rPr>
             </w:pPr>
-            <w:r>
-              <w:t>varchar(20)</w:t>
+            <w:proofErr w:type="gramStart"/>
+            <w:r>
+              <w:t>varchar(</w:t>
+            </w:r>
+            <w:proofErr w:type="gramEnd"/>
+            <w:r>
+              <w:t>20)</w:t>
             </w:r>
           </w:p>
         </w:tc>
@@ -28905,8 +29521,13 @@
                 <w:szCs w:val="24"/>
               </w:rPr>
             </w:pPr>
-            <w:r>
-              <w:t>varchar(20)</w:t>
+            <w:proofErr w:type="gramStart"/>
+            <w:r>
+              <w:t>varchar(</w:t>
+            </w:r>
+            <w:proofErr w:type="gramEnd"/>
+            <w:r>
+              <w:t>20)</w:t>
             </w:r>
           </w:p>
         </w:tc>
@@ -28963,8 +29584,13 @@
                 <w:szCs w:val="24"/>
               </w:rPr>
             </w:pPr>
-            <w:r>
-              <w:t>varchar(20)</w:t>
+            <w:proofErr w:type="gramStart"/>
+            <w:r>
+              <w:t>varchar(</w:t>
+            </w:r>
+            <w:proofErr w:type="gramEnd"/>
+            <w:r>
+              <w:t>20)</w:t>
             </w:r>
           </w:p>
         </w:tc>
@@ -29161,8 +29787,13 @@
                 <w:szCs w:val="24"/>
               </w:rPr>
             </w:pPr>
-            <w:r>
-              <w:t>varchar(20)</w:t>
+            <w:proofErr w:type="gramStart"/>
+            <w:r>
+              <w:t>varchar(</w:t>
+            </w:r>
+            <w:proofErr w:type="gramEnd"/>
+            <w:r>
+              <w:t>20)</w:t>
             </w:r>
           </w:p>
         </w:tc>
@@ -29219,8 +29850,13 @@
                 <w:szCs w:val="24"/>
               </w:rPr>
             </w:pPr>
-            <w:r>
-              <w:t>varchar(20)</w:t>
+            <w:proofErr w:type="gramStart"/>
+            <w:r>
+              <w:t>varchar(</w:t>
+            </w:r>
+            <w:proofErr w:type="gramEnd"/>
+            <w:r>
+              <w:t>20)</w:t>
             </w:r>
           </w:p>
         </w:tc>
@@ -29277,8 +29913,13 @@
                 <w:szCs w:val="24"/>
               </w:rPr>
             </w:pPr>
-            <w:r>
-              <w:t>varchar(20)</w:t>
+            <w:proofErr w:type="gramStart"/>
+            <w:r>
+              <w:t>varchar(</w:t>
+            </w:r>
+            <w:proofErr w:type="gramEnd"/>
+            <w:r>
+              <w:t>20)</w:t>
             </w:r>
           </w:p>
         </w:tc>
@@ -29330,8 +29971,20 @@
           <w:sz w:val="24"/>
           <w:szCs w:val="24"/>
         </w:rPr>
-        <w:t>7.2.9 Score</w:t>
-      </w:r>
+        <w:t xml:space="preserve">7.2.9 </w:t>
+      </w:r>
+      <w:proofErr w:type="gramStart"/>
+      <w:r>
+        <w:rPr>
+          <w:rFonts w:ascii="Times New Roman" w:hAnsi="Times New Roman" w:cs="Times New Roman"/>
+          <w:b/>
+          <w:bCs/>
+          <w:sz w:val="24"/>
+          <w:szCs w:val="24"/>
+        </w:rPr>
+        <w:t>Score</w:t>
+      </w:r>
+      <w:proofErr w:type="gramEnd"/>
     </w:p>
     <w:p>
       <w:pPr>
@@ -29463,8 +30116,13 @@
                 <w:szCs w:val="24"/>
               </w:rPr>
             </w:pPr>
-            <w:r>
-              <w:t>varchar(20)</w:t>
+            <w:proofErr w:type="gramStart"/>
+            <w:r>
+              <w:t>varchar(</w:t>
+            </w:r>
+            <w:proofErr w:type="gramEnd"/>
+            <w:r>
+              <w:t>20)</w:t>
             </w:r>
           </w:p>
         </w:tc>
@@ -29521,8 +30179,13 @@
                 <w:szCs w:val="24"/>
               </w:rPr>
             </w:pPr>
-            <w:r>
-              <w:t>varchar(20)</w:t>
+            <w:proofErr w:type="gramStart"/>
+            <w:r>
+              <w:t>varchar(</w:t>
+            </w:r>
+            <w:proofErr w:type="gramEnd"/>
+            <w:r>
+              <w:t>20)</w:t>
             </w:r>
           </w:p>
         </w:tc>
@@ -29579,8 +30242,13 @@
                 <w:szCs w:val="24"/>
               </w:rPr>
             </w:pPr>
-            <w:r>
-              <w:t>varchar(20)</w:t>
+            <w:proofErr w:type="gramStart"/>
+            <w:r>
+              <w:t>varchar(</w:t>
+            </w:r>
+            <w:proofErr w:type="gramEnd"/>
+            <w:r>
+              <w:t>20)</w:t>
             </w:r>
           </w:p>
         </w:tc>
@@ -29637,8 +30305,13 @@
                 <w:szCs w:val="24"/>
               </w:rPr>
             </w:pPr>
-            <w:r>
-              <w:t>varchar(20)</w:t>
+            <w:proofErr w:type="gramStart"/>
+            <w:r>
+              <w:t>varchar(</w:t>
+            </w:r>
+            <w:proofErr w:type="gramEnd"/>
+            <w:r>
+              <w:t>20)</w:t>
             </w:r>
           </w:p>
         </w:tc>
@@ -29986,8 +30659,13 @@
                 <w:szCs w:val="24"/>
               </w:rPr>
             </w:pPr>
-            <w:r>
-              <w:t>varchar(20)</w:t>
+            <w:proofErr w:type="gramStart"/>
+            <w:r>
+              <w:t>varchar(</w:t>
+            </w:r>
+            <w:proofErr w:type="gramEnd"/>
+            <w:r>
+              <w:t>20)</w:t>
             </w:r>
           </w:p>
         </w:tc>
@@ -30044,8 +30722,13 @@
                 <w:szCs w:val="24"/>
               </w:rPr>
             </w:pPr>
-            <w:r>
-              <w:t>varchar(20)</w:t>
+            <w:proofErr w:type="gramStart"/>
+            <w:r>
+              <w:t>varchar(</w:t>
+            </w:r>
+            <w:proofErr w:type="gramEnd"/>
+            <w:r>
+              <w:t>20)</w:t>
             </w:r>
           </w:p>
         </w:tc>
@@ -30103,12 +30786,17 @@
               </w:rPr>
             </w:pPr>
             <w:proofErr w:type="spellStart"/>
+            <w:proofErr w:type="gramStart"/>
             <w:r>
               <w:t>nvarchar</w:t>
             </w:r>
             <w:proofErr w:type="spellEnd"/>
             <w:r>
-              <w:t>(50)</w:t>
+              <w:t>(</w:t>
+            </w:r>
+            <w:proofErr w:type="gramEnd"/>
+            <w:r>
+              <w:t>50)</w:t>
             </w:r>
           </w:p>
         </w:tc>
@@ -30491,8 +31179,13 @@
                 <w:lang w:val="vi-VN"/>
               </w:rPr>
             </w:pPr>
-            <w:r>
-              <w:t>varchar(20)</w:t>
+            <w:proofErr w:type="gramStart"/>
+            <w:r>
+              <w:t>varchar(</w:t>
+            </w:r>
+            <w:proofErr w:type="gramEnd"/>
+            <w:r>
+              <w:t>20)</w:t>
             </w:r>
           </w:p>
         </w:tc>
@@ -30552,8 +31245,13 @@
                 <w:lang w:val="vi-VN"/>
               </w:rPr>
             </w:pPr>
-            <w:r>
-              <w:t>varchar(20)</w:t>
+            <w:proofErr w:type="gramStart"/>
+            <w:r>
+              <w:t>varchar(</w:t>
+            </w:r>
+            <w:proofErr w:type="gramEnd"/>
+            <w:r>
+              <w:t>20)</w:t>
             </w:r>
           </w:p>
         </w:tc>
@@ -30613,8 +31311,13 @@
                 <w:lang w:val="vi-VN"/>
               </w:rPr>
             </w:pPr>
-            <w:r>
-              <w:t>varchar(20)</w:t>
+            <w:proofErr w:type="gramStart"/>
+            <w:r>
+              <w:t>varchar(</w:t>
+            </w:r>
+            <w:proofErr w:type="gramEnd"/>
+            <w:r>
+              <w:t>20)</w:t>
             </w:r>
           </w:p>
         </w:tc>
@@ -30730,8 +31433,13 @@
                 <w:lang w:val="vi-VN"/>
               </w:rPr>
             </w:pPr>
-            <w:r>
-              <w:t>varchar(20)</w:t>
+            <w:proofErr w:type="gramStart"/>
+            <w:r>
+              <w:t>varchar(</w:t>
+            </w:r>
+            <w:proofErr w:type="gramEnd"/>
+            <w:r>
+              <w:t>20)</w:t>
             </w:r>
           </w:p>
         </w:tc>
@@ -31066,8 +31774,13 @@
                 <w:szCs w:val="24"/>
               </w:rPr>
             </w:pPr>
-            <w:r>
-              <w:t>varchar(20)</w:t>
+            <w:proofErr w:type="gramStart"/>
+            <w:r>
+              <w:t>varchar(</w:t>
+            </w:r>
+            <w:proofErr w:type="gramEnd"/>
+            <w:r>
+              <w:t>20)</w:t>
             </w:r>
           </w:p>
         </w:tc>
@@ -31124,8 +31837,13 @@
                 <w:szCs w:val="24"/>
               </w:rPr>
             </w:pPr>
-            <w:r>
-              <w:t>varchar(20)</w:t>
+            <w:proofErr w:type="gramStart"/>
+            <w:r>
+              <w:t>varchar(</w:t>
+            </w:r>
+            <w:proofErr w:type="gramEnd"/>
+            <w:r>
+              <w:t>20)</w:t>
             </w:r>
           </w:p>
         </w:tc>
@@ -31182,8 +31900,13 @@
                 <w:szCs w:val="24"/>
               </w:rPr>
             </w:pPr>
-            <w:r>
-              <w:t>varchar(50)</w:t>
+            <w:proofErr w:type="gramStart"/>
+            <w:r>
+              <w:t>varchar(</w:t>
+            </w:r>
+            <w:proofErr w:type="gramEnd"/>
+            <w:r>
+              <w:t>50)</w:t>
             </w:r>
           </w:p>
         </w:tc>
@@ -31293,8 +32016,13 @@
                 <w:szCs w:val="24"/>
               </w:rPr>
             </w:pPr>
-            <w:r>
-              <w:t>varchar(20)</w:t>
+            <w:proofErr w:type="gramStart"/>
+            <w:r>
+              <w:t>varchar(</w:t>
+            </w:r>
+            <w:proofErr w:type="gramEnd"/>
+            <w:r>
+              <w:t>20)</w:t>
             </w:r>
           </w:p>
         </w:tc>
@@ -31348,8 +32076,13 @@
                 <w:szCs w:val="24"/>
               </w:rPr>
             </w:pPr>
-            <w:r>
-              <w:t>varchar(20)</w:t>
+            <w:proofErr w:type="gramStart"/>
+            <w:r>
+              <w:t>varchar(</w:t>
+            </w:r>
+            <w:proofErr w:type="gramEnd"/>
+            <w:r>
+              <w:t>20)</w:t>
             </w:r>
           </w:p>
         </w:tc>
@@ -31618,8 +32351,13 @@
                 <w:lang w:val="vi-VN"/>
               </w:rPr>
             </w:pPr>
-            <w:r>
-              <w:t>varchar(20)</w:t>
+            <w:proofErr w:type="gramStart"/>
+            <w:r>
+              <w:t>varchar(</w:t>
+            </w:r>
+            <w:proofErr w:type="gramEnd"/>
+            <w:r>
+              <w:t>20)</w:t>
             </w:r>
           </w:p>
         </w:tc>
@@ -31678,12 +32416,17 @@
               </w:rPr>
             </w:pPr>
             <w:proofErr w:type="spellStart"/>
+            <w:proofErr w:type="gramStart"/>
             <w:r>
               <w:t>nvarchar</w:t>
             </w:r>
             <w:proofErr w:type="spellEnd"/>
             <w:r>
-              <w:t>(200)</w:t>
+              <w:t>(</w:t>
+            </w:r>
+            <w:proofErr w:type="gramEnd"/>
+            <w:r>
+              <w:t>200)</w:t>
             </w:r>
           </w:p>
         </w:tc>
@@ -31801,8 +32544,13 @@
                 <w:lang w:val="vi-VN"/>
               </w:rPr>
             </w:pPr>
-            <w:r>
-              <w:t>varchar(20)</w:t>
+            <w:proofErr w:type="gramStart"/>
+            <w:r>
+              <w:t>varchar(</w:t>
+            </w:r>
+            <w:proofErr w:type="gramEnd"/>
+            <w:r>
+              <w:t>20)</w:t>
             </w:r>
           </w:p>
         </w:tc>
@@ -32063,8 +32811,13 @@
                 <w:lang w:val="vi-VN"/>
               </w:rPr>
             </w:pPr>
-            <w:r>
-              <w:t>varchar(20)</w:t>
+            <w:proofErr w:type="gramStart"/>
+            <w:r>
+              <w:t>varchar(</w:t>
+            </w:r>
+            <w:proofErr w:type="gramEnd"/>
+            <w:r>
+              <w:t>20)</w:t>
             </w:r>
           </w:p>
         </w:tc>
@@ -32123,12 +32876,17 @@
               </w:rPr>
             </w:pPr>
             <w:proofErr w:type="spellStart"/>
+            <w:proofErr w:type="gramStart"/>
             <w:r>
               <w:t>nvarchar</w:t>
             </w:r>
             <w:proofErr w:type="spellEnd"/>
             <w:r>
-              <w:t>(200)</w:t>
+              <w:t>(</w:t>
+            </w:r>
+            <w:proofErr w:type="gramEnd"/>
+            <w:r>
+              <w:t>200)</w:t>
             </w:r>
           </w:p>
         </w:tc>
@@ -32185,8 +32943,13 @@
                 <w:lang w:val="vi-VN"/>
               </w:rPr>
             </w:pPr>
-            <w:r>
-              <w:t>varchar(500)</w:t>
+            <w:proofErr w:type="gramStart"/>
+            <w:r>
+              <w:t>varchar(</w:t>
+            </w:r>
+            <w:proofErr w:type="gramEnd"/>
+            <w:r>
+              <w:t>500)</w:t>
             </w:r>
           </w:p>
         </w:tc>
@@ -32243,8 +33006,13 @@
                 <w:lang w:val="vi-VN"/>
               </w:rPr>
             </w:pPr>
-            <w:r>
-              <w:t>varchar(20)</w:t>
+            <w:proofErr w:type="gramStart"/>
+            <w:r>
+              <w:t>varchar(</w:t>
+            </w:r>
+            <w:proofErr w:type="gramEnd"/>
+            <w:r>
+              <w:t>20)</w:t>
             </w:r>
           </w:p>
         </w:tc>
@@ -32304,8 +33072,13 @@
                 <w:lang w:val="vi-VN"/>
               </w:rPr>
             </w:pPr>
-            <w:r>
-              <w:t>varchar(20)</w:t>
+            <w:proofErr w:type="gramStart"/>
+            <w:r>
+              <w:t>varchar(</w:t>
+            </w:r>
+            <w:proofErr w:type="gramEnd"/>
+            <w:r>
+              <w:t>20)</w:t>
             </w:r>
           </w:p>
         </w:tc>
@@ -32561,8 +33334,13 @@
                 <w:szCs w:val="24"/>
               </w:rPr>
             </w:pPr>
-            <w:r>
-              <w:t>varchar(20)</w:t>
+            <w:proofErr w:type="gramStart"/>
+            <w:r>
+              <w:t>varchar(</w:t>
+            </w:r>
+            <w:proofErr w:type="gramEnd"/>
+            <w:r>
+              <w:t>20)</w:t>
             </w:r>
           </w:p>
         </w:tc>
@@ -32619,8 +33397,13 @@
                 <w:szCs w:val="24"/>
               </w:rPr>
             </w:pPr>
-            <w:r>
-              <w:t>varchar(20)</w:t>
+            <w:proofErr w:type="gramStart"/>
+            <w:r>
+              <w:t>varchar(</w:t>
+            </w:r>
+            <w:proofErr w:type="gramEnd"/>
+            <w:r>
+              <w:t>20)</w:t>
             </w:r>
           </w:p>
         </w:tc>
@@ -32676,12 +33459,17 @@
               </w:rPr>
             </w:pPr>
             <w:proofErr w:type="spellStart"/>
+            <w:proofErr w:type="gramStart"/>
             <w:r>
               <w:t>nvarchar</w:t>
             </w:r>
             <w:proofErr w:type="spellEnd"/>
             <w:r>
-              <w:t>(255)</w:t>
+              <w:t>(</w:t>
+            </w:r>
+            <w:proofErr w:type="gramEnd"/>
+            <w:r>
+              <w:t>255)</w:t>
             </w:r>
           </w:p>
         </w:tc>
@@ -33066,54 +33854,6 @@
         </w:tc>
       </w:tr>
     </w:tbl>
-    <w:p>
-      <w:pPr>
-        <w:rPr>
-          <w:rFonts w:ascii="Times New Roman" w:hAnsi="Times New Roman" w:cs="Times New Roman"/>
-          <w:b/>
-          <w:bCs/>
-          <w:sz w:val="28"/>
-          <w:szCs w:val="28"/>
-          <w:lang w:val="vi-VN"/>
-        </w:rPr>
-      </w:pPr>
-    </w:p>
-    <w:p>
-      <w:pPr>
-        <w:rPr>
-          <w:rFonts w:ascii="Times New Roman" w:hAnsi="Times New Roman" w:cs="Times New Roman"/>
-          <w:b/>
-          <w:bCs/>
-          <w:sz w:val="28"/>
-          <w:szCs w:val="28"/>
-          <w:lang w:val="vi-VN"/>
-        </w:rPr>
-      </w:pPr>
-    </w:p>
-    <w:p>
-      <w:pPr>
-        <w:rPr>
-          <w:rFonts w:ascii="Times New Roman" w:hAnsi="Times New Roman" w:cs="Times New Roman"/>
-          <w:b/>
-          <w:bCs/>
-          <w:sz w:val="28"/>
-          <w:szCs w:val="28"/>
-          <w:lang w:val="vi-VN"/>
-        </w:rPr>
-      </w:pPr>
-    </w:p>
-    <w:p>
-      <w:pPr>
-        <w:rPr>
-          <w:rFonts w:ascii="Times New Roman" w:hAnsi="Times New Roman" w:cs="Times New Roman"/>
-          <w:b/>
-          <w:bCs/>
-          <w:sz w:val="28"/>
-          <w:szCs w:val="28"/>
-          <w:lang w:val="vi-VN"/>
-        </w:rPr>
-      </w:pPr>
-    </w:p>
     <w:p>
       <w:pPr>
         <w:rPr>
@@ -42809,6 +43549,7 @@
   <w:style w:type="character" w:default="1" w:styleId="DefaultParagraphFont">
     <w:name w:val="Default Paragraph Font"/>
     <w:uiPriority w:val="1"/>
+    <w:semiHidden/>
     <w:unhideWhenUsed/>
   </w:style>
   <w:style w:type="table" w:default="1" w:styleId="TableNormal">

--- a/Acadex_SRS.docx
+++ b/Acadex_SRS.docx
@@ -16552,6 +16552,7 @@
           <w:rFonts w:ascii="Times New Roman" w:hAnsi="Times New Roman" w:cs="Times New Roman"/>
           <w:b/>
           <w:bCs/>
+          <w:noProof/>
           <w:sz w:val="24"/>
           <w:szCs w:val="24"/>
           <w:lang w:val="vi-VN"/>
@@ -16766,6 +16767,7 @@
           <w:rFonts w:ascii="Times New Roman" w:hAnsi="Times New Roman" w:cs="Times New Roman"/>
           <w:b/>
           <w:bCs/>
+          <w:noProof/>
           <w:sz w:val="24"/>
           <w:szCs w:val="24"/>
           <w:lang w:val="vi-VN"/>
@@ -16872,6 +16874,7 @@
           <w:rFonts w:ascii="Times New Roman" w:hAnsi="Times New Roman" w:cs="Times New Roman"/>
           <w:b/>
           <w:bCs/>
+          <w:noProof/>
           <w:sz w:val="24"/>
           <w:szCs w:val="24"/>
           <w:lang w:val="vi-VN"/>
@@ -17049,6 +17052,7 @@
           <w:rFonts w:ascii="Times New Roman" w:hAnsi="Times New Roman" w:cs="Times New Roman"/>
           <w:b/>
           <w:bCs/>
+          <w:noProof/>
           <w:sz w:val="24"/>
           <w:szCs w:val="24"/>
           <w:lang w:val="vi-VN"/>
@@ -25104,10 +25108,10 @@
           <w:noProof/>
         </w:rPr>
         <w:drawing>
-          <wp:inline distT="0" distB="0" distL="0" distR="0" wp14:anchorId="7322FB40" wp14:editId="410CDAE7">
-            <wp:extent cx="6585585" cy="3926022"/>
-            <wp:effectExtent l="0" t="0" r="5715" b="0"/>
-            <wp:docPr id="1241955829" name="Picture 3"/>
+          <wp:inline distT="0" distB="0" distL="0" distR="0" wp14:anchorId="36911C71" wp14:editId="0EF65089">
+            <wp:extent cx="6735445" cy="2788920"/>
+            <wp:effectExtent l="0" t="0" r="8255" b="0"/>
+            <wp:docPr id="123766198" name="Picture 1"/>
             <wp:cNvGraphicFramePr>
               <a:graphicFrameLocks xmlns:a="http://schemas.openxmlformats.org/drawingml/2006/main" noChangeAspect="1"/>
             </wp:cNvGraphicFramePr>
@@ -25115,7 +25119,7 @@
               <a:graphicData uri="http://schemas.openxmlformats.org/drawingml/2006/picture">
                 <pic:pic xmlns:pic="http://schemas.openxmlformats.org/drawingml/2006/picture">
                   <pic:nvPicPr>
-                    <pic:cNvPr id="0" name="Picture 8"/>
+                    <pic:cNvPr id="0" name="Picture 1"/>
                     <pic:cNvPicPr>
                       <a:picLocks noChangeAspect="1" noChangeArrowheads="1"/>
                     </pic:cNvPicPr>
@@ -25136,7 +25140,7 @@
                   <pic:spPr bwMode="auto">
                     <a:xfrm>
                       <a:off x="0" y="0"/>
-                      <a:ext cx="6621313" cy="3947321"/>
+                      <a:ext cx="6741396" cy="2791384"/>
                     </a:xfrm>
                     <a:prstGeom prst="rect">
                       <a:avLst/>
@@ -28313,51 +28317,20 @@
       <w:pPr>
         <w:rPr>
           <w:rFonts w:ascii="Times New Roman" w:hAnsi="Times New Roman" w:cs="Times New Roman"/>
-          <w:sz w:val="24"/>
-          <w:szCs w:val="24"/>
-          <w:lang w:val="vi-VN"/>
-        </w:rPr>
-      </w:pPr>
-    </w:p>
-    <w:p>
-      <w:pPr>
-        <w:rPr>
-          <w:rFonts w:ascii="Times New Roman" w:hAnsi="Times New Roman" w:cs="Times New Roman"/>
-          <w:sz w:val="24"/>
-          <w:szCs w:val="24"/>
-          <w:lang w:val="vi-VN"/>
-        </w:rPr>
-      </w:pPr>
-    </w:p>
-    <w:p>
-      <w:pPr>
-        <w:rPr>
-          <w:rFonts w:ascii="Times New Roman" w:hAnsi="Times New Roman" w:cs="Times New Roman"/>
-          <w:sz w:val="24"/>
-          <w:szCs w:val="24"/>
-          <w:lang w:val="vi-VN"/>
-        </w:rPr>
-      </w:pPr>
-    </w:p>
-    <w:p>
-      <w:pPr>
-        <w:rPr>
-          <w:rFonts w:ascii="Times New Roman" w:hAnsi="Times New Roman" w:cs="Times New Roman"/>
-          <w:b/>
-          <w:bCs/>
-          <w:sz w:val="24"/>
-          <w:szCs w:val="24"/>
-        </w:rPr>
-      </w:pPr>
-      <w:r>
-        <w:rPr>
-          <w:rFonts w:ascii="Times New Roman" w:hAnsi="Times New Roman" w:cs="Times New Roman"/>
-          <w:b/>
-          <w:bCs/>
-          <w:sz w:val="24"/>
-          <w:szCs w:val="24"/>
-        </w:rPr>
-        <w:lastRenderedPageBreak/>
+          <w:b/>
+          <w:bCs/>
+          <w:sz w:val="24"/>
+          <w:szCs w:val="24"/>
+        </w:rPr>
+      </w:pPr>
+      <w:r>
+        <w:rPr>
+          <w:rFonts w:ascii="Times New Roman" w:hAnsi="Times New Roman" w:cs="Times New Roman"/>
+          <w:b/>
+          <w:bCs/>
+          <w:sz w:val="24"/>
+          <w:szCs w:val="24"/>
+        </w:rPr>
         <w:t>7.2.5 Subject</w:t>
       </w:r>
     </w:p>
@@ -28806,6 +28779,7 @@
           <w:sz w:val="24"/>
           <w:szCs w:val="24"/>
         </w:rPr>
+        <w:lastRenderedPageBreak/>
         <w:t>7.2.6 Semester</w:t>
       </w:r>
     </w:p>
@@ -30514,6 +30488,7 @@
           <w:sz w:val="24"/>
           <w:szCs w:val="24"/>
         </w:rPr>
+        <w:lastRenderedPageBreak/>
         <w:t xml:space="preserve">7.2.10 </w:t>
       </w:r>
       <w:proofErr w:type="spellStart"/>
@@ -31555,110 +31530,82 @@
       <w:pPr>
         <w:rPr>
           <w:rFonts w:ascii="Times New Roman" w:hAnsi="Times New Roman" w:cs="Times New Roman"/>
-          <w:sz w:val="24"/>
-          <w:szCs w:val="24"/>
-          <w:lang w:val="vi-VN"/>
-        </w:rPr>
-      </w:pPr>
-    </w:p>
-    <w:p>
-      <w:pPr>
-        <w:rPr>
-          <w:rFonts w:ascii="Times New Roman" w:hAnsi="Times New Roman" w:cs="Times New Roman"/>
-          <w:sz w:val="24"/>
-          <w:szCs w:val="24"/>
-          <w:lang w:val="vi-VN"/>
-        </w:rPr>
-      </w:pPr>
-    </w:p>
-    <w:p>
-      <w:pPr>
-        <w:rPr>
-          <w:rFonts w:ascii="Times New Roman" w:hAnsi="Times New Roman" w:cs="Times New Roman"/>
-          <w:sz w:val="24"/>
-          <w:szCs w:val="24"/>
-          <w:lang w:val="vi-VN"/>
-        </w:rPr>
-      </w:pPr>
-    </w:p>
-    <w:p>
-      <w:pPr>
-        <w:rPr>
-          <w:rFonts w:ascii="Times New Roman" w:hAnsi="Times New Roman" w:cs="Times New Roman"/>
-          <w:sz w:val="24"/>
-          <w:szCs w:val="24"/>
-          <w:lang w:val="vi-VN"/>
-        </w:rPr>
-      </w:pPr>
-    </w:p>
-    <w:p>
-      <w:pPr>
-        <w:rPr>
-          <w:rFonts w:ascii="Times New Roman" w:hAnsi="Times New Roman" w:cs="Times New Roman"/>
-          <w:sz w:val="24"/>
-          <w:szCs w:val="24"/>
-          <w:lang w:val="vi-VN"/>
-        </w:rPr>
-      </w:pPr>
-    </w:p>
-    <w:p>
-      <w:pPr>
-        <w:rPr>
-          <w:rFonts w:ascii="Times New Roman" w:hAnsi="Times New Roman" w:cs="Times New Roman"/>
-          <w:sz w:val="24"/>
-          <w:szCs w:val="24"/>
-          <w:lang w:val="vi-VN"/>
-        </w:rPr>
-      </w:pPr>
-    </w:p>
-    <w:p>
-      <w:pPr>
-        <w:rPr>
-          <w:rFonts w:ascii="Times New Roman" w:hAnsi="Times New Roman" w:cs="Times New Roman"/>
-          <w:b/>
-          <w:bCs/>
-          <w:sz w:val="24"/>
-          <w:szCs w:val="24"/>
-        </w:rPr>
-      </w:pPr>
-      <w:r>
-        <w:rPr>
-          <w:rFonts w:ascii="Times New Roman" w:hAnsi="Times New Roman" w:cs="Times New Roman"/>
-          <w:b/>
-          <w:bCs/>
-          <w:sz w:val="24"/>
-          <w:szCs w:val="24"/>
-        </w:rPr>
-        <w:t xml:space="preserve">7.2.12 </w:t>
-      </w:r>
-      <w:proofErr w:type="spellStart"/>
-      <w:r>
-        <w:rPr>
-          <w:rFonts w:ascii="Times New Roman" w:hAnsi="Times New Roman" w:cs="Times New Roman"/>
-          <w:b/>
-          <w:bCs/>
-          <w:sz w:val="24"/>
-          <w:szCs w:val="24"/>
-        </w:rPr>
-        <w:t>StudentRequest</w:t>
-      </w:r>
-      <w:proofErr w:type="spellEnd"/>
-    </w:p>
-    <w:p>
-      <w:pPr>
-        <w:rPr>
-          <w:rFonts w:ascii="Times New Roman" w:hAnsi="Times New Roman" w:cs="Times New Roman"/>
-          <w:sz w:val="24"/>
-          <w:szCs w:val="24"/>
-        </w:rPr>
-      </w:pPr>
-      <w:r>
-        <w:rPr>
-          <w:rFonts w:ascii="Times New Roman" w:hAnsi="Times New Roman" w:cs="Times New Roman"/>
-          <w:sz w:val="24"/>
-          <w:szCs w:val="24"/>
-        </w:rPr>
-        <w:t>Stores student registration and profile requests.</w:t>
+          <w:b/>
+          <w:bCs/>
+          <w:sz w:val="24"/>
+          <w:szCs w:val="24"/>
+          <w:lang w:val="vi-VN"/>
+        </w:rPr>
+      </w:pPr>
+    </w:p>
+    <w:p>
+      <w:pPr>
+        <w:rPr>
+          <w:rFonts w:ascii="Times New Roman" w:hAnsi="Times New Roman" w:cs="Times New Roman"/>
+          <w:b/>
+          <w:bCs/>
+          <w:sz w:val="24"/>
+          <w:szCs w:val="24"/>
+          <w:lang w:val="vi-VN"/>
+        </w:rPr>
+      </w:pPr>
+    </w:p>
+    <w:p>
+      <w:pPr>
+        <w:rPr>
+          <w:rFonts w:ascii="Times New Roman" w:hAnsi="Times New Roman" w:cs="Times New Roman"/>
+          <w:b/>
+          <w:bCs/>
+          <w:sz w:val="24"/>
+          <w:szCs w:val="24"/>
+        </w:rPr>
+      </w:pPr>
+      <w:r>
+        <w:rPr>
+          <w:rFonts w:ascii="Times New Roman" w:hAnsi="Times New Roman" w:cs="Times New Roman"/>
+          <w:b/>
+          <w:bCs/>
+          <w:sz w:val="24"/>
+          <w:szCs w:val="24"/>
+        </w:rPr>
+        <w:t>7.2.</w:t>
+      </w:r>
+      <w:r>
+        <w:rPr>
+          <w:rFonts w:ascii="Times New Roman" w:hAnsi="Times New Roman" w:cs="Times New Roman"/>
+          <w:b/>
+          <w:bCs/>
+          <w:sz w:val="24"/>
+          <w:szCs w:val="24"/>
+        </w:rPr>
+        <w:t>12</w:t>
+      </w:r>
+      <w:r>
+        <w:rPr>
+          <w:rFonts w:ascii="Times New Roman" w:hAnsi="Times New Roman" w:cs="Times New Roman"/>
+          <w:b/>
+          <w:bCs/>
+          <w:sz w:val="24"/>
+          <w:szCs w:val="24"/>
+        </w:rPr>
+        <w:t xml:space="preserve"> Notification</w:t>
+      </w:r>
+    </w:p>
+    <w:p>
+      <w:pPr>
+        <w:rPr>
+          <w:rFonts w:ascii="Times New Roman" w:hAnsi="Times New Roman" w:cs="Times New Roman"/>
+          <w:sz w:val="24"/>
+          <w:szCs w:val="24"/>
+        </w:rPr>
+      </w:pPr>
+      <w:r>
+        <w:rPr>
+          <w:rFonts w:ascii="Times New Roman" w:hAnsi="Times New Roman" w:cs="Times New Roman"/>
+          <w:sz w:val="24"/>
+          <w:szCs w:val="24"/>
+        </w:rPr>
+        <w:t>Stores notifications sent by administrators.</w:t>
       </w:r>
     </w:p>
     <w:tbl>
@@ -31684,6 +31631,7 @@
                 <w:rFonts w:ascii="Times New Roman" w:hAnsi="Times New Roman" w:cs="Times New Roman"/>
                 <w:sz w:val="24"/>
                 <w:szCs w:val="24"/>
+                <w:lang w:val="vi-VN"/>
               </w:rPr>
             </w:pPr>
             <w:r>
@@ -31706,6 +31654,7 @@
                 <w:rFonts w:ascii="Times New Roman" w:hAnsi="Times New Roman" w:cs="Times New Roman"/>
                 <w:sz w:val="24"/>
                 <w:szCs w:val="24"/>
+                <w:lang w:val="vi-VN"/>
               </w:rPr>
             </w:pPr>
             <w:r>
@@ -31728,6 +31677,7 @@
                 <w:rFonts w:ascii="Times New Roman" w:hAnsi="Times New Roman" w:cs="Times New Roman"/>
                 <w:sz w:val="24"/>
                 <w:szCs w:val="24"/>
+                <w:lang w:val="vi-VN"/>
               </w:rPr>
             </w:pPr>
             <w:r>
@@ -31752,11 +31702,12 @@
                 <w:rFonts w:ascii="Times New Roman" w:hAnsi="Times New Roman" w:cs="Times New Roman"/>
                 <w:sz w:val="24"/>
                 <w:szCs w:val="24"/>
+                <w:lang w:val="vi-VN"/>
               </w:rPr>
             </w:pPr>
             <w:proofErr w:type="spellStart"/>
             <w:r>
-              <w:t>request_id</w:t>
+              <w:t>notification_id</w:t>
             </w:r>
             <w:proofErr w:type="spellEnd"/>
           </w:p>
@@ -31772,6 +31723,7 @@
                 <w:rFonts w:ascii="Times New Roman" w:hAnsi="Times New Roman" w:cs="Times New Roman"/>
                 <w:sz w:val="24"/>
                 <w:szCs w:val="24"/>
+                <w:lang w:val="vi-VN"/>
               </w:rPr>
             </w:pPr>
             <w:proofErr w:type="gramStart"/>
@@ -31795,6 +31747,7 @@
                 <w:rFonts w:ascii="Times New Roman" w:hAnsi="Times New Roman" w:cs="Times New Roman"/>
                 <w:sz w:val="24"/>
                 <w:szCs w:val="24"/>
+                <w:lang w:val="vi-VN"/>
               </w:rPr>
             </w:pPr>
             <w:r>
@@ -31815,13 +31768,41 @@
                 <w:rFonts w:ascii="Times New Roman" w:hAnsi="Times New Roman" w:cs="Times New Roman"/>
                 <w:sz w:val="24"/>
                 <w:szCs w:val="24"/>
+                <w:lang w:val="vi-VN"/>
+              </w:rPr>
+            </w:pPr>
+            <w:r>
+              <w:t>title</w:t>
+            </w:r>
+          </w:p>
+        </w:tc>
+        <w:tc>
+          <w:tcPr>
+            <w:tcW w:w="3117" w:type="dxa"/>
+            <w:vAlign w:val="center"/>
+          </w:tcPr>
+          <w:p>
+            <w:pPr>
+              <w:rPr>
+                <w:rFonts w:ascii="Times New Roman" w:hAnsi="Times New Roman" w:cs="Times New Roman"/>
+                <w:sz w:val="24"/>
+                <w:szCs w:val="24"/>
+                <w:lang w:val="vi-VN"/>
               </w:rPr>
             </w:pPr>
             <w:proofErr w:type="spellStart"/>
-            <w:r>
-              <w:t>student_id</w:t>
+            <w:proofErr w:type="gramStart"/>
+            <w:r>
+              <w:t>nvarchar</w:t>
             </w:r>
             <w:proofErr w:type="spellEnd"/>
+            <w:r>
+              <w:t>(</w:t>
+            </w:r>
+            <w:proofErr w:type="gramEnd"/>
+            <w:r>
+              <w:t>200)</w:t>
+            </w:r>
           </w:p>
         </w:tc>
         <w:tc>
@@ -31835,34 +31816,9 @@
                 <w:rFonts w:ascii="Times New Roman" w:hAnsi="Times New Roman" w:cs="Times New Roman"/>
                 <w:sz w:val="24"/>
                 <w:szCs w:val="24"/>
-              </w:rPr>
-            </w:pPr>
-            <w:proofErr w:type="gramStart"/>
-            <w:r>
-              <w:t>varchar(</w:t>
-            </w:r>
-            <w:proofErr w:type="gramEnd"/>
-            <w:r>
-              <w:t>20)</w:t>
-            </w:r>
-          </w:p>
-        </w:tc>
-        <w:tc>
-          <w:tcPr>
-            <w:tcW w:w="3117" w:type="dxa"/>
-            <w:vAlign w:val="center"/>
-          </w:tcPr>
-          <w:p>
-            <w:pPr>
-              <w:rPr>
-                <w:rFonts w:ascii="Times New Roman" w:hAnsi="Times New Roman" w:cs="Times New Roman"/>
-                <w:sz w:val="24"/>
-                <w:szCs w:val="24"/>
-              </w:rPr>
-            </w:pPr>
-            <w:r>
-              <w:t>FK</w:t>
-            </w:r>
+                <w:lang w:val="vi-VN"/>
+              </w:rPr>
+            </w:pPr>
           </w:p>
         </w:tc>
       </w:tr>
@@ -31878,13 +31834,36 @@
                 <w:rFonts w:ascii="Times New Roman" w:hAnsi="Times New Roman" w:cs="Times New Roman"/>
                 <w:sz w:val="24"/>
                 <w:szCs w:val="24"/>
+                <w:lang w:val="vi-VN"/>
+              </w:rPr>
+            </w:pPr>
+            <w:r>
+              <w:t>content</w:t>
+            </w:r>
+          </w:p>
+        </w:tc>
+        <w:tc>
+          <w:tcPr>
+            <w:tcW w:w="3117" w:type="dxa"/>
+            <w:vAlign w:val="center"/>
+          </w:tcPr>
+          <w:p>
+            <w:pPr>
+              <w:rPr>
+                <w:rFonts w:ascii="Times New Roman" w:hAnsi="Times New Roman" w:cs="Times New Roman"/>
+                <w:sz w:val="24"/>
+                <w:szCs w:val="24"/>
+                <w:lang w:val="vi-VN"/>
               </w:rPr>
             </w:pPr>
             <w:proofErr w:type="spellStart"/>
             <w:r>
-              <w:t>request_type</w:t>
+              <w:t>nvarchar</w:t>
             </w:r>
             <w:proofErr w:type="spellEnd"/>
+            <w:r>
+              <w:t>(max)</w:t>
+            </w:r>
           </w:p>
         </w:tc>
         <w:tc>
@@ -31898,29 +31877,7 @@
                 <w:rFonts w:ascii="Times New Roman" w:hAnsi="Times New Roman" w:cs="Times New Roman"/>
                 <w:sz w:val="24"/>
                 <w:szCs w:val="24"/>
-              </w:rPr>
-            </w:pPr>
-            <w:proofErr w:type="gramStart"/>
-            <w:r>
-              <w:t>varchar(</w:t>
-            </w:r>
-            <w:proofErr w:type="gramEnd"/>
-            <w:r>
-              <w:t>50)</w:t>
-            </w:r>
-          </w:p>
-        </w:tc>
-        <w:tc>
-          <w:tcPr>
-            <w:tcW w:w="3117" w:type="dxa"/>
-            <w:vAlign w:val="center"/>
-          </w:tcPr>
-          <w:p>
-            <w:pPr>
-              <w:rPr>
-                <w:rFonts w:ascii="Times New Roman" w:hAnsi="Times New Roman" w:cs="Times New Roman"/>
-                <w:sz w:val="24"/>
-                <w:szCs w:val="24"/>
+                <w:lang w:val="vi-VN"/>
               </w:rPr>
             </w:pPr>
           </w:p>
@@ -31938,11 +31895,14 @@
                 <w:rFonts w:ascii="Times New Roman" w:hAnsi="Times New Roman" w:cs="Times New Roman"/>
                 <w:sz w:val="24"/>
                 <w:szCs w:val="24"/>
-              </w:rPr>
-            </w:pPr>
-            <w:r>
-              <w:t>reason</w:t>
-            </w:r>
+                <w:lang w:val="vi-VN"/>
+              </w:rPr>
+            </w:pPr>
+            <w:proofErr w:type="spellStart"/>
+            <w:r>
+              <w:t>sender_id</w:t>
+            </w:r>
+            <w:proofErr w:type="spellEnd"/>
           </w:p>
         </w:tc>
         <w:tc>
@@ -31956,15 +31916,16 @@
                 <w:rFonts w:ascii="Times New Roman" w:hAnsi="Times New Roman" w:cs="Times New Roman"/>
                 <w:sz w:val="24"/>
                 <w:szCs w:val="24"/>
-              </w:rPr>
-            </w:pPr>
-            <w:proofErr w:type="spellStart"/>
-            <w:r>
-              <w:t>nvarchar</w:t>
-            </w:r>
-            <w:proofErr w:type="spellEnd"/>
-            <w:r>
-              <w:t>(max)</w:t>
+                <w:lang w:val="vi-VN"/>
+              </w:rPr>
+            </w:pPr>
+            <w:proofErr w:type="gramStart"/>
+            <w:r>
+              <w:t>varchar(</w:t>
+            </w:r>
+            <w:proofErr w:type="gramEnd"/>
+            <w:r>
+              <w:t>20)</w:t>
             </w:r>
           </w:p>
         </w:tc>
@@ -31979,8 +31940,12 @@
                 <w:rFonts w:ascii="Times New Roman" w:hAnsi="Times New Roman" w:cs="Times New Roman"/>
                 <w:sz w:val="24"/>
                 <w:szCs w:val="24"/>
-              </w:rPr>
-            </w:pPr>
+                <w:lang w:val="vi-VN"/>
+              </w:rPr>
+            </w:pPr>
+            <w:r>
+              <w:t>FK</w:t>
+            </w:r>
           </w:p>
         </w:tc>
       </w:tr>
@@ -31996,11 +31961,14 @@
                 <w:rFonts w:ascii="Times New Roman" w:hAnsi="Times New Roman" w:cs="Times New Roman"/>
                 <w:sz w:val="24"/>
                 <w:szCs w:val="24"/>
-              </w:rPr>
-            </w:pPr>
-            <w:r>
-              <w:t>status</w:t>
-            </w:r>
+                <w:lang w:val="vi-VN"/>
+              </w:rPr>
+            </w:pPr>
+            <w:proofErr w:type="spellStart"/>
+            <w:r>
+              <w:t>created_date</w:t>
+            </w:r>
+            <w:proofErr w:type="spellEnd"/>
           </w:p>
         </w:tc>
         <w:tc>
@@ -32014,15 +31982,11 @@
                 <w:rFonts w:ascii="Times New Roman" w:hAnsi="Times New Roman" w:cs="Times New Roman"/>
                 <w:sz w:val="24"/>
                 <w:szCs w:val="24"/>
-              </w:rPr>
-            </w:pPr>
-            <w:proofErr w:type="gramStart"/>
-            <w:r>
-              <w:t>varchar(</w:t>
-            </w:r>
-            <w:proofErr w:type="gramEnd"/>
-            <w:r>
-              <w:t>20)</w:t>
+                <w:lang w:val="vi-VN"/>
+              </w:rPr>
+            </w:pPr>
+            <w:r>
+              <w:t>datetime</w:t>
             </w:r>
           </w:p>
         </w:tc>
@@ -32037,124 +32001,7 @@
                 <w:rFonts w:ascii="Times New Roman" w:hAnsi="Times New Roman" w:cs="Times New Roman"/>
                 <w:sz w:val="24"/>
                 <w:szCs w:val="24"/>
-              </w:rPr>
-            </w:pPr>
-          </w:p>
-        </w:tc>
-      </w:tr>
-      <w:tr>
-        <w:tc>
-          <w:tcPr>
-            <w:tcW w:w="3116" w:type="dxa"/>
-            <w:vAlign w:val="center"/>
-          </w:tcPr>
-          <w:p>
-            <w:pPr>
-              <w:rPr>
-                <w:rFonts w:ascii="Times New Roman" w:hAnsi="Times New Roman" w:cs="Times New Roman"/>
-                <w:sz w:val="24"/>
-                <w:szCs w:val="24"/>
-              </w:rPr>
-            </w:pPr>
-            <w:proofErr w:type="spellStart"/>
-            <w:r>
-              <w:t>processed_by</w:t>
-            </w:r>
-            <w:proofErr w:type="spellEnd"/>
-          </w:p>
-        </w:tc>
-        <w:tc>
-          <w:tcPr>
-            <w:tcW w:w="3117" w:type="dxa"/>
-            <w:vAlign w:val="center"/>
-          </w:tcPr>
-          <w:p>
-            <w:pPr>
-              <w:rPr>
-                <w:rFonts w:ascii="Times New Roman" w:hAnsi="Times New Roman" w:cs="Times New Roman"/>
-                <w:sz w:val="24"/>
-                <w:szCs w:val="24"/>
-              </w:rPr>
-            </w:pPr>
-            <w:proofErr w:type="gramStart"/>
-            <w:r>
-              <w:t>varchar(</w:t>
-            </w:r>
-            <w:proofErr w:type="gramEnd"/>
-            <w:r>
-              <w:t>20)</w:t>
-            </w:r>
-          </w:p>
-        </w:tc>
-        <w:tc>
-          <w:tcPr>
-            <w:tcW w:w="3117" w:type="dxa"/>
-            <w:vAlign w:val="center"/>
-          </w:tcPr>
-          <w:p>
-            <w:pPr>
-              <w:rPr>
-                <w:rFonts w:ascii="Times New Roman" w:hAnsi="Times New Roman" w:cs="Times New Roman"/>
-                <w:sz w:val="24"/>
-                <w:szCs w:val="24"/>
-              </w:rPr>
-            </w:pPr>
-            <w:r>
-              <w:t>FK</w:t>
-            </w:r>
-          </w:p>
-        </w:tc>
-      </w:tr>
-      <w:tr>
-        <w:tc>
-          <w:tcPr>
-            <w:tcW w:w="3116" w:type="dxa"/>
-            <w:vAlign w:val="center"/>
-          </w:tcPr>
-          <w:p>
-            <w:pPr>
-              <w:rPr>
-                <w:rFonts w:ascii="Times New Roman" w:hAnsi="Times New Roman" w:cs="Times New Roman"/>
-                <w:sz w:val="24"/>
-                <w:szCs w:val="24"/>
-              </w:rPr>
-            </w:pPr>
-            <w:proofErr w:type="spellStart"/>
-            <w:r>
-              <w:t>created_date</w:t>
-            </w:r>
-            <w:proofErr w:type="spellEnd"/>
-          </w:p>
-        </w:tc>
-        <w:tc>
-          <w:tcPr>
-            <w:tcW w:w="3117" w:type="dxa"/>
-            <w:vAlign w:val="center"/>
-          </w:tcPr>
-          <w:p>
-            <w:pPr>
-              <w:rPr>
-                <w:rFonts w:ascii="Times New Roman" w:hAnsi="Times New Roman" w:cs="Times New Roman"/>
-                <w:sz w:val="24"/>
-                <w:szCs w:val="24"/>
-              </w:rPr>
-            </w:pPr>
-            <w:r>
-              <w:t>datetime</w:t>
-            </w:r>
-          </w:p>
-        </w:tc>
-        <w:tc>
-          <w:tcPr>
-            <w:tcW w:w="3117" w:type="dxa"/>
-            <w:vAlign w:val="center"/>
-          </w:tcPr>
-          <w:p>
-            <w:pPr>
-              <w:rPr>
-                <w:rFonts w:ascii="Times New Roman" w:hAnsi="Times New Roman" w:cs="Times New Roman"/>
-                <w:sz w:val="24"/>
-                <w:szCs w:val="24"/>
+                <w:lang w:val="vi-VN"/>
               </w:rPr>
             </w:pPr>
           </w:p>
@@ -32203,34 +32050,79 @@
           <w:bCs/>
           <w:sz w:val="24"/>
           <w:szCs w:val="24"/>
-        </w:rPr>
-      </w:pPr>
-      <w:r>
-        <w:rPr>
-          <w:rFonts w:ascii="Times New Roman" w:hAnsi="Times New Roman" w:cs="Times New Roman"/>
-          <w:b/>
-          <w:bCs/>
-          <w:sz w:val="24"/>
-          <w:szCs w:val="24"/>
-        </w:rPr>
-        <w:t>7.2.13 Notification</w:t>
-      </w:r>
-    </w:p>
-    <w:p>
-      <w:pPr>
-        <w:rPr>
-          <w:rFonts w:ascii="Times New Roman" w:hAnsi="Times New Roman" w:cs="Times New Roman"/>
-          <w:sz w:val="24"/>
-          <w:szCs w:val="24"/>
-        </w:rPr>
-      </w:pPr>
-      <w:r>
-        <w:rPr>
-          <w:rFonts w:ascii="Times New Roman" w:hAnsi="Times New Roman" w:cs="Times New Roman"/>
-          <w:sz w:val="24"/>
-          <w:szCs w:val="24"/>
-        </w:rPr>
-        <w:t>Stores notifications sent by administrators.</w:t>
+          <w:lang w:val="vi-VN"/>
+        </w:rPr>
+      </w:pPr>
+    </w:p>
+    <w:p>
+      <w:pPr>
+        <w:rPr>
+          <w:rFonts w:ascii="Times New Roman" w:hAnsi="Times New Roman" w:cs="Times New Roman"/>
+          <w:b/>
+          <w:bCs/>
+          <w:sz w:val="24"/>
+          <w:szCs w:val="24"/>
+        </w:rPr>
+      </w:pPr>
+      <w:r>
+        <w:rPr>
+          <w:rFonts w:ascii="Times New Roman" w:hAnsi="Times New Roman" w:cs="Times New Roman"/>
+          <w:b/>
+          <w:bCs/>
+          <w:sz w:val="24"/>
+          <w:szCs w:val="24"/>
+        </w:rPr>
+        <w:lastRenderedPageBreak/>
+        <w:t>7.2.</w:t>
+      </w:r>
+      <w:r>
+        <w:rPr>
+          <w:rFonts w:ascii="Times New Roman" w:hAnsi="Times New Roman" w:cs="Times New Roman"/>
+          <w:b/>
+          <w:bCs/>
+          <w:sz w:val="24"/>
+          <w:szCs w:val="24"/>
+        </w:rPr>
+        <w:t>13</w:t>
+      </w:r>
+      <w:r>
+        <w:rPr>
+          <w:rFonts w:ascii="Times New Roman" w:hAnsi="Times New Roman" w:cs="Times New Roman"/>
+          <w:b/>
+          <w:bCs/>
+          <w:sz w:val="24"/>
+          <w:szCs w:val="24"/>
+        </w:rPr>
+        <w:t xml:space="preserve"> </w:t>
+      </w:r>
+      <w:proofErr w:type="spellStart"/>
+      <w:r>
+        <w:rPr>
+          <w:rFonts w:ascii="Times New Roman" w:hAnsi="Times New Roman" w:cs="Times New Roman"/>
+          <w:b/>
+          <w:bCs/>
+          <w:sz w:val="24"/>
+          <w:szCs w:val="24"/>
+        </w:rPr>
+        <w:t>SystemLog</w:t>
+      </w:r>
+      <w:proofErr w:type="spellEnd"/>
+    </w:p>
+    <w:p>
+      <w:pPr>
+        <w:rPr>
+          <w:rFonts w:ascii="Times New Roman" w:hAnsi="Times New Roman" w:cs="Times New Roman"/>
+          <w:sz w:val="24"/>
+          <w:szCs w:val="24"/>
+        </w:rPr>
+      </w:pPr>
+      <w:r>
+        <w:rPr>
+          <w:rFonts w:ascii="Times New Roman" w:hAnsi="Times New Roman" w:cs="Times New Roman"/>
+          <w:sz w:val="24"/>
+          <w:szCs w:val="24"/>
+        </w:rPr>
+        <w:t>Stores audit logs and system activities.</w:t>
       </w:r>
     </w:p>
     <w:tbl>
@@ -32256,7 +32148,6 @@
                 <w:rFonts w:ascii="Times New Roman" w:hAnsi="Times New Roman" w:cs="Times New Roman"/>
                 <w:sz w:val="24"/>
                 <w:szCs w:val="24"/>
-                <w:lang w:val="vi-VN"/>
               </w:rPr>
             </w:pPr>
             <w:r>
@@ -32279,7 +32170,6 @@
                 <w:rFonts w:ascii="Times New Roman" w:hAnsi="Times New Roman" w:cs="Times New Roman"/>
                 <w:sz w:val="24"/>
                 <w:szCs w:val="24"/>
-                <w:lang w:val="vi-VN"/>
               </w:rPr>
             </w:pPr>
             <w:r>
@@ -32302,7 +32192,6 @@
                 <w:rFonts w:ascii="Times New Roman" w:hAnsi="Times New Roman" w:cs="Times New Roman"/>
                 <w:sz w:val="24"/>
                 <w:szCs w:val="24"/>
-                <w:lang w:val="vi-VN"/>
               </w:rPr>
             </w:pPr>
             <w:r>
@@ -32327,12 +32216,11 @@
                 <w:rFonts w:ascii="Times New Roman" w:hAnsi="Times New Roman" w:cs="Times New Roman"/>
                 <w:sz w:val="24"/>
                 <w:szCs w:val="24"/>
-                <w:lang w:val="vi-VN"/>
               </w:rPr>
             </w:pPr>
             <w:proofErr w:type="spellStart"/>
             <w:r>
-              <w:t>notification_id</w:t>
+              <w:t>log_id</w:t>
             </w:r>
             <w:proofErr w:type="spellEnd"/>
           </w:p>
@@ -32348,7 +32236,6 @@
                 <w:rFonts w:ascii="Times New Roman" w:hAnsi="Times New Roman" w:cs="Times New Roman"/>
                 <w:sz w:val="24"/>
                 <w:szCs w:val="24"/>
-                <w:lang w:val="vi-VN"/>
               </w:rPr>
             </w:pPr>
             <w:proofErr w:type="gramStart"/>
@@ -32372,7 +32259,6 @@
                 <w:rFonts w:ascii="Times New Roman" w:hAnsi="Times New Roman" w:cs="Times New Roman"/>
                 <w:sz w:val="24"/>
                 <w:szCs w:val="24"/>
-                <w:lang w:val="vi-VN"/>
               </w:rPr>
             </w:pPr>
             <w:r>
@@ -32393,12 +32279,13 @@
                 <w:rFonts w:ascii="Times New Roman" w:hAnsi="Times New Roman" w:cs="Times New Roman"/>
                 <w:sz w:val="24"/>
                 <w:szCs w:val="24"/>
-                <w:lang w:val="vi-VN"/>
-              </w:rPr>
-            </w:pPr>
-            <w:r>
-              <w:t>title</w:t>
-            </w:r>
+              </w:rPr>
+            </w:pPr>
+            <w:proofErr w:type="spellStart"/>
+            <w:r>
+              <w:t>account_id</w:t>
+            </w:r>
+            <w:proofErr w:type="spellEnd"/>
           </w:p>
         </w:tc>
         <w:tc>
@@ -32412,7 +32299,67 @@
                 <w:rFonts w:ascii="Times New Roman" w:hAnsi="Times New Roman" w:cs="Times New Roman"/>
                 <w:sz w:val="24"/>
                 <w:szCs w:val="24"/>
-                <w:lang w:val="vi-VN"/>
+              </w:rPr>
+            </w:pPr>
+            <w:proofErr w:type="gramStart"/>
+            <w:r>
+              <w:t>varchar(</w:t>
+            </w:r>
+            <w:proofErr w:type="gramEnd"/>
+            <w:r>
+              <w:t>20)</w:t>
+            </w:r>
+          </w:p>
+        </w:tc>
+        <w:tc>
+          <w:tcPr>
+            <w:tcW w:w="3117" w:type="dxa"/>
+            <w:vAlign w:val="center"/>
+          </w:tcPr>
+          <w:p>
+            <w:pPr>
+              <w:rPr>
+                <w:rFonts w:ascii="Times New Roman" w:hAnsi="Times New Roman" w:cs="Times New Roman"/>
+                <w:sz w:val="24"/>
+                <w:szCs w:val="24"/>
+              </w:rPr>
+            </w:pPr>
+            <w:r>
+              <w:t>FK</w:t>
+            </w:r>
+          </w:p>
+        </w:tc>
+      </w:tr>
+      <w:tr>
+        <w:tc>
+          <w:tcPr>
+            <w:tcW w:w="3116" w:type="dxa"/>
+            <w:vAlign w:val="center"/>
+          </w:tcPr>
+          <w:p>
+            <w:pPr>
+              <w:rPr>
+                <w:rFonts w:ascii="Times New Roman" w:hAnsi="Times New Roman" w:cs="Times New Roman"/>
+                <w:sz w:val="24"/>
+                <w:szCs w:val="24"/>
+              </w:rPr>
+            </w:pPr>
+            <w:r>
+              <w:t>action</w:t>
+            </w:r>
+          </w:p>
+        </w:tc>
+        <w:tc>
+          <w:tcPr>
+            <w:tcW w:w="3117" w:type="dxa"/>
+            <w:vAlign w:val="center"/>
+          </w:tcPr>
+          <w:p>
+            <w:pPr>
+              <w:rPr>
+                <w:rFonts w:ascii="Times New Roman" w:hAnsi="Times New Roman" w:cs="Times New Roman"/>
+                <w:sz w:val="24"/>
+                <w:szCs w:val="24"/>
               </w:rPr>
             </w:pPr>
             <w:proofErr w:type="spellStart"/>
@@ -32426,7 +32373,7 @@
             </w:r>
             <w:proofErr w:type="gramEnd"/>
             <w:r>
-              <w:t>200)</w:t>
+              <w:t>255)</w:t>
             </w:r>
           </w:p>
         </w:tc>
@@ -32441,7 +32388,6 @@
                 <w:rFonts w:ascii="Times New Roman" w:hAnsi="Times New Roman" w:cs="Times New Roman"/>
                 <w:sz w:val="24"/>
                 <w:szCs w:val="24"/>
-                <w:lang w:val="vi-VN"/>
               </w:rPr>
             </w:pPr>
           </w:p>
@@ -32459,12 +32405,13 @@
                 <w:rFonts w:ascii="Times New Roman" w:hAnsi="Times New Roman" w:cs="Times New Roman"/>
                 <w:sz w:val="24"/>
                 <w:szCs w:val="24"/>
-                <w:lang w:val="vi-VN"/>
-              </w:rPr>
-            </w:pPr>
-            <w:r>
-              <w:t>content</w:t>
-            </w:r>
+              </w:rPr>
+            </w:pPr>
+            <w:proofErr w:type="spellStart"/>
+            <w:r>
+              <w:t>log_time</w:t>
+            </w:r>
+            <w:proofErr w:type="spellEnd"/>
           </w:p>
         </w:tc>
         <w:tc>
@@ -32478,16 +32425,10 @@
                 <w:rFonts w:ascii="Times New Roman" w:hAnsi="Times New Roman" w:cs="Times New Roman"/>
                 <w:sz w:val="24"/>
                 <w:szCs w:val="24"/>
-                <w:lang w:val="vi-VN"/>
-              </w:rPr>
-            </w:pPr>
-            <w:proofErr w:type="spellStart"/>
-            <w:r>
-              <w:t>nvarchar</w:t>
-            </w:r>
-            <w:proofErr w:type="spellEnd"/>
-            <w:r>
-              <w:t>(max)</w:t>
+              </w:rPr>
+            </w:pPr>
+            <w:r>
+              <w:t>datetime</w:t>
             </w:r>
           </w:p>
         </w:tc>
@@ -32502,131 +32443,6 @@
                 <w:rFonts w:ascii="Times New Roman" w:hAnsi="Times New Roman" w:cs="Times New Roman"/>
                 <w:sz w:val="24"/>
                 <w:szCs w:val="24"/>
-                <w:lang w:val="vi-VN"/>
-              </w:rPr>
-            </w:pPr>
-          </w:p>
-        </w:tc>
-      </w:tr>
-      <w:tr>
-        <w:tc>
-          <w:tcPr>
-            <w:tcW w:w="3116" w:type="dxa"/>
-            <w:vAlign w:val="center"/>
-          </w:tcPr>
-          <w:p>
-            <w:pPr>
-              <w:rPr>
-                <w:rFonts w:ascii="Times New Roman" w:hAnsi="Times New Roman" w:cs="Times New Roman"/>
-                <w:sz w:val="24"/>
-                <w:szCs w:val="24"/>
-                <w:lang w:val="vi-VN"/>
-              </w:rPr>
-            </w:pPr>
-            <w:proofErr w:type="spellStart"/>
-            <w:r>
-              <w:t>sender_id</w:t>
-            </w:r>
-            <w:proofErr w:type="spellEnd"/>
-          </w:p>
-        </w:tc>
-        <w:tc>
-          <w:tcPr>
-            <w:tcW w:w="3117" w:type="dxa"/>
-            <w:vAlign w:val="center"/>
-          </w:tcPr>
-          <w:p>
-            <w:pPr>
-              <w:rPr>
-                <w:rFonts w:ascii="Times New Roman" w:hAnsi="Times New Roman" w:cs="Times New Roman"/>
-                <w:sz w:val="24"/>
-                <w:szCs w:val="24"/>
-                <w:lang w:val="vi-VN"/>
-              </w:rPr>
-            </w:pPr>
-            <w:proofErr w:type="gramStart"/>
-            <w:r>
-              <w:t>varchar(</w:t>
-            </w:r>
-            <w:proofErr w:type="gramEnd"/>
-            <w:r>
-              <w:t>20)</w:t>
-            </w:r>
-          </w:p>
-        </w:tc>
-        <w:tc>
-          <w:tcPr>
-            <w:tcW w:w="3117" w:type="dxa"/>
-            <w:vAlign w:val="center"/>
-          </w:tcPr>
-          <w:p>
-            <w:pPr>
-              <w:rPr>
-                <w:rFonts w:ascii="Times New Roman" w:hAnsi="Times New Roman" w:cs="Times New Roman"/>
-                <w:sz w:val="24"/>
-                <w:szCs w:val="24"/>
-                <w:lang w:val="vi-VN"/>
-              </w:rPr>
-            </w:pPr>
-            <w:r>
-              <w:t>FK</w:t>
-            </w:r>
-          </w:p>
-        </w:tc>
-      </w:tr>
-      <w:tr>
-        <w:tc>
-          <w:tcPr>
-            <w:tcW w:w="3116" w:type="dxa"/>
-            <w:vAlign w:val="center"/>
-          </w:tcPr>
-          <w:p>
-            <w:pPr>
-              <w:rPr>
-                <w:rFonts w:ascii="Times New Roman" w:hAnsi="Times New Roman" w:cs="Times New Roman"/>
-                <w:sz w:val="24"/>
-                <w:szCs w:val="24"/>
-                <w:lang w:val="vi-VN"/>
-              </w:rPr>
-            </w:pPr>
-            <w:proofErr w:type="spellStart"/>
-            <w:r>
-              <w:t>created_date</w:t>
-            </w:r>
-            <w:proofErr w:type="spellEnd"/>
-          </w:p>
-        </w:tc>
-        <w:tc>
-          <w:tcPr>
-            <w:tcW w:w="3117" w:type="dxa"/>
-            <w:vAlign w:val="center"/>
-          </w:tcPr>
-          <w:p>
-            <w:pPr>
-              <w:rPr>
-                <w:rFonts w:ascii="Times New Roman" w:hAnsi="Times New Roman" w:cs="Times New Roman"/>
-                <w:sz w:val="24"/>
-                <w:szCs w:val="24"/>
-                <w:lang w:val="vi-VN"/>
-              </w:rPr>
-            </w:pPr>
-            <w:r>
-              <w:t>datetime</w:t>
-            </w:r>
-          </w:p>
-        </w:tc>
-        <w:tc>
-          <w:tcPr>
-            <w:tcW w:w="3117" w:type="dxa"/>
-            <w:vAlign w:val="center"/>
-          </w:tcPr>
-          <w:p>
-            <w:pPr>
-              <w:rPr>
-                <w:rFonts w:ascii="Times New Roman" w:hAnsi="Times New Roman" w:cs="Times New Roman"/>
-                <w:sz w:val="24"/>
-                <w:szCs w:val="24"/>
-                <w:lang w:val="vi-VN"/>
               </w:rPr>
             </w:pPr>
           </w:p>
@@ -32661,7 +32477,27 @@
           <w:sz w:val="24"/>
           <w:szCs w:val="24"/>
         </w:rPr>
-        <w:t xml:space="preserve">7.2.14 </w:t>
+        <w:t>7.2.</w:t>
+      </w:r>
+      <w:r>
+        <w:rPr>
+          <w:rFonts w:ascii="Times New Roman" w:hAnsi="Times New Roman" w:cs="Times New Roman"/>
+          <w:b/>
+          <w:bCs/>
+          <w:sz w:val="24"/>
+          <w:szCs w:val="24"/>
+        </w:rPr>
+        <w:t>13</w:t>
+      </w:r>
+      <w:r>
+        <w:rPr>
+          <w:rFonts w:ascii="Times New Roman" w:hAnsi="Times New Roman" w:cs="Times New Roman"/>
+          <w:b/>
+          <w:bCs/>
+          <w:sz w:val="24"/>
+          <w:szCs w:val="24"/>
+        </w:rPr>
+        <w:t xml:space="preserve"> </w:t>
       </w:r>
       <w:proofErr w:type="spellStart"/>
       <w:r>
@@ -32672,7 +32508,17 @@
           <w:sz w:val="24"/>
           <w:szCs w:val="24"/>
         </w:rPr>
-        <w:t>LearningMaterial</w:t>
+        <w:t>Backup</w:t>
+      </w:r>
+      <w:r>
+        <w:rPr>
+          <w:rFonts w:ascii="Times New Roman" w:hAnsi="Times New Roman" w:cs="Times New Roman"/>
+          <w:b/>
+          <w:bCs/>
+          <w:sz w:val="24"/>
+          <w:szCs w:val="24"/>
+        </w:rPr>
+        <w:t>Log</w:t>
       </w:r>
       <w:proofErr w:type="spellEnd"/>
     </w:p>
@@ -32682,15 +32528,16 @@
           <w:rFonts w:ascii="Times New Roman" w:hAnsi="Times New Roman" w:cs="Times New Roman"/>
           <w:sz w:val="24"/>
           <w:szCs w:val="24"/>
-        </w:rPr>
-      </w:pPr>
-      <w:r>
-        <w:rPr>
-          <w:rFonts w:ascii="Times New Roman" w:hAnsi="Times New Roman" w:cs="Times New Roman"/>
-          <w:sz w:val="24"/>
-          <w:szCs w:val="24"/>
-        </w:rPr>
-        <w:t>Stores teaching materials.</w:t>
+          <w:lang w:val="vi-VN"/>
+        </w:rPr>
+      </w:pPr>
+      <w:r>
+        <w:rPr>
+          <w:rFonts w:ascii="Times New Roman" w:hAnsi="Times New Roman" w:cs="Times New Roman"/>
+          <w:sz w:val="24"/>
+          <w:szCs w:val="24"/>
+        </w:rPr>
+        <w:t>Stores information about database backup operations performed by administrators.</w:t>
       </w:r>
     </w:p>
     <w:tbl>
@@ -32792,7 +32639,7 @@
             </w:pPr>
             <w:proofErr w:type="spellStart"/>
             <w:r>
-              <w:t>material_id</w:t>
+              <w:t>backup_id</w:t>
             </w:r>
             <w:proofErr w:type="spellEnd"/>
           </w:p>
@@ -32856,9 +32703,11 @@
                 <w:lang w:val="vi-VN"/>
               </w:rPr>
             </w:pPr>
-            <w:r>
-              <w:t>title</w:t>
-            </w:r>
+            <w:proofErr w:type="spellStart"/>
+            <w:r>
+              <w:t>backup_date</w:t>
+            </w:r>
+            <w:proofErr w:type="spellEnd"/>
           </w:p>
         </w:tc>
         <w:tc>
@@ -32875,18 +32724,8 @@
                 <w:lang w:val="vi-VN"/>
               </w:rPr>
             </w:pPr>
-            <w:proofErr w:type="spellStart"/>
-            <w:proofErr w:type="gramStart"/>
-            <w:r>
-              <w:t>nvarchar</w:t>
-            </w:r>
-            <w:proofErr w:type="spellEnd"/>
-            <w:r>
-              <w:t>(</w:t>
-            </w:r>
-            <w:proofErr w:type="gramEnd"/>
-            <w:r>
-              <w:t>200)</w:t>
+            <w:r>
+              <w:t>datetime</w:t>
             </w:r>
           </w:p>
         </w:tc>
@@ -32924,7 +32763,7 @@
             </w:pPr>
             <w:proofErr w:type="spellStart"/>
             <w:r>
-              <w:t>file_path</w:t>
+              <w:t>backup_file</w:t>
             </w:r>
             <w:proofErr w:type="spellEnd"/>
           </w:p>
@@ -32949,7 +32788,7 @@
             </w:r>
             <w:proofErr w:type="gramEnd"/>
             <w:r>
-              <w:t>500)</w:t>
+              <w:t>255)</w:t>
             </w:r>
           </w:p>
         </w:tc>
@@ -32985,11 +32824,9 @@
                 <w:lang w:val="vi-VN"/>
               </w:rPr>
             </w:pPr>
-            <w:proofErr w:type="spellStart"/>
-            <w:r>
-              <w:t>class_subject_id</w:t>
-            </w:r>
-            <w:proofErr w:type="spellEnd"/>
+            <w:r>
+              <w:t>status</w:t>
+            </w:r>
           </w:p>
         </w:tc>
         <w:tc>
@@ -33030,9 +32867,6 @@
                 <w:lang w:val="vi-VN"/>
               </w:rPr>
             </w:pPr>
-            <w:r>
-              <w:t>FK</w:t>
-            </w:r>
           </w:p>
         </w:tc>
       </w:tr>
@@ -33053,7 +32887,7 @@
             </w:pPr>
             <w:proofErr w:type="spellStart"/>
             <w:r>
-              <w:t>uploaded_by</w:t>
+              <w:t>created_by</w:t>
             </w:r>
             <w:proofErr w:type="spellEnd"/>
           </w:p>
@@ -33098,6 +32932,197 @@
             </w:pPr>
             <w:r>
               <w:t>FK</w:t>
+            </w:r>
+          </w:p>
+        </w:tc>
+      </w:tr>
+    </w:tbl>
+    <w:p>
+      <w:pPr>
+        <w:rPr>
+          <w:rFonts w:ascii="Times New Roman" w:hAnsi="Times New Roman" w:cs="Times New Roman"/>
+          <w:sz w:val="24"/>
+          <w:szCs w:val="24"/>
+          <w:lang w:val="vi-VN"/>
+        </w:rPr>
+      </w:pPr>
+    </w:p>
+    <w:p>
+      <w:pPr>
+        <w:rPr>
+          <w:rFonts w:ascii="Times New Roman" w:hAnsi="Times New Roman" w:cs="Times New Roman"/>
+          <w:sz w:val="24"/>
+          <w:szCs w:val="24"/>
+          <w:lang w:val="vi-VN"/>
+        </w:rPr>
+      </w:pPr>
+    </w:p>
+    <w:p>
+      <w:pPr>
+        <w:rPr>
+          <w:rFonts w:ascii="Times New Roman" w:hAnsi="Times New Roman" w:cs="Times New Roman"/>
+          <w:sz w:val="24"/>
+          <w:szCs w:val="24"/>
+          <w:lang w:val="vi-VN"/>
+        </w:rPr>
+      </w:pPr>
+    </w:p>
+    <w:p>
+      <w:pPr>
+        <w:rPr>
+          <w:rFonts w:ascii="Times New Roman" w:hAnsi="Times New Roman" w:cs="Times New Roman"/>
+          <w:sz w:val="24"/>
+          <w:szCs w:val="24"/>
+          <w:lang w:val="vi-VN"/>
+        </w:rPr>
+      </w:pPr>
+    </w:p>
+    <w:p>
+      <w:pPr>
+        <w:rPr>
+          <w:rFonts w:ascii="Times New Roman" w:hAnsi="Times New Roman" w:cs="Times New Roman"/>
+          <w:b/>
+          <w:bCs/>
+          <w:sz w:val="28"/>
+          <w:szCs w:val="28"/>
+        </w:rPr>
+      </w:pPr>
+      <w:r>
+        <w:rPr>
+          <w:rFonts w:ascii="Times New Roman" w:hAnsi="Times New Roman" w:cs="Times New Roman"/>
+          <w:b/>
+          <w:bCs/>
+          <w:sz w:val="28"/>
+          <w:szCs w:val="28"/>
+        </w:rPr>
+        <w:t>7.3 Relationships Between Tables</w:t>
+      </w:r>
+    </w:p>
+    <w:p>
+      <w:pPr>
+        <w:rPr>
+          <w:rFonts w:ascii="Times New Roman" w:hAnsi="Times New Roman" w:cs="Times New Roman"/>
+          <w:sz w:val="24"/>
+          <w:szCs w:val="24"/>
+        </w:rPr>
+      </w:pPr>
+      <w:r>
+        <w:rPr>
+          <w:rFonts w:ascii="Times New Roman" w:hAnsi="Times New Roman" w:cs="Times New Roman"/>
+          <w:sz w:val="24"/>
+          <w:szCs w:val="24"/>
+        </w:rPr>
+        <w:t xml:space="preserve">The database relationships are designed to maintain referential integrity and support all functional requirements of the </w:t>
+      </w:r>
+      <w:proofErr w:type="spellStart"/>
+      <w:r>
+        <w:rPr>
+          <w:rFonts w:ascii="Times New Roman" w:hAnsi="Times New Roman" w:cs="Times New Roman"/>
+          <w:sz w:val="24"/>
+          <w:szCs w:val="24"/>
+        </w:rPr>
+        <w:t>Acadex</w:t>
+      </w:r>
+      <w:proofErr w:type="spellEnd"/>
+      <w:r>
+        <w:rPr>
+          <w:rFonts w:ascii="Times New Roman" w:hAnsi="Times New Roman" w:cs="Times New Roman"/>
+          <w:sz w:val="24"/>
+          <w:szCs w:val="24"/>
+        </w:rPr>
+        <w:t xml:space="preserve"> system.</w:t>
+      </w:r>
+    </w:p>
+    <w:p>
+      <w:pPr>
+        <w:rPr>
+          <w:rFonts w:ascii="Times New Roman" w:hAnsi="Times New Roman" w:cs="Times New Roman"/>
+          <w:sz w:val="24"/>
+          <w:szCs w:val="24"/>
+          <w:lang w:val="vi-VN"/>
+        </w:rPr>
+      </w:pPr>
+    </w:p>
+    <w:p>
+      <w:pPr>
+        <w:rPr>
+          <w:rFonts w:ascii="Times New Roman" w:hAnsi="Times New Roman" w:cs="Times New Roman"/>
+          <w:b/>
+          <w:bCs/>
+          <w:sz w:val="28"/>
+          <w:szCs w:val="28"/>
+          <w:lang w:val="vi-VN"/>
+        </w:rPr>
+      </w:pPr>
+      <w:r>
+        <w:rPr>
+          <w:rFonts w:ascii="Times New Roman" w:hAnsi="Times New Roman" w:cs="Times New Roman"/>
+          <w:b/>
+          <w:bCs/>
+          <w:sz w:val="28"/>
+          <w:szCs w:val="28"/>
+        </w:rPr>
+        <w:t>One-to-One Relationships</w:t>
+      </w:r>
+    </w:p>
+    <w:tbl>
+      <w:tblPr>
+        <w:tblStyle w:val="TableGrid"/>
+        <w:tblW w:w="0" w:type="auto"/>
+        <w:tblLook w:val="04A0" w:firstRow="1" w:lastRow="0" w:firstColumn="1" w:lastColumn="0" w:noHBand="0" w:noVBand="1"/>
+      </w:tblPr>
+      <w:tblGrid>
+        <w:gridCol w:w="4675"/>
+        <w:gridCol w:w="4675"/>
+      </w:tblGrid>
+      <w:tr>
+        <w:tc>
+          <w:tcPr>
+            <w:tcW w:w="4675" w:type="dxa"/>
+            <w:vAlign w:val="center"/>
+          </w:tcPr>
+          <w:p>
+            <w:pPr>
+              <w:rPr>
+                <w:rFonts w:ascii="Times New Roman" w:hAnsi="Times New Roman" w:cs="Times New Roman"/>
+                <w:b/>
+                <w:bCs/>
+                <w:sz w:val="28"/>
+                <w:szCs w:val="28"/>
+                <w:lang w:val="vi-VN"/>
+              </w:rPr>
+            </w:pPr>
+            <w:r>
+              <w:rPr>
+                <w:b/>
+                <w:bCs/>
+              </w:rPr>
+              <w:t>Parent Table</w:t>
+            </w:r>
+          </w:p>
+        </w:tc>
+        <w:tc>
+          <w:tcPr>
+            <w:tcW w:w="4675" w:type="dxa"/>
+            <w:vAlign w:val="center"/>
+          </w:tcPr>
+          <w:p>
+            <w:pPr>
+              <w:rPr>
+                <w:rFonts w:ascii="Times New Roman" w:hAnsi="Times New Roman" w:cs="Times New Roman"/>
+                <w:b/>
+                <w:bCs/>
+                <w:sz w:val="28"/>
+                <w:szCs w:val="28"/>
+                <w:lang w:val="vi-VN"/>
+              </w:rPr>
+            </w:pPr>
+            <w:r>
+              <w:rPr>
+                <w:b/>
+                <w:bCs/>
+              </w:rPr>
+              <w:t>Child Table</w:t>
             </w:r>
           </w:p>
         </w:tc>
@@ -33105,58 +33130,88 @@
       <w:tr>
         <w:tc>
           <w:tcPr>
-            <w:tcW w:w="3116" w:type="dxa"/>
-            <w:vAlign w:val="center"/>
-          </w:tcPr>
-          <w:p>
-            <w:pPr>
-              <w:rPr>
-                <w:rFonts w:ascii="Times New Roman" w:hAnsi="Times New Roman" w:cs="Times New Roman"/>
-                <w:sz w:val="24"/>
-                <w:szCs w:val="24"/>
+            <w:tcW w:w="4675" w:type="dxa"/>
+            <w:vAlign w:val="center"/>
+          </w:tcPr>
+          <w:p>
+            <w:pPr>
+              <w:rPr>
+                <w:rFonts w:ascii="Times New Roman" w:hAnsi="Times New Roman" w:cs="Times New Roman"/>
+                <w:b/>
+                <w:bCs/>
+                <w:sz w:val="28"/>
+                <w:szCs w:val="28"/>
                 <w:lang w:val="vi-VN"/>
               </w:rPr>
             </w:pPr>
-            <w:proofErr w:type="spellStart"/>
-            <w:r>
-              <w:t>upload_date</w:t>
-            </w:r>
-            <w:proofErr w:type="spellEnd"/>
-          </w:p>
-        </w:tc>
-        <w:tc>
-          <w:tcPr>
-            <w:tcW w:w="3117" w:type="dxa"/>
-            <w:vAlign w:val="center"/>
-          </w:tcPr>
-          <w:p>
-            <w:pPr>
-              <w:rPr>
-                <w:rFonts w:ascii="Times New Roman" w:hAnsi="Times New Roman" w:cs="Times New Roman"/>
-                <w:sz w:val="24"/>
-                <w:szCs w:val="24"/>
+            <w:r>
+              <w:t>Account</w:t>
+            </w:r>
+          </w:p>
+        </w:tc>
+        <w:tc>
+          <w:tcPr>
+            <w:tcW w:w="4675" w:type="dxa"/>
+            <w:vAlign w:val="center"/>
+          </w:tcPr>
+          <w:p>
+            <w:pPr>
+              <w:rPr>
+                <w:rFonts w:ascii="Times New Roman" w:hAnsi="Times New Roman" w:cs="Times New Roman"/>
+                <w:b/>
+                <w:bCs/>
+                <w:sz w:val="28"/>
+                <w:szCs w:val="28"/>
                 <w:lang w:val="vi-VN"/>
               </w:rPr>
             </w:pPr>
             <w:r>
-              <w:t>datetime</w:t>
-            </w:r>
-          </w:p>
-        </w:tc>
-        <w:tc>
-          <w:tcPr>
-            <w:tcW w:w="3117" w:type="dxa"/>
-            <w:vAlign w:val="center"/>
-          </w:tcPr>
-          <w:p>
-            <w:pPr>
-              <w:rPr>
-                <w:rFonts w:ascii="Times New Roman" w:hAnsi="Times New Roman" w:cs="Times New Roman"/>
-                <w:sz w:val="24"/>
-                <w:szCs w:val="24"/>
+              <w:t>Student</w:t>
+            </w:r>
+          </w:p>
+        </w:tc>
+      </w:tr>
+      <w:tr>
+        <w:tc>
+          <w:tcPr>
+            <w:tcW w:w="4675" w:type="dxa"/>
+            <w:vAlign w:val="center"/>
+          </w:tcPr>
+          <w:p>
+            <w:pPr>
+              <w:rPr>
+                <w:rFonts w:ascii="Times New Roman" w:hAnsi="Times New Roman" w:cs="Times New Roman"/>
+                <w:b/>
+                <w:bCs/>
+                <w:sz w:val="28"/>
+                <w:szCs w:val="28"/>
                 <w:lang w:val="vi-VN"/>
               </w:rPr>
             </w:pPr>
+            <w:r>
+              <w:t>Account</w:t>
+            </w:r>
+          </w:p>
+        </w:tc>
+        <w:tc>
+          <w:tcPr>
+            <w:tcW w:w="4675" w:type="dxa"/>
+            <w:vAlign w:val="center"/>
+          </w:tcPr>
+          <w:p>
+            <w:pPr>
+              <w:rPr>
+                <w:rFonts w:ascii="Times New Roman" w:hAnsi="Times New Roman" w:cs="Times New Roman"/>
+                <w:b/>
+                <w:bCs/>
+                <w:sz w:val="28"/>
+                <w:szCs w:val="28"/>
+                <w:lang w:val="vi-VN"/>
+              </w:rPr>
+            </w:pPr>
+            <w:r>
+              <w:t>Teacher</w:t>
+            </w:r>
           </w:p>
         </w:tc>
       </w:tr>
@@ -33165,60 +33220,34 @@
       <w:pPr>
         <w:rPr>
           <w:rFonts w:ascii="Times New Roman" w:hAnsi="Times New Roman" w:cs="Times New Roman"/>
-          <w:sz w:val="24"/>
-          <w:szCs w:val="24"/>
-          <w:lang w:val="vi-VN"/>
-        </w:rPr>
-      </w:pPr>
-    </w:p>
-    <w:p>
-      <w:pPr>
-        <w:rPr>
-          <w:rFonts w:ascii="Times New Roman" w:hAnsi="Times New Roman" w:cs="Times New Roman"/>
-          <w:b/>
-          <w:bCs/>
-          <w:sz w:val="24"/>
-          <w:szCs w:val="24"/>
-        </w:rPr>
-      </w:pPr>
-      <w:r>
-        <w:rPr>
-          <w:rFonts w:ascii="Times New Roman" w:hAnsi="Times New Roman" w:cs="Times New Roman"/>
-          <w:b/>
-          <w:bCs/>
-          <w:sz w:val="24"/>
-          <w:szCs w:val="24"/>
-        </w:rPr>
-        <w:t xml:space="preserve">7.2.15 </w:t>
-      </w:r>
-      <w:proofErr w:type="spellStart"/>
-      <w:r>
-        <w:rPr>
-          <w:rFonts w:ascii="Times New Roman" w:hAnsi="Times New Roman" w:cs="Times New Roman"/>
-          <w:b/>
-          <w:bCs/>
-          <w:sz w:val="24"/>
-          <w:szCs w:val="24"/>
-        </w:rPr>
-        <w:t>SystemLog</w:t>
-      </w:r>
-      <w:proofErr w:type="spellEnd"/>
-    </w:p>
-    <w:p>
-      <w:pPr>
-        <w:rPr>
-          <w:rFonts w:ascii="Times New Roman" w:hAnsi="Times New Roman" w:cs="Times New Roman"/>
-          <w:sz w:val="24"/>
-          <w:szCs w:val="24"/>
-        </w:rPr>
-      </w:pPr>
-      <w:r>
-        <w:rPr>
-          <w:rFonts w:ascii="Times New Roman" w:hAnsi="Times New Roman" w:cs="Times New Roman"/>
-          <w:sz w:val="24"/>
-          <w:szCs w:val="24"/>
-        </w:rPr>
-        <w:t>Stores audit logs and system activities.</w:t>
+          <w:b/>
+          <w:bCs/>
+          <w:sz w:val="28"/>
+          <w:szCs w:val="28"/>
+          <w:lang w:val="vi-VN"/>
+        </w:rPr>
+      </w:pPr>
+    </w:p>
+    <w:p>
+      <w:pPr>
+        <w:rPr>
+          <w:rFonts w:ascii="Times New Roman" w:hAnsi="Times New Roman" w:cs="Times New Roman"/>
+          <w:b/>
+          <w:bCs/>
+          <w:sz w:val="28"/>
+          <w:szCs w:val="28"/>
+          <w:lang w:val="vi-VN"/>
+        </w:rPr>
+      </w:pPr>
+      <w:r>
+        <w:rPr>
+          <w:rFonts w:ascii="Times New Roman" w:hAnsi="Times New Roman" w:cs="Times New Roman"/>
+          <w:b/>
+          <w:bCs/>
+          <w:sz w:val="28"/>
+          <w:szCs w:val="28"/>
+        </w:rPr>
+        <w:t>One-to-Many Relationships</w:t>
       </w:r>
     </w:p>
     <w:tbl>
@@ -33242,487 +33271,6 @@
             <w:pPr>
               <w:rPr>
                 <w:rFonts w:ascii="Times New Roman" w:hAnsi="Times New Roman" w:cs="Times New Roman"/>
-                <w:sz w:val="24"/>
-                <w:szCs w:val="24"/>
-              </w:rPr>
-            </w:pPr>
-            <w:r>
-              <w:rPr>
-                <w:b/>
-                <w:bCs/>
-              </w:rPr>
-              <w:t>Field</w:t>
-            </w:r>
-          </w:p>
-        </w:tc>
-        <w:tc>
-          <w:tcPr>
-            <w:tcW w:w="3117" w:type="dxa"/>
-            <w:vAlign w:val="center"/>
-          </w:tcPr>
-          <w:p>
-            <w:pPr>
-              <w:rPr>
-                <w:rFonts w:ascii="Times New Roman" w:hAnsi="Times New Roman" w:cs="Times New Roman"/>
-                <w:sz w:val="24"/>
-                <w:szCs w:val="24"/>
-              </w:rPr>
-            </w:pPr>
-            <w:r>
-              <w:rPr>
-                <w:b/>
-                <w:bCs/>
-              </w:rPr>
-              <w:t>Type</w:t>
-            </w:r>
-          </w:p>
-        </w:tc>
-        <w:tc>
-          <w:tcPr>
-            <w:tcW w:w="3117" w:type="dxa"/>
-            <w:vAlign w:val="center"/>
-          </w:tcPr>
-          <w:p>
-            <w:pPr>
-              <w:rPr>
-                <w:rFonts w:ascii="Times New Roman" w:hAnsi="Times New Roman" w:cs="Times New Roman"/>
-                <w:sz w:val="24"/>
-                <w:szCs w:val="24"/>
-              </w:rPr>
-            </w:pPr>
-            <w:r>
-              <w:rPr>
-                <w:b/>
-                <w:bCs/>
-              </w:rPr>
-              <w:t>Key</w:t>
-            </w:r>
-          </w:p>
-        </w:tc>
-      </w:tr>
-      <w:tr>
-        <w:tc>
-          <w:tcPr>
-            <w:tcW w:w="3116" w:type="dxa"/>
-            <w:vAlign w:val="center"/>
-          </w:tcPr>
-          <w:p>
-            <w:pPr>
-              <w:rPr>
-                <w:rFonts w:ascii="Times New Roman" w:hAnsi="Times New Roman" w:cs="Times New Roman"/>
-                <w:sz w:val="24"/>
-                <w:szCs w:val="24"/>
-              </w:rPr>
-            </w:pPr>
-            <w:proofErr w:type="spellStart"/>
-            <w:r>
-              <w:t>log_id</w:t>
-            </w:r>
-            <w:proofErr w:type="spellEnd"/>
-          </w:p>
-        </w:tc>
-        <w:tc>
-          <w:tcPr>
-            <w:tcW w:w="3117" w:type="dxa"/>
-            <w:vAlign w:val="center"/>
-          </w:tcPr>
-          <w:p>
-            <w:pPr>
-              <w:rPr>
-                <w:rFonts w:ascii="Times New Roman" w:hAnsi="Times New Roman" w:cs="Times New Roman"/>
-                <w:sz w:val="24"/>
-                <w:szCs w:val="24"/>
-              </w:rPr>
-            </w:pPr>
-            <w:proofErr w:type="gramStart"/>
-            <w:r>
-              <w:t>varchar(</w:t>
-            </w:r>
-            <w:proofErr w:type="gramEnd"/>
-            <w:r>
-              <w:t>20)</w:t>
-            </w:r>
-          </w:p>
-        </w:tc>
-        <w:tc>
-          <w:tcPr>
-            <w:tcW w:w="3117" w:type="dxa"/>
-            <w:vAlign w:val="center"/>
-          </w:tcPr>
-          <w:p>
-            <w:pPr>
-              <w:rPr>
-                <w:rFonts w:ascii="Times New Roman" w:hAnsi="Times New Roman" w:cs="Times New Roman"/>
-                <w:sz w:val="24"/>
-                <w:szCs w:val="24"/>
-              </w:rPr>
-            </w:pPr>
-            <w:r>
-              <w:t>PK</w:t>
-            </w:r>
-          </w:p>
-        </w:tc>
-      </w:tr>
-      <w:tr>
-        <w:tc>
-          <w:tcPr>
-            <w:tcW w:w="3116" w:type="dxa"/>
-            <w:vAlign w:val="center"/>
-          </w:tcPr>
-          <w:p>
-            <w:pPr>
-              <w:rPr>
-                <w:rFonts w:ascii="Times New Roman" w:hAnsi="Times New Roman" w:cs="Times New Roman"/>
-                <w:sz w:val="24"/>
-                <w:szCs w:val="24"/>
-              </w:rPr>
-            </w:pPr>
-            <w:proofErr w:type="spellStart"/>
-            <w:r>
-              <w:t>account_id</w:t>
-            </w:r>
-            <w:proofErr w:type="spellEnd"/>
-          </w:p>
-        </w:tc>
-        <w:tc>
-          <w:tcPr>
-            <w:tcW w:w="3117" w:type="dxa"/>
-            <w:vAlign w:val="center"/>
-          </w:tcPr>
-          <w:p>
-            <w:pPr>
-              <w:rPr>
-                <w:rFonts w:ascii="Times New Roman" w:hAnsi="Times New Roman" w:cs="Times New Roman"/>
-                <w:sz w:val="24"/>
-                <w:szCs w:val="24"/>
-              </w:rPr>
-            </w:pPr>
-            <w:proofErr w:type="gramStart"/>
-            <w:r>
-              <w:t>varchar(</w:t>
-            </w:r>
-            <w:proofErr w:type="gramEnd"/>
-            <w:r>
-              <w:t>20)</w:t>
-            </w:r>
-          </w:p>
-        </w:tc>
-        <w:tc>
-          <w:tcPr>
-            <w:tcW w:w="3117" w:type="dxa"/>
-            <w:vAlign w:val="center"/>
-          </w:tcPr>
-          <w:p>
-            <w:pPr>
-              <w:rPr>
-                <w:rFonts w:ascii="Times New Roman" w:hAnsi="Times New Roman" w:cs="Times New Roman"/>
-                <w:sz w:val="24"/>
-                <w:szCs w:val="24"/>
-              </w:rPr>
-            </w:pPr>
-            <w:r>
-              <w:t>FK</w:t>
-            </w:r>
-          </w:p>
-        </w:tc>
-      </w:tr>
-      <w:tr>
-        <w:tc>
-          <w:tcPr>
-            <w:tcW w:w="3116" w:type="dxa"/>
-            <w:vAlign w:val="center"/>
-          </w:tcPr>
-          <w:p>
-            <w:pPr>
-              <w:rPr>
-                <w:rFonts w:ascii="Times New Roman" w:hAnsi="Times New Roman" w:cs="Times New Roman"/>
-                <w:sz w:val="24"/>
-                <w:szCs w:val="24"/>
-              </w:rPr>
-            </w:pPr>
-            <w:r>
-              <w:t>action</w:t>
-            </w:r>
-          </w:p>
-        </w:tc>
-        <w:tc>
-          <w:tcPr>
-            <w:tcW w:w="3117" w:type="dxa"/>
-            <w:vAlign w:val="center"/>
-          </w:tcPr>
-          <w:p>
-            <w:pPr>
-              <w:rPr>
-                <w:rFonts w:ascii="Times New Roman" w:hAnsi="Times New Roman" w:cs="Times New Roman"/>
-                <w:sz w:val="24"/>
-                <w:szCs w:val="24"/>
-              </w:rPr>
-            </w:pPr>
-            <w:proofErr w:type="spellStart"/>
-            <w:proofErr w:type="gramStart"/>
-            <w:r>
-              <w:t>nvarchar</w:t>
-            </w:r>
-            <w:proofErr w:type="spellEnd"/>
-            <w:r>
-              <w:t>(</w:t>
-            </w:r>
-            <w:proofErr w:type="gramEnd"/>
-            <w:r>
-              <w:t>255)</w:t>
-            </w:r>
-          </w:p>
-        </w:tc>
-        <w:tc>
-          <w:tcPr>
-            <w:tcW w:w="3117" w:type="dxa"/>
-            <w:vAlign w:val="center"/>
-          </w:tcPr>
-          <w:p>
-            <w:pPr>
-              <w:rPr>
-                <w:rFonts w:ascii="Times New Roman" w:hAnsi="Times New Roman" w:cs="Times New Roman"/>
-                <w:sz w:val="24"/>
-                <w:szCs w:val="24"/>
-              </w:rPr>
-            </w:pPr>
-          </w:p>
-        </w:tc>
-      </w:tr>
-      <w:tr>
-        <w:tc>
-          <w:tcPr>
-            <w:tcW w:w="3116" w:type="dxa"/>
-            <w:vAlign w:val="center"/>
-          </w:tcPr>
-          <w:p>
-            <w:pPr>
-              <w:rPr>
-                <w:rFonts w:ascii="Times New Roman" w:hAnsi="Times New Roman" w:cs="Times New Roman"/>
-                <w:sz w:val="24"/>
-                <w:szCs w:val="24"/>
-              </w:rPr>
-            </w:pPr>
-            <w:proofErr w:type="spellStart"/>
-            <w:r>
-              <w:t>log_time</w:t>
-            </w:r>
-            <w:proofErr w:type="spellEnd"/>
-          </w:p>
-        </w:tc>
-        <w:tc>
-          <w:tcPr>
-            <w:tcW w:w="3117" w:type="dxa"/>
-            <w:vAlign w:val="center"/>
-          </w:tcPr>
-          <w:p>
-            <w:pPr>
-              <w:rPr>
-                <w:rFonts w:ascii="Times New Roman" w:hAnsi="Times New Roman" w:cs="Times New Roman"/>
-                <w:sz w:val="24"/>
-                <w:szCs w:val="24"/>
-              </w:rPr>
-            </w:pPr>
-            <w:r>
-              <w:t>datetime</w:t>
-            </w:r>
-          </w:p>
-        </w:tc>
-        <w:tc>
-          <w:tcPr>
-            <w:tcW w:w="3117" w:type="dxa"/>
-            <w:vAlign w:val="center"/>
-          </w:tcPr>
-          <w:p>
-            <w:pPr>
-              <w:rPr>
-                <w:rFonts w:ascii="Times New Roman" w:hAnsi="Times New Roman" w:cs="Times New Roman"/>
-                <w:sz w:val="24"/>
-                <w:szCs w:val="24"/>
-              </w:rPr>
-            </w:pPr>
-          </w:p>
-        </w:tc>
-      </w:tr>
-    </w:tbl>
-    <w:p>
-      <w:pPr>
-        <w:rPr>
-          <w:rFonts w:ascii="Times New Roman" w:hAnsi="Times New Roman" w:cs="Times New Roman"/>
-          <w:sz w:val="24"/>
-          <w:szCs w:val="24"/>
-          <w:lang w:val="vi-VN"/>
-        </w:rPr>
-      </w:pPr>
-    </w:p>
-    <w:p>
-      <w:pPr>
-        <w:rPr>
-          <w:rFonts w:ascii="Times New Roman" w:hAnsi="Times New Roman" w:cs="Times New Roman"/>
-          <w:sz w:val="24"/>
-          <w:szCs w:val="24"/>
-          <w:lang w:val="vi-VN"/>
-        </w:rPr>
-      </w:pPr>
-    </w:p>
-    <w:p>
-      <w:pPr>
-        <w:rPr>
-          <w:rFonts w:ascii="Times New Roman" w:hAnsi="Times New Roman" w:cs="Times New Roman"/>
-          <w:sz w:val="24"/>
-          <w:szCs w:val="24"/>
-          <w:lang w:val="vi-VN"/>
-        </w:rPr>
-      </w:pPr>
-    </w:p>
-    <w:p>
-      <w:pPr>
-        <w:rPr>
-          <w:rFonts w:ascii="Times New Roman" w:hAnsi="Times New Roman" w:cs="Times New Roman"/>
-          <w:sz w:val="24"/>
-          <w:szCs w:val="24"/>
-          <w:lang w:val="vi-VN"/>
-        </w:rPr>
-      </w:pPr>
-    </w:p>
-    <w:p>
-      <w:pPr>
-        <w:rPr>
-          <w:rFonts w:ascii="Times New Roman" w:hAnsi="Times New Roman" w:cs="Times New Roman"/>
-          <w:sz w:val="24"/>
-          <w:szCs w:val="24"/>
-          <w:lang w:val="vi-VN"/>
-        </w:rPr>
-      </w:pPr>
-    </w:p>
-    <w:p>
-      <w:pPr>
-        <w:rPr>
-          <w:rFonts w:ascii="Times New Roman" w:hAnsi="Times New Roman" w:cs="Times New Roman"/>
-          <w:sz w:val="24"/>
-          <w:szCs w:val="24"/>
-          <w:lang w:val="vi-VN"/>
-        </w:rPr>
-      </w:pPr>
-    </w:p>
-    <w:p>
-      <w:pPr>
-        <w:rPr>
-          <w:rFonts w:ascii="Times New Roman" w:hAnsi="Times New Roman" w:cs="Times New Roman"/>
-          <w:b/>
-          <w:bCs/>
-          <w:sz w:val="28"/>
-          <w:szCs w:val="28"/>
-        </w:rPr>
-      </w:pPr>
-      <w:r>
-        <w:rPr>
-          <w:rFonts w:ascii="Times New Roman" w:hAnsi="Times New Roman" w:cs="Times New Roman"/>
-          <w:b/>
-          <w:bCs/>
-          <w:sz w:val="28"/>
-          <w:szCs w:val="28"/>
-        </w:rPr>
-        <w:t>7.3 Relationships Between Tables</w:t>
-      </w:r>
-    </w:p>
-    <w:p>
-      <w:pPr>
-        <w:rPr>
-          <w:rFonts w:ascii="Times New Roman" w:hAnsi="Times New Roman" w:cs="Times New Roman"/>
-          <w:sz w:val="24"/>
-          <w:szCs w:val="24"/>
-        </w:rPr>
-      </w:pPr>
-      <w:r>
-        <w:rPr>
-          <w:rFonts w:ascii="Times New Roman" w:hAnsi="Times New Roman" w:cs="Times New Roman"/>
-          <w:sz w:val="24"/>
-          <w:szCs w:val="24"/>
-        </w:rPr>
-        <w:t xml:space="preserve">The database relationships are designed to maintain referential integrity and support all functional requirements of the </w:t>
-      </w:r>
-      <w:proofErr w:type="spellStart"/>
-      <w:r>
-        <w:rPr>
-          <w:rFonts w:ascii="Times New Roman" w:hAnsi="Times New Roman" w:cs="Times New Roman"/>
-          <w:sz w:val="24"/>
-          <w:szCs w:val="24"/>
-        </w:rPr>
-        <w:t>Acadex</w:t>
-      </w:r>
-      <w:proofErr w:type="spellEnd"/>
-      <w:r>
-        <w:rPr>
-          <w:rFonts w:ascii="Times New Roman" w:hAnsi="Times New Roman" w:cs="Times New Roman"/>
-          <w:sz w:val="24"/>
-          <w:szCs w:val="24"/>
-        </w:rPr>
-        <w:t xml:space="preserve"> system.</w:t>
-      </w:r>
-    </w:p>
-    <w:p>
-      <w:pPr>
-        <w:rPr>
-          <w:rFonts w:ascii="Times New Roman" w:hAnsi="Times New Roman" w:cs="Times New Roman"/>
-          <w:sz w:val="24"/>
-          <w:szCs w:val="24"/>
-          <w:lang w:val="vi-VN"/>
-        </w:rPr>
-      </w:pPr>
-    </w:p>
-    <w:p>
-      <w:pPr>
-        <w:rPr>
-          <w:rFonts w:ascii="Times New Roman" w:hAnsi="Times New Roman" w:cs="Times New Roman"/>
-          <w:sz w:val="24"/>
-          <w:szCs w:val="24"/>
-          <w:lang w:val="vi-VN"/>
-        </w:rPr>
-      </w:pPr>
-    </w:p>
-    <w:p>
-      <w:pPr>
-        <w:rPr>
-          <w:rFonts w:ascii="Times New Roman" w:hAnsi="Times New Roman" w:cs="Times New Roman"/>
-          <w:b/>
-          <w:bCs/>
-          <w:sz w:val="28"/>
-          <w:szCs w:val="28"/>
-          <w:lang w:val="vi-VN"/>
-        </w:rPr>
-      </w:pPr>
-      <w:r>
-        <w:rPr>
-          <w:rFonts w:ascii="Times New Roman" w:hAnsi="Times New Roman" w:cs="Times New Roman"/>
-          <w:b/>
-          <w:bCs/>
-          <w:sz w:val="28"/>
-          <w:szCs w:val="28"/>
-        </w:rPr>
-        <w:t>One-to-One Relationships</w:t>
-      </w:r>
-    </w:p>
-    <w:tbl>
-      <w:tblPr>
-        <w:tblStyle w:val="TableGrid"/>
-        <w:tblW w:w="0" w:type="auto"/>
-        <w:tblLook w:val="04A0" w:firstRow="1" w:lastRow="0" w:firstColumn="1" w:lastColumn="0" w:noHBand="0" w:noVBand="1"/>
-      </w:tblPr>
-      <w:tblGrid>
-        <w:gridCol w:w="4675"/>
-        <w:gridCol w:w="4675"/>
-      </w:tblGrid>
-      <w:tr>
-        <w:tc>
-          <w:tcPr>
-            <w:tcW w:w="4675" w:type="dxa"/>
-            <w:vAlign w:val="center"/>
-          </w:tcPr>
-          <w:p>
-            <w:pPr>
-              <w:rPr>
-                <w:rFonts w:ascii="Times New Roman" w:hAnsi="Times New Roman" w:cs="Times New Roman"/>
                 <w:b/>
                 <w:bCs/>
                 <w:sz w:val="28"/>
@@ -33741,7 +33289,7 @@
         </w:tc>
         <w:tc>
           <w:tcPr>
-            <w:tcW w:w="4675" w:type="dxa"/>
+            <w:tcW w:w="3117" w:type="dxa"/>
             <w:vAlign w:val="center"/>
           </w:tcPr>
           <w:p>
@@ -33764,11 +33312,9 @@
             </w:r>
           </w:p>
         </w:tc>
-      </w:tr>
-      <w:tr>
-        <w:tc>
-          <w:tcPr>
-            <w:tcW w:w="4675" w:type="dxa"/>
+        <w:tc>
+          <w:tcPr>
+            <w:tcW w:w="3117" w:type="dxa"/>
             <w:vAlign w:val="center"/>
           </w:tcPr>
           <w:p>
@@ -33783,13 +33329,19 @@
               </w:rPr>
             </w:pPr>
             <w:r>
-              <w:t>Account</w:t>
-            </w:r>
-          </w:p>
-        </w:tc>
-        <w:tc>
-          <w:tcPr>
-            <w:tcW w:w="4675" w:type="dxa"/>
+              <w:rPr>
+                <w:b/>
+                <w:bCs/>
+              </w:rPr>
+              <w:t>Parent Table</w:t>
+            </w:r>
+          </w:p>
+        </w:tc>
+      </w:tr>
+      <w:tr>
+        <w:tc>
+          <w:tcPr>
+            <w:tcW w:w="3116" w:type="dxa"/>
             <w:vAlign w:val="center"/>
           </w:tcPr>
           <w:p>
@@ -33804,15 +33356,13 @@
               </w:rPr>
             </w:pPr>
             <w:r>
-              <w:t>Student</w:t>
-            </w:r>
-          </w:p>
-        </w:tc>
-      </w:tr>
-      <w:tr>
-        <w:tc>
-          <w:tcPr>
-            <w:tcW w:w="4675" w:type="dxa"/>
+              <w:t>Teacher</w:t>
+            </w:r>
+          </w:p>
+        </w:tc>
+        <w:tc>
+          <w:tcPr>
+            <w:tcW w:w="3117" w:type="dxa"/>
             <w:vAlign w:val="center"/>
           </w:tcPr>
           <w:p>
@@ -33827,13 +33377,13 @@
               </w:rPr>
             </w:pPr>
             <w:r>
-              <w:t>Account</w:t>
-            </w:r>
-          </w:p>
-        </w:tc>
-        <w:tc>
-          <w:tcPr>
-            <w:tcW w:w="4675" w:type="dxa"/>
+              <w:t>Class</w:t>
+            </w:r>
+          </w:p>
+        </w:tc>
+        <w:tc>
+          <w:tcPr>
+            <w:tcW w:w="3117" w:type="dxa"/>
             <w:vAlign w:val="center"/>
           </w:tcPr>
           <w:p>
@@ -33853,52 +33403,6 @@
           </w:p>
         </w:tc>
       </w:tr>
-    </w:tbl>
-    <w:p>
-      <w:pPr>
-        <w:rPr>
-          <w:rFonts w:ascii="Times New Roman" w:hAnsi="Times New Roman" w:cs="Times New Roman"/>
-          <w:b/>
-          <w:bCs/>
-          <w:sz w:val="28"/>
-          <w:szCs w:val="28"/>
-          <w:lang w:val="vi-VN"/>
-        </w:rPr>
-      </w:pPr>
-    </w:p>
-    <w:p>
-      <w:pPr>
-        <w:rPr>
-          <w:rFonts w:ascii="Times New Roman" w:hAnsi="Times New Roman" w:cs="Times New Roman"/>
-          <w:b/>
-          <w:bCs/>
-          <w:sz w:val="28"/>
-          <w:szCs w:val="28"/>
-          <w:lang w:val="vi-VN"/>
-        </w:rPr>
-      </w:pPr>
-      <w:r>
-        <w:rPr>
-          <w:rFonts w:ascii="Times New Roman" w:hAnsi="Times New Roman" w:cs="Times New Roman"/>
-          <w:b/>
-          <w:bCs/>
-          <w:sz w:val="28"/>
-          <w:szCs w:val="28"/>
-        </w:rPr>
-        <w:t>One-to-Many Relationships</w:t>
-      </w:r>
-    </w:p>
-    <w:tbl>
-      <w:tblPr>
-        <w:tblStyle w:val="TableGrid"/>
-        <w:tblW w:w="0" w:type="auto"/>
-        <w:tblLook w:val="04A0" w:firstRow="1" w:lastRow="0" w:firstColumn="1" w:lastColumn="0" w:noHBand="0" w:noVBand="1"/>
-      </w:tblPr>
-      <w:tblGrid>
-        <w:gridCol w:w="3116"/>
-        <w:gridCol w:w="3117"/>
-        <w:gridCol w:w="3117"/>
-      </w:tblGrid>
       <w:tr>
         <w:tc>
           <w:tcPr>
@@ -33917,11 +33421,7 @@
               </w:rPr>
             </w:pPr>
             <w:r>
-              <w:rPr>
-                <w:b/>
-                <w:bCs/>
-              </w:rPr>
-              <w:t>Parent Table</w:t>
+              <w:t>Class</w:t>
             </w:r>
           </w:p>
         </w:tc>
@@ -33942,11 +33442,7 @@
               </w:rPr>
             </w:pPr>
             <w:r>
-              <w:rPr>
-                <w:b/>
-                <w:bCs/>
-              </w:rPr>
-              <w:t>Child Table</w:t>
+              <w:t>Student</w:t>
             </w:r>
           </w:p>
         </w:tc>
@@ -33967,11 +33463,7 @@
               </w:rPr>
             </w:pPr>
             <w:r>
-              <w:rPr>
-                <w:b/>
-                <w:bCs/>
-              </w:rPr>
-              <w:t>Parent Table</w:t>
+              <w:t>Class</w:t>
             </w:r>
           </w:p>
         </w:tc>
@@ -33994,7 +33486,7 @@
               </w:rPr>
             </w:pPr>
             <w:r>
-              <w:t>Teacher</w:t>
+              <w:t>Student</w:t>
             </w:r>
           </w:p>
         </w:tc>
@@ -34015,7 +33507,7 @@
               </w:rPr>
             </w:pPr>
             <w:r>
-              <w:t>Class</w:t>
+              <w:t>Attendance</w:t>
             </w:r>
           </w:p>
         </w:tc>
@@ -34036,7 +33528,7 @@
               </w:rPr>
             </w:pPr>
             <w:r>
-              <w:t>Teacher</w:t>
+              <w:t>Student</w:t>
             </w:r>
           </w:p>
         </w:tc>
@@ -34059,7 +33551,7 @@
               </w:rPr>
             </w:pPr>
             <w:r>
-              <w:t>Class</w:t>
+              <w:t>Student</w:t>
             </w:r>
           </w:p>
         </w:tc>
@@ -34080,7 +33572,7 @@
               </w:rPr>
             </w:pPr>
             <w:r>
-              <w:t>Student</w:t>
+              <w:t>Score</w:t>
             </w:r>
           </w:p>
         </w:tc>
@@ -34101,7 +33593,7 @@
               </w:rPr>
             </w:pPr>
             <w:r>
-              <w:t>Class</w:t>
+              <w:t>Student</w:t>
             </w:r>
           </w:p>
         </w:tc>
@@ -34124,7 +33616,7 @@
               </w:rPr>
             </w:pPr>
             <w:r>
-              <w:t>Student</w:t>
+              <w:t>Subject</w:t>
             </w:r>
           </w:p>
         </w:tc>
@@ -34145,7 +33637,7 @@
               </w:rPr>
             </w:pPr>
             <w:r>
-              <w:t>Attendance</w:t>
+              <w:t>Score</w:t>
             </w:r>
           </w:p>
         </w:tc>
@@ -34166,7 +33658,7 @@
               </w:rPr>
             </w:pPr>
             <w:r>
-              <w:t>Student</w:t>
+              <w:t>Subject</w:t>
             </w:r>
           </w:p>
         </w:tc>
@@ -34189,7 +33681,7 @@
               </w:rPr>
             </w:pPr>
             <w:r>
-              <w:t>Student</w:t>
+              <w:t>Semester</w:t>
             </w:r>
           </w:p>
         </w:tc>
@@ -34231,7 +33723,7 @@
               </w:rPr>
             </w:pPr>
             <w:r>
-              <w:t>Student</w:t>
+              <w:t>Semester</w:t>
             </w:r>
           </w:p>
         </w:tc>
@@ -34254,7 +33746,7 @@
               </w:rPr>
             </w:pPr>
             <w:r>
-              <w:t>Subject</w:t>
+              <w:t>Account</w:t>
             </w:r>
           </w:p>
         </w:tc>
@@ -34275,7 +33767,7 @@
               </w:rPr>
             </w:pPr>
             <w:r>
-              <w:t>Score</w:t>
+              <w:t>Notification</w:t>
             </w:r>
           </w:p>
         </w:tc>
@@ -34296,7 +33788,7 @@
               </w:rPr>
             </w:pPr>
             <w:r>
-              <w:t>Subject</w:t>
+              <w:t>Account</w:t>
             </w:r>
           </w:p>
         </w:tc>
@@ -34319,7 +33811,7 @@
               </w:rPr>
             </w:pPr>
             <w:r>
-              <w:t>Semester</w:t>
+              <w:t>Account</w:t>
             </w:r>
           </w:p>
         </w:tc>
@@ -34339,9 +33831,11 @@
                 <w:lang w:val="vi-VN"/>
               </w:rPr>
             </w:pPr>
-            <w:r>
-              <w:t>Score</w:t>
-            </w:r>
+            <w:proofErr w:type="spellStart"/>
+            <w:r>
+              <w:t>SystemLog</w:t>
+            </w:r>
+            <w:proofErr w:type="spellEnd"/>
           </w:p>
         </w:tc>
         <w:tc>
@@ -34361,138 +33855,6 @@
               </w:rPr>
             </w:pPr>
             <w:r>
-              <w:t>Semester</w:t>
-            </w:r>
-          </w:p>
-        </w:tc>
-      </w:tr>
-      <w:tr>
-        <w:tc>
-          <w:tcPr>
-            <w:tcW w:w="3116" w:type="dxa"/>
-            <w:vAlign w:val="center"/>
-          </w:tcPr>
-          <w:p>
-            <w:pPr>
-              <w:rPr>
-                <w:rFonts w:ascii="Times New Roman" w:hAnsi="Times New Roman" w:cs="Times New Roman"/>
-                <w:b/>
-                <w:bCs/>
-                <w:sz w:val="28"/>
-                <w:szCs w:val="28"/>
-                <w:lang w:val="vi-VN"/>
-              </w:rPr>
-            </w:pPr>
-            <w:r>
-              <w:t>Account</w:t>
-            </w:r>
-          </w:p>
-        </w:tc>
-        <w:tc>
-          <w:tcPr>
-            <w:tcW w:w="3117" w:type="dxa"/>
-            <w:vAlign w:val="center"/>
-          </w:tcPr>
-          <w:p>
-            <w:pPr>
-              <w:rPr>
-                <w:rFonts w:ascii="Times New Roman" w:hAnsi="Times New Roman" w:cs="Times New Roman"/>
-                <w:b/>
-                <w:bCs/>
-                <w:sz w:val="28"/>
-                <w:szCs w:val="28"/>
-                <w:lang w:val="vi-VN"/>
-              </w:rPr>
-            </w:pPr>
-            <w:r>
-              <w:t>Notification</w:t>
-            </w:r>
-          </w:p>
-        </w:tc>
-        <w:tc>
-          <w:tcPr>
-            <w:tcW w:w="3117" w:type="dxa"/>
-            <w:vAlign w:val="center"/>
-          </w:tcPr>
-          <w:p>
-            <w:pPr>
-              <w:rPr>
-                <w:rFonts w:ascii="Times New Roman" w:hAnsi="Times New Roman" w:cs="Times New Roman"/>
-                <w:b/>
-                <w:bCs/>
-                <w:sz w:val="28"/>
-                <w:szCs w:val="28"/>
-                <w:lang w:val="vi-VN"/>
-              </w:rPr>
-            </w:pPr>
-            <w:r>
-              <w:t>Account</w:t>
-            </w:r>
-          </w:p>
-        </w:tc>
-      </w:tr>
-      <w:tr>
-        <w:tc>
-          <w:tcPr>
-            <w:tcW w:w="3116" w:type="dxa"/>
-            <w:vAlign w:val="center"/>
-          </w:tcPr>
-          <w:p>
-            <w:pPr>
-              <w:rPr>
-                <w:rFonts w:ascii="Times New Roman" w:hAnsi="Times New Roman" w:cs="Times New Roman"/>
-                <w:b/>
-                <w:bCs/>
-                <w:sz w:val="28"/>
-                <w:szCs w:val="28"/>
-                <w:lang w:val="vi-VN"/>
-              </w:rPr>
-            </w:pPr>
-            <w:r>
-              <w:t>Account</w:t>
-            </w:r>
-          </w:p>
-        </w:tc>
-        <w:tc>
-          <w:tcPr>
-            <w:tcW w:w="3117" w:type="dxa"/>
-            <w:vAlign w:val="center"/>
-          </w:tcPr>
-          <w:p>
-            <w:pPr>
-              <w:rPr>
-                <w:rFonts w:ascii="Times New Roman" w:hAnsi="Times New Roman" w:cs="Times New Roman"/>
-                <w:b/>
-                <w:bCs/>
-                <w:sz w:val="28"/>
-                <w:szCs w:val="28"/>
-                <w:lang w:val="vi-VN"/>
-              </w:rPr>
-            </w:pPr>
-            <w:proofErr w:type="spellStart"/>
-            <w:r>
-              <w:t>SystemLog</w:t>
-            </w:r>
-            <w:proofErr w:type="spellEnd"/>
-          </w:p>
-        </w:tc>
-        <w:tc>
-          <w:tcPr>
-            <w:tcW w:w="3117" w:type="dxa"/>
-            <w:vAlign w:val="center"/>
-          </w:tcPr>
-          <w:p>
-            <w:pPr>
-              <w:rPr>
-                <w:rFonts w:ascii="Times New Roman" w:hAnsi="Times New Roman" w:cs="Times New Roman"/>
-                <w:b/>
-                <w:bCs/>
-                <w:sz w:val="28"/>
-                <w:szCs w:val="28"/>
-                <w:lang w:val="vi-VN"/>
-              </w:rPr>
-            </w:pPr>
-            <w:r>
               <w:t>Account</w:t>
             </w:r>
           </w:p>
@@ -34530,6 +33892,7 @@
           <w:sz w:val="28"/>
           <w:szCs w:val="28"/>
         </w:rPr>
+        <w:lastRenderedPageBreak/>
         <w:t>Many-to-Many Relationships</w:t>
       </w:r>
     </w:p>
@@ -43338,7 +42701,7 @@
   <w:style w:type="paragraph" w:default="1" w:styleId="Normal">
     <w:name w:val="Normal"/>
     <w:qFormat/>
-    <w:rsid w:val="00BB0B24"/>
+    <w:rsid w:val="00372C9B"/>
     <w:pPr>
       <w:spacing w:after="0" w:line="276" w:lineRule="auto"/>
     </w:pPr>
@@ -43549,7 +42912,6 @@
   <w:style w:type="character" w:default="1" w:styleId="DefaultParagraphFont">
     <w:name w:val="Default Paragraph Font"/>
     <w:uiPriority w:val="1"/>
-    <w:semiHidden/>
     <w:unhideWhenUsed/>
   </w:style>
   <w:style w:type="table" w:default="1" w:styleId="TableNormal">

--- a/Acadex_SRS.docx
+++ b/Acadex_SRS.docx
@@ -92,7 +92,6 @@
         </w:rPr>
         <w:t xml:space="preserve">CAPSTONEPROJECTREPORT </w:t>
       </w:r>
-      <w:proofErr w:type="spellStart"/>
       <w:r>
         <w:rPr>
           <w:rFonts w:ascii="Times New Roman" w:eastAsia="Times New Roman" w:hAnsi="Times New Roman" w:cs="Times New Roman"/>
@@ -103,7 +102,6 @@
         </w:rPr>
         <w:t>Acadex</w:t>
       </w:r>
-      <w:proofErr w:type="spellEnd"/>
       <w:r>
         <w:rPr>
           <w:rFonts w:ascii="Times New Roman" w:eastAsia="Times New Roman" w:hAnsi="Times New Roman" w:cs="Times New Roman"/>
@@ -3611,25 +3609,7 @@
           <w:sz w:val="24"/>
           <w:szCs w:val="24"/>
         </w:rPr>
-        <w:t xml:space="preserve">The purpose of this Software Requirements Specification (SRS) document is to define the functional and non-functional requirements of the </w:t>
-      </w:r>
-      <w:proofErr w:type="spellStart"/>
-      <w:r>
-        <w:rPr>
-          <w:rFonts w:ascii="Times New Roman" w:hAnsi="Times New Roman" w:cs="Times New Roman"/>
-          <w:sz w:val="24"/>
-          <w:szCs w:val="24"/>
-        </w:rPr>
-        <w:t>Acadex</w:t>
-      </w:r>
-      <w:proofErr w:type="spellEnd"/>
-      <w:r>
-        <w:rPr>
-          <w:rFonts w:ascii="Times New Roman" w:hAnsi="Times New Roman" w:cs="Times New Roman"/>
-          <w:sz w:val="24"/>
-          <w:szCs w:val="24"/>
-        </w:rPr>
-        <w:t xml:space="preserve"> Student Management System. This document serves as a clear, shared agreement between the development team, testers, project managers, and stakeholders. It acts as the primary blueprint for the implementation phase, system testing, and future maintenance of the software.</w:t>
+        <w:t>The purpose of this Software Requirements Specification (SRS) document is to define the functional and non-functional requirements of the Acadex Student Management System. This document serves as a clear, shared agreement between the development team, testers, project managers, and stakeholders. It acts as the primary blueprint for the implementation phase, system testing, and future maintenance of the software.</w:t>
       </w:r>
     </w:p>
     <w:p>
@@ -3674,23 +3654,13 @@
           <w:lang w:val="vi-VN"/>
         </w:rPr>
       </w:pPr>
-      <w:proofErr w:type="spellStart"/>
-      <w:r>
-        <w:rPr>
-          <w:rFonts w:ascii="Times New Roman" w:hAnsi="Times New Roman" w:cs="Times New Roman"/>
-          <w:sz w:val="24"/>
-          <w:szCs w:val="24"/>
-        </w:rPr>
-        <w:t>Acadex</w:t>
-      </w:r>
-      <w:proofErr w:type="spellEnd"/>
-      <w:r>
-        <w:rPr>
-          <w:rFonts w:ascii="Times New Roman" w:hAnsi="Times New Roman" w:cs="Times New Roman"/>
-          <w:sz w:val="24"/>
-          <w:szCs w:val="24"/>
-        </w:rPr>
-        <w:t xml:space="preserve"> is a web-only student management system designed to digitalize and centralize academic workflows within the school. The system replaces manual, paper-and-spreadsheet-based administrative tasks with a single, unified platform. </w:t>
+      <w:r>
+        <w:rPr>
+          <w:rFonts w:ascii="Times New Roman" w:hAnsi="Times New Roman" w:cs="Times New Roman"/>
+          <w:sz w:val="24"/>
+          <w:szCs w:val="24"/>
+        </w:rPr>
+        <w:t xml:space="preserve">Acadex is a web-only student management system designed to digitalize and centralize academic workflows within the school. The system replaces manual, paper-and-spreadsheet-based administrative tasks with a single, unified platform. </w:t>
       </w:r>
     </w:p>
     <w:p>
@@ -3845,25 +3815,7 @@
           <w:sz w:val="24"/>
           <w:szCs w:val="24"/>
         </w:rPr>
-        <w:t xml:space="preserve">To maintain focus on core academic management, the current version of </w:t>
-      </w:r>
-      <w:proofErr w:type="spellStart"/>
-      <w:r>
-        <w:rPr>
-          <w:rFonts w:ascii="Times New Roman" w:hAnsi="Times New Roman" w:cs="Times New Roman"/>
-          <w:sz w:val="24"/>
-          <w:szCs w:val="24"/>
-        </w:rPr>
-        <w:t>Acadex</w:t>
-      </w:r>
-      <w:proofErr w:type="spellEnd"/>
-      <w:r>
-        <w:rPr>
-          <w:rFonts w:ascii="Times New Roman" w:hAnsi="Times New Roman" w:cs="Times New Roman"/>
-          <w:sz w:val="24"/>
-          <w:szCs w:val="24"/>
-        </w:rPr>
-        <w:t xml:space="preserve"> strictly excludes:</w:t>
+        <w:t>To maintain focus on core academic management, the current version of Acadex strictly excludes:</w:t>
       </w:r>
     </w:p>
     <w:p>
@@ -4337,16 +4289,8 @@
               <w:rPr>
                 <w:rStyle w:val="citation-67"/>
               </w:rPr>
-              <w:t xml:space="preserve">This technical document defining the requirements of </w:t>
-            </w:r>
-            <w:proofErr w:type="spellStart"/>
-            <w:r>
-              <w:rPr>
-                <w:rStyle w:val="citation-67"/>
-              </w:rPr>
-              <w:t>Acadex</w:t>
-            </w:r>
-            <w:proofErr w:type="spellEnd"/>
+              <w:t>This technical document defining the requirements of Acadex</w:t>
+            </w:r>
             <w:r>
               <w:t>.</w:t>
             </w:r>
@@ -4982,25 +4926,7 @@
           <w:sz w:val="24"/>
           <w:szCs w:val="24"/>
         </w:rPr>
-        <w:t xml:space="preserve">Express/Node.js Documentation. (2026). Production Best Practices: Performance and Reliability. Available from </w:t>
-      </w:r>
-      <w:proofErr w:type="spellStart"/>
-      <w:r>
-        <w:rPr>
-          <w:rFonts w:ascii="Times New Roman" w:hAnsi="Times New Roman" w:cs="Times New Roman"/>
-          <w:sz w:val="24"/>
-          <w:szCs w:val="24"/>
-        </w:rPr>
-        <w:t>Expressjs</w:t>
-      </w:r>
-      <w:proofErr w:type="spellEnd"/>
-      <w:r>
-        <w:rPr>
-          <w:rFonts w:ascii="Times New Roman" w:hAnsi="Times New Roman" w:cs="Times New Roman"/>
-          <w:sz w:val="24"/>
-          <w:szCs w:val="24"/>
-        </w:rPr>
-        <w:t xml:space="preserve"> official guide website.</w:t>
+        <w:t>Express/Node.js Documentation. (2026). Production Best Practices: Performance and Reliability. Available from Expressjs official guide website.</w:t>
       </w:r>
     </w:p>
     <w:p>
@@ -5071,69 +4997,41 @@
           <w:lang w:val="vi-VN"/>
         </w:rPr>
       </w:pPr>
-      <w:proofErr w:type="spellStart"/>
-      <w:r>
-        <w:rPr>
-          <w:rFonts w:ascii="Times New Roman" w:hAnsi="Times New Roman" w:cs="Times New Roman"/>
-          <w:sz w:val="24"/>
-          <w:szCs w:val="24"/>
-        </w:rPr>
-        <w:t>Acadex</w:t>
-      </w:r>
-      <w:proofErr w:type="spellEnd"/>
-      <w:r>
-        <w:rPr>
-          <w:rFonts w:ascii="Times New Roman" w:hAnsi="Times New Roman" w:cs="Times New Roman"/>
-          <w:sz w:val="24"/>
-          <w:szCs w:val="24"/>
-        </w:rPr>
-        <w:t xml:space="preserve"> is a web-based Student Management System designed to streamline and centralize academic administration activities within educational institutions. The system provides a unified platform for managing student information, classes, subjects, attendance records, academic performance, notifications, and reports. </w:t>
-      </w:r>
-    </w:p>
-    <w:p>
-      <w:pPr>
-        <w:rPr>
-          <w:rFonts w:ascii="Times New Roman" w:hAnsi="Times New Roman" w:cs="Times New Roman"/>
-          <w:sz w:val="24"/>
-          <w:szCs w:val="24"/>
-          <w:lang w:val="vi-VN"/>
-        </w:rPr>
-      </w:pPr>
-    </w:p>
-    <w:p>
-      <w:pPr>
-        <w:rPr>
-          <w:rFonts w:ascii="Times New Roman" w:hAnsi="Times New Roman" w:cs="Times New Roman"/>
-          <w:sz w:val="24"/>
-          <w:szCs w:val="24"/>
-          <w:lang w:val="vi-VN"/>
-        </w:rPr>
-      </w:pPr>
-      <w:r>
-        <w:rPr>
-          <w:rFonts w:ascii="Times New Roman" w:hAnsi="Times New Roman" w:cs="Times New Roman"/>
-          <w:sz w:val="24"/>
-          <w:szCs w:val="24"/>
-        </w:rPr>
-        <w:t xml:space="preserve">The system follows a client-server architecture where users access the application through a web browser while all business logic and data processing are handled by the backend server. </w:t>
-      </w:r>
-      <w:proofErr w:type="spellStart"/>
-      <w:r>
-        <w:rPr>
-          <w:rFonts w:ascii="Times New Roman" w:hAnsi="Times New Roman" w:cs="Times New Roman"/>
-          <w:sz w:val="24"/>
-          <w:szCs w:val="24"/>
-        </w:rPr>
-        <w:t>Acadex</w:t>
-      </w:r>
-      <w:proofErr w:type="spellEnd"/>
-      <w:r>
-        <w:rPr>
-          <w:rFonts w:ascii="Times New Roman" w:hAnsi="Times New Roman" w:cs="Times New Roman"/>
-          <w:sz w:val="24"/>
-          <w:szCs w:val="24"/>
-        </w:rPr>
-        <w:t xml:space="preserve"> aims to replace traditional manual processes that rely on paper documents and spreadsheets, thereby improving data accuracy, operational efficiency, and accessibility. </w:t>
+      <w:r>
+        <w:rPr>
+          <w:rFonts w:ascii="Times New Roman" w:hAnsi="Times New Roman" w:cs="Times New Roman"/>
+          <w:sz w:val="24"/>
+          <w:szCs w:val="24"/>
+        </w:rPr>
+        <w:t xml:space="preserve">Acadex is a web-based Student Management System designed to streamline and centralize academic administration activities within educational institutions. The system provides a unified platform for managing student information, classes, subjects, attendance records, academic performance, notifications, and reports. </w:t>
+      </w:r>
+    </w:p>
+    <w:p>
+      <w:pPr>
+        <w:rPr>
+          <w:rFonts w:ascii="Times New Roman" w:hAnsi="Times New Roman" w:cs="Times New Roman"/>
+          <w:sz w:val="24"/>
+          <w:szCs w:val="24"/>
+          <w:lang w:val="vi-VN"/>
+        </w:rPr>
+      </w:pPr>
+    </w:p>
+    <w:p>
+      <w:pPr>
+        <w:rPr>
+          <w:rFonts w:ascii="Times New Roman" w:hAnsi="Times New Roman" w:cs="Times New Roman"/>
+          <w:sz w:val="24"/>
+          <w:szCs w:val="24"/>
+          <w:lang w:val="vi-VN"/>
+        </w:rPr>
+      </w:pPr>
+      <w:r>
+        <w:rPr>
+          <w:rFonts w:ascii="Times New Roman" w:hAnsi="Times New Roman" w:cs="Times New Roman"/>
+          <w:sz w:val="24"/>
+          <w:szCs w:val="24"/>
+        </w:rPr>
+        <w:t xml:space="preserve">The system follows a client-server architecture where users access the application through a web browser while all business logic and data processing are handled by the backend server. Acadex aims to replace traditional manual processes that rely on paper documents and spreadsheets, thereby improving data accuracy, operational efficiency, and accessibility. </w:t>
       </w:r>
     </w:p>
     <w:p>
@@ -5274,23 +5172,13 @@
           <w:szCs w:val="24"/>
         </w:rPr>
       </w:pPr>
-      <w:proofErr w:type="spellStart"/>
-      <w:r>
-        <w:rPr>
-          <w:rFonts w:ascii="Times New Roman" w:hAnsi="Times New Roman" w:cs="Times New Roman"/>
-          <w:sz w:val="24"/>
-          <w:szCs w:val="24"/>
-        </w:rPr>
-        <w:t>Acadex</w:t>
-      </w:r>
-      <w:proofErr w:type="spellEnd"/>
-      <w:r>
-        <w:rPr>
-          <w:rFonts w:ascii="Times New Roman" w:hAnsi="Times New Roman" w:cs="Times New Roman"/>
-          <w:sz w:val="24"/>
-          <w:szCs w:val="24"/>
-        </w:rPr>
-        <w:t xml:space="preserve"> operates as a standalone academic management platform and can be integrated with future educational services if required. </w:t>
+      <w:r>
+        <w:rPr>
+          <w:rFonts w:ascii="Times New Roman" w:hAnsi="Times New Roman" w:cs="Times New Roman"/>
+          <w:sz w:val="24"/>
+          <w:szCs w:val="24"/>
+        </w:rPr>
+        <w:t xml:space="preserve">Acadex operates as a standalone academic management platform and can be integrated with future educational services if required. </w:t>
       </w:r>
     </w:p>
     <w:p>
@@ -5400,25 +5288,7 @@
           <w:sz w:val="24"/>
           <w:szCs w:val="24"/>
         </w:rPr>
-        <w:t xml:space="preserve">The major functions provided by </w:t>
-      </w:r>
-      <w:proofErr w:type="spellStart"/>
-      <w:r>
-        <w:rPr>
-          <w:rFonts w:ascii="Times New Roman" w:hAnsi="Times New Roman" w:cs="Times New Roman"/>
-          <w:sz w:val="24"/>
-          <w:szCs w:val="24"/>
-        </w:rPr>
-        <w:t>Acadex</w:t>
-      </w:r>
-      <w:proofErr w:type="spellEnd"/>
-      <w:r>
-        <w:rPr>
-          <w:rFonts w:ascii="Times New Roman" w:hAnsi="Times New Roman" w:cs="Times New Roman"/>
-          <w:sz w:val="24"/>
-          <w:szCs w:val="24"/>
-        </w:rPr>
-        <w:t xml:space="preserve"> include:</w:t>
+        <w:t>The major functions provided by Acadex include:</w:t>
       </w:r>
     </w:p>
     <w:p>
@@ -10780,29 +10650,7 @@
           <w:sz w:val="28"/>
           <w:szCs w:val="28"/>
         </w:rPr>
-        <w:t xml:space="preserve">3.6 </w:t>
-      </w:r>
-      <w:proofErr w:type="gramStart"/>
-      <w:r>
-        <w:rPr>
-          <w:rFonts w:ascii="Times New Roman" w:hAnsi="Times New Roman" w:cs="Times New Roman"/>
-          <w:b/>
-          <w:bCs/>
-          <w:sz w:val="28"/>
-          <w:szCs w:val="28"/>
-        </w:rPr>
-        <w:t>Score</w:t>
-      </w:r>
-      <w:proofErr w:type="gramEnd"/>
-      <w:r>
-        <w:rPr>
-          <w:rFonts w:ascii="Times New Roman" w:hAnsi="Times New Roman" w:cs="Times New Roman"/>
-          <w:b/>
-          <w:bCs/>
-          <w:sz w:val="28"/>
-          <w:szCs w:val="28"/>
-        </w:rPr>
-        <w:t xml:space="preserve"> Management Module</w:t>
+        <w:t>3.6 Score Management Module</w:t>
       </w:r>
     </w:p>
     <w:p>
@@ -13257,25 +13105,7 @@
           <w:sz w:val="24"/>
           <w:szCs w:val="24"/>
         </w:rPr>
-        <w:t xml:space="preserve">The Login Interface allows users to securely access the </w:t>
-      </w:r>
-      <w:proofErr w:type="spellStart"/>
-      <w:r>
-        <w:rPr>
-          <w:rFonts w:ascii="Times New Roman" w:hAnsi="Times New Roman" w:cs="Times New Roman"/>
-          <w:sz w:val="24"/>
-          <w:szCs w:val="24"/>
-        </w:rPr>
-        <w:t>Acadex</w:t>
-      </w:r>
-      <w:proofErr w:type="spellEnd"/>
-      <w:r>
-        <w:rPr>
-          <w:rFonts w:ascii="Times New Roman" w:hAnsi="Times New Roman" w:cs="Times New Roman"/>
-          <w:sz w:val="24"/>
-          <w:szCs w:val="24"/>
-        </w:rPr>
-        <w:t xml:space="preserve"> Student Management System using their registered credentials. The system verifies user authentication and grants access according to the assigned role.</w:t>
+        <w:t>The Login Interface allows users to securely access the Acadex Student Management System using their registered credentials. The system verifies user authentication and grants access according to the assigned role.</w:t>
       </w:r>
     </w:p>
     <w:p>
@@ -15456,29 +15286,7 @@
           <w:szCs w:val="24"/>
         </w:rPr>
         <w:lastRenderedPageBreak/>
-        <w:t xml:space="preserve">4.1.6 </w:t>
-      </w:r>
-      <w:proofErr w:type="gramStart"/>
-      <w:r>
-        <w:rPr>
-          <w:rFonts w:ascii="Times New Roman" w:hAnsi="Times New Roman" w:cs="Times New Roman"/>
-          <w:b/>
-          <w:bCs/>
-          <w:sz w:val="24"/>
-          <w:szCs w:val="24"/>
-        </w:rPr>
-        <w:t>Score</w:t>
-      </w:r>
-      <w:proofErr w:type="gramEnd"/>
-      <w:r>
-        <w:rPr>
-          <w:rFonts w:ascii="Times New Roman" w:hAnsi="Times New Roman" w:cs="Times New Roman"/>
-          <w:b/>
-          <w:bCs/>
-          <w:sz w:val="24"/>
-          <w:szCs w:val="24"/>
-        </w:rPr>
-        <w:t xml:space="preserve"> Management Interface</w:t>
+        <w:t>4.1.6 Score Management Interface</w:t>
       </w:r>
     </w:p>
     <w:p>
@@ -19008,8 +18816,26 @@
                 <w:rFonts w:ascii="Times New Roman" w:hAnsi="Times New Roman" w:cs="Times New Roman"/>
                 <w:sz w:val="24"/>
                 <w:szCs w:val="24"/>
-              </w:rPr>
-            </w:pPr>
+                <w:lang w:val="vi-VN"/>
+              </w:rPr>
+            </w:pPr>
+            <w:r>
+              <w:rPr>
+                <w:rFonts w:ascii="Times New Roman" w:hAnsi="Times New Roman" w:cs="Times New Roman"/>
+                <w:sz w:val="24"/>
+                <w:szCs w:val="24"/>
+              </w:rPr>
+              <w:t>SQL Server Management Studio</w:t>
+            </w:r>
+            <w:r>
+              <w:rPr>
+                <w:rFonts w:ascii="Times New Roman" w:hAnsi="Times New Roman" w:cs="Times New Roman"/>
+                <w:sz w:val="24"/>
+                <w:szCs w:val="24"/>
+                <w:lang w:val="vi-VN"/>
+              </w:rPr>
+              <w:t xml:space="preserve"> (</w:t>
+            </w:r>
             <w:r>
               <w:rPr>
                 <w:rFonts w:ascii="Times New Roman" w:hAnsi="Times New Roman" w:cs="Times New Roman"/>
@@ -19017,6 +18843,15 @@
                 <w:szCs w:val="24"/>
               </w:rPr>
               <w:t>SSMS</w:t>
+            </w:r>
+            <w:r>
+              <w:rPr>
+                <w:rFonts w:ascii="Times New Roman" w:hAnsi="Times New Roman" w:cs="Times New Roman"/>
+                <w:sz w:val="24"/>
+                <w:szCs w:val="24"/>
+                <w:lang w:val="vi-VN"/>
+              </w:rPr>
+              <w:t>)</w:t>
             </w:r>
           </w:p>
         </w:tc>
@@ -19804,25 +19639,7 @@
           <w:sz w:val="24"/>
           <w:szCs w:val="24"/>
         </w:rPr>
-        <w:t xml:space="preserve"> This section defines the quantifiable operational speed, throughput, and resource utilization metrics of the </w:t>
-      </w:r>
-      <w:proofErr w:type="spellStart"/>
-      <w:r>
-        <w:rPr>
-          <w:rFonts w:ascii="Times New Roman" w:hAnsi="Times New Roman" w:cs="Times New Roman"/>
-          <w:sz w:val="24"/>
-          <w:szCs w:val="24"/>
-        </w:rPr>
-        <w:t>Acadex</w:t>
-      </w:r>
-      <w:proofErr w:type="spellEnd"/>
-      <w:r>
-        <w:rPr>
-          <w:rFonts w:ascii="Times New Roman" w:hAnsi="Times New Roman" w:cs="Times New Roman"/>
-          <w:sz w:val="24"/>
-          <w:szCs w:val="24"/>
-        </w:rPr>
-        <w:t xml:space="preserve"> system under specified workloads.</w:t>
+        <w:t xml:space="preserve"> This section defines the quantifiable operational speed, throughput, and resource utilization metrics of the Acadex system under specified workloads.</w:t>
       </w:r>
     </w:p>
     <w:p>
@@ -20397,25 +20214,7 @@
           <w:sz w:val="24"/>
           <w:szCs w:val="24"/>
         </w:rPr>
-        <w:t xml:space="preserve"> This section specifies the mechanisms applied to safeguard the confidentiality, integrity, and availability of student and institutional data within </w:t>
-      </w:r>
-      <w:proofErr w:type="spellStart"/>
-      <w:r>
-        <w:rPr>
-          <w:rFonts w:ascii="Times New Roman" w:hAnsi="Times New Roman" w:cs="Times New Roman"/>
-          <w:sz w:val="24"/>
-          <w:szCs w:val="24"/>
-        </w:rPr>
-        <w:t>Acadex</w:t>
-      </w:r>
-      <w:proofErr w:type="spellEnd"/>
-      <w:r>
-        <w:rPr>
-          <w:rFonts w:ascii="Times New Roman" w:hAnsi="Times New Roman" w:cs="Times New Roman"/>
-          <w:sz w:val="24"/>
-          <w:szCs w:val="24"/>
-        </w:rPr>
-        <w:t>.</w:t>
+        <w:t xml:space="preserve"> This section specifies the mechanisms applied to safeguard the confidentiality, integrity, and availability of student and institutional data within Acadex.</w:t>
       </w:r>
     </w:p>
     <w:p>
@@ -20609,25 +20408,7 @@
                 <w:sz w:val="24"/>
                 <w:szCs w:val="24"/>
               </w:rPr>
-              <w:t xml:space="preserve"> All user account passwords must be securely encrypted using a strong one-way hashing algorithm (e.g., </w:t>
-            </w:r>
-            <w:proofErr w:type="spellStart"/>
-            <w:r>
-              <w:rPr>
-                <w:rFonts w:ascii="Times New Roman" w:hAnsi="Times New Roman" w:cs="Times New Roman"/>
-                <w:sz w:val="24"/>
-                <w:szCs w:val="24"/>
-              </w:rPr>
-              <w:t>BCrypt</w:t>
-            </w:r>
-            <w:proofErr w:type="spellEnd"/>
-            <w:r>
-              <w:rPr>
-                <w:rFonts w:ascii="Times New Roman" w:hAnsi="Times New Roman" w:cs="Times New Roman"/>
-                <w:sz w:val="24"/>
-                <w:szCs w:val="24"/>
-              </w:rPr>
-              <w:t xml:space="preserve"> with a workload factor of 10) prior to database persistence. Plain text passwords must never be stored.</w:t>
+              <w:t xml:space="preserve"> All user account passwords must be securely encrypted using a strong one-way hashing algorithm (e.g., BCrypt with a workload factor of 10) prior to database persistence. Plain text passwords must never be stored.</w:t>
             </w:r>
           </w:p>
         </w:tc>
@@ -20689,25 +20470,7 @@
                 <w:sz w:val="24"/>
                 <w:szCs w:val="24"/>
               </w:rPr>
-              <w:t xml:space="preserve"> The system shall strictly enforce Role-Based Access Control. Users holding the </w:t>
-            </w:r>
-            <w:proofErr w:type="gramStart"/>
-            <w:r>
-              <w:rPr>
-                <w:rFonts w:ascii="Times New Roman" w:hAnsi="Times New Roman" w:cs="Times New Roman"/>
-                <w:sz w:val="24"/>
-                <w:szCs w:val="24"/>
-              </w:rPr>
-              <w:t>Student</w:t>
-            </w:r>
-            <w:proofErr w:type="gramEnd"/>
-            <w:r>
-              <w:rPr>
-                <w:rFonts w:ascii="Times New Roman" w:hAnsi="Times New Roman" w:cs="Times New Roman"/>
-                <w:sz w:val="24"/>
-                <w:szCs w:val="24"/>
-              </w:rPr>
-              <w:t xml:space="preserve"> role shall have read-only access limited exclusively to their own data profiles and transcripts.</w:t>
+              <w:t xml:space="preserve"> The system shall strictly enforce Role-Based Access Control. Users holding the Student role shall have read-only access limited exclusively to their own data profiles and transcripts.</w:t>
             </w:r>
           </w:p>
         </w:tc>
@@ -21644,25 +21407,7 @@
                 <w:sz w:val="24"/>
                 <w:szCs w:val="24"/>
               </w:rPr>
-              <w:t xml:space="preserve"> The </w:t>
-            </w:r>
-            <w:proofErr w:type="spellStart"/>
-            <w:r>
-              <w:rPr>
-                <w:rFonts w:ascii="Times New Roman" w:hAnsi="Times New Roman" w:cs="Times New Roman"/>
-                <w:sz w:val="24"/>
-                <w:szCs w:val="24"/>
-              </w:rPr>
-              <w:t>Acadex</w:t>
-            </w:r>
-            <w:proofErr w:type="spellEnd"/>
-            <w:r>
-              <w:rPr>
-                <w:rFonts w:ascii="Times New Roman" w:hAnsi="Times New Roman" w:cs="Times New Roman"/>
-                <w:sz w:val="24"/>
-                <w:szCs w:val="24"/>
-              </w:rPr>
-              <w:t xml:space="preserve"> system shall achieve an operational availability uptime of 99.5% during institutional semesters, excluding pre-announced scheduled maintenance windows.</w:t>
+              <w:t xml:space="preserve"> The Acadex system shall achieve an operational availability uptime of 99.5% during institutional semesters, excluding pre-announced scheduled maintenance windows.</w:t>
             </w:r>
           </w:p>
         </w:tc>
@@ -24986,25 +24731,7 @@
           <w:sz w:val="24"/>
           <w:szCs w:val="24"/>
         </w:rPr>
-        <w:t xml:space="preserve">The </w:t>
-      </w:r>
-      <w:proofErr w:type="spellStart"/>
-      <w:r>
-        <w:rPr>
-          <w:rFonts w:ascii="Times New Roman" w:hAnsi="Times New Roman" w:cs="Times New Roman"/>
-          <w:sz w:val="24"/>
-          <w:szCs w:val="24"/>
-        </w:rPr>
-        <w:t>Acadex</w:t>
-      </w:r>
-      <w:proofErr w:type="spellEnd"/>
-      <w:r>
-        <w:rPr>
-          <w:rFonts w:ascii="Times New Roman" w:hAnsi="Times New Roman" w:cs="Times New Roman"/>
-          <w:sz w:val="24"/>
-          <w:szCs w:val="24"/>
-        </w:rPr>
-        <w:t xml:space="preserve"> Student Management System uses a relational database model implemented in Microsoft SQL Server. The database is designed to support student management, class management, academic records, attendance tracking, notifications, reporting, and system administration.</w:t>
+        <w:t>The Acadex Student Management System uses a relational database model implemented in Microsoft SQL Server. The database is designed to support student management, class management, academic records, attendance tracking, notifications, reporting, and system administration.</w:t>
       </w:r>
     </w:p>
     <w:p>
@@ -25067,29 +24794,7 @@
           <w:sz w:val="28"/>
           <w:szCs w:val="28"/>
         </w:rPr>
-        <w:t xml:space="preserve">Figure 7.1. </w:t>
-      </w:r>
-      <w:proofErr w:type="spellStart"/>
-      <w:r>
-        <w:rPr>
-          <w:rFonts w:ascii="Times New Roman" w:hAnsi="Times New Roman" w:cs="Times New Roman"/>
-          <w:b/>
-          <w:bCs/>
-          <w:sz w:val="28"/>
-          <w:szCs w:val="28"/>
-        </w:rPr>
-        <w:t>Acadex</w:t>
-      </w:r>
-      <w:proofErr w:type="spellEnd"/>
-      <w:r>
-        <w:rPr>
-          <w:rFonts w:ascii="Times New Roman" w:hAnsi="Times New Roman" w:cs="Times New Roman"/>
-          <w:b/>
-          <w:bCs/>
-          <w:sz w:val="28"/>
-          <w:szCs w:val="28"/>
-        </w:rPr>
-        <w:t xml:space="preserve"> ERD Diagram</w:t>
+        <w:t>Figure 7.1. Acadex ERD Diagram</w:t>
       </w:r>
     </w:p>
     <w:p>
@@ -25673,11 +25378,9 @@
                 <w:lang w:val="vi-VN"/>
               </w:rPr>
             </w:pPr>
-            <w:proofErr w:type="spellStart"/>
             <w:r>
               <w:t>Class_Subject</w:t>
             </w:r>
-            <w:proofErr w:type="spellEnd"/>
           </w:p>
         </w:tc>
       </w:tr>
@@ -25715,11 +25418,9 @@
                 <w:lang w:val="vi-VN"/>
               </w:rPr>
             </w:pPr>
-            <w:proofErr w:type="spellStart"/>
             <w:r>
               <w:t>Teacher_Subject</w:t>
             </w:r>
-            <w:proofErr w:type="spellEnd"/>
           </w:p>
         </w:tc>
       </w:tr>
@@ -25797,11 +25498,9 @@
                 <w:lang w:val="vi-VN"/>
               </w:rPr>
             </w:pPr>
-            <w:proofErr w:type="spellStart"/>
             <w:r>
               <w:t>ScoreComponent</w:t>
             </w:r>
-            <w:proofErr w:type="spellEnd"/>
           </w:p>
         </w:tc>
       </w:tr>
@@ -25919,11 +25618,9 @@
                 <w:lang w:val="vi-VN"/>
               </w:rPr>
             </w:pPr>
-            <w:proofErr w:type="spellStart"/>
             <w:r>
               <w:t>StudentRequest</w:t>
             </w:r>
-            <w:proofErr w:type="spellEnd"/>
           </w:p>
         </w:tc>
       </w:tr>
@@ -25961,11 +25658,9 @@
                 <w:lang w:val="vi-VN"/>
               </w:rPr>
             </w:pPr>
-            <w:proofErr w:type="spellStart"/>
             <w:r>
               <w:t>LearningMaterial</w:t>
             </w:r>
-            <w:proofErr w:type="spellEnd"/>
           </w:p>
         </w:tc>
       </w:tr>
@@ -26003,11 +25698,9 @@
                 <w:lang w:val="vi-VN"/>
               </w:rPr>
             </w:pPr>
-            <w:proofErr w:type="spellStart"/>
             <w:r>
               <w:t>SystemLog</w:t>
             </w:r>
-            <w:proofErr w:type="spellEnd"/>
           </w:p>
         </w:tc>
       </w:tr>
@@ -26215,11 +25908,9 @@
                 <w:lang w:val="vi-VN"/>
               </w:rPr>
             </w:pPr>
-            <w:proofErr w:type="spellStart"/>
             <w:r>
               <w:t>account_id</w:t>
             </w:r>
-            <w:proofErr w:type="spellEnd"/>
           </w:p>
         </w:tc>
         <w:tc>
@@ -26236,13 +25927,8 @@
                 <w:lang w:val="vi-VN"/>
               </w:rPr>
             </w:pPr>
-            <w:proofErr w:type="gramStart"/>
-            <w:r>
-              <w:t>varchar(</w:t>
-            </w:r>
-            <w:proofErr w:type="gramEnd"/>
-            <w:r>
-              <w:t>20)</w:t>
+            <w:r>
+              <w:t>varchar(20)</w:t>
             </w:r>
           </w:p>
         </w:tc>
@@ -26319,13 +26005,8 @@
                 <w:lang w:val="vi-VN"/>
               </w:rPr>
             </w:pPr>
-            <w:proofErr w:type="gramStart"/>
-            <w:r>
-              <w:t>varchar(</w:t>
-            </w:r>
-            <w:proofErr w:type="gramEnd"/>
-            <w:r>
-              <w:t>50)</w:t>
+            <w:r>
+              <w:t>varchar(50)</w:t>
             </w:r>
           </w:p>
         </w:tc>
@@ -26402,13 +26083,8 @@
                 <w:lang w:val="vi-VN"/>
               </w:rPr>
             </w:pPr>
-            <w:proofErr w:type="gramStart"/>
-            <w:r>
-              <w:t>varchar(</w:t>
-            </w:r>
-            <w:proofErr w:type="gramEnd"/>
-            <w:r>
-              <w:t>255)</w:t>
+            <w:r>
+              <w:t>varchar(255)</w:t>
             </w:r>
           </w:p>
         </w:tc>
@@ -26482,13 +26158,8 @@
                 <w:lang w:val="vi-VN"/>
               </w:rPr>
             </w:pPr>
-            <w:proofErr w:type="gramStart"/>
-            <w:r>
-              <w:t>varchar(</w:t>
-            </w:r>
-            <w:proofErr w:type="gramEnd"/>
-            <w:r>
-              <w:t>20)</w:t>
+            <w:r>
+              <w:t>varchar(20)</w:t>
             </w:r>
           </w:p>
         </w:tc>
@@ -26562,13 +26233,8 @@
                 <w:lang w:val="vi-VN"/>
               </w:rPr>
             </w:pPr>
-            <w:proofErr w:type="gramStart"/>
-            <w:r>
-              <w:t>varchar(</w:t>
-            </w:r>
-            <w:proofErr w:type="gramEnd"/>
-            <w:r>
-              <w:t>20)</w:t>
+            <w:r>
+              <w:t>varchar(20)</w:t>
             </w:r>
           </w:p>
         </w:tc>
@@ -26870,11 +26536,9 @@
                 <w:szCs w:val="24"/>
               </w:rPr>
             </w:pPr>
-            <w:proofErr w:type="spellStart"/>
             <w:r>
               <w:t>student_id</w:t>
             </w:r>
-            <w:proofErr w:type="spellEnd"/>
           </w:p>
         </w:tc>
         <w:tc>
@@ -26890,13 +26554,8 @@
                 <w:szCs w:val="24"/>
               </w:rPr>
             </w:pPr>
-            <w:proofErr w:type="gramStart"/>
-            <w:r>
-              <w:t>varchar(</w:t>
-            </w:r>
-            <w:proofErr w:type="gramEnd"/>
-            <w:r>
-              <w:t>20)</w:t>
+            <w:r>
+              <w:t>varchar(20)</w:t>
             </w:r>
           </w:p>
         </w:tc>
@@ -26933,11 +26592,9 @@
                 <w:szCs w:val="24"/>
               </w:rPr>
             </w:pPr>
-            <w:proofErr w:type="spellStart"/>
             <w:r>
               <w:t>account_id</w:t>
             </w:r>
-            <w:proofErr w:type="spellEnd"/>
           </w:p>
         </w:tc>
         <w:tc>
@@ -26953,13 +26610,8 @@
                 <w:szCs w:val="24"/>
               </w:rPr>
             </w:pPr>
-            <w:proofErr w:type="gramStart"/>
-            <w:r>
-              <w:t>varchar(</w:t>
-            </w:r>
-            <w:proofErr w:type="gramEnd"/>
-            <w:r>
-              <w:t>20)</w:t>
+            <w:r>
+              <w:t>varchar(20)</w:t>
             </w:r>
           </w:p>
         </w:tc>
@@ -26996,11 +26648,9 @@
                 <w:szCs w:val="24"/>
               </w:rPr>
             </w:pPr>
-            <w:proofErr w:type="spellStart"/>
             <w:r>
               <w:t>full_name</w:t>
             </w:r>
-            <w:proofErr w:type="spellEnd"/>
           </w:p>
         </w:tc>
         <w:tc>
@@ -27016,18 +26666,8 @@
                 <w:szCs w:val="24"/>
               </w:rPr>
             </w:pPr>
-            <w:proofErr w:type="spellStart"/>
-            <w:proofErr w:type="gramStart"/>
-            <w:r>
-              <w:t>nvarchar</w:t>
-            </w:r>
-            <w:proofErr w:type="spellEnd"/>
-            <w:r>
-              <w:t>(</w:t>
-            </w:r>
-            <w:proofErr w:type="gramEnd"/>
-            <w:r>
-              <w:t>100)</w:t>
+            <w:r>
+              <w:t>nvarchar(100)</w:t>
             </w:r>
           </w:p>
         </w:tc>
@@ -27132,18 +26772,8 @@
                 <w:szCs w:val="24"/>
               </w:rPr>
             </w:pPr>
-            <w:proofErr w:type="spellStart"/>
-            <w:proofErr w:type="gramStart"/>
-            <w:r>
-              <w:t>nvarchar</w:t>
-            </w:r>
-            <w:proofErr w:type="spellEnd"/>
-            <w:r>
-              <w:t>(</w:t>
-            </w:r>
-            <w:proofErr w:type="gramEnd"/>
-            <w:r>
-              <w:t>10)</w:t>
+            <w:r>
+              <w:t>nvarchar(10)</w:t>
             </w:r>
           </w:p>
         </w:tc>
@@ -27195,13 +26825,8 @@
                 <w:szCs w:val="24"/>
               </w:rPr>
             </w:pPr>
-            <w:proofErr w:type="gramStart"/>
-            <w:r>
-              <w:t>varchar(</w:t>
-            </w:r>
-            <w:proofErr w:type="gramEnd"/>
-            <w:r>
-              <w:t>100)</w:t>
+            <w:r>
+              <w:t>varchar(100)</w:t>
             </w:r>
           </w:p>
         </w:tc>
@@ -27253,13 +26878,8 @@
                 <w:szCs w:val="24"/>
               </w:rPr>
             </w:pPr>
-            <w:proofErr w:type="gramStart"/>
-            <w:r>
-              <w:t>varchar(</w:t>
-            </w:r>
-            <w:proofErr w:type="gramEnd"/>
-            <w:r>
-              <w:t>20)</w:t>
+            <w:r>
+              <w:t>varchar(20)</w:t>
             </w:r>
           </w:p>
         </w:tc>
@@ -27311,18 +26931,8 @@
                 <w:szCs w:val="24"/>
               </w:rPr>
             </w:pPr>
-            <w:proofErr w:type="spellStart"/>
-            <w:proofErr w:type="gramStart"/>
-            <w:r>
-              <w:t>nvarchar</w:t>
-            </w:r>
-            <w:proofErr w:type="spellEnd"/>
-            <w:r>
-              <w:t>(</w:t>
-            </w:r>
-            <w:proofErr w:type="gramEnd"/>
-            <w:r>
-              <w:t>255)</w:t>
+            <w:r>
+              <w:t>nvarchar(255)</w:t>
             </w:r>
           </w:p>
         </w:tc>
@@ -27356,11 +26966,9 @@
                 <w:szCs w:val="24"/>
               </w:rPr>
             </w:pPr>
-            <w:proofErr w:type="spellStart"/>
             <w:r>
               <w:t>class_id</w:t>
             </w:r>
-            <w:proofErr w:type="spellEnd"/>
           </w:p>
         </w:tc>
         <w:tc>
@@ -27376,13 +26984,8 @@
                 <w:szCs w:val="24"/>
               </w:rPr>
             </w:pPr>
-            <w:proofErr w:type="gramStart"/>
-            <w:r>
-              <w:t>varchar(</w:t>
-            </w:r>
-            <w:proofErr w:type="gramEnd"/>
-            <w:r>
-              <w:t>20)</w:t>
+            <w:r>
+              <w:t>varchar(20)</w:t>
             </w:r>
           </w:p>
         </w:tc>
@@ -27419,11 +27022,9 @@
                 <w:szCs w:val="24"/>
               </w:rPr>
             </w:pPr>
-            <w:proofErr w:type="spellStart"/>
             <w:r>
               <w:t>gpa</w:t>
             </w:r>
-            <w:proofErr w:type="spellEnd"/>
           </w:p>
         </w:tc>
         <w:tc>
@@ -27492,13 +27093,8 @@
                 <w:szCs w:val="24"/>
               </w:rPr>
             </w:pPr>
-            <w:proofErr w:type="gramStart"/>
-            <w:r>
-              <w:t>varchar(</w:t>
-            </w:r>
-            <w:proofErr w:type="gramEnd"/>
-            <w:r>
-              <w:t>20)</w:t>
+            <w:r>
+              <w:t>varchar(20)</w:t>
             </w:r>
           </w:p>
         </w:tc>
@@ -27664,11 +27260,9 @@
                 <w:lang w:val="vi-VN"/>
               </w:rPr>
             </w:pPr>
-            <w:proofErr w:type="spellStart"/>
             <w:r>
               <w:t>teacher_id</w:t>
             </w:r>
-            <w:proofErr w:type="spellEnd"/>
           </w:p>
         </w:tc>
         <w:tc>
@@ -27685,13 +27279,8 @@
                 <w:lang w:val="vi-VN"/>
               </w:rPr>
             </w:pPr>
-            <w:proofErr w:type="gramStart"/>
-            <w:r>
-              <w:t>varchar(</w:t>
-            </w:r>
-            <w:proofErr w:type="gramEnd"/>
-            <w:r>
-              <w:t>20)</w:t>
+            <w:r>
+              <w:t>varchar(20)</w:t>
             </w:r>
           </w:p>
         </w:tc>
@@ -27730,11 +27319,9 @@
                 <w:lang w:val="vi-VN"/>
               </w:rPr>
             </w:pPr>
-            <w:proofErr w:type="spellStart"/>
             <w:r>
               <w:t>account_id</w:t>
             </w:r>
-            <w:proofErr w:type="spellEnd"/>
           </w:p>
         </w:tc>
         <w:tc>
@@ -27751,13 +27338,8 @@
                 <w:lang w:val="vi-VN"/>
               </w:rPr>
             </w:pPr>
-            <w:proofErr w:type="gramStart"/>
-            <w:r>
-              <w:t>varchar(</w:t>
-            </w:r>
-            <w:proofErr w:type="gramEnd"/>
-            <w:r>
-              <w:t>20)</w:t>
+            <w:r>
+              <w:t>varchar(20)</w:t>
             </w:r>
           </w:p>
         </w:tc>
@@ -27796,11 +27378,9 @@
                 <w:lang w:val="vi-VN"/>
               </w:rPr>
             </w:pPr>
-            <w:proofErr w:type="spellStart"/>
             <w:r>
               <w:t>full_name</w:t>
             </w:r>
-            <w:proofErr w:type="spellEnd"/>
           </w:p>
         </w:tc>
         <w:tc>
@@ -27817,18 +27397,8 @@
                 <w:lang w:val="vi-VN"/>
               </w:rPr>
             </w:pPr>
-            <w:proofErr w:type="spellStart"/>
-            <w:proofErr w:type="gramStart"/>
-            <w:r>
-              <w:t>nvarchar</w:t>
-            </w:r>
-            <w:proofErr w:type="spellEnd"/>
-            <w:r>
-              <w:t>(</w:t>
-            </w:r>
-            <w:proofErr w:type="gramEnd"/>
-            <w:r>
-              <w:t>100)</w:t>
+            <w:r>
+              <w:t>nvarchar(100)</w:t>
             </w:r>
           </w:p>
         </w:tc>
@@ -27883,13 +27453,8 @@
                 <w:lang w:val="vi-VN"/>
               </w:rPr>
             </w:pPr>
-            <w:proofErr w:type="gramStart"/>
-            <w:r>
-              <w:t>varchar(</w:t>
-            </w:r>
-            <w:proofErr w:type="gramEnd"/>
-            <w:r>
-              <w:t>100)</w:t>
+            <w:r>
+              <w:t>varchar(100)</w:t>
             </w:r>
           </w:p>
         </w:tc>
@@ -27944,13 +27509,8 @@
                 <w:lang w:val="vi-VN"/>
               </w:rPr>
             </w:pPr>
-            <w:proofErr w:type="gramStart"/>
-            <w:r>
-              <w:t>varchar(</w:t>
-            </w:r>
-            <w:proofErr w:type="gramEnd"/>
-            <w:r>
-              <w:t>20)</w:t>
+            <w:r>
+              <w:t>varchar(20)</w:t>
             </w:r>
           </w:p>
         </w:tc>
@@ -28117,11 +27677,9 @@
                 <w:lang w:val="vi-VN"/>
               </w:rPr>
             </w:pPr>
-            <w:proofErr w:type="spellStart"/>
             <w:r>
               <w:t>class_id</w:t>
             </w:r>
-            <w:proofErr w:type="spellEnd"/>
           </w:p>
         </w:tc>
         <w:tc>
@@ -28138,13 +27696,8 @@
                 <w:lang w:val="vi-VN"/>
               </w:rPr>
             </w:pPr>
-            <w:proofErr w:type="gramStart"/>
-            <w:r>
-              <w:t>varchar(</w:t>
-            </w:r>
-            <w:proofErr w:type="gramEnd"/>
-            <w:r>
-              <w:t>20)</w:t>
+            <w:r>
+              <w:t>varchar(20)</w:t>
             </w:r>
           </w:p>
         </w:tc>
@@ -28183,11 +27736,9 @@
                 <w:lang w:val="vi-VN"/>
               </w:rPr>
             </w:pPr>
-            <w:proofErr w:type="spellStart"/>
             <w:r>
               <w:t>class_name</w:t>
             </w:r>
-            <w:proofErr w:type="spellEnd"/>
           </w:p>
         </w:tc>
         <w:tc>
@@ -28204,18 +27755,8 @@
                 <w:lang w:val="vi-VN"/>
               </w:rPr>
             </w:pPr>
-            <w:proofErr w:type="spellStart"/>
-            <w:proofErr w:type="gramStart"/>
-            <w:r>
-              <w:t>nvarchar</w:t>
-            </w:r>
-            <w:proofErr w:type="spellEnd"/>
-            <w:r>
-              <w:t>(</w:t>
-            </w:r>
-            <w:proofErr w:type="gramEnd"/>
-            <w:r>
-              <w:t>100)</w:t>
+            <w:r>
+              <w:t>nvarchar(100)</w:t>
             </w:r>
           </w:p>
         </w:tc>
@@ -28251,11 +27792,9 @@
                 <w:lang w:val="vi-VN"/>
               </w:rPr>
             </w:pPr>
-            <w:proofErr w:type="spellStart"/>
             <w:r>
               <w:t>teacher_id</w:t>
             </w:r>
-            <w:proofErr w:type="spellEnd"/>
           </w:p>
         </w:tc>
         <w:tc>
@@ -28272,13 +27811,8 @@
                 <w:lang w:val="vi-VN"/>
               </w:rPr>
             </w:pPr>
-            <w:proofErr w:type="gramStart"/>
-            <w:r>
-              <w:t>varchar(</w:t>
-            </w:r>
-            <w:proofErr w:type="gramEnd"/>
-            <w:r>
-              <w:t>20)</w:t>
+            <w:r>
+              <w:t>varchar(20)</w:t>
             </w:r>
           </w:p>
         </w:tc>
@@ -28448,11 +27982,9 @@
                 <w:lang w:val="vi-VN"/>
               </w:rPr>
             </w:pPr>
-            <w:proofErr w:type="spellStart"/>
             <w:r>
               <w:t>subject_id</w:t>
             </w:r>
-            <w:proofErr w:type="spellEnd"/>
           </w:p>
         </w:tc>
         <w:tc>
@@ -28469,13 +28001,8 @@
                 <w:lang w:val="vi-VN"/>
               </w:rPr>
             </w:pPr>
-            <w:proofErr w:type="gramStart"/>
-            <w:r>
-              <w:t>varchar(</w:t>
-            </w:r>
-            <w:proofErr w:type="gramEnd"/>
-            <w:r>
-              <w:t>20)</w:t>
+            <w:r>
+              <w:t>varchar(20)</w:t>
             </w:r>
           </w:p>
         </w:tc>
@@ -28514,11 +28041,9 @@
                 <w:lang w:val="vi-VN"/>
               </w:rPr>
             </w:pPr>
-            <w:proofErr w:type="spellStart"/>
             <w:r>
               <w:t>subject_code</w:t>
             </w:r>
-            <w:proofErr w:type="spellEnd"/>
           </w:p>
         </w:tc>
         <w:tc>
@@ -28535,13 +28060,8 @@
                 <w:lang w:val="vi-VN"/>
               </w:rPr>
             </w:pPr>
-            <w:proofErr w:type="gramStart"/>
-            <w:r>
-              <w:t>varchar(</w:t>
-            </w:r>
-            <w:proofErr w:type="gramEnd"/>
-            <w:r>
-              <w:t>20)</w:t>
+            <w:r>
+              <w:t>varchar(20)</w:t>
             </w:r>
           </w:p>
         </w:tc>
@@ -28580,11 +28100,9 @@
                 <w:lang w:val="vi-VN"/>
               </w:rPr>
             </w:pPr>
-            <w:proofErr w:type="spellStart"/>
             <w:r>
               <w:t>subject_name</w:t>
             </w:r>
-            <w:proofErr w:type="spellEnd"/>
           </w:p>
         </w:tc>
         <w:tc>
@@ -28601,18 +28119,8 @@
                 <w:lang w:val="vi-VN"/>
               </w:rPr>
             </w:pPr>
-            <w:proofErr w:type="spellStart"/>
-            <w:proofErr w:type="gramStart"/>
-            <w:r>
-              <w:t>nvarchar</w:t>
-            </w:r>
-            <w:proofErr w:type="spellEnd"/>
-            <w:r>
-              <w:t>(</w:t>
-            </w:r>
-            <w:proofErr w:type="gramEnd"/>
-            <w:r>
-              <w:t>100)</w:t>
+            <w:r>
+              <w:t>nvarchar(100)</w:t>
             </w:r>
           </w:p>
         </w:tc>
@@ -28723,13 +28231,8 @@
                 <w:lang w:val="vi-VN"/>
               </w:rPr>
             </w:pPr>
-            <w:proofErr w:type="gramStart"/>
-            <w:r>
-              <w:t>varchar(</w:t>
-            </w:r>
-            <w:proofErr w:type="gramEnd"/>
-            <w:r>
-              <w:t>20)</w:t>
+            <w:r>
+              <w:t>varchar(20)</w:t>
             </w:r>
           </w:p>
         </w:tc>
@@ -28897,11 +28400,9 @@
                 <w:lang w:val="vi-VN"/>
               </w:rPr>
             </w:pPr>
-            <w:proofErr w:type="spellStart"/>
             <w:r>
               <w:t>semester_id</w:t>
             </w:r>
-            <w:proofErr w:type="spellEnd"/>
           </w:p>
         </w:tc>
         <w:tc>
@@ -28918,13 +28419,8 @@
                 <w:lang w:val="vi-VN"/>
               </w:rPr>
             </w:pPr>
-            <w:proofErr w:type="gramStart"/>
-            <w:r>
-              <w:t>varchar(</w:t>
-            </w:r>
-            <w:proofErr w:type="gramEnd"/>
-            <w:r>
-              <w:t>20)</w:t>
+            <w:r>
+              <w:t>varchar(20)</w:t>
             </w:r>
           </w:p>
         </w:tc>
@@ -28963,11 +28459,9 @@
                 <w:lang w:val="vi-VN"/>
               </w:rPr>
             </w:pPr>
-            <w:proofErr w:type="spellStart"/>
             <w:r>
               <w:t>semester_name</w:t>
             </w:r>
-            <w:proofErr w:type="spellEnd"/>
           </w:p>
         </w:tc>
         <w:tc>
@@ -28984,18 +28478,8 @@
                 <w:lang w:val="vi-VN"/>
               </w:rPr>
             </w:pPr>
-            <w:proofErr w:type="spellStart"/>
-            <w:proofErr w:type="gramStart"/>
-            <w:r>
-              <w:t>nvarchar</w:t>
-            </w:r>
-            <w:proofErr w:type="spellEnd"/>
-            <w:r>
-              <w:t>(</w:t>
-            </w:r>
-            <w:proofErr w:type="gramEnd"/>
-            <w:r>
-              <w:t>50)</w:t>
+            <w:r>
+              <w:t>nvarchar(50)</w:t>
             </w:r>
           </w:p>
         </w:tc>
@@ -29031,11 +28515,9 @@
                 <w:lang w:val="vi-VN"/>
               </w:rPr>
             </w:pPr>
-            <w:proofErr w:type="spellStart"/>
             <w:r>
               <w:t>start_date</w:t>
             </w:r>
-            <w:proofErr w:type="spellEnd"/>
           </w:p>
         </w:tc>
         <w:tc>
@@ -29089,11 +28571,9 @@
                 <w:lang w:val="vi-VN"/>
               </w:rPr>
             </w:pPr>
-            <w:proofErr w:type="spellStart"/>
             <w:r>
               <w:t>end_date</w:t>
             </w:r>
-            <w:proofErr w:type="spellEnd"/>
           </w:p>
         </w:tc>
         <w:tc>
@@ -29161,20 +28641,8 @@
           <w:sz w:val="24"/>
           <w:szCs w:val="24"/>
         </w:rPr>
-        <w:t xml:space="preserve">7.2.7 </w:t>
-      </w:r>
-      <w:proofErr w:type="spellStart"/>
-      <w:r>
-        <w:rPr>
-          <w:rFonts w:ascii="Times New Roman" w:hAnsi="Times New Roman" w:cs="Times New Roman"/>
-          <w:b/>
-          <w:bCs/>
-          <w:sz w:val="24"/>
-          <w:szCs w:val="24"/>
-        </w:rPr>
-        <w:t>Class_Subject</w:t>
-      </w:r>
-      <w:proofErr w:type="spellEnd"/>
+        <w:t>7.2.7 Class_Subject</w:t>
+      </w:r>
     </w:p>
     <w:p>
       <w:pPr>
@@ -29286,11 +28754,9 @@
                 <w:szCs w:val="24"/>
               </w:rPr>
             </w:pPr>
-            <w:proofErr w:type="spellStart"/>
             <w:r>
               <w:t>class_subject_id</w:t>
             </w:r>
-            <w:proofErr w:type="spellEnd"/>
           </w:p>
         </w:tc>
         <w:tc>
@@ -29306,13 +28772,8 @@
                 <w:szCs w:val="24"/>
               </w:rPr>
             </w:pPr>
-            <w:proofErr w:type="gramStart"/>
-            <w:r>
-              <w:t>varchar(</w:t>
-            </w:r>
-            <w:proofErr w:type="gramEnd"/>
-            <w:r>
-              <w:t>20)</w:t>
+            <w:r>
+              <w:t>varchar(20)</w:t>
             </w:r>
           </w:p>
         </w:tc>
@@ -29349,11 +28810,9 @@
                 <w:szCs w:val="24"/>
               </w:rPr>
             </w:pPr>
-            <w:proofErr w:type="spellStart"/>
             <w:r>
               <w:t>class_id</w:t>
             </w:r>
-            <w:proofErr w:type="spellEnd"/>
           </w:p>
         </w:tc>
         <w:tc>
@@ -29369,13 +28828,8 @@
                 <w:szCs w:val="24"/>
               </w:rPr>
             </w:pPr>
-            <w:proofErr w:type="gramStart"/>
-            <w:r>
-              <w:t>varchar(</w:t>
-            </w:r>
-            <w:proofErr w:type="gramEnd"/>
-            <w:r>
-              <w:t>20)</w:t>
+            <w:r>
+              <w:t>varchar(20)</w:t>
             </w:r>
           </w:p>
         </w:tc>
@@ -29412,11 +28866,9 @@
                 <w:szCs w:val="24"/>
               </w:rPr>
             </w:pPr>
-            <w:proofErr w:type="spellStart"/>
             <w:r>
               <w:t>subject_id</w:t>
             </w:r>
-            <w:proofErr w:type="spellEnd"/>
           </w:p>
         </w:tc>
         <w:tc>
@@ -29432,13 +28884,8 @@
                 <w:szCs w:val="24"/>
               </w:rPr>
             </w:pPr>
-            <w:proofErr w:type="gramStart"/>
-            <w:r>
-              <w:t>varchar(</w:t>
-            </w:r>
-            <w:proofErr w:type="gramEnd"/>
-            <w:r>
-              <w:t>20)</w:t>
+            <w:r>
+              <w:t>varchar(20)</w:t>
             </w:r>
           </w:p>
         </w:tc>
@@ -29475,11 +28922,9 @@
                 <w:szCs w:val="24"/>
               </w:rPr>
             </w:pPr>
-            <w:proofErr w:type="spellStart"/>
             <w:r>
               <w:t>teacher_id</w:t>
             </w:r>
-            <w:proofErr w:type="spellEnd"/>
           </w:p>
         </w:tc>
         <w:tc>
@@ -29495,13 +28940,8 @@
                 <w:szCs w:val="24"/>
               </w:rPr>
             </w:pPr>
-            <w:proofErr w:type="gramStart"/>
-            <w:r>
-              <w:t>varchar(</w:t>
-            </w:r>
-            <w:proofErr w:type="gramEnd"/>
-            <w:r>
-              <w:t>20)</w:t>
+            <w:r>
+              <w:t>varchar(20)</w:t>
             </w:r>
           </w:p>
         </w:tc>
@@ -29538,11 +28978,9 @@
                 <w:szCs w:val="24"/>
               </w:rPr>
             </w:pPr>
-            <w:proofErr w:type="spellStart"/>
             <w:r>
               <w:t>semester_id</w:t>
             </w:r>
-            <w:proofErr w:type="spellEnd"/>
           </w:p>
         </w:tc>
         <w:tc>
@@ -29558,13 +28996,8 @@
                 <w:szCs w:val="24"/>
               </w:rPr>
             </w:pPr>
-            <w:proofErr w:type="gramStart"/>
-            <w:r>
-              <w:t>varchar(</w:t>
-            </w:r>
-            <w:proofErr w:type="gramEnd"/>
-            <w:r>
-              <w:t>20)</w:t>
+            <w:r>
+              <w:t>varchar(20)</w:t>
             </w:r>
           </w:p>
         </w:tc>
@@ -29616,20 +29049,8 @@
           <w:sz w:val="24"/>
           <w:szCs w:val="24"/>
         </w:rPr>
-        <w:t xml:space="preserve">7.2.8 </w:t>
-      </w:r>
-      <w:proofErr w:type="spellStart"/>
-      <w:r>
-        <w:rPr>
-          <w:rFonts w:ascii="Times New Roman" w:hAnsi="Times New Roman" w:cs="Times New Roman"/>
-          <w:b/>
-          <w:bCs/>
-          <w:sz w:val="24"/>
-          <w:szCs w:val="24"/>
-        </w:rPr>
-        <w:t>Teacher_Subject</w:t>
-      </w:r>
-      <w:proofErr w:type="spellEnd"/>
+        <w:t>7.2.8 Teacher_Subject</w:t>
+      </w:r>
     </w:p>
     <w:p>
       <w:pPr>
@@ -29741,11 +29162,9 @@
                 <w:szCs w:val="24"/>
               </w:rPr>
             </w:pPr>
-            <w:proofErr w:type="spellStart"/>
             <w:r>
               <w:t>teacher_subject_id</w:t>
             </w:r>
-            <w:proofErr w:type="spellEnd"/>
           </w:p>
         </w:tc>
         <w:tc>
@@ -29761,13 +29180,8 @@
                 <w:szCs w:val="24"/>
               </w:rPr>
             </w:pPr>
-            <w:proofErr w:type="gramStart"/>
-            <w:r>
-              <w:t>varchar(</w:t>
-            </w:r>
-            <w:proofErr w:type="gramEnd"/>
-            <w:r>
-              <w:t>20)</w:t>
+            <w:r>
+              <w:t>varchar(20)</w:t>
             </w:r>
           </w:p>
         </w:tc>
@@ -29804,11 +29218,9 @@
                 <w:szCs w:val="24"/>
               </w:rPr>
             </w:pPr>
-            <w:proofErr w:type="spellStart"/>
             <w:r>
               <w:t>teacher_id</w:t>
             </w:r>
-            <w:proofErr w:type="spellEnd"/>
           </w:p>
         </w:tc>
         <w:tc>
@@ -29824,13 +29236,8 @@
                 <w:szCs w:val="24"/>
               </w:rPr>
             </w:pPr>
-            <w:proofErr w:type="gramStart"/>
-            <w:r>
-              <w:t>varchar(</w:t>
-            </w:r>
-            <w:proofErr w:type="gramEnd"/>
-            <w:r>
-              <w:t>20)</w:t>
+            <w:r>
+              <w:t>varchar(20)</w:t>
             </w:r>
           </w:p>
         </w:tc>
@@ -29867,11 +29274,9 @@
                 <w:szCs w:val="24"/>
               </w:rPr>
             </w:pPr>
-            <w:proofErr w:type="spellStart"/>
             <w:r>
               <w:t>subject_id</w:t>
             </w:r>
-            <w:proofErr w:type="spellEnd"/>
           </w:p>
         </w:tc>
         <w:tc>
@@ -29887,13 +29292,8 @@
                 <w:szCs w:val="24"/>
               </w:rPr>
             </w:pPr>
-            <w:proofErr w:type="gramStart"/>
-            <w:r>
-              <w:t>varchar(</w:t>
-            </w:r>
-            <w:proofErr w:type="gramEnd"/>
-            <w:r>
-              <w:t>20)</w:t>
+            <w:r>
+              <w:t>varchar(20)</w:t>
             </w:r>
           </w:p>
         </w:tc>
@@ -29945,20 +29345,8 @@
           <w:sz w:val="24"/>
           <w:szCs w:val="24"/>
         </w:rPr>
-        <w:t xml:space="preserve">7.2.9 </w:t>
-      </w:r>
-      <w:proofErr w:type="gramStart"/>
-      <w:r>
-        <w:rPr>
-          <w:rFonts w:ascii="Times New Roman" w:hAnsi="Times New Roman" w:cs="Times New Roman"/>
-          <w:b/>
-          <w:bCs/>
-          <w:sz w:val="24"/>
-          <w:szCs w:val="24"/>
-        </w:rPr>
-        <w:t>Score</w:t>
-      </w:r>
-      <w:proofErr w:type="gramEnd"/>
+        <w:t>7.2.9 Score</w:t>
+      </w:r>
     </w:p>
     <w:p>
       <w:pPr>
@@ -30070,11 +29458,9 @@
                 <w:szCs w:val="24"/>
               </w:rPr>
             </w:pPr>
-            <w:proofErr w:type="spellStart"/>
             <w:r>
               <w:t>score_id</w:t>
             </w:r>
-            <w:proofErr w:type="spellEnd"/>
           </w:p>
         </w:tc>
         <w:tc>
@@ -30090,13 +29476,8 @@
                 <w:szCs w:val="24"/>
               </w:rPr>
             </w:pPr>
-            <w:proofErr w:type="gramStart"/>
-            <w:r>
-              <w:t>varchar(</w:t>
-            </w:r>
-            <w:proofErr w:type="gramEnd"/>
-            <w:r>
-              <w:t>20)</w:t>
+            <w:r>
+              <w:t>varchar(20)</w:t>
             </w:r>
           </w:p>
         </w:tc>
@@ -30133,11 +29514,9 @@
                 <w:szCs w:val="24"/>
               </w:rPr>
             </w:pPr>
-            <w:proofErr w:type="spellStart"/>
             <w:r>
               <w:t>student_id</w:t>
             </w:r>
-            <w:proofErr w:type="spellEnd"/>
           </w:p>
         </w:tc>
         <w:tc>
@@ -30153,13 +29532,8 @@
                 <w:szCs w:val="24"/>
               </w:rPr>
             </w:pPr>
-            <w:proofErr w:type="gramStart"/>
-            <w:r>
-              <w:t>varchar(</w:t>
-            </w:r>
-            <w:proofErr w:type="gramEnd"/>
-            <w:r>
-              <w:t>20)</w:t>
+            <w:r>
+              <w:t>varchar(20)</w:t>
             </w:r>
           </w:p>
         </w:tc>
@@ -30196,11 +29570,9 @@
                 <w:szCs w:val="24"/>
               </w:rPr>
             </w:pPr>
-            <w:proofErr w:type="spellStart"/>
             <w:r>
               <w:t>subject_id</w:t>
             </w:r>
-            <w:proofErr w:type="spellEnd"/>
           </w:p>
         </w:tc>
         <w:tc>
@@ -30216,13 +29588,8 @@
                 <w:szCs w:val="24"/>
               </w:rPr>
             </w:pPr>
-            <w:proofErr w:type="gramStart"/>
-            <w:r>
-              <w:t>varchar(</w:t>
-            </w:r>
-            <w:proofErr w:type="gramEnd"/>
-            <w:r>
-              <w:t>20)</w:t>
+            <w:r>
+              <w:t>varchar(20)</w:t>
             </w:r>
           </w:p>
         </w:tc>
@@ -30259,11 +29626,9 @@
                 <w:szCs w:val="24"/>
               </w:rPr>
             </w:pPr>
-            <w:proofErr w:type="spellStart"/>
             <w:r>
               <w:t>semester_id</w:t>
             </w:r>
-            <w:proofErr w:type="spellEnd"/>
           </w:p>
         </w:tc>
         <w:tc>
@@ -30279,13 +29644,8 @@
                 <w:szCs w:val="24"/>
               </w:rPr>
             </w:pPr>
-            <w:proofErr w:type="gramStart"/>
-            <w:r>
-              <w:t>varchar(</w:t>
-            </w:r>
-            <w:proofErr w:type="gramEnd"/>
-            <w:r>
-              <w:t>20)</w:t>
+            <w:r>
+              <w:t>varchar(20)</w:t>
             </w:r>
           </w:p>
         </w:tc>
@@ -30322,11 +29682,9 @@
                 <w:szCs w:val="24"/>
               </w:rPr>
             </w:pPr>
-            <w:proofErr w:type="spellStart"/>
             <w:r>
               <w:t>score_value</w:t>
             </w:r>
-            <w:proofErr w:type="spellEnd"/>
           </w:p>
         </w:tc>
         <w:tc>
@@ -30489,20 +29847,8 @@
           <w:szCs w:val="24"/>
         </w:rPr>
         <w:lastRenderedPageBreak/>
-        <w:t xml:space="preserve">7.2.10 </w:t>
-      </w:r>
-      <w:proofErr w:type="spellStart"/>
-      <w:r>
-        <w:rPr>
-          <w:rFonts w:ascii="Times New Roman" w:hAnsi="Times New Roman" w:cs="Times New Roman"/>
-          <w:b/>
-          <w:bCs/>
-          <w:sz w:val="24"/>
-          <w:szCs w:val="24"/>
-        </w:rPr>
-        <w:t>ScoreComponent</w:t>
-      </w:r>
-      <w:proofErr w:type="spellEnd"/>
+        <w:t>7.2.10 ScoreComponent</w:t>
+      </w:r>
     </w:p>
     <w:p>
       <w:pPr>
@@ -30614,11 +29960,9 @@
                 <w:szCs w:val="24"/>
               </w:rPr>
             </w:pPr>
-            <w:proofErr w:type="spellStart"/>
             <w:r>
               <w:t>component_id</w:t>
             </w:r>
-            <w:proofErr w:type="spellEnd"/>
           </w:p>
         </w:tc>
         <w:tc>
@@ -30634,13 +29978,8 @@
                 <w:szCs w:val="24"/>
               </w:rPr>
             </w:pPr>
-            <w:proofErr w:type="gramStart"/>
-            <w:r>
-              <w:t>varchar(</w:t>
-            </w:r>
-            <w:proofErr w:type="gramEnd"/>
-            <w:r>
-              <w:t>20)</w:t>
+            <w:r>
+              <w:t>varchar(20)</w:t>
             </w:r>
           </w:p>
         </w:tc>
@@ -30677,11 +30016,9 @@
                 <w:szCs w:val="24"/>
               </w:rPr>
             </w:pPr>
-            <w:proofErr w:type="spellStart"/>
             <w:r>
               <w:t>score_id</w:t>
             </w:r>
-            <w:proofErr w:type="spellEnd"/>
           </w:p>
         </w:tc>
         <w:tc>
@@ -30697,13 +30034,8 @@
                 <w:szCs w:val="24"/>
               </w:rPr>
             </w:pPr>
-            <w:proofErr w:type="gramStart"/>
-            <w:r>
-              <w:t>varchar(</w:t>
-            </w:r>
-            <w:proofErr w:type="gramEnd"/>
-            <w:r>
-              <w:t>20)</w:t>
+            <w:r>
+              <w:t>varchar(20)</w:t>
             </w:r>
           </w:p>
         </w:tc>
@@ -30740,11 +30072,9 @@
                 <w:szCs w:val="24"/>
               </w:rPr>
             </w:pPr>
-            <w:proofErr w:type="spellStart"/>
             <w:r>
               <w:t>component_name</w:t>
             </w:r>
-            <w:proofErr w:type="spellEnd"/>
           </w:p>
         </w:tc>
         <w:tc>
@@ -30760,18 +30090,8 @@
                 <w:szCs w:val="24"/>
               </w:rPr>
             </w:pPr>
-            <w:proofErr w:type="spellStart"/>
-            <w:proofErr w:type="gramStart"/>
-            <w:r>
-              <w:t>nvarchar</w:t>
-            </w:r>
-            <w:proofErr w:type="spellEnd"/>
-            <w:r>
-              <w:t>(</w:t>
-            </w:r>
-            <w:proofErr w:type="gramEnd"/>
-            <w:r>
-              <w:t>50)</w:t>
+            <w:r>
+              <w:t>nvarchar(50)</w:t>
             </w:r>
           </w:p>
         </w:tc>
@@ -31133,11 +30453,9 @@
                 <w:lang w:val="vi-VN"/>
               </w:rPr>
             </w:pPr>
-            <w:proofErr w:type="spellStart"/>
             <w:r>
               <w:t>attendance_id</w:t>
             </w:r>
-            <w:proofErr w:type="spellEnd"/>
           </w:p>
         </w:tc>
         <w:tc>
@@ -31154,13 +30472,8 @@
                 <w:lang w:val="vi-VN"/>
               </w:rPr>
             </w:pPr>
-            <w:proofErr w:type="gramStart"/>
-            <w:r>
-              <w:t>varchar(</w:t>
-            </w:r>
-            <w:proofErr w:type="gramEnd"/>
-            <w:r>
-              <w:t>20)</w:t>
+            <w:r>
+              <w:t>varchar(20)</w:t>
             </w:r>
           </w:p>
         </w:tc>
@@ -31199,11 +30512,9 @@
                 <w:lang w:val="vi-VN"/>
               </w:rPr>
             </w:pPr>
-            <w:proofErr w:type="spellStart"/>
             <w:r>
               <w:t>student_id</w:t>
             </w:r>
-            <w:proofErr w:type="spellEnd"/>
           </w:p>
         </w:tc>
         <w:tc>
@@ -31220,13 +30531,8 @@
                 <w:lang w:val="vi-VN"/>
               </w:rPr>
             </w:pPr>
-            <w:proofErr w:type="gramStart"/>
-            <w:r>
-              <w:t>varchar(</w:t>
-            </w:r>
-            <w:proofErr w:type="gramEnd"/>
-            <w:r>
-              <w:t>20)</w:t>
+            <w:r>
+              <w:t>varchar(20)</w:t>
             </w:r>
           </w:p>
         </w:tc>
@@ -31265,11 +30571,9 @@
                 <w:lang w:val="vi-VN"/>
               </w:rPr>
             </w:pPr>
-            <w:proofErr w:type="spellStart"/>
             <w:r>
               <w:t>class_subject_id</w:t>
             </w:r>
-            <w:proofErr w:type="spellEnd"/>
           </w:p>
         </w:tc>
         <w:tc>
@@ -31286,13 +30590,8 @@
                 <w:lang w:val="vi-VN"/>
               </w:rPr>
             </w:pPr>
-            <w:proofErr w:type="gramStart"/>
-            <w:r>
-              <w:t>varchar(</w:t>
-            </w:r>
-            <w:proofErr w:type="gramEnd"/>
-            <w:r>
-              <w:t>20)</w:t>
+            <w:r>
+              <w:t>varchar(20)</w:t>
             </w:r>
           </w:p>
         </w:tc>
@@ -31331,11 +30630,9 @@
                 <w:lang w:val="vi-VN"/>
               </w:rPr>
             </w:pPr>
-            <w:proofErr w:type="spellStart"/>
             <w:r>
               <w:t>attendance_date</w:t>
             </w:r>
-            <w:proofErr w:type="spellEnd"/>
           </w:p>
         </w:tc>
         <w:tc>
@@ -31408,13 +30705,8 @@
                 <w:lang w:val="vi-VN"/>
               </w:rPr>
             </w:pPr>
-            <w:proofErr w:type="gramStart"/>
-            <w:r>
-              <w:t>varchar(</w:t>
-            </w:r>
-            <w:proofErr w:type="gramEnd"/>
-            <w:r>
-              <w:t>20)</w:t>
+            <w:r>
+              <w:t>varchar(20)</w:t>
             </w:r>
           </w:p>
         </w:tc>
@@ -31705,11 +30997,9 @@
                 <w:lang w:val="vi-VN"/>
               </w:rPr>
             </w:pPr>
-            <w:proofErr w:type="spellStart"/>
             <w:r>
               <w:t>notification_id</w:t>
             </w:r>
-            <w:proofErr w:type="spellEnd"/>
           </w:p>
         </w:tc>
         <w:tc>
@@ -31726,13 +31016,8 @@
                 <w:lang w:val="vi-VN"/>
               </w:rPr>
             </w:pPr>
-            <w:proofErr w:type="gramStart"/>
-            <w:r>
-              <w:t>varchar(</w:t>
-            </w:r>
-            <w:proofErr w:type="gramEnd"/>
-            <w:r>
-              <w:t>20)</w:t>
+            <w:r>
+              <w:t>varchar(20)</w:t>
             </w:r>
           </w:p>
         </w:tc>
@@ -31790,18 +31075,8 @@
                 <w:lang w:val="vi-VN"/>
               </w:rPr>
             </w:pPr>
-            <w:proofErr w:type="spellStart"/>
-            <w:proofErr w:type="gramStart"/>
-            <w:r>
-              <w:t>nvarchar</w:t>
-            </w:r>
-            <w:proofErr w:type="spellEnd"/>
-            <w:r>
-              <w:t>(</w:t>
-            </w:r>
-            <w:proofErr w:type="gramEnd"/>
-            <w:r>
-              <w:t>200)</w:t>
+            <w:r>
+              <w:t>nvarchar(200)</w:t>
             </w:r>
           </w:p>
         </w:tc>
@@ -31856,13 +31131,8 @@
                 <w:lang w:val="vi-VN"/>
               </w:rPr>
             </w:pPr>
-            <w:proofErr w:type="spellStart"/>
-            <w:r>
-              <w:t>nvarchar</w:t>
-            </w:r>
-            <w:proofErr w:type="spellEnd"/>
-            <w:r>
-              <w:t>(max)</w:t>
+            <w:r>
+              <w:t>nvarchar(max)</w:t>
             </w:r>
           </w:p>
         </w:tc>
@@ -31898,11 +31168,9 @@
                 <w:lang w:val="vi-VN"/>
               </w:rPr>
             </w:pPr>
-            <w:proofErr w:type="spellStart"/>
             <w:r>
               <w:t>sender_id</w:t>
             </w:r>
-            <w:proofErr w:type="spellEnd"/>
           </w:p>
         </w:tc>
         <w:tc>
@@ -31919,13 +31187,8 @@
                 <w:lang w:val="vi-VN"/>
               </w:rPr>
             </w:pPr>
-            <w:proofErr w:type="gramStart"/>
-            <w:r>
-              <w:t>varchar(</w:t>
-            </w:r>
-            <w:proofErr w:type="gramEnd"/>
-            <w:r>
-              <w:t>20)</w:t>
+            <w:r>
+              <w:t>varchar(20)</w:t>
             </w:r>
           </w:p>
         </w:tc>
@@ -31964,11 +31227,9 @@
                 <w:lang w:val="vi-VN"/>
               </w:rPr>
             </w:pPr>
-            <w:proofErr w:type="spellStart"/>
             <w:r>
               <w:t>created_date</w:t>
             </w:r>
-            <w:proofErr w:type="spellEnd"/>
           </w:p>
         </w:tc>
         <w:tc>
@@ -32093,20 +31354,8 @@
           <w:sz w:val="24"/>
           <w:szCs w:val="24"/>
         </w:rPr>
-        <w:t xml:space="preserve"> </w:t>
-      </w:r>
-      <w:proofErr w:type="spellStart"/>
-      <w:r>
-        <w:rPr>
-          <w:rFonts w:ascii="Times New Roman" w:hAnsi="Times New Roman" w:cs="Times New Roman"/>
-          <w:b/>
-          <w:bCs/>
-          <w:sz w:val="24"/>
-          <w:szCs w:val="24"/>
-        </w:rPr>
-        <w:t>SystemLog</w:t>
-      </w:r>
-      <w:proofErr w:type="spellEnd"/>
+        <w:t xml:space="preserve"> SystemLog</w:t>
+      </w:r>
     </w:p>
     <w:p>
       <w:pPr>
@@ -32218,11 +31467,9 @@
                 <w:szCs w:val="24"/>
               </w:rPr>
             </w:pPr>
-            <w:proofErr w:type="spellStart"/>
             <w:r>
               <w:t>log_id</w:t>
             </w:r>
-            <w:proofErr w:type="spellEnd"/>
           </w:p>
         </w:tc>
         <w:tc>
@@ -32238,13 +31485,8 @@
                 <w:szCs w:val="24"/>
               </w:rPr>
             </w:pPr>
-            <w:proofErr w:type="gramStart"/>
-            <w:r>
-              <w:t>varchar(</w:t>
-            </w:r>
-            <w:proofErr w:type="gramEnd"/>
-            <w:r>
-              <w:t>20)</w:t>
+            <w:r>
+              <w:t>varchar(20)</w:t>
             </w:r>
           </w:p>
         </w:tc>
@@ -32281,11 +31523,9 @@
                 <w:szCs w:val="24"/>
               </w:rPr>
             </w:pPr>
-            <w:proofErr w:type="spellStart"/>
             <w:r>
               <w:t>account_id</w:t>
             </w:r>
-            <w:proofErr w:type="spellEnd"/>
           </w:p>
         </w:tc>
         <w:tc>
@@ -32301,13 +31541,8 @@
                 <w:szCs w:val="24"/>
               </w:rPr>
             </w:pPr>
-            <w:proofErr w:type="gramStart"/>
-            <w:r>
-              <w:t>varchar(</w:t>
-            </w:r>
-            <w:proofErr w:type="gramEnd"/>
-            <w:r>
-              <w:t>20)</w:t>
+            <w:r>
+              <w:t>varchar(20)</w:t>
             </w:r>
           </w:p>
         </w:tc>
@@ -32362,18 +31597,8 @@
                 <w:szCs w:val="24"/>
               </w:rPr>
             </w:pPr>
-            <w:proofErr w:type="spellStart"/>
-            <w:proofErr w:type="gramStart"/>
-            <w:r>
-              <w:t>nvarchar</w:t>
-            </w:r>
-            <w:proofErr w:type="spellEnd"/>
-            <w:r>
-              <w:t>(</w:t>
-            </w:r>
-            <w:proofErr w:type="gramEnd"/>
-            <w:r>
-              <w:t>255)</w:t>
+            <w:r>
+              <w:t>nvarchar(255)</w:t>
             </w:r>
           </w:p>
         </w:tc>
@@ -32407,11 +31632,9 @@
                 <w:szCs w:val="24"/>
               </w:rPr>
             </w:pPr>
-            <w:proofErr w:type="spellStart"/>
             <w:r>
               <w:t>log_time</w:t>
             </w:r>
-            <w:proofErr w:type="spellEnd"/>
           </w:p>
         </w:tc>
         <w:tc>
@@ -32499,7 +31722,6 @@
         </w:rPr>
         <w:t xml:space="preserve"> </w:t>
       </w:r>
-      <w:proofErr w:type="spellStart"/>
       <w:r>
         <w:rPr>
           <w:rFonts w:ascii="Times New Roman" w:hAnsi="Times New Roman" w:cs="Times New Roman"/>
@@ -32520,7 +31742,6 @@
         </w:rPr>
         <w:t>Log</w:t>
       </w:r>
-      <w:proofErr w:type="spellEnd"/>
     </w:p>
     <w:p>
       <w:pPr>
@@ -32637,11 +31858,9 @@
                 <w:lang w:val="vi-VN"/>
               </w:rPr>
             </w:pPr>
-            <w:proofErr w:type="spellStart"/>
             <w:r>
               <w:t>backup_id</w:t>
             </w:r>
-            <w:proofErr w:type="spellEnd"/>
           </w:p>
         </w:tc>
         <w:tc>
@@ -32658,13 +31877,8 @@
                 <w:lang w:val="vi-VN"/>
               </w:rPr>
             </w:pPr>
-            <w:proofErr w:type="gramStart"/>
-            <w:r>
-              <w:t>varchar(</w:t>
-            </w:r>
-            <w:proofErr w:type="gramEnd"/>
-            <w:r>
-              <w:t>20)</w:t>
+            <w:r>
+              <w:t>varchar(20)</w:t>
             </w:r>
           </w:p>
         </w:tc>
@@ -32703,11 +31917,9 @@
                 <w:lang w:val="vi-VN"/>
               </w:rPr>
             </w:pPr>
-            <w:proofErr w:type="spellStart"/>
             <w:r>
               <w:t>backup_date</w:t>
             </w:r>
-            <w:proofErr w:type="spellEnd"/>
           </w:p>
         </w:tc>
         <w:tc>
@@ -32761,11 +31973,9 @@
                 <w:lang w:val="vi-VN"/>
               </w:rPr>
             </w:pPr>
-            <w:proofErr w:type="spellStart"/>
             <w:r>
               <w:t>backup_file</w:t>
             </w:r>
-            <w:proofErr w:type="spellEnd"/>
           </w:p>
         </w:tc>
         <w:tc>
@@ -32782,13 +31992,8 @@
                 <w:lang w:val="vi-VN"/>
               </w:rPr>
             </w:pPr>
-            <w:proofErr w:type="gramStart"/>
-            <w:r>
-              <w:t>varchar(</w:t>
-            </w:r>
-            <w:proofErr w:type="gramEnd"/>
-            <w:r>
-              <w:t>255)</w:t>
+            <w:r>
+              <w:t>varchar(255)</w:t>
             </w:r>
           </w:p>
         </w:tc>
@@ -32843,13 +32048,8 @@
                 <w:lang w:val="vi-VN"/>
               </w:rPr>
             </w:pPr>
-            <w:proofErr w:type="gramStart"/>
-            <w:r>
-              <w:t>varchar(</w:t>
-            </w:r>
-            <w:proofErr w:type="gramEnd"/>
-            <w:r>
-              <w:t>20)</w:t>
+            <w:r>
+              <w:t>varchar(20)</w:t>
             </w:r>
           </w:p>
         </w:tc>
@@ -32885,11 +32085,9 @@
                 <w:lang w:val="vi-VN"/>
               </w:rPr>
             </w:pPr>
-            <w:proofErr w:type="spellStart"/>
             <w:r>
               <w:t>created_by</w:t>
             </w:r>
-            <w:proofErr w:type="spellEnd"/>
           </w:p>
         </w:tc>
         <w:tc>
@@ -32906,13 +32104,8 @@
                 <w:lang w:val="vi-VN"/>
               </w:rPr>
             </w:pPr>
-            <w:proofErr w:type="gramStart"/>
-            <w:r>
-              <w:t>varchar(</w:t>
-            </w:r>
-            <w:proofErr w:type="gramEnd"/>
-            <w:r>
-              <w:t>20)</w:t>
+            <w:r>
+              <w:t>varchar(20)</w:t>
             </w:r>
           </w:p>
         </w:tc>
@@ -33012,25 +32205,7 @@
           <w:sz w:val="24"/>
           <w:szCs w:val="24"/>
         </w:rPr>
-        <w:t xml:space="preserve">The database relationships are designed to maintain referential integrity and support all functional requirements of the </w:t>
-      </w:r>
-      <w:proofErr w:type="spellStart"/>
-      <w:r>
-        <w:rPr>
-          <w:rFonts w:ascii="Times New Roman" w:hAnsi="Times New Roman" w:cs="Times New Roman"/>
-          <w:sz w:val="24"/>
-          <w:szCs w:val="24"/>
-        </w:rPr>
-        <w:t>Acadex</w:t>
-      </w:r>
-      <w:proofErr w:type="spellEnd"/>
-      <w:r>
-        <w:rPr>
-          <w:rFonts w:ascii="Times New Roman" w:hAnsi="Times New Roman" w:cs="Times New Roman"/>
-          <w:sz w:val="24"/>
-          <w:szCs w:val="24"/>
-        </w:rPr>
-        <w:t xml:space="preserve"> system.</w:t>
+        <w:t>The database relationships are designed to maintain referential integrity and support all functional requirements of the Acadex system.</w:t>
       </w:r>
     </w:p>
     <w:p>
@@ -33831,11 +33006,9 @@
                 <w:lang w:val="vi-VN"/>
               </w:rPr>
             </w:pPr>
-            <w:proofErr w:type="spellStart"/>
             <w:r>
               <w:t>SystemLog</w:t>
             </w:r>
-            <w:proofErr w:type="spellEnd"/>
           </w:p>
         </w:tc>
         <w:tc>
@@ -33996,11 +33169,9 @@
                 <w:lang w:val="vi-VN"/>
               </w:rPr>
             </w:pPr>
-            <w:proofErr w:type="spellStart"/>
             <w:r>
               <w:t>Teacher_Subject</w:t>
             </w:r>
-            <w:proofErr w:type="spellEnd"/>
           </w:p>
         </w:tc>
       </w:tr>
@@ -34042,11 +33213,9 @@
                 <w:lang w:val="vi-VN"/>
               </w:rPr>
             </w:pPr>
-            <w:proofErr w:type="spellStart"/>
             <w:r>
               <w:t>Class_Subject</w:t>
             </w:r>
-            <w:proofErr w:type="spellEnd"/>
           </w:p>
         </w:tc>
       </w:tr>
@@ -42912,6 +42081,7 @@
   <w:style w:type="character" w:default="1" w:styleId="DefaultParagraphFont">
     <w:name w:val="Default Paragraph Font"/>
     <w:uiPriority w:val="1"/>
+    <w:semiHidden/>
     <w:unhideWhenUsed/>
   </w:style>
   <w:style w:type="table" w:default="1" w:styleId="TableNormal">
